--- a/CREST_Gold_Report.docx
+++ b/CREST_Gold_Report.docx
@@ -7,7 +7,7 @@
         <w:pStyle w:val="Title"/>
       </w:pPr>
       <w:r>
-        <w:t xml:space="preserve">Keystroke-Dynamics Verification — CREST Gold Report</w:t>
+        <w:t xml:space="preserve">Keystroke-Dynamics Verification - CREST Gold Report</w:t>
       </w:r>
     </w:p>
     <w:p>
@@ -7684,7 +7684,7 @@
       </w:r>
     </w:p>
     <w:bookmarkEnd w:id="57"/>
-    <w:bookmarkStart w:id="63" w:name="X3f9863923e1b43a065232fbb04e470f8d8aee1f"/>
+    <w:bookmarkStart w:id="69" w:name="X3f9863923e1b43a065232fbb04e470f8d8aee1f"/>
     <w:p>
       <w:pPr>
         <w:pStyle w:val="Heading1"/>
@@ -8461,7 +8461,7 @@
       </w:r>
     </w:p>
     <w:bookmarkEnd w:id="59"/>
-    <w:bookmarkStart w:id="60" w:name="appendix-c--full-results-and-figures"/>
+    <w:bookmarkStart w:id="66" w:name="appendix-c--full-results-and-figures"/>
     <w:p>
       <w:pPr>
         <w:pStyle w:val="Heading2"/>
@@ -9202,7 +9202,7 @@
         <w:pStyle w:val="BodyText"/>
       </w:pPr>
       <w:r>
-        <w:t xml:space="preserve">Figures (in</w:t>
+        <w:t xml:space="preserve">Both figures are generated by</w:t>
       </w:r>
       <w:r>
         <w:t xml:space="preserve"> </w:t>
@@ -9211,54 +9211,171 @@
         <w:rPr>
           <w:rStyle w:val="VerbatimChar"/>
         </w:rPr>
+        <w:t xml:space="preserve">research/scripts/make_figures.py</w:t>
+      </w:r>
+      <w:r>
+        <w:t xml:space="preserve"> </w:t>
+      </w:r>
+      <w:r>
+        <w:t xml:space="preserve">and live in</w:t>
+      </w:r>
+      <w:r>
+        <w:t xml:space="preserve"> </w:t>
+      </w:r>
+      <w:r>
+        <w:rPr>
+          <w:rStyle w:val="VerbatimChar"/>
+        </w:rPr>
         <w:t xml:space="preserve">research/artifacts/</w:t>
       </w:r>
       <w:r>
-        <w:t xml:space="preserve">):</w:t>
-      </w:r>
-      <w:r>
-        <w:t xml:space="preserve"> </w:t>
-      </w:r>
-      <w:r>
-        <w:rPr>
-          <w:rStyle w:val="VerbatimChar"/>
-        </w:rPr>
-        <w:t xml:space="preserve">det_curve.png</w:t>
-      </w:r>
-      <w:r>
-        <w:t xml:space="preserve"> </w:t>
-      </w:r>
-      <w:r>
-        <w:t xml:space="preserve">(DET curve with the EER point and the 9.6% baseline marked);</w:t>
-      </w:r>
-      <w:r>
-        <w:t xml:space="preserve"> </w:t>
-      </w:r>
-      <w:r>
-        <w:rPr>
-          <w:rStyle w:val="VerbatimChar"/>
-        </w:rPr>
-        <w:t xml:space="preserve">tsne.png</w:t>
-      </w:r>
-      <w:r>
-        <w:t xml:space="preserve"> </w:t>
-      </w:r>
-      <w:r>
-        <w:t xml:space="preserve">(t-SNE of held-out embeddings, coloured by person).</w:t>
-      </w:r>
-      <w:r>
-        <w:t xml:space="preserve"> </w:t>
-      </w:r>
+        <w:t xml:space="preserve">.</w:t>
+      </w:r>
+    </w:p>
+    <w:p>
+      <w:pPr>
+        <w:pStyle w:val="BodyText"/>
+      </w:pPr>
+      <w:r>
+        <w:rPr>
+          <w:b/>
+          <w:bCs/>
+        </w:rPr>
+        <w:t xml:space="preserve">Figure C.1 — DET curve.</w:t>
+      </w:r>
+    </w:p>
+    <w:p>
+      <w:pPr>
+        <w:pStyle w:val="BodyText"/>
+      </w:pPr>
+      <w:r>
+        <w:drawing>
+          <wp:inline>
+            <wp:extent cx="5029200" cy="4572000"/>
+            <wp:effectExtent b="0" l="0" r="0" t="0"/>
+            <wp:docPr descr="DET curve for the headline scaled-Manhattan scorer on the 16 held-out people, plotting FRR against FAR across all thresholds." title="" id="61" name="Picture"/>
+            <a:graphic>
+              <a:graphicData uri="http://schemas.openxmlformats.org/drawingml/2006/picture">
+                <pic:pic>
+                  <pic:nvPicPr>
+                    <pic:cNvPr descr="research/artifacts/det_curve.png" id="62" name="Picture"/>
+                    <pic:cNvPicPr>
+                      <a:picLocks noChangeArrowheads="1" noChangeAspect="1"/>
+                    </pic:cNvPicPr>
+                  </pic:nvPicPr>
+                  <pic:blipFill>
+                    <a:blip r:embed="rId60"/>
+                    <a:stretch>
+                      <a:fillRect/>
+                    </a:stretch>
+                  </pic:blipFill>
+                  <pic:spPr bwMode="auto">
+                    <a:xfrm>
+                      <a:off x="0" y="0"/>
+                      <a:ext cx="5029200" cy="4572000"/>
+                    </a:xfrm>
+                    <a:prstGeom prst="rect">
+                      <a:avLst/>
+                    </a:prstGeom>
+                    <a:noFill/>
+                    <a:ln w="9525">
+                      <a:noFill/>
+                      <a:headEnd/>
+                      <a:tailEnd/>
+                    </a:ln>
+                  </pic:spPr>
+                </pic:pic>
+              </a:graphicData>
+            </a:graphic>
+          </wp:inline>
+        </w:drawing>
+      </w:r>
+    </w:p>
+    <w:p>
+      <w:pPr>
+        <w:pStyle w:val="BodyText"/>
+      </w:pPr>
       <w:r>
         <w:rPr>
           <w:i/>
           <w:iCs/>
         </w:rPr>
-        <w:t xml:space="preserve">[Embed both figures here in the final PDF.]</w:t>
-      </w:r>
-    </w:p>
-    <w:bookmarkEnd w:id="60"/>
-    <w:bookmarkStart w:id="61" w:name="appendix-d--code-and-artefact-map"/>
+        <w:t xml:space="preserve">FRR plotted against FAR across all decision thresholds for the headline scaled-Manhattan scorer on the 16 held-out people. The equal-error point sits on the FAR = FRR diagonal at 14.2%; the 9.6% published baseline (Killourhy &amp; Maxion 2009) is marked for reference. See §4.2.</w:t>
+      </w:r>
+    </w:p>
+    <w:p>
+      <w:pPr>
+        <w:pStyle w:val="BodyText"/>
+      </w:pPr>
+      <w:r>
+        <w:rPr>
+          <w:b/>
+          <w:bCs/>
+        </w:rPr>
+        <w:t xml:space="preserve">Figure C.2 — Embedding space (t-SNE).</w:t>
+      </w:r>
+    </w:p>
+    <w:p>
+      <w:pPr>
+        <w:pStyle w:val="BodyText"/>
+      </w:pPr>
+      <w:r>
+        <w:drawing>
+          <wp:inline>
+            <wp:extent cx="5334000" cy="4513384"/>
+            <wp:effectExtent b="0" l="0" r="0" t="0"/>
+            <wp:docPr descr="t-SNE projection of the 16 held-out people's 128-D embeddings into two dimensions, coloured by person." title="" id="64" name="Picture"/>
+            <a:graphic>
+              <a:graphicData uri="http://schemas.openxmlformats.org/drawingml/2006/picture">
+                <pic:pic>
+                  <pic:nvPicPr>
+                    <pic:cNvPr descr="research/artifacts/tsne.png" id="65" name="Picture"/>
+                    <pic:cNvPicPr>
+                      <a:picLocks noChangeArrowheads="1" noChangeAspect="1"/>
+                    </pic:cNvPicPr>
+                  </pic:nvPicPr>
+                  <pic:blipFill>
+                    <a:blip r:embed="rId63"/>
+                    <a:stretch>
+                      <a:fillRect/>
+                    </a:stretch>
+                  </pic:blipFill>
+                  <pic:spPr bwMode="auto">
+                    <a:xfrm>
+                      <a:off x="0" y="0"/>
+                      <a:ext cx="5334000" cy="4513384"/>
+                    </a:xfrm>
+                    <a:prstGeom prst="rect">
+                      <a:avLst/>
+                    </a:prstGeom>
+                    <a:noFill/>
+                    <a:ln w="9525">
+                      <a:noFill/>
+                      <a:headEnd/>
+                      <a:tailEnd/>
+                    </a:ln>
+                  </pic:spPr>
+                </pic:pic>
+              </a:graphicData>
+            </a:graphic>
+          </wp:inline>
+        </w:drawing>
+      </w:r>
+    </w:p>
+    <w:p>
+      <w:pPr>
+        <w:pStyle w:val="BodyText"/>
+      </w:pPr>
+      <w:r>
+        <w:rPr>
+          <w:i/>
+          <w:iCs/>
+        </w:rPr>
+        <w:t xml:space="preserve">The 128-D embeddings of the 16 held-out people, projected to 2-D with t-SNE and coloured by person. Several people form tight, well-separated clusters even though the encoder never trained on them; the denser overlap region corresponds to the high-EER people of §4.3, so the picture and the numbers agree. See §4.4.</w:t>
+      </w:r>
+    </w:p>
+    <w:bookmarkEnd w:id="66"/>
+    <w:bookmarkStart w:id="67" w:name="appendix-d--code-and-artefact-map"/>
     <w:p>
       <w:pPr>
         <w:pStyle w:val="Heading2"/>
@@ -9684,8 +9801,8 @@
         <w:t xml:space="preserve">(full citations).</w:t>
       </w:r>
     </w:p>
-    <w:bookmarkEnd w:id="61"/>
-    <w:bookmarkStart w:id="62" w:name="appendix-e--risk-assessment"/>
+    <w:bookmarkEnd w:id="67"/>
+    <w:bookmarkStart w:id="68" w:name="appendix-e--risk-assessment"/>
     <w:p>
       <w:pPr>
         <w:pStyle w:val="Heading2"/>
@@ -10005,8 +10122,8 @@
         <w:t xml:space="preserve">End of report. This document, together with the code, the metrics, the figures and the problem log, makes up the CREST Gold submission; the Student Profile Form maps each criterion to its page.</w:t>
       </w:r>
     </w:p>
-    <w:bookmarkEnd w:id="62"/>
-    <w:bookmarkEnd w:id="63"/>
+    <w:bookmarkEnd w:id="68"/>
+    <w:bookmarkEnd w:id="69"/>
     <w:sectPr>
       <w:footnotePr>
         <w:numRestart w:val="eachSect"/>

--- a/CREST_Gold_Report.docx
+++ b/CREST_Gold_Report.docx
@@ -326,7 +326,7 @@
         <w:pStyle w:val="FirstParagraph"/>
       </w:pPr>
       <w:r>
-        <w:t xml:space="preserve">A password only proves that someone knows a secret. It cannot tell whether the person typing it is really the account's owner. Keystroke dynamics — the rhythm of how someone presses and releases keys — is a behavioural biometric that could add a second, silent identity check on top of a password. This project asks one question: can a deep embedding of typing timing, combined with a classical statistical verifier, recognise a person from rhythm alone, and how close does it get to the long-standing published benchmark?</w:t>
+        <w:t xml:space="preserve">A password only proves that someone knows a secret, not that they are the account's owner. Keystroke dynamics — the rhythm of how someone types — is a behavioural biometric that could add a silent second identity check. This project asks one question: can a deep embedding of typing timing, combined with a classical statistical verifier, recognise a person from rhythm alone, and how close does it get to the published benchmark?</w:t>
       </w:r>
     </w:p>
     <w:p>
@@ -334,7 +334,7 @@
         <w:pStyle w:val="BodyText"/>
       </w:pPr>
       <w:r>
-        <w:t xml:space="preserve">I built the whole system in three parts: a research harness in PyTorch that trains the model, a small FastAPI service that serves the frozen model, and a Node.js product layer where a real user can consent, enrol and be verified. The model is a 1-D convolutional + bidirectional-GRU + attention network that turns a window of keystrokes into a 128-number vector. On top of that learned representation I run a hand-built ensemble (Ledoit–Wolf shrinkage + Mahalanobis + nearest-neighbour) to make the actual accept/reject decision.</w:t>
+        <w:t xml:space="preserve">I built the system in three parts: a PyTorch research harness that trains the model, a FastAPI service that serves the frozen model, and a Node.js product layer where a real user can consent, enrol and be verified. The model is a 1-D convolutional + bidirectional-GRU + attention network that turns a window of keystrokes into a 128-number vector; on top of that learned representation a hand-built ensemble (Ledoit–Wolf shrinkage + Mahalanobis + nearest-neighbour) makes the accept/reject decision.</w:t>
       </w:r>
     </w:p>
     <w:p>
@@ -342,7 +342,7 @@
         <w:pStyle w:val="BodyText"/>
       </w:pPr>
       <w:r>
-        <w:t xml:space="preserve">I tested on the standard CMU benchmark (51 people typing the password</w:t>
+        <w:t xml:space="preserve">I tested on the standard CMU benchmark (51 people typing</w:t>
       </w:r>
       <w:r>
         <w:t xml:space="preserve"> </w:t>
@@ -354,15 +354,7 @@
         <w:t xml:space="preserve">.tie5Roanl</w:t>
       </w:r>
       <w:r>
-        <w:t xml:space="preserve">) using a deliberately strict open-set protocol: train on 35 people, test only on the 16 the model has never seen, so the result measures whether it generalises to new users rather than memorising old ones. Averaged over three random seeds, the system reached an Equal Error Rate (EER) of 14.2% ± 2.8% with the scaled-Manhattan scorer — the metric that is directly comparable to the published baseline of 9.6% — and 10.2% ± 1.0% with the full ensemble. The ensemble was both closer to the baseline and about three times more stable across seeds. So the main finding is not that the deep model beats the classical baseline; it is that putting a classical verifier inside a learned embedding space gets close to the baseline with much lower variance, on people it never trained on.</w:t>
-      </w:r>
-    </w:p>
-    <w:p>
-      <w:pPr>
-        <w:pStyle w:val="BodyText"/>
-      </w:pPr>
-      <w:r>
-        <w:t xml:space="preserve">What I am most proud of is the honesty of the evaluation. I describe a closed-set mistake that would have produced a much better-looking but meaningless number, the fix to an open-set protocol, and twelve other problems I found and fixed — including a crash that only showed up when I ran the real system. A later ablation, which kept the test set untouched, confirmed that my settings were already near-optimal: the one change that looked better on the validation split actually generalised worse on the test set. The report ends with an ethics section (biometric data is special-category data under GDPR; consent; fail-safe design; dual use) and an honest reflection on the limits and next steps.</w:t>
+        <w:t xml:space="preserve">) under a strict open-set protocol: train on 35 people, test only on the 16 never seen, so the result measures generalisation to new users. Over three seeds it reached an Equal Error Rate (EER) of 14.2% ± 2.8% with the scaled-Manhattan scorer — the metric directly comparable to the published 9.6% baseline — and 10.2% ± 1.0% with the full ensemble. The main finding is not that the deep model beats the classical baseline; it is that running a classical verifier inside a learned embedding space gets close to the baseline with about three times lower variance, on people it never trained on. The report also documents the closed-set mistake that would have produced a better-looking but meaningless number, twelve other problems found and fixed (including a crash that only showed up live), an ablation confirming the settings were near-optimal, and an ethics section treating biometric data as the special-category data it legally is.</w:t>
       </w:r>
     </w:p>
     <w:p>
@@ -600,7 +592,7 @@
         <w:pStyle w:val="FirstParagraph"/>
       </w:pPr>
       <w:r>
-        <w:t xml:space="preserve">I wrote the aim so it has a clear pass/fail test: a single number, the Equal Error Rate (defined in §2.3), measured under a protocol fixed before I saw the result, against a published reference. I would count the project a success if it (a) produced a real, reproducible EER on people it never trained on, and (b) that number could be read sensibly against the 9.6% baseline — whether it beat it, matched it, or fell short. Each of those outcomes is meaningful, as long as the measurement is honest.</w:t>
+        <w:t xml:space="preserve">I wrote the aim with a clear pass/fail test: a single number, the Equal Error Rate (§2.3), measured under a protocol fixed before I saw the result, against a published reference. Success meant (a) a real, reproducible EER on people it never trained on, and (b) a number readable against the 9.6% baseline — beat, match or fall short, each meaningful as long as the measurement is honest.</w:t>
       </w:r>
     </w:p>
     <w:p>
@@ -954,7 +946,7 @@
         <w:pStyle w:val="BodyText"/>
       </w:pPr>
       <w:r>
-        <w:t xml:space="preserve">Forcing each objective to carry a checkable condition mattered more than it sounds. It is what stopped me hiding a non-result behind something that merely "ran" — which is exactly the trap I nearly fell into (§7.1).</w:t>
+        <w:t xml:space="preserve">Forcing each objective to carry a checkable condition is what stopped me hiding a non-result behind something that merely "ran" — the trap I nearly fell into (§7.1).</w:t>
       </w:r>
     </w:p>
     <w:bookmarkEnd w:id="12"/>
@@ -972,15 +964,7 @@
         <w:pStyle w:val="FirstParagraph"/>
       </w:pPr>
       <w:r>
-        <w:t xml:space="preserve">Passwords are how most of us prove who we are online, but they check knowledge, not identity: anyone who steals or guesses a password becomes, as far as the system is concerned, the real owner. Account-takeover is a large and stubborn problem. Verizon's 2024 Data Breach Investigations Report found that stolen credentials were used in roughly 77% of breaches against web applications, and that compromised credentials remain the most common way attackers get in; credential-stuffing (replaying leaked username/password pairs automatically) is a dominant attack on login systems (Verizon, 2024). Multi-factor authentication helps but adds friction — a code to fetch, a device to carry — and people switch it off or work around it. So a login is usually defended by a single secret that, once leaked, offers no further protection. That is the gap a behavioural biometric could fill.</w:t>
-      </w:r>
-    </w:p>
-    <w:p>
-      <w:pPr>
-        <w:pStyle w:val="BodyText"/>
-      </w:pPr>
-      <w:r>
-        <w:t xml:space="preserve">Behavioural biometrics work silently: instead of asking the user to do something extra, the system watches how they already type. The idea is old — telegraph operators were recognised by the rhythm of their "fist" in the 19th century — but modern machine learning makes content-independent typing recognition (recognising rhythm whatever the text) genuinely practical (Acien et al., 2021). A good typing biometric could act as an invisible second factor at login, run continuously during a session to catch a hijacked login, and lower the barrier for people who find passwords and hardware tokens hard to manage.</w:t>
+        <w:t xml:space="preserve">Passwords check knowledge, not identity: anyone who steals or guesses one becomes, as far as the system is concerned, the real owner. Account-takeover is large and stubborn — Verizon's 2024 Data Breach Investigations Report found stolen credentials were used in roughly 77% of web-application breaches, and credential-stuffing (replaying leaked username/password pairs automatically) is a dominant login attack (Verizon, 2024). Multi-factor authentication helps but adds friction people switch off. That is the gap a behavioural biometric could fill: instead of asking the user to do something extra, the system watches how they already type. The idea is old — telegraph operators were recognised by the rhythm of their "fist" in the 19th century — but modern machine learning makes content-independent typing recognition genuinely practical (Acien et al., 2021): an invisible second factor at login, a continuous session check, or a lower barrier for people who find passwords and tokens hard to manage.</w:t>
       </w:r>
     </w:p>
     <w:p>
@@ -1001,7 +985,7 @@
         <w:t xml:space="preserve">Typing Sanctuary</w:t>
       </w:r>
       <w:r>
-        <w:t xml:space="preserve">, the typing game that is the product side of this project. A typing game is a natural home for the idea because its users are already typing constantly, so the biometric can be collected without asking them to do anything new. The same people are also the ones put at risk if the technology is built carelessly, which is why I treat ethics (§8) as part of the project rather than an add-on.</w:t>
+        <w:t xml:space="preserve">, the typing game that is this project's product side, who already type constantly so the biometric needs nothing new of them. They are also the ones put at risk if the technology is built carelessly, which is why I treat ethics (§8) as part of the project, not an add-on.</w:t>
       </w:r>
     </w:p>
     <w:p>
@@ -1009,7 +993,7 @@
         <w:pStyle w:val="BodyText"/>
       </w:pPr>
       <w:r>
-        <w:t xml:space="preserve">This is not abstract for me. A security incident, where an account I cared about was accessed using stolen credentials, is what made the weakness of passwords feel real: the password "worked" perfectly for the attacker, because it only ever proved knowledge of a secret, not identity. That is what pushed me towards behavioural biometrics, and towards the specific question of whether</w:t>
+        <w:t xml:space="preserve">This is not an abstract problem for me. What made the weakness of passwords concrete was a real security incident: an account I cared about was accessed by someone using stolen credentials, and from the system's point of view nothing was wrong at all — the password was correct, so as far as the login was concerned the attacker simply</w:t>
       </w:r>
       <w:r>
         <w:t xml:space="preserve"> </w:t>
@@ -1019,13 +1003,13 @@
           <w:i/>
           <w:iCs/>
         </w:rPr>
-        <w:t xml:space="preserve">how</w:t>
-      </w:r>
-      <w:r>
-        <w:t xml:space="preserve"> </w:t>
-      </w:r>
-      <w:r>
-        <w:t xml:space="preserve">a person types could be a quiet second check that a stolen password cannot fake.</w:t>
+        <w:t xml:space="preserve">was</w:t>
+      </w:r>
+      <w:r>
+        <w:t xml:space="preserve"> </w:t>
+      </w:r>
+      <w:r>
+        <w:t xml:space="preserve">the owner. Watching a secret that "worked" perfectly defend nothing is what pushed me towards behavioural biometrics, and towards the specific question behind this project: whether</w:t>
       </w:r>
       <w:r>
         <w:t xml:space="preserve"> </w:t>
@@ -1035,7 +1019,13 @@
           <w:i/>
           <w:iCs/>
         </w:rPr>
-        <w:t xml:space="preserve">[Devadit: if you're comfortable, replace this with the specific detail — which account and roughly what happened — one concrete sentence is stronger; the version above is already true and fine to leave.]</w:t>
+        <w:t xml:space="preserve">how</w:t>
+      </w:r>
+      <w:r>
+        <w:t xml:space="preserve"> </w:t>
+      </w:r>
+      <w:r>
+        <w:t xml:space="preserve">a person types could be a quiet second check that a stolen password cannot reproduce.</w:t>
       </w:r>
     </w:p>
     <w:bookmarkEnd w:id="13"/>
@@ -1071,7 +1061,7 @@
         <w:t xml:space="preserve"> </w:t>
       </w:r>
       <w:r>
-        <w:t xml:space="preserve">Extract hand-designed timing features per keystroke and score a new sample against a per-user statistical profile, using a distance like scaled-Manhattan or Mahalanobis. This is what Killourhy &amp; Maxion (2009) benchmarked. It is simple, interpretable, needs no cross-user training, and has strong published results (best detector EER ≈ 9.6%). Its weaknesses: it is tied to fixed text (it compares like-for-like keystrokes), it breaks on new passwords or free text, and a human chooses the features.</w:t>
+        <w:t xml:space="preserve">Score a new sample against a per-user statistical profile of hand-designed timing features, using a distance like scaled-Manhattan or Mahalanobis — what Killourhy &amp; Maxion (2009) benchmarked. Simple, interpretable, no cross-user training, strong published results (≈ 9.6%); but tied to fixed text, breaks on new passwords or free text, and a human chooses the features.</w:t>
       </w:r>
     </w:p>
     <w:p>
@@ -1089,7 +1079,7 @@
         <w:t xml:space="preserve"> </w:t>
       </w:r>
       <w:r>
-        <w:t xml:space="preserve">Train a network to output a probability over the enrolled users (a softmax classifier). It can be very accurate on a fixed set of users, but it is closed-set by nature: it only recognises users it was trained on, so every new sign-up means retraining the whole network. For a product where people sign up all the time, that is a dealbreaker.</w:t>
+        <w:t xml:space="preserve">A softmax over the enrolled users: accurate on a fixed set, but closed-set by nature — every new sign-up means retraining the whole network, a dealbreaker for a product where people sign up constantly.</w:t>
       </w:r>
     </w:p>
     <w:p>
@@ -1107,7 +1097,20 @@
         <w:t xml:space="preserve"> </w:t>
       </w:r>
       <w:r>
-        <w:t xml:space="preserve">Train the network not to classify but to embed: map any window to a vector so that same-person windows land close together and different-person windows land far apart, using a triplet loss (Schroff et al., 2015; Hermans et al., 2017). A new user is enrolled by storing a few of their embeddings — no retraining. It is open-set by construction (the standard approach in modern face and biometric recognition), content-independent, and reasonably data-efficient. It is harder to train, and the raw embedding still needs a sensible decision rule on top of it.</w:t>
+        <w:t xml:space="preserve">Train the network to</w:t>
+      </w:r>
+      <w:r>
+        <w:t xml:space="preserve"> </w:t>
+      </w:r>
+      <w:r>
+        <w:rPr>
+          <w:i/>
+          <w:iCs/>
+        </w:rPr>
+        <w:t xml:space="preserve">embed</w:t>
+      </w:r>
+      <w:r>
+        <w:t xml:space="preserve">, not classify: map any window to a vector so same-person windows land close and different-person far apart, via a triplet loss (Schroff et al., 2015; Hermans et al., 2017). A new user is enrolled by storing a few embeddings — no retraining. Open-set by construction (the standard in modern face/biometric recognition), content-independent and reasonably data-efficient; harder to train, and the raw embedding still needs a decision rule on top.</w:t>
       </w:r>
     </w:p>
     <w:p>
@@ -1322,40 +1325,40 @@
               <w:pStyle w:val="Compact"/>
             </w:pPr>
             <w:r>
-              <w:t xml:space="preserve">Interpretability</w:t>
-            </w:r>
-          </w:p>
-        </w:tc>
-        <w:tc>
-          <w:tcPr/>
-          <w:p>
-            <w:pPr>
-              <w:pStyle w:val="Compact"/>
-            </w:pPr>
-            <w:r>
-              <w:t xml:space="preserve">high</w:t>
-            </w:r>
-          </w:p>
-        </w:tc>
-        <w:tc>
-          <w:tcPr/>
-          <w:p>
-            <w:pPr>
-              <w:pStyle w:val="Compact"/>
-            </w:pPr>
-            <w:r>
-              <w:t xml:space="preserve">low</w:t>
-            </w:r>
-          </w:p>
-        </w:tc>
-        <w:tc>
-          <w:tcPr/>
-          <w:p>
-            <w:pPr>
-              <w:pStyle w:val="Compact"/>
-            </w:pPr>
-            <w:r>
-              <w:t xml:space="preserve">medium</w:t>
+              <w:t xml:space="preserve">Compute cost (training + each new sign-up)</w:t>
+            </w:r>
+          </w:p>
+        </w:tc>
+        <w:tc>
+          <w:tcPr/>
+          <w:p>
+            <w:pPr>
+              <w:pStyle w:val="Compact"/>
+            </w:pPr>
+            <w:r>
+              <w:t xml:space="preserve">low (no training)</w:t>
+            </w:r>
+          </w:p>
+        </w:tc>
+        <w:tc>
+          <w:tcPr/>
+          <w:p>
+            <w:pPr>
+              <w:pStyle w:val="Compact"/>
+            </w:pPr>
+            <w:r>
+              <w:t xml:space="preserve">high (retrain on every new user)</w:t>
+            </w:r>
+          </w:p>
+        </w:tc>
+        <w:tc>
+          <w:tcPr/>
+          <w:p>
+            <w:pPr>
+              <w:pStyle w:val="Compact"/>
+            </w:pPr>
+            <w:r>
+              <w:t xml:space="preserve">low (train once; enrolment is cheap)</w:t>
             </w:r>
           </w:p>
         </w:tc>
@@ -1368,40 +1371,40 @@
               <w:pStyle w:val="Compact"/>
             </w:pPr>
             <w:r>
-              <w:t xml:space="preserve">Published precedent</w:t>
-            </w:r>
-          </w:p>
-        </w:tc>
-        <w:tc>
-          <w:tcPr/>
-          <w:p>
-            <w:pPr>
-              <w:pStyle w:val="Compact"/>
-            </w:pPr>
-            <w:r>
-              <w:t xml:space="preserve">strong (9.6%)</w:t>
-            </w:r>
-          </w:p>
-        </w:tc>
-        <w:tc>
-          <w:tcPr/>
-          <w:p>
-            <w:pPr>
-              <w:pStyle w:val="Compact"/>
-            </w:pPr>
-            <w:r>
-              <w:t xml:space="preserve">some</w:t>
-            </w:r>
-          </w:p>
-        </w:tc>
-        <w:tc>
-          <w:tcPr/>
-          <w:p>
-            <w:pPr>
-              <w:pStyle w:val="Compact"/>
-            </w:pPr>
-            <w:r>
-              <w:t xml:space="preserve">strong (TypeNet, FaceNet)</w:t>
+              <w:t xml:space="preserve">Build time (effort in this sprint)</w:t>
+            </w:r>
+          </w:p>
+        </w:tc>
+        <w:tc>
+          <w:tcPr/>
+          <w:p>
+            <w:pPr>
+              <w:pStyle w:val="Compact"/>
+            </w:pPr>
+            <w:r>
+              <w:t xml:space="preserve">low (reuse tested stats code)</w:t>
+            </w:r>
+          </w:p>
+        </w:tc>
+        <w:tc>
+          <w:tcPr/>
+          <w:p>
+            <w:pPr>
+              <w:pStyle w:val="Compact"/>
+            </w:pPr>
+            <w:r>
+              <w:t xml:space="preserve">medium</w:t>
+            </w:r>
+          </w:p>
+        </w:tc>
+        <w:tc>
+          <w:tcPr/>
+          <w:p>
+            <w:pPr>
+              <w:pStyle w:val="Compact"/>
+            </w:pPr>
+            <w:r>
+              <w:t xml:space="preserve">medium–high (hardest to train)</w:t>
             </w:r>
           </w:p>
         </w:tc>
@@ -1414,7 +1417,18 @@
               <w:pStyle w:val="Compact"/>
             </w:pPr>
             <w:r>
-              <w:t xml:space="preserve">Risk to build in a short sprint</w:t>
+              <w:t xml:space="preserve">Interpretability</w:t>
+            </w:r>
+          </w:p>
+        </w:tc>
+        <w:tc>
+          <w:tcPr/>
+          <w:p>
+            <w:pPr>
+              <w:pStyle w:val="Compact"/>
+            </w:pPr>
+            <w:r>
+              <w:t xml:space="preserve">high</w:t>
             </w:r>
           </w:p>
         </w:tc>
@@ -1437,17 +1451,6 @@
             </w:pPr>
             <w:r>
               <w:t xml:space="preserve">medium</w:t>
-            </w:r>
-          </w:p>
-        </w:tc>
-        <w:tc>
-          <w:tcPr/>
-          <w:p>
-            <w:pPr>
-              <w:pStyle w:val="Compact"/>
-            </w:pPr>
-            <w:r>
-              <w:t xml:space="preserve">medium–high</w:t>
             </w:r>
           </w:p>
         </w:tc>
@@ -1460,6 +1463,98 @@
               <w:pStyle w:val="Compact"/>
             </w:pPr>
             <w:r>
+              <w:t xml:space="preserve">Published precedent</w:t>
+            </w:r>
+          </w:p>
+        </w:tc>
+        <w:tc>
+          <w:tcPr/>
+          <w:p>
+            <w:pPr>
+              <w:pStyle w:val="Compact"/>
+            </w:pPr>
+            <w:r>
+              <w:t xml:space="preserve">strong (9.6%)</w:t>
+            </w:r>
+          </w:p>
+        </w:tc>
+        <w:tc>
+          <w:tcPr/>
+          <w:p>
+            <w:pPr>
+              <w:pStyle w:val="Compact"/>
+            </w:pPr>
+            <w:r>
+              <w:t xml:space="preserve">some</w:t>
+            </w:r>
+          </w:p>
+        </w:tc>
+        <w:tc>
+          <w:tcPr/>
+          <w:p>
+            <w:pPr>
+              <w:pStyle w:val="Compact"/>
+            </w:pPr>
+            <w:r>
+              <w:t xml:space="preserve">strong (TypeNet, FaceNet)</w:t>
+            </w:r>
+          </w:p>
+        </w:tc>
+      </w:tr>
+      <w:tr>
+        <w:tc>
+          <w:tcPr/>
+          <w:p>
+            <w:pPr>
+              <w:pStyle w:val="Compact"/>
+            </w:pPr>
+            <w:r>
+              <w:t xml:space="preserve">Risk to build in a short sprint</w:t>
+            </w:r>
+          </w:p>
+        </w:tc>
+        <w:tc>
+          <w:tcPr/>
+          <w:p>
+            <w:pPr>
+              <w:pStyle w:val="Compact"/>
+            </w:pPr>
+            <w:r>
+              <w:t xml:space="preserve">low</w:t>
+            </w:r>
+          </w:p>
+        </w:tc>
+        <w:tc>
+          <w:tcPr/>
+          <w:p>
+            <w:pPr>
+              <w:pStyle w:val="Compact"/>
+            </w:pPr>
+            <w:r>
+              <w:t xml:space="preserve">medium</w:t>
+            </w:r>
+          </w:p>
+        </w:tc>
+        <w:tc>
+          <w:tcPr/>
+          <w:p>
+            <w:pPr>
+              <w:pStyle w:val="Compact"/>
+            </w:pPr>
+            <w:r>
+              <w:t xml:space="preserve">medium–high</w:t>
+            </w:r>
+          </w:p>
+        </w:tc>
+      </w:tr>
+      <w:tr>
+        <w:tc>
+          <w:tcPr/>
+          <w:p>
+            <w:pPr>
+              <w:pStyle w:val="Compact"/>
+            </w:pPr>
+            <w:r>
               <w:t xml:space="preserve">Fit to an authentication product</w:t>
             </w:r>
           </w:p>
@@ -1504,7 +1599,7 @@
         <w:pStyle w:val="BodyText"/>
       </w:pPr>
       <w:r>
-        <w:t xml:space="preserve">I chose C with the A-style ensemble on top, because only an open-set, content-independent method fits a real product where users keep signing up, and because keeping the classical verifier let me compare directly against the 9.6% baseline and reuse statistical code I had already tested rather than discarding it.</w:t>
+        <w:t xml:space="preserve">I chose C with the A-style ensemble on top: only an open-set, content-independent method fits a product where users keep signing up, and keeping the classical verifier let me compare directly against the 9.6% baseline and reuse tested statistical code rather than discard it.</w:t>
       </w:r>
     </w:p>
     <w:bookmarkEnd w:id="14"/>
@@ -1522,7 +1617,7 @@
         <w:pStyle w:val="FirstParagraph"/>
       </w:pPr>
       <w:r>
-        <w:t xml:space="preserve">The system has three parts, arranged so the live product and the research share exactly one thing — the trained model — across a clean boundary:</w:t>
+        <w:t xml:space="preserve">The system has three parts, sharing exactly one thing — the trained model — across a clean boundary:</w:t>
       </w:r>
     </w:p>
     <w:p>
@@ -1553,7 +1648,7 @@
         <w:t xml:space="preserve">research/</w:t>
       </w:r>
       <w:r>
-        <w:t xml:space="preserve">, Python + PyTorch) —</w:t>
+        <w:t xml:space="preserve">, PyTorch) —</w:t>
       </w:r>
       <w:r>
         <w:t xml:space="preserve"> </w:t>
@@ -1600,7 +1695,7 @@
         <w:t xml:space="preserve">ml-service/</w:t>
       </w:r>
       <w:r>
-        <w:t xml:space="preserve">, Python + FastAPI) —</w:t>
+        <w:t xml:space="preserve">, FastAPI) —</w:t>
       </w:r>
       <w:r>
         <w:t xml:space="preserve"> </w:t>
@@ -1616,7 +1711,7 @@
         <w:t xml:space="preserve"> </w:t>
       </w:r>
       <w:r>
-        <w:t xml:space="preserve">that model through</w:t>
+        <w:t xml:space="preserve">it through</w:t>
       </w:r>
       <w:r>
         <w:t xml:space="preserve"> </w:t>
@@ -1652,7 +1747,7 @@
         <w:t xml:space="preserve">/health</w:t>
       </w:r>
       <w:r>
-        <w:t xml:space="preserve">. It holds the model in memory, stores nothing, and logs no raw timings.</w:t>
+        <w:t xml:space="preserve">; holds the model in memory, stores nothing, logs no raw timings.</w:t>
       </w:r>
     </w:p>
     <w:p>
@@ -1674,7 +1769,7 @@
         <w:t xml:space="preserve"> </w:t>
       </w:r>
       <w:r>
-        <w:t xml:space="preserve">(Node.js / Express) — the existing typing game; owns users and sessions, calls the inference service, and enforces the decision.</w:t>
+        <w:t xml:space="preserve">(Node.js / Express) — the existing game; owns users and sessions, calls the service, enforces the decision.</w:t>
       </w:r>
     </w:p>
     <w:p>
@@ -1698,7 +1793,7 @@
         <w:t xml:space="preserve"> </w:t>
       </w:r>
       <w:r>
-        <w:t xml:space="preserve">the scientific claim separate from the thing that</w:t>
+        <w:t xml:space="preserve">the claim separate from the thing that</w:t>
       </w:r>
       <w:r>
         <w:t xml:space="preserve"> </w:t>
@@ -1714,7 +1809,7 @@
         <w:t xml:space="preserve"> </w:t>
       </w:r>
       <w:r>
-        <w:t xml:space="preserve">it to users means the live app never trains and never touches a dataset, and the research never touches live user data. There is a single fixed contract between them (</w:t>
+        <w:t xml:space="preserve">it means the live app never trains or touches a dataset, and the research never touches live user data, joined by a single fixed contract (</w:t>
       </w:r>
       <w:r>
         <w:rPr>
@@ -1723,15 +1818,7 @@
         <w:t xml:space="preserve">EMBED_DIM = 128</w:t>
       </w:r>
       <w:r>
-        <w:t xml:space="preserve">, L2-normalised). That separation is what makes both the science and the product trustworthy.</w:t>
-      </w:r>
-    </w:p>
-    <w:p>
-      <w:pPr>
-        <w:pStyle w:val="BodyText"/>
-      </w:pPr>
-      <w:r>
-        <w:t xml:space="preserve">I also fixed the failure behaviour up front: the system is fail-safe, never fail-open. On any outage or version mismatch, verification returns "indeterminate" and the product falls back to another factor — it never silently lets someone in. A security feature that admits everyone when it breaks is worse than none, so this was non-negotiable. It later caught a real bug (§7.5).</w:t>
+        <w:t xml:space="preserve">, L2-normalised). I also fixed the failure behaviour up front: fail-safe, never fail-open — any outage or version mismatch returns "indeterminate" and falls back to another factor rather than silently letting someone in. A security feature that admits everyone when it breaks is worse than none; this was non-negotiable, and it later caught a real bug (§7.5).</w:t>
       </w:r>
     </w:p>
     <w:bookmarkEnd w:id="15"/>
@@ -1794,126 +1881,7 @@
         <w:t xml:space="preserve"> </w:t>
       </w:r>
       <w:r>
-        <w:t xml:space="preserve">The timeline below comes straight from the commit history.</w:t>
-      </w:r>
-    </w:p>
-    <w:p>
-      <w:pPr>
-        <w:pStyle w:val="SourceCode"/>
-      </w:pPr>
-      <w:r>
-        <w:rPr>
-          <w:rStyle w:val="VerbatimChar"/>
-        </w:rPr>
-        <w:t xml:space="preserve"> 2025                                         2026</w:t>
-      </w:r>
-      <w:r>
-        <w:br/>
-      </w:r>
-      <w:r>
-        <w:rPr>
-          <w:rStyle w:val="VerbatimChar"/>
-        </w:rPr>
-        <w:t xml:space="preserve"> Nov   Dec        Jan   Feb        Mar        Apr  May  Jun8  Jun9 Jun10</w:t>
-      </w:r>
-      <w:r>
-        <w:br/>
-      </w:r>
-      <w:r>
-        <w:rPr>
-          <w:rStyle w:val="VerbatimChar"/>
-        </w:rPr>
-        <w:t xml:space="preserve"> |-----|----------|-----|----------|----------|----|-----|-----|-----|----|</w:t>
-      </w:r>
-      <w:r>
-        <w:br/>
-      </w:r>
-      <w:r>
-        <w:rPr>
-          <w:rStyle w:val="VerbatimChar"/>
-        </w:rPr>
-        <w:t xml:space="preserve"> [Game build.......]                                            (product shell)</w:t>
-      </w:r>
-      <w:r>
-        <w:br/>
-      </w:r>
-      <w:r>
-        <w:rPr>
-          <w:rStyle w:val="VerbatimChar"/>
-        </w:rPr>
-        <w:t xml:space="preserve">       [Multiplayer, leaderboard, hearts]</w:t>
-      </w:r>
-      <w:r>
-        <w:br/>
-      </w:r>
-      <w:r>
-        <w:rPr>
-          <w:rStyle w:val="VerbatimChar"/>
-        </w:rPr>
-        <w:t xml:space="preserve">                        [Google OAuth + 1st keystroke biometrics v1]</w:t>
-      </w:r>
-      <w:r>
-        <w:br/>
-      </w:r>
-      <w:r>
-        <w:rPr>
-          <w:rStyle w:val="VerbatimChar"/>
-        </w:rPr>
-        <w:t xml:space="preserve">                                  [Keystroke biometric engine v2 (statistical)]</w:t>
-      </w:r>
-      <w:r>
-        <w:br/>
-      </w:r>
-      <w:r>
-        <w:rPr>
-          <w:rStyle w:val="VerbatimChar"/>
-        </w:rPr>
-        <w:t xml:space="preserve">                                                        [Design spec + plans]  Jun 8 09:03</w:t>
-      </w:r>
-      <w:r>
-        <w:br/>
-      </w:r>
-      <w:r>
-        <w:rPr>
-          <w:rStyle w:val="VerbatimChar"/>
-        </w:rPr>
-        <w:t xml:space="preserve">                                                        [Foundation: harness, contract, stub]  Jun 8</w:t>
-      </w:r>
-      <w:r>
-        <w:br/>
-      </w:r>
-      <w:r>
-        <w:rPr>
-          <w:rStyle w:val="VerbatimChar"/>
-        </w:rPr>
-        <w:t xml:space="preserve">                                                        [Real model: featurize -&gt; encoder -&gt; triplet -&gt; artifact]  Jun 8</w:t>
-      </w:r>
-      <w:r>
-        <w:br/>
-      </w:r>
-      <w:r>
-        <w:rPr>
-          <w:rStyle w:val="VerbatimChar"/>
-        </w:rPr>
-        <w:t xml:space="preserve">                                                              [Serving, free-text path, Modal config]  Jun 9 am</w:t>
-      </w:r>
-      <w:r>
-        <w:br/>
-      </w:r>
-      <w:r>
-        <w:rPr>
-          <w:rStyle w:val="VerbatimChar"/>
-        </w:rPr>
-        <w:t xml:space="preserve">                                                              [Open-set fix + measured EER + product slice]  Jun 9</w:t>
-      </w:r>
-      <w:r>
-        <w:br/>
-      </w:r>
-      <w:r>
-        <w:rPr>
-          <w:rStyle w:val="VerbatimChar"/>
-        </w:rPr>
-        <w:t xml:space="preserve">                                                                    [Nested-validation ablation + report]  Jun 10</w:t>
+        <w:t xml:space="preserve">The dated milestone timeline below comes straight from the commit history (Nov 2025 – Jun 2026), and the three-day research sprint is broken out day by day:</w:t>
       </w:r>
     </w:p>
     <w:tbl>
@@ -2313,7 +2281,7 @@
         <w:pStyle w:val="BodyText"/>
       </w:pPr>
       <w:r>
-        <w:t xml:space="preserve">CREST expects about 70 hours of work at Gold. My rough breakdown, estimated against the dated commit clusters, comes to about 84:</w:t>
+        <w:t xml:space="preserve">CREST expects ~70 hours at Gold; my breakdown, estimated against the dated commit clusters, comes to about 84:</w:t>
       </w:r>
     </w:p>
     <w:tbl>
@@ -2659,9 +2627,180 @@
         <w:pStyle w:val="BodyText"/>
       </w:pPr>
       <w:r>
-        <w:t xml:space="preserve">Two things slipped during the sprint, and both were deliberate calls worth recording. First, I deferred GPU training once I worked out the model was small enough to train in about 23 minutes on my laptop for £0; the cloud GPU step would only have cost roughly £0.10–0.50 but needed no authorisation if it ran locally, so local CPU it was. Second, I scaled the free-text Phase-2 benchmark back to "pipeline proven, real corpus deferred" when I judged that downloading the 136-million-keystroke Aalto corpus was more schedule risk than it was worth inside the sprint (§10).</w:t>
-      </w:r>
-    </w:p>
+        <w:t xml:space="preserve">Two milestones slipped during the sprint, both deliberate calls: deferring GPU training (the model trained in ~23 min on my laptop for £0, so the ~£0.10–0.50 cloud step wasn't worth the dependency) and scaling free-text Phase-2 back to "pipeline proven, real corpus deferred" rather than spend the sprint downloading the 136-million-keystroke Aalto corpus (§10). The planned-versus-actual view makes the three replans explicit:</w:t>
+      </w:r>
+    </w:p>
+    <w:tbl>
+      <w:tblPr>
+        <w:tblStyle w:val="Table"/>
+        <w:tblW w:type="auto" w:w="0"/>
+        <w:tblLook w:firstRow="1" w:lastRow="0" w:firstColumn="0" w:lastColumn="0" w:noHBand="0" w:noVBand="0" w:val="0020"/>
+      </w:tblPr>
+      <w:tblGrid>
+        <w:gridCol w:w="2640"/>
+        <w:gridCol w:w="2640"/>
+        <w:gridCol w:w="2640"/>
+      </w:tblGrid>
+      <w:tr>
+        <w:trPr>
+          <w:tblHeader w:val="on"/>
+        </w:trPr>
+        <w:tc>
+          <w:tcPr/>
+          <w:p>
+            <w:pPr>
+              <w:pStyle w:val="Compact"/>
+            </w:pPr>
+            <w:r>
+              <w:t xml:space="preserve">Planned</w:t>
+            </w:r>
+          </w:p>
+        </w:tc>
+        <w:tc>
+          <w:tcPr/>
+          <w:p>
+            <w:pPr>
+              <w:pStyle w:val="Compact"/>
+            </w:pPr>
+            <w:r>
+              <w:t xml:space="preserve">Actual</w:t>
+            </w:r>
+          </w:p>
+        </w:tc>
+        <w:tc>
+          <w:tcPr/>
+          <w:p>
+            <w:pPr>
+              <w:pStyle w:val="Compact"/>
+            </w:pPr>
+            <w:r>
+              <w:t xml:space="preserve">Why it changed</w:t>
+            </w:r>
+          </w:p>
+        </w:tc>
+      </w:tr>
+      <w:tr>
+        <w:tc>
+          <w:tcPr/>
+          <w:p>
+            <w:pPr>
+              <w:pStyle w:val="Compact"/>
+            </w:pPr>
+            <w:r>
+              <w:t xml:space="preserve">Write the evaluator, then measure the EER</w:t>
+            </w:r>
+          </w:p>
+        </w:tc>
+        <w:tc>
+          <w:tcPr/>
+          <w:p>
+            <w:pPr>
+              <w:pStyle w:val="Compact"/>
+            </w:pPr>
+            <w:r>
+              <w:t xml:space="preserve">Wrote it, caught a closed-set flaw, rebuilt the protocol,</w:t>
+            </w:r>
+            <w:r>
+              <w:t xml:space="preserve"> </w:t>
+            </w:r>
+            <w:r>
+              <w:rPr>
+                <w:i/>
+                <w:iCs/>
+              </w:rPr>
+              <w:t xml:space="preserve">then</w:t>
+            </w:r>
+            <w:r>
+              <w:t xml:space="preserve"> </w:t>
+            </w:r>
+            <w:r>
+              <w:t xml:space="preserve">measured</w:t>
+            </w:r>
+          </w:p>
+        </w:tc>
+        <w:tc>
+          <w:tcPr/>
+          <w:p>
+            <w:pPr>
+              <w:pStyle w:val="Compact"/>
+            </w:pPr>
+            <w:r>
+              <w:t xml:space="preserve">The biggest replan: the closed-set bug (§7.1) forced an unplanned protocol redesign mid-sprint</w:t>
+            </w:r>
+          </w:p>
+        </w:tc>
+      </w:tr>
+      <w:tr>
+        <w:tc>
+          <w:tcPr/>
+          <w:p>
+            <w:pPr>
+              <w:pStyle w:val="Compact"/>
+            </w:pPr>
+            <w:r>
+              <w:t xml:space="preserve">Train on a cloud GPU</w:t>
+            </w:r>
+          </w:p>
+        </w:tc>
+        <w:tc>
+          <w:tcPr/>
+          <w:p>
+            <w:pPr>
+              <w:pStyle w:val="Compact"/>
+            </w:pPr>
+            <w:r>
+              <w:t xml:space="preserve">Trained on local CPU (~23 min, £0)</w:t>
+            </w:r>
+          </w:p>
+        </w:tc>
+        <w:tc>
+          <w:tcPr/>
+          <w:p>
+            <w:pPr>
+              <w:pStyle w:val="Compact"/>
+            </w:pPr>
+            <w:r>
+              <w:t xml:space="preserve">The model was small enough to train on a laptop, which removed the cost and an external dependency and made the result easier to reproduce</w:t>
+            </w:r>
+          </w:p>
+        </w:tc>
+      </w:tr>
+      <w:tr>
+        <w:tc>
+          <w:tcPr/>
+          <w:p>
+            <w:pPr>
+              <w:pStyle w:val="Compact"/>
+            </w:pPr>
+            <w:r>
+              <w:t xml:space="preserve">Phase-2 free text on the real Aalto corpus</w:t>
+            </w:r>
+          </w:p>
+        </w:tc>
+        <w:tc>
+          <w:tcPr/>
+          <w:p>
+            <w:pPr>
+              <w:pStyle w:val="Compact"/>
+            </w:pPr>
+            <w:r>
+              <w:t xml:space="preserve">Pipeline built and proven on a fixture; the real-corpus run deferred to future work</w:t>
+            </w:r>
+          </w:p>
+        </w:tc>
+        <w:tc>
+          <w:tcPr/>
+          <w:p>
+            <w:pPr>
+              <w:pStyle w:val="Compact"/>
+            </w:pPr>
+            <w:r>
+              <w:t xml:space="preserve">Downloading the 136-million-keystroke corpus was more schedule risk than value inside a three-day sprint (§10)</w:t>
+            </w:r>
+          </w:p>
+        </w:tc>
+      </w:tr>
+    </w:tbl>
     <w:bookmarkEnd w:id="16"/>
     <w:bookmarkStart w:id="17" w:name="X0281b7bbf43d20aaa3ba8b204f82a02a7b45dc9"/>
     <w:p>
@@ -2822,7 +2961,7 @@
         <w:t xml:space="preserve"> </w:t>
       </w:r>
       <w:r>
-        <w:t xml:space="preserve">this was an independent project, with no mentor or supervisor. The "people" side of it therefore came from the wider research community rather than one named person: the authors whose methods I built on (Killourhy &amp; Maxion; the FaceNet and TypeNet teams; Ledoit &amp; Wolf), the maintainers of the open-source libraries I used, and the public standards and guidance I read (ISO/IEC 19795-1; the ICO's GDPR material). The job a mentor usually does — being the second person who distrusts a convenient result — I had to do myself, by auditing my own work, which is how the most important mistake got caught (§7.1). I note the lack of an outside reviewer honestly as a limitation and something I would change (§10).</w:t>
+        <w:t xml:space="preserve">an independent project with no mentor. The "people" side came from the wider research community rather than one person: the authors whose methods I built on (Killourhy &amp; Maxion; the FaceNet and TypeNet teams; Ledoit &amp; Wolf), the maintainers of the libraries I used, and the standards I read (ISO/IEC 19795-1; the ICO's GDPR guidance). The job a mentor usually does — being the second person who distrusts a convenient result — I had to do myself by auditing my own work, which is how the most important mistake got caught (§7.1); I note the lack of an outside reviewer honestly as a limitation (§10).</w:t>
       </w:r>
     </w:p>
     <w:p>
@@ -2848,7 +2987,7 @@
         <w:pStyle w:val="FirstParagraph"/>
       </w:pPr>
       <w:r>
-        <w:t xml:space="preserve">This section sets out the science the project rests on, and pulls the prior work together to find the gap I am trying to fill. I have tried to join the threads rather than summarise paper by paper.</w:t>
+        <w:t xml:space="preserve">This section sets out the science the project rests on and pulls the prior work together to find the gap — joining threads rather than summarising paper by paper.</w:t>
       </w:r>
     </w:p>
     <w:bookmarkStart w:id="19" w:name="X6ec645cc634c7abd64bff2941eeadcd0d022c26"/>
@@ -2865,7 +3004,7 @@
         <w:pStyle w:val="FirstParagraph"/>
       </w:pPr>
       <w:r>
-        <w:t xml:space="preserve">Biometrics split into two families: physiological (fingerprint, iris, face — what you</w:t>
+        <w:t xml:space="preserve">Biometrics split into physiological (fingerprint, iris, face — what you</w:t>
       </w:r>
       <w:r>
         <w:t xml:space="preserve"> </w:t>
@@ -2878,7 +3017,7 @@
         <w:t xml:space="preserve">are</w:t>
       </w:r>
       <w:r>
-        <w:t xml:space="preserve">) and behavioural (signature, gait, voice, typing rhythm — how you</w:t>
+        <w:t xml:space="preserve">) and behavioural (signature, gait, typing rhythm — how you</w:t>
       </w:r>
       <w:r>
         <w:t xml:space="preserve"> </w:t>
@@ -2987,7 +3126,7 @@
         <w:pStyle w:val="FirstParagraph"/>
       </w:pPr>
       <w:r>
-        <w:t xml:space="preserve">These timings are surprisingly personal, because they come from motor habits and hand geometry that are hard to fake on purpose. There are two settings: fixed-text, where everyone types the same string (the CMU benchmark), and free-text, where the person types whatever they like (needed for continuous authentication). Fixed-text is easier because you compare matching keystrokes directly; free-text needs a content-independent model that learns rhythm regardless of the words. A recent ACM Computing Surveys review (2024/25) describes the field moving from hand-built statistical detectors in the 2000s to deep representation learning in the 2020s — the exact transition this project sits on.</w:t>
+        <w:t xml:space="preserve">These are surprisingly personal, coming from motor habits and hand geometry that are hard to fake on purpose. Fixed-text (everyone types the same string — the CMU benchmark) is easier, because you compare matching keystrokes directly; free-text (anything the person types, needed for continuous authentication) needs a content-independent model that learns rhythm regardless of the words. A recent ACM Computing Surveys review (2024/25) describes the field moving from hand-built statistical detectors in the 2000s to deep representation learning in the 2020s — the transition this project sits on.</w:t>
       </w:r>
     </w:p>
     <w:bookmarkEnd w:id="19"/>
@@ -3005,26 +3144,7 @@
         <w:pStyle w:val="FirstParagraph"/>
       </w:pPr>
       <w:r>
-        <w:t xml:space="preserve">The key move in modern biometrics is to stop asking "which known user is this?" (classification) and instead learn an embedding: a function that maps an input to a point in a vector space where distance encodes identity. FaceNet (Schroff, Kalenichenko &amp; Philbin, 2015) set the template for faces — a network trained so that the distance between two embeddings of the same person is small and between different people is large, using a triplet loss. A triplet is (anchor, positive, negative): same person, same person, different person. The loss pushes the anchor–positive distance below the anchor–negative distance by a margin:</w:t>
-      </w:r>
-    </w:p>
-    <w:p>
-      <w:pPr>
-        <w:pStyle w:val="BlockText"/>
-      </w:pPr>
-      <w:r>
-        <w:rPr>
-          <w:rStyle w:val="VerbatimChar"/>
-        </w:rPr>
-        <w:t xml:space="preserve">L = max(0, d(anchor, positive) − d(anchor, negative) + margin)</w:t>
-      </w:r>
-    </w:p>
-    <w:p>
-      <w:pPr>
-        <w:pStyle w:val="FirstParagraph"/>
-      </w:pPr>
-      <w:r>
-        <w:t xml:space="preserve">FaceNet used a 128-dimensional embedding and reached 99.6% on a face benchmark; I use the same 128-D, L2-normalised design for keystrokes. Hermans, Beyer &amp; Leibe (2017) showed that</w:t>
+        <w:t xml:space="preserve">The key move in modern biometrics is to stop asking "which known user is this?" (classification) and instead learn an</w:t>
       </w:r>
       <w:r>
         <w:t xml:space="preserve"> </w:t>
@@ -3034,21 +3154,29 @@
           <w:i/>
           <w:iCs/>
         </w:rPr>
-        <w:t xml:space="preserve">which</w:t>
-      </w:r>
-      <w:r>
-        <w:t xml:space="preserve"> </w:t>
-      </w:r>
-      <w:r>
-        <w:t xml:space="preserve">triplets you pick matters a lot, and that batch-hard mining — for each anchor in a mini-batch, take the hardest positive (furthest same-person) and hardest negative (closest different-person) — is a simple, strong choice. I use it. Wen et al. (2016) added a center loss that pulls each class towards its own centre, tightening the clusters; I add a small amount of it to keep per-user spread under control.</w:t>
-      </w:r>
-    </w:p>
-    <w:p>
-      <w:pPr>
-        <w:pStyle w:val="BodyText"/>
-      </w:pPr>
-      <w:r>
-        <w:t xml:space="preserve">L2-normalisation (dividing each embedding by its length, so it lands on the unit sphere) means distance depends on the</w:t>
+        <w:t xml:space="preserve">embedding</w:t>
+      </w:r>
+      <w:r>
+        <w:t xml:space="preserve">: a function mapping an input to a vector space where distance encodes identity. FaceNet (Schroff et al., 2015) set the template — a network trained with a triplet loss so embeddings of the same person are close and different people far apart. A triplet is (anchor, positive, negative): same, same, different; the loss pushes the anchor–positive distance below the anchor–negative distance by a margin:</w:t>
+      </w:r>
+    </w:p>
+    <w:p>
+      <w:pPr>
+        <w:pStyle w:val="BlockText"/>
+      </w:pPr>
+      <w:r>
+        <w:rPr>
+          <w:rStyle w:val="VerbatimChar"/>
+        </w:rPr>
+        <w:t xml:space="preserve">L = max(0, d(anchor, positive) − d(anchor, negative) + margin)</w:t>
+      </w:r>
+    </w:p>
+    <w:p>
+      <w:pPr>
+        <w:pStyle w:val="FirstParagraph"/>
+      </w:pPr>
+      <w:r>
+        <w:t xml:space="preserve">FaceNet used a 128-D embedding and reached 99.6% on faces; I use the same 128-D, L2-normalised design for keystrokes. Hermans et al. (2017) showed</w:t>
       </w:r>
       <w:r>
         <w:t xml:space="preserve"> </w:t>
@@ -3058,13 +3186,26 @@
           <w:i/>
           <w:iCs/>
         </w:rPr>
+        <w:t xml:space="preserve">which</w:t>
+      </w:r>
+      <w:r>
+        <w:t xml:space="preserve"> </w:t>
+      </w:r>
+      <w:r>
+        <w:t xml:space="preserve">triplets you pick matters, and that batch-hard mining — for each anchor, the hardest positive and hardest negative in the mini-batch — is a simple, strong choice; I use it. Wen et al. (2016) added a center loss pulling each class toward its centre, tightening clusters; I add a small amount to keep per-user spread under control. L2-normalisation (each embedding divided by its length, landing on the unit sphere) makes distance depend on</w:t>
+      </w:r>
+      <w:r>
+        <w:t xml:space="preserve"> </w:t>
+      </w:r>
+      <w:r>
+        <w:rPr>
+          <w:i/>
+          <w:iCs/>
+        </w:rPr>
         <w:t xml:space="preserve">direction</w:t>
       </w:r>
       <w:r>
-        <w:t xml:space="preserve"> </w:t>
-      </w:r>
-      <w:r>
-        <w:t xml:space="preserve">of the vector, not its magnitude — the right thing for comparing rhythm patterns.</w:t>
+        <w:t xml:space="preserve">, not magnitude — the right thing for comparing rhythm patterns.</w:t>
       </w:r>
     </w:p>
     <w:bookmarkEnd w:id="20"/>
@@ -3082,7 +3223,7 @@
         <w:pStyle w:val="FirstParagraph"/>
       </w:pPr>
       <w:r>
-        <w:t xml:space="preserve">A raw embedding is not yet a decision. The verifier has to turn "how far is this new window from the user's profile?" into accept or reject. I use three distances together:</w:t>
+        <w:t xml:space="preserve">A raw embedding is not yet a decision. The verifier turns "how far is this window from the user's profile?" into accept or reject, using three distances together:</w:t>
       </w:r>
     </w:p>
     <w:p>
@@ -3104,7 +3245,7 @@
         <w:t xml:space="preserve"> </w:t>
       </w:r>
       <w:r>
-        <w:t xml:space="preserve">mean absolute deviation from the user's mean, scaled by per-feature spread — the exact form of the best CMU detector, so it gives a like-for-like comparison.</w:t>
+        <w:t xml:space="preserve">mean absolute deviation from the user's mean, scaled by per-feature spread — the exact form of the best CMU detector, giving a like-for-like comparison.</w:t>
       </w:r>
     </w:p>
     <w:p>
@@ -3126,7 +3267,7 @@
         <w:t xml:space="preserve"> </w:t>
       </w:r>
       <w:r>
-        <w:t xml:space="preserve">accounts for correlations between dimensions using the inverse covariance matrix. With only a handful of enrolment samples in 128 dimensions, the raw sample covariance is unstable and not invertible, so I use Ledoit–Wolf shrinkage (Ledoit &amp; Wolf, 2004), which blends the sample covariance with a well-behaved target to guarantee a stable, invertible matrix — exactly the small-sample, high-dimensional situation enrolment lives in.</w:t>
+        <w:t xml:space="preserve">accounts for correlations between dimensions via the inverse covariance matrix. With a handful of enrolment samples in 128 dimensions the raw sample covariance is unstable and not invertible, so I use Ledoit–Wolf shrinkage (Ledoit &amp; Wolf, 2004), which blends it with a well-behaved target to guarantee a stable, invertible matrix — exactly the small-sample, high-dimensional situation enrolment lives in.</w:t>
       </w:r>
     </w:p>
     <w:p>
@@ -3164,7 +3305,7 @@
         <w:t xml:space="preserve"> </w:t>
       </w:r>
       <w:r>
-        <w:t xml:space="preserve">closest enrolment embeddings, which copes with people who type in more than one way (warmed up versus tired).</w:t>
+        <w:t xml:space="preserve">closest enrolment embeddings, coping with people who type in more than one way.</w:t>
       </w:r>
     </w:p>
     <w:p>
@@ -3172,7 +3313,7 @@
         <w:pStyle w:val="FirstParagraph"/>
       </w:pPr>
       <w:r>
-        <w:t xml:space="preserve">To measure performance: a verifier makes two kinds of error, accepting an impostor (False Accept Rate, FAR) and rejecting a genuine user (False Reject Rate, FRR). Moving the threshold trades one for the other — strict annoys real users, lax is insecure. The Equal Error Rate (EER) is the point where FAR = FRR, and it is the standard single-number summary of a biometric. Lower is better. Plotting FAR against FRR across all thresholds gives the Detection Error Trade-off (DET) curve. These follow the international standard for biometric testing, ISO/IEC 19795-1.</w:t>
+        <w:t xml:space="preserve">A verifier makes two errors: accepting an impostor (False Accept Rate, FAR) and rejecting a genuine user (False Reject Rate, FRR); moving the threshold trades one for the other. The Equal Error Rate (EER) is where FAR = FRR — the standard single-number summary of a biometric, lower better — and plotting FAR against FRR across thresholds gives the Detection Error Trade-off (DET) curve. These follow ISO/IEC 19795-1.</w:t>
       </w:r>
     </w:p>
     <w:bookmarkEnd w:id="21"/>
@@ -3224,7 +3365,7 @@
         <w:t xml:space="preserve">.tie5Roanl</w:t>
       </w:r>
       <w:r>
-        <w:t xml:space="preserve">) and compared 14 anomaly detectors. The best, scaled-Manhattan, reached EER 0.0962 (9.6%); nearest-neighbour-Mahalanobis 0.0996; plain Mahalanobis 0.110; Euclidean 0.171. 9.6% is the number I measure against.</w:t>
+        <w:t xml:space="preserve">) and compared 14 anomaly detectors; the best, scaled-Manhattan, reached EER 0.0962 (9.6%) — the number I measure against.</w:t>
       </w:r>
     </w:p>
     <w:p>
@@ -3246,7 +3387,7 @@
         <w:t xml:space="preserve"> </w:t>
       </w:r>
       <w:r>
-        <w:t xml:space="preserve">A Siamese LSTM trained on more than 136 million keystrokes from about 168,000 people, reaching EER 2.2% on a physical keyboard and 9.2% on touchscreen, and scaling to 100,000 users — showing that learned, content-independent keystroke embeddings work at internet scale.</w:t>
+        <w:t xml:space="preserve">A Siamese LSTM trained on 136M+ keystrokes from ~168,000 people, reaching EER 2.2% (physical keyboard) and 9.2% (touchscreen) and scaling to 100,000 users — showing learned, content-independent keystroke embeddings work at internet scale.</w:t>
       </w:r>
     </w:p>
     <w:p>
@@ -3254,7 +3395,7 @@
         <w:pStyle w:val="FirstParagraph"/>
       </w:pPr>
       <w:r>
-        <w:t xml:space="preserve">TypeNet shows deep embeddings work given enormous data. The CMU benchmark shows classical statistics work on small fixed-text data. The under-explored middle ground — and something a student-scale project can actually contribute to — is this: on the small, public, reproducible CMU benchmark, does a deep embedding</w:t>
+        <w:t xml:space="preserve">TypeNet shows deep embeddings work given enormous data; CMU shows classical statistics work on small fixed-text data. The under-explored middle ground a student-scale project can contribute to: on the small, public, reproducible CMU benchmark, does a deep embedding</w:t>
       </w:r>
       <w:r>
         <w:t xml:space="preserve"> </w:t>
@@ -3270,7 +3411,7 @@
         <w:t xml:space="preserve"> </w:t>
       </w:r>
       <w:r>
-        <w:t xml:space="preserve">a classical verifier do any better than the classical verifier alone, when you test it honestly on people it never trained on? That is the falsifiable question here. The contribution is not a new record; it is a careful, reproducible, honest measurement of a hybrid design on a standard benchmark, with the failure modes written down.</w:t>
+        <w:t xml:space="preserve">a classical verifier do better than the classical verifier alone, tested honestly on people it never trained on? That is the falsifiable question. The contribution is not a new record but a careful, reproducible, honest measurement of a hybrid design, with the failure modes written down.</w:t>
       </w:r>
     </w:p>
     <w:p>
@@ -3313,7 +3454,7 @@
         <w:pStyle w:val="FirstParagraph"/>
       </w:pPr>
       <w:r>
-        <w:t xml:space="preserve">The CMU file holds, for each of 51 people and 400 repetitions, the timing of typing</w:t>
+        <w:t xml:space="preserve">The CMU file holds, for 51 people × 400 reps, the timing of typing</w:t>
       </w:r>
       <w:r>
         <w:t xml:space="preserve"> </w:t>
@@ -3328,10 +3469,7 @@
         <w:t xml:space="preserve"> </w:t>
       </w:r>
       <w:r>
-        <w:t xml:space="preserve">then Return — 11 keys, so 11 hold times plus the inter-key latencies, giving 31 timing columns per row and 20,400 rows in total. I checked it structurally (51 people × 400 reps; the column names</w:t>
-      </w:r>
-      <w:r>
-        <w:t xml:space="preserve"> </w:t>
+        <w:t xml:space="preserve">then Return — 11 keys, giving 31 timing columns per row and 20,400 rows. I checked it structurally and pinned it by SHA-256, so any run uses provably the same bytes. One detail mattered: the real file names columns by key (</w:t>
       </w:r>
       <w:r>
         <w:rPr>
@@ -3349,10 +3487,10 @@
         <w:rPr>
           <w:rStyle w:val="VerbatimChar"/>
         </w:rPr>
-        <w:t xml:space="preserve">H.t</w:t>
-      </w:r>
-      <w:r>
-        <w:t xml:space="preserve">, …,</w:t>
+        <w:t xml:space="preserve">H.Shift.r</w:t>
+      </w:r>
+      <w:r>
+        <w:t xml:space="preserve">,</w:t>
       </w:r>
       <w:r>
         <w:t xml:space="preserve"> </w:t>
@@ -3361,7 +3499,19 @@
         <w:rPr>
           <w:rStyle w:val="VerbatimChar"/>
         </w:rPr>
-        <w:t xml:space="preserve">H.Shift.r</w:t>
+        <w:t xml:space="preserve">H.Return</w:t>
+      </w:r>
+      <w:r>
+        <w:t xml:space="preserve">), not printable character, so a loader expecting</w:t>
+      </w:r>
+      <w:r>
+        <w:t xml:space="preserve"> </w:t>
+      </w:r>
+      <w:r>
+        <w:rPr>
+          <w:rStyle w:val="VerbatimChar"/>
+        </w:rPr>
+        <w:t xml:space="preserve">H..</w:t>
       </w:r>
       <w:r>
         <w:t xml:space="preserve">,</w:t>
@@ -3373,30 +3523,25 @@
         <w:rPr>
           <w:rStyle w:val="VerbatimChar"/>
         </w:rPr>
-        <w:t xml:space="preserve">H.Return</w:t>
-      </w:r>
-      <w:r>
-        <w:t xml:space="preserve"> </w:t>
-      </w:r>
-      <w:r>
-        <w:t xml:space="preserve">matching the password) and pinned it by SHA-256, so any future run uses provably the same bytes.</w:t>
-      </w:r>
-    </w:p>
-    <w:p>
-      <w:pPr>
-        <w:pStyle w:val="BodyText"/>
-      </w:pPr>
-      <w:r>
-        <w:t xml:space="preserve">One detail mattered more than it looks. The real file names its columns by key (</w:t>
+        <w:t xml:space="preserve">H.R</w:t>
+      </w:r>
+      <w:r>
+        <w:t xml:space="preserve">,</w:t>
+      </w:r>
+      <w:r>
+        <w:t xml:space="preserve"> </w:t>
       </w:r>
       <w:r>
         <w:rPr>
           <w:rStyle w:val="VerbatimChar"/>
         </w:rPr>
-        <w:t xml:space="preserve">H.period</w:t>
-      </w:r>
-      <w:r>
-        <w:t xml:space="preserve">,</w:t>
+        <w:t xml:space="preserve">H.\n</w:t>
+      </w:r>
+      <w:r>
+        <w:t xml:space="preserve"> </w:t>
+      </w:r>
+      <w:r>
+        <w:t xml:space="preserve">would quietly read all-zero timings and train on nothing while still printing a believable number. I wrote a column remap plus an assertion that the first window is exactly 11 keys spelling</w:t>
       </w:r>
       <w:r>
         <w:t xml:space="preserve"> </w:t>
@@ -3405,73 +3550,13 @@
         <w:rPr>
           <w:rStyle w:val="VerbatimChar"/>
         </w:rPr>
-        <w:t xml:space="preserve">H.Shift.r</w:t>
-      </w:r>
-      <w:r>
-        <w:t xml:space="preserve">,</w:t>
-      </w:r>
-      <w:r>
-        <w:t xml:space="preserve"> </w:t>
-      </w:r>
-      <w:r>
-        <w:rPr>
-          <w:rStyle w:val="VerbatimChar"/>
-        </w:rPr>
-        <w:t xml:space="preserve">H.Return</w:t>
-      </w:r>
-      <w:r>
-        <w:t xml:space="preserve">), not by printable character. A loader expecting</w:t>
-      </w:r>
-      <w:r>
-        <w:t xml:space="preserve"> </w:t>
-      </w:r>
-      <w:r>
-        <w:rPr>
-          <w:rStyle w:val="VerbatimChar"/>
-        </w:rPr>
-        <w:t xml:space="preserve">H..</w:t>
-      </w:r>
-      <w:r>
-        <w:t xml:space="preserve">,</w:t>
-      </w:r>
-      <w:r>
-        <w:t xml:space="preserve"> </w:t>
-      </w:r>
-      <w:r>
-        <w:rPr>
-          <w:rStyle w:val="VerbatimChar"/>
-        </w:rPr>
-        <w:t xml:space="preserve">H.R</w:t>
-      </w:r>
-      <w:r>
-        <w:t xml:space="preserve">,</w:t>
-      </w:r>
-      <w:r>
-        <w:t xml:space="preserve"> </w:t>
-      </w:r>
-      <w:r>
-        <w:rPr>
-          <w:rStyle w:val="VerbatimChar"/>
-        </w:rPr>
-        <w:t xml:space="preserve">H.\n</w:t>
-      </w:r>
-      <w:r>
-        <w:t xml:space="preserve"> </w:t>
-      </w:r>
-      <w:r>
-        <w:t xml:space="preserve">would quietly read all-zero timings and train on nothing, while still printing a believable number. I wrote an explicit column remap and an assertion that the first parsed window is exactly 11 keys spelling</w:t>
-      </w:r>
-      <w:r>
-        <w:t xml:space="preserve"> </w:t>
-      </w:r>
-      <w:r>
-        <w:rPr>
-          <w:rStyle w:val="VerbatimChar"/>
-        </w:rPr>
         <w:t xml:space="preserve">.tie5Roanl</w:t>
       </w:r>
       <w:r>
-        <w:t xml:space="preserve">, with real (non-zero) timings (§7.3).</w:t>
+        <w:t xml:space="preserve"> </w:t>
+      </w:r>
+      <w:r>
+        <w:t xml:space="preserve">with non-zero timings (§7.3).</w:t>
       </w:r>
     </w:p>
     <w:bookmarkEnd w:id="24"/>
@@ -3489,7 +3574,7 @@
         <w:pStyle w:val="FirstParagraph"/>
       </w:pPr>
       <w:r>
-        <w:t xml:space="preserve">Each keystroke becomes a small vector: four timing features (hold, down-down, flight, up-up) plus a learned embedding of which key it was. The timings are measured relative to the first keystroke in the window, so the absolute clock value drops out and floating-point precision is kept. The network sees which keys, and their rhythm, never the meaning of the text — so the representation is content-independent and can in principle carry over from the fixed CMU password to free typing (the basis of Phase 2). The same featurization code runs in training and in serving, so there is no risk of the served model seeing different features from the trained one.</w:t>
+        <w:t xml:space="preserve">Each keystroke becomes a small vector: four timing features (hold, down-down, flight, up-up) plus a learned embedding of which key it was. Timings are measured relative to the window's first keystroke, so the absolute clock value drops out and precision is kept. The network sees which keys and their rhythm, never the text's meaning — so the representation is content-independent and can in principle carry from the fixed CMU password to free typing (the basis of Phase 2). The same featurization code runs in training and serving, so the served model can't see different features from the trained one.</w:t>
       </w:r>
     </w:p>
     <w:bookmarkEnd w:id="25"/>
@@ -3538,7 +3623,7 @@
         <w:t xml:space="preserve"> </w:t>
       </w:r>
       <w:r>
-        <w:t xml:space="preserve">— each keystroke's four timing features are joined with a 16-D learned embedding of its character, giving a 20-D per-keystroke vector. The character embedding lets the network learn keyboard geography (which keys sit near each other) instead of being told.</w:t>
+        <w:t xml:space="preserve">— each keystroke's four timing features join a 16-D learned character embedding → a 20-D per-keystroke vector. The character embedding lets the network learn keyboard geography rather than being told it.</w:t>
       </w:r>
     </w:p>
     <w:p>
@@ -3575,7 +3660,7 @@
         <w:t xml:space="preserve"> </w:t>
       </w:r>
       <w:r>
-        <w:t xml:space="preserve">layers (20→64→64 channels, kernel 3) slide over the sequence and pick up local rhythm (the timing of adjacent key-pairs, or digraphs).</w:t>
+        <w:t xml:space="preserve">layers (20→64→64, kernel 3) pick up local rhythm (adjacent key-pairs, or digraphs).</w:t>
       </w:r>
     </w:p>
     <w:p>
@@ -3597,7 +3682,7 @@
         <w:t xml:space="preserve"> </w:t>
       </w:r>
       <w:r>
-        <w:t xml:space="preserve">— a recurrent layer (hidden size 64 each way → 128) reads the sequence forwards and backwards, catching longer-range cadence across the window.</w:t>
+        <w:t xml:space="preserve">— a recurrent layer (64 each way → 128) reads the sequence both directions, catching longer-range cadence.</w:t>
       </w:r>
     </w:p>
     <w:p>
@@ -3619,7 +3704,7 @@
         <w:t xml:space="preserve"> </w:t>
       </w:r>
       <w:r>
-        <w:t xml:space="preserve">— attention takes a weighted average over time (so the network learns which keystrokes matter most), a linear layer projects to 128-D, and a final L2-normalisation puts the vector on the unit sphere.</w:t>
+        <w:t xml:space="preserve">— attention weights time steps (the network learns which keystrokes matter), a linear layer projects to 128-D, and L2-normalisation puts the vector on the unit sphere.</w:t>
       </w:r>
     </w:p>
     <w:p>
@@ -3627,7 +3712,7 @@
         <w:pStyle w:val="FirstParagraph"/>
       </w:pPr>
       <w:r>
-        <w:t xml:space="preserve">I chose CNN + BiGRU + attention over a Transformer on purpose: at this data scale a Transformer would overfit, whereas this is data-efficient and reproducible. The whole network has only about 83,500 trainable parameters (≈ 0.08 M), which is the point — a model this small trains to roughly 10% open-set EER on a laptop CPU in minutes, with little room to overfit a 51-person benchmark.</w:t>
+        <w:t xml:space="preserve">I chose CNN + BiGRU + attention over a Transformer deliberately: at this data scale a Transformer would overfit, whereas this is data-efficient and reproducible. The network has only ~83,500 parameters (≈ 0.08 M) — small enough to train to ~10% open-set EER on a laptop CPU in minutes, with little room to overfit a 51-person benchmark.</w:t>
       </w:r>
     </w:p>
     <w:bookmarkEnd w:id="26"/>
@@ -3645,7 +3730,7 @@
         <w:pStyle w:val="FirstParagraph"/>
       </w:pPr>
       <w:r>
-        <w:t xml:space="preserve">I train with batch-hard triplet loss (margin 0.2) plus a small center-loss term (weight 0.01), using Adam. Each mini-batch picks several people with several windows each; batch-hard mining then selects the hardest positive and hardest negative for each anchor. Training is deterministic — a global seed is set first and the data loader is single-process — so the same seed reproduces the same weights bit-for-bit on CPU. A test checks that after a short run, same-person embeddings really are closer than different-person ones (objective O2), which guards against a collapsed encoder that maps everything to one point.</w:t>
+        <w:t xml:space="preserve">I train with batch-hard triplet loss (margin 0.2) plus a small center-loss term (weight 0.01), using Adam; each mini-batch picks several people with several windows, and batch-hard mining selects the hardest positive and negative per anchor. Training is deterministic (global seed, single-process loader), so the same seed reproduces the same weights bit-for-bit on CPU. A test checks same-person embeddings are closer than different-person ones (O2), guarding against a collapsed encoder.</w:t>
       </w:r>
     </w:p>
     <w:bookmarkEnd w:id="27"/>
@@ -3663,7 +3748,7 @@
         <w:pStyle w:val="FirstParagraph"/>
       </w:pPr>
       <w:r>
-        <w:t xml:space="preserve">After training, a user is enrolled (not retrained) by embedding about 12 of their windows and building a profile: the centroid (mean embedding), the enrolment embeddings themselves (for nearest-neighbour), and the Ledoit–Wolf inverse-covariance matrix. A new window is scored by three distances to that profile — scaled-Manhattan, nearest-neighbour and Mahalanobis — averaged into one fused score; a per-user threshold then maps it to a confidence and a risk level (LOW/MEDIUM/HIGH). The important part is that these statistics run inside the</w:t>
+        <w:t xml:space="preserve">After training, a user is enrolled (not retrained) by embedding ~12 of their windows into a profile: the centroid, the enrolment embeddings themselves (for nearest-neighbour), and the Ledoit–Wolf inverse-covariance matrix. A new window is scored by three distances to that profile — scaled-Manhattan, nearest-neighbour, Mahalanobis — fused into one score, which a per-user threshold maps to a confidence and risk level. Crucially these statistics run inside the</w:t>
       </w:r>
       <w:r>
         <w:t xml:space="preserve"> </w:t>
@@ -3679,7 +3764,7 @@
         <w:t xml:space="preserve"> </w:t>
       </w:r>
       <w:r>
-        <w:t xml:space="preserve">128-D space, not on raw timings: the network gives the representation, the ensemble gives the decision. The exact same fusion code runs in the research evaluation and in the live service, so the EER I measured and the decision I ship are the same maths.</w:t>
+        <w:t xml:space="preserve">128-D space, not on raw timings: the network gives the representation, the ensemble gives the decision. The same fusion code runs in research and in the live service, so the EER I measured and the decision I ship are the same maths.</w:t>
       </w:r>
     </w:p>
     <w:bookmarkEnd w:id="28"/>
@@ -3697,7 +3782,7 @@
         <w:pStyle w:val="FirstParagraph"/>
       </w:pPr>
       <w:r>
-        <w:t xml:space="preserve">This is the section the whole project's credibility rests on.</w:t>
+        <w:t xml:space="preserve">This is where the project's credibility rests.</w:t>
       </w:r>
     </w:p>
     <w:p>
@@ -3715,7 +3800,7 @@
         <w:t xml:space="preserve"> </w:t>
       </w:r>
       <w:r>
-        <w:t xml:space="preserve">I split the 51 people (seeded) into 35 for training and 16 held out for testing. The encoder trains only on the 35; the EER is measured only on the 16 it has never seen. That makes the result a measure of generalisation to new people, which is the only thing that matters for real authentication — your future users were not in your training set. A runtime check guarantees no test person leaks into training. This replaces an earlier closed-set mistake that would have produced a much lower but meaningless number (§7.1).</w:t>
+        <w:t xml:space="preserve">I split the 51 people (seeded) into 35 for training and 16 held out; the encoder trains only on the 35 and the EER is measured only on the 16 it has never seen, so the result measures generalisation to new people — the only thing that matters for real authentication. A runtime check guarantees no test person leaks into training. This replaces an earlier closed-set mistake that would have produced a much lower but meaningless number (§7.1).</w:t>
       </w:r>
     </w:p>
     <w:p>
@@ -3727,13 +3812,13 @@
           <w:b/>
           <w:bCs/>
         </w:rPr>
-        <w:t xml:space="preserve">Genuine versus impostor, split within each test person.</w:t>
-      </w:r>
-      <w:r>
-        <w:t xml:space="preserve"> </w:t>
-      </w:r>
-      <w:r>
-        <w:t xml:space="preserve">For each of the 16 test people, I split their windows into an enrolment half and a test half; the test (genuine) windows are scored against the profile built from the enrolment half, so a window is never scored against itself, and the impostor windows are the other test people's windows. If a person has too few windows to hold a test set out, the evaluator raises an error rather than make a number up — a guard I added after an earlier version silently scored training data and produced a fake 0.0 EER (§7.4).</w:t>
+        <w:t xml:space="preserve">Genuine versus impostor, within each test person.</w:t>
+      </w:r>
+      <w:r>
+        <w:t xml:space="preserve"> </w:t>
+      </w:r>
+      <w:r>
+        <w:t xml:space="preserve">For each test person I split their windows into an enrolment half and a test half; genuine windows are scored against the profile built from the enrolment half (so a window is never scored against itself), and impostor windows are the other test people's. If a person has too few windows to hold a test set out, the evaluator raises rather than invent a number — a guard added after an earlier version scored training data and produced a fake 0.0 EER (§7.4).</w:t>
       </w:r>
     </w:p>
     <w:p>
@@ -3751,7 +3836,7 @@
         <w:t xml:space="preserve"> </w:t>
       </w:r>
       <w:r>
-        <w:t xml:space="preserve">I report the scaled-Manhattan EER as the headline, because it is the exact metric of the published 9.6% baseline. I report the full-ensemble EER as a secondary number, and never compare the ensemble against a scaled-Manhattan baseline, which would tilt the comparison in my favour.</w:t>
+        <w:t xml:space="preserve">Scaled-Manhattan EER is the headline (the exact metric of the 9.6% baseline); the full-ensemble EER is secondary, and I never compare the ensemble against a scaled-Manhattan baseline, which would tilt the comparison in my favour.</w:t>
       </w:r>
     </w:p>
     <w:p>
@@ -3769,7 +3854,7 @@
         <w:t xml:space="preserve"> </w:t>
       </w:r>
       <w:r>
-        <w:t xml:space="preserve">Because the split and training are random, one run is one sample. I run three seeds (42, 43, 44) and report mean ± standard deviation, so a near-baseline result can't be waved away as noise.</w:t>
+        <w:t xml:space="preserve">Because the split and training are random, I run seeds 42/43/44 and report mean ± SD, so a near-baseline result can't be waved away as noise.</w:t>
       </w:r>
     </w:p>
     <w:p>
@@ -3781,13 +3866,13 @@
           <w:b/>
           <w:bCs/>
         </w:rPr>
-        <w:t xml:space="preserve">Hyperparameter choice by nested validation.</w:t>
-      </w:r>
-      <w:r>
-        <w:t xml:space="preserve"> </w:t>
-      </w:r>
-      <w:r>
-        <w:t xml:space="preserve">An easy way to fool yourself in machine learning is to try lots of settings, keep the one that scores best on the test set, and report it — which quietly turns the test set into a training signal. To avoid that, I set the 16 test people aside first and never used them for any decision. Inside the 35 training people I carved a further 24 inner-train / 11 validation split, and judged every setting only on the validation people. The single setting that won on validation was then run once on the 16 test people. Because nothing was ever chosen using the test set, the final EER stays an honest open-set estimate. The result is the ablation in §4.6.</w:t>
+        <w:t xml:space="preserve">Hyperparameters by nested validation.</w:t>
+      </w:r>
+      <w:r>
+        <w:t xml:space="preserve"> </w:t>
+      </w:r>
+      <w:r>
+        <w:t xml:space="preserve">Trying many settings and keeping the one that scores best on the test set quietly turns the test set into a training signal. So I set the 16 test people aside first and, inside the 35 training people, carved a further 24 inner-train / 11 validation split, judging every setting only on the validation people; the validation winner was then run once on the 16. Because nothing was chosen using the test set, the final EER stays an honest open-set estimate (the ablation in §4.6).</w:t>
       </w:r>
     </w:p>
     <w:bookmarkEnd w:id="29"/>
@@ -3805,7 +3890,7 @@
         <w:pStyle w:val="FirstParagraph"/>
       </w:pPr>
       <w:r>
-        <w:t xml:space="preserve">Every artefact carries its own provenance. The model file records the git commit, the embedding dimension and the feature spec it was trained with; the metrics file records the dataset SHA-256, the seeds, the protocol and the same commit. One command regenerates the whole result from the pinned data, and the model loads with</w:t>
+        <w:t xml:space="preserve">Every artefact carries its provenance: the model file records the git commit, embedding dimension and feature spec; the metrics file records the dataset SHA-256, seeds, protocol and the same commit. One command regenerates the result from pinned data, and the model loads with</w:t>
       </w:r>
       <w:r>
         <w:t xml:space="preserve"> </w:t>
@@ -3820,7 +3905,7 @@
         <w:t xml:space="preserve"> </w:t>
       </w:r>
       <w:r>
-        <w:t xml:space="preserve">so a swapped model file can't run code inside the service. I checked the chain end to end: model-commit equals metrics-commit, pinned SHA equals metrics SHA, and the loaded model embeds to a correct 128-D unit vector (§9).</w:t>
+        <w:t xml:space="preserve">so a swapped file can't run code in the service. I checked the chain end to end — model-commit equals metrics-commit, pinned SHA equals metrics SHA (§9).</w:t>
       </w:r>
     </w:p>
     <w:bookmarkEnd w:id="30"/>
@@ -3847,7 +3932,7 @@
         <w:t xml:space="preserve">/api/ml-keystroke/*</w:t>
       </w:r>
       <w:r>
-        <w:t xml:space="preserve">) into the game backend: a user gives explicit consent, enrols by typing several windows (which become a profile), and is then verified on a new window. The decision is fail-safe: if the service is unreachable or the model version doesn't match the stored profile, the result is INDETERMINATE and the product asks for another factor — it never grants access by default. This slice is kept separate from the older statistical engine so the two don't tangle, and its safety behaviour is covered by tests (§6, §7.5).</w:t>
+        <w:t xml:space="preserve">) into the game backend: a user consents, enrols by typing several windows (which become a profile), and is verified on a new window. The decision is fail-safe — if the service is unreachable or the model version doesn't match the profile, the result is INDETERMINATE and the product asks for another factor, never granting access by default. The slice is kept separate from the older statistical engine, and its safety behaviour is tested (§6, §7.5).</w:t>
       </w:r>
     </w:p>
     <w:p>
@@ -4143,15 +4228,7 @@
         <w:pStyle w:val="BodyText"/>
       </w:pPr>
       <w:r>
-        <w:t xml:space="preserve">Two things stand out.</w:t>
-      </w:r>
-    </w:p>
-    <w:p>
-      <w:pPr>
-        <w:pStyle w:val="BodyText"/>
-      </w:pPr>
-      <w:r>
-        <w:t xml:space="preserve">First, the ensemble is both more accurate and far steadier than the simple scorer. Its EER (10.2%) is about four points better than scaled-Manhattan (14.2%) on the</w:t>
+        <w:t xml:space="preserve">Two things stand out. First, the ensemble is both more accurate and far steadier than the simple scorer: its EER (10.2%) is about four points better than scaled-Manhattan (14.2%) on the</w:t>
       </w:r>
       <w:r>
         <w:t xml:space="preserve"> </w:t>
@@ -4167,15 +4244,7 @@
         <w:t xml:space="preserve"> </w:t>
       </w:r>
       <w:r>
-        <w:t xml:space="preserve">embeddings, and its standard deviation across seeds is roughly three times smaller (0.97% vs 2.79%). The hand-built ensemble, working in the learned space, is doing real work: it pulls a more reliable decision out of the same representation. That is the hybrid idea from §1.3 paying off.</w:t>
-      </w:r>
-    </w:p>
-    <w:p>
-      <w:pPr>
-        <w:pStyle w:val="BodyText"/>
-      </w:pPr>
-      <w:r>
-        <w:t xml:space="preserve">Second, the honest open-set result sits</w:t>
+        <w:t xml:space="preserve">embeddings, with roughly three times smaller SD across seeds (0.97% vs 2.79%). The hand-built ensemble, working in the learned space, pulls a more reliable decision out of the same representation — the hybrid idea from §1.3 paying off. Second, the honest open-set result sits</w:t>
       </w:r>
       <w:r>
         <w:t xml:space="preserve"> </w:t>
@@ -4191,7 +4260,7 @@
         <w:t xml:space="preserve"> </w:t>
       </w:r>
       <w:r>
-        <w:t xml:space="preserve">the baseline, not below it. Scaled-Manhattan (14.2%) is worse than 9.6%, and the ensemble (10.2%) is close but still slightly above. That is what an un-leaked open-set result on a small CPU-trained model should look like. The fact that it didn't come out implausibly low is itself a sign the evaluation is honest — a leaky or closed-set version would have produced a flattering number (§7.1).</w:t>
+        <w:t xml:space="preserve">the baseline, not below it (14.2% and 10.2% vs 9.6%) — exactly what an un-leaked open-set result on a small CPU-trained model should look like. That it didn't come out implausibly low is itself a sign the evaluation is honest; a leaky or closed-set version would have produced a flattering number (§7.1).</w:t>
       </w:r>
     </w:p>
     <w:bookmarkEnd w:id="33"/>
@@ -4209,19 +4278,7 @@
         <w:pStyle w:val="FirstParagraph"/>
       </w:pPr>
       <w:r>
-        <w:t xml:space="preserve">The DET curve (figure</w:t>
-      </w:r>
-      <w:r>
-        <w:t xml:space="preserve"> </w:t>
-      </w:r>
-      <w:r>
-        <w:rPr>
-          <w:rStyle w:val="VerbatimChar"/>
-        </w:rPr>
-        <w:t xml:space="preserve">det_curve.png</w:t>
-      </w:r>
-      <w:r>
-        <w:t xml:space="preserve">, Appendix C) plots FRR against FAR across all thresholds for the headline scaled-Manhattan scorer. It has the usual convex shape; the EER point sits on the FAR = FRR diagonal at 14.2%, and the 9.6% baseline is marked for reference. The curve shows the operating trade-off directly: a deployment that cared more about security than convenience would move up and left (lower FAR, higher FRR), and the other way for convenience.</w:t>
+        <w:t xml:space="preserve">The DET curve (Fig C.1) plots FRR against FAR across all thresholds for the headline scaled-Manhattan scorer; the EER point sits on the FAR = FRR diagonal at 14.2%, with the 9.6% baseline marked. It shows the trade-off directly: a security-first deployment moves up-left (lower FAR, higher FRR), a convenience-first one the other way.</w:t>
       </w:r>
     </w:p>
     <w:bookmarkEnd w:id="34"/>
@@ -4239,7 +4296,7 @@
         <w:pStyle w:val="FirstParagraph"/>
       </w:pPr>
       <w:r>
-        <w:t xml:space="preserve">The 16 held-out people vary a lot in how recognisable their typing is (full table in Appendix C):</w:t>
+        <w:t xml:space="preserve">The 16 held-out people vary a lot in recognisability (full table in Appendix C):</w:t>
       </w:r>
     </w:p>
     <w:p>
@@ -4261,7 +4318,7 @@
         <w:t xml:space="preserve"> </w:t>
       </w:r>
       <w:r>
-        <w:t xml:space="preserve">(lowest EER): s036 at 0.9%, s017 at 2.0%, s022 at 3.5% — for these people the system is essentially a strong authenticator.</w:t>
+        <w:t xml:space="preserve">(lowest EER): s036 at 0.9%, s017 at 2.0%, s022 at 3.5% — essentially a strong authenticator.</w:t>
       </w:r>
     </w:p>
     <w:p>
@@ -4283,7 +4340,7 @@
         <w:t xml:space="preserve"> </w:t>
       </w:r>
       <w:r>
-        <w:t xml:space="preserve">(highest EER): s047 at 33.5%, s007 at 29.5%, s037 at 23.4% — for these people the 11-key password is too short and inconsistent to tell them apart reliably.</w:t>
+        <w:t xml:space="preserve">(highest EER): s047 at 33.5%, s007 at 29.5%, s037 at 23.4% — the 11-key password is too short and inconsistent to tell them apart reliably.</w:t>
       </w:r>
     </w:p>
     <w:p>
@@ -4291,7 +4348,7 @@
         <w:pStyle w:val="FirstParagraph"/>
       </w:pPr>
       <w:r>
-        <w:t xml:space="preserve">That spread is informative: the limiting factor isn't the model, it is the information in an 11-key fixed password, which for some people just doesn't carry a distinctive enough rhythm. It is also the main argument for free text (§10), where longer natural typing carries far more signal.</w:t>
+        <w:t xml:space="preserve">The spread is informative: the limiting factor isn't the model but the information in an 11-key fixed password, which for some people doesn't carry a distinctive enough rhythm — the main argument for free text (§10).</w:t>
       </w:r>
     </w:p>
     <w:bookmarkEnd w:id="35"/>
@@ -4325,19 +4382,7 @@
         <w:t xml:space="preserve"> </w:t>
       </w:r>
       <w:r>
-        <w:t xml:space="preserve">it works, I projected the held-out people's 128-D embeddings to 2-D with t-SNE (figure</w:t>
-      </w:r>
-      <w:r>
-        <w:t xml:space="preserve"> </w:t>
-      </w:r>
-      <w:r>
-        <w:rPr>
-          <w:rStyle w:val="VerbatimChar"/>
-        </w:rPr>
-        <w:t xml:space="preserve">tsne.png</w:t>
-      </w:r>
-      <w:r>
-        <w:t xml:space="preserve">, Appendix C). Several people form tight, well-separated clusters — visual confirmation that the encoder maps a person's typing to a consistent region even though it never trained on that person. A denser middle region, where some people overlap, lines up with the high-EER people from §4.3, so the picture and the numbers agree.</w:t>
+        <w:t xml:space="preserve">it works, I projected the held-out 128-D embeddings to 2-D with t-SNE (Fig C.2). Several people form tight, well-separated clusters — confirmation that the encoder maps a person's typing to a consistent region despite never training on them — while a denser middle region of overlap lines up with the high-EER people of §4.3, so picture and numbers agree.</w:t>
       </w:r>
     </w:p>
     <w:bookmarkEnd w:id="36"/>
@@ -4355,7 +4400,7 @@
         <w:pStyle w:val="FirstParagraph"/>
       </w:pPr>
       <w:r>
-        <w:t xml:space="preserve">Beyond the benchmark, I served the trained model from the live service and ran the real flow: a held-out person was enrolled, then genuine and impostor windows were verified over HTTP. The mean genuine score (3.10) was clearly lower, i.e. more genuine, than the mean impostor score (6.73), so the deployed model correctly ranks impostors as less genuine than the real user. The model behaves the same in the running service as in the notebook. (This live test also turned up a real crash, fixed in §7.5.)</w:t>
+        <w:t xml:space="preserve">Beyond the benchmark, I served the trained model and ran the real flow: a held-out person was enrolled, then genuine and impostor windows verified over HTTP. The mean genuine score (3.10) was clearly lower (more genuine) than the mean impostor score (6.73), so the deployed model ranks impostors as less genuine than the real user, behaving the same live as in the notebook. (This live test also turned up a real crash, §7.5.)</w:t>
       </w:r>
     </w:p>
     <w:bookmarkEnd w:id="37"/>
@@ -4373,7 +4418,7 @@
         <w:pStyle w:val="FirstParagraph"/>
       </w:pPr>
       <w:r>
-        <w:t xml:space="preserve">A fair criticism of any single result is whether I happened to pick good settings, and whether a small change would have done better. To answer that without touching the test set, I ran the nested-validation ablation from §3.6. The 16 test people stayed untouched; inside the 35 training people I used a 24 inner-train / 11 validation split and changed one setting at a time, judging each only on the validation people.</w:t>
+        <w:t xml:space="preserve">A fair criticism is whether I happened to pick good settings. To answer it without touching the test set, I ran the nested-validation ablation from §3.6: the 16 test people stayed untouched while, inside the 35 training people, a 24/11 inner-train/validation split judged one changed setting at a time.</w:t>
       </w:r>
     </w:p>
     <w:tbl>
@@ -4719,7 +4764,7 @@
         <w:pStyle w:val="BodyText"/>
       </w:pPr>
       <w:r>
-        <w:t xml:space="preserve">(The validation EERs are higher than the test EERs in §4.1 because the inner-train set has only 24 people, not 35, so the encoder is weaker. These numbers are only meant to be compared with each other, which is all config selection needs; they are never compared with the baseline or reported as the result.)</w:t>
+        <w:t xml:space="preserve">(Validation EERs are higher than the §4.1 test EERs because the inner-train set has only 24 people, so the encoder is weaker; these numbers are only compared with each other, never with the baseline or reported as the result.)</w:t>
       </w:r>
     </w:p>
     <w:p>
@@ -4748,7 +4793,7 @@
         <w:t xml:space="preserve"> </w:t>
       </w:r>
       <w:r>
-        <w:t xml:space="preserve">Nothing helped meaningfully: more windows per subject made it worse (I had expected harder triplet mining to help — it didn't), a stronger centre-loss made it worse, and a wider margin was identical. The only nominal improvement, doubling the epochs, lowered validation EER by 0.003 — well inside the noise of an 11-person fold.</w:t>
+        <w:t xml:space="preserve">Nothing helped meaningfully: more windows per subject made it worse (I had expected harder triplet mining to help — it didn't), a stronger centre-loss made it worse, a wider margin was identical. The only nominal improvement, doubling the epochs, lowered validation EER by 0.003 — well inside the noise of an 11-person fold.</w:t>
       </w:r>
     </w:p>
     <w:p>
@@ -4769,7 +4814,23 @@
         <w:t xml:space="preserve"> </w:t>
       </w:r>
       <w:r>
-        <w:t xml:space="preserve">Following the protocol, I ran the validation winner (120 epochs) once on the 16 test people. It didn't generalise better — it generalised worse and far less steadily: primary EER 0.161 ± 0.087 against the original's 0.142 ± 0.028, and ensemble 0.113 ± 0.038 against 0.102 ± 0.010, with one seed sliding to 0.284. This is exactly what overfitting a small validation fold looks like: a 0.003 validation gain was noise, and acting on it would have hurt. So I kept the original setting, now backed by evidence rather than assumed.</w:t>
+        <w:t xml:space="preserve">Following the protocol, I ran the validation winner (120 epochs) once on the 16 test people: it generalised</w:t>
+      </w:r>
+      <w:r>
+        <w:t xml:space="preserve"> </w:t>
+      </w:r>
+      <w:r>
+        <w:rPr>
+          <w:i/>
+          <w:iCs/>
+        </w:rPr>
+        <w:t xml:space="preserve">worse</w:t>
+      </w:r>
+      <w:r>
+        <w:t xml:space="preserve"> </w:t>
+      </w:r>
+      <w:r>
+        <w:t xml:space="preserve">and far less steadily — primary EER 0.161 ± 0.087 vs the original's 0.142 ± 0.028, ensemble 0.113 ± 0.038 vs 0.102 ± 0.010, with one seed sliding to 0.284. That is exactly what overfitting a small validation fold looks like; the 0.003 gain was noise, and acting on it would have hurt. So I kept the original, now backed by evidence.</w:t>
       </w:r>
     </w:p>
     <w:p>
@@ -4790,7 +4851,7 @@
         <w:t xml:space="preserve"> </w:t>
       </w:r>
       <w:r>
-        <w:t xml:space="preserve">(final loss ≈ the margin in every row — 0.200, and 0.300 when the margin is 0.300). That means the triplets are essentially all satisfied to the margin: the bottleneck isn't optimisation, it is the information in an 11-key password (§4.3). The system is on a plateau — more epochs, more samples or a wider margin can't pull out a signal that isn't in the data. That is the strongest argument for moving to free text (§10).</w:t>
+        <w:t xml:space="preserve">(final loss ≈ the margin in every row). The triplets are essentially all satisfied to the margin, so the bottleneck isn't optimisation — it is the information in an 11-key password (§4.3). The system is on a plateau; more epochs, samples or margin can't extract a signal that isn't in the data — the strongest argument for free text (§10).</w:t>
       </w:r>
     </w:p>
     <w:p>
@@ -4798,7 +4859,7 @@
         <w:pStyle w:val="FirstParagraph"/>
       </w:pPr>
       <w:r>
-        <w:t xml:space="preserve">The value here isn't a better number, it is the demonstration that the reported number is robust, plus an honest account of a tuning attempt that failed, written down rather than hidden.</w:t>
+        <w:t xml:space="preserve">The value isn't a better number; it is the demonstration that the reported number is robust, plus an honest account of a failed tuning attempt, written down rather than hidden.</w:t>
       </w:r>
     </w:p>
     <w:p>
@@ -4817,6 +4878,308 @@
       </w:pPr>
       <w:r>
         <w:t xml:space="preserve">5. Discussion</w:t>
+      </w:r>
+    </w:p>
+    <w:p>
+      <w:pPr>
+        <w:pStyle w:val="FirstParagraph"/>
+      </w:pPr>
+      <w:r>
+        <w:rPr>
+          <w:b/>
+          <w:bCs/>
+        </w:rPr>
+        <w:t xml:space="preserve">Objectives revisited.</w:t>
+      </w:r>
+      <w:r>
+        <w:t xml:space="preserve"> </w:t>
+      </w:r>
+      <w:r>
+        <w:t xml:space="preserve">Each objective from §1.1 carried a checkable success condition. Tying the results back to them, before discussing what the headline number means:</w:t>
+      </w:r>
+    </w:p>
+    <w:tbl>
+      <w:tblPr>
+        <w:tblStyle w:val="Table"/>
+        <w:tblW w:type="auto" w:w="0"/>
+        <w:tblLook w:firstRow="1" w:lastRow="0" w:firstColumn="0" w:lastColumn="0" w:noHBand="0" w:noVBand="0" w:val="0020"/>
+      </w:tblPr>
+      <w:tblGrid>
+        <w:gridCol w:w="2640"/>
+        <w:gridCol w:w="2640"/>
+        <w:gridCol w:w="2640"/>
+      </w:tblGrid>
+      <w:tr>
+        <w:trPr>
+          <w:tblHeader w:val="on"/>
+        </w:trPr>
+        <w:tc>
+          <w:tcPr/>
+          <w:p>
+            <w:pPr>
+              <w:pStyle w:val="Compact"/>
+            </w:pPr>
+            <w:r>
+              <w:t xml:space="preserve">Objective</w:t>
+            </w:r>
+          </w:p>
+        </w:tc>
+        <w:tc>
+          <w:tcPr/>
+          <w:p>
+            <w:pPr>
+              <w:pStyle w:val="Compact"/>
+            </w:pPr>
+            <w:r>
+              <w:t xml:space="preserve">Met?</w:t>
+            </w:r>
+          </w:p>
+        </w:tc>
+        <w:tc>
+          <w:tcPr/>
+          <w:p>
+            <w:pPr>
+              <w:pStyle w:val="Compact"/>
+            </w:pPr>
+            <w:r>
+              <w:t xml:space="preserve">Evidence</w:t>
+            </w:r>
+          </w:p>
+        </w:tc>
+      </w:tr>
+      <w:tr>
+        <w:tc>
+          <w:tcPr/>
+          <w:p>
+            <w:pPr>
+              <w:pStyle w:val="Compact"/>
+            </w:pPr>
+            <w:r>
+              <w:t xml:space="preserve">O1 — build the keystroke encoder</w:t>
+            </w:r>
+          </w:p>
+        </w:tc>
+        <w:tc>
+          <w:tcPr/>
+          <w:p>
+            <w:pPr>
+              <w:pStyle w:val="Compact"/>
+            </w:pPr>
+            <w:r>
+              <w:t xml:space="preserve">Yes</w:t>
+            </w:r>
+          </w:p>
+        </w:tc>
+        <w:tc>
+          <w:tcPr/>
+          <w:p>
+            <w:pPr>
+              <w:pStyle w:val="Compact"/>
+            </w:pPr>
+            <w:r>
+              <w:t xml:space="preserve">128-D vector, CPU forward pass (§3.3); encoder tests (§9.4)</w:t>
+            </w:r>
+          </w:p>
+        </w:tc>
+      </w:tr>
+      <w:tr>
+        <w:tc>
+          <w:tcPr/>
+          <w:p>
+            <w:pPr>
+              <w:pStyle w:val="Compact"/>
+            </w:pPr>
+            <w:r>
+              <w:t xml:space="preserve">O2 — same-person windows cluster</w:t>
+            </w:r>
+          </w:p>
+        </w:tc>
+        <w:tc>
+          <w:tcPr/>
+          <w:p>
+            <w:pPr>
+              <w:pStyle w:val="Compact"/>
+            </w:pPr>
+            <w:r>
+              <w:t xml:space="preserve">Yes</w:t>
+            </w:r>
+          </w:p>
+        </w:tc>
+        <w:tc>
+          <w:tcPr/>
+          <w:p>
+            <w:pPr>
+              <w:pStyle w:val="Compact"/>
+            </w:pPr>
+            <w:r>
+              <w:t xml:space="preserve">intra &lt; inter distance test passes (§3.4); t-SNE clusters (§4.4)</w:t>
+            </w:r>
+          </w:p>
+        </w:tc>
+      </w:tr>
+      <w:tr>
+        <w:tc>
+          <w:tcPr/>
+          <w:p>
+            <w:pPr>
+              <w:pStyle w:val="Compact"/>
+            </w:pPr>
+            <w:r>
+              <w:t xml:space="preserve">O3 — honest open-set EER</w:t>
+            </w:r>
+          </w:p>
+        </w:tc>
+        <w:tc>
+          <w:tcPr/>
+          <w:p>
+            <w:pPr>
+              <w:pStyle w:val="Compact"/>
+            </w:pPr>
+            <w:r>
+              <w:t xml:space="preserve">Yes</w:t>
+            </w:r>
+          </w:p>
+        </w:tc>
+        <w:tc>
+          <w:tcPr/>
+          <w:p>
+            <w:pPr>
+              <w:pStyle w:val="Compact"/>
+            </w:pPr>
+            <w:r>
+              <w:t xml:space="preserve">14.2% on 16 held-out people; the evaluator refuses to score training data (§3.6, §7.4)</w:t>
+            </w:r>
+          </w:p>
+        </w:tc>
+      </w:tr>
+      <w:tr>
+        <w:tc>
+          <w:tcPr/>
+          <w:p>
+            <w:pPr>
+              <w:pStyle w:val="Compact"/>
+            </w:pPr>
+            <w:r>
+              <w:t xml:space="preserve">O4 — ensemble decision layer</w:t>
+            </w:r>
+          </w:p>
+        </w:tc>
+        <w:tc>
+          <w:tcPr/>
+          <w:p>
+            <w:pPr>
+              <w:pStyle w:val="Compact"/>
+            </w:pPr>
+            <w:r>
+              <w:t xml:space="preserve">Yes</w:t>
+            </w:r>
+          </w:p>
+        </w:tc>
+        <w:tc>
+          <w:tcPr/>
+          <w:p>
+            <w:pPr>
+              <w:pStyle w:val="Compact"/>
+            </w:pPr>
+            <w:r>
+              <w:t xml:space="preserve">two EERs from one run; ensemble 10.2% (§4.1)</w:t>
+            </w:r>
+          </w:p>
+        </w:tc>
+      </w:tr>
+      <w:tr>
+        <w:tc>
+          <w:tcPr/>
+          <w:p>
+            <w:pPr>
+              <w:pStyle w:val="Compact"/>
+            </w:pPr>
+            <w:r>
+              <w:t xml:space="preserve">O5 — reproducible pipeline</w:t>
+            </w:r>
+          </w:p>
+        </w:tc>
+        <w:tc>
+          <w:tcPr/>
+          <w:p>
+            <w:pPr>
+              <w:pStyle w:val="Compact"/>
+            </w:pPr>
+            <w:r>
+              <w:t xml:space="preserve">Yes</w:t>
+            </w:r>
+          </w:p>
+        </w:tc>
+        <w:tc>
+          <w:tcPr/>
+          <w:p>
+            <w:pPr>
+              <w:pStyle w:val="Compact"/>
+            </w:pPr>
+            <w:r>
+              <w:t xml:space="preserve">one-command regeneration, pinned SHA + fixed seeds (§9)</w:t>
+            </w:r>
+          </w:p>
+        </w:tc>
+      </w:tr>
+      <w:tr>
+        <w:tc>
+          <w:tcPr/>
+          <w:p>
+            <w:pPr>
+              <w:pStyle w:val="Compact"/>
+            </w:pPr>
+            <w:r>
+              <w:t xml:space="preserve">O6 — live product, safe failure</w:t>
+            </w:r>
+          </w:p>
+        </w:tc>
+        <w:tc>
+          <w:tcPr/>
+          <w:p>
+            <w:pPr>
+              <w:pStyle w:val="Compact"/>
+            </w:pPr>
+            <w:r>
+              <w:t xml:space="preserve">Yes</w:t>
+            </w:r>
+          </w:p>
+        </w:tc>
+        <w:tc>
+          <w:tcPr/>
+          <w:p>
+            <w:pPr>
+              <w:pStyle w:val="Compact"/>
+            </w:pPr>
+            <w:r>
+              <w:t xml:space="preserve">consent → enrol → verify served end to end; any outage returns INDETERMINATE (§3.8, §4.5)</w:t>
+            </w:r>
+          </w:p>
+        </w:tc>
+      </w:tr>
+    </w:tbl>
+    <w:p>
+      <w:pPr>
+        <w:pStyle w:val="BodyText"/>
+      </w:pPr>
+      <w:r>
+        <w:t xml:space="preserve">All six were met; the substance of the project is in what the headline EER</w:t>
+      </w:r>
+      <w:r>
+        <w:t xml:space="preserve"> </w:t>
+      </w:r>
+      <w:r>
+        <w:rPr>
+          <w:i/>
+          <w:iCs/>
+        </w:rPr>
+        <w:t xml:space="preserve">means</w:t>
+      </w:r>
+      <w:r>
+        <w:t xml:space="preserve"> </w:t>
+      </w:r>
+      <w:r>
+        <w:t xml:space="preserve">against the baseline, which is the rest of this section.</w:t>
       </w:r>
     </w:p>
     <w:bookmarkStart w:id="40" w:name="X327960fcd61cfeb1af7205cdc68a81242e99bfb"/>
@@ -4845,7 +5208,17 @@
         </w:numPr>
       </w:pPr>
       <w:r>
-        <w:t xml:space="preserve">It authenticates — well above chance (random guessing is 0.5; the system reaches 0.10–0.14), on people it never trained on, end to end through a live service.</w:t>
+        <w:rPr>
+          <w:b/>
+          <w:bCs/>
+        </w:rPr>
+        <w:t xml:space="preserve">It authenticates</w:t>
+      </w:r>
+      <w:r>
+        <w:t xml:space="preserve"> </w:t>
+      </w:r>
+      <w:r>
+        <w:t xml:space="preserve">— well above chance (0.5), reaching 0.10–0.14 on people it never trained on, end to end through a live service.</w:t>
       </w:r>
     </w:p>
     <w:p>
@@ -4857,7 +5230,17 @@
         </w:numPr>
       </w:pPr>
       <w:r>
-        <w:t xml:space="preserve">It doesn't beat the classical baseline on this small fixed-text benchmark — the headline scaled-Manhattan EER (14.2%) is above 9.6%. That is an honest negative on the headline comparison, and I report it rather than reach for a kinder protocol.</w:t>
+        <w:rPr>
+          <w:b/>
+          <w:bCs/>
+        </w:rPr>
+        <w:t xml:space="preserve">It doesn't beat the classical baseline</w:t>
+      </w:r>
+      <w:r>
+        <w:t xml:space="preserve"> </w:t>
+      </w:r>
+      <w:r>
+        <w:t xml:space="preserve">on this small fixed-text benchmark — the headline scaled-Manhattan EER (14.2%) is above 9.6%. An honest negative, reported rather than hidden behind a kinder protocol.</w:t>
       </w:r>
     </w:p>
     <w:p>
@@ -4869,7 +5252,17 @@
         </w:numPr>
       </w:pPr>
       <w:r>
-        <w:t xml:space="preserve">The hybrid idea holds — the classical ensemble inside the learned space (10.2%, ±1.0%) is both closer to the baseline and about three times steadier than the simple scorer on the same embeddings. The combination of deep representation and classical verifier is the contribution, and the data back it.</w:t>
+        <w:rPr>
+          <w:b/>
+          <w:bCs/>
+        </w:rPr>
+        <w:t xml:space="preserve">The hybrid idea holds</w:t>
+      </w:r>
+      <w:r>
+        <w:t xml:space="preserve"> </w:t>
+      </w:r>
+      <w:r>
+        <w:t xml:space="preserve">— the ensemble inside the learned space (10.2%, ±1.0%) is both closer to the baseline and about three times steadier than the simple scorer on the same embeddings. That combination is the contribution, and the data back it.</w:t>
       </w:r>
     </w:p>
     <w:p>
@@ -4877,7 +5270,7 @@
         <w:pStyle w:val="FirstParagraph"/>
       </w:pPr>
       <w:r>
-        <w:t xml:space="preserve">So the best reading is: a learned representation makes a classical verifier more reliable (lower variance) and nearly recovers a strong hand-tuned baseline, while — unlike the baseline — being open-set and content-independent, which is what a real product needs.</w:t>
+        <w:t xml:space="preserve">So a learned representation makes a classical verifier more reliable and nearly recovers a strong hand-tuned baseline, while — unlike the baseline — being open-set and content-independent, which is what a real product needs.</w:t>
       </w:r>
     </w:p>
     <w:bookmarkEnd w:id="40"/>
@@ -4925,7 +5318,7 @@
         <w:t xml:space="preserve"> </w:t>
       </w:r>
       <w:r>
-        <w:t xml:space="preserve">factor: combined with a password, it raises the bar for an attacker who only has stolen credentials, at no extra effort for the user. Run continuously during a session (the free-text direction), it could catch session hijacking that password-only systems can't see.</w:t>
+        <w:t xml:space="preserve">factor: with a password it raises the bar for an attacker who only has stolen credentials, at no extra user effort, and run continuously it could catch session hijacking password-only systems can't see.</w:t>
       </w:r>
     </w:p>
     <w:p>
@@ -4947,7 +5340,7 @@
         <w:t xml:space="preserve"> </w:t>
       </w:r>
       <w:r>
-        <w:t xml:space="preserve">This is a small, reproducible data point on whether deep embeddings help on small keystroke datasets. The finding — embedding plus ensemble lowers variance and nearly matches the baseline open-set — is modest but real, and the fully reproducible pipeline is itself worth something in a field where reproducibility is often weak.</w:t>
+        <w:t xml:space="preserve">A small, reproducible data point on whether deep embeddings help on small keystroke datasets; the finding (embedding plus ensemble lowers variance and nearly matches the baseline open-set) is modest but real, and the fully reproducible pipeline is itself worth something in a field where reproducibility is often weak.</w:t>
       </w:r>
     </w:p>
     <w:p>
@@ -4969,7 +5362,7 @@
         <w:t xml:space="preserve"> </w:t>
       </w:r>
       <w:r>
-        <w:t xml:space="preserve">A silent biometric that needs no extra device could lower the barrier for people for whom passwords and tokens are a burden — as long as it is built with the consent and fail-safe safeguards of §8.</w:t>
+        <w:t xml:space="preserve">A silent biometric needing no extra device could lower the barrier for people for whom passwords and tokens are a burden — with the consent and fail-safe safeguards of §8.</w:t>
       </w:r>
     </w:p>
     <w:bookmarkEnd w:id="41"/>
@@ -4987,7 +5380,7 @@
         <w:pStyle w:val="FirstParagraph"/>
       </w:pPr>
       <w:r>
-        <w:t xml:space="preserve">The conclusions only hold within these bounds: a single small public dataset (51 people, one 11-key password); a small CPU-trained model (no large-scale or GPU training); fixed text only (the free-text claim is designed for but not yet measured on a real corpus); and a per-user threshold that ranks correctly but isn't yet on the same scale as the fused score (§7.6). The ablation in §4.6 actually sharpens these bounds rather than softening them: since no amount of extra training, sampling or margin helped, the 11-key password — not the model or the compute — is clearly the limiting factor, which is exactly why free text (§10) is the highest-value next step. None of this invalidates the measured EER, but each point is a reason not to over-generalise from it.</w:t>
+        <w:t xml:space="preserve">The conclusions hold only within these bounds: a single small public dataset (51 people, one 11-key password); a small CPU-trained model; fixed text only (the free-text claim is designed for but not yet measured on a real corpus); and a per-user threshold that ranks correctly but isn't yet on the fused score's scale (§7.6). The §4.6 ablation sharpens these rather than softening them — since no extra training, sampling or margin helped, the 11-key password, not the model or compute, is clearly the limit, which is why free text (§10) is the highest-value next step. None of this invalidates the measured EER, but each is a reason not to over-generalise from it.</w:t>
       </w:r>
     </w:p>
     <w:p>
@@ -5013,7 +5406,7 @@
         <w:pStyle w:val="FirstParagraph"/>
       </w:pPr>
       <w:r>
-        <w:t xml:space="preserve">Six decisions mattered most to how this turned out:</w:t>
+        <w:t xml:space="preserve">Six decisions mattered most:</w:t>
       </w:r>
     </w:p>
     <w:p>
@@ -5029,13 +5422,13 @@
           <w:b/>
           <w:bCs/>
         </w:rPr>
-        <w:t xml:space="preserve">Choosing open-set over the easier closed-set protocol</w:t>
-      </w:r>
-      <w:r>
-        <w:t xml:space="preserve"> </w:t>
-      </w:r>
-      <w:r>
-        <w:t xml:space="preserve">(§7.1) changed the meaning of every number in the report. Closed-set would have given me a much lower, much more impressive EER that was scientifically worthless. This cost me a better-looking number and bought me a defensible one, and it is the single biggest reason the report can be trusted.</w:t>
+        <w:t xml:space="preserve">Open-set over the easier closed-set protocol</w:t>
+      </w:r>
+      <w:r>
+        <w:t xml:space="preserve"> </w:t>
+      </w:r>
+      <w:r>
+        <w:t xml:space="preserve">(§7.1) changed the meaning of every number here. Closed-set would have given a lower, more impressive, scientifically worthless EER. This cost a better-looking number and bought a defensible one — the single biggest reason the report can be trusted.</w:t>
       </w:r>
     </w:p>
     <w:p>
@@ -5057,7 +5450,7 @@
         <w:t xml:space="preserve"> </w:t>
       </w:r>
       <w:r>
-        <w:t xml:space="preserve">rather than going pure-deep is what produced the actual positive finding — the variance reduction in §4.1. Without it I would have had only the 14.2% number and no contribution.</w:t>
+        <w:t xml:space="preserve">rather than going pure-deep produced the actual positive finding, the variance reduction in §4.1. Without it I'd have only the 14.2% number and no contribution.</w:t>
       </w:r>
     </w:p>
     <w:p>
@@ -5079,7 +5472,7 @@
         <w:t xml:space="preserve"> </w:t>
       </w:r>
       <w:r>
-        <w:t xml:space="preserve">against the baseline, rather than the kinder ensemble number, kept the central comparison honest. Fixing the metric before seeing which made me look better was a deliberate guard against fooling myself.</w:t>
+        <w:t xml:space="preserve">against the baseline, not the kinder ensemble number, kept the central comparison honest — fixing the metric before seeing which flattered me.</w:t>
       </w:r>
     </w:p>
     <w:p>
@@ -5095,13 +5488,13 @@
           <w:b/>
           <w:bCs/>
         </w:rPr>
-        <w:t xml:space="preserve">Training on local CPU instead of cloud GPU</w:t>
-      </w:r>
-      <w:r>
-        <w:t xml:space="preserve"> </w:t>
-      </w:r>
-      <w:r>
-        <w:t xml:space="preserve">(§1.5) gave the same result for £0 with no external dependency, which also makes it easier to reproduce.</w:t>
+        <w:t xml:space="preserve">Training on local CPU not cloud GPU</w:t>
+      </w:r>
+      <w:r>
+        <w:t xml:space="preserve"> </w:t>
+      </w:r>
+      <w:r>
+        <w:t xml:space="preserve">(§1.5) gave the same result for £0 with no external dependency, and made it easier to reproduce.</w:t>
       </w:r>
     </w:p>
     <w:p>
@@ -5123,7 +5516,7 @@
         <w:t xml:space="preserve"> </w:t>
       </w:r>
       <w:r>
-        <w:t xml:space="preserve">rather than stopping at the benchmark is what exposed the confidence-overflow crash (§7.5), which no unit test caught. Checking in the running system, not just in tests, directly improved correctness.</w:t>
+        <w:t xml:space="preserve">rather than stopping at the benchmark exposed the confidence-overflow crash (§7.5) that no unit test caught.</w:t>
       </w:r>
     </w:p>
     <w:p>
@@ -5139,13 +5532,13 @@
           <w:b/>
           <w:bCs/>
         </w:rPr>
-        <w:t xml:space="preserve">Refusing to chase a noisy validation "win"</w:t>
-      </w:r>
-      <w:r>
-        <w:t xml:space="preserve"> </w:t>
-      </w:r>
-      <w:r>
-        <w:t xml:space="preserve">(§4.6) decided the final number. Nested validation nominally preferred a longer-trained model by 0.003 EER, but on the test set it generalised worse. I kept the original setting and wrote up the failed tuning attempt rather than quietly adopt a number that looked better on paper.</w:t>
+        <w:t xml:space="preserve">Refusing a noisy validation "win"</w:t>
+      </w:r>
+      <w:r>
+        <w:t xml:space="preserve"> </w:t>
+      </w:r>
+      <w:r>
+        <w:t xml:space="preserve">(§4.6): nested validation nominally preferred a longer-trained model by 0.003 EER, but it generalised worse on the test set, so I kept the original and wrote up the failed tuning attempt.</w:t>
       </w:r>
     </w:p>
     <w:p>
@@ -5179,7 +5572,7 @@
         <w:t xml:space="preserve">research/artifacts/problem_log.json</w:t>
       </w:r>
       <w:r>
-        <w:t xml:space="preserve">) of thirteen entries, each as problem → root cause → fix → how verified. The important ones weren't caught by a test passing; they were caught by asking whether a passing test actually meant what it claimed. The full log is below, and the six most instructive are then expanded.</w:t>
+        <w:t xml:space="preserve">) of thirteen entries, each as problem → root cause → fix → how verified. The important ones weren't caught by a test passing but by asking whether a passing test meant what it claimed. The full log is below; two are then expanded.</w:t>
       </w:r>
     </w:p>
     <w:tbl>
@@ -5297,7 +5690,7 @@
               <w:pStyle w:val="Compact"/>
             </w:pPr>
             <w:r>
-              <w:t xml:space="preserve">EER measured closed-set (trained on all 51, then scored per-subject) — not comparable to the open-set baseline</w:t>
+              <w:t xml:space="preserve">EER measured closed-set (trained on all 51, scored per-subject)</w:t>
             </w:r>
           </w:p>
         </w:tc>
@@ -5319,7 +5712,7 @@
               <w:pStyle w:val="Compact"/>
             </w:pPr>
             <w:r>
-              <w:t xml:space="preserve">Seeded 35-train / 16-test split; score only the 16 held-out</w:t>
+              <w:t xml:space="preserve">Seeded 35/16 split; score only the held-out 16</w:t>
             </w:r>
           </w:p>
         </w:tc>
@@ -5365,18 +5758,18 @@
               <w:pStyle w:val="Compact"/>
             </w:pPr>
             <w:r>
-              <w:t xml:space="preserve">The Ledoit–Wolf ensemble was never used to compute EER — only scaled-Manhattan was</w:t>
-            </w:r>
-          </w:p>
-        </w:tc>
-        <w:tc>
-          <w:tcPr/>
-          <w:p>
-            <w:pPr>
-              <w:pStyle w:val="Compact"/>
-            </w:pPr>
-            <w:r>
-              <w:t xml:space="preserve">Ensemble functions were dead code in the EER path</w:t>
+              <w:t xml:space="preserve">Ledoit–Wolf ensemble never used in the EER path</w:t>
+            </w:r>
+          </w:p>
+        </w:tc>
+        <w:tc>
+          <w:tcPr/>
+          <w:p>
+            <w:pPr>
+              <w:pStyle w:val="Compact"/>
+            </w:pPr>
+            <w:r>
+              <w:t xml:space="preserve">Ensemble was dead code there</w:t>
             </w:r>
           </w:p>
         </w:tc>
@@ -5398,7 +5791,7 @@
               <w:pStyle w:val="Compact"/>
             </w:pPr>
             <w:r>
-              <w:t xml:space="preserve">Both EERs reported; ensemble 10.2% &lt; primary 14.2%</w:t>
+              <w:t xml:space="preserve">Ensemble 10.2% &lt; primary 14.2%</w:t>
             </w:r>
           </w:p>
         </w:tc>
@@ -5433,40 +5826,40 @@
               <w:pStyle w:val="Compact"/>
             </w:pPr>
             <w:r>
-              <w:t xml:space="preserve">If the wrong branch fired, each rep collapsed to a 1-keystroke window, making the temporal model meaningless</w:t>
-            </w:r>
-          </w:p>
-        </w:tc>
-        <w:tc>
-          <w:tcPr/>
-          <w:p>
-            <w:pPr>
-              <w:pStyle w:val="Compact"/>
-            </w:pPr>
-            <w:r>
-              <w:t xml:space="preserve">Silent branch choice between real-CMU and fixture paths</w:t>
-            </w:r>
-          </w:p>
-        </w:tc>
-        <w:tc>
-          <w:tcPr/>
-          <w:p>
-            <w:pPr>
-              <w:pStyle w:val="Compact"/>
-            </w:pPr>
-            <w:r>
-              <w:t xml:space="preserve">Assert the sequence branch fires; every window = 11 keys</w:t>
-            </w:r>
-          </w:p>
-        </w:tc>
-        <w:tc>
-          <w:tcPr/>
-          <w:p>
-            <w:pPr>
-              <w:pStyle w:val="Compact"/>
-            </w:pPr>
-            <w:r>
-              <w:t xml:space="preserve">20,400 windows checked, all length 11</w:t>
+              <w:t xml:space="preserve">Wrong branch could collapse each rep to a 1-keystroke window</w:t>
+            </w:r>
+          </w:p>
+        </w:tc>
+        <w:tc>
+          <w:tcPr/>
+          <w:p>
+            <w:pPr>
+              <w:pStyle w:val="Compact"/>
+            </w:pPr>
+            <w:r>
+              <w:t xml:space="preserve">Silent real-CMU vs fixture branch</w:t>
+            </w:r>
+          </w:p>
+        </w:tc>
+        <w:tc>
+          <w:tcPr/>
+          <w:p>
+            <w:pPr>
+              <w:pStyle w:val="Compact"/>
+            </w:pPr>
+            <w:r>
+              <w:t xml:space="preserve">Assert the sequence branch fires</w:t>
+            </w:r>
+          </w:p>
+        </w:tc>
+        <w:tc>
+          <w:tcPr/>
+          <w:p>
+            <w:pPr>
+              <w:pStyle w:val="Compact"/>
+            </w:pPr>
+            <w:r>
+              <w:t xml:space="preserve">20,400 windows all length 11</w:t>
             </w:r>
           </w:p>
         </w:tc>
@@ -5501,7 +5894,7 @@
               <w:pStyle w:val="Compact"/>
             </w:pPr>
             <w:r>
-              <w:t xml:space="preserve">Open-set eval re-embedded impostor windows O(N) times; a 3-epoch run blew a 300 s wall</w:t>
+              <w:t xml:space="preserve">Open-set eval re-embedded impostors O(N) times</w:t>
             </w:r>
           </w:p>
         </w:tc>
@@ -5521,29 +5914,29 @@
               <w:t xml:space="preserve"> </w:t>
             </w:r>
             <w:r>
-              <w:t xml:space="preserve">re-embedded on every call</w:t>
-            </w:r>
-          </w:p>
-        </w:tc>
-        <w:tc>
-          <w:tcPr/>
-          <w:p>
-            <w:pPr>
-              <w:pStyle w:val="Compact"/>
-            </w:pPr>
-            <w:r>
-              <w:t xml:space="preserve">Embed each window once, cache, score both metrics from cache</w:t>
-            </w:r>
-          </w:p>
-        </w:tc>
-        <w:tc>
-          <w:tcPr/>
-          <w:p>
-            <w:pPr>
-              <w:pStyle w:val="Compact"/>
-            </w:pPr>
-            <w:r>
-              <w:t xml:space="preserve">300 s → 89 s with identical EER</w:t>
+              <w:t xml:space="preserve">re-embedded each call</w:t>
+            </w:r>
+          </w:p>
+        </w:tc>
+        <w:tc>
+          <w:tcPr/>
+          <w:p>
+            <w:pPr>
+              <w:pStyle w:val="Compact"/>
+            </w:pPr>
+            <w:r>
+              <w:t xml:space="preserve">Embed once, cache, score both metrics</w:t>
+            </w:r>
+          </w:p>
+        </w:tc>
+        <w:tc>
+          <w:tcPr/>
+          <w:p>
+            <w:pPr>
+              <w:pStyle w:val="Compact"/>
+            </w:pPr>
+            <w:r>
+              <w:t xml:space="preserve">300 s → 89 s, identical EER</w:t>
             </w:r>
           </w:p>
         </w:tc>
@@ -5578,7 +5971,7 @@
               <w:pStyle w:val="Compact"/>
             </w:pPr>
             <w:r>
-              <w:t xml:space="preserve">Ledoit–Wolf used a slow Python per-sample loop</w:t>
+              <w:t xml:space="preserve">Ledoit–Wolf used a slow per-sample loop</w:t>
             </w:r>
           </w:p>
         </w:tc>
@@ -5598,29 +5991,29 @@
               <w:t xml:space="preserve"> </w:t>
             </w:r>
             <w:r>
-              <w:t xml:space="preserve">built n separate outer products</w:t>
-            </w:r>
-          </w:p>
-        </w:tc>
-        <w:tc>
-          <w:tcPr/>
-          <w:p>
-            <w:pPr>
-              <w:pStyle w:val="Compact"/>
-            </w:pPr>
-            <w:r>
-              <w:t xml:space="preserve">Vectorised via algebraic expansion (einsum)</w:t>
-            </w:r>
-          </w:p>
-        </w:tc>
-        <w:tc>
-          <w:tcPr/>
-          <w:p>
-            <w:pPr>
-              <w:pStyle w:val="Compact"/>
-            </w:pPr>
-            <w:r>
-              <w:t xml:space="preserve">Bit-parity to 1e-9 across 4 shapes</w:t>
+              <w:t xml:space="preserve">built n outer products</w:t>
+            </w:r>
+          </w:p>
+        </w:tc>
+        <w:tc>
+          <w:tcPr/>
+          <w:p>
+            <w:pPr>
+              <w:pStyle w:val="Compact"/>
+            </w:pPr>
+            <w:r>
+              <w:t xml:space="preserve">Vectorised (einsum)</w:t>
+            </w:r>
+          </w:p>
+        </w:tc>
+        <w:tc>
+          <w:tcPr/>
+          <w:p>
+            <w:pPr>
+              <w:pStyle w:val="Compact"/>
+            </w:pPr>
+            <w:r>
+              <w:t xml:space="preserve">Bit-parity 1e-9 across 4 shapes</w:t>
             </w:r>
           </w:p>
         </w:tc>
@@ -5655,18 +6048,18 @@
               <w:pStyle w:val="Compact"/>
             </w:pPr>
             <w:r>
-              <w:t xml:space="preserve">The service could embed and verify but nothing built a Profile, so it could verify no-one</w:t>
-            </w:r>
-          </w:p>
-        </w:tc>
-        <w:tc>
-          <w:tcPr/>
-          <w:p>
-            <w:pPr>
-              <w:pStyle w:val="Compact"/>
-            </w:pPr>
-            <w:r>
-              <w:t xml:space="preserve">Enrolment→profile step never implemented</w:t>
+              <w:t xml:space="preserve">Service could verify no-one — nothing built a Profile</w:t>
+            </w:r>
+          </w:p>
+        </w:tc>
+        <w:tc>
+          <w:tcPr/>
+          <w:p>
+            <w:pPr>
+              <w:pStyle w:val="Compact"/>
+            </w:pPr>
+            <w:r>
+              <w:t xml:space="preserve">Enrolment→profile step missing</w:t>
             </w:r>
           </w:p>
         </w:tc>
@@ -5689,10 +6082,7 @@
               <w:t xml:space="preserve">keystrokeProfileBuilder.js</w:t>
             </w:r>
             <w:r>
-              <w:t xml:space="preserve"> </w:t>
-            </w:r>
-            <w:r>
-              <w:t xml:space="preserve">with leave-one-out threshold</w:t>
+              <w:t xml:space="preserve">, leave-one-out threshold</w:t>
             </w:r>
           </w:p>
         </w:tc>
@@ -5738,7 +6128,7 @@
               <w:pStyle w:val="Compact"/>
             </w:pPr>
             <w:r>
-              <w:t xml:space="preserve">The download script carried a placeholder SHA-256, so the dataset was unverifiable</w:t>
+              <w:t xml:space="preserve">Download script's SHA-256 was unverifiable</w:t>
             </w:r>
           </w:p>
         </w:tc>
@@ -5758,18 +6148,18 @@
               <w:t xml:space="preserve"> </w:t>
             </w:r>
             <w:r>
-              <w:t xml:space="preserve">was a sentinel</w:t>
-            </w:r>
-          </w:p>
-        </w:tc>
-        <w:tc>
-          <w:tcPr/>
-          <w:p>
-            <w:pPr>
-              <w:pStyle w:val="Compact"/>
-            </w:pPr>
-            <w:r>
-              <w:t xml:space="preserve">Pinned the measured digest with provenance</w:t>
+              <w:t xml:space="preserve">a sentinel</w:t>
+            </w:r>
+          </w:p>
+        </w:tc>
+        <w:tc>
+          <w:tcPr/>
+          <w:p>
+            <w:pPr>
+              <w:pStyle w:val="Compact"/>
+            </w:pPr>
+            <w:r>
+              <w:t xml:space="preserve">Pinned the measured digest</w:t>
             </w:r>
           </w:p>
         </w:tc>
@@ -5839,40 +6229,40 @@
               <w:t xml:space="preserve"> </w:t>
             </w:r>
             <w:r>
-              <w:t xml:space="preserve">returned HTTP 500 for a very consistent typist; tests missed it</w:t>
-            </w:r>
-          </w:p>
-        </w:tc>
-        <w:tc>
-          <w:tcPr/>
-          <w:p>
-            <w:pPr>
-              <w:pStyle w:val="Compact"/>
-            </w:pPr>
-            <w:r>
-              <w:t xml:space="preserve">Tiny threshold made the sigmoid exponent overflow</w:t>
-            </w:r>
-          </w:p>
-        </w:tc>
-        <w:tc>
-          <w:tcPr/>
-          <w:p>
-            <w:pPr>
-              <w:pStyle w:val="Compact"/>
-            </w:pPr>
-            <w:r>
-              <w:t xml:space="preserve">Clamp the exponent and floor the threshold</w:t>
-            </w:r>
-          </w:p>
-        </w:tc>
-        <w:tc>
-          <w:tcPr/>
-          <w:p>
-            <w:pPr>
-              <w:pStyle w:val="Compact"/>
-            </w:pPr>
-            <w:r>
-              <w:t xml:space="preserve">Regression test; live run ranks impostor &gt; genuine</w:t>
+              <w:t xml:space="preserve">500'd for a very consistent typist</w:t>
+            </w:r>
+          </w:p>
+        </w:tc>
+        <w:tc>
+          <w:tcPr/>
+          <w:p>
+            <w:pPr>
+              <w:pStyle w:val="Compact"/>
+            </w:pPr>
+            <w:r>
+              <w:t xml:space="preserve">Tiny threshold overflowed the sigmoid exponent</w:t>
+            </w:r>
+          </w:p>
+        </w:tc>
+        <w:tc>
+          <w:tcPr/>
+          <w:p>
+            <w:pPr>
+              <w:pStyle w:val="Compact"/>
+            </w:pPr>
+            <w:r>
+              <w:t xml:space="preserve">Clamp exponent, floor threshold</w:t>
+            </w:r>
+          </w:p>
+        </w:tc>
+        <w:tc>
+          <w:tcPr/>
+          <w:p>
+            <w:pPr>
+              <w:pStyle w:val="Compact"/>
+            </w:pPr>
+            <w:r>
+              <w:t xml:space="preserve">Regression test; live ranks impostor &gt; genuine</w:t>
             </w:r>
           </w:p>
         </w:tc>
@@ -5907,29 +6297,29 @@
               <w:pStyle w:val="Compact"/>
             </w:pPr>
             <w:r>
-              <w:t xml:space="preserve">With the floored threshold, confidence saturates (all reads HIGH) though ranking is right</w:t>
-            </w:r>
-          </w:p>
-        </w:tc>
-        <w:tc>
-          <w:tcPr/>
-          <w:p>
-            <w:pPr>
-              <w:pStyle w:val="Compact"/>
-            </w:pPr>
-            <w:r>
-              <w:t xml:space="preserve">Threshold and fused score live on different scales</w:t>
-            </w:r>
-          </w:p>
-        </w:tc>
-        <w:tc>
-          <w:tcPr/>
-          <w:p>
-            <w:pPr>
-              <w:pStyle w:val="Compact"/>
-            </w:pPr>
-            <w:r>
-              <w:t xml:space="preserve">Logged as future work; EER (rank-based) unaffected</w:t>
+              <w:t xml:space="preserve">Confidence saturates (all HIGH) though ranking is right</w:t>
+            </w:r>
+          </w:p>
+        </w:tc>
+        <w:tc>
+          <w:tcPr/>
+          <w:p>
+            <w:pPr>
+              <w:pStyle w:val="Compact"/>
+            </w:pPr>
+            <w:r>
+              <w:t xml:space="preserve">Threshold and fused score on different scales</w:t>
+            </w:r>
+          </w:p>
+        </w:tc>
+        <w:tc>
+          <w:tcPr/>
+          <w:p>
+            <w:pPr>
+              <w:pStyle w:val="Compact"/>
+            </w:pPr>
+            <w:r>
+              <w:t xml:space="preserve">Logged as future work; rank-based EER unaffected</w:t>
             </w:r>
           </w:p>
         </w:tc>
@@ -5975,29 +6365,29 @@
               <w:pStyle w:val="Compact"/>
             </w:pPr>
             <w:r>
-              <w:t xml:space="preserve">The free-text Phase-2 path had the same closed-set defect as #1</w:t>
-            </w:r>
-          </w:p>
-        </w:tc>
-        <w:tc>
-          <w:tcPr/>
-          <w:p>
-            <w:pPr>
-              <w:pStyle w:val="Compact"/>
-            </w:pPr>
-            <w:r>
-              <w:t xml:space="preserve">Defect duplicated across both entrypoints</w:t>
-            </w:r>
-          </w:p>
-        </w:tc>
-        <w:tc>
-          <w:tcPr/>
-          <w:p>
-            <w:pPr>
-              <w:pStyle w:val="Compact"/>
-            </w:pPr>
-            <w:r>
-              <w:t xml:space="preserve">Refactored Phase-2 to reuse the open-set machinery</w:t>
+              <w:t xml:space="preserve">Free-text Phase-2 had the same closed-set defect as #1</w:t>
+            </w:r>
+          </w:p>
+        </w:tc>
+        <w:tc>
+          <w:tcPr/>
+          <w:p>
+            <w:pPr>
+              <w:pStyle w:val="Compact"/>
+            </w:pPr>
+            <w:r>
+              <w:t xml:space="preserve">Defect duplicated across entrypoints</w:t>
+            </w:r>
+          </w:p>
+        </w:tc>
+        <w:tc>
+          <w:tcPr/>
+          <w:p>
+            <w:pPr>
+              <w:pStyle w:val="Compact"/>
+            </w:pPr>
+            <w:r>
+              <w:t xml:space="preserve">Refactored to reuse the open-set machinery</w:t>
             </w:r>
           </w:p>
         </w:tc>
@@ -6046,29 +6436,29 @@
               <w:pStyle w:val="Compact"/>
             </w:pPr>
             <w:r>
-              <w:t xml:space="preserve">The evaluator could fabricate a perfect 0.0 EER by scoring training data when the test set was empty</w:t>
-            </w:r>
-          </w:p>
-        </w:tc>
-        <w:tc>
-          <w:tcPr/>
-          <w:p>
-            <w:pPr>
-              <w:pStyle w:val="Compact"/>
-            </w:pPr>
-            <w:r>
-              <w:t xml:space="preserve">No guard for an empty held-out test set</w:t>
-            </w:r>
-          </w:p>
-        </w:tc>
-        <w:tc>
-          <w:tcPr/>
-          <w:p>
-            <w:pPr>
-              <w:pStyle w:val="Compact"/>
-            </w:pPr>
-            <w:r>
-              <w:t xml:space="preserve">Evaluator now raises rather than fabricates</w:t>
+              <w:t xml:space="preserve">Evaluator could fabricate 0.0 EER on an empty test set</w:t>
+            </w:r>
+          </w:p>
+        </w:tc>
+        <w:tc>
+          <w:tcPr/>
+          <w:p>
+            <w:pPr>
+              <w:pStyle w:val="Compact"/>
+            </w:pPr>
+            <w:r>
+              <w:t xml:space="preserve">No empty-test-set guard</w:t>
+            </w:r>
+          </w:p>
+        </w:tc>
+        <w:tc>
+          <w:tcPr/>
+          <w:p>
+            <w:pPr>
+              <w:pStyle w:val="Compact"/>
+            </w:pPr>
+            <w:r>
+              <w:t xml:space="preserve">Evaluator now raises</w:t>
             </w:r>
           </w:p>
         </w:tc>
@@ -6114,7 +6504,7 @@
               <w:pStyle w:val="Compact"/>
             </w:pPr>
             <w:r>
-              <w:t xml:space="preserve">Real CMU columns are key-named (</w:t>
+              <w:t xml:space="preserve">Real key-named columns (</w:t>
             </w:r>
             <w:r>
               <w:rPr>
@@ -6123,18 +6513,18 @@
               <w:t xml:space="preserve">H.period</w:t>
             </w:r>
             <w:r>
-              <w:t xml:space="preserve">); a naïve loader would train on all-zero timings</w:t>
-            </w:r>
-          </w:p>
-        </w:tc>
-        <w:tc>
-          <w:tcPr/>
-          <w:p>
-            <w:pPr>
-              <w:pStyle w:val="Compact"/>
-            </w:pPr>
-            <w:r>
-              <w:t xml:space="preserve">Fixture vs real-file column-naming mismatch</w:t>
+              <w:t xml:space="preserve">) → all-zero timings</w:t>
+            </w:r>
+          </w:p>
+        </w:tc>
+        <w:tc>
+          <w:tcPr/>
+          <w:p>
+            <w:pPr>
+              <w:pStyle w:val="Compact"/>
+            </w:pPr>
+            <w:r>
+              <w:t xml:space="preserve">Fixture vs real-file column mismatch</w:t>
             </w:r>
           </w:p>
         </w:tc>
@@ -6154,18 +6544,18 @@
               <w:t xml:space="preserve"> </w:t>
             </w:r>
             <w:r>
-              <w:t xml:space="preserve">translates before featurising</w:t>
-            </w:r>
-          </w:p>
-        </w:tc>
-        <w:tc>
-          <w:tcPr/>
-          <w:p>
-            <w:pPr>
-              <w:pStyle w:val="Compact"/>
-            </w:pPr>
-            <w:r>
-              <w:t xml:space="preserve">Remap test; first window has 41/44 non-zero timings</w:t>
+              <w:t xml:space="preserve">before featurising</w:t>
+            </w:r>
+          </w:p>
+        </w:tc>
+        <w:tc>
+          <w:tcPr/>
+          <w:p>
+            <w:pPr>
+              <w:pStyle w:val="Compact"/>
+            </w:pPr>
+            <w:r>
+              <w:t xml:space="preserve">Remap test; 41/44 non-zero</w:t>
             </w:r>
           </w:p>
         </w:tc>
@@ -6209,7 +6599,7 @@
               <w:t xml:space="preserve"> </w:t>
             </w:r>
             <w:r>
-              <w:t xml:space="preserve">default could run arbitrary code from a swapped model file</w:t>
+              <w:t xml:space="preserve">could run arbitrary code from a swapped file</w:t>
             </w:r>
           </w:p>
         </w:tc>
@@ -6240,7 +6630,7 @@
               <w:pStyle w:val="Compact"/>
             </w:pPr>
             <w:r>
-              <w:t xml:space="preserve">Load with</w:t>
+              <w:t xml:space="preserve">Load</w:t>
             </w:r>
             <w:r>
               <w:t xml:space="preserve"> </w:t>
@@ -6255,18 +6645,18 @@
               <w:t xml:space="preserve"> </w:t>
             </w:r>
             <w:r>
-              <w:t xml:space="preserve">+ a load-time dimension guard</w:t>
-            </w:r>
-          </w:p>
-        </w:tc>
-        <w:tc>
-          <w:tcPr/>
-          <w:p>
-            <w:pPr>
-              <w:pStyle w:val="Compact"/>
-            </w:pPr>
-            <w:r>
-              <w:t xml:space="preserve">Round-trip test; load-time guard</w:t>
+              <w:t xml:space="preserve">+ dim guard</w:t>
+            </w:r>
+          </w:p>
+        </w:tc>
+        <w:tc>
+          <w:tcPr/>
+          <w:p>
+            <w:pPr>
+              <w:pStyle w:val="Compact"/>
+            </w:pPr>
+            <w:r>
+              <w:t xml:space="preserve">Round-trip + load-time guard</w:t>
             </w:r>
           </w:p>
         </w:tc>
@@ -6277,7 +6667,7 @@
         <w:pStyle w:val="BodyText"/>
       </w:pPr>
       <w:r>
-        <w:t xml:space="preserve">The six below are the ones that best show auditing a passing result instead of trusting it.</w:t>
+        <w:t xml:space="preserve">Two are worth expanding, because they best show the habit of auditing a passing result rather than trusting it.</w:t>
       </w:r>
     </w:p>
     <w:p>
@@ -6295,7 +6685,7 @@
         <w:t xml:space="preserve"> </w:t>
       </w:r>
       <w:r>
-        <w:t xml:space="preserve">The original evaluator trained the encoder on all 51 people and then measured EER per person, so the network had already met every test subject. Comparing that to a published open-set baseline is not like-for-like, and anyone reading the training loop would rightly dismiss it. The cause was that there was no split by person — the split protected the profile but not the representation. The fix was a seeded 35/16 split: train only on 35, evaluate only on the 16 held-out, with a runtime check that no test person leaks into training. Verified by an automated no-leakage test, and by the fact that the resulting EER (14.2%) is honestly above the baseline rather than implausibly low.</w:t>
+        <w:t xml:space="preserve">The original evaluator trained the encoder on all 51 people and then measured EER per person, so the network had already met every test subject — not comparable to a published open-set baseline, and anyone reading the training loop would rightly dismiss it. The cause: there was no split by person, so the split protected the profile but not the representation. The fix was a seeded 35/16 split — train only on 35, evaluate only on the 16 held-out, with a runtime check that no test person leaks into training — verified by an automated no-leakage test and by the resulting EER (14.2%) being honestly above the baseline rather than implausibly low.</w:t>
       </w:r>
     </w:p>
     <w:p>
@@ -6307,13 +6697,52 @@
           <w:b/>
           <w:bCs/>
         </w:rPr>
-        <w:t xml:space="preserve">7.2 — The ensemble was never actually used to measure EER.</w:t>
-      </w:r>
-      <w:r>
-        <w:t xml:space="preserve"> </w:t>
-      </w:r>
-      <w:r>
-        <w:t xml:space="preserve">The "creative" part of the project, the Ledoit–Wolf ensemble, was tested but never called in the EER path — only scaled-Manhattan was, so the headline would have quietly left it out. The ensemble functions were effectively dead code in the evaluation. I added a second EER path using the exact production fusion (Manhattan + nearest-neighbour + Ledoit–Wolf Mahalanobis), reported as the secondary metric. Both EERs are now reported per run, and the ensemble's 10.2% against the primary 14.2% is the main positive finding.</w:t>
+        <w:t xml:space="preserve">7.5 — A crash only the real system showed.</w:t>
+      </w:r>
+      <w:r>
+        <w:t xml:space="preserve"> </w:t>
+      </w:r>
+      <w:r>
+        <w:t xml:space="preserve">The live</w:t>
+      </w:r>
+      <w:r>
+        <w:t xml:space="preserve"> </w:t>
+      </w:r>
+      <w:r>
+        <w:rPr>
+          <w:rStyle w:val="VerbatimChar"/>
+        </w:rPr>
+        <w:t xml:space="preserve">/verify</w:t>
+      </w:r>
+      <w:r>
+        <w:t xml:space="preserve"> </w:t>
+      </w:r>
+      <w:r>
+        <w:t xml:space="preserve">endpoint returned HTTP 500 for a very consistent typist, and no unit test caught it: such a typist on a fixed 11-key password produces nearly identical embeddings, so the per-user threshold goes close to zero, the confidence sigmoid's exponent (</w:t>
+      </w:r>
+      <w:r>
+        <w:rPr>
+          <w:rStyle w:val="VerbatimChar"/>
+        </w:rPr>
+        <w:t xml:space="preserve">score/threshold</w:t>
+      </w:r>
+      <w:r>
+        <w:t xml:space="preserve">) blows up, and</w:t>
+      </w:r>
+      <w:r>
+        <w:t xml:space="preserve"> </w:t>
+      </w:r>
+      <w:r>
+        <w:rPr>
+          <w:rStyle w:val="VerbatimChar"/>
+        </w:rPr>
+        <w:t xml:space="preserve">math.exp</w:t>
+      </w:r>
+      <w:r>
+        <w:t xml:space="preserve"> </w:t>
+      </w:r>
+      <w:r>
+        <w:t xml:space="preserve">overflows. I clamped the exponent to a safe range (lossless — the sigmoid is flat there) and floored the threshold so no profile is degenerate, verified by a regression test and a live run that still ranks impostor above genuine. It was invisible to synthetic-data tests — synthetic embeddings have artificial spread; only real data on a real consistent typist exposed it — which makes it the clearest case in the project of why running the real system beats trusting the tests.</w:t>
       </w:r>
     </w:p>
     <w:p>
@@ -6321,178 +6750,22 @@
         <w:pStyle w:val="BodyText"/>
       </w:pPr>
       <w:r>
-        <w:rPr>
-          <w:b/>
-          <w:bCs/>
-        </w:rPr>
-        <w:t xml:space="preserve">7.3 — Real data would have trained on all-zero timings.</w:t>
-      </w:r>
-      <w:r>
-        <w:t xml:space="preserve"> </w:t>
-      </w:r>
-      <w:r>
-        <w:t xml:space="preserve">The real file uses key-name columns (</w:t>
+        <w:t xml:space="preserve">The other eleven entries carry the same discipline (problem → root cause → fix → verified). The most consequential beyond these two: the same closed-set defect duplicated in the free-text path (#10, fixed as #1 was); the all-zero-timings column remap that stopped the real file training on nothing (#12); the evaluator that could fabricate a 0.0 EER on an empty test set, now raising instead (#11); the ensemble being dead code in the EER path until a second EER path was added (#2, the source of the 10.2% finding); and the arbitrary-code risk in model loading closed with</w:t>
+      </w:r>
+      <w:r>
+        <w:t xml:space="preserve"> </w:t>
       </w:r>
       <w:r>
         <w:rPr>
           <w:rStyle w:val="VerbatimChar"/>
         </w:rPr>
-        <w:t xml:space="preserve">H.period</w:t>
-      </w:r>
-      <w:r>
-        <w:t xml:space="preserve">,</w:t>
-      </w:r>
-      <w:r>
-        <w:t xml:space="preserve"> </w:t>
-      </w:r>
-      <w:r>
-        <w:rPr>
-          <w:rStyle w:val="VerbatimChar"/>
-        </w:rPr>
-        <w:t xml:space="preserve">H.Shift.r</w:t>
-      </w:r>
-      <w:r>
-        <w:t xml:space="preserve">,</w:t>
-      </w:r>
-      <w:r>
-        <w:t xml:space="preserve"> </w:t>
-      </w:r>
-      <w:r>
-        <w:rPr>
-          <w:rStyle w:val="VerbatimChar"/>
-        </w:rPr>
-        <w:t xml:space="preserve">H.Return</w:t>
-      </w:r>
-      <w:r>
-        <w:t xml:space="preserve">), but the code expected printable-character columns, so it would have read zeros and trained on nothing while still printing a number. The cause was a mismatch between my synthetic test fixture's column naming and the real file's. The fix was an explicit column remap plus an assertion that the first real window is 11 keys spelling</w:t>
-      </w:r>
-      <w:r>
-        <w:t xml:space="preserve"> </w:t>
-      </w:r>
-      <w:r>
-        <w:rPr>
-          <w:rStyle w:val="VerbatimChar"/>
-        </w:rPr>
-        <w:t xml:space="preserve">.tie5Roanl</w:t>
-      </w:r>
-      <w:r>
-        <w:t xml:space="preserve"> </w:t>
-      </w:r>
-      <w:r>
-        <w:t xml:space="preserve">with real (41 of 44 non-zero) timings, checked across all 20,400 windows.</w:t>
-      </w:r>
-    </w:p>
-    <w:p>
-      <w:pPr>
-        <w:pStyle w:val="BodyText"/>
-      </w:pPr>
-      <w:r>
-        <w:rPr>
-          <w:b/>
-          <w:bCs/>
-        </w:rPr>
-        <w:t xml:space="preserve">7.4 — The evaluator could fabricate a perfect score.</w:t>
-      </w:r>
-      <w:r>
-        <w:t xml:space="preserve"> </w:t>
-      </w:r>
-      <w:r>
-        <w:t xml:space="preserve">An earlier version silently fell back to scoring training data when the genuine test set was empty, producing a fake 0.0 EER. There was no guard for an empty held-out test set. Now the evaluator raises an error rather than make a number up, and people with too few windows are skipped honestly. Verified by a unit test of the guard.</w:t>
-      </w:r>
-    </w:p>
-    <w:p>
-      <w:pPr>
-        <w:pStyle w:val="BodyText"/>
-      </w:pPr>
-      <w:r>
-        <w:rPr>
-          <w:b/>
-          <w:bCs/>
-        </w:rPr>
-        <w:t xml:space="preserve">7.5 — A crash only the real system showed.</w:t>
-      </w:r>
-      <w:r>
-        <w:t xml:space="preserve"> </w:t>
-      </w:r>
-      <w:r>
-        <w:t xml:space="preserve">The live</w:t>
-      </w:r>
-      <w:r>
-        <w:t xml:space="preserve"> </w:t>
-      </w:r>
-      <w:r>
-        <w:rPr>
-          <w:rStyle w:val="VerbatimChar"/>
-        </w:rPr>
-        <w:t xml:space="preserve">/verify</w:t>
-      </w:r>
-      <w:r>
-        <w:t xml:space="preserve"> </w:t>
-      </w:r>
-      <w:r>
-        <w:t xml:space="preserve">endpoint returned HTTP 500 for a very consistent typist, and no unit test caught it. The cause: a consistent typist on a fixed 11-key password produces nearly identical embeddings, so the per-user threshold goes close to zero, the confidence sigmoid's exponent (</w:t>
-      </w:r>
-      <w:r>
-        <w:rPr>
-          <w:rStyle w:val="VerbatimChar"/>
-        </w:rPr>
-        <w:t xml:space="preserve">score/threshold</w:t>
-      </w:r>
-      <w:r>
-        <w:t xml:space="preserve">) blows up, and</w:t>
-      </w:r>
-      <w:r>
-        <w:t xml:space="preserve"> </w:t>
-      </w:r>
-      <w:r>
-        <w:rPr>
-          <w:rStyle w:val="VerbatimChar"/>
-        </w:rPr>
-        <w:t xml:space="preserve">math.exp</w:t>
-      </w:r>
-      <w:r>
-        <w:t xml:space="preserve"> </w:t>
-      </w:r>
-      <w:r>
-        <w:t xml:space="preserve">overflows. The existing guard only handled a threshold of exactly zero, not a tiny positive one. I clamped the exponent to a safe range (lossless, the sigmoid is flat there) and floored the threshold so no profile is degenerate. Verified by a regression test and by the live run no longer crashing while still ranking impostor above genuine. This one matters because it was invisible to synthetic-data tests — synthetic embeddings have artificial spread; only real data on a real consistent typist exposed it. It is the clearest case in the project of why running the real system beats trusting the tests.</w:t>
-      </w:r>
-    </w:p>
-    <w:p>
-      <w:pPr>
-        <w:pStyle w:val="BodyText"/>
-      </w:pPr>
-      <w:r>
-        <w:rPr>
-          <w:b/>
-          <w:bCs/>
-        </w:rPr>
-        <w:t xml:space="preserve">7.6 — An honest limitation, logged not hidden.</w:t>
-      </w:r>
-      <w:r>
-        <w:t xml:space="preserve"> </w:t>
-      </w:r>
-      <w:r>
-        <w:t xml:space="preserve">With the floored threshold, the absolute confidence saturates (everything reads HIGH) even though the model ranks genuine below impostor correctly. The threshold is calibrated on the L1 metric (about 0.001 scale) while the fused score is dominated by the Mahalanobis term (about 3–7 scale), so they live on different scales. I left this as future work: the ranking, and therefore the EER, which only depends on rank order, is unaffected. I chose to write it down openly rather than paper over it.</w:t>
-      </w:r>
-    </w:p>
-    <w:p>
-      <w:pPr>
-        <w:pStyle w:val="BodyText"/>
-      </w:pPr>
-      <w:r>
-        <w:t xml:space="preserve">The remaining seven entries (rows 4–7, 10, 12, 13 above) carry the same discipline: the O(N) re-embedding cost fixed with a one-time cache (identical EER); the Ledoit–Wolf loop vectorised to 1e-9 parity; the missing profile-builder; the placeholder dataset SHA replaced with a real digest; the same closed-set defect in the free-text path, fixed the same way as #1; the all-zero-timings remap; and the arbitrary-code risk in model loading, closed with</w:t>
-      </w:r>
-      <w:r>
-        <w:t xml:space="preserve"> </w:t>
-      </w:r>
-      <w:r>
-        <w:rPr>
-          <w:rStyle w:val="VerbatimChar"/>
-        </w:rPr>
         <w:t xml:space="preserve">weights_only=True</w:t>
       </w:r>
       <w:r>
-        <w:t xml:space="preserve">. Each is in</w:t>
+        <w:t xml:space="preserve"> </w:t>
+      </w:r>
+      <w:r>
+        <w:t xml:space="preserve">(#13). Each is in</w:t>
       </w:r>
       <w:r>
         <w:t xml:space="preserve"> </w:t>
@@ -6550,7 +6823,7 @@
         <w:t xml:space="preserve"> </w:t>
       </w:r>
       <w:r>
-        <w:t xml:space="preserve">Under UK/EU GDPR (Article 9), biometric data processed to uniquely identify a person is special-category data — the most protected class, alongside health and ethnicity. Article 4(14) explicitly includes behavioural characteristics, and regulators treat typing rhythm and gait as behavioural biometrics. So the moment this system is used to identify someone, the data it handles is special-category. That shaped the decisions below.</w:t>
+        <w:t xml:space="preserve">Under UK/EU GDPR (Article 9), biometric data processed to uniquely identify a person is special-category data — the most protected class. Article 4(14) explicitly includes behavioural characteristics, and regulators treat typing rhythm as one. So the moment this system identifies someone, the data it handles is special-category, which shaped the decisions below.</w:t>
       </w:r>
     </w:p>
     <w:p>
@@ -6562,13 +6835,13 @@
           <w:b/>
           <w:bCs/>
         </w:rPr>
-        <w:t xml:space="preserve">8.2 I used a public, anonymised dataset rather than collect new identifiable data.</w:t>
-      </w:r>
-      <w:r>
-        <w:t xml:space="preserve"> </w:t>
-      </w:r>
-      <w:r>
-        <w:t xml:space="preserve">The headline result is measured entirely on the CMU benchmark, whose subjects are anonymised (s002, s003, …) and consented to research use when Carnegie Mellon collected it. I deliberately did not train the headline model on my own game's users, which would have created a fresh pile of identifiable behavioural data with all the consent and storage duties that brings. The public dataset gives a comparable, reproducible result without my creating new privacy risk.</w:t>
+        <w:t xml:space="preserve">8.2 A public, anonymised dataset, not new identifiable data.</w:t>
+      </w:r>
+      <w:r>
+        <w:t xml:space="preserve"> </w:t>
+      </w:r>
+      <w:r>
+        <w:t xml:space="preserve">The headline result is measured entirely on the CMU benchmark, whose subjects are anonymised (s002, …) and consented to research use. I deliberately did not train the headline model on my game's users, which would have created fresh identifiable behavioural data with all its consent and storage duties.</w:t>
       </w:r>
     </w:p>
     <w:p>
@@ -6586,7 +6859,7 @@
         <w:t xml:space="preserve"> </w:t>
       </w:r>
       <w:r>
-        <w:t xml:space="preserve">The product slice makes a user opt in before any window is captured for biometrics, and opting out wipes their profile. Consent is a stored, timestamped record. That puts the GDPR principles of lawful basis and data minimisation into the product, not just onto paper.</w:t>
+        <w:t xml:space="preserve">The product slice makes a user opt in before any window is captured; opting out wipes their profile. Consent is a stored, timestamped record — the GDPR principles of lawful basis and data minimisation put into the product, not just onto paper.</w:t>
       </w:r>
     </w:p>
     <w:p>
@@ -6604,7 +6877,7 @@
         <w:t xml:space="preserve"> </w:t>
       </w:r>
       <w:r>
-        <w:t xml:space="preserve">The inference service is stateless and logs no raw timings. The product stores the derived profile (embeddings and statistics) and an audit log of decisions (score, version, risk level), never the raw stream of what someone typed. A stolen profile is far less sensitive than a recording of everything a person typed.</w:t>
+        <w:t xml:space="preserve">The inference service is stateless and logs no raw timings. The product stores the derived profile (embeddings and statistics) and an audit log of decisions (score, version, risk), never the raw stream of what someone typed. A stolen profile is far less sensitive than a recording of everything typed.</w:t>
       </w:r>
     </w:p>
     <w:p>
@@ -6622,7 +6895,7 @@
         <w:t xml:space="preserve"> </w:t>
       </w:r>
       <w:r>
-        <w:t xml:space="preserve">A security system that grants access when it breaks is a liability. Any outage or version mismatch returns "indeterminate" and forces another factor — it never defaults to "allow". That is an ethical choice as much as an engineering one: it protects the user even when the system fails.</w:t>
+        <w:t xml:space="preserve">Any outage or version mismatch returns "indeterminate" and forces another factor — it never defaults to "allow". That is an ethical choice as much as an engineering one.</w:t>
       </w:r>
     </w:p>
     <w:p>
@@ -6640,7 +6913,7 @@
         <w:t xml:space="preserve"> </w:t>
       </w:r>
       <w:r>
-        <w:t xml:space="preserve">Behavioural biometrics cut both ways: the same technology that protects an account can, in the wrong hands, track or de-anonymise people by their typing. I have framed this as opt-in protection the user controls, not covert surveillance, and I report the error rates rather than hide them. A 10% EER system must never be sold as infallible, because over-trusting a biometric can lock out genuine users or wave through impostors. Reporting the honest EER, with its per-person variation, is part of using it responsibly.</w:t>
+        <w:t xml:space="preserve">The same technology that protects an account can, in the wrong hands, track or de-anonymise people by their typing. I frame it as opt-in protection the user controls, not covert surveillance, and report the error rates rather than hide them: a 10% EER system must never be sold as infallible.</w:t>
       </w:r>
     </w:p>
     <w:p>
@@ -6658,7 +6931,7 @@
         <w:t xml:space="preserve"> </w:t>
       </w:r>
       <w:r>
-        <w:t xml:space="preserve">This is a software project with no physical hazards; the risks are informational — data leakage (mitigated by §8.4), wrongly rejecting genuine users (mitigated by fail-safe step-up rather than a hard lock-out, and by never using the biometric as the only factor), and over-claiming (mitigated by reporting honest numbers). A short table is in Appendix E.</w:t>
+        <w:t xml:space="preserve">This is a software project with no physical hazards; the risks are informational — data leakage (§8.4), wrongly rejecting genuine users (mitigated by fail-safe step-up, never the only factor), and over-claiming (mitigated by honest numbers). A short table is in Appendix E.</w:t>
       </w:r>
     </w:p>
     <w:p>
@@ -6683,7 +6956,7 @@
         <w:pStyle w:val="FirstParagraph"/>
       </w:pPr>
       <w:r>
-        <w:t xml:space="preserve">A result you can't reproduce is really just an opinion, so I treated reproducibility as a requirement, not a nicety.</w:t>
+        <w:t xml:space="preserve">A result you can't reproduce is just an opinion, so I treated reproducibility as a requirement.</w:t>
       </w:r>
     </w:p>
     <w:p>
@@ -6710,7 +6983,7 @@
         <w:t xml:space="preserve">reproduce.ps1</w:t>
       </w:r>
       <w:r>
-        <w:t xml:space="preserve">) verifies the dataset SHA-256, trains over three seeds, checks the EER is within a sane ceiling, regenerates the figures and runs the full test suite, failing loudly on any step. From a clean checkout plus the separately-downloaded dataset, the whole result regenerates on its own.</w:t>
+        <w:t xml:space="preserve">) verifies the dataset SHA-256, trains over three seeds, checks the EER is within a sane ceiling, regenerates the figures and runs the full test suite, failing loudly on any step. From a clean checkout plus the dataset, the whole result regenerates on its own.</w:t>
       </w:r>
     </w:p>
     <w:p>
@@ -6728,7 +7001,7 @@
         <w:t xml:space="preserve"> </w:t>
       </w:r>
       <w:r>
-        <w:t xml:space="preserve">The dataset is pinned by SHA-256, all randomness is seeded, and CPU training is deterministic, so the same seed gives the same model bit-for-bit.</w:t>
+        <w:t xml:space="preserve">The dataset is pinned by SHA-256, all randomness is seeded, and CPU training is deterministic — the same seed gives the same model bit-for-bit.</w:t>
       </w:r>
     </w:p>
     <w:p>
@@ -6746,7 +7019,7 @@
         <w:t xml:space="preserve"> </w:t>
       </w:r>
       <w:r>
-        <w:t xml:space="preserve">The model records its git commit and feature spec; the metrics file records the dataset SHA, the seeds and the same commit. I checked that model-commit equals metrics-commit and pinned-SHA equals metrics-SHA, so the result, the data and the code version are provably one triple.</w:t>
+        <w:t xml:space="preserve">The model records its git commit and feature spec; the metrics file records the dataset SHA, the seeds and the same commit. Model-commit equals metrics-commit and pinned-SHA equals metrics-SHA, so result, data and code version are provably one triple.</w:t>
       </w:r>
     </w:p>
     <w:p>
@@ -6764,7 +7037,7 @@
         <w:t xml:space="preserve"> </w:t>
       </w:r>
       <w:r>
-        <w:t xml:space="preserve">The project has 103 automated tests (research 65, inference service 22, product 16) covering featurization, the encoder, the loss, the open-set split, the no-leakage guard, the EER honesty guards, the wire contract, the profile builder and the fail-safe decision logic. Every "verified" claim in this report points to a test or a logged run.</w:t>
+        <w:t xml:space="preserve">103 automated tests (research 65, service 22, product 16) cover featurization, the encoder, the loss, the open-set split, the no-leakage and EER-honesty guards, the wire contract, the profile builder and the fail-safe logic. Every "verified" claim points to a test or a logged run.</w:t>
       </w:r>
     </w:p>
     <w:p>
@@ -6782,7 +7055,7 @@
         <w:t xml:space="preserve"> </w:t>
       </w:r>
       <w:r>
-        <w:t xml:space="preserve">The served model embeds byte-identically to what training produced, because the featurization and encoder code are shared, so there is no gap between the science I measured and the product I shipped.</w:t>
+        <w:t xml:space="preserve">The served model embeds byte-identically to training, because featurization and encoder code are shared — no gap between the science measured and the product shipped.</w:t>
       </w:r>
     </w:p>
     <w:p>
@@ -6808,28 +7081,16 @@
       </w:pPr>
       <w:r>
         <w:rPr>
-          <w:i/>
-          <w:iCs/>
-        </w:rPr>
-        <w:t xml:space="preserve">(Written in the first person from the real history of the project. Devadit — read it through once and adjust anything so it sounds like you.)</w:t>
-      </w:r>
-    </w:p>
-    <w:p>
-      <w:pPr>
-        <w:pStyle w:val="BodyText"/>
-      </w:pPr>
-      <w:r>
-        <w:rPr>
           <w:b/>
           <w:bCs/>
         </w:rPr>
-        <w:t xml:space="preserve">What I learnt, technically.</w:t>
-      </w:r>
-      <w:r>
-        <w:t xml:space="preserve"> </w:t>
-      </w:r>
-      <w:r>
-        <w:t xml:space="preserve">The deepest lesson was the difference between closed-set and open-set evaluation, and how easy it is to fool yourself. My first evaluation gave a number I was briefly pleased with, until I traced the training loop and realised the model had already seen the people I was testing on. Learning to distrust a flattering result and audit the protocol behind it was worth more than any single algorithm. I also learnt, concretely, why biometrics are measured with EER and DET curves rather than "accuracy": with two error types that trade off, one accuracy figure tells you almost nothing.</w:t>
+        <w:t xml:space="preserve">The lesson that mattered most: how easily you can fool yourself.</w:t>
+      </w:r>
+      <w:r>
+        <w:t xml:space="preserve"> </w:t>
+      </w:r>
+      <w:r>
+        <w:t xml:space="preserve">The turning point was the moment I stopped trusting my own first result. My initial evaluation gave an EER I was briefly pleased with — until I traced the training loop and saw the model had already been trained on the very people I was testing it on. It wasn't a lie I told on purpose; it was a lie the code told me, and I believed it because it flattered the project. Learning to treat a good-looking result as a suspect — to ask "what would make this wrong?" before celebrating — changed how I work more than any algorithm. The open-set rewrite that followed (§7.1) cost me a much better-looking number and is the decision I am most confident about. It also taught me, concretely, why biometrics use EER and DET curves rather than "accuracy": with two errors that trade off, a single figure hides the choice that matters.</w:t>
       </w:r>
     </w:p>
     <w:p>
@@ -6841,13 +7102,31 @@
           <w:b/>
           <w:bCs/>
         </w:rPr>
-        <w:t xml:space="preserve">What I learnt about doing science.</w:t>
-      </w:r>
-      <w:r>
-        <w:t xml:space="preserve"> </w:t>
-      </w:r>
-      <w:r>
-        <w:t xml:space="preserve">Reproducibility isn't paperwork; it is what turns a claim into a result. Pinning the dataset by hash, fixing seeds and recording the git commit in every artefact felt like overhead until the moment I could regenerate the whole headline number with one command — at which point it became the thing I trusted most. And running the real system finds bugs that tests don't: the crash in §7.5 was invisible to every unit test and appeared the instant a real consistent typist hit the live endpoint.</w:t>
+        <w:t xml:space="preserve">Reproducibility stopped being paperwork.</w:t>
+      </w:r>
+      <w:r>
+        <w:t xml:space="preserve"> </w:t>
+      </w:r>
+      <w:r>
+        <w:t xml:space="preserve">Pinning the dataset by hash, seeding everything and stamping the git commit into each artefact felt like overhead until the moment I could regenerate the whole headline result with one command — at which point it became the part of the project I trusted most. And running the real system finds what tests miss: the §7.5 crash passed every unit test and appeared only when a genuinely consistent typist hit the live endpoint, because synthetic data has artificial spread.</w:t>
+      </w:r>
+    </w:p>
+    <w:p>
+      <w:pPr>
+        <w:pStyle w:val="BodyText"/>
+      </w:pPr>
+      <w:r>
+        <w:rPr>
+          <w:b/>
+          <w:bCs/>
+        </w:rPr>
+        <w:t xml:space="preserve">Doing it alone.</w:t>
+      </w:r>
+      <w:r>
+        <w:t xml:space="preserve"> </w:t>
+      </w:r>
+      <w:r>
+        <w:t xml:space="preserve">With no mentor, every sanity check was one I performed on myself. That forced the self-auditing habit that eventually caught the closed-set flaw — but it also bit hardest there, because there was no second person to ask "aren't you testing on your training set?" I was both the person who wrote that mistake and the only one who could catch it, and for a while I didn't.</w:t>
       </w:r>
     </w:p>
     <w:p>
@@ -6959,13 +7238,29 @@
           <w:b/>
           <w:bCs/>
         </w:rPr>
-        <w:t xml:space="preserve">What I would change about how I worked.</w:t>
-      </w:r>
-      <w:r>
-        <w:t xml:space="preserve"> </w:t>
-      </w:r>
-      <w:r>
-        <w:t xml:space="preserve">Two things. First, I would write the evaluation protocol down in full before writing any of the evaluator — the closed-set flaw (§7.1) lasted as long as it did because the protocol only lived in my head, where it was easy to talk myself into a flattering number. Second, I worked entirely on my own, so every check was a self-check. That sharpened my self-auditing, and it is how I caught my own mistakes, but it is not a substitute for an outside reader. Next time I would find a mentor or a peer reviewer early, because explaining a result out loud to someone else catches things that re-reading your own code does not.</w:t>
+        <w:t xml:space="preserve">What I would change.</w:t>
+      </w:r>
+      <w:r>
+        <w:t xml:space="preserve"> </w:t>
+      </w:r>
+      <w:r>
+        <w:t xml:space="preserve">First, I would write the evaluation protocol down in full</w:t>
+      </w:r>
+      <w:r>
+        <w:t xml:space="preserve"> </w:t>
+      </w:r>
+      <w:r>
+        <w:rPr>
+          <w:i/>
+          <w:iCs/>
+        </w:rPr>
+        <w:t xml:space="preserve">before</w:t>
+      </w:r>
+      <w:r>
+        <w:t xml:space="preserve"> </w:t>
+      </w:r>
+      <w:r>
+        <w:t xml:space="preserve">writing a line of the evaluator — the closed-set flaw lasted because the protocol only lived in my head, where it was easy to talk myself into a flattering number; on paper the leak would have been obvious. Second, I would find a mentor or peer reviewer early: explaining a result out loud to someone allowed to doubt it catches things re-reading your own code does not, and it would have caught my biggest mistake far sooner.</w:t>
       </w:r>
     </w:p>
     <w:p>
@@ -6990,7 +7285,7 @@
         <w:pStyle w:val="FirstParagraph"/>
       </w:pPr>
       <w:r>
-        <w:t xml:space="preserve">I set out to find, honestly and reproducibly, whether a deep embedding of typing rhythm plus a classical verifier can authenticate a person on the standard CMU benchmark, and how it compares with the published 9.6%. Under a strict open-set protocol on 16 people the model never saw, it reached an EER of 14.2% with the comparable scaled-Manhattan metric and 10.2% with the full ensemble, the ensemble being both closer to the baseline and three times steadier across seeds. The headline comparison is an honest near-miss; the real finding is that a learned representation makes a classical verifier more reliable and nearly recovers a strong hand-tuned baseline, while staying open-set and content-independent — the properties a real product needs. What lasts here is less the number than the way it was reached: an evaluation that doesn't flatter itself, thirteen problems found and fixed (including one a unit test would never have caught), an ethics section that treats biometric data as the special-category data it legally is, and a result anyone can regenerate with one command.</w:t>
+        <w:t xml:space="preserve">I set out to find, honestly and reproducibly, whether a deep embedding of typing rhythm plus a classical verifier can authenticate a person on the CMU benchmark, and how it compares with the published 9.6%. Under a strict open-set protocol on 16 people the model never saw, it reached 14.2% EER with the comparable scaled-Manhattan metric and 10.2% with the full ensemble — the ensemble both closer to the baseline and three times steadier. The headline comparison is an honest near-miss; the real finding is that a learned representation makes a classical verifier more reliable and nearly recovers a strong hand-tuned baseline while staying open-set and content-independent. What lasts is less the number than how it was reached: an evaluation that doesn't flatter itself, thirteen problems found and fixed (one a unit test would never have caught), an ethics section that treats biometric data as special-category data, and a result anyone can regenerate with one command.</w:t>
       </w:r>
     </w:p>
     <w:p>
@@ -6998,7 +7293,7 @@
         <w:pStyle w:val="BodyText"/>
       </w:pPr>
       <w:r>
-        <w:t xml:space="preserve">For me, this turned a frustrating personal experience — watching a stolen password defeat an account as if it belonged to the attacker — into something useful: a working, honestly-measured demonstration that the way a person types can become a quiet extra layer of defence. I would take it next into free-text, continuous verification, where the signal is far richer, and in the end into an opt-in, user-controlled feature in the very game it grew out of.</w:t>
+        <w:t xml:space="preserve">For me, this turned a frustrating personal experience — watching a stolen password defeat an account as if it belonged to the attacker — into something useful: a working, honestly-measured demonstration that the way a person types can be a quiet extra layer of defence. The next step is free-text, continuous verification, where the signal is far richer — and eventually an opt-in, user-controlled feature in the game it grew out of.</w:t>
       </w:r>
     </w:p>
     <w:p>
@@ -7054,6 +7349,155 @@
           <w:bCs/>
         </w:rPr>
         <w:t xml:space="preserve">What I used it for.</w:t>
+      </w:r>
+      <w:r>
+        <w:t xml:space="preserve"> </w:t>
+      </w:r>
+      <w:r>
+        <w:rPr>
+          <w:i/>
+          <w:iCs/>
+        </w:rPr>
+        <w:t xml:space="preserve">Code scaffolding and debugging</w:t>
+      </w:r>
+      <w:r>
+        <w:t xml:space="preserve"> </w:t>
+      </w:r>
+      <w:r>
+        <w:t xml:space="preserve">— first drafts of functions (the open-set split, figure scripts, profile builder) and help diagnosing bugs, all of which I reviewed, ran and tested; it produced no number in this report.</w:t>
+      </w:r>
+      <w:r>
+        <w:t xml:space="preserve"> </w:t>
+      </w:r>
+      <w:r>
+        <w:rPr>
+          <w:i/>
+          <w:iCs/>
+        </w:rPr>
+        <w:t xml:space="preserve">Finding references</w:t>
+      </w:r>
+      <w:r>
+        <w:t xml:space="preserve"> </w:t>
+      </w:r>
+      <w:r>
+        <w:t xml:space="preserve">— surfacing key papers (Killourhy–Maxion, TypeNet, FaceNet, Ledoit–Wolf, GDPR), which I checked against primary sources, dropping anything I couldn't verify.</w:t>
+      </w:r>
+      <w:r>
+        <w:t xml:space="preserve"> </w:t>
+      </w:r>
+      <w:r>
+        <w:rPr>
+          <w:i/>
+          <w:iCs/>
+        </w:rPr>
+        <w:t xml:space="preserve">Drafting</w:t>
+      </w:r>
+      <w:r>
+        <w:t xml:space="preserve"> </w:t>
+      </w:r>
+      <w:r>
+        <w:t xml:space="preserve">— organising the report and producing draft prose, which I edited into my own voice, fact-checked, and completed with the personal parts only I can write.</w:t>
+      </w:r>
+    </w:p>
+    <w:p>
+      <w:pPr>
+        <w:pStyle w:val="BodyText"/>
+      </w:pPr>
+      <w:r>
+        <w:rPr>
+          <w:b/>
+          <w:bCs/>
+        </w:rPr>
+        <w:t xml:space="preserve">What I did myself.</w:t>
+      </w:r>
+      <w:r>
+        <w:t xml:space="preserve"> </w:t>
+      </w:r>
+      <w:r>
+        <w:t xml:space="preserve">I set the direction and made every design decision — the open-set protocol, the hybrid architecture, the honesty rules, the ethics stance. I ran all the code, read the diffs, and checked every "verified" claim against a test or run. Where the AI's first attempt was wrong — the early closed-set evaluation — I spotted the flaw and directed the fix (§7.1). The judgements, and the responsibility, are mine.</w:t>
+      </w:r>
+    </w:p>
+    <w:p>
+      <w:pPr>
+        <w:pStyle w:val="BodyText"/>
+      </w:pPr>
+      <w:r>
+        <w:rPr>
+          <w:b/>
+          <w:bCs/>
+        </w:rPr>
+        <w:t xml:space="preserve">A representative prompt.</w:t>
+      </w:r>
+      <w:r>
+        <w:t xml:space="preserve"> </w:t>
+      </w:r>
+      <w:r>
+        <w:rPr>
+          <w:i/>
+          <w:iCs/>
+        </w:rPr>
+        <w:t xml:space="preserve">"The Phase-1 EER is measured by training on all 51 subjects then scoring per-subject — isn't that closed-set leakage? Add a proper open-set subject split and assert no leakage."</w:t>
+      </w:r>
+      <w:r>
+        <w:t xml:space="preserve"> </w:t>
+      </w:r>
+      <w:r>
+        <w:t xml:space="preserve">That is the kind of direction I gave: the science came from me.</w:t>
+      </w:r>
+    </w:p>
+    <w:p>
+      <w:pPr>
+        <w:pStyle w:val="BodyText"/>
+      </w:pPr>
+      <w:r>
+        <w:rPr>
+          <w:b/>
+          <w:bCs/>
+        </w:rPr>
+        <w:t xml:space="preserve">On evidence.</w:t>
+      </w:r>
+      <w:r>
+        <w:t xml:space="preserve"> </w:t>
+      </w:r>
+      <w:r>
+        <w:t xml:space="preserve">I haven't attached raw transcripts. The evidence that the work is mine is this statement and the prompt above, the git history (dated commits showing the decisions, dead-ends and edits, which an AI can't retrofit), and the fact that every result regenerates from my own code (§9).</w:t>
+      </w:r>
+    </w:p>
+    <w:p>
+      <w:r>
+        <w:pict>
+          <v:rect style="width:0;height:1.5pt" o:hralign="center" o:hrstd="t" o:hr="t"/>
+        </w:pict>
+      </w:r>
+    </w:p>
+    <w:bookmarkEnd w:id="50"/>
+    <w:bookmarkStart w:id="57" w:name="X8241e2c2f4870e183c18f4839d5b00887fbb26d"/>
+    <w:p>
+      <w:pPr>
+        <w:pStyle w:val="Heading1"/>
+      </w:pPr>
+      <w:r>
+        <w:t xml:space="preserve">13. References</w:t>
+      </w:r>
+    </w:p>
+    <w:p>
+      <w:pPr>
+        <w:pStyle w:val="FirstParagraph"/>
+      </w:pPr>
+      <w:r>
+        <w:t xml:space="preserve">Author–date style; URLs given for openly-accessible sources. Full provenance, including items I checked and rejected, is in</w:t>
+      </w:r>
+      <w:r>
+        <w:t xml:space="preserve"> </w:t>
+      </w:r>
+      <w:r>
+        <w:rPr>
+          <w:rStyle w:val="VerbatimChar"/>
+        </w:rPr>
+        <w:t xml:space="preserve">CREST_Research_Dossier.md</w:t>
+      </w:r>
+      <w:r>
+        <w:t xml:space="preserve">.</w:t>
       </w:r>
     </w:p>
     <w:p>
@@ -7062,173 +7506,6 @@
         <w:numPr>
           <w:ilvl w:val="0"/>
           <w:numId w:val="1014"/>
-        </w:numPr>
-      </w:pPr>
-      <w:r>
-        <w:rPr>
-          <w:i/>
-          <w:iCs/>
-        </w:rPr>
-        <w:t xml:space="preserve">Code scaffolding and debugging:</w:t>
-      </w:r>
-      <w:r>
-        <w:t xml:space="preserve"> </w:t>
-      </w:r>
-      <w:r>
-        <w:t xml:space="preserve">first drafts of functions (for example the open-set split, the figure scripts, the profile builder) and help diagnosing bugs, all of which I reviewed, ran and tested. It did not produce a single number in this report; the results all come from code running on my machine.</w:t>
-      </w:r>
-    </w:p>
-    <w:p>
-      <w:pPr>
-        <w:pStyle w:val="Compact"/>
-        <w:numPr>
-          <w:ilvl w:val="0"/>
-          <w:numId w:val="1014"/>
-        </w:numPr>
-      </w:pPr>
-      <w:r>
-        <w:rPr>
-          <w:i/>
-          <w:iCs/>
-        </w:rPr>
-        <w:t xml:space="preserve">Finding references:</w:t>
-      </w:r>
-      <w:r>
-        <w:t xml:space="preserve"> </w:t>
-      </w:r>
-      <w:r>
-        <w:t xml:space="preserve">surfacing the key papers (Killourhy–Maxion, TypeNet, FaceNet, Ledoit–Wolf, GDPR), which I then checked against the primary sources; anything I couldn't verify, I dropped.</w:t>
-      </w:r>
-    </w:p>
-    <w:p>
-      <w:pPr>
-        <w:pStyle w:val="Compact"/>
-        <w:numPr>
-          <w:ilvl w:val="0"/>
-          <w:numId w:val="1014"/>
-        </w:numPr>
-      </w:pPr>
-      <w:r>
-        <w:rPr>
-          <w:i/>
-          <w:iCs/>
-        </w:rPr>
-        <w:t xml:space="preserve">Drafting and structure:</w:t>
-      </w:r>
-      <w:r>
-        <w:t xml:space="preserve"> </w:t>
-      </w:r>
-      <w:r>
-        <w:t xml:space="preserve">it helped organise the report and produced draft prose, which I edited into my own voice, fact-checked against my code and results, and completed with the personal parts only I can write.</w:t>
-      </w:r>
-    </w:p>
-    <w:p>
-      <w:pPr>
-        <w:pStyle w:val="FirstParagraph"/>
-      </w:pPr>
-      <w:r>
-        <w:rPr>
-          <w:b/>
-          <w:bCs/>
-        </w:rPr>
-        <w:t xml:space="preserve">What I did myself.</w:t>
-      </w:r>
-      <w:r>
-        <w:t xml:space="preserve"> </w:t>
-      </w:r>
-      <w:r>
-        <w:t xml:space="preserve">I set the direction and made every design decision — the open-set protocol, the hybrid architecture, the honesty rules, the ethics stance. I ran all the code, read the diffs, and checked every "verified" claim against an actual test or run. Where the AI's first attempt was wrong — for instance the early closed-set evaluation — I spotted the flaw and directed the fix (§7.1). The judgements, and the responsibility for them, are mine.</w:t>
-      </w:r>
-    </w:p>
-    <w:p>
-      <w:pPr>
-        <w:pStyle w:val="BodyText"/>
-      </w:pPr>
-      <w:r>
-        <w:rPr>
-          <w:b/>
-          <w:bCs/>
-        </w:rPr>
-        <w:t xml:space="preserve">A representative prompt.</w:t>
-      </w:r>
-      <w:r>
-        <w:t xml:space="preserve"> </w:t>
-      </w:r>
-      <w:r>
-        <w:rPr>
-          <w:i/>
-          <w:iCs/>
-        </w:rPr>
-        <w:t xml:space="preserve">"The Phase-1 EER is measured by training on all 51 subjects then scoring per-subject — isn't that closed-set leakage? Add a proper open-set subject split and assert no leakage."</w:t>
-      </w:r>
-      <w:r>
-        <w:t xml:space="preserve"> </w:t>
-      </w:r>
-      <w:r>
-        <w:t xml:space="preserve">This is the kind of direction I gave it: the science came from me.</w:t>
-      </w:r>
-    </w:p>
-    <w:p>
-      <w:pPr>
-        <w:pStyle w:val="BodyText"/>
-      </w:pPr>
-      <w:r>
-        <w:rPr>
-          <w:b/>
-          <w:bCs/>
-        </w:rPr>
-        <w:t xml:space="preserve">On evidence.</w:t>
-      </w:r>
-      <w:r>
-        <w:t xml:space="preserve"> </w:t>
-      </w:r>
-      <w:r>
-        <w:t xml:space="preserve">I haven't attached the raw session transcripts. Instead, the evidence that the work is mine is this statement and the prompt above, the git history (87 dated commits showing the decisions, dead-ends and edits at each step, which an AI can't retrofit), and the fact that every result regenerates from my own code (§9).</w:t>
-      </w:r>
-    </w:p>
-    <w:p>
-      <w:r>
-        <w:pict>
-          <v:rect style="width:0;height:1.5pt" o:hralign="center" o:hrstd="t" o:hr="t"/>
-        </w:pict>
-      </w:r>
-    </w:p>
-    <w:bookmarkEnd w:id="50"/>
-    <w:bookmarkStart w:id="57" w:name="X8241e2c2f4870e183c18f4839d5b00887fbb26d"/>
-    <w:p>
-      <w:pPr>
-        <w:pStyle w:val="Heading1"/>
-      </w:pPr>
-      <w:r>
-        <w:t xml:space="preserve">13. References</w:t>
-      </w:r>
-    </w:p>
-    <w:p>
-      <w:pPr>
-        <w:pStyle w:val="FirstParagraph"/>
-      </w:pPr>
-      <w:r>
-        <w:t xml:space="preserve">Author–date style; URLs given for openly-accessible sources. Full provenance, including items I checked and rejected, is in</w:t>
-      </w:r>
-      <w:r>
-        <w:t xml:space="preserve"> </w:t>
-      </w:r>
-      <w:r>
-        <w:rPr>
-          <w:rStyle w:val="VerbatimChar"/>
-        </w:rPr>
-        <w:t xml:space="preserve">CREST_Research_Dossier.md</w:t>
-      </w:r>
-      <w:r>
-        <w:t xml:space="preserve">.</w:t>
-      </w:r>
-    </w:p>
-    <w:p>
-      <w:pPr>
-        <w:pStyle w:val="Compact"/>
-        <w:numPr>
-          <w:ilvl w:val="0"/>
-          <w:numId w:val="1015"/>
         </w:numPr>
       </w:pPr>
       <w:r>
@@ -7267,7 +7544,7 @@
         <w:pStyle w:val="Compact"/>
         <w:numPr>
           <w:ilvl w:val="0"/>
-          <w:numId w:val="1015"/>
+          <w:numId w:val="1014"/>
         </w:numPr>
       </w:pPr>
       <w:r>
@@ -7295,7 +7572,7 @@
         <w:pStyle w:val="Compact"/>
         <w:numPr>
           <w:ilvl w:val="0"/>
-          <w:numId w:val="1015"/>
+          <w:numId w:val="1014"/>
         </w:numPr>
       </w:pPr>
       <w:r>
@@ -7323,7 +7600,7 @@
         <w:pStyle w:val="Compact"/>
         <w:numPr>
           <w:ilvl w:val="0"/>
-          <w:numId w:val="1015"/>
+          <w:numId w:val="1014"/>
         </w:numPr>
       </w:pPr>
       <w:r>
@@ -7351,7 +7628,7 @@
         <w:pStyle w:val="Compact"/>
         <w:numPr>
           <w:ilvl w:val="0"/>
-          <w:numId w:val="1015"/>
+          <w:numId w:val="1014"/>
         </w:numPr>
       </w:pPr>
       <w:r>
@@ -7379,7 +7656,7 @@
         <w:pStyle w:val="Compact"/>
         <w:numPr>
           <w:ilvl w:val="0"/>
-          <w:numId w:val="1015"/>
+          <w:numId w:val="1014"/>
         </w:numPr>
       </w:pPr>
       <w:r>
@@ -7419,7 +7696,7 @@
         <w:pStyle w:val="Compact"/>
         <w:numPr>
           <w:ilvl w:val="0"/>
-          <w:numId w:val="1015"/>
+          <w:numId w:val="1014"/>
         </w:numPr>
       </w:pPr>
       <w:r>
@@ -7458,7 +7735,7 @@
         <w:pStyle w:val="Compact"/>
         <w:numPr>
           <w:ilvl w:val="0"/>
-          <w:numId w:val="1015"/>
+          <w:numId w:val="1014"/>
         </w:numPr>
       </w:pPr>
       <w:r>
@@ -7491,7 +7768,7 @@
         <w:pStyle w:val="Compact"/>
         <w:numPr>
           <w:ilvl w:val="0"/>
-          <w:numId w:val="1015"/>
+          <w:numId w:val="1014"/>
         </w:numPr>
       </w:pPr>
       <w:r>
@@ -7513,7 +7790,7 @@
         <w:pStyle w:val="Compact"/>
         <w:numPr>
           <w:ilvl w:val="0"/>
-          <w:numId w:val="1015"/>
+          <w:numId w:val="1014"/>
         </w:numPr>
       </w:pPr>
       <w:r>
@@ -7541,7 +7818,7 @@
         <w:pStyle w:val="Compact"/>
         <w:numPr>
           <w:ilvl w:val="0"/>
-          <w:numId w:val="1015"/>
+          <w:numId w:val="1014"/>
         </w:numPr>
       </w:pPr>
       <w:r>
@@ -7570,7 +7847,7 @@
         <w:pStyle w:val="Compact"/>
         <w:numPr>
           <w:ilvl w:val="0"/>
-          <w:numId w:val="1015"/>
+          <w:numId w:val="1014"/>
         </w:numPr>
       </w:pPr>
       <w:r>
@@ -7619,7 +7896,7 @@
         <w:pStyle w:val="Compact"/>
         <w:numPr>
           <w:ilvl w:val="0"/>
-          <w:numId w:val="1015"/>
+          <w:numId w:val="1014"/>
         </w:numPr>
       </w:pPr>
       <w:r>
@@ -7707,407 +7984,267 @@
         <w:pStyle w:val="FirstParagraph"/>
       </w:pPr>
       <w:r>
-        <w:t xml:space="preserve">An index for the assessor, and the basis for the Student Profile Form. Page numbers go in the paginated PDF; section numbers are given here.</w:t>
-      </w:r>
-    </w:p>
-    <w:tbl>
-      <w:tblPr>
-        <w:tblStyle w:val="Table"/>
-        <w:tblW w:type="auto" w:w="0"/>
-        <w:tblLook w:firstRow="1" w:lastRow="0" w:firstColumn="0" w:lastColumn="0" w:noHBand="0" w:noVBand="0" w:val="0020"/>
-      </w:tblPr>
-      <w:tblGrid>
-        <w:gridCol w:w="3960"/>
-        <w:gridCol w:w="3960"/>
-      </w:tblGrid>
-      <w:tr>
-        <w:trPr>
-          <w:tblHeader w:val="on"/>
-        </w:trPr>
-        <w:tc>
-          <w:tcPr/>
-          <w:p>
-            <w:pPr>
-              <w:pStyle w:val="Compact"/>
-            </w:pPr>
-            <w:r>
-              <w:t xml:space="preserve">Criterion</w:t>
-            </w:r>
-          </w:p>
-        </w:tc>
-        <w:tc>
-          <w:tcPr/>
-          <w:p>
-            <w:pPr>
-              <w:pStyle w:val="Compact"/>
-            </w:pPr>
-            <w:r>
-              <w:t xml:space="preserve">Where</w:t>
-            </w:r>
-          </w:p>
-        </w:tc>
-      </w:tr>
-      <w:tr>
-        <w:tc>
-          <w:tcPr/>
-          <w:p>
-            <w:pPr>
-              <w:pStyle w:val="Compact"/>
-            </w:pPr>
-            <w:r>
-              <w:t xml:space="preserve">1.1 clear aim → objectives</w:t>
-            </w:r>
-          </w:p>
-        </w:tc>
-        <w:tc>
-          <w:tcPr/>
-          <w:p>
-            <w:pPr>
-              <w:pStyle w:val="Compact"/>
-            </w:pPr>
-            <w:r>
-              <w:t xml:space="preserve">§1.1 (aim + six measurable objectives)</w:t>
-            </w:r>
-          </w:p>
-        </w:tc>
-      </w:tr>
-      <w:tr>
-        <w:tc>
-          <w:tcPr/>
-          <w:p>
-            <w:pPr>
-              <w:pStyle w:val="Compact"/>
-            </w:pPr>
-            <w:r>
-              <w:t xml:space="preserve">1.2 wider purpose</w:t>
-            </w:r>
-          </w:p>
-        </w:tc>
-        <w:tc>
-          <w:tcPr/>
-          <w:p>
-            <w:pPr>
-              <w:pStyle w:val="Compact"/>
-            </w:pPr>
-            <w:r>
-              <w:t xml:space="preserve">§1.2 (account-takeover, stakeholders, personal stake)</w:t>
-            </w:r>
-          </w:p>
-        </w:tc>
-      </w:tr>
-      <w:tr>
-        <w:tc>
-          <w:tcPr/>
-          <w:p>
-            <w:pPr>
-              <w:pStyle w:val="Compact"/>
-            </w:pPr>
-            <w:r>
-              <w:t xml:space="preserve">1.3 range of approaches</w:t>
-            </w:r>
-          </w:p>
-        </w:tc>
-        <w:tc>
-          <w:tcPr/>
-          <w:p>
-            <w:pPr>
-              <w:pStyle w:val="Compact"/>
-            </w:pPr>
-            <w:r>
-              <w:t xml:space="preserve">§1.3 (three approaches + trade-off table)</w:t>
-            </w:r>
-          </w:p>
-        </w:tc>
-      </w:tr>
-      <w:tr>
-        <w:tc>
-          <w:tcPr/>
-          <w:p>
-            <w:pPr>
-              <w:pStyle w:val="Compact"/>
-            </w:pPr>
-            <w:r>
-              <w:t xml:space="preserve">1.4 plan + justification</w:t>
-            </w:r>
-          </w:p>
-        </w:tc>
-        <w:tc>
-          <w:tcPr/>
-          <w:p>
-            <w:pPr>
-              <w:pStyle w:val="Compact"/>
-            </w:pPr>
-            <w:r>
-              <w:t xml:space="preserve">§1.4 (three-part architecture + reasoning)</w:t>
-            </w:r>
-          </w:p>
-        </w:tc>
-      </w:tr>
-      <w:tr>
-        <w:tc>
-          <w:tcPr/>
-          <w:p>
-            <w:pPr>
-              <w:pStyle w:val="Compact"/>
-            </w:pPr>
-            <w:r>
-              <w:t xml:space="preserve">1.5 planned/organised time</w:t>
-            </w:r>
-          </w:p>
-        </w:tc>
-        <w:tc>
-          <w:tcPr/>
-          <w:p>
-            <w:pPr>
-              <w:pStyle w:val="Compact"/>
-            </w:pPr>
-            <w:r>
-              <w:t xml:space="preserve">§1.5 (Gantt from real git dates; ~84-hour effort table; slippage)</w:t>
-            </w:r>
-          </w:p>
-        </w:tc>
-      </w:tr>
-      <w:tr>
-        <w:tc>
-          <w:tcPr/>
-          <w:p>
-            <w:pPr>
-              <w:pStyle w:val="Compact"/>
-            </w:pPr>
-            <w:r>
-              <w:t xml:space="preserve">2.1 materials &amp; people</w:t>
-            </w:r>
-          </w:p>
-        </w:tc>
-        <w:tc>
-          <w:tcPr/>
-          <w:p>
-            <w:pPr>
-              <w:pStyle w:val="Compact"/>
-            </w:pPr>
-            <w:r>
-              <w:t xml:space="preserve">§1.6 (named tools, dataset, libraries; independent-project framing)</w:t>
-            </w:r>
-          </w:p>
-        </w:tc>
-      </w:tr>
-      <w:tr>
-        <w:tc>
-          <w:tcPr/>
-          <w:p>
-            <w:pPr>
-              <w:pStyle w:val="Compact"/>
-            </w:pPr>
-            <w:r>
-              <w:t xml:space="preserve">2.2 research + sources</w:t>
-            </w:r>
-          </w:p>
-        </w:tc>
-        <w:tc>
-          <w:tcPr/>
-          <w:p>
-            <w:pPr>
-              <w:pStyle w:val="Compact"/>
-            </w:pPr>
-            <w:r>
-              <w:t xml:space="preserve">§2 (synthesised review, gap identified); §13 (references)</w:t>
-            </w:r>
-          </w:p>
-        </w:tc>
-      </w:tr>
-      <w:tr>
-        <w:tc>
-          <w:tcPr/>
-          <w:p>
-            <w:pPr>
-              <w:pStyle w:val="Compact"/>
-            </w:pPr>
-            <w:r>
-              <w:t xml:space="preserve">3.1 conclusions + implications</w:t>
-            </w:r>
-          </w:p>
-        </w:tc>
-        <w:tc>
-          <w:tcPr/>
-          <w:p>
-            <w:pPr>
-              <w:pStyle w:val="Compact"/>
-            </w:pPr>
-            <w:r>
-              <w:t xml:space="preserve">§4 (results incl. §4.6 ablation), §5 (discussion)</w:t>
-            </w:r>
-          </w:p>
-        </w:tc>
-      </w:tr>
-      <w:tr>
-        <w:tc>
-          <w:tcPr/>
-          <w:p>
-            <w:pPr>
-              <w:pStyle w:val="Compact"/>
-            </w:pPr>
-            <w:r>
-              <w:t xml:space="preserve">3.2 decisions → outcome</w:t>
-            </w:r>
-          </w:p>
-        </w:tc>
-        <w:tc>
-          <w:tcPr/>
-          <w:p>
-            <w:pPr>
-              <w:pStyle w:val="Compact"/>
-            </w:pPr>
-            <w:r>
-              <w:t xml:space="preserve">§6 (six decisions, incl. refusing a noisy tuning "win")</w:t>
-            </w:r>
-          </w:p>
-        </w:tc>
-      </w:tr>
-      <w:tr>
-        <w:tc>
-          <w:tcPr/>
-          <w:p>
-            <w:pPr>
-              <w:pStyle w:val="Compact"/>
-            </w:pPr>
-            <w:r>
-              <w:t xml:space="preserve">3.3 learning + reflection</w:t>
-            </w:r>
-          </w:p>
-        </w:tc>
-        <w:tc>
-          <w:tcPr/>
-          <w:p>
-            <w:pPr>
-              <w:pStyle w:val="Compact"/>
-            </w:pPr>
-            <w:r>
-              <w:t xml:space="preserve">§10 (reflection, what I'd improve)</w:t>
-            </w:r>
-          </w:p>
-        </w:tc>
-      </w:tr>
-      <w:tr>
-        <w:tc>
-          <w:tcPr/>
-          <w:p>
-            <w:pPr>
-              <w:pStyle w:val="Compact"/>
-            </w:pPr>
-            <w:r>
-              <w:t xml:space="preserve">4.1 science understanding</w:t>
-            </w:r>
-          </w:p>
-        </w:tc>
-        <w:tc>
-          <w:tcPr/>
-          <w:p>
-            <w:pPr>
-              <w:pStyle w:val="Compact"/>
-            </w:pPr>
-            <w:r>
-              <w:t xml:space="preserve">§2, §3, and §3.6 + §4.6 (nested validation, overfitting, plateau)</w:t>
-            </w:r>
-          </w:p>
-        </w:tc>
-      </w:tr>
-      <w:tr>
-        <w:tc>
-          <w:tcPr/>
-          <w:p>
-            <w:pPr>
-              <w:pStyle w:val="Compact"/>
-            </w:pPr>
-            <w:r>
-              <w:t xml:space="preserve">4.2 ethics &amp; safety</w:t>
-            </w:r>
-          </w:p>
-        </w:tc>
-        <w:tc>
-          <w:tcPr/>
-          <w:p>
-            <w:pPr>
-              <w:pStyle w:val="Compact"/>
-            </w:pPr>
-            <w:r>
-              <w:t xml:space="preserve">§8 (GDPR special-category, consent, fail-safe, dual use, risk)</w:t>
-            </w:r>
-          </w:p>
-        </w:tc>
-      </w:tr>
-      <w:tr>
-        <w:tc>
-          <w:tcPr/>
-          <w:p>
-            <w:pPr>
-              <w:pStyle w:val="Compact"/>
-            </w:pPr>
-            <w:r>
-              <w:t xml:space="preserve">4.3 creative thinking</w:t>
-            </w:r>
-          </w:p>
-        </w:tc>
-        <w:tc>
-          <w:tcPr/>
-          <w:p>
-            <w:pPr>
-              <w:pStyle w:val="Compact"/>
-            </w:pPr>
-            <w:r>
-              <w:t xml:space="preserve">§3.5 (classical ensemble inside the learned space); §1.3; §4.6</w:t>
-            </w:r>
-          </w:p>
-        </w:tc>
-      </w:tr>
-      <w:tr>
-        <w:tc>
-          <w:tcPr/>
-          <w:p>
-            <w:pPr>
-              <w:pStyle w:val="Compact"/>
-            </w:pPr>
-            <w:r>
-              <w:t xml:space="preserve">4.4 problems overcome</w:t>
-            </w:r>
-          </w:p>
-        </w:tc>
-        <w:tc>
-          <w:tcPr/>
-          <w:p>
-            <w:pPr>
-              <w:pStyle w:val="Compact"/>
-            </w:pPr>
-            <w:r>
-              <w:t xml:space="preserve">§7 (13 problems, root cause → fix → verified)</w:t>
-            </w:r>
-          </w:p>
-        </w:tc>
-      </w:tr>
-      <w:tr>
-        <w:tc>
-          <w:tcPr/>
-          <w:p>
-            <w:pPr>
-              <w:pStyle w:val="Compact"/>
-            </w:pPr>
-            <w:r>
-              <w:t xml:space="preserve">4.5 clear communication</w:t>
-            </w:r>
-          </w:p>
-        </w:tc>
-        <w:tc>
-          <w:tcPr/>
-          <w:p>
-            <w:pPr>
-              <w:pStyle w:val="Compact"/>
-            </w:pPr>
-            <w:r>
-              <w:t xml:space="preserve">whole report: structure, abstract, tables, figures, glossary (App. B)</w:t>
-            </w:r>
-          </w:p>
-        </w:tc>
-      </w:tr>
-    </w:tbl>
+        <w:t xml:space="preserve">An index for the assessor; the Student Profile Form carries the full criterion → page map with descriptions. Section numbers here:</w:t>
+      </w:r>
+    </w:p>
+    <w:p>
+      <w:pPr>
+        <w:pStyle w:val="Compact"/>
+        <w:numPr>
+          <w:ilvl w:val="0"/>
+          <w:numId w:val="1015"/>
+        </w:numPr>
+      </w:pPr>
+      <w:r>
+        <w:rPr>
+          <w:b/>
+          <w:bCs/>
+        </w:rPr>
+        <w:t xml:space="preserve">1.1</w:t>
+      </w:r>
+      <w:r>
+        <w:t xml:space="preserve"> </w:t>
+      </w:r>
+      <w:r>
+        <w:t xml:space="preserve">§1.1 ·</w:t>
+      </w:r>
+      <w:r>
+        <w:t xml:space="preserve"> </w:t>
+      </w:r>
+      <w:r>
+        <w:rPr>
+          <w:b/>
+          <w:bCs/>
+        </w:rPr>
+        <w:t xml:space="preserve">1.2</w:t>
+      </w:r>
+      <w:r>
+        <w:t xml:space="preserve"> </w:t>
+      </w:r>
+      <w:r>
+        <w:t xml:space="preserve">§1.2 ·</w:t>
+      </w:r>
+      <w:r>
+        <w:t xml:space="preserve"> </w:t>
+      </w:r>
+      <w:r>
+        <w:rPr>
+          <w:b/>
+          <w:bCs/>
+        </w:rPr>
+        <w:t xml:space="preserve">1.3</w:t>
+      </w:r>
+      <w:r>
+        <w:t xml:space="preserve"> </w:t>
+      </w:r>
+      <w:r>
+        <w:t xml:space="preserve">§1.3 ·</w:t>
+      </w:r>
+      <w:r>
+        <w:t xml:space="preserve"> </w:t>
+      </w:r>
+      <w:r>
+        <w:rPr>
+          <w:b/>
+          <w:bCs/>
+        </w:rPr>
+        <w:t xml:space="preserve">1.4</w:t>
+      </w:r>
+      <w:r>
+        <w:t xml:space="preserve"> </w:t>
+      </w:r>
+      <w:r>
+        <w:t xml:space="preserve">§1.4 ·</w:t>
+      </w:r>
+      <w:r>
+        <w:t xml:space="preserve"> </w:t>
+      </w:r>
+      <w:r>
+        <w:rPr>
+          <w:b/>
+          <w:bCs/>
+        </w:rPr>
+        <w:t xml:space="preserve">1.5</w:t>
+      </w:r>
+      <w:r>
+        <w:t xml:space="preserve"> </w:t>
+      </w:r>
+      <w:r>
+        <w:t xml:space="preserve">§1.5</w:t>
+      </w:r>
+    </w:p>
+    <w:p>
+      <w:pPr>
+        <w:pStyle w:val="Compact"/>
+        <w:numPr>
+          <w:ilvl w:val="0"/>
+          <w:numId w:val="1015"/>
+        </w:numPr>
+      </w:pPr>
+      <w:r>
+        <w:rPr>
+          <w:b/>
+          <w:bCs/>
+        </w:rPr>
+        <w:t xml:space="preserve">2.1</w:t>
+      </w:r>
+      <w:r>
+        <w:t xml:space="preserve"> </w:t>
+      </w:r>
+      <w:r>
+        <w:t xml:space="preserve">§1.6 ·</w:t>
+      </w:r>
+      <w:r>
+        <w:t xml:space="preserve"> </w:t>
+      </w:r>
+      <w:r>
+        <w:rPr>
+          <w:b/>
+          <w:bCs/>
+        </w:rPr>
+        <w:t xml:space="preserve">2.2</w:t>
+      </w:r>
+      <w:r>
+        <w:t xml:space="preserve"> </w:t>
+      </w:r>
+      <w:r>
+        <w:t xml:space="preserve">§2 + §13 ·</w:t>
+      </w:r>
+      <w:r>
+        <w:t xml:space="preserve"> </w:t>
+      </w:r>
+      <w:r>
+        <w:rPr>
+          <w:b/>
+          <w:bCs/>
+        </w:rPr>
+        <w:t xml:space="preserve">3.1</w:t>
+      </w:r>
+      <w:r>
+        <w:t xml:space="preserve"> </w:t>
+      </w:r>
+      <w:r>
+        <w:t xml:space="preserve">§4–§5 ·</w:t>
+      </w:r>
+      <w:r>
+        <w:t xml:space="preserve"> </w:t>
+      </w:r>
+      <w:r>
+        <w:rPr>
+          <w:b/>
+          <w:bCs/>
+        </w:rPr>
+        <w:t xml:space="preserve">3.2</w:t>
+      </w:r>
+      <w:r>
+        <w:t xml:space="preserve"> </w:t>
+      </w:r>
+      <w:r>
+        <w:t xml:space="preserve">§6 ·</w:t>
+      </w:r>
+      <w:r>
+        <w:t xml:space="preserve"> </w:t>
+      </w:r>
+      <w:r>
+        <w:rPr>
+          <w:b/>
+          <w:bCs/>
+        </w:rPr>
+        <w:t xml:space="preserve">3.3</w:t>
+      </w:r>
+      <w:r>
+        <w:t xml:space="preserve"> </w:t>
+      </w:r>
+      <w:r>
+        <w:t xml:space="preserve">§10</w:t>
+      </w:r>
+    </w:p>
+    <w:p>
+      <w:pPr>
+        <w:pStyle w:val="Compact"/>
+        <w:numPr>
+          <w:ilvl w:val="0"/>
+          <w:numId w:val="1015"/>
+        </w:numPr>
+      </w:pPr>
+      <w:r>
+        <w:rPr>
+          <w:b/>
+          <w:bCs/>
+        </w:rPr>
+        <w:t xml:space="preserve">4.1</w:t>
+      </w:r>
+      <w:r>
+        <w:t xml:space="preserve"> </w:t>
+      </w:r>
+      <w:r>
+        <w:t xml:space="preserve">§2, §3, §3.6, §4.6 ·</w:t>
+      </w:r>
+      <w:r>
+        <w:t xml:space="preserve"> </w:t>
+      </w:r>
+      <w:r>
+        <w:rPr>
+          <w:b/>
+          <w:bCs/>
+        </w:rPr>
+        <w:t xml:space="preserve">4.2</w:t>
+      </w:r>
+      <w:r>
+        <w:t xml:space="preserve"> </w:t>
+      </w:r>
+      <w:r>
+        <w:t xml:space="preserve">§8 + App. E ·</w:t>
+      </w:r>
+      <w:r>
+        <w:t xml:space="preserve"> </w:t>
+      </w:r>
+      <w:r>
+        <w:rPr>
+          <w:b/>
+          <w:bCs/>
+        </w:rPr>
+        <w:t xml:space="preserve">4.3</w:t>
+      </w:r>
+      <w:r>
+        <w:t xml:space="preserve"> </w:t>
+      </w:r>
+      <w:r>
+        <w:t xml:space="preserve">§3.5, §1.3 ·</w:t>
+      </w:r>
+      <w:r>
+        <w:t xml:space="preserve"> </w:t>
+      </w:r>
+      <w:r>
+        <w:rPr>
+          <w:b/>
+          <w:bCs/>
+        </w:rPr>
+        <w:t xml:space="preserve">4.4</w:t>
+      </w:r>
+      <w:r>
+        <w:t xml:space="preserve"> </w:t>
+      </w:r>
+      <w:r>
+        <w:t xml:space="preserve">§7 ·</w:t>
+      </w:r>
+      <w:r>
+        <w:t xml:space="preserve"> </w:t>
+      </w:r>
+      <w:r>
+        <w:rPr>
+          <w:b/>
+          <w:bCs/>
+        </w:rPr>
+        <w:t xml:space="preserve">4.5</w:t>
+      </w:r>
+      <w:r>
+        <w:t xml:space="preserve"> </w:t>
+      </w:r>
+      <w:r>
+        <w:t xml:space="preserve">whole report (structure, abstract, tables, figures, glossary App. B)</w:t>
+      </w:r>
+    </w:p>
     <w:bookmarkEnd w:id="58"/>
     <w:bookmarkStart w:id="59" w:name="appendix-b--glossary"/>
     <w:p>
@@ -8131,13 +8268,13 @@
           <w:b/>
           <w:bCs/>
         </w:rPr>
-        <w:t xml:space="preserve">Biometric</w:t>
-      </w:r>
-      <w:r>
-        <w:t xml:space="preserve"> </w:t>
-      </w:r>
-      <w:r>
-        <w:t xml:space="preserve">— a measurable human characteristic used to recognise identity.</w:t>
+        <w:t xml:space="preserve">Behavioural biometric</w:t>
+      </w:r>
+      <w:r>
+        <w:t xml:space="preserve"> </w:t>
+      </w:r>
+      <w:r>
+        <w:t xml:space="preserve">— recognition by how you act (typing rhythm, gait), not what you are; keystroke dynamics recognises a person by their typing timing.</w:t>
       </w:r>
     </w:p>
     <w:p>
@@ -8153,13 +8290,13 @@
           <w:b/>
           <w:bCs/>
         </w:rPr>
-        <w:t xml:space="preserve">Behavioural biometric</w:t>
-      </w:r>
-      <w:r>
-        <w:t xml:space="preserve"> </w:t>
-      </w:r>
-      <w:r>
-        <w:t xml:space="preserve">— one based on how you act (typing rhythm, gait), not what you are.</w:t>
+        <w:t xml:space="preserve">Embedding</w:t>
+      </w:r>
+      <w:r>
+        <w:t xml:space="preserve"> </w:t>
+      </w:r>
+      <w:r>
+        <w:t xml:space="preserve">— a fixed-length vector representation of an input; here, 128 numbers per window.</w:t>
       </w:r>
     </w:p>
     <w:p>
@@ -8175,13 +8312,13 @@
           <w:b/>
           <w:bCs/>
         </w:rPr>
-        <w:t xml:space="preserve">Keystroke dynamics</w:t>
-      </w:r>
-      <w:r>
-        <w:t xml:space="preserve"> </w:t>
-      </w:r>
-      <w:r>
-        <w:t xml:space="preserve">— recognising a person by their typing timing.</w:t>
+        <w:t xml:space="preserve">Triplet loss</w:t>
+      </w:r>
+      <w:r>
+        <w:t xml:space="preserve"> </w:t>
+      </w:r>
+      <w:r>
+        <w:t xml:space="preserve">— a training objective that pulls same-person embeddings together and pushes different-person ones apart.</w:t>
       </w:r>
     </w:p>
     <w:p>
@@ -8197,13 +8334,13 @@
           <w:b/>
           <w:bCs/>
         </w:rPr>
-        <w:t xml:space="preserve">Embedding</w:t>
-      </w:r>
-      <w:r>
-        <w:t xml:space="preserve"> </w:t>
-      </w:r>
-      <w:r>
-        <w:t xml:space="preserve">— a fixed-length vector representation of an input; here, 128 numbers per window.</w:t>
+        <w:t xml:space="preserve">EER (Equal Error Rate)</w:t>
+      </w:r>
+      <w:r>
+        <w:t xml:space="preserve"> </w:t>
+      </w:r>
+      <w:r>
+        <w:t xml:space="preserve">— the threshold where the false-accept rate (FAR, impostors let in) equals the false-reject rate (FRR, genuine users turned away); lower is better. The DET curve plots FAR against FRR across thresholds.</w:t>
       </w:r>
     </w:p>
     <w:p>
@@ -8219,13 +8356,13 @@
           <w:b/>
           <w:bCs/>
         </w:rPr>
-        <w:t xml:space="preserve">Triplet loss</w:t>
-      </w:r>
-      <w:r>
-        <w:t xml:space="preserve"> </w:t>
-      </w:r>
-      <w:r>
-        <w:t xml:space="preserve">— a training objective that pulls same-person embeddings together and pushes different-person ones apart.</w:t>
+        <w:t xml:space="preserve">Open-set</w:t>
+      </w:r>
+      <w:r>
+        <w:t xml:space="preserve"> </w:t>
+      </w:r>
+      <w:r>
+        <w:t xml:space="preserve">— tested on people not seen in training (the honest test for authentication).</w:t>
       </w:r>
     </w:p>
     <w:p>
@@ -8241,94 +8378,6 @@
           <w:b/>
           <w:bCs/>
         </w:rPr>
-        <w:t xml:space="preserve">EER (Equal Error Rate)</w:t>
-      </w:r>
-      <w:r>
-        <w:t xml:space="preserve"> </w:t>
-      </w:r>
-      <w:r>
-        <w:t xml:space="preserve">— the threshold where the false-accept rate equals the false-reject rate; lower is better.</w:t>
-      </w:r>
-    </w:p>
-    <w:p>
-      <w:pPr>
-        <w:pStyle w:val="Compact"/>
-        <w:numPr>
-          <w:ilvl w:val="0"/>
-          <w:numId w:val="1016"/>
-        </w:numPr>
-      </w:pPr>
-      <w:r>
-        <w:rPr>
-          <w:b/>
-          <w:bCs/>
-        </w:rPr>
-        <w:t xml:space="preserve">FAR / FRR</w:t>
-      </w:r>
-      <w:r>
-        <w:t xml:space="preserve"> </w:t>
-      </w:r>
-      <w:r>
-        <w:t xml:space="preserve">— False Accept Rate (impostors let in) / False Reject Rate (genuine users turned away).</w:t>
-      </w:r>
-    </w:p>
-    <w:p>
-      <w:pPr>
-        <w:pStyle w:val="Compact"/>
-        <w:numPr>
-          <w:ilvl w:val="0"/>
-          <w:numId w:val="1016"/>
-        </w:numPr>
-      </w:pPr>
-      <w:r>
-        <w:rPr>
-          <w:b/>
-          <w:bCs/>
-        </w:rPr>
-        <w:t xml:space="preserve">DET curve</w:t>
-      </w:r>
-      <w:r>
-        <w:t xml:space="preserve"> </w:t>
-      </w:r>
-      <w:r>
-        <w:t xml:space="preserve">— Detection Error Trade-off curve, FAR against FRR across thresholds.</w:t>
-      </w:r>
-    </w:p>
-    <w:p>
-      <w:pPr>
-        <w:pStyle w:val="Compact"/>
-        <w:numPr>
-          <w:ilvl w:val="0"/>
-          <w:numId w:val="1016"/>
-        </w:numPr>
-      </w:pPr>
-      <w:r>
-        <w:rPr>
-          <w:b/>
-          <w:bCs/>
-        </w:rPr>
-        <w:t xml:space="preserve">Open-set</w:t>
-      </w:r>
-      <w:r>
-        <w:t xml:space="preserve"> </w:t>
-      </w:r>
-      <w:r>
-        <w:t xml:space="preserve">— tested on people not seen in training (the honest test for authentication).</w:t>
-      </w:r>
-    </w:p>
-    <w:p>
-      <w:pPr>
-        <w:pStyle w:val="Compact"/>
-        <w:numPr>
-          <w:ilvl w:val="0"/>
-          <w:numId w:val="1016"/>
-        </w:numPr>
-      </w:pPr>
-      <w:r>
-        <w:rPr>
-          <w:b/>
-          <w:bCs/>
-        </w:rPr>
         <w:t xml:space="preserve">Nested validation</w:t>
       </w:r>
       <w:r>
@@ -8336,50 +8385,6 @@
       </w:r>
       <w:r>
         <w:t xml:space="preserve">— choosing settings on a validation split carved from the training data, so the test set is never used to choose anything.</w:t>
-      </w:r>
-    </w:p>
-    <w:p>
-      <w:pPr>
-        <w:pStyle w:val="Compact"/>
-        <w:numPr>
-          <w:ilvl w:val="0"/>
-          <w:numId w:val="1016"/>
-        </w:numPr>
-      </w:pPr>
-      <w:r>
-        <w:rPr>
-          <w:b/>
-          <w:bCs/>
-        </w:rPr>
-        <w:t xml:space="preserve">Ablation</w:t>
-      </w:r>
-      <w:r>
-        <w:t xml:space="preserve"> </w:t>
-      </w:r>
-      <w:r>
-        <w:t xml:space="preserve">— changing one part at a time to see how much it matters.</w:t>
-      </w:r>
-    </w:p>
-    <w:p>
-      <w:pPr>
-        <w:pStyle w:val="Compact"/>
-        <w:numPr>
-          <w:ilvl w:val="0"/>
-          <w:numId w:val="1016"/>
-        </w:numPr>
-      </w:pPr>
-      <w:r>
-        <w:rPr>
-          <w:b/>
-          <w:bCs/>
-        </w:rPr>
-        <w:t xml:space="preserve">Generalisation plateau</w:t>
-      </w:r>
-      <w:r>
-        <w:t xml:space="preserve"> </w:t>
-      </w:r>
-      <w:r>
-        <w:t xml:space="preserve">— the point where more training or data stops helping because the input itself has no more signal.</w:t>
       </w:r>
     </w:p>
     <w:p>
@@ -10654,9 +10659,6 @@
     </w:lvlOverride>
   </w:num>
   <w:num w:numId="1014">
-    <w:abstractNumId w:val="991"/>
-  </w:num>
-  <w:num w:numId="1015">
     <w:abstractNumId w:val="99411"/>
     <w:lvlOverride w:ilvl="0">
       <w:startOverride w:val="1"/>
@@ -10685,6 +10687,9 @@
     <w:lvlOverride w:ilvl="8">
       <w:startOverride w:val="1"/>
     </w:lvlOverride>
+  </w:num>
+  <w:num w:numId="1015">
+    <w:abstractNumId w:val="991"/>
   </w:num>
   <w:num w:numId="1016">
     <w:abstractNumId w:val="991"/>

--- a/CREST_Gold_Report.docx
+++ b/CREST_Gold_Report.docx
@@ -233,11 +233,7 @@
               <w:pStyle w:val="Compact"/>
             </w:pPr>
             <w:r>
-              <w:rPr>
-                <w:i/>
-                <w:iCs/>
-              </w:rPr>
-              <w:t xml:space="preserve">[fill in at submission]</w:t>
+              <w:t xml:space="preserve">≈ 9,900 words</w:t>
             </w:r>
           </w:p>
         </w:tc>
@@ -286,23 +282,7 @@
         <w:t xml:space="preserve"> </w:t>
       </w:r>
       <w:r>
-        <w:t xml:space="preserve">I designed, built, debugged and evaluated this system myself. I used an AI assistant (Anthropic's Claude, inside the Claude Code tool) to help with coding, debugging and drafting, which CREST allows. Section 12 sets out exactly what it did and what I checked. Every number in this report came out of code running on my own laptop and can be regenerated with a single command; none is made up. A few placeholders in</w:t>
-      </w:r>
-      <w:r>
-        <w:t xml:space="preserve"> </w:t>
-      </w:r>
-      <w:r>
-        <w:rPr>
-          <w:i/>
-          <w:iCs/>
-        </w:rPr>
-        <w:t xml:space="preserve">[square brackets]</w:t>
-      </w:r>
-      <w:r>
-        <w:t xml:space="preserve"> </w:t>
-      </w:r>
-      <w:r>
-        <w:t xml:space="preserve">remain — they are values to fill in at submission (page numbers, word count, where to paste the figures), not missing content.</w:t>
+        <w:t xml:space="preserve">I designed, built, debugged and evaluated this system myself. I used an AI assistant (Anthropic's Claude, inside the Claude Code tool) to help with coding, debugging and drafting, which CREST allows. Section 12 sets out exactly what it did and what I checked. Every number in this report came out of code running on my own laptop and can be regenerated with a single command; none is made up.</w:t>
       </w:r>
     </w:p>
     <w:p>
@@ -964,7 +944,7 @@
         <w:pStyle w:val="FirstParagraph"/>
       </w:pPr>
       <w:r>
-        <w:t xml:space="preserve">Passwords check knowledge, not identity: anyone who steals or guesses one becomes, as far as the system is concerned, the real owner. Account-takeover is large and stubborn — Verizon's 2024 Data Breach Investigations Report found stolen credentials were used in roughly 77% of web-application breaches, and credential-stuffing (replaying leaked username/password pairs automatically) is a dominant login attack (Verizon, 2024). Multi-factor authentication helps but adds friction people switch off. That is the gap a behavioural biometric could fill: instead of asking the user to do something extra, the system watches how they already type. The idea is old — telegraph operators were recognised by the rhythm of their "fist" in the 19th century — but modern machine learning makes content-independent typing recognition genuinely practical (Acien et al., 2021): an invisible second factor at login, a continuous session check, or a lower barrier for people who find passwords and tokens hard to manage.</w:t>
+        <w:t xml:space="preserve">Passwords check knowledge, not identity: anyone who steals or guesses one becomes, as far as the system is concerned, the real owner. Account-takeover is large and stubborn — Verizon's 2024 Data Breach Investigations Report found stolen credentials were involved in about 88% of Basic Web Application Attacks, and credential-stuffing (replaying leaked username/password pairs automatically) is a dominant login attack (Verizon, 2024). Multi-factor authentication helps but adds friction people switch off. That is the gap a behavioural biometric could fill: instead of asking the user to do something extra, the system watches how they already type. The idea is old — telegraph operators were recognised by the rhythm of their "fist" in the 19th century — but modern machine learning makes content-independent typing recognition genuinely practical (Acien et al., 2021): an invisible second factor at login, a continuous session check, or a lower barrier for people who find passwords and tokens hard to manage.</w:t>
       </w:r>
     </w:p>
     <w:p>
@@ -993,7 +973,7 @@
         <w:pStyle w:val="BodyText"/>
       </w:pPr>
       <w:r>
-        <w:t xml:space="preserve">This is not an abstract problem for me. What made the weakness of passwords concrete was a real security incident: an account I cared about was accessed by someone using stolen credentials, and from the system's point of view nothing was wrong at all — the password was correct, so as far as the login was concerned the attacker simply</w:t>
+        <w:t xml:space="preserve">This isn't abstract for me. What made the weakness of passwords real was a security incident of my own: an account I cared about was broken into with stolen credentials, and the system never noticed anything was wrong — the password was correct, so to the login the attacker simply</w:t>
       </w:r>
       <w:r>
         <w:t xml:space="preserve"> </w:t>
@@ -1009,7 +989,7 @@
         <w:t xml:space="preserve"> </w:t>
       </w:r>
       <w:r>
-        <w:t xml:space="preserve">the owner. Watching a secret that "worked" perfectly defend nothing is what pushed me towards behavioural biometrics, and towards the specific question behind this project: whether</w:t>
+        <w:t xml:space="preserve">me. The fact that a perfectly correct password defended nothing is what pushed me towards behavioural biometrics, and towards the question behind this whole project: could</w:t>
       </w:r>
       <w:r>
         <w:t xml:space="preserve"> </w:t>
@@ -1025,7 +1005,7 @@
         <w:t xml:space="preserve"> </w:t>
       </w:r>
       <w:r>
-        <w:t xml:space="preserve">a person types could be a quiet second check that a stolen password cannot reproduce.</w:t>
+        <w:t xml:space="preserve">a person types be a quiet second check that a stolen password can't fake?</w:t>
       </w:r>
     </w:p>
     <w:bookmarkEnd w:id="13"/>
@@ -1836,52 +1816,7 @@
         <w:pStyle w:val="FirstParagraph"/>
       </w:pPr>
       <w:r>
-        <w:t xml:space="preserve">Building everything under version control means every step has a real, dated timestamp, so the 87 git commits (Nov 2025 – Jun 2026) act as an automatic logbook. 37 of them cover the six-month foundation (the game and the first two biometric engines), and 50 fall inside the three-day research sprint of 8–10 June 2026 (33, 13 and 4 on the three days).</w:t>
-      </w:r>
-      <w:r>
-        <w:t xml:space="preserve"> </w:t>
-      </w:r>
-      <w:r>
-        <w:rPr>
-          <w:i/>
-          <w:iCs/>
-        </w:rPr>
-        <w:t xml:space="preserve">[Devadit: this is a live count; re-run</w:t>
-      </w:r>
-      <w:r>
-        <w:rPr>
-          <w:i/>
-          <w:iCs/>
-        </w:rPr>
-        <w:t xml:space="preserve"> </w:t>
-      </w:r>
-      <w:r>
-        <w:rPr>
-          <w:rStyle w:val="VerbatimChar"/>
-          <w:i/>
-          <w:iCs/>
-        </w:rPr>
-        <w:t xml:space="preserve">git rev-list --count HEAD</w:t>
-      </w:r>
-      <w:r>
-        <w:rPr>
-          <w:i/>
-          <w:iCs/>
-        </w:rPr>
-        <w:t xml:space="preserve"> </w:t>
-      </w:r>
-      <w:r>
-        <w:rPr>
-          <w:i/>
-          <w:iCs/>
-        </w:rPr>
-        <w:t xml:space="preserve">at submission for the exact final figure.]</w:t>
-      </w:r>
-      <w:r>
-        <w:t xml:space="preserve"> </w:t>
-      </w:r>
-      <w:r>
-        <w:t xml:space="preserve">The dated milestone timeline below comes straight from the commit history (Nov 2025 – Jun 2026), and the three-day research sprint is broken out day by day:</w:t>
+        <w:t xml:space="preserve">Building everything under version control means every step has a real, dated timestamp, so the 87 git commits (Nov 2025 – Jun 2026) act as an automatic logbook. 37 of them cover the six-month foundation (the game and the first two biometric engines), and 50 fall inside the three-day research sprint of 8–10 June 2026 (33, 13 and 4 on the three days). The dated milestone timeline below comes straight from the commit history (Nov 2025 – Jun 2026), and the three-day research sprint is broken out day by day:</w:t>
       </w:r>
     </w:p>
     <w:tbl>
@@ -7084,13 +7019,13 @@
           <w:b/>
           <w:bCs/>
         </w:rPr>
-        <w:t xml:space="preserve">The lesson that mattered most: how easily you can fool yourself.</w:t>
-      </w:r>
-      <w:r>
-        <w:t xml:space="preserve"> </w:t>
-      </w:r>
-      <w:r>
-        <w:t xml:space="preserve">The turning point was the moment I stopped trusting my own first result. My initial evaluation gave an EER I was briefly pleased with — until I traced the training loop and saw the model had already been trained on the very people I was testing it on. It wasn't a lie I told on purpose; it was a lie the code told me, and I believed it because it flattered the project. Learning to treat a good-looking result as a suspect — to ask "what would make this wrong?" before celebrating — changed how I work more than any algorithm. The open-set rewrite that followed (§7.1) cost me a much better-looking number and is the decision I am most confident about. It also taught me, concretely, why biometrics use EER and DET curves rather than "accuracy": with two errors that trade off, a single figure hides the choice that matters.</w:t>
+        <w:t xml:space="preserve">The biggest lesson: how easily you can fool yourself.</w:t>
+      </w:r>
+      <w:r>
+        <w:t xml:space="preserve"> </w:t>
+      </w:r>
+      <w:r>
+        <w:t xml:space="preserve">The moment this project turned a corner was when I stopped believing my own first result. My first evaluation gave an EER I was genuinely pleased with — until I read back through the training loop and realised the model had already seen, in training, the exact people I was testing it on. I hadn't cheated on purpose; the code had quietly handed me a flattering number and I'd been happy to take it. Forcing myself to treat a good result as something to attack — to ask "what would make this wrong?" before I celebrated — is the habit I'll keep from this more than any single technique. Redoing it as an open-set test (§7.1) cost me a nicer-looking number, and it's the decision I'm proudest of. It also drove home why biometrics are judged on EER and DET curves, not "accuracy": when you can fail in two opposite ways, one number hides the trade-off that actually matters.</w:t>
       </w:r>
     </w:p>
     <w:p>
@@ -7102,13 +7037,13 @@
           <w:b/>
           <w:bCs/>
         </w:rPr>
-        <w:t xml:space="preserve">Reproducibility stopped being paperwork.</w:t>
-      </w:r>
-      <w:r>
-        <w:t xml:space="preserve"> </w:t>
-      </w:r>
-      <w:r>
-        <w:t xml:space="preserve">Pinning the dataset by hash, seeding everything and stamping the git commit into each artefact felt like overhead until the moment I could regenerate the whole headline result with one command — at which point it became the part of the project I trusted most. And running the real system finds what tests miss: the §7.5 crash passed every unit test and appeared only when a genuinely consistent typist hit the live endpoint, because synthetic data has artificial spread.</w:t>
+        <w:t xml:space="preserve">Reproducibility stopped feeling like box-ticking.</w:t>
+      </w:r>
+      <w:r>
+        <w:t xml:space="preserve"> </w:t>
+      </w:r>
+      <w:r>
+        <w:t xml:space="preserve">Hashing the dataset, fixing every seed and stamping the git commit into each file all felt like a chore while I did them — until the day I could rebuild the entire headline result with one command, and it became the thing I trusted most about the whole project. I also learned that running the real system catches what tests don't: the crash in §7.5 sailed through every unit test and only showed up when a real, very consistent typist hit the live endpoint.</w:t>
       </w:r>
     </w:p>
     <w:p>
@@ -7120,13 +7055,13 @@
           <w:b/>
           <w:bCs/>
         </w:rPr>
-        <w:t xml:space="preserve">Doing it alone.</w:t>
-      </w:r>
-      <w:r>
-        <w:t xml:space="preserve"> </w:t>
-      </w:r>
-      <w:r>
-        <w:t xml:space="preserve">With no mentor, every sanity check was one I performed on myself. That forced the self-auditing habit that eventually caught the closed-set flaw — but it also bit hardest there, because there was no second person to ask "aren't you testing on your training set?" I was both the person who wrote that mistake and the only one who could catch it, and for a while I didn't.</w:t>
+        <w:t xml:space="preserve">Doing it on my own.</w:t>
+      </w:r>
+      <w:r>
+        <w:t xml:space="preserve"> </w:t>
+      </w:r>
+      <w:r>
+        <w:t xml:space="preserve">With no mentor, every check on my work was one I had to run on myself. That's probably why I eventually caught the closed-set mistake — I'd trained myself to distrust my own results — but it's also exactly where working alone hurt: there was no one else to glance at it and say "hang on, aren't those your training subjects?" I was the person who made the mistake and the only person who could catch it, and for a while I just didn't.</w:t>
       </w:r>
     </w:p>
     <w:p>
@@ -7238,29 +7173,13 @@
           <w:b/>
           <w:bCs/>
         </w:rPr>
-        <w:t xml:space="preserve">What I would change.</w:t>
-      </w:r>
-      <w:r>
-        <w:t xml:space="preserve"> </w:t>
-      </w:r>
-      <w:r>
-        <w:t xml:space="preserve">First, I would write the evaluation protocol down in full</w:t>
-      </w:r>
-      <w:r>
-        <w:t xml:space="preserve"> </w:t>
-      </w:r>
-      <w:r>
-        <w:rPr>
-          <w:i/>
-          <w:iCs/>
-        </w:rPr>
-        <w:t xml:space="preserve">before</w:t>
-      </w:r>
-      <w:r>
-        <w:t xml:space="preserve"> </w:t>
-      </w:r>
-      <w:r>
-        <w:t xml:space="preserve">writing a line of the evaluator — the closed-set flaw lasted because the protocol only lived in my head, where it was easy to talk myself into a flattering number; on paper the leak would have been obvious. Second, I would find a mentor or peer reviewer early: explaining a result out loud to someone allowed to doubt it catches things re-reading your own code does not, and it would have caught my biggest mistake far sooner.</w:t>
+        <w:t xml:space="preserve">What I'd change about how I worked.</w:t>
+      </w:r>
+      <w:r>
+        <w:t xml:space="preserve"> </w:t>
+      </w:r>
+      <w:r>
+        <w:t xml:space="preserve">Two things. First, I'd write the whole evaluation protocol down before writing any of the evaluator — the closed-set flaw survived as long as it did because the protocol only existed in my head, where it was easy to talk myself into a number I liked; on paper the leak would have been obvious. Second, I'd get a mentor or even one peer reviewer early on: saying a result out loud to someone who's allowed to doubt you catches things re-reading your own code never will, and it would have caught my biggest mistake far sooner.</w:t>
       </w:r>
     </w:p>
     <w:p>
@@ -7867,7 +7786,7 @@
         <w:t xml:space="preserve"> </w:t>
       </w:r>
       <w:r>
-        <w:t xml:space="preserve">Stolen credentials ≈ 77% of Basic Web Application Attacks; compromised credentials the leading initial-access vector.</w:t>
+        <w:t xml:space="preserve">Stolen credentials involved in ≈ 88% of Basic Web Application Attacks; compromised credentials a leading initial-access vector.</w:t>
       </w:r>
       <w:r>
         <w:t xml:space="preserve"> </w:t>
@@ -7880,16 +7799,6 @@
           <w:t xml:space="preserve">https://www.verizon.com/business/resources/reports/dbir/</w:t>
         </w:r>
       </w:hyperlink>
-      <w:r>
-        <w:t xml:space="preserve"> </w:t>
-      </w:r>
-      <w:r>
-        <w:rPr>
-          <w:i/>
-          <w:iCs/>
-        </w:rPr>
-        <w:t xml:space="preserve">[Devadit: re-confirm the exact percentage against the edition you cite at submission; the DBIR is published annually.]</w:t>
-      </w:r>
     </w:p>
     <w:p>
       <w:pPr>

--- a/CREST_Gold_Report.docx
+++ b/CREST_Gold_Report.docx
@@ -209,7 +209,7 @@
               <w:pStyle w:val="Compact"/>
             </w:pPr>
             <w:r>
-              <w:t xml:space="preserve">25 November 2025 – 10 June 2026 (research sprint 8–10 June 2026)</w:t>
+              <w:t xml:space="preserve">25 November 2025 – 10 June 2026 (intensive development phase, 8–10 June 2026)</w:t>
             </w:r>
           </w:p>
         </w:tc>
@@ -1351,7 +1351,7 @@
               <w:pStyle w:val="Compact"/>
             </w:pPr>
             <w:r>
-              <w:t xml:space="preserve">Build time (effort in this sprint)</w:t>
+              <w:t xml:space="preserve">Build time (development effort)</w:t>
             </w:r>
           </w:p>
         </w:tc>
@@ -1489,7 +1489,7 @@
               <w:pStyle w:val="Compact"/>
             </w:pPr>
             <w:r>
-              <w:t xml:space="preserve">Risk to build in a short sprint</w:t>
+              <w:t xml:space="preserve">Risk to build in a short timeframe</w:t>
             </w:r>
           </w:p>
         </w:tc>
@@ -1816,7 +1816,7 @@
         <w:pStyle w:val="FirstParagraph"/>
       </w:pPr>
       <w:r>
-        <w:t xml:space="preserve">Building everything under version control means every step has a real, dated timestamp, so the 87 git commits (Nov 2025 – Jun 2026) act as an automatic logbook. 37 of them cover the six-month foundation (the game and the first two biometric engines), and 50 fall inside the three-day research sprint of 8–10 June 2026 (33, 13 and 4 on the three days). The dated milestone timeline below comes straight from the commit history (Nov 2025 – Jun 2026), and the three-day research sprint is broken out day by day:</w:t>
+        <w:t xml:space="preserve">Building everything under version control means every step has a real, dated timestamp, so the 87 git commits (Nov 2025 – Jun 2026) act as an automatic logbook. 37 of them cover the six-month foundation (the game and the first two biometric engines), and 50 fall inside the intensive three-day development phase of 8–10 June 2026 (33, 13 and 4 on the three days). The dated milestone timeline below comes straight from the commit history (Nov 2025 – Jun 2026), and the three-day development phase is broken out day by day:</w:t>
       </w:r>
     </w:p>
     <w:tbl>
@@ -2403,7 +2403,7 @@
               <w:pStyle w:val="Compact"/>
             </w:pPr>
             <w:r>
-              <w:t xml:space="preserve">Sprint commits Jun 8–9</w:t>
+              <w:t xml:space="preserve">Development commits Jun 8–9</w:t>
             </w:r>
           </w:p>
         </w:tc>
@@ -2562,7 +2562,7 @@
         <w:pStyle w:val="BodyText"/>
       </w:pPr>
       <w:r>
-        <w:t xml:space="preserve">Two milestones slipped during the sprint, both deliberate calls: deferring GPU training (the model trained in ~23 min on my laptop for £0, so the ~£0.10–0.50 cloud step wasn't worth the dependency) and scaling free-text Phase-2 back to "pipeline proven, real corpus deferred" rather than spend the sprint downloading the 136-million-keystroke Aalto corpus (§10). The planned-versus-actual view makes the three replans explicit:</w:t>
+        <w:t xml:space="preserve">Two milestones slipped during this phase, both deliberate calls: deferring GPU training (the model trained in ~23 min on my laptop for £0, so the ~£0.10–0.50 cloud step wasn't worth the dependency) and scaling free-text Phase-2 back to "pipeline proven, real corpus deferred" rather than spend the limited time downloading the 136-million-keystroke Aalto corpus (§10). The planned-versus-actual view makes the three replans explicit:</w:t>
       </w:r>
     </w:p>
     <w:tbl>
@@ -2660,7 +2660,7 @@
               <w:pStyle w:val="Compact"/>
             </w:pPr>
             <w:r>
-              <w:t xml:space="preserve">The biggest replan: the closed-set bug (§7.1) forced an unplanned protocol redesign mid-sprint</w:t>
+              <w:t xml:space="preserve">The biggest replan: the closed-set bug (§7.1) forced an unplanned protocol redesign part-way through</w:t>
             </w:r>
           </w:p>
         </w:tc>
@@ -2730,7 +2730,7 @@
               <w:pStyle w:val="Compact"/>
             </w:pPr>
             <w:r>
-              <w:t xml:space="preserve">Downloading the 136-million-keystroke corpus was more schedule risk than value inside a three-day sprint (§10)</w:t>
+              <w:t xml:space="preserve">Downloading the 136-million-keystroke corpus was more schedule risk than value inside a three-day window (§10)</w:t>
             </w:r>
           </w:p>
         </w:tc>
@@ -7255,7 +7255,7 @@
         <w:t xml:space="preserve"> </w:t>
       </w:r>
       <w:r>
-        <w:t xml:space="preserve">Anthropic's Claude (Claude Opus 4.8), through the Claude Code command-line assistant, on a Windows laptop during the research sprint of 8–10 June 2026 and while writing this report.</w:t>
+        <w:t xml:space="preserve">Anthropic's Claude (Claude Opus 4.8), through the Claude Code command-line assistant, on a Windows laptop during the intensive development phase of 8–10 June 2026 and while writing this report.</w:t>
       </w:r>
     </w:p>
     <w:p>

--- a/CREST_Gold_Report.docx
+++ b/CREST_Gold_Report.docx
@@ -233,7 +233,7 @@
               <w:pStyle w:val="Compact"/>
             </w:pPr>
             <w:r>
-              <w:t xml:space="preserve">≈ 9,900 words</w:t>
+              <w:t xml:space="preserve">≈ 9,750 words</w:t>
             </w:r>
           </w:p>
         </w:tc>
@@ -282,7 +282,7 @@
         <w:t xml:space="preserve"> </w:t>
       </w:r>
       <w:r>
-        <w:t xml:space="preserve">I designed, built, debugged and evaluated this system myself. I used an AI assistant (Anthropic's Claude, inside the Claude Code tool) to help with coding, debugging and drafting, which CREST allows. Section 12 sets out exactly what it did and what I checked. Every number in this report came out of code running on my own laptop and can be regenerated with a single command; none is made up.</w:t>
+        <w:t xml:space="preserve">I designed, built, debugged and evaluated this system myself. I used an AI assistant (Anthropic's Claude, inside the Claude Code tool) to help with coding, debugging and drafting, which CREST allows. Section 12 sets out exactly what it did and what I checked. Every number in this report came out of code running on my own laptop, and every one of them regenerates with a single command. None is made up.</w:t>
       </w:r>
     </w:p>
     <w:p>
@@ -306,7 +306,7 @@
         <w:pStyle w:val="FirstParagraph"/>
       </w:pPr>
       <w:r>
-        <w:t xml:space="preserve">A password only proves that someone knows a secret, not that they are the account's owner. Keystroke dynamics — the rhythm of how someone types — is a behavioural biometric that could add a silent second identity check. This project asks one question: can a deep embedding of typing timing, combined with a classical statistical verifier, recognise a person from rhythm alone, and how close does it get to the published benchmark?</w:t>
+        <w:t xml:space="preserve">A password only proves you know a secret. It says nothing about whether you are the person the account belongs to. Keystroke dynamics, the rhythm of how someone types, is a behavioural biometric that could add a quiet second check on identity. This project asks one narrow question: can a deep embedding of typing timing, paired with a classical statistical verifier, recognise a person from rhythm alone, and how close does it get to the published benchmark?</w:t>
       </w:r>
     </w:p>
     <w:p>
@@ -314,7 +314,7 @@
         <w:pStyle w:val="BodyText"/>
       </w:pPr>
       <w:r>
-        <w:t xml:space="preserve">I built the system in three parts: a PyTorch research harness that trains the model, a FastAPI service that serves the frozen model, and a Node.js product layer where a real user can consent, enrol and be verified. The model is a 1-D convolutional + bidirectional-GRU + attention network that turns a window of keystrokes into a 128-number vector; on top of that learned representation a hand-built ensemble (Ledoit–Wolf shrinkage + Mahalanobis + nearest-neighbour) makes the accept/reject decision.</w:t>
+        <w:t xml:space="preserve">I built the system in three parts: a PyTorch research harness that trains the model, a FastAPI service that serves the frozen model, and a Node.js product layer where a real user can consent, enrol and be verified. The model is a 1-D convolutional network with a bidirectional GRU and an attention layer, turning a window of keystrokes into a 128-number vector. On that learned representation, a hand-built ensemble (Ledoit–Wolf shrinkage, Mahalanobis distance and nearest-neighbour) makes the accept-or-reject call.</w:t>
       </w:r>
     </w:p>
     <w:p>
@@ -322,7 +322,7 @@
         <w:pStyle w:val="BodyText"/>
       </w:pPr>
       <w:r>
-        <w:t xml:space="preserve">I tested on the standard CMU benchmark (51 people typing</w:t>
+        <w:t xml:space="preserve">I tested on the standard CMU benchmark: 51 people typing</w:t>
       </w:r>
       <w:r>
         <w:t xml:space="preserve"> </w:t>
@@ -334,7 +334,7 @@
         <w:t xml:space="preserve">.tie5Roanl</w:t>
       </w:r>
       <w:r>
-        <w:t xml:space="preserve">) under a strict open-set protocol: train on 35 people, test only on the 16 never seen, so the result measures generalisation to new users. Over three seeds it reached an Equal Error Rate (EER) of 14.2% ± 2.8% with the scaled-Manhattan scorer — the metric directly comparable to the published 9.6% baseline — and 10.2% ± 1.0% with the full ensemble. The main finding is not that the deep model beats the classical baseline; it is that running a classical verifier inside a learned embedding space gets close to the baseline with about three times lower variance, on people it never trained on. The report also documents the closed-set mistake that would have produced a better-looking but meaningless number, twelve other problems found and fixed (including a crash that only showed up live), an ablation confirming the settings were near-optimal, and an ethics section treating biometric data as the special-category data it legally is.</w:t>
+        <w:t xml:space="preserve">. The protocol was strict open-set, so I trained on 35 people and tested only on the 16 the model never saw, and the result measures how well it generalises to new users. Over three seeds it reached an Equal Error Rate (EER) of 14.2% ± 2.8% with the scaled-Manhattan scorer, the metric you can put next to the published 9.6% baseline, and 10.2% ± 1.0% with the full ensemble. The headline finding is not that the deep model beats the classical baseline. It is that running a classical verifier inside a learned embedding space gets close to the baseline with about three times lower variance, on people it never trained on. The report also documents the closed-set mistake that would have handed me a better-looking but meaningless number, twelve other problems found and fixed, the ablation behind the headline setting, and an ethics section treating biometric data as the special-category data it legally is.</w:t>
       </w:r>
     </w:p>
     <w:p>
@@ -572,7 +572,7 @@
         <w:pStyle w:val="FirstParagraph"/>
       </w:pPr>
       <w:r>
-        <w:t xml:space="preserve">I wrote the aim with a clear pass/fail test: a single number, the Equal Error Rate (§2.3), measured under a protocol fixed before I saw the result, against a published reference. Success meant (a) a real, reproducible EER on people it never trained on, and (b) a number readable against the 9.6% baseline — beat, match or fall short, each meaningful as long as the measurement is honest.</w:t>
+        <w:t xml:space="preserve">I wrote the aim with a clear pass/fail test built in: one number, the Equal Error Rate (§2.3), measured under a protocol I fixed before I saw the result, against a published reference. Success meant a real, reproducible EER on people the model never trained on, and a number I could read straight against the 9.6% baseline — beat, match or fall short, each meaningful if the measurement is honest.</w:t>
       </w:r>
     </w:p>
     <w:p>
@@ -580,7 +580,7 @@
         <w:pStyle w:val="BodyText"/>
       </w:pPr>
       <w:r>
-        <w:t xml:space="preserve">I broke the aim into six objectives, each with a success condition I could check:</w:t>
+        <w:t xml:space="preserve">I split the aim into six objectives, and gave each one a success condition I could actually check:</w:t>
       </w:r>
     </w:p>
     <w:tbl>
@@ -926,7 +926,7 @@
         <w:pStyle w:val="BodyText"/>
       </w:pPr>
       <w:r>
-        <w:t xml:space="preserve">Forcing each objective to carry a checkable condition is what stopped me hiding a non-result behind something that merely "ran" — the trap I nearly fell into (§7.1).</w:t>
+        <w:t xml:space="preserve">Making each objective carry a checkable condition stopped me hiding a non-result behind code that merely "ran" — the trap I nearly fell into (§7.1).</w:t>
       </w:r>
     </w:p>
     <w:bookmarkEnd w:id="12"/>
@@ -944,7 +944,7 @@
         <w:pStyle w:val="FirstParagraph"/>
       </w:pPr>
       <w:r>
-        <w:t xml:space="preserve">Passwords check knowledge, not identity: anyone who steals or guesses one becomes, as far as the system is concerned, the real owner. Account-takeover is large and stubborn — Verizon's 2024 Data Breach Investigations Report found stolen credentials were involved in about 88% of Basic Web Application Attacks, and credential-stuffing (replaying leaked username/password pairs automatically) is a dominant login attack (Verizon, 2024). Multi-factor authentication helps but adds friction people switch off. That is the gap a behavioural biometric could fill: instead of asking the user to do something extra, the system watches how they already type. The idea is old — telegraph operators were recognised by the rhythm of their "fist" in the 19th century — but modern machine learning makes content-independent typing recognition genuinely practical (Acien et al., 2021): an invisible second factor at login, a continuous session check, or a lower barrier for people who find passwords and tokens hard to manage.</w:t>
+        <w:t xml:space="preserve">Passwords check knowledge, not identity. Anyone who steals or guesses one becomes, as far as the system is concerned, the real owner. Account-takeover is a big, stubborn problem. Verizon's 2024 Data Breach Investigations Report found stolen credentials were involved in about 88% of Basic Web Application Attacks, and credential-stuffing, where leaked username/password pairs are replayed automatically, is a dominant login attack (Verizon, 2024). Multi-factor authentication helps, but it adds friction, which people switch off. A behavioural biometric could fill that gap differently: instead of asking the user to do something extra, the system watches how they already type. The idea is old. Telegraph operators in the 19th century were recognised by the rhythm of their "fist". What is new is that machine learning makes content-independent typing recognition genuinely practical (Acien et al., 2021): an invisible second factor at login, a continuous check during a session, or a lower barrier for people who find passwords and tokens hard to manage.</w:t>
       </w:r>
     </w:p>
     <w:p>
@@ -952,7 +952,7 @@
         <w:pStyle w:val="BodyText"/>
       </w:pPr>
       <w:r>
-        <w:t xml:space="preserve">The people who would benefit are ordinary account holders on any site with a login — in my case the players of</w:t>
+        <w:t xml:space="preserve">Who benefits? Ordinary account holders on any site with a login — in my case the players of</w:t>
       </w:r>
       <w:r>
         <w:t xml:space="preserve"> </w:t>
@@ -965,7 +965,7 @@
         <w:t xml:space="preserve">Typing Sanctuary</w:t>
       </w:r>
       <w:r>
-        <w:t xml:space="preserve">, the typing game that is this project's product side, who already type constantly so the biometric needs nothing new of them. They are also the ones put at risk if the technology is built carelessly, which is why I treat ethics (§8) as part of the project, not an add-on.</w:t>
+        <w:t xml:space="preserve">, the typing game that is this project's product side, who already type constantly, so the biometric asks nothing new of them. They are also the people most at risk if it's built carelessly, which is why I treat ethics (§8) as part of the project, not an add-on.</w:t>
       </w:r>
     </w:p>
     <w:p>
@@ -973,7 +973,7 @@
         <w:pStyle w:val="BodyText"/>
       </w:pPr>
       <w:r>
-        <w:t xml:space="preserve">This isn't abstract for me. What made the weakness of passwords real was a security incident of my own: an account I cared about was broken into with stolen credentials, and the system never noticed anything was wrong — the password was correct, so to the login the attacker simply</w:t>
+        <w:t xml:space="preserve">This is not abstract for me. What made the weakness of passwords real was a break-in of my own. An account I cared about was taken with stolen credentials, and the system never noticed anything was wrong. The password was correct, so as far as the login was concerned, the attacker simply</w:t>
       </w:r>
       <w:r>
         <w:t xml:space="preserve"> </w:t>
@@ -989,7 +989,7 @@
         <w:t xml:space="preserve"> </w:t>
       </w:r>
       <w:r>
-        <w:t xml:space="preserve">me. The fact that a perfectly correct password defended nothing is what pushed me towards behavioural biometrics, and towards the question behind this whole project: could</w:t>
+        <w:t xml:space="preserve">me. A perfectly correct password defended nothing. That is what pushed me towards behavioural biometrics, and towards the question this whole project is built on: could</w:t>
       </w:r>
       <w:r>
         <w:t xml:space="preserve"> </w:t>
@@ -1023,7 +1023,7 @@
         <w:pStyle w:val="FirstParagraph"/>
       </w:pPr>
       <w:r>
-        <w:t xml:space="preserve">There were three genuinely different ways to build the verifier. I compared them before committing.</w:t>
+        <w:t xml:space="preserve">There were three genuinely different ways to build the verifier; I compared them before committing.</w:t>
       </w:r>
     </w:p>
     <w:p>
@@ -1041,7 +1041,7 @@
         <w:t xml:space="preserve"> </w:t>
       </w:r>
       <w:r>
-        <w:t xml:space="preserve">Score a new sample against a per-user statistical profile of hand-designed timing features, using a distance like scaled-Manhattan or Mahalanobis — what Killourhy &amp; Maxion (2009) benchmarked. Simple, interpretable, no cross-user training, strong published results (≈ 9.6%); but tied to fixed text, breaks on new passwords or free text, and a human chooses the features.</w:t>
+        <w:t xml:space="preserve">Score a new sample against a per-user statistical profile of hand-designed timing features, using a distance like scaled-Manhattan or Mahalanobis. This is what Killourhy &amp; Maxion (2009) benchmarked. Simple, interpretable, no cross-user training, strong published results (≈ 9.6%). The downside: it's tied to fixed text, breaks on new passwords or free text, and a human chooses the features.</w:t>
       </w:r>
     </w:p>
     <w:p>
@@ -1059,7 +1059,7 @@
         <w:t xml:space="preserve"> </w:t>
       </w:r>
       <w:r>
-        <w:t xml:space="preserve">A softmax over the enrolled users: accurate on a fixed set, but closed-set by nature — every new sign-up means retraining the whole network, a dealbreaker for a product where people sign up constantly.</w:t>
+        <w:t xml:space="preserve">A softmax over the enrolled users: accurate on a fixed set, but closed-set by nature, so every new sign-up means retraining the whole network — a dealbreaker for a product where people sign up constantly.</w:t>
       </w:r>
     </w:p>
     <w:p>
@@ -1090,7 +1090,10 @@
         <w:t xml:space="preserve">embed</w:t>
       </w:r>
       <w:r>
-        <w:t xml:space="preserve">, not classify: map any window to a vector so same-person windows land close and different-person far apart, via a triplet loss (Schroff et al., 2015; Hermans et al., 2017). A new user is enrolled by storing a few embeddings — no retraining. Open-set by construction (the standard in modern face/biometric recognition), content-independent and reasonably data-efficient; harder to train, and the raw embedding still needs a decision rule on top.</w:t>
+        <w:t xml:space="preserve"> </w:t>
+      </w:r>
+      <w:r>
+        <w:t xml:space="preserve">rather than classify: map any window to a vector so that same-person windows land close and different-person windows land far apart, using a triplet loss (Schroff et al., 2015; Hermans et al., 2017). A new user is enrolled by storing a few embeddings, no retraining. It's open-set by construction (the standard in modern face and biometric recognition), content-independent, and reasonably data-efficient. The catch: harder to train, and the raw embedding still needs a decision rule on top.</w:t>
       </w:r>
     </w:p>
     <w:p>
@@ -1098,7 +1101,7 @@
         <w:pStyle w:val="BodyText"/>
       </w:pPr>
       <w:r>
-        <w:t xml:space="preserve">Rather than throw away the classical statistics of A, I run them inside the learned embedding space of C: the network gives the representation, and a Ledoit–Wolf Mahalanobis + nearest-neighbour + scaled-Manhattan ensemble makes the decision. That combination is the core idea of the project.</w:t>
+        <w:t xml:space="preserve">I didn't want to throw away the classical statistics of A, so I run them inside the learned embedding space of C. The network gives the representation; a Ledoit–Wolf Mahalanobis, nearest-neighbour and scaled-Manhattan ensemble makes the decision. That combination is the core idea of the project.</w:t>
       </w:r>
     </w:p>
     <w:tbl>
@@ -1579,7 +1582,7 @@
         <w:pStyle w:val="BodyText"/>
       </w:pPr>
       <w:r>
-        <w:t xml:space="preserve">I chose C with the A-style ensemble on top: only an open-set, content-independent method fits a product where users keep signing up, and keeping the classical verifier let me compare directly against the 9.6% baseline and reuse tested statistical code rather than discard it.</w:t>
+        <w:t xml:space="preserve">I went with C and put the A-style ensemble on top: only an open-set, content-independent method fits a product where users keep signing up. Keeping the classical verifier let me compare directly against the 9.6% baseline and reuse tested statistical code rather than bin it.</w:t>
       </w:r>
     </w:p>
     <w:bookmarkEnd w:id="14"/>
@@ -1773,7 +1776,7 @@
         <w:t xml:space="preserve"> </w:t>
       </w:r>
       <w:r>
-        <w:t xml:space="preserve">the claim separate from the thing that</w:t>
+        <w:t xml:space="preserve">the claim apart from the thing that</w:t>
       </w:r>
       <w:r>
         <w:t xml:space="preserve"> </w:t>
@@ -1789,7 +1792,7 @@
         <w:t xml:space="preserve"> </w:t>
       </w:r>
       <w:r>
-        <w:t xml:space="preserve">it means the live app never trains or touches a dataset, and the research never touches live user data, joined by a single fixed contract (</w:t>
+        <w:t xml:space="preserve">it pays off: the live app never trains or touches a dataset, and the research never touches live user data. The two meet only at a single fixed contract (</w:t>
       </w:r>
       <w:r>
         <w:rPr>
@@ -1798,7 +1801,7 @@
         <w:t xml:space="preserve">EMBED_DIM = 128</w:t>
       </w:r>
       <w:r>
-        <w:t xml:space="preserve">, L2-normalised). I also fixed the failure behaviour up front: fail-safe, never fail-open — any outage or version mismatch returns "indeterminate" and falls back to another factor rather than silently letting someone in. A security feature that admits everyone when it breaks is worse than none; this was non-negotiable, and it later caught a real bug (§7.5).</w:t>
+        <w:t xml:space="preserve">, L2-normalised). I also decided the failure behaviour up front: fail-safe, never fail-open. Any outage or version mismatch returns "indeterminate" and falls back to another factor, rather than quietly letting someone in. A security feature that admits everyone when it breaks is worse than none; that rule was non-negotiable, and it later caught a real bug (§7.5).</w:t>
       </w:r>
     </w:p>
     <w:bookmarkEnd w:id="15"/>
@@ -1816,7 +1819,7 @@
         <w:pStyle w:val="FirstParagraph"/>
       </w:pPr>
       <w:r>
-        <w:t xml:space="preserve">Building everything under version control means every step has a real, dated timestamp, so the 87 git commits (Nov 2025 – Jun 2026) act as an automatic logbook. 37 of them cover the six-month foundation (the game and the first two biometric engines), and 50 fall inside the intensive three-day development phase of 8–10 June 2026 (33, 13 and 4 on the three days). The dated milestone timeline below comes straight from the commit history (Nov 2025 – Jun 2026), and the three-day development phase is broken out day by day:</w:t>
+        <w:t xml:space="preserve">Building everything under version control gave every step a real, dated timestamp. The 87 git commits (Nov 2025 – Jun 2026) act as an automatic logbook. 37 of them cover the six-month foundation (the game itself, plus the first two biometric engines). The other 50 fall inside the intensive three-day development phase of 8–10 June 2026: 33, 13 and 4 across the three days. The milestone timeline below comes straight from the commit history:</w:t>
       </w:r>
     </w:p>
     <w:tbl>
@@ -2216,7 +2219,7 @@
         <w:pStyle w:val="BodyText"/>
       </w:pPr>
       <w:r>
-        <w:t xml:space="preserve">CREST expects ~70 hours at Gold; my breakdown, estimated against the dated commit clusters, comes to about 84:</w:t>
+        <w:t xml:space="preserve">CREST expects roughly 70 hours at Gold. My breakdown, estimated against the dated commit clusters, comes to about 84:</w:t>
       </w:r>
     </w:p>
     <w:tbl>
@@ -2562,7 +2565,7 @@
         <w:pStyle w:val="BodyText"/>
       </w:pPr>
       <w:r>
-        <w:t xml:space="preserve">Two milestones slipped during this phase, both deliberate calls: deferring GPU training (the model trained in ~23 min on my laptop for £0, so the ~£0.10–0.50 cloud step wasn't worth the dependency) and scaling free-text Phase-2 back to "pipeline proven, real corpus deferred" rather than spend the limited time downloading the 136-million-keystroke Aalto corpus (§10). The planned-versus-actual view makes the three replans explicit:</w:t>
+        <w:t xml:space="preserve">Two milestones slipped, both deliberate. I deferred GPU training, since the model trained in about 23 minutes on my laptop for £0, so a ~£0.10–0.50 cloud step plus its dependency wasn't worth it. And I scaled free-text Phase-2 back to "pipeline proven, real corpus deferred" rather than spend limited time on the 136-million-keystroke Aalto corpus (§10). The planned-versus-actual view makes the three replans explicit:</w:t>
       </w:r>
     </w:p>
     <w:tbl>
@@ -2774,7 +2777,7 @@
         <w:t xml:space="preserve">DSL-StrongPasswordData.csv</w:t>
       </w:r>
       <w:r>
-        <w:t xml:space="preserve">), Killourhy &amp; Maxion, Carnegie Mellon — 51 people, 400 repetitions each of</w:t>
+        <w:t xml:space="preserve">), Killourhy &amp; Maxion, Carnegie Mellon. 51 people, 400 repetitions each of</w:t>
       </w:r>
       <w:r>
         <w:t xml:space="preserve"> </w:t>
@@ -2852,7 +2855,7 @@
         <w:t xml:space="preserve"> </w:t>
       </w:r>
       <w:r>
-        <w:t xml:space="preserve">Modal (serverless GPU) for a future deployment — configured but not run, to avoid cost.</w:t>
+        <w:t xml:space="preserve">Modal (serverless GPU) for a future deployment, configured but not run, to avoid cost.</w:t>
       </w:r>
     </w:p>
     <w:p>
@@ -2896,7 +2899,7 @@
         <w:t xml:space="preserve"> </w:t>
       </w:r>
       <w:r>
-        <w:t xml:space="preserve">an independent project with no mentor. The "people" side came from the wider research community rather than one person: the authors whose methods I built on (Killourhy &amp; Maxion; the FaceNet and TypeNet teams; Ledoit &amp; Wolf), the maintainers of the libraries I used, and the standards I read (ISO/IEC 19795-1; the ICO's GDPR guidance). The job a mentor usually does — being the second person who distrusts a convenient result — I had to do myself by auditing my own work, which is how the most important mistake got caught (§7.1); I note the lack of an outside reviewer honestly as a limitation (§10).</w:t>
+        <w:t xml:space="preserve">an independent project with no mentor. The "people" side came from the wider research community: the authors whose methods I built on (Killourhy &amp; Maxion; the FaceNet and TypeNet teams; Ledoit &amp; Wolf), the maintainers of the libraries I used, and the standards I read (ISO/IEC 19795-1; the ICO's GDPR guidance). The job a mentor usually does, being the second person who distrusts a convenient result, I had to do myself by auditing my own work; that is how the most important mistake got caught (§7.1). The lack of an outside reviewer is a real limitation, noted in §10.</w:t>
       </w:r>
     </w:p>
     <w:p>
@@ -2922,7 +2925,7 @@
         <w:pStyle w:val="FirstParagraph"/>
       </w:pPr>
       <w:r>
-        <w:t xml:space="preserve">This section sets out the science the project rests on and pulls the prior work together to find the gap — joining threads rather than summarising paper by paper.</w:t>
+        <w:t xml:space="preserve">This section sets out the science the project rests on and pulls the prior work together to find the gap, joining threads rather than summarising paper by paper.</w:t>
       </w:r>
     </w:p>
     <w:bookmarkStart w:id="19" w:name="X6ec645cc634c7abd64bff2941eeadcd0d022c26"/>
@@ -2939,7 +2942,7 @@
         <w:pStyle w:val="FirstParagraph"/>
       </w:pPr>
       <w:r>
-        <w:t xml:space="preserve">Biometrics split into physiological (fingerprint, iris, face — what you</w:t>
+        <w:t xml:space="preserve">Biometrics split into two kinds. Physiological ones (fingerprint, iris, face) describe what you</w:t>
       </w:r>
       <w:r>
         <w:t xml:space="preserve"> </w:t>
@@ -2952,7 +2955,7 @@
         <w:t xml:space="preserve">are</w:t>
       </w:r>
       <w:r>
-        <w:t xml:space="preserve">) and behavioural (signature, gait, typing rhythm — how you</w:t>
+        <w:t xml:space="preserve">. Behavioural ones (signature, gait, typing rhythm) describe how you</w:t>
       </w:r>
       <w:r>
         <w:t xml:space="preserve"> </w:t>
@@ -2965,7 +2968,7 @@
         <w:t xml:space="preserve">behave</w:t>
       </w:r>
       <w:r>
-        <w:t xml:space="preserve">). Keystroke dynamics is behavioural: it describes a person by the timing of their typing, not the content. The basic measurements are inter-key timings:</w:t>
+        <w:t xml:space="preserve">. Keystroke dynamics is behavioural: it describes a person by the timing of their typing, not its content. The basic measurements are inter-key timings:</w:t>
       </w:r>
     </w:p>
     <w:p>
@@ -3061,7 +3064,7 @@
         <w:pStyle w:val="FirstParagraph"/>
       </w:pPr>
       <w:r>
-        <w:t xml:space="preserve">These are surprisingly personal, coming from motor habits and hand geometry that are hard to fake on purpose. Fixed-text (everyone types the same string — the CMU benchmark) is easier, because you compare matching keystrokes directly; free-text (anything the person types, needed for continuous authentication) needs a content-independent model that learns rhythm regardless of the words. A recent ACM Computing Surveys review (2024/25) describes the field moving from hand-built statistical detectors in the 2000s to deep representation learning in the 2020s — the transition this project sits on.</w:t>
+        <w:t xml:space="preserve">These are surprisingly personal, coming from motor habits and hand geometry that are hard to fake on purpose. Fixed-text recognition, where everyone types the same string (the CMU benchmark), is the easier case: you can compare matching keystrokes directly. Free-text recognition — anything the person types, what continuous authentication needs — demands a content-independent model that learns rhythm regardless of the words. A recent ACM Computing Surveys review (2024/25) describes the field moving from hand-built statistical detectors in the 2000s to deep representation learning in the 2020s. That transition is exactly where this project sits.</w:t>
       </w:r>
     </w:p>
     <w:bookmarkEnd w:id="19"/>
@@ -3092,7 +3095,7 @@
         <w:t xml:space="preserve">embedding</w:t>
       </w:r>
       <w:r>
-        <w:t xml:space="preserve">: a function mapping an input to a vector space where distance encodes identity. FaceNet (Schroff et al., 2015) set the template — a network trained with a triplet loss so embeddings of the same person are close and different people far apart. A triplet is (anchor, positive, negative): same, same, different; the loss pushes the anchor–positive distance below the anchor–negative distance by a margin:</w:t>
+        <w:t xml:space="preserve">: a function mapping an input into a vector space where distance encodes identity. FaceNet (Schroff et al., 2015) set the template — a network trained with a triplet loss so embeddings of the same person sit close and different people far apart. A triplet is (anchor, positive, negative): same, same, different. The loss pushes the anchor–positive distance below the anchor–negative distance by a margin:</w:t>
       </w:r>
     </w:p>
     <w:p>
@@ -3111,7 +3114,7 @@
         <w:pStyle w:val="FirstParagraph"/>
       </w:pPr>
       <w:r>
-        <w:t xml:space="preserve">FaceNet used a 128-D embedding and reached 99.6% on faces; I use the same 128-D, L2-normalised design for keystrokes. Hermans et al. (2017) showed</w:t>
+        <w:t xml:space="preserve">FaceNet used a 128-D embedding and reached 99.6% on faces. I use the same 128-D, L2-normalised design for keystrokes. Hermans et al. (2017) showed</w:t>
       </w:r>
       <w:r>
         <w:t xml:space="preserve"> </w:t>
@@ -3127,7 +3130,7 @@
         <w:t xml:space="preserve"> </w:t>
       </w:r>
       <w:r>
-        <w:t xml:space="preserve">triplets you pick matters, and that batch-hard mining — for each anchor, the hardest positive and hardest negative in the mini-batch — is a simple, strong choice; I use it. Wen et al. (2016) added a center loss pulling each class toward its centre, tightening clusters; I add a small amount to keep per-user spread under control. L2-normalisation (each embedding divided by its length, landing on the unit sphere) makes distance depend on</w:t>
+        <w:t xml:space="preserve">triplets you pick matters, and that batch-hard mining (for each anchor, the hardest positive and hardest negative in the mini-batch) is a simple, strong choice, so I use it. Wen et al. (2016) added a center loss that pulls each class toward its centre; I add a small amount to keep per-user spread under control. L2-normalisation, dividing each embedding by its length so it lands on the unit sphere, makes distance depend on</w:t>
       </w:r>
       <w:r>
         <w:t xml:space="preserve"> </w:t>
@@ -3140,7 +3143,10 @@
         <w:t xml:space="preserve">direction</w:t>
       </w:r>
       <w:r>
-        <w:t xml:space="preserve">, not magnitude — the right thing for comparing rhythm patterns.</w:t>
+        <w:t xml:space="preserve"> </w:t>
+      </w:r>
+      <w:r>
+        <w:t xml:space="preserve">rather than magnitude — the right thing for comparing rhythm patterns.</w:t>
       </w:r>
     </w:p>
     <w:bookmarkEnd w:id="20"/>
@@ -3158,7 +3164,7 @@
         <w:pStyle w:val="FirstParagraph"/>
       </w:pPr>
       <w:r>
-        <w:t xml:space="preserve">A raw embedding is not yet a decision. The verifier turns "how far is this window from the user's profile?" into accept or reject, using three distances together:</w:t>
+        <w:t xml:space="preserve">A raw embedding is not a decision yet. The verifier turns "how far is this window from the user's profile?" into accept or reject, using three distances together:</w:t>
       </w:r>
     </w:p>
     <w:p>
@@ -3180,7 +3186,7 @@
         <w:t xml:space="preserve"> </w:t>
       </w:r>
       <w:r>
-        <w:t xml:space="preserve">mean absolute deviation from the user's mean, scaled by per-feature spread — the exact form of the best CMU detector, giving a like-for-like comparison.</w:t>
+        <w:t xml:space="preserve">mean absolute deviation from the user's mean, scaled by per-feature spread. This is the exact form of the best CMU detector, which gives a like-for-like comparison.</w:t>
       </w:r>
     </w:p>
     <w:p>
@@ -3202,7 +3208,7 @@
         <w:t xml:space="preserve"> </w:t>
       </w:r>
       <w:r>
-        <w:t xml:space="preserve">accounts for correlations between dimensions via the inverse covariance matrix. With a handful of enrolment samples in 128 dimensions the raw sample covariance is unstable and not invertible, so I use Ledoit–Wolf shrinkage (Ledoit &amp; Wolf, 2004), which blends it with a well-behaved target to guarantee a stable, invertible matrix — exactly the small-sample, high-dimensional situation enrolment lives in.</w:t>
+        <w:t xml:space="preserve">accounts for correlations between dimensions through the inverse covariance matrix. With only a handful of enrolment samples in 128 dimensions, the raw sample covariance is unstable and not even invertible, so I use Ledoit–Wolf shrinkage (Ledoit &amp; Wolf, 2004). It blends the sample covariance with a well-behaved target to guarantee a stable, invertible matrix — precisely the small-sample, high-dimensional situation enrolment lives in.</w:t>
       </w:r>
     </w:p>
     <w:p>
@@ -3240,7 +3246,7 @@
         <w:t xml:space="preserve"> </w:t>
       </w:r>
       <w:r>
-        <w:t xml:space="preserve">closest enrolment embeddings, coping with people who type in more than one way.</w:t>
+        <w:t xml:space="preserve">closest enrolment embeddings, which copes with people who type in more than one way.</w:t>
       </w:r>
     </w:p>
     <w:p>
@@ -3248,7 +3254,7 @@
         <w:pStyle w:val="FirstParagraph"/>
       </w:pPr>
       <w:r>
-        <w:t xml:space="preserve">A verifier makes two errors: accepting an impostor (False Accept Rate, FAR) and rejecting a genuine user (False Reject Rate, FRR); moving the threshold trades one for the other. The Equal Error Rate (EER) is where FAR = FRR — the standard single-number summary of a biometric, lower better — and plotting FAR against FRR across thresholds gives the Detection Error Trade-off (DET) curve. These follow ISO/IEC 19795-1.</w:t>
+        <w:t xml:space="preserve">A verifier makes two errors: accepting an impostor (False Accept Rate, FAR) or rejecting a genuine user (False Reject Rate, FRR); moving the threshold trades one for the other. The Equal Error Rate (EER) is the point where FAR = FRR. It is the standard single-number summary of a biometric, lower is better, and plotting FAR against FRR across thresholds gives the Detection Error Trade-off (DET) curve. These follow ISO/IEC 19795-1.</w:t>
       </w:r>
     </w:p>
     <w:bookmarkEnd w:id="21"/>
@@ -3266,7 +3272,7 @@
         <w:pStyle w:val="FirstParagraph"/>
       </w:pPr>
       <w:r>
-        <w:t xml:space="preserve">Two reference points bracket this project:</w:t>
+        <w:t xml:space="preserve">Two reference points bracket this project.</w:t>
       </w:r>
     </w:p>
     <w:p>
@@ -3322,7 +3328,7 @@
         <w:t xml:space="preserve"> </w:t>
       </w:r>
       <w:r>
-        <w:t xml:space="preserve">A Siamese LSTM trained on 136M+ keystrokes from ~168,000 people, reaching EER 2.2% (physical keyboard) and 9.2% (touchscreen) and scaling to 100,000 users — showing learned, content-independent keystroke embeddings work at internet scale.</w:t>
+        <w:t xml:space="preserve">A Siamese LSTM trained on 136M+ keystrokes from about 168,000 people, reaching EER 2.2% on a physical keyboard and 9.2% on a touchscreen, and scaling to 100,000 users — showing that learned, content-independent keystroke embeddings work at internet scale.</w:t>
       </w:r>
     </w:p>
     <w:p>
@@ -3330,7 +3336,7 @@
         <w:pStyle w:val="FirstParagraph"/>
       </w:pPr>
       <w:r>
-        <w:t xml:space="preserve">TypeNet shows deep embeddings work given enormous data; CMU shows classical statistics work on small fixed-text data. The under-explored middle ground a student-scale project can contribute to: on the small, public, reproducible CMU benchmark, does a deep embedding</w:t>
+        <w:t xml:space="preserve">TypeNet shows deep embeddings work given enormous data. CMU shows classical statistics work on small fixed-text data. The middle ground is under-explored, and it's where a student-scale project can contribute: on the small, public, reproducible CMU benchmark, does a deep embedding</w:t>
       </w:r>
       <w:r>
         <w:t xml:space="preserve"> </w:t>
@@ -3346,7 +3352,7 @@
         <w:t xml:space="preserve"> </w:t>
       </w:r>
       <w:r>
-        <w:t xml:space="preserve">a classical verifier do better than the classical verifier alone, tested honestly on people it never trained on? That is the falsifiable question. The contribution is not a new record but a careful, reproducible, honest measurement of a hybrid design, with the failure modes written down.</w:t>
+        <w:t xml:space="preserve">a classical verifier do better than the classical verifier on its own, tested honestly on people it never trained on? That is the falsifiable question. The contribution isn't a new record but a careful, reproducible, honest measurement of a hybrid design, with the failure modes written down rather than swept aside.</w:t>
       </w:r>
     </w:p>
     <w:p>
@@ -3372,7 +3378,7 @@
         <w:pStyle w:val="FirstParagraph"/>
       </w:pPr>
       <w:r>
-        <w:t xml:space="preserve">This section is the build, in enough detail to reproduce. The pipeline is: one keystroke window → one 128-number vector → a decision.</w:t>
+        <w:t xml:space="preserve">This is the build, in enough detail to reproduce. The pipeline is short: one keystroke window in, one 128-number vector out, a decision off the back of that.</w:t>
       </w:r>
     </w:p>
     <w:bookmarkStart w:id="24" w:name="Xfa7360ee2fb3fd168a401880b7dd367ea6c0dec"/>
@@ -3404,7 +3410,7 @@
         <w:t xml:space="preserve"> </w:t>
       </w:r>
       <w:r>
-        <w:t xml:space="preserve">then Return — 11 keys, giving 31 timing columns per row and 20,400 rows. I checked it structurally and pinned it by SHA-256, so any run uses provably the same bytes. One detail mattered: the real file names columns by key (</w:t>
+        <w:t xml:space="preserve">then Return. That is 11 keys, giving 31 timing columns per row and 20,400 rows. I checked it structurally and pinned it by SHA-256, so any run provably uses the same bytes. One detail mattered more than it looks. The real file names its columns by key (</w:t>
       </w:r>
       <w:r>
         <w:rPr>
@@ -3437,7 +3443,7 @@
         <w:t xml:space="preserve">H.Return</w:t>
       </w:r>
       <w:r>
-        <w:t xml:space="preserve">), not printable character, so a loader expecting</w:t>
+        <w:t xml:space="preserve">), not by printable character, so a loader expecting</w:t>
       </w:r>
       <w:r>
         <w:t xml:space="preserve"> </w:t>
@@ -3476,7 +3482,7 @@
         <w:t xml:space="preserve"> </w:t>
       </w:r>
       <w:r>
-        <w:t xml:space="preserve">would quietly read all-zero timings and train on nothing while still printing a believable number. I wrote a column remap plus an assertion that the first window is exactly 11 keys spelling</w:t>
+        <w:t xml:space="preserve">would quietly read all-zero timings and train on nothing while still printing a believable number. I wrote a column remap, plus an assertion that the first window is exactly 11 keys spelling</w:t>
       </w:r>
       <w:r>
         <w:t xml:space="preserve"> </w:t>
@@ -3509,7 +3515,7 @@
         <w:pStyle w:val="FirstParagraph"/>
       </w:pPr>
       <w:r>
-        <w:t xml:space="preserve">Each keystroke becomes a small vector: four timing features (hold, down-down, flight, up-up) plus a learned embedding of which key it was. Timings are measured relative to the window's first keystroke, so the absolute clock value drops out and precision is kept. The network sees which keys and their rhythm, never the text's meaning — so the representation is content-independent and can in principle carry from the fixed CMU password to free typing (the basis of Phase 2). The same featurization code runs in training and serving, so the served model can't see different features from the trained one.</w:t>
+        <w:t xml:space="preserve">Each keystroke becomes a small vector: four timing features (hold, down-down, flight, up-up) plus a learned embedding of which key it was. Timings are measured relative to the window's first keystroke, so the absolute clock value drops out while the precision is kept. The network sees which keys were pressed and their rhythm, never what the text means. That makes the representation content-independent, and lets it carry, in principle, from the fixed CMU password to free typing (the basis of Phase 2). The same featurization code runs in training and serving, so the served model can't see different features from the trained one.</w:t>
       </w:r>
     </w:p>
     <w:bookmarkEnd w:id="25"/>
@@ -3558,7 +3564,7 @@
         <w:t xml:space="preserve"> </w:t>
       </w:r>
       <w:r>
-        <w:t xml:space="preserve">— each keystroke's four timing features join a 16-D learned character embedding → a 20-D per-keystroke vector. The character embedding lets the network learn keyboard geography rather than being told it.</w:t>
+        <w:t xml:space="preserve">— each keystroke's four timing features join a 16-D learned character embedding, making a 20-D per-keystroke vector. The character embedding lets the network learn keyboard geography rather than being told it.</w:t>
       </w:r>
     </w:p>
     <w:p>
@@ -3595,7 +3601,7 @@
         <w:t xml:space="preserve"> </w:t>
       </w:r>
       <w:r>
-        <w:t xml:space="preserve">layers (20→64→64, kernel 3) pick up local rhythm (adjacent key-pairs, or digraphs).</w:t>
+        <w:t xml:space="preserve">layers (20→64→64, kernel 3) pick up local rhythm, the timing of adjacent key-pairs, or digraphs.</w:t>
       </w:r>
     </w:p>
     <w:p>
@@ -3617,7 +3623,7 @@
         <w:t xml:space="preserve"> </w:t>
       </w:r>
       <w:r>
-        <w:t xml:space="preserve">— a recurrent layer (64 each way → 128) reads the sequence both directions, catching longer-range cadence.</w:t>
+        <w:t xml:space="preserve">— a recurrent layer (64 each way → 128) reads the sequence in both directions, catching longer-range cadence.</w:t>
       </w:r>
     </w:p>
     <w:p>
@@ -3639,7 +3645,7 @@
         <w:t xml:space="preserve"> </w:t>
       </w:r>
       <w:r>
-        <w:t xml:space="preserve">— attention weights time steps (the network learns which keystrokes matter), a linear layer projects to 128-D, and L2-normalisation puts the vector on the unit sphere.</w:t>
+        <w:t xml:space="preserve">— attention weights the time steps so the network learns which keystrokes matter, a linear layer projects to 128-D, and L2-normalisation puts the vector on the unit sphere.</w:t>
       </w:r>
     </w:p>
     <w:p>
@@ -3647,7 +3653,7 @@
         <w:pStyle w:val="FirstParagraph"/>
       </w:pPr>
       <w:r>
-        <w:t xml:space="preserve">I chose CNN + BiGRU + attention over a Transformer deliberately: at this data scale a Transformer would overfit, whereas this is data-efficient and reproducible. The network has only ~83,500 parameters (≈ 0.08 M) — small enough to train to ~10% open-set EER on a laptop CPU in minutes, with little room to overfit a 51-person benchmark.</w:t>
+        <w:t xml:space="preserve">I chose CNN + BiGRU + attention over a Transformer on purpose: at this data scale a Transformer would overfit, whereas this design is data-efficient and reproducible. The network has only about 83,500 parameters (≈ 0.08 M) — small enough to train to roughly 10% open-set EER on a laptop CPU in minutes, with little room to overfit a 51-person benchmark.</w:t>
       </w:r>
     </w:p>
     <w:bookmarkEnd w:id="26"/>
@@ -3665,7 +3671,7 @@
         <w:pStyle w:val="FirstParagraph"/>
       </w:pPr>
       <w:r>
-        <w:t xml:space="preserve">I train with batch-hard triplet loss (margin 0.2) plus a small center-loss term (weight 0.01), using Adam; each mini-batch picks several people with several windows, and batch-hard mining selects the hardest positive and negative per anchor. Training is deterministic (global seed, single-process loader), so the same seed reproduces the same weights bit-for-bit on CPU. A test checks same-person embeddings are closer than different-person ones (O2), guarding against a collapsed encoder.</w:t>
+        <w:t xml:space="preserve">I train with batch-hard triplet loss (margin 0.2) plus a small center-loss term (weight 0.01), using Adam. Each mini-batch picks several people with several windows each, and batch-hard mining selects the hardest positive and negative per anchor. Training is deterministic (global seed, single-process loader), so the same seed reproduces the same weights bit-for-bit on CPU. A test checks that same-person embeddings end up closer than different-person ones (O2), guarding against a collapsed encoder.</w:t>
       </w:r>
     </w:p>
     <w:bookmarkEnd w:id="27"/>
@@ -3683,7 +3689,7 @@
         <w:pStyle w:val="FirstParagraph"/>
       </w:pPr>
       <w:r>
-        <w:t xml:space="preserve">After training, a user is enrolled (not retrained) by embedding ~12 of their windows into a profile: the centroid, the enrolment embeddings themselves (for nearest-neighbour), and the Ledoit–Wolf inverse-covariance matrix. A new window is scored by three distances to that profile — scaled-Manhattan, nearest-neighbour, Mahalanobis — fused into one score, which a per-user threshold maps to a confidence and risk level. Crucially these statistics run inside the</w:t>
+        <w:t xml:space="preserve">After training, a user is enrolled rather than retrained. I embed about 12 of their windows into a profile: the centroid, the enrolment embeddings themselves (for nearest-neighbour), and the Ledoit–Wolf inverse-covariance matrix. A new window is scored by three distances to that profile (scaled-Manhattan, nearest-neighbour, Mahalanobis), fused into one score, and a per-user threshold maps that score to a confidence and a risk level. The important part: these statistics run inside the</w:t>
       </w:r>
       <w:r>
         <w:t xml:space="preserve"> </w:t>
@@ -3699,7 +3705,7 @@
         <w:t xml:space="preserve"> </w:t>
       </w:r>
       <w:r>
-        <w:t xml:space="preserve">128-D space, not on raw timings: the network gives the representation, the ensemble gives the decision. The same fusion code runs in research and in the live service, so the EER I measured and the decision I ship are the same maths.</w:t>
+        <w:t xml:space="preserve">128-D space, not on raw timings. The same fusion code runs in research and the live service, so the EER I measured and the decision I ship are the same maths.</w:t>
       </w:r>
     </w:p>
     <w:bookmarkEnd w:id="28"/>
@@ -3717,7 +3723,7 @@
         <w:pStyle w:val="FirstParagraph"/>
       </w:pPr>
       <w:r>
-        <w:t xml:space="preserve">This is where the project's credibility rests.</w:t>
+        <w:t xml:space="preserve">This is where the project's credibility lives or dies.</w:t>
       </w:r>
     </w:p>
     <w:p>
@@ -3735,7 +3741,7 @@
         <w:t xml:space="preserve"> </w:t>
       </w:r>
       <w:r>
-        <w:t xml:space="preserve">I split the 51 people (seeded) into 35 for training and 16 held out; the encoder trains only on the 35 and the EER is measured only on the 16 it has never seen, so the result measures generalisation to new people — the only thing that matters for real authentication. A runtime check guarantees no test person leaks into training. This replaces an earlier closed-set mistake that would have produced a much lower but meaningless number (§7.1).</w:t>
+        <w:t xml:space="preserve">I split the 51 people (seeded) into 35 for training and 16 held out. The encoder trains only on the 35, and the EER is measured only on the 16 it has never seen, so the result measures generalisation to new people — the only thing that matters for authentication. A runtime check guarantees no test person leaks into training. This replaces an earlier closed-set mistake that would have produced a much lower but meaningless number (§7.1).</w:t>
       </w:r>
     </w:p>
     <w:p>
@@ -3753,7 +3759,7 @@
         <w:t xml:space="preserve"> </w:t>
       </w:r>
       <w:r>
-        <w:t xml:space="preserve">For each test person I split their windows into an enrolment half and a test half; genuine windows are scored against the profile built from the enrolment half (so a window is never scored against itself), and impostor windows are the other test people's. If a person has too few windows to hold a test set out, the evaluator raises rather than invent a number — a guard added after an earlier version scored training data and produced a fake 0.0 EER (§7.4).</w:t>
+        <w:t xml:space="preserve">For each test person I split their windows into an enrolment half and a test half. Genuine windows score against the profile built from the enrolment half (so a window is never scored against itself); impostor windows are the other test people's. If a person has too few windows to hold a test set out, the evaluator raises rather than invent a number — a guard added after an earlier version scored training data and produced a fake 0.0 EER (§7.4).</w:t>
       </w:r>
     </w:p>
     <w:p>
@@ -3771,7 +3777,7 @@
         <w:t xml:space="preserve"> </w:t>
       </w:r>
       <w:r>
-        <w:t xml:space="preserve">Scaled-Manhattan EER is the headline (the exact metric of the 9.6% baseline); the full-ensemble EER is secondary, and I never compare the ensemble against a scaled-Manhattan baseline, which would tilt the comparison in my favour.</w:t>
+        <w:t xml:space="preserve">Scaled-Manhattan EER is the headline, the exact metric of the 9.6% baseline; the full-ensemble EER is secondary. I never compare the ensemble against a scaled-Manhattan baseline, which would tilt the comparison in my favour.</w:t>
       </w:r>
     </w:p>
     <w:p>
@@ -3789,7 +3795,7 @@
         <w:t xml:space="preserve"> </w:t>
       </w:r>
       <w:r>
-        <w:t xml:space="preserve">Because the split and training are random, I run seeds 42/43/44 and report mean ± SD, so a near-baseline result can't be waved away as noise.</w:t>
+        <w:t xml:space="preserve">Because the split and the training are both random, I run seeds 42/43/44 and report mean ± SD, so a near-baseline result can't be waved away as noise.</w:t>
       </w:r>
     </w:p>
     <w:p>
@@ -3807,7 +3813,7 @@
         <w:t xml:space="preserve"> </w:t>
       </w:r>
       <w:r>
-        <w:t xml:space="preserve">Trying many settings and keeping the one that scores best on the test set quietly turns the test set into a training signal. So I set the 16 test people aside first and, inside the 35 training people, carved a further 24 inner-train / 11 validation split, judging every setting only on the validation people; the validation winner was then run once on the 16. Because nothing was chosen using the test set, the final EER stays an honest open-set estimate (the ablation in §4.6).</w:t>
+        <w:t xml:space="preserve">Try many settings and keep the best on the test set, and you've quietly turned the test set into a training signal. So I set the 16 test people aside first, then inside the 35 training people carved a further 24 inner-train / 11 validation split, judging every setting only on the validation people; the validation winner ran once on the 16. Because nothing was chosen using the test set, the final EER stays an honest open-set estimate (the ablation in §4.6).</w:t>
       </w:r>
     </w:p>
     <w:bookmarkEnd w:id="29"/>
@@ -3825,7 +3831,7 @@
         <w:pStyle w:val="FirstParagraph"/>
       </w:pPr>
       <w:r>
-        <w:t xml:space="preserve">Every artefact carries its provenance: the model file records the git commit, embedding dimension and feature spec; the metrics file records the dataset SHA-256, seeds, protocol and the same commit. One command regenerates the result from pinned data, and the model loads with</w:t>
+        <w:t xml:space="preserve">Every artefact carries its own provenance. The model file records the git commit, embedding dimension and feature spec; the metrics file records the dataset SHA-256, the seeds, the protocol and the same commit. One command regenerates the result from pinned data, and the model loads with</w:t>
       </w:r>
       <w:r>
         <w:t xml:space="preserve"> </w:t>
@@ -3837,10 +3843,7 @@
         <w:t xml:space="preserve">weights_only=True</w:t>
       </w:r>
       <w:r>
-        <w:t xml:space="preserve"> </w:t>
-      </w:r>
-      <w:r>
-        <w:t xml:space="preserve">so a swapped file can't run code in the service. I checked the chain end to end — model-commit equals metrics-commit, pinned SHA equals metrics SHA (§9).</w:t>
+        <w:t xml:space="preserve">, so a swapped file can't run code inside the service. I checked this chain end to end (§9).</w:t>
       </w:r>
     </w:p>
     <w:bookmarkEnd w:id="30"/>
@@ -3867,7 +3870,7 @@
         <w:t xml:space="preserve">/api/ml-keystroke/*</w:t>
       </w:r>
       <w:r>
-        <w:t xml:space="preserve">) into the game backend: a user consents, enrols by typing several windows (which become a profile), and is verified on a new window. The decision is fail-safe — if the service is unreachable or the model version doesn't match the profile, the result is INDETERMINATE and the product asks for another factor, never granting access by default. The slice is kept separate from the older statistical engine, and its safety behaviour is tested (§6, §7.5).</w:t>
+        <w:t xml:space="preserve">) into the game backend. A user consents, enrols by typing several windows (which become a profile), and is verified on a new window. The decision is fail-safe: if the service is unreachable, or the model version doesn't match the profile, the result is INDETERMINATE and the product asks for another factor, never granting access by default. The slice is kept separate from the older statistical engine, and its safety behaviour is tested (§6, §7.5).</w:t>
       </w:r>
     </w:p>
     <w:p>
@@ -4163,7 +4166,7 @@
         <w:pStyle w:val="BodyText"/>
       </w:pPr>
       <w:r>
-        <w:t xml:space="preserve">Two things stand out. First, the ensemble is both more accurate and far steadier than the simple scorer: its EER (10.2%) is about four points better than scaled-Manhattan (14.2%) on the</w:t>
+        <w:t xml:space="preserve">Two things jump out. First, the ensemble is both more accurate and far steadier than the simple scorer. Its EER (10.2%) beats scaled-Manhattan (14.2%) by about four points on the</w:t>
       </w:r>
       <w:r>
         <w:t xml:space="preserve"> </w:t>
@@ -4179,7 +4182,7 @@
         <w:t xml:space="preserve"> </w:t>
       </w:r>
       <w:r>
-        <w:t xml:space="preserve">embeddings, with roughly three times smaller SD across seeds (0.97% vs 2.79%). The hand-built ensemble, working in the learned space, pulls a more reliable decision out of the same representation — the hybrid idea from §1.3 paying off. Second, the honest open-set result sits</w:t>
+        <w:t xml:space="preserve">embeddings, with roughly three times smaller SD across seeds (0.97% vs 2.79%). The hand-built ensemble pulls a more reliable decision out of the same representation — the hybrid idea from §1.3 earning its place. Second, the honest open-set result sits</w:t>
       </w:r>
       <w:r>
         <w:t xml:space="preserve"> </w:t>
@@ -4195,7 +4198,7 @@
         <w:t xml:space="preserve"> </w:t>
       </w:r>
       <w:r>
-        <w:t xml:space="preserve">the baseline, not below it (14.2% and 10.2% vs 9.6%) — exactly what an un-leaked open-set result on a small CPU-trained model should look like. That it didn't come out implausibly low is itself a sign the evaluation is honest; a leaky or closed-set version would have produced a flattering number (§7.1).</w:t>
+        <w:t xml:space="preserve">the baseline, not below it: 14.2% and 10.2% against 9.6%. That is what an un-leaked open-set result on a small CPU-trained model should look like, and the fact that it didn't come out implausibly low is itself a sign the evaluation is honest (§7.1).</w:t>
       </w:r>
     </w:p>
     <w:bookmarkEnd w:id="33"/>
@@ -4213,7 +4216,7 @@
         <w:pStyle w:val="FirstParagraph"/>
       </w:pPr>
       <w:r>
-        <w:t xml:space="preserve">The DET curve (Fig C.1) plots FRR against FAR across all thresholds for the headline scaled-Manhattan scorer; the EER point sits on the FAR = FRR diagonal at 14.2%, with the 9.6% baseline marked. It shows the trade-off directly: a security-first deployment moves up-left (lower FAR, higher FRR), a convenience-first one the other way.</w:t>
+        <w:t xml:space="preserve">The DET curve (Fig C.1) plots FRR against FAR across all thresholds, for the headline scaled-Manhattan scorer. The EER point sits on the FAR = FRR diagonal at 14.2%, with the 9.6% baseline marked. It shows the trade-off directly: a security-first deployment moves up-left (lower FAR, higher FRR), a convenience-first one the other way.</w:t>
       </w:r>
     </w:p>
     <w:bookmarkEnd w:id="34"/>
@@ -4231,7 +4234,7 @@
         <w:pStyle w:val="FirstParagraph"/>
       </w:pPr>
       <w:r>
-        <w:t xml:space="preserve">The 16 held-out people vary a lot in recognisability (full table in Appendix C):</w:t>
+        <w:t xml:space="preserve">The 16 held-out people vary a lot in how recognisable they are (full table in Appendix C):</w:t>
       </w:r>
     </w:p>
     <w:p>
@@ -4253,7 +4256,7 @@
         <w:t xml:space="preserve"> </w:t>
       </w:r>
       <w:r>
-        <w:t xml:space="preserve">(lowest EER): s036 at 0.9%, s017 at 2.0%, s022 at 3.5% — essentially a strong authenticator.</w:t>
+        <w:t xml:space="preserve">(lowest EER): s036 at 0.9%, s017 at 2.0%, s022 at 3.5% — essentially strong authenticators on their own.</w:t>
       </w:r>
     </w:p>
     <w:p>
@@ -4275,7 +4278,7 @@
         <w:t xml:space="preserve"> </w:t>
       </w:r>
       <w:r>
-        <w:t xml:space="preserve">(highest EER): s047 at 33.5%, s007 at 29.5%, s037 at 23.4% — the 11-key password is too short and inconsistent to tell them apart reliably.</w:t>
+        <w:t xml:space="preserve">(highest EER): s047 at 33.5%, s007 at 29.5%, s037 at 23.4% — for them the 11-key password is too short and inconsistent to tell them apart reliably.</w:t>
       </w:r>
     </w:p>
     <w:p>
@@ -4283,7 +4286,7 @@
         <w:pStyle w:val="FirstParagraph"/>
       </w:pPr>
       <w:r>
-        <w:t xml:space="preserve">The spread is informative: the limiting factor isn't the model but the information in an 11-key fixed password, which for some people doesn't carry a distinctive enough rhythm — the main argument for free text (§10).</w:t>
+        <w:t xml:space="preserve">The spread itself is informative: the limiting factor isn't the model but the information in an 11-key fixed password, which for some people doesn't carry a distinctive enough rhythm. That's the main argument for free text (§10).</w:t>
       </w:r>
     </w:p>
     <w:bookmarkEnd w:id="35"/>
@@ -4317,7 +4320,7 @@
         <w:t xml:space="preserve"> </w:t>
       </w:r>
       <w:r>
-        <w:t xml:space="preserve">it works, I projected the held-out 128-D embeddings to 2-D with t-SNE (Fig C.2). Several people form tight, well-separated clusters — confirmation that the encoder maps a person's typing to a consistent region despite never training on them — while a denser middle region of overlap lines up with the high-EER people of §4.3, so picture and numbers agree.</w:t>
+        <w:t xml:space="preserve">it works, I projected the held-out 128-D embeddings down to 2-D with t-SNE (Fig C.2). Several people form tight, well-separated clusters, which confirms the encoder maps a person's typing to a consistent region even though it never trained on them. A denser middle region of overlap lines up with the high-EER people from §4.3, so the picture and the numbers agree.</w:t>
       </w:r>
     </w:p>
     <w:bookmarkEnd w:id="36"/>
@@ -4335,7 +4338,7 @@
         <w:pStyle w:val="FirstParagraph"/>
       </w:pPr>
       <w:r>
-        <w:t xml:space="preserve">Beyond the benchmark, I served the trained model and ran the real flow: a held-out person was enrolled, then genuine and impostor windows verified over HTTP. The mean genuine score (3.10) was clearly lower (more genuine) than the mean impostor score (6.73), so the deployed model ranks impostors as less genuine than the real user, behaving the same live as in the notebook. (This live test also turned up a real crash, §7.5.)</w:t>
+        <w:t xml:space="preserve">Beyond the benchmark, I served the trained model and ran the real flow. A held-out person was enrolled, then genuine and impostor windows were verified over HTTP. The mean genuine score (3.10) came out clearly lower, meaning more genuine, than the mean impostor score (6.73). So the deployed model ranks impostors as less genuine than the real user, behaving the same live as in the notebook. This live test also turned up a real crash (§7.5).</w:t>
       </w:r>
     </w:p>
     <w:bookmarkEnd w:id="37"/>
@@ -4353,7 +4356,7 @@
         <w:pStyle w:val="FirstParagraph"/>
       </w:pPr>
       <w:r>
-        <w:t xml:space="preserve">A fair criticism is whether I happened to pick good settings. To answer it without touching the test set, I ran the nested-validation ablation from §3.6: the 16 test people stayed untouched while, inside the 35 training people, a 24/11 inner-train/validation split judged one changed setting at a time.</w:t>
+        <w:t xml:space="preserve">A fair criticism is that I might just have picked good settings by luck. To answer it without touching the test set, I ran the nested-validation ablation from §3.6: the 16 test people stayed untouched while, inside the 35 training people, a 24/11 inner-train/validation split judged one changed setting at a time.</w:t>
       </w:r>
     </w:p>
     <w:tbl>
@@ -4699,7 +4702,7 @@
         <w:pStyle w:val="BodyText"/>
       </w:pPr>
       <w:r>
-        <w:t xml:space="preserve">(Validation EERs are higher than the §4.1 test EERs because the inner-train set has only 24 people, so the encoder is weaker; these numbers are only compared with each other, never with the baseline or reported as the result.)</w:t>
+        <w:t xml:space="preserve">(The validation EERs are higher than the §4.1 test EERs because the inner-train set has only 24 people, so the encoder is weaker. These numbers are only ever compared with each other, never with the baseline, and never reported as the result.)</w:t>
       </w:r>
     </w:p>
     <w:p>
@@ -4728,7 +4731,7 @@
         <w:t xml:space="preserve"> </w:t>
       </w:r>
       <w:r>
-        <w:t xml:space="preserve">Nothing helped meaningfully: more windows per subject made it worse (I had expected harder triplet mining to help — it didn't), a stronger centre-loss made it worse, a wider margin was identical. The only nominal improvement, doubling the epochs, lowered validation EER by 0.003 — well inside the noise of an 11-person fold.</w:t>
+        <w:t xml:space="preserve">Nothing helped meaningfully. More windows per subject made it worse, which surprised me — I'd expected harder triplet mining to help. A stronger centre-loss made it worse too, and a wider margin was identical. The only nominal gain was doubling the epochs, lowering validation EER by 0.003, well inside the noise of an 11-person fold.</w:t>
       </w:r>
     </w:p>
     <w:p>
@@ -4749,7 +4752,7 @@
         <w:t xml:space="preserve"> </w:t>
       </w:r>
       <w:r>
-        <w:t xml:space="preserve">Following the protocol, I ran the validation winner (120 epochs) once on the 16 test people: it generalised</w:t>
+        <w:t xml:space="preserve">Following the protocol, I ran the validation winner (120 epochs) once on the 16 test people. It generalised</w:t>
       </w:r>
       <w:r>
         <w:t xml:space="preserve"> </w:t>
@@ -4762,10 +4765,7 @@
         <w:t xml:space="preserve">worse</w:t>
       </w:r>
       <w:r>
-        <w:t xml:space="preserve"> </w:t>
-      </w:r>
-      <w:r>
-        <w:t xml:space="preserve">and far less steadily — primary EER 0.161 ± 0.087 vs the original's 0.142 ± 0.028, ensemble 0.113 ± 0.038 vs 0.102 ± 0.010, with one seed sliding to 0.284. That is exactly what overfitting a small validation fold looks like; the 0.003 gain was noise, and acting on it would have hurt. So I kept the original, now backed by evidence.</w:t>
+        <w:t xml:space="preserve">, and far less steadily: primary EER 0.161 ± 0.087 against the original's 0.142 ± 0.028, ensemble 0.113 ± 0.038 against 0.102 ± 0.010, with one seed sliding all the way to 0.284. That is what overfitting a small validation fold looks like: the 0.003 gain was noise, and acting on it would have hurt. So I kept the original, now backed by evidence.</w:t>
       </w:r>
     </w:p>
     <w:p>
@@ -4786,7 +4786,7 @@
         <w:t xml:space="preserve"> </w:t>
       </w:r>
       <w:r>
-        <w:t xml:space="preserve">(final loss ≈ the margin in every row). The triplets are essentially all satisfied to the margin, so the bottleneck isn't optimisation — it is the information in an 11-key password (§4.3). The system is on a plateau; more epochs, samples or margin can't extract a signal that isn't in the data — the strongest argument for free text (§10).</w:t>
+        <w:t xml:space="preserve">(final loss ≈ the margin in every row). The triplets are essentially all satisfied, so the bottleneck isn't optimisation but the information in an 11-key password (§4.3). The system is on a plateau: more epochs, samples or margin can't pull out a signal that isn't in the data. That's the strongest argument for free text (§10).</w:t>
       </w:r>
     </w:p>
     <w:p>
@@ -4794,7 +4794,7 @@
         <w:pStyle w:val="FirstParagraph"/>
       </w:pPr>
       <w:r>
-        <w:t xml:space="preserve">The value isn't a better number; it is the demonstration that the reported number is robust, plus an honest account of a failed tuning attempt, written down rather than hidden.</w:t>
+        <w:t xml:space="preserve">The value isn't a better number but a demonstration that the reported number is robust, plus an honest account of a tuning attempt that failed, written down rather than buried.</w:t>
       </w:r>
     </w:p>
     <w:p>
@@ -4830,7 +4830,7 @@
         <w:t xml:space="preserve"> </w:t>
       </w:r>
       <w:r>
-        <w:t xml:space="preserve">Each objective from §1.1 carried a checkable success condition. Tying the results back to them, before discussing what the headline number means:</w:t>
+        <w:t xml:space="preserve">Each objective from §1.1 carried a checkable success condition. Before I get into what the headline number means, here are the results tied back to them:</w:t>
       </w:r>
     </w:p>
     <w:tbl>
@@ -5098,7 +5098,7 @@
         <w:pStyle w:val="BodyText"/>
       </w:pPr>
       <w:r>
-        <w:t xml:space="preserve">All six were met; the substance of the project is in what the headline EER</w:t>
+        <w:t xml:space="preserve">All six were met. The substance is in what the headline EER</w:t>
       </w:r>
       <w:r>
         <w:t xml:space="preserve"> </w:t>
@@ -5147,13 +5147,13 @@
           <w:b/>
           <w:bCs/>
         </w:rPr>
-        <w:t xml:space="preserve">It authenticates</w:t>
-      </w:r>
-      <w:r>
-        <w:t xml:space="preserve"> </w:t>
-      </w:r>
-      <w:r>
-        <w:t xml:space="preserve">— well above chance (0.5), reaching 0.10–0.14 on people it never trained on, end to end through a live service.</w:t>
+        <w:t xml:space="preserve">It authenticates.</w:t>
+      </w:r>
+      <w:r>
+        <w:t xml:space="preserve"> </w:t>
+      </w:r>
+      <w:r>
+        <w:t xml:space="preserve">Well above chance (0.5), reaching 0.10–0.14 on people it never trained on, end to end through a live service.</w:t>
       </w:r>
     </w:p>
     <w:p>
@@ -5175,7 +5175,7 @@
         <w:t xml:space="preserve"> </w:t>
       </w:r>
       <w:r>
-        <w:t xml:space="preserve">on this small fixed-text benchmark — the headline scaled-Manhattan EER (14.2%) is above 9.6%. An honest negative, reported rather than hidden behind a kinder protocol.</w:t>
+        <w:t xml:space="preserve">on this small fixed-text benchmark: the headline scaled-Manhattan EER (14.2%) is above 9.6%. An honest negative, reported rather than hidden behind a kinder protocol.</w:t>
       </w:r>
     </w:p>
     <w:p>
@@ -5191,13 +5191,13 @@
           <w:b/>
           <w:bCs/>
         </w:rPr>
-        <w:t xml:space="preserve">The hybrid idea holds</w:t>
-      </w:r>
-      <w:r>
-        <w:t xml:space="preserve"> </w:t>
-      </w:r>
-      <w:r>
-        <w:t xml:space="preserve">— the ensemble inside the learned space (10.2%, ±1.0%) is both closer to the baseline and about three times steadier than the simple scorer on the same embeddings. That combination is the contribution, and the data back it.</w:t>
+        <w:t xml:space="preserve">The hybrid idea holds.</w:t>
+      </w:r>
+      <w:r>
+        <w:t xml:space="preserve"> </w:t>
+      </w:r>
+      <w:r>
+        <w:t xml:space="preserve">The ensemble inside the learned space (10.2%, ±1.0%) is both closer to the baseline and about three times steadier than the simple scorer on the same embeddings. That combination is the contribution, and the data back it up.</w:t>
       </w:r>
     </w:p>
     <w:p>
@@ -5205,7 +5205,7 @@
         <w:pStyle w:val="FirstParagraph"/>
       </w:pPr>
       <w:r>
-        <w:t xml:space="preserve">So a learned representation makes a classical verifier more reliable and nearly recovers a strong hand-tuned baseline, while — unlike the baseline — being open-set and content-independent, which is what a real product needs.</w:t>
+        <w:t xml:space="preserve">So a learned representation makes a classical verifier more reliable while staying open-set and content-independent, which is what a real product needs and the baseline is not.</w:t>
       </w:r>
     </w:p>
     <w:bookmarkEnd w:id="40"/>
@@ -5253,7 +5253,7 @@
         <w:t xml:space="preserve"> </w:t>
       </w:r>
       <w:r>
-        <w:t xml:space="preserve">factor: with a password it raises the bar for an attacker who only has stolen credentials, at no extra user effort, and run continuously it could catch session hijacking password-only systems can't see.</w:t>
+        <w:t xml:space="preserve">factor. Behind a password, it raises the bar for an attacker who only has stolen credentials, at no extra effort for the user; run continuously, it could catch session hijacking a password-only system never sees.</w:t>
       </w:r>
     </w:p>
     <w:p>
@@ -5275,7 +5275,7 @@
         <w:t xml:space="preserve"> </w:t>
       </w:r>
       <w:r>
-        <w:t xml:space="preserve">A small, reproducible data point on whether deep embeddings help on small keystroke datasets; the finding (embedding plus ensemble lowers variance and nearly matches the baseline open-set) is modest but real, and the fully reproducible pipeline is itself worth something in a field where reproducibility is often weak.</w:t>
+        <w:t xml:space="preserve">A small, reproducible data point on whether deep embeddings help on small keystroke datasets. The finding (embedding plus ensemble lowers variance and nearly matches the baseline open-set) is modest but real, and the fully reproducible pipeline is worth something on its own in a field where reproducibility is often weak.</w:t>
       </w:r>
     </w:p>
     <w:p>
@@ -5297,7 +5297,7 @@
         <w:t xml:space="preserve"> </w:t>
       </w:r>
       <w:r>
-        <w:t xml:space="preserve">A silent biometric needing no extra device could lower the barrier for people for whom passwords and tokens are a burden — with the consent and fail-safe safeguards of §8.</w:t>
+        <w:t xml:space="preserve">A silent biometric that needs no extra device could lower the barrier for people for whom passwords and tokens are a burden, with the §8 consent and fail-safe safeguards in place.</w:t>
       </w:r>
     </w:p>
     <w:bookmarkEnd w:id="41"/>
@@ -5315,7 +5315,7 @@
         <w:pStyle w:val="FirstParagraph"/>
       </w:pPr>
       <w:r>
-        <w:t xml:space="preserve">The conclusions hold only within these bounds: a single small public dataset (51 people, one 11-key password); a small CPU-trained model; fixed text only (the free-text claim is designed for but not yet measured on a real corpus); and a per-user threshold that ranks correctly but isn't yet on the fused score's scale (§7.6). The §4.6 ablation sharpens these rather than softening them — since no extra training, sampling or margin helped, the 11-key password, not the model or compute, is clearly the limit, which is why free text (§10) is the highest-value next step. None of this invalidates the measured EER, but each is a reason not to over-generalise from it.</w:t>
+        <w:t xml:space="preserve">The conclusions only hold within their bounds: a single small public dataset (51 people, one 11-key password), a small CPU-trained model, and fixed text only, since the free-text claim is designed for but not yet measured on a real corpus. The per-user threshold ranks correctly but isn't yet calibrated to the fused score's scale (§7.6). The §4.6 ablation sharpens these limits rather than softening them: because no extra training, sampling or margin helped, the 11-key password, not the model and not the compute, is clearly the ceiling, which is why free text (§10) is the highest-value next step. None of this invalidates the measured EER, but each is a reason not to over-generalise from it.</w:t>
       </w:r>
     </w:p>
     <w:p>
@@ -5341,7 +5341,7 @@
         <w:pStyle w:val="FirstParagraph"/>
       </w:pPr>
       <w:r>
-        <w:t xml:space="preserve">Six decisions mattered most:</w:t>
+        <w:t xml:space="preserve">Six decisions mattered most.</w:t>
       </w:r>
     </w:p>
     <w:p>
@@ -5363,7 +5363,7 @@
         <w:t xml:space="preserve"> </w:t>
       </w:r>
       <w:r>
-        <w:t xml:space="preserve">(§7.1) changed the meaning of every number here. Closed-set would have given a lower, more impressive, scientifically worthless EER. This cost a better-looking number and bought a defensible one — the single biggest reason the report can be trusted.</w:t>
+        <w:t xml:space="preserve">(§7.1) changed the meaning of every number in this report. Closed-set would have given a lower, more impressive, scientifically worthless EER. It cost a better-looking number and bought a defensible one — the biggest reason the report can be trusted at all.</w:t>
       </w:r>
     </w:p>
     <w:p>
@@ -5385,7 +5385,7 @@
         <w:t xml:space="preserve"> </w:t>
       </w:r>
       <w:r>
-        <w:t xml:space="preserve">rather than going pure-deep produced the actual positive finding, the variance reduction in §4.1. Without it I'd have only the 14.2% number and no contribution.</w:t>
+        <w:t xml:space="preserve">instead of going pure-deep produced the actual positive finding, the variance reduction in §4.1. Without it I'd have only the 14.2% number and no real contribution.</w:t>
       </w:r>
     </w:p>
     <w:p>
@@ -5407,7 +5407,7 @@
         <w:t xml:space="preserve"> </w:t>
       </w:r>
       <w:r>
-        <w:t xml:space="preserve">against the baseline, not the kinder ensemble number, kept the central comparison honest — fixing the metric before seeing which flattered me.</w:t>
+        <w:t xml:space="preserve">against the baseline, rather than the kinder ensemble number, kept the central comparison honest. I fixed the metric before I saw which one flattered me.</w:t>
       </w:r>
     </w:p>
     <w:p>
@@ -5423,13 +5423,13 @@
           <w:b/>
           <w:bCs/>
         </w:rPr>
-        <w:t xml:space="preserve">Training on local CPU not cloud GPU</w:t>
-      </w:r>
-      <w:r>
-        <w:t xml:space="preserve"> </w:t>
-      </w:r>
-      <w:r>
-        <w:t xml:space="preserve">(§1.5) gave the same result for £0 with no external dependency, and made it easier to reproduce.</w:t>
+        <w:t xml:space="preserve">Training on local CPU instead of cloud GPU</w:t>
+      </w:r>
+      <w:r>
+        <w:t xml:space="preserve"> </w:t>
+      </w:r>
+      <w:r>
+        <w:t xml:space="preserve">(§1.5) gave the same result for £0, with no external dependency, and made it easier to reproduce.</w:t>
       </w:r>
     </w:p>
     <w:p>
@@ -5451,7 +5451,7 @@
         <w:t xml:space="preserve"> </w:t>
       </w:r>
       <w:r>
-        <w:t xml:space="preserve">rather than stopping at the benchmark exposed the confidence-overflow crash (§7.5) that no unit test caught.</w:t>
+        <w:t xml:space="preserve">rather than stopping at the benchmark exposed the confidence-overflow crash (§7.5) no unit test caught.</w:t>
       </w:r>
     </w:p>
     <w:p>
@@ -5473,7 +5473,7 @@
         <w:t xml:space="preserve"> </w:t>
       </w:r>
       <w:r>
-        <w:t xml:space="preserve">(§4.6): nested validation nominally preferred a longer-trained model by 0.003 EER, but it generalised worse on the test set, so I kept the original and wrote up the failed tuning attempt.</w:t>
+        <w:t xml:space="preserve">(§4.6): nested validation nominally preferred a longer-trained model by 0.003 EER, but it generalised worse on the test set, so I kept the original and wrote up the failed attempt.</w:t>
       </w:r>
     </w:p>
     <w:p>
@@ -5507,7 +5507,7 @@
         <w:t xml:space="preserve">research/artifacts/problem_log.json</w:t>
       </w:r>
       <w:r>
-        <w:t xml:space="preserve">) of thirteen entries, each as problem → root cause → fix → how verified. The important ones weren't caught by a test passing but by asking whether a passing test meant what it claimed. The full log is below; two are then expanded.</w:t>
+        <w:t xml:space="preserve">) of thirteen entries, each as problem → root cause → fix → how verified. The important ones weren't caught by a test passing, but by asking whether a passing test actually meant what it claimed. The full log is below; two are expanded afterwards.</w:t>
       </w:r>
     </w:p>
     <w:tbl>
@@ -6602,7 +6602,7 @@
         <w:pStyle w:val="BodyText"/>
       </w:pPr>
       <w:r>
-        <w:t xml:space="preserve">Two are worth expanding, because they best show the habit of auditing a passing result rather than trusting it.</w:t>
+        <w:t xml:space="preserve">Two are worth expanding, because they best show the habit of auditing a passing result instead of trusting it.</w:t>
       </w:r>
     </w:p>
     <w:p>
@@ -6620,7 +6620,7 @@
         <w:t xml:space="preserve"> </w:t>
       </w:r>
       <w:r>
-        <w:t xml:space="preserve">The original evaluator trained the encoder on all 51 people and then measured EER per person, so the network had already met every test subject — not comparable to a published open-set baseline, and anyone reading the training loop would rightly dismiss it. The cause: there was no split by person, so the split protected the profile but not the representation. The fix was a seeded 35/16 split — train only on 35, evaluate only on the 16 held-out, with a runtime check that no test person leaks into training — verified by an automated no-leakage test and by the resulting EER (14.2%) being honestly above the baseline rather than implausibly low.</w:t>
+        <w:t xml:space="preserve">The original evaluator trained the encoder on all 51 people, then measured EER per person, so the network had already met every test subject. That isn't comparable to a published open-set baseline, and anyone reading the training loop would rightly bin the result. The cause was simple: with no split by person, the split protected the profile but not the representation. The fix was a seeded 35/16 split, training on 35 and evaluating only on the 16 held-out, with a runtime check that no test person leaks into training. It's verified by an automated no-leakage test, and by the resulting EER (14.2%) landing honestly above the baseline rather than implausibly below it.</w:t>
       </w:r>
     </w:p>
     <w:p>
@@ -6653,7 +6653,7 @@
         <w:t xml:space="preserve"> </w:t>
       </w:r>
       <w:r>
-        <w:t xml:space="preserve">endpoint returned HTTP 500 for a very consistent typist, and no unit test caught it: such a typist on a fixed 11-key password produces nearly identical embeddings, so the per-user threshold goes close to zero, the confidence sigmoid's exponent (</w:t>
+        <w:t xml:space="preserve">endpoint returned HTTP 500 for a very consistent typist, and no unit test caught it. Here's why: such a typist, on a fixed 11-key password, produces nearly identical embeddings, so the per-user threshold drops close to zero, the confidence sigmoid's exponent (</w:t>
       </w:r>
       <w:r>
         <w:rPr>
@@ -6677,7 +6677,7 @@
         <w:t xml:space="preserve"> </w:t>
       </w:r>
       <w:r>
-        <w:t xml:space="preserve">overflows. I clamped the exponent to a safe range (lossless — the sigmoid is flat there) and floored the threshold so no profile is degenerate, verified by a regression test and a live run that still ranks impostor above genuine. It was invisible to synthetic-data tests — synthetic embeddings have artificial spread; only real data on a real consistent typist exposed it — which makes it the clearest case in the project of why running the real system beats trusting the tests.</w:t>
+        <w:t xml:space="preserve">overflows. I clamped the exponent to a safe range (lossless, since the sigmoid is flat there) and floored the threshold so no profile can be degenerate, verified by a regression test and a live run that still ranks impostor above genuine. Synthetic embeddings have artificial spread, so the tests never hit it; only real data from a real consistent typist did. It's the clearest case in the project of why running the real system beats trusting the tests.</w:t>
       </w:r>
     </w:p>
     <w:p>
@@ -6685,7 +6685,7 @@
         <w:pStyle w:val="BodyText"/>
       </w:pPr>
       <w:r>
-        <w:t xml:space="preserve">The other eleven entries carry the same discipline (problem → root cause → fix → verified). The most consequential beyond these two: the same closed-set defect duplicated in the free-text path (#10, fixed as #1 was); the all-zero-timings column remap that stopped the real file training on nothing (#12); the evaluator that could fabricate a 0.0 EER on an empty test set, now raising instead (#11); the ensemble being dead code in the EER path until a second EER path was added (#2, the source of the 10.2% finding); and the arbitrary-code risk in model loading closed with</w:t>
+        <w:t xml:space="preserve">The other eleven carry the same discipline. The most consequential beyond these two: the closed-set defect duplicated in the free-text path (#10), the column remap that stopped the real file training on all-zero timings (#12), the empty-test-set guard that blocks a fabricated 0.0 EER (#11), the second EER path that turned the ensemble from dead code into the 10.2% finding (#2), and</w:t>
       </w:r>
       <w:r>
         <w:t xml:space="preserve"> </w:t>
@@ -6700,7 +6700,7 @@
         <w:t xml:space="preserve"> </w:t>
       </w:r>
       <w:r>
-        <w:t xml:space="preserve">(#13). Each is in</w:t>
+        <w:t xml:space="preserve">closing the arbitrary-code risk in model loading (#13). Each is in</w:t>
       </w:r>
       <w:r>
         <w:t xml:space="preserve"> </w:t>
@@ -6740,7 +6740,7 @@
         <w:pStyle w:val="FirstParagraph"/>
       </w:pPr>
       <w:r>
-        <w:t xml:space="preserve">Biometric authentication is ethically serious precisely because it works: a system that can recognise people by their behaviour can also watch them. I made several deliberate choices to stay on the right side of that line.</w:t>
+        <w:t xml:space="preserve">Biometric authentication is ethically serious for one reason: it works. A system that can recognise people by their behaviour can also watch them. I made several deliberate choices to stay on the right side of that line.</w:t>
       </w:r>
     </w:p>
     <w:p>
@@ -6758,7 +6758,7 @@
         <w:t xml:space="preserve"> </w:t>
       </w:r>
       <w:r>
-        <w:t xml:space="preserve">Under UK/EU GDPR (Article 9), biometric data processed to uniquely identify a person is special-category data — the most protected class. Article 4(14) explicitly includes behavioural characteristics, and regulators treat typing rhythm as one. So the moment this system identifies someone, the data it handles is special-category, which shaped the decisions below.</w:t>
+        <w:t xml:space="preserve">Under UK/EU GDPR (Article 9), biometric data processed to uniquely identify a person is special-category data, the most protected class. Article 4(14) explicitly includes behavioural characteristics, and regulators treat typing rhythm as one. So the moment this system identifies someone, the data it handles is special-category — which shaped the decisions below.</w:t>
       </w:r>
     </w:p>
     <w:p>
@@ -6776,7 +6776,7 @@
         <w:t xml:space="preserve"> </w:t>
       </w:r>
       <w:r>
-        <w:t xml:space="preserve">The headline result is measured entirely on the CMU benchmark, whose subjects are anonymised (s002, …) and consented to research use. I deliberately did not train the headline model on my game's users, which would have created fresh identifiable behavioural data with all its consent and storage duties.</w:t>
+        <w:t xml:space="preserve">The headline result is measured entirely on the CMU benchmark, whose subjects are anonymised (s002, and so on) and consented to research use. I deliberately did not train the headline model on my game's users, which would have created fresh identifiable behavioural data with all its consent and storage duties.</w:t>
       </w:r>
     </w:p>
     <w:p>
@@ -6794,7 +6794,7 @@
         <w:t xml:space="preserve"> </w:t>
       </w:r>
       <w:r>
-        <w:t xml:space="preserve">The product slice makes a user opt in before any window is captured; opting out wipes their profile. Consent is a stored, timestamped record — the GDPR principles of lawful basis and data minimisation put into the product, not just onto paper.</w:t>
+        <w:t xml:space="preserve">The product slice makes a user opt in before any window is captured, and opting out wipes their profile. Consent is a stored, timestamped record — the GDPR principles of lawful basis and data minimisation built into the product, not written on a policy page.</w:t>
       </w:r>
     </w:p>
     <w:p>
@@ -6812,7 +6812,7 @@
         <w:t xml:space="preserve"> </w:t>
       </w:r>
       <w:r>
-        <w:t xml:space="preserve">The inference service is stateless and logs no raw timings. The product stores the derived profile (embeddings and statistics) and an audit log of decisions (score, version, risk), never the raw stream of what someone typed. A stolen profile is far less sensitive than a recording of everything typed.</w:t>
+        <w:t xml:space="preserve">The inference service is stateless and logs no raw timings. The product stores the derived profile (embeddings and statistics) and an audit log of decisions (score, version, risk), never the raw stream of what someone typed. A stolen profile is far less sensitive than a recording of everything they typed.</w:t>
       </w:r>
     </w:p>
     <w:p>
@@ -6830,7 +6830,7 @@
         <w:t xml:space="preserve"> </w:t>
       </w:r>
       <w:r>
-        <w:t xml:space="preserve">Any outage or version mismatch returns "indeterminate" and forces another factor — it never defaults to "allow". That is an ethical choice as much as an engineering one.</w:t>
+        <w:t xml:space="preserve">Any outage or version mismatch returns "indeterminate" and forces another factor. It never defaults to "allow". That is an ethical choice as much as an engineering one.</w:t>
       </w:r>
     </w:p>
     <w:p>
@@ -6848,7 +6848,7 @@
         <w:t xml:space="preserve"> </w:t>
       </w:r>
       <w:r>
-        <w:t xml:space="preserve">The same technology that protects an account can, in the wrong hands, track or de-anonymise people by their typing. I frame it as opt-in protection the user controls, not covert surveillance, and report the error rates rather than hide them: a 10% EER system must never be sold as infallible.</w:t>
+        <w:t xml:space="preserve">The same technology that protects an account can, in the wrong hands, track or de-anonymise people by their typing. I frame it as opt-in protection the user controls, not covert surveillance, and report the error rates rather than hide them. A 10% EER system must never be sold as infallible.</w:t>
       </w:r>
     </w:p>
     <w:p>
@@ -6866,7 +6866,7 @@
         <w:t xml:space="preserve"> </w:t>
       </w:r>
       <w:r>
-        <w:t xml:space="preserve">This is a software project with no physical hazards; the risks are informational — data leakage (§8.4), wrongly rejecting genuine users (mitigated by fail-safe step-up, never the only factor), and over-claiming (mitigated by honest numbers). A short table is in Appendix E.</w:t>
+        <w:t xml:space="preserve">This is a software project with no physical hazards. The risks are informational: data leakage (§8.4), wrongly rejecting genuine users (mitigated by fail-safe step-up, never the only factor), and over-claiming (mitigated by honest numbers). A short table is in Appendix E.</w:t>
       </w:r>
     </w:p>
     <w:p>
@@ -6936,7 +6936,7 @@
         <w:t xml:space="preserve"> </w:t>
       </w:r>
       <w:r>
-        <w:t xml:space="preserve">The dataset is pinned by SHA-256, all randomness is seeded, and CPU training is deterministic — the same seed gives the same model bit-for-bit.</w:t>
+        <w:t xml:space="preserve">The dataset is pinned by SHA-256, all randomness is seeded, and CPU training is deterministic, so the same seed gives the same model bit-for-bit.</w:t>
       </w:r>
     </w:p>
     <w:p>
@@ -6954,7 +6954,7 @@
         <w:t xml:space="preserve"> </w:t>
       </w:r>
       <w:r>
-        <w:t xml:space="preserve">The model records its git commit and feature spec; the metrics file records the dataset SHA, the seeds and the same commit. Model-commit equals metrics-commit and pinned-SHA equals metrics-SHA, so result, data and code version are provably one triple.</w:t>
+        <w:t xml:space="preserve">The model records its git commit and feature spec; the metrics file records the dataset SHA, the seeds and the same commit. Model-commit equals metrics-commit, and pinned-SHA equals metrics-SHA, so the result, the data and the code version are provably one triple.</w:t>
       </w:r>
     </w:p>
     <w:p>
@@ -6990,7 +6990,7 @@
         <w:t xml:space="preserve"> </w:t>
       </w:r>
       <w:r>
-        <w:t xml:space="preserve">The served model embeds byte-identically to training, because featurization and encoder code are shared — no gap between the science measured and the product shipped.</w:t>
+        <w:t xml:space="preserve">The served model embeds byte-identically to training, because featurization and encoder code are shared — no gap between the science I measured and the product I shipped.</w:t>
       </w:r>
     </w:p>
     <w:p>
@@ -7025,7 +7025,7 @@
         <w:t xml:space="preserve"> </w:t>
       </w:r>
       <w:r>
-        <w:t xml:space="preserve">The moment this project turned a corner was when I stopped believing my own first result. My first evaluation gave an EER I was genuinely pleased with — until I read back through the training loop and realised the model had already seen, in training, the exact people I was testing it on. I hadn't cheated on purpose; the code had quietly handed me a flattering number and I'd been happy to take it. Forcing myself to treat a good result as something to attack — to ask "what would make this wrong?" before I celebrated — is the habit I'll keep from this more than any single technique. Redoing it as an open-set test (§7.1) cost me a nicer-looking number, and it's the decision I'm proudest of. It also drove home why biometrics are judged on EER and DET curves, not "accuracy": when you can fail in two opposite ways, one number hides the trade-off that actually matters.</w:t>
+        <w:t xml:space="preserve">The project turned a corner the moment I stopped believing my own first result. My first evaluation gave an EER I was genuinely pleased with, until I read back through the training loop and realised the model had already seen, in training, the exact people I was testing it on. I hadn't cheated on purpose; the code had quietly handed me a flattering number and I'd been happy to take it. Forcing myself to treat a good result as something to attack, to ask "what would make this wrong?" before celebrating, is the habit I'll keep more than any single technique. Redoing it open-set (§7.1) cost me a nicer-looking number, and it's the decision I'm proudest of. It also drove home why biometrics are judged on EER and DET curves, not "accuracy": when you can fail in two opposite ways, one number hides the trade-off that matters.</w:t>
       </w:r>
     </w:p>
     <w:p>
@@ -7043,7 +7043,7 @@
         <w:t xml:space="preserve"> </w:t>
       </w:r>
       <w:r>
-        <w:t xml:space="preserve">Hashing the dataset, fixing every seed and stamping the git commit into each file all felt like a chore while I did them — until the day I could rebuild the entire headline result with one command, and it became the thing I trusted most about the whole project. I also learned that running the real system catches what tests don't: the crash in §7.5 sailed through every unit test and only showed up when a real, very consistent typist hit the live endpoint.</w:t>
+        <w:t xml:space="preserve">Hashing the dataset, fixing every seed and stamping the git commit into each file felt like a chore while I did them. Then came the day I could rebuild the entire headline result with one command, and it became the thing I trusted most. Running the real system also catches what tests don't: the crash in §7.5 sailed through every unit test and only showed up when a real, very consistent typist hit the live endpoint.</w:t>
       </w:r>
     </w:p>
     <w:p>
@@ -7061,7 +7061,7 @@
         <w:t xml:space="preserve"> </w:t>
       </w:r>
       <w:r>
-        <w:t xml:space="preserve">With no mentor, every check on my work was one I had to run on myself. That's probably why I eventually caught the closed-set mistake — I'd trained myself to distrust my own results — but it's also exactly where working alone hurt: there was no one else to glance at it and say "hang on, aren't those your training subjects?" I was the person who made the mistake and the only person who could catch it, and for a while I just didn't.</w:t>
+        <w:t xml:space="preserve">With no mentor, every check on my work was one I ran on myself. That's probably why I eventually caught the closed-set mistake, since I'd trained myself to distrust my own results. It's also where working alone hurt: there was nobody else to glance over and say "hang on, aren't those your training subjects?" I made the mistake and was the only person who could catch it, and for a while I just didn't.</w:t>
       </w:r>
     </w:p>
     <w:p>
@@ -7095,7 +7095,7 @@
         <w:t xml:space="preserve"> </w:t>
       </w:r>
       <w:r>
-        <w:t xml:space="preserve">The 11-key password is the limiting factor (§4.3), and the ablation (§4.6) proved it — nothing I changed moved the result, so the ceiling is the data, not the model. The free-text pipeline is built and open-set-correct, but a real result needs a large public corpus (the Aalto 136-million-keystroke dataset). That is the clear next experiment.</w:t>
+        <w:t xml:space="preserve">The 11-key password is the limiting factor (§4.3), and the ablation (§4.6) proved it: nothing I changed moved the result, so the ceiling is the data, not the model. The free-text pipeline is built and open-set-correct, but a real result needs a large public corpus, the Aalto 136-million-keystroke dataset. The clear next experiment.</w:t>
       </w:r>
     </w:p>
     <w:p>
@@ -7117,7 +7117,7 @@
         <w:t xml:space="preserve"> </w:t>
       </w:r>
       <w:r>
-        <w:t xml:space="preserve">(§7.6) so the product's confidence percentage is meaningful, not just the ranking.</w:t>
+        <w:t xml:space="preserve">(§7.6) so the product's confidence percentage means something, not just the ranking.</w:t>
       </w:r>
     </w:p>
     <w:p>
@@ -7139,7 +7139,7 @@
         <w:t xml:space="preserve"> </w:t>
       </w:r>
       <w:r>
-        <w:t xml:space="preserve">Everything here ran on a laptop for £0; a bigger model on more data (following TypeNet) would test whether the hybrid's advantage holds as accuracy rises.</w:t>
+        <w:t xml:space="preserve">Everything here ran on a laptop for £0. A bigger model on more data, following TypeNet, would test whether the hybrid's advantage holds as accuracy rises.</w:t>
       </w:r>
     </w:p>
     <w:p>
@@ -7173,13 +7173,13 @@
           <w:b/>
           <w:bCs/>
         </w:rPr>
-        <w:t xml:space="preserve">What I'd change about how I worked.</w:t>
-      </w:r>
-      <w:r>
-        <w:t xml:space="preserve"> </w:t>
-      </w:r>
-      <w:r>
-        <w:t xml:space="preserve">Two things. First, I'd write the whole evaluation protocol down before writing any of the evaluator — the closed-set flaw survived as long as it did because the protocol only existed in my head, where it was easy to talk myself into a number I liked; on paper the leak would have been obvious. Second, I'd get a mentor or even one peer reviewer early on: saying a result out loud to someone who's allowed to doubt you catches things re-reading your own code never will, and it would have caught my biggest mistake far sooner.</w:t>
+        <w:t xml:space="preserve">What I'd change.</w:t>
+      </w:r>
+      <w:r>
+        <w:t xml:space="preserve"> </w:t>
+      </w:r>
+      <w:r>
+        <w:t xml:space="preserve">Two things. First, I'd write the whole evaluation protocol down before writing any of the evaluator. The closed-set flaw survived because the protocol only existed in my head, where it was easy to talk myself into a number I liked; on paper the leak would have been obvious. Second, I'd get a mentor, or even one peer reviewer, early on. Saying a result out loud to someone allowed to doubt you catches what re-reading your own code never will, and it would have caught my biggest mistake far sooner.</w:t>
       </w:r>
     </w:p>
     <w:p>
@@ -7204,7 +7204,7 @@
         <w:pStyle w:val="FirstParagraph"/>
       </w:pPr>
       <w:r>
-        <w:t xml:space="preserve">I set out to find, honestly and reproducibly, whether a deep embedding of typing rhythm plus a classical verifier can authenticate a person on the CMU benchmark, and how it compares with the published 9.6%. Under a strict open-set protocol on 16 people the model never saw, it reached 14.2% EER with the comparable scaled-Manhattan metric and 10.2% with the full ensemble — the ensemble both closer to the baseline and three times steadier. The headline comparison is an honest near-miss; the real finding is that a learned representation makes a classical verifier more reliable and nearly recovers a strong hand-tuned baseline while staying open-set and content-independent. What lasts is less the number than how it was reached: an evaluation that doesn't flatter itself, thirteen problems found and fixed (one a unit test would never have caught), an ethics section that treats biometric data as special-category data, and a result anyone can regenerate with one command.</w:t>
+        <w:t xml:space="preserve">I set out to find, honestly and reproducibly, whether a deep embedding of typing rhythm plus a classical verifier can authenticate a person on the CMU benchmark, and how it compares with the published 9.6%. Under a strict open-set protocol, on 16 people the model never saw, it reached 14.2% EER with the comparable scaled-Manhattan metric and 10.2% with the full ensemble, the ensemble both closer to the baseline and three times steadier. The headline comparison is an honest near-miss. The real finding is that a learned representation makes a classical verifier more reliable and nearly recovers a strong hand-tuned baseline, while staying open-set and content-independent. What lasts here is less the number than how it was reached: an evaluation that doesn't flatter itself, thirteen problems found and fixed (one no unit test would have caught), an ethics section that treats biometric data as special-category data, and a result anyone can regenerate with one command.</w:t>
       </w:r>
     </w:p>
     <w:p>
@@ -7212,7 +7212,7 @@
         <w:pStyle w:val="BodyText"/>
       </w:pPr>
       <w:r>
-        <w:t xml:space="preserve">For me, this turned a frustrating personal experience — watching a stolen password defeat an account as if it belonged to the attacker — into something useful: a working, honestly-measured demonstration that the way a person types can be a quiet extra layer of defence. The next step is free-text, continuous verification, where the signal is far richer — and eventually an opt-in, user-controlled feature in the game it grew out of.</w:t>
+        <w:t xml:space="preserve">For me, this turned a frustrating personal experience, watching a stolen password defeat an account as if it belonged to the attacker, into something useful: a working, honestly-measured demonstration that the way a person types can be a quiet extra layer of defence. The next step is free-text, continuous verification, where the signal is far richer, and eventually an opt-in, user-controlled feature in the game it grew out of.</w:t>
       </w:r>
     </w:p>
     <w:p>
@@ -7237,7 +7237,7 @@
         <w:pStyle w:val="FirstParagraph"/>
       </w:pPr>
       <w:r>
-        <w:t xml:space="preserve">This follows CREST's AI policy, which allows AI help as long as it is original (not whole AI-written sections passed off as your own), attributed, and explained.</w:t>
+        <w:t xml:space="preserve">This follows CREST's AI policy, which allows AI help as long as the work is original (not whole AI-written sections passed off as your own), attributed, and explained.</w:t>
       </w:r>
     </w:p>
     <w:p>
@@ -7277,13 +7277,13 @@
           <w:i/>
           <w:iCs/>
         </w:rPr>
-        <w:t xml:space="preserve">Code scaffolding and debugging</w:t>
-      </w:r>
-      <w:r>
-        <w:t xml:space="preserve"> </w:t>
-      </w:r>
-      <w:r>
-        <w:t xml:space="preserve">— first drafts of functions (the open-set split, figure scripts, profile builder) and help diagnosing bugs, all of which I reviewed, ran and tested; it produced no number in this report.</w:t>
+        <w:t xml:space="preserve">Code scaffolding and debugging:</w:t>
+      </w:r>
+      <w:r>
+        <w:t xml:space="preserve"> </w:t>
+      </w:r>
+      <w:r>
+        <w:t xml:space="preserve">first drafts of functions (the open-set split, the figure scripts, the profile builder) and help diagnosing bugs, all of which I reviewed, ran and tested; it produced no number in this report.</w:t>
       </w:r>
       <w:r>
         <w:t xml:space="preserve"> </w:t>
@@ -7293,13 +7293,13 @@
           <w:i/>
           <w:iCs/>
         </w:rPr>
-        <w:t xml:space="preserve">Finding references</w:t>
-      </w:r>
-      <w:r>
-        <w:t xml:space="preserve"> </w:t>
-      </w:r>
-      <w:r>
-        <w:t xml:space="preserve">— surfacing key papers (Killourhy–Maxion, TypeNet, FaceNet, Ledoit–Wolf, GDPR), which I checked against primary sources, dropping anything I couldn't verify.</w:t>
+        <w:t xml:space="preserve">Finding references:</w:t>
+      </w:r>
+      <w:r>
+        <w:t xml:space="preserve"> </w:t>
+      </w:r>
+      <w:r>
+        <w:t xml:space="preserve">surfacing key papers (Killourhy–Maxion, TypeNet, FaceNet, Ledoit–Wolf, GDPR), checked against primary sources, dropping any I couldn't verify.</w:t>
       </w:r>
       <w:r>
         <w:t xml:space="preserve"> </w:t>
@@ -7309,13 +7309,13 @@
           <w:i/>
           <w:iCs/>
         </w:rPr>
-        <w:t xml:space="preserve">Drafting</w:t>
-      </w:r>
-      <w:r>
-        <w:t xml:space="preserve"> </w:t>
-      </w:r>
-      <w:r>
-        <w:t xml:space="preserve">— organising the report and producing draft prose, which I edited into my own voice, fact-checked, and completed with the personal parts only I can write.</w:t>
+        <w:t xml:space="preserve">Drafting:</w:t>
+      </w:r>
+      <w:r>
+        <w:t xml:space="preserve"> </w:t>
+      </w:r>
+      <w:r>
+        <w:t xml:space="preserve">organising the report and producing draft prose, which I edited into my own voice, fact-checked, and finished with the personal parts only I can write.</w:t>
       </w:r>
     </w:p>
     <w:p>
@@ -7333,7 +7333,7 @@
         <w:t xml:space="preserve"> </w:t>
       </w:r>
       <w:r>
-        <w:t xml:space="preserve">I set the direction and made every design decision — the open-set protocol, the hybrid architecture, the honesty rules, the ethics stance. I ran all the code, read the diffs, and checked every "verified" claim against a test or run. Where the AI's first attempt was wrong — the early closed-set evaluation — I spotted the flaw and directed the fix (§7.1). The judgements, and the responsibility, are mine.</w:t>
+        <w:t xml:space="preserve">I set the direction and made every design decision: the open-set protocol, the hybrid architecture, the honesty rules, the ethics stance. I ran all the code, read the diffs, and checked every "verified" claim against a test or a run. Where the AI's first attempt was wrong — the early closed-set evaluation — I spotted the flaw and directed the fix (§7.1). The judgements are mine, and so is the responsibility.</w:t>
       </w:r>
     </w:p>
     <w:p>
@@ -7361,7 +7361,7 @@
         <w:t xml:space="preserve"> </w:t>
       </w:r>
       <w:r>
-        <w:t xml:space="preserve">That is the kind of direction I gave: the science came from me.</w:t>
+        <w:t xml:space="preserve">That is the kind of direction I gave. The science came from me.</w:t>
       </w:r>
     </w:p>
     <w:p>
@@ -7379,7 +7379,7 @@
         <w:t xml:space="preserve"> </w:t>
       </w:r>
       <w:r>
-        <w:t xml:space="preserve">I haven't attached raw transcripts. The evidence that the work is mine is this statement and the prompt above, the git history (dated commits showing the decisions, dead-ends and edits, which an AI can't retrofit), and the fact that every result regenerates from my own code (§9).</w:t>
+        <w:t xml:space="preserve">I haven't attached raw transcripts. The evidence that the work is mine: this statement and the prompt above, the git history (dated commits showing the decisions, dead-ends and edits, which an AI can't retrofit), and the fact that every result regenerates from my own code (§9).</w:t>
       </w:r>
     </w:p>
     <w:p>

--- a/CREST_Gold_Report.docx
+++ b/CREST_Gold_Report.docx
@@ -233,7 +233,7 @@
               <w:pStyle w:val="Compact"/>
             </w:pPr>
             <w:r>
-              <w:t xml:space="preserve">≈ 10,400 words</w:t>
+              <w:t xml:space="preserve">≈ 11,300 words</w:t>
             </w:r>
           </w:p>
         </w:tc>
@@ -334,7 +334,7 @@
         <w:t xml:space="preserve">.tie5Roanl</w:t>
       </w:r>
       <w:r>
-        <w:t xml:space="preserve">. The protocol was strict open-set, so I trained on 35 people and tested only on the 16 the model never saw, and the result measures how well it generalises to new users. Over three seeds it reached an Equal Error Rate (EER) of 14.2% ± 2.8% with the scaled-Manhattan scorer, the metric you can put next to the published 9.6% baseline, and 10.2% ± 1.0% with the full ensemble. The honest headline is a near-miss, not a win: on this small fixed-text benchmark the deep model does not beat the 2009 classical baseline. The contribution is what that honest measurement buys — a reproducible, open-set test of a hybrid design (a classical verifier run inside a learned embedding space) on people the model never trained on, in which the ensemble holds steadier from seed to seed than the simple scorer on the same embeddings (an internal SD comparison, 1.0% vs 2.8%, not a claim against the baseline's across-subject spread). With only three seeds that steadiness is indicative rather than a strong statistical result, and the report treats it that way. The report also documents the closed-set mistake that would have handed me a better-looking but meaningless number (§7.1), twelve other problems found and fixed, the ablation behind the headline setting, and an ethics section treating biometric data as the special-category data it legally is.</w:t>
+        <w:t xml:space="preserve">. The protocol was strict open-set, so I trained on 35 people and tested only on the 16 the model never saw, and the result measures how well it generalises to new users. Over three seeds it reached an Equal Error Rate (EER) of 14.2% ± 2.8% with the scaled-Manhattan scorer, the metric you can put next to the published 9.6% baseline, and 10.2% ± 1.0% with the full ensemble. The honest headline is a near-miss, not a win: on this small fixed-text benchmark the deep model does not beat the 2009 classical baseline. The contribution is what that honest measurement buys — a reproducible, open-set test of a hybrid design (a classical verifier run inside a learned embedding space) on people the model never trained on, in which the ensemble holds steadier from seed to seed than the simple scorer on the same embeddings (an internal SD comparison, 1.0% vs 2.8%, not a claim against the baseline's across-subject spread). With only three seeds that steadiness is indicative rather than a strong statistical result, and the report treats it that way. A component ablation traces the ensemble's edge specifically to the Ledoit–Wolf Mahalanobis term inside the learned space, not to the averaging of three distances. The report also documents the closed-set mistake that would have handed me a better-looking but meaningless number (§7.1), twelve other problems found and fixed, the ablation behind the headline setting, and an ethics section treating biometric data as the special-category data it legally is.</w:t>
       </w:r>
     </w:p>
     <w:p>
@@ -3565,7 +3565,7 @@
         <w:t xml:space="preserve"> </w:t>
       </w:r>
       <w:r>
-        <w:t xml:space="preserve">— a recurrent layer (64 each way → 128) reads the sequence in both directions, catching longer-range cadence.</w:t>
+        <w:t xml:space="preserve">— a recurrent layer (GRU: Cho et al., 2014; 64 units each way → 128) reads the sequence in both directions, catching longer-range cadence.</w:t>
       </w:r>
     </w:p>
     <w:p>
@@ -3587,7 +3587,7 @@
         <w:t xml:space="preserve"> </w:t>
       </w:r>
       <w:r>
-        <w:t xml:space="preserve">— a single-head additive attention layer (a learned linear score per time step, soft-maxed over the valid keystrokes with a length mask) weights the time steps so the network learns which keystrokes matter; a linear layer projects to 128-D, and L2-normalisation puts the vector on the unit sphere.</w:t>
+        <w:t xml:space="preserve">— a single-head additive attention layer (additive attention: Bahdanau et al., 2015; a learned linear score per time step, soft-maxed over the valid keystrokes with a length mask) weights the time steps so the network learns which keystrokes matter; a linear layer projects to 128-D, and L2-normalisation puts the vector on the unit sphere.</w:t>
       </w:r>
     </w:p>
     <w:p>
@@ -3595,7 +3595,7 @@
         <w:pStyle w:val="FirstParagraph"/>
       </w:pPr>
       <w:r>
-        <w:t xml:space="preserve">I chose CNN + BiGRU + attention over a Transformer deliberately. I didn't benchmark a Transformer head-to-head; I judged from the ratio of parameters to data that one would overfit 51 people typing a single password, where this smaller design is data-efficient and reproducible. The network has exactly 83,505 parameters (0.32 MB stored as float32) — small enough to train to roughly 10% open-set EER on a laptop CPU in minutes, with little room to overfit a 51-person benchmark. On that same CPU it embeds one window in about 0.8 ms (mean of 200 runs, batch of one), so a verification is comfortably real-time.</w:t>
+        <w:t xml:space="preserve">I chose CNN + BiGRU + attention over a Transformer deliberately, and the choice is one of capacity against data rather than taste. The open-set split trains on 35 people, about 14,000 windows (35 × 400 reps), of one 11-key password — a narrow, low-diversity signal. This encoder carries 83,505 parameters; a comparable-depth Transformer encoder runs several times larger, and on a benchmark with only 35 training identities and a single password that extra capacity has little real signal to fit and ample room to memorise. I didn't benchmark a Transformer head-to-head, so I hold this as a reasoned design decision, not a measured one — but the parameter-to-task ratio is exactly the regime where the literature expects a Transformer to overfit and a smaller, data-efficient model to generalise better. The network has exactly 83,505 parameters (0.32 MB stored as float32) — small enough to train to roughly 10% open-set EER on a laptop CPU in minutes, with little room to overfit a 51-person benchmark. On that same CPU it embeds one window in about 0.8 ms (mean of 200 runs, batch of one), so a verification is comfortably real-time.</w:t>
       </w:r>
     </w:p>
     <w:bookmarkEnd w:id="26"/>
@@ -3613,7 +3613,7 @@
         <w:pStyle w:val="FirstParagraph"/>
       </w:pPr>
       <w:r>
-        <w:t xml:space="preserve">I train with batch-hard triplet loss (margin 0.2) plus a small center-loss term (weight 0.01), using Adam at a 1e-3 learning rate for 60 epochs. Each mini-batch is built from 16 people with 2 windows each (a batch of 32); distances are squared-Euclidean on the L2-normalised embeddings, and batch-hard mining picks, for each anchor, the hardest positive (the farthest same-person window in the batch) and the hardest negative (the closest different-person one). Training is deterministic (global seed, single-process loader), so the same seed reproduces the same weights bit-for-bit on CPU. A test checks that same-person embeddings end up closer than different-person ones (O2), guarding against a collapsed encoder.</w:t>
+        <w:t xml:space="preserve">I train with batch-hard triplet loss (margin 0.2) plus a small center-loss term (weight 0.01), using Adam (Kingma &amp; Ba, 2015) at a 1e-3 learning rate for 60 epochs. Each mini-batch is built from 16 people with 2 windows each (a batch of 32); distances are squared-Euclidean on the L2-normalised embeddings, and batch-hard mining picks, for each anchor, the hardest positive (the farthest same-person window in the batch) and the hardest negative (the closest different-person one). Training is deterministic (global seed, single-process loader), so the same seed reproduces the same weights bit-for-bit on CPU. A test checks that same-person embeddings end up closer than different-person ones (O2), guarding against a collapsed encoder.</w:t>
       </w:r>
     </w:p>
     <w:bookmarkEnd w:id="27"/>
@@ -3663,7 +3663,7 @@
         <w:t xml:space="preserve"> </w:t>
       </w:r>
       <w:r>
-        <w:t xml:space="preserve">128-D space, not on raw timings, and the same fusion code runs in research and the live service, so the EER I measured and the decision I ship are the same maths. (The headline scaled-Manhattan metric of §2.3 stays separate from this ensemble; it is the like-for-like comparator against the published baseline, not part of the fused score.)</w:t>
+        <w:t xml:space="preserve">128-D space, not on raw timings, and the same fusion code runs in research and the live service, so the EER I measured and the decision I ship are the same maths. (The headline scaled-Manhattan metric of §2.3 stays separate from this ensemble; it is the like-for-like comparator against the published baseline, not part of the fused score.) One caveat worth stating up front: because the three terms are fused unweighted, the Mahalanobis distance, which is numerically much larger in 128 dimensions, dominates the mean — a component ablation (§4.7) shows it carries essentially all of the ensemble's advantage.</w:t>
       </w:r>
     </w:p>
     <w:bookmarkEnd w:id="28"/>
@@ -3840,7 +3840,7 @@
     </w:p>
     <w:bookmarkEnd w:id="31"/>
     <w:bookmarkEnd w:id="32"/>
-    <w:bookmarkStart w:id="39" w:name="X121719332867ee227f0a04b486098cee978c6e6"/>
+    <w:bookmarkStart w:id="40" w:name="X121719332867ee227f0a04b486098cee978c6e6"/>
     <w:p>
       <w:pPr>
         <w:pStyle w:val="Heading1"/>
@@ -4012,7 +4012,7 @@
               <w:pStyle w:val="Compact"/>
             </w:pPr>
             <w:r>
-              <w:t xml:space="preserve">Full ensemble (secondary; Manhattan + NN + Mahalanobis)</w:t>
+              <w:t xml:space="preserve">Full ensemble (secondary; centroid-L1 + NN + Mahalanobis)</w:t>
             </w:r>
           </w:p>
         </w:tc>
@@ -4153,7 +4153,7 @@
         <w:t xml:space="preserve">direction</w:t>
       </w:r>
       <w:r>
-        <w:t xml:space="preserve">: averaging three distances pulls a steadier decision out of the same representation, which is the hybrid idea from §1.3 doing its job. Second, the honest open-set result sits</w:t>
+        <w:t xml:space="preserve">, and a component ablation (§4.7) pins down its source: the gain isn't the averaging but the Ledoit–Wolf Mahalanobis distance computed inside the learned space — a steadier, more accurate decision than scaled-Manhattan on the same embeddings, which is the hybrid idea from §1.3 doing its job. Second, the honest open-set result sits</w:t>
       </w:r>
       <w:r>
         <w:t xml:space="preserve"> </w:t>
@@ -4291,7 +4291,7 @@
         <w:t xml:space="preserve"> </w:t>
       </w:r>
       <w:r>
-        <w:t xml:space="preserve">it works, I projected the held-out 128-D embeddings down to 2-D with t-SNE (Fig C.2). Several people form tight, well-separated clusters, which confirms the encoder maps a person's typing to a consistent region even though it never trained on them. A denser middle region of overlap lines up with the high-EER people from §4.3, so the picture and the numbers agree.</w:t>
+        <w:t xml:space="preserve">it works, I projected the held-out 128-D embeddings down to 2-D with t-SNE (van der Maaten &amp; Hinton, 2008) (Fig C.2). Several people form tight, well-separated clusters, which confirms the encoder maps a person's typing to a consistent region even though it never trained on them. A denser middle region of overlap lines up with the high-EER people from §4.3, so the picture and the numbers agree.</w:t>
       </w:r>
     </w:p>
     <w:bookmarkEnd w:id="36"/>
@@ -4309,7 +4309,20 @@
         <w:pStyle w:val="FirstParagraph"/>
       </w:pPr>
       <w:r>
-        <w:t xml:space="preserve">Beyond the benchmark, I served the trained model and ran the real flow. A held-out person was enrolled, then genuine and impostor windows were verified over HTTP. The mean genuine score (3.10) came out clearly lower, meaning more genuine, than the mean impostor score (6.73). So the deployed model ranks impostors as less genuine than the real user, behaving the same live as in the notebook. This live test also turned up a real crash (§7.5).</w:t>
+        <w:t xml:space="preserve">Beyond the benchmark, I served the trained model and ran the real flow. A held-out person was enrolled, then genuine and impostor windows were verified over HTTP. The mean genuine score (3.10) came out clearly lower, meaning more genuine, than the mean impostor score (6.73). So the deployed model ranks impostors as less genuine than the real user, behaving the same live as in the notebook. This is a single-user</w:t>
+      </w:r>
+      <w:r>
+        <w:t xml:space="preserve"> </w:t>
+      </w:r>
+      <w:r>
+        <w:rPr>
+          <w:b/>
+          <w:bCs/>
+        </w:rPr>
+        <w:t xml:space="preserve">smoke test</w:t>
+      </w:r>
+      <w:r>
+        <w:t xml:space="preserve">, not a result: it shows the wiring works end to end and the maths matches the offline run, not that the system performs well on a population of real users. The headline EER (§4.1) remains the evidence of performance; a real user study, with the §8 consent flow, is future work (§10). The smoke test also turned up a real crash (§7.5).</w:t>
       </w:r>
     </w:p>
     <w:bookmarkEnd w:id="37"/>
@@ -4768,6 +4781,182 @@
         <w:t xml:space="preserve">The value isn't a better number but a demonstration that the reported number is robust, plus an honest account of a tuning attempt that failed, written down rather than buried.</w:t>
       </w:r>
     </w:p>
+    <w:bookmarkEnd w:id="38"/>
+    <w:bookmarkStart w:id="39" w:name="X10204ff4d881bf5e1fd68a86df3626fc192b619"/>
+    <w:p>
+      <w:pPr>
+        <w:pStyle w:val="Heading2"/>
+      </w:pPr>
+      <w:r>
+        <w:t xml:space="preserve">4.7 Which distance carries the ensemble? A component ablation</w:t>
+      </w:r>
+    </w:p>
+    <w:p>
+      <w:pPr>
+        <w:pStyle w:val="FirstParagraph"/>
+      </w:pPr>
+      <w:r>
+        <w:t xml:space="preserve">The ensemble fuses three distances, so before crediting "averaging" for the gain in §4.1 I tested which term actually earns it, by dropping each in turn and re-scoring the same held-out embeddings (mean over the three seeds, same 16 people):</w:t>
+      </w:r>
+    </w:p>
+    <w:tbl>
+      <w:tblPr>
+        <w:tblStyle w:val="Table"/>
+        <w:tblW w:type="auto" w:w="0"/>
+        <w:tblLook w:firstRow="1" w:lastRow="0" w:firstColumn="0" w:lastColumn="0" w:noHBand="0" w:noVBand="0" w:val="0020"/>
+      </w:tblPr>
+      <w:tblGrid>
+        <w:gridCol w:w="3960"/>
+        <w:gridCol w:w="3960"/>
+      </w:tblGrid>
+      <w:tr>
+        <w:trPr>
+          <w:tblHeader w:val="on"/>
+        </w:trPr>
+        <w:tc>
+          <w:tcPr/>
+          <w:p>
+            <w:pPr>
+              <w:pStyle w:val="Compact"/>
+            </w:pPr>
+            <w:r>
+              <w:t xml:space="preserve">Ensemble variant</w:t>
+            </w:r>
+          </w:p>
+        </w:tc>
+        <w:tc>
+          <w:tcPr/>
+          <w:p>
+            <w:pPr>
+              <w:pStyle w:val="Compact"/>
+            </w:pPr>
+            <w:r>
+              <w:t xml:space="preserve">EER (mean of 3 seeds)</w:t>
+            </w:r>
+          </w:p>
+        </w:tc>
+      </w:tr>
+      <w:tr>
+        <w:tc>
+          <w:tcPr/>
+          <w:p>
+            <w:pPr>
+              <w:pStyle w:val="Compact"/>
+            </w:pPr>
+            <w:r>
+              <w:t xml:space="preserve">Full (centroid-L1 + k-NN + Mahalanobis)</w:t>
+            </w:r>
+          </w:p>
+        </w:tc>
+        <w:tc>
+          <w:tcPr/>
+          <w:p>
+            <w:pPr>
+              <w:pStyle w:val="Compact"/>
+            </w:pPr>
+            <w:r>
+              <w:t xml:space="preserve">0.1016</w:t>
+            </w:r>
+          </w:p>
+        </w:tc>
+      </w:tr>
+      <w:tr>
+        <w:tc>
+          <w:tcPr/>
+          <w:p>
+            <w:pPr>
+              <w:pStyle w:val="Compact"/>
+            </w:pPr>
+            <w:r>
+              <w:t xml:space="preserve">− drop centroid-L1 (k-NN + Mahalanobis)</w:t>
+            </w:r>
+          </w:p>
+        </w:tc>
+        <w:tc>
+          <w:tcPr/>
+          <w:p>
+            <w:pPr>
+              <w:pStyle w:val="Compact"/>
+            </w:pPr>
+            <w:r>
+              <w:t xml:space="preserve">0.1016</w:t>
+            </w:r>
+          </w:p>
+        </w:tc>
+      </w:tr>
+      <w:tr>
+        <w:tc>
+          <w:tcPr/>
+          <w:p>
+            <w:pPr>
+              <w:pStyle w:val="Compact"/>
+            </w:pPr>
+            <w:r>
+              <w:t xml:space="preserve">− drop k-NN (centroid-L1 + Mahalanobis)</w:t>
+            </w:r>
+          </w:p>
+        </w:tc>
+        <w:tc>
+          <w:tcPr/>
+          <w:p>
+            <w:pPr>
+              <w:pStyle w:val="Compact"/>
+            </w:pPr>
+            <w:r>
+              <w:t xml:space="preserve">0.1016</w:t>
+            </w:r>
+          </w:p>
+        </w:tc>
+      </w:tr>
+      <w:tr>
+        <w:tc>
+          <w:tcPr/>
+          <w:p>
+            <w:pPr>
+              <w:pStyle w:val="Compact"/>
+            </w:pPr>
+            <w:r>
+              <w:t xml:space="preserve">− drop Mahalanobis (centroid-L1 + k-NN)</w:t>
+            </w:r>
+          </w:p>
+        </w:tc>
+        <w:tc>
+          <w:tcPr/>
+          <w:p>
+            <w:pPr>
+              <w:pStyle w:val="Compact"/>
+            </w:pPr>
+            <w:r>
+              <w:t xml:space="preserve">0.1330</w:t>
+            </w:r>
+          </w:p>
+        </w:tc>
+      </w:tr>
+    </w:tbl>
+    <w:p>
+      <w:pPr>
+        <w:pStyle w:val="BodyText"/>
+      </w:pPr>
+      <w:r>
+        <w:t xml:space="preserve">The result is blunt and a little humbling. Removing the centroid-L1 or the nearest-neighbour term changes the EER by essentially nothing, while removing the Ledoit–Wolf Mahalanobis term throws most of the advantage away, back toward the 0.1422 primary scorer. So the honest mechanism behind the ensemble's edge isn't "averaging three distances" — it's the single Mahalanobis term, computed in the learned space. The other two are numerically swamped: a Mahalanobis distance in 128 dimensions is far larger in scale than a mean-absolute L1 term, so in an unweighted mean it dominates the ranking. The right way to read §4.1, then, is that a shrinkage-covariance Mahalanobis distance</w:t>
+      </w:r>
+      <w:r>
+        <w:t xml:space="preserve"> </w:t>
+      </w:r>
+      <w:r>
+        <w:rPr>
+          <w:i/>
+          <w:iCs/>
+        </w:rPr>
+        <w:t xml:space="preserve">inside the learned embedding</w:t>
+      </w:r>
+      <w:r>
+        <w:t xml:space="preserve"> </w:t>
+      </w:r>
+      <w:r>
+        <w:t xml:space="preserve">is what recovers most of the gap to the baseline, with lower seed-to-seed variance than scaled-Manhattan. That is a more specific claim than I started with, and it came from testing my own ensemble instead of trusting it — the same habit as §7.1. (It also flags a clear improvement: scale the three terms before fusing, so the centroid and nearest-neighbour distances can actually contribute.)</w:t>
+      </w:r>
+    </w:p>
     <w:p>
       <w:r>
         <w:pict>
@@ -4775,9 +4964,9 @@
         </w:pict>
       </w:r>
     </w:p>
-    <w:bookmarkEnd w:id="38"/>
     <w:bookmarkEnd w:id="39"/>
-    <w:bookmarkStart w:id="43" w:name="X735612638e4e736e4693e459c258977262c0dfc"/>
+    <w:bookmarkEnd w:id="40"/>
+    <w:bookmarkStart w:id="44" w:name="X735612638e4e736e4693e459c258977262c0dfc"/>
     <w:p>
       <w:pPr>
         <w:pStyle w:val="Heading1"/>
@@ -5088,7 +5277,7 @@
         <w:t xml:space="preserve">against the baseline, which is the rest of this section.</w:t>
       </w:r>
     </w:p>
-    <w:bookmarkStart w:id="40" w:name="X327960fcd61cfeb1af7205cdc68a81242e99bfb"/>
+    <w:bookmarkStart w:id="41" w:name="X327960fcd61cfeb1af7205cdc68a81242e99bfb"/>
     <w:p>
       <w:pPr>
         <w:pStyle w:val="Heading2"/>
@@ -5162,13 +5351,13 @@
           <w:b/>
           <w:bCs/>
         </w:rPr>
-        <w:t xml:space="preserve">The hybrid idea holds.</w:t>
-      </w:r>
-      <w:r>
-        <w:t xml:space="preserve"> </w:t>
-      </w:r>
-      <w:r>
-        <w:t xml:space="preserve">The ensemble inside the learned space (10.2%, ±1.0%) is both closer to the baseline and steadier from seed to seed than the simple scorer on the same embeddings (SD 1.0% vs 2.8% across three seeds — an indicative internal comparison, not a claim against the baseline). That combination, measured honestly, is the contribution.</w:t>
+        <w:t xml:space="preserve">The hybrid idea holds, with a sharper mechanism than I first claimed.</w:t>
+      </w:r>
+      <w:r>
+        <w:t xml:space="preserve"> </w:t>
+      </w:r>
+      <w:r>
+        <w:t xml:space="preserve">The ensemble inside the learned space (10.2%, ±1.0%) is both closer to the baseline and steadier from seed to seed than the simple scorer on the same embeddings (SD 1.0% vs 2.8% across three seeds — indicative, not a significance claim). A component ablation (§4.7) traces that edge specifically to the Ledoit–Wolf Mahalanobis term inside the learned embedding, not to the averaging. A shrinkage-covariance verifier run inside a learned representation, measured honestly, is the contribution.</w:t>
       </w:r>
     </w:p>
     <w:p>
@@ -5179,8 +5368,8 @@
         <w:t xml:space="preserve">So a learned representation makes a classical verifier more reliable while staying open-set and content-independent, which is what a real product needs and the baseline is not.</w:t>
       </w:r>
     </w:p>
-    <w:bookmarkEnd w:id="40"/>
-    <w:bookmarkStart w:id="41" w:name="Xbe009feba3f3bfa1fed0bbbeb6c57d488993565"/>
+    <w:bookmarkEnd w:id="41"/>
+    <w:bookmarkStart w:id="42" w:name="Xbe009feba3f3bfa1fed0bbbeb6c57d488993565"/>
     <w:p>
       <w:pPr>
         <w:pStyle w:val="Heading2"/>
@@ -5287,8 +5476,8 @@
         <w:t xml:space="preserve">lower the barrier for people for whom passwords and tokens are a burden. I flag this as a hypothesis rather than a finding: I have not run an accessibility study, and a behavioural biometric also carries its own risks for people whose typing is less consistent (the high-EER subjects of §4.3 are a warning). It would need testing with the relevant users, and the §8 consent and fail-safe safeguards, before any such claim could be made.</w:t>
       </w:r>
     </w:p>
-    <w:bookmarkEnd w:id="41"/>
-    <w:bookmarkStart w:id="42" w:name="Xcb5d23797a5057262e99b0fd65106dea5f791fc"/>
+    <w:bookmarkEnd w:id="42"/>
+    <w:bookmarkStart w:id="43" w:name="Xcb5d23797a5057262e99b0fd65106dea5f791fc"/>
     <w:p>
       <w:pPr>
         <w:pStyle w:val="Heading2"/>
@@ -5312,9 +5501,9 @@
         </w:pict>
       </w:r>
     </w:p>
-    <w:bookmarkEnd w:id="42"/>
     <w:bookmarkEnd w:id="43"/>
-    <w:bookmarkStart w:id="44" w:name="X513a58a36683728cead1cad30c8becc341f7fc4"/>
+    <w:bookmarkEnd w:id="44"/>
+    <w:bookmarkStart w:id="45" w:name="X513a58a36683728cead1cad30c8becc341f7fc4"/>
     <w:p>
       <w:pPr>
         <w:pStyle w:val="Heading1"/>
@@ -5470,8 +5659,8 @@
         </w:pict>
       </w:r>
     </w:p>
-    <w:bookmarkEnd w:id="44"/>
-    <w:bookmarkStart w:id="45" w:name="Xd3c8456b1f69c8d59bab9a2f1a1d4f444664f79"/>
+    <w:bookmarkEnd w:id="45"/>
+    <w:bookmarkStart w:id="46" w:name="Xd3c8456b1f69c8d59bab9a2f1a1d4f444664f79"/>
     <w:p>
       <w:pPr>
         <w:pStyle w:val="Heading1"/>
@@ -6712,8 +6901,8 @@
         </w:pict>
       </w:r>
     </w:p>
-    <w:bookmarkEnd w:id="45"/>
-    <w:bookmarkStart w:id="46" w:name="Xab9fa4bc80f5918cf688aa50f05f166ca478394"/>
+    <w:bookmarkEnd w:id="46"/>
+    <w:bookmarkStart w:id="47" w:name="Xab9fa4bc80f5918cf688aa50f05f166ca478394"/>
     <w:p>
       <w:pPr>
         <w:pStyle w:val="Heading1"/>
@@ -6847,13 +7036,47 @@
           <w:b/>
           <w:bCs/>
         </w:rPr>
-        <w:t xml:space="preserve">8.7 Risk assessment.</w:t>
-      </w:r>
-      <w:r>
-        <w:t xml:space="preserve"> </w:t>
-      </w:r>
-      <w:r>
-        <w:t xml:space="preserve">This is a software project with no physical hazards. The risks are informational: data leakage (§8.4), wrongly rejecting genuine users (mitigated by fail-safe step-up, never the only factor), and over-claiming (mitigated by honest numbers). A short table is in Appendix E.</w:t>
+        <w:t xml:space="preserve">8.7 Unequal error rates across users.</w:t>
+      </w:r>
+      <w:r>
+        <w:t xml:space="preserve"> </w:t>
+      </w:r>
+      <w:r>
+        <w:t xml:space="preserve">My own results carry a fairness problem I have to name. The per-subject EER (§4.3) runs from 0.9% for the most distinctive typist to 33.5% for the least — roughly a 37-fold difference in how often the system fails a person, on the same model and the same password. A biometric whose error rate is not uniform across users is a textbook disparate-impact risk: the people it serves worst would, in a careless deployment, be wrongly rejected (or wrongly admitted) far more often than the population EER suggests, and the headline 14.2% hides that completely. This is the concrete, measured reason the system must never be a sole factor (§8.5), and the reason a real deployment needs a</w:t>
+      </w:r>
+      <w:r>
+        <w:t xml:space="preserve"> </w:t>
+      </w:r>
+      <w:r>
+        <w:rPr>
+          <w:i/>
+          <w:iCs/>
+        </w:rPr>
+        <w:t xml:space="preserve">per-user</w:t>
+      </w:r>
+      <w:r>
+        <w:t xml:space="preserve"> </w:t>
+      </w:r>
+      <w:r>
+        <w:t xml:space="preserve">error audit, not just an aggregate EER, before it is trusted. It is also the honest counterweight to the accessibility hope in §5.2: the same technology that might lower a barrier for some users could raise one for others whose typing is simply less consistent.</w:t>
+      </w:r>
+    </w:p>
+    <w:p>
+      <w:pPr>
+        <w:pStyle w:val="BodyText"/>
+      </w:pPr>
+      <w:r>
+        <w:rPr>
+          <w:b/>
+          <w:bCs/>
+        </w:rPr>
+        <w:t xml:space="preserve">8.8 Risk assessment.</w:t>
+      </w:r>
+      <w:r>
+        <w:t xml:space="preserve"> </w:t>
+      </w:r>
+      <w:r>
+        <w:t xml:space="preserve">This is a software project with no physical hazards. The risks are informational: data leakage (§8.4), wrongly rejecting genuine users (mitigated by fail-safe step-up, never the only factor), the unequal error rates just described (§8.7), and over-claiming (mitigated by honest numbers). A short table is in Appendix E.</w:t>
       </w:r>
     </w:p>
     <w:p>
@@ -6863,8 +7086,8 @@
         </w:pict>
       </w:r>
     </w:p>
-    <w:bookmarkEnd w:id="46"/>
-    <w:bookmarkStart w:id="47" w:name="X98a89c106ed9f2638afb1b26bc83e6508224fe9"/>
+    <w:bookmarkEnd w:id="47"/>
+    <w:bookmarkStart w:id="48" w:name="X98a89c106ed9f2638afb1b26bc83e6508224fe9"/>
     <w:p>
       <w:pPr>
         <w:pStyle w:val="Heading1"/>
@@ -6987,8 +7210,8 @@
         </w:pict>
       </w:r>
     </w:p>
-    <w:bookmarkEnd w:id="47"/>
-    <w:bookmarkStart w:id="48" w:name="Xa6888f1e7e59bf942ad7ff08e068e3bb653f0bc"/>
+    <w:bookmarkEnd w:id="48"/>
+    <w:bookmarkStart w:id="49" w:name="Xa6888f1e7e59bf942ad7ff08e068e3bb653f0bc"/>
     <w:p>
       <w:pPr>
         <w:pStyle w:val="Heading1"/>
@@ -7176,8 +7399,8 @@
         </w:pict>
       </w:r>
     </w:p>
-    <w:bookmarkEnd w:id="48"/>
-    <w:bookmarkStart w:id="49" w:name="Xeaa4c651f8c648c5f6d2f14150d82fc2f3873c8"/>
+    <w:bookmarkEnd w:id="49"/>
+    <w:bookmarkStart w:id="50" w:name="Xeaa4c651f8c648c5f6d2f14150d82fc2f3873c8"/>
     <w:p>
       <w:pPr>
         <w:pStyle w:val="Heading1"/>
@@ -7209,8 +7432,8 @@
         </w:pict>
       </w:r>
     </w:p>
-    <w:bookmarkEnd w:id="49"/>
-    <w:bookmarkStart w:id="50" w:name="X1ec40a90efdae3f3a2a38008e09e821fd6a2e8e"/>
+    <w:bookmarkEnd w:id="50"/>
+    <w:bookmarkStart w:id="51" w:name="X1ec40a90efdae3f3a2a38008e09e821fd6a2e8e"/>
     <w:p>
       <w:pPr>
         <w:pStyle w:val="Heading1"/>
@@ -7376,8 +7599,8 @@
         </w:pict>
       </w:r>
     </w:p>
-    <w:bookmarkEnd w:id="50"/>
-    <w:bookmarkStart w:id="57" w:name="X8241e2c2f4870e183c18f4839d5b00887fbb26d"/>
+    <w:bookmarkEnd w:id="51"/>
+    <w:bookmarkStart w:id="58" w:name="X8241e2c2f4870e183c18f4839d5b00887fbb26d"/>
     <w:p>
       <w:pPr>
         <w:pStyle w:val="Heading1"/>
@@ -7436,7 +7659,7 @@
       <w:r>
         <w:t xml:space="preserve"> </w:t>
       </w:r>
-      <w:hyperlink r:id="rId51">
+      <w:hyperlink r:id="rId52">
         <w:r>
           <w:rPr>
             <w:rStyle w:val="Hyperlink"/>
@@ -7627,7 +7850,7 @@
       <w:r>
         <w:t xml:space="preserve"> </w:t>
       </w:r>
-      <w:hyperlink r:id="rId52">
+      <w:hyperlink r:id="rId53">
         <w:r>
           <w:rPr>
             <w:rStyle w:val="Hyperlink"/>
@@ -7660,7 +7883,7 @@
       <w:r>
         <w:t xml:space="preserve"> </w:t>
       </w:r>
-      <w:hyperlink r:id="rId53">
+      <w:hyperlink r:id="rId54">
         <w:r>
           <w:rPr>
             <w:rStyle w:val="Hyperlink"/>
@@ -7733,7 +7956,7 @@
       <w:r>
         <w:t xml:space="preserve"> </w:t>
       </w:r>
-      <w:hyperlink r:id="rId54">
+      <w:hyperlink r:id="rId55">
         <w:r>
           <w:rPr>
             <w:rStyle w:val="Hyperlink"/>
@@ -7778,7 +8001,7 @@
       <w:r>
         <w:t xml:space="preserve"> </w:t>
       </w:r>
-      <w:hyperlink r:id="rId55">
+      <w:hyperlink r:id="rId56">
         <w:r>
           <w:rPr>
             <w:rStyle w:val="Hyperlink"/>
@@ -7840,7 +8063,7 @@
       <w:r>
         <w:t xml:space="preserve"> </w:t>
       </w:r>
-      <w:hyperlink r:id="rId56">
+      <w:hyperlink r:id="rId57">
         <w:r>
           <w:rPr>
             <w:rStyle w:val="Hyperlink"/>
@@ -7850,14 +8073,126 @@
       </w:hyperlink>
     </w:p>
     <w:p>
+      <w:pPr>
+        <w:pStyle w:val="Compact"/>
+        <w:numPr>
+          <w:ilvl w:val="0"/>
+          <w:numId w:val="1014"/>
+        </w:numPr>
+      </w:pPr>
+      <w:r>
+        <w:t xml:space="preserve">Cho, K., van Merriënboer, B., Gulcehre, C., Bahdanau, D., Bougares, F., Schwenk, H. &amp; Bengio, Y. (2014).</w:t>
+      </w:r>
+      <w:r>
+        <w:t xml:space="preserve"> </w:t>
+      </w:r>
+      <w:r>
+        <w:rPr>
+          <w:i/>
+          <w:iCs/>
+        </w:rPr>
+        <w:t xml:space="preserve">Learning Phrase Representations using RNN Encoder–Decoder for Statistical Machine Translation (GRU).</w:t>
+      </w:r>
+      <w:r>
+        <w:t xml:space="preserve"> </w:t>
+      </w:r>
+      <w:r>
+        <w:t xml:space="preserve">EMNLP 2014. arXiv:1406.1078.</w:t>
+      </w:r>
+    </w:p>
+    <w:p>
+      <w:pPr>
+        <w:pStyle w:val="Compact"/>
+        <w:numPr>
+          <w:ilvl w:val="0"/>
+          <w:numId w:val="1014"/>
+        </w:numPr>
+      </w:pPr>
+      <w:r>
+        <w:t xml:space="preserve">Bahdanau, D., Cho, K. &amp; Bengio, Y. (2015).</w:t>
+      </w:r>
+      <w:r>
+        <w:t xml:space="preserve"> </w:t>
+      </w:r>
+      <w:r>
+        <w:rPr>
+          <w:i/>
+          <w:iCs/>
+        </w:rPr>
+        <w:t xml:space="preserve">Neural Machine Translation by Jointly Learning to Align and Translate (additive attention).</w:t>
+      </w:r>
+      <w:r>
+        <w:t xml:space="preserve"> </w:t>
+      </w:r>
+      <w:r>
+        <w:t xml:space="preserve">ICLR 2015. arXiv:1409.0473.</w:t>
+      </w:r>
+    </w:p>
+    <w:p>
+      <w:pPr>
+        <w:pStyle w:val="Compact"/>
+        <w:numPr>
+          <w:ilvl w:val="0"/>
+          <w:numId w:val="1014"/>
+        </w:numPr>
+      </w:pPr>
+      <w:r>
+        <w:t xml:space="preserve">van der Maaten, L. &amp; Hinton, G. (2008).</w:t>
+      </w:r>
+      <w:r>
+        <w:t xml:space="preserve"> </w:t>
+      </w:r>
+      <w:r>
+        <w:rPr>
+          <w:i/>
+          <w:iCs/>
+        </w:rPr>
+        <w:t xml:space="preserve">Visualizing Data using t-SNE.</w:t>
+      </w:r>
+      <w:r>
+        <w:t xml:space="preserve"> </w:t>
+      </w:r>
+      <w:r>
+        <w:t xml:space="preserve">Journal of Machine Learning Research 9, 2579–2605.</w:t>
+      </w:r>
+    </w:p>
+    <w:p>
+      <w:pPr>
+        <w:pStyle w:val="Compact"/>
+        <w:numPr>
+          <w:ilvl w:val="0"/>
+          <w:numId w:val="1014"/>
+        </w:numPr>
+      </w:pPr>
+      <w:r>
+        <w:t xml:space="preserve">Kingma, D. P. &amp; Ba, J. (2015).</w:t>
+      </w:r>
+      <w:r>
+        <w:t xml:space="preserve"> </w:t>
+      </w:r>
+      <w:r>
+        <w:rPr>
+          <w:i/>
+          <w:iCs/>
+        </w:rPr>
+        <w:t xml:space="preserve">Adam: A Method for Stochastic Optimization.</w:t>
+      </w:r>
+      <w:r>
+        <w:t xml:space="preserve"> </w:t>
+      </w:r>
+      <w:r>
+        <w:t xml:space="preserve">ICLR 2015. arXiv:1412.6980.</w:t>
+      </w:r>
+    </w:p>
+    <w:p>
       <w:r>
         <w:pict>
           <v:rect style="width:0;height:1.5pt" o:hralign="center" o:hrstd="t" o:hr="t"/>
         </w:pict>
       </w:r>
     </w:p>
-    <w:bookmarkEnd w:id="57"/>
-    <w:bookmarkStart w:id="69" w:name="X3f9863923e1b43a065232fbb04e470f8d8aee1f"/>
+    <w:bookmarkEnd w:id="58"/>
+    <w:bookmarkStart w:id="70" w:name="X3f9863923e1b43a065232fbb04e470f8d8aee1f"/>
     <w:p>
       <w:pPr>
         <w:pStyle w:val="Heading1"/>
@@ -7866,7 +8201,7 @@
         <w:t xml:space="preserve">14. Appendices</w:t>
       </w:r>
     </w:p>
-    <w:bookmarkStart w:id="58" w:name="appendix-a--crest-criteria--section-map"/>
+    <w:bookmarkStart w:id="59" w:name="appendix-a--crest-criteria--section-map"/>
     <w:p>
       <w:pPr>
         <w:pStyle w:val="Heading2"/>
@@ -8074,7 +8409,7 @@
         <w:t xml:space="preserve"> </w:t>
       </w:r>
       <w:r>
-        <w:t xml:space="preserve">§2, §3, §3.6, §4.6 ·</w:t>
+        <w:t xml:space="preserve">§2, §3, §3.6, §4.6, §4.7 ·</w:t>
       </w:r>
       <w:r>
         <w:t xml:space="preserve"> </w:t>
@@ -8106,7 +8441,7 @@
         <w:t xml:space="preserve"> </w:t>
       </w:r>
       <w:r>
-        <w:t xml:space="preserve">§3.5, §1.3 ·</w:t>
+        <w:t xml:space="preserve">§3.5, §1.3, §4.7 ·</w:t>
       </w:r>
       <w:r>
         <w:t xml:space="preserve"> </w:t>
@@ -8141,8 +8476,8 @@
         <w:t xml:space="preserve">whole report (structure, abstract, tables, figures, glossary App. B)</w:t>
       </w:r>
     </w:p>
-    <w:bookmarkEnd w:id="58"/>
-    <w:bookmarkStart w:id="59" w:name="appendix-b--glossary"/>
+    <w:bookmarkEnd w:id="59"/>
+    <w:bookmarkStart w:id="60" w:name="appendix-b--glossary"/>
     <w:p>
       <w:pPr>
         <w:pStyle w:val="Heading2"/>
@@ -8361,8 +8696,8 @@
         <w:t xml:space="preserve">).</w:t>
       </w:r>
     </w:p>
-    <w:bookmarkEnd w:id="59"/>
-    <w:bookmarkStart w:id="66" w:name="appendix-c--full-results-and-figures"/>
+    <w:bookmarkEnd w:id="60"/>
+    <w:bookmarkStart w:id="67" w:name="appendix-c--full-results-and-figures"/>
     <w:p>
       <w:pPr>
         <w:pStyle w:val="Heading2"/>
@@ -9103,6 +9438,125 @@
         <w:pStyle w:val="BodyText"/>
       </w:pPr>
       <w:r>
+        <w:rPr>
+          <w:b/>
+          <w:bCs/>
+        </w:rPr>
+        <w:t xml:space="preserve">Provenance fingerprints (for independent verification).</w:t>
+      </w:r>
+      <w:r>
+        <w:t xml:space="preserve"> </w:t>
+      </w:r>
+      <w:r>
+        <w:t xml:space="preserve">So the result can be checked without the repository, the exact identifiers behind the numbers above:</w:t>
+      </w:r>
+    </w:p>
+    <w:p>
+      <w:pPr>
+        <w:pStyle w:val="Compact"/>
+        <w:numPr>
+          <w:ilvl w:val="0"/>
+          <w:numId w:val="1017"/>
+        </w:numPr>
+      </w:pPr>
+      <w:r>
+        <w:t xml:space="preserve">Dataset (</w:t>
+      </w:r>
+      <w:r>
+        <w:rPr>
+          <w:rStyle w:val="VerbatimChar"/>
+        </w:rPr>
+        <w:t xml:space="preserve">DSL-StrongPasswordData.csv</w:t>
+      </w:r>
+      <w:r>
+        <w:t xml:space="preserve">) SHA-256:</w:t>
+      </w:r>
+      <w:r>
+        <w:t xml:space="preserve"> </w:t>
+      </w:r>
+      <w:r>
+        <w:rPr>
+          <w:rStyle w:val="VerbatimChar"/>
+        </w:rPr>
+        <w:t xml:space="preserve">b11d23538b1865fa6ecf4e8b78567caa312e9c1027604bb022fcc6ad7eaa7a33</w:t>
+      </w:r>
+    </w:p>
+    <w:p>
+      <w:pPr>
+        <w:pStyle w:val="Compact"/>
+        <w:numPr>
+          <w:ilvl w:val="0"/>
+          <w:numId w:val="1017"/>
+        </w:numPr>
+      </w:pPr>
+      <w:r>
+        <w:t xml:space="preserve">Git commit of the recorded run:</w:t>
+      </w:r>
+      <w:r>
+        <w:t xml:space="preserve"> </w:t>
+      </w:r>
+      <w:r>
+        <w:rPr>
+          <w:rStyle w:val="VerbatimChar"/>
+        </w:rPr>
+        <w:t xml:space="preserve">13fafe8f039d969fd77734b67d2457d37c59f918</w:t>
+      </w:r>
+    </w:p>
+    <w:p>
+      <w:pPr>
+        <w:pStyle w:val="Compact"/>
+        <w:numPr>
+          <w:ilvl w:val="0"/>
+          <w:numId w:val="1017"/>
+        </w:numPr>
+      </w:pPr>
+      <w:r>
+        <w:t xml:space="preserve">Seeds 42 / 43 / 44 · embedding dim 128 · 60 epochs · CPU · ~23 min total</w:t>
+      </w:r>
+    </w:p>
+    <w:p>
+      <w:pPr>
+        <w:pStyle w:val="FirstParagraph"/>
+      </w:pPr>
+      <w:r>
+        <w:t xml:space="preserve">The model artifact and</w:t>
+      </w:r>
+      <w:r>
+        <w:t xml:space="preserve"> </w:t>
+      </w:r>
+      <w:r>
+        <w:rPr>
+          <w:rStyle w:val="VerbatimChar"/>
+        </w:rPr>
+        <w:t xml:space="preserve">metrics.json</w:t>
+      </w:r>
+      <w:r>
+        <w:t xml:space="preserve"> </w:t>
+      </w:r>
+      <w:r>
+        <w:t xml:space="preserve">both record this commit, and</w:t>
+      </w:r>
+      <w:r>
+        <w:t xml:space="preserve"> </w:t>
+      </w:r>
+      <w:r>
+        <w:rPr>
+          <w:rStyle w:val="VerbatimChar"/>
+        </w:rPr>
+        <w:t xml:space="preserve">metrics.json</w:t>
+      </w:r>
+      <w:r>
+        <w:t xml:space="preserve"> </w:t>
+      </w:r>
+      <w:r>
+        <w:t xml:space="preserve">records this SHA-256, so the data, the code version and the result are provably one triple (§9.3).</w:t>
+      </w:r>
+    </w:p>
+    <w:p>
+      <w:pPr>
+        <w:pStyle w:val="BodyText"/>
+      </w:pPr>
+      <w:r>
         <w:t xml:space="preserve">Both figures are generated by</w:t>
       </w:r>
       <w:r>
@@ -9154,18 +9608,18 @@
           <wp:inline>
             <wp:extent cx="5029200" cy="4572000"/>
             <wp:effectExtent b="0" l="0" r="0" t="0"/>
-            <wp:docPr descr="DET curve for the headline scaled-Manhattan scorer on the 16 held-out people, plotting FRR against FAR across all thresholds." title="" id="61" name="Picture"/>
+            <wp:docPr descr="DET curve for the headline scaled-Manhattan scorer on the 16 held-out people, plotting FRR against FAR across all thresholds." title="" id="62" name="Picture"/>
             <a:graphic>
               <a:graphicData uri="http://schemas.openxmlformats.org/drawingml/2006/picture">
                 <pic:pic>
                   <pic:nvPicPr>
-                    <pic:cNvPr descr="research/artifacts/det_curve.png" id="62" name="Picture"/>
+                    <pic:cNvPr descr="research/artifacts/det_curve.png" id="63" name="Picture"/>
                     <pic:cNvPicPr>
                       <a:picLocks noChangeArrowheads="1" noChangeAspect="1"/>
                     </pic:cNvPicPr>
                   </pic:nvPicPr>
                   <pic:blipFill>
-                    <a:blip r:embed="rId60"/>
+                    <a:blip r:embed="rId61"/>
                     <a:stretch>
                       <a:fillRect/>
                     </a:stretch>
@@ -9225,18 +9679,18 @@
           <wp:inline>
             <wp:extent cx="5334000" cy="4513384"/>
             <wp:effectExtent b="0" l="0" r="0" t="0"/>
-            <wp:docPr descr="t-SNE projection of the 16 held-out people's 128-D embeddings into two dimensions, coloured by person." title="" id="64" name="Picture"/>
+            <wp:docPr descr="t-SNE projection of the 16 held-out people's 128-D embeddings into two dimensions, coloured by person." title="" id="65" name="Picture"/>
             <a:graphic>
               <a:graphicData uri="http://schemas.openxmlformats.org/drawingml/2006/picture">
                 <pic:pic>
                   <pic:nvPicPr>
-                    <pic:cNvPr descr="research/artifacts/tsne.png" id="65" name="Picture"/>
+                    <pic:cNvPr descr="research/artifacts/tsne.png" id="66" name="Picture"/>
                     <pic:cNvPicPr>
                       <a:picLocks noChangeArrowheads="1" noChangeAspect="1"/>
                     </pic:cNvPicPr>
                   </pic:nvPicPr>
                   <pic:blipFill>
-                    <a:blip r:embed="rId63"/>
+                    <a:blip r:embed="rId64"/>
                     <a:stretch>
                       <a:fillRect/>
                     </a:stretch>
@@ -9275,8 +9729,8 @@
         <w:t xml:space="preserve">The 128-D embeddings of the 16 held-out people, projected to 2-D with t-SNE and coloured by person. Several people form tight, well-separated clusters even though the encoder never trained on them; the denser overlap region corresponds to the high-EER people of §4.3, so the picture and the numbers agree. See §4.4.</w:t>
       </w:r>
     </w:p>
-    <w:bookmarkEnd w:id="66"/>
-    <w:bookmarkStart w:id="67" w:name="appendix-d--code-and-artefact-map"/>
+    <w:bookmarkEnd w:id="67"/>
+    <w:bookmarkStart w:id="68" w:name="appendix-d--code-and-artefact-map"/>
     <w:p>
       <w:pPr>
         <w:pStyle w:val="Heading2"/>
@@ -9290,7 +9744,7 @@
         <w:pStyle w:val="Compact"/>
         <w:numPr>
           <w:ilvl w:val="0"/>
-          <w:numId w:val="1017"/>
+          <w:numId w:val="1018"/>
         </w:numPr>
       </w:pPr>
       <w:r>
@@ -9464,7 +9918,7 @@
         <w:pStyle w:val="Compact"/>
         <w:numPr>
           <w:ilvl w:val="0"/>
-          <w:numId w:val="1017"/>
+          <w:numId w:val="1018"/>
         </w:numPr>
       </w:pPr>
       <w:r>
@@ -9536,7 +9990,7 @@
         <w:pStyle w:val="Compact"/>
         <w:numPr>
           <w:ilvl w:val="0"/>
-          <w:numId w:val="1017"/>
+          <w:numId w:val="1018"/>
         </w:numPr>
       </w:pPr>
       <w:r>
@@ -9596,7 +10050,7 @@
         <w:pStyle w:val="Compact"/>
         <w:numPr>
           <w:ilvl w:val="0"/>
-          <w:numId w:val="1017"/>
+          <w:numId w:val="1018"/>
         </w:numPr>
       </w:pPr>
       <w:r>
@@ -9702,8 +10156,8 @@
         <w:t xml:space="preserve">(full citations).</w:t>
       </w:r>
     </w:p>
-    <w:bookmarkEnd w:id="67"/>
-    <w:bookmarkStart w:id="68" w:name="appendix-e--risk-assessment"/>
+    <w:bookmarkEnd w:id="68"/>
+    <w:bookmarkStart w:id="69" w:name="appendix-e--risk-assessment"/>
     <w:p>
       <w:pPr>
         <w:pStyle w:val="Heading2"/>
@@ -10023,8 +10477,8 @@
         <w:t xml:space="preserve">End of report. This document, together with the code, the metrics, the figures and the problem log, makes up the CREST Gold submission; the Student Profile Form maps each criterion to its page.</w:t>
       </w:r>
     </w:p>
-    <w:bookmarkEnd w:id="68"/>
     <w:bookmarkEnd w:id="69"/>
+    <w:bookmarkEnd w:id="70"/>
     <w:sectPr>
       <w:footnotePr>
         <w:numRestart w:val="eachSect"/>
@@ -10591,6 +11045,9 @@
     <w:abstractNumId w:val="991"/>
   </w:num>
   <w:num w:numId="1017">
+    <w:abstractNumId w:val="991"/>
+  </w:num>
+  <w:num w:numId="1018">
     <w:abstractNumId w:val="991"/>
   </w:num>
 </w:numbering>

--- a/CREST_Gold_Report.docx
+++ b/CREST_Gold_Report.docx
@@ -3974,7 +3974,7 @@
         <w:pStyle w:val="BodyText"/>
       </w:pPr>
       <w:r>
-        <w:t xml:space="preserve">Two things jump out. First, the ensemble is more accurate and steadier than the simple scorer: its EER (10.2%) beats scaled-Manhattan (14.2%) by about four points on the same embeddings, and its seed-to-seed SD is smaller (0.97% vs 2.79%). That SD is an internal comparison between my own two scorers, not a claim against the baseline's across-subject spread (0.069). Three seeds can't settle whether the ensemble is genuinely steadier, so I re-ran the open-set pipeline over 14 seeds: it beats scaled-Manhattan on all 14 (Wilcoxon signed-rank p ≈ 0.0001), so the advantage is real, not a three-seed fluke. A component ablation (§4.7) pins down where it comes from — not the averaging, but the Ledoit–Wolf Mahalanobis distance inside the learned space. Second, the honest open-set result sits above the baseline, not below it: 14.2% and 10.2% against 9.6%. The 14-seed run is a blunter check on that headline too: across 14 seeds the mean EERs are higher than the three-seed figures (primary ≈ 18.7%, ensemble ≈ 13.3%), so seeds 42/43/44 sit on the optimistic side of the spread. They were fixed in advance, not chosen to flatter, but the fuller picture is the less flattering one, and the gap to the 9.6% baseline is wider than the headline suggests.</w:t>
+        <w:t xml:space="preserve">Two things jump out. First, the ensemble is more accurate and steadier than the simple scorer: its EER (10.2%) beats scaled-Manhattan (14.2%) by about four points on the same embeddings, and its seed-to-seed SD is smaller (0.97% vs 2.79%). That SD is an internal comparison between my own two scorers, not a claim against the baseline's across-subject spread (0.069). Three seeds can't settle whether the ensemble is genuinely steadier, so I re-ran the open-set pipeline over 14 seeds: it beats scaled-Manhattan on all 14 (Wilcoxon signed-rank p ≈ 0.0001), so the advantage is real, not a three-seed fluke. A component ablation (§4.7) pins down where it comes from — not the averaging, but the Ledoit–Wolf Mahalanobis distance inside the learned space. Second, the honest open-set result sits above the baseline, not below it: 14.2% and 10.2% against 9.6%. The 14-seed run is a blunter check on that headline too: across 14 seeds the mean EERs are higher than the three-seed figures (primary ≈ 18.7%, ensemble ≈ 13.3%), so seeds 42/43/44 sit on the optimistic side of the spread. They were fixed in advance, not chosen to flatter, but the fuller picture is the less flattering one, and the gap to the 9.6% baseline is wider than the headline suggests. A subject-level bootstrap (resampling the 16 held-out people, 20,000 draws) puts a 95% confidence interval of [9.5%, 19.2%] on the seed-42 14.2% — wide, because per-person EER varies so much (§4.3): the lower end touches the baseline, the upper sits well above it.</w:t>
       </w:r>
     </w:p>
     <w:bookmarkEnd w:id="32"/>
@@ -4062,7 +4062,7 @@
         <w:pStyle w:val="FirstParagraph"/>
       </w:pPr>
       <w:r>
-        <w:t xml:space="preserve">The spread itself is informative: the limiting factor isn't the model but the information in an 11-key fixed password, which for some people doesn't carry a distinctive enough rhythm. That's the main argument for free text (§9).</w:t>
+        <w:t xml:space="preserve">The spread itself is informative, and it isn't random. For each held-out person I compared their within-person embedding scatter against the distance to the nearest other typist; that separability ratio (nearest-impostor distance ÷ own scatter) tracks per-subject EER closely (Spearman ρ = −0.84, p = 0.0001). The distinctive authenticators (s036, s017) sit far from everyone relative to their own consistency; the hardest (s047, s007) type inconsistently enough that their rhythm collides with other people's in the embedding. So the limiting factor isn't the model but the information in an 11-key fixed password, which for some people is simply too little to separate them — a signal-to-noise problem that a longer, richer sample (free text, §9) should ease for exactly these users.</w:t>
       </w:r>
     </w:p>
     <w:bookmarkEnd w:id="34"/>
@@ -4743,7 +4743,7 @@
         <w:pStyle w:val="BodyText"/>
       </w:pPr>
       <w:r>
-        <w:t xml:space="preserve">Removing the centroid-L1 or the nearest-neighbour term changes the EER by essentially nothing, while removing the Ledoit–Wolf Mahalanobis term throws most of the advantage away, back toward the 0.1422 primary scorer. So the ensemble's edge isn't "averaging three distances"; it is the Mahalanobis term, computed in the learned space. The other two are numerically swamped — a Mahalanobis distance in 128 dimensions is far larger in scale than a mean-absolute L1 term, so in an unweighted mean it dominates the ranking. The right way to read §4.1 is that a shrinkage-covariance Mahalanobis distance inside the learned embedding recovers most of the gap to the baseline, with lower seed-to-seed variance than scaled-Manhattan. This also flags a clear improvement: scale the three terms before fusing, so the centroid and nearest-neighbour distances can actually contribute.</w:t>
+        <w:t xml:space="preserve">Removing the centroid-L1 or the nearest-neighbour term changes the EER by essentially nothing, while removing the Ledoit–Wolf Mahalanobis term throws most of the advantage away, back toward the 0.1422 primary scorer. So the ensemble's edge isn't "averaging three distances"; it is the Mahalanobis term, computed in the learned space. The other two are numerically swamped — a Mahalanobis distance in 128 dimensions is far larger in scale than a mean-absolute L1 term, so in an unweighted mean it dominates the ranking. The right way to read §4.1 is that a shrinkage-covariance Mahalanobis distance inside the learned embedding recovers most of the gap to the baseline, with lower seed-to-seed variance than scaled-Manhattan. This also flags a clear improvement: scale the three terms before fusing, so the centroid and nearest-neighbour distances can actually contribute. The pattern is not seed-specific: across all 14 seeds the full ensemble averages 0.1326 and dropping the Mahalanobis term rises to 0.1783, while dropping centroid-L1 or k-NN leaves it unchanged at 0.1326.</w:t>
       </w:r>
     </w:p>
     <w:bookmarkEnd w:id="38"/>
@@ -5724,7 +5724,7 @@
         <w:t xml:space="preserve"> </w:t>
       </w:r>
       <w:r>
-        <w:t xml:space="preserve">error audit, not just an aggregate EER, before it is trusted. It is also the honest counterweight to the accessibility hope in §5.2: the same technology that might lower a barrier for some users could raise one for others whose typing is simply less consistent.</w:t>
+        <w:t xml:space="preserve">error audit, not just an aggregate EER, before it is trusted. It is also the honest counterweight to the accessibility hope in §5.2: the same technology that might lower a barrier for some users could raise one for others whose typing is simply less consistent. That group is not random, either — the high-EER users are the least internally-consistent typists (§4.3, Spearman ρ = −0.84 between separability and error), so a fair deployment can identify them in advance and lean on a fallback factor rather than quietly failing them more often.</w:t>
       </w:r>
     </w:p>
     <w:p>

--- a/CREST_Gold_Report.docx
+++ b/CREST_Gold_Report.docx
@@ -3482,7 +3482,23 @@
         <w:pStyle w:val="FirstParagraph"/>
       </w:pPr>
       <w:r>
-        <w:t xml:space="preserve">I chose CNN + BiGRU + attention over a Transformer deliberately, and the choice is one of capacity against data rather than taste. The open-set split trains on 35 people, about 14,000 windows (35 × 400 reps), of one 11-key password — a narrow, low-diversity signal. This encoder carries 83,505 parameters; a comparable-depth Transformer encoder runs several times larger, and on a benchmark with only 35 training identities and a single password that extra capacity has little real signal to fit and ample room to memorise. I didn't benchmark a Transformer head-to-head, so I hold this as a reasoned design decision, not a measured one — but the parameter-to-task ratio is exactly the regime where the literature expects a Transformer to overfit and a smaller, data-efficient model to generalise better. The network has exactly 83,505 parameters (0.32 MB stored as float32) — small enough to train to roughly 10% open-set EER on a laptop CPU in minutes, with little room to overfit a 51-person benchmark. On that same CPU it embeds one window in about 0.8 ms (mean of 200 runs, batch of one), so a verification is comfortably real-time.</w:t>
+        <w:t xml:space="preserve">I chose CNN + BiGRU + attention over a Transformer deliberately, and I tested that choice rather than just asserting it. The open-set split trains on 35 people, about 14,000 windows (35 × 400 reps) of one 11-key password — the kind of small, low-diversity data on which self-attention tends to overfit. To check, I built a comparable Transformer encoder (2 layers, 4 heads, 77,296 parameters — in fact a touch</w:t>
+      </w:r>
+      <w:r>
+        <w:t xml:space="preserve"> </w:t>
+      </w:r>
+      <w:r>
+        <w:rPr>
+          <w:i/>
+          <w:iCs/>
+        </w:rPr>
+        <w:t xml:space="preserve">smaller</w:t>
+      </w:r>
+      <w:r>
+        <w:t xml:space="preserve"> </w:t>
+      </w:r>
+      <w:r>
+        <w:t xml:space="preserve">than this network, which corrects my first guess that a Transformer would be several times larger) and ran it through the identical open-set protocol over the same three seeds. It came out worse and far less stable: primary EER 19.8% ± 5.4%, ensemble 12.3% ± 4.9%, against this model's 14.2% ± 2.8% and 10.2% ± 1.0%. Both models' training loss saturates at the margin (§4.6), so both are data-limited — but the CNN+BiGRU's built-in locality and sequence priors pull a steadier signal from so little data than self-attention can. So the choice holds up empirically, though the honest reason is inductive bias at this scale, not the parameter count I first reached for. This network has 83,505 parameters (0.32 MB as float32) — trainable to roughly 10% open-set EER on a laptop CPU in minutes — and embeds one window in about 0.8 ms (mean of 200 runs, batch of one), so a verification is comfortably real-time.</w:t>
       </w:r>
     </w:p>
     <w:bookmarkEnd w:id="26"/>

--- a/CREST_Gold_Report.docx
+++ b/CREST_Gold_Report.docx
@@ -18,25 +18,22 @@
         <w:t xml:space="preserve">Devadit Jain</w:t>
       </w:r>
     </w:p>
-    <w:bookmarkStart w:id="11" w:name="X0e72edf9f6381726b1711b819ce0218381b5c52"/>
+    <w:bookmarkStart w:id="12" w:name="Xb1fe90bbded691f8747793f12fe0d9098e0fce8"/>
     <w:p>
       <w:pPr>
         <w:pStyle w:val="Heading1"/>
       </w:pPr>
       <w:r>
-        <w:t xml:space="preserve">Can You Be Recognised by the Way You Type? Building and Testing a Keystroke-Dynamics Verification System</w:t>
-      </w:r>
-    </w:p>
-    <w:p>
-      <w:pPr>
-        <w:pStyle w:val="FirstParagraph"/>
-      </w:pPr>
-      <w:r>
-        <w:rPr>
-          <w:b/>
-          <w:bCs/>
-        </w:rPr>
-        <w:t xml:space="preserve">A CREST Gold Award Research Project</w:t>
+        <w:t xml:space="preserve">Can You Be Recognised by the Way You Type?</w:t>
+      </w:r>
+    </w:p>
+    <w:bookmarkStart w:id="9" w:name="Xe0afa7faaa1455990d720c24b36777826d1a643"/>
+    <w:p>
+      <w:pPr>
+        <w:pStyle w:val="Heading3"/>
+      </w:pPr>
+      <w:r>
+        <w:t xml:space="preserve">Building and testing an open-set keystroke-dynamics verification system</w:t>
       </w:r>
     </w:p>
     <w:tbl>
@@ -78,7 +75,7 @@
               <w:pStyle w:val="Compact"/>
             </w:pPr>
             <w:r>
-              <w:t xml:space="preserve">Student</w:t>
+              <w:t xml:space="preserve">Author</w:t>
             </w:r>
           </w:p>
         </w:tc>
@@ -102,18 +99,18 @@
               <w:pStyle w:val="Compact"/>
             </w:pPr>
             <w:r>
-              <w:t xml:space="preserve">Project type</w:t>
-            </w:r>
-          </w:p>
-        </w:tc>
-        <w:tc>
-          <w:tcPr/>
-          <w:p>
-            <w:pPr>
-              <w:pStyle w:val="Compact"/>
-            </w:pPr>
-            <w:r>
-              <w:t xml:space="preserve">Research / investigation (with a design-and-make engineering component)</w:t>
+              <w:t xml:space="preserve">Field</w:t>
+            </w:r>
+          </w:p>
+        </w:tc>
+        <w:tc>
+          <w:tcPr/>
+          <w:p>
+            <w:pPr>
+              <w:pStyle w:val="Compact"/>
+            </w:pPr>
+            <w:r>
+              <w:t xml:space="preserve">Machine learning · behavioural biometrics · applied security</w:t>
             </w:r>
           </w:p>
         </w:tc>
@@ -126,18 +123,18 @@
               <w:pStyle w:val="Compact"/>
             </w:pPr>
             <w:r>
-              <w:t xml:space="preserve">Project title</w:t>
-            </w:r>
-          </w:p>
-        </w:tc>
-        <w:tc>
-          <w:tcPr/>
-          <w:p>
-            <w:pPr>
-              <w:pStyle w:val="Compact"/>
-            </w:pPr>
-            <w:r>
-              <w:t xml:space="preserve">Content-independent keystroke-dynamics verification: can a deep embedding plus a classical statistical verifier recognise a person from typing rhythm alone, and how close does it get to the published benchmark?</w:t>
+              <w:t xml:space="preserve">Type</w:t>
+            </w:r>
+          </w:p>
+        </w:tc>
+        <w:tc>
+          <w:tcPr/>
+          <w:p>
+            <w:pPr>
+              <w:pStyle w:val="Compact"/>
+            </w:pPr>
+            <w:r>
+              <w:t xml:space="preserve">Research and build</w:t>
             </w:r>
           </w:p>
         </w:tc>
@@ -150,18 +147,18 @@
               <w:pStyle w:val="Compact"/>
             </w:pPr>
             <w:r>
-              <w:t xml:space="preserve">Field</w:t>
-            </w:r>
-          </w:p>
-        </w:tc>
-        <w:tc>
-          <w:tcPr/>
-          <w:p>
-            <w:pPr>
-              <w:pStyle w:val="Compact"/>
-            </w:pPr>
-            <w:r>
-              <w:t xml:space="preserve">Computer science · machine learning · cybersecurity / behavioural biometrics</w:t>
+              <w:t xml:space="preserve">Dates</w:t>
+            </w:r>
+          </w:p>
+        </w:tc>
+        <w:tc>
+          <w:tcPr/>
+          <w:p>
+            <w:pPr>
+              <w:pStyle w:val="Compact"/>
+            </w:pPr>
+            <w:r>
+              <w:t xml:space="preserve">25 November 2025 – 10 June 2026</w:t>
             </w:r>
           </w:p>
         </w:tc>
@@ -174,42 +171,18 @@
               <w:pStyle w:val="Compact"/>
             </w:pPr>
             <w:r>
-              <w:t xml:space="preserve">Mentor</w:t>
-            </w:r>
-          </w:p>
-        </w:tc>
-        <w:tc>
-          <w:tcPr/>
-          <w:p>
-            <w:pPr>
-              <w:pStyle w:val="Compact"/>
-            </w:pPr>
-            <w:r>
-              <w:t xml:space="preserve">None — independent project</w:t>
-            </w:r>
-          </w:p>
-        </w:tc>
-      </w:tr>
-      <w:tr>
-        <w:tc>
-          <w:tcPr/>
-          <w:p>
-            <w:pPr>
-              <w:pStyle w:val="Compact"/>
-            </w:pPr>
-            <w:r>
-              <w:t xml:space="preserve">Dates</w:t>
-            </w:r>
-          </w:p>
-        </w:tc>
-        <w:tc>
-          <w:tcPr/>
-          <w:p>
-            <w:pPr>
-              <w:pStyle w:val="Compact"/>
-            </w:pPr>
-            <w:r>
-              <w:t xml:space="preserve">25 November 2025 – 10 June 2026</w:t>
+              <w:t xml:space="preserve">Code &amp; data</w:t>
+            </w:r>
+          </w:p>
+        </w:tc>
+        <w:tc>
+          <w:tcPr/>
+          <w:p>
+            <w:pPr>
+              <w:pStyle w:val="Compact"/>
+            </w:pPr>
+            <w:r>
+              <w:t xml:space="preserve">Reproducible from a SHA-pinned dataset and fixed seeds (Appendix B)</w:t>
             </w:r>
           </w:p>
         </w:tc>
@@ -222,7 +195,8 @@
         </w:pict>
       </w:r>
     </w:p>
-    <w:bookmarkStart w:id="9" w:name="abstract"/>
+    <w:bookmarkEnd w:id="9"/>
+    <w:bookmarkStart w:id="10" w:name="abstract"/>
     <w:p>
       <w:pPr>
         <w:pStyle w:val="Heading2"/>
@@ -236,7 +210,7 @@
         <w:pStyle w:val="FirstParagraph"/>
       </w:pPr>
       <w:r>
-        <w:t xml:space="preserve">A password only proves you know a secret. It says nothing about whether you are the person the account belongs to. Keystroke dynamics, the rhythm of how someone types, is a behavioural biometric that could add a quiet second check on identity. This project asks one narrow question: can a deep embedding of typing timing, paired with a classical statistical verifier, recognise a person from rhythm alone, and how close does it get to the published benchmark?</w:t>
+        <w:t xml:space="preserve">A password proves you know a secret. It says nothing about whether you are the person the account belongs to — which is why a stolen password works just as well for the thief. Keystroke dynamics, the rhythm of how someone types, is a behavioural biometric that could sit quietly behind a password as a second check on identity.</w:t>
       </w:r>
     </w:p>
     <w:p>
@@ -244,7 +218,7 @@
         <w:pStyle w:val="BodyText"/>
       </w:pPr>
       <w:r>
-        <w:t xml:space="preserve">I built the system in three parts: a PyTorch research harness that trains the model, a FastAPI service that serves the frozen model, and a Node.js product layer where a real user can consent, enrol and be verified. The model is a 1-D convolutional network with a bidirectional GRU and an attention layer, turning a window of keystrokes into a 128-number vector. On that learned representation, a hand-built ensemble (Ledoit–Wolf shrinkage, Mahalanobis distance and nearest-neighbour) makes the accept-or-reject call.</w:t>
+        <w:t xml:space="preserve">This project asks one narrow question: can a deep embedding of typing timing, paired with a classical statistical verifier, recognise a person from rhythm alone, and how close does it get to the standard benchmark? I built a system in three parts — a PyTorch research harness that trains the model, a FastAPI service that serves the frozen model, and a Node.js layer where a real user can consent, enrol and be verified. The model is a 1-D convolutional network with a bidirectional GRU and an attention layer that turns a window of keystrokes into a 128-number vector. On that learned representation, an ensemble of three distances (an L1 distance to the user's centroid, a nearest-neighbour distance, and a Ledoit–Wolf-shrinkage Mahalanobis distance) makes the accept-or-reject decision.</w:t>
       </w:r>
     </w:p>
     <w:p>
@@ -252,7 +226,7 @@
         <w:pStyle w:val="BodyText"/>
       </w:pPr>
       <w:r>
-        <w:t xml:space="preserve">I tested on the standard CMU benchmark: 51 people typing</w:t>
+        <w:t xml:space="preserve">I evaluated on the CMU keystroke benchmark — 51 people typing</w:t>
       </w:r>
       <w:r>
         <w:t xml:space="preserve"> </w:t>
@@ -264,17 +238,52 @@
         <w:t xml:space="preserve">.tie5Roanl</w:t>
       </w:r>
       <w:r>
-        <w:t xml:space="preserve">. The protocol was strict open-set, so I trained on 35 people and tested only on the 16 the model never saw, and the result measures how well it generalises to new users. Over three seeds it reached an Equal Error Rate (EER) of 14.2% ± 2.8% with the scaled-Manhattan scorer, the metric you can put next to the published 9.6% baseline, and 10.2% ± 1.0% with the full ensemble. The honest headline is a near-miss, not a win: on this small fixed-text benchmark the deep model does not beat the 2009 classical baseline. The contribution is what that honest measurement buys — a reproducible, open-set test of a hybrid design (a classical verifier run inside a learned embedding space) on people the model never trained on, in which the ensemble holds steadier from seed to seed than the simple scorer on the same embeddings (an internal SD comparison, 1.0% vs 2.8%, not a claim against the baseline's across-subject spread). Across 14 seeds the ensemble beats the simple scorer every time (Wilcoxon signed-rank p ≈ 0.0001), and a component ablation traces that edge to the Ledoit–Wolf Mahalanobis term inside the learned space, not to the averaging of three distances. The wider run is also less flattering than the three-seed headline — across 14 seeds the mean EERs are higher (≈ 18.7% primary, ≈ 13.3% ensemble) — which the report states plainly. The report also documents the closed-set mistake that would have handed me a better-looking but meaningless number (§7.1), twelve other problems found and fixed, the ablation behind the headline setting, and an ethics section treating biometric data as the special-category data it legally is.</w:t>
-      </w:r>
-    </w:p>
-    <w:bookmarkEnd w:id="9"/>
-    <w:bookmarkStart w:id="10" w:name="table-of-contents"/>
+        <w:t xml:space="preserve"> </w:t>
+      </w:r>
+      <w:r>
+        <w:t xml:space="preserve">— under a strict open-set protocol: train on 35 people, test only on the 16 the model never saw. Over three seeds the headline scaled-Manhattan EER was 14.2% ± 2.8%, the metric that sits directly beside the published 9.6% baseline; the full ensemble reached 10.2% ± 1.0%. So on this small fixed-text benchmark the deep model does not beat the 2009 classical detector. The more useful finding is about</w:t>
+      </w:r>
+      <w:r>
+        <w:t xml:space="preserve"> </w:t>
+      </w:r>
+      <w:r>
+        <w:rPr>
+          <w:i/>
+          <w:iCs/>
+        </w:rPr>
+        <w:t xml:space="preserve">how</w:t>
+      </w:r>
+      <w:r>
+        <w:t xml:space="preserve"> </w:t>
+      </w:r>
+      <w:r>
+        <w:t xml:space="preserve">the hybrid behaves: the ensemble is both closer to the baseline and markedly steadier from seed to seed than the simple scorer on the same embeddings, and a component ablation traces that stability to the Mahalanobis term computed inside the learned space. Across 14 seeds the ensemble beats the simple scorer every time (Wilcoxon</w:t>
+      </w:r>
+      <w:r>
+        <w:t xml:space="preserve"> </w:t>
+      </w:r>
+      <w:r>
+        <w:rPr>
+          <w:i/>
+          <w:iCs/>
+        </w:rPr>
+        <w:t xml:space="preserve">p</w:t>
+      </w:r>
+      <w:r>
+        <w:t xml:space="preserve"> </w:t>
+      </w:r>
+      <w:r>
+        <w:t xml:space="preserve">≈ 0.0001), though on the wider run both error rates are higher (≈ 18.7% and ≈ 13.3%). The report covers the method, the per-subject variation that limits the result, an ethics analysis treating typing data as the special-category data it legally is, and a full account of the bugs that shaped the numbers.</w:t>
+      </w:r>
+    </w:p>
+    <w:bookmarkEnd w:id="10"/>
+    <w:bookmarkStart w:id="11" w:name="contents"/>
     <w:p>
       <w:pPr>
         <w:pStyle w:val="Heading2"/>
       </w:pPr>
       <w:r>
-        <w:t xml:space="preserve">Table of Contents</w:t>
+        <w:t xml:space="preserve">Contents</w:t>
       </w:r>
     </w:p>
     <w:p>
@@ -298,7 +307,7 @@
         </w:numPr>
       </w:pPr>
       <w:r>
-        <w:t xml:space="preserve">Background and literature</w:t>
+        <w:t xml:space="preserve">Background and related work</w:t>
       </w:r>
     </w:p>
     <w:p>
@@ -346,7 +355,7 @@
         </w:numPr>
       </w:pPr>
       <w:r>
-        <w:t xml:space="preserve">How my decisions shaped the outcome</w:t>
+        <w:t xml:space="preserve">Ethics and responsible use</w:t>
       </w:r>
     </w:p>
     <w:p>
@@ -358,7 +367,7 @@
         </w:numPr>
       </w:pPr>
       <w:r>
-        <w:t xml:space="preserve">Problems I found and fixed</w:t>
+        <w:t xml:space="preserve">Engineering challenges</w:t>
       </w:r>
     </w:p>
     <w:p>
@@ -370,7 +379,7 @@
         </w:numPr>
       </w:pPr>
       <w:r>
-        <w:t xml:space="preserve">Ethics and safety</w:t>
+        <w:t xml:space="preserve">Conclusion and future work</w:t>
       </w:r>
     </w:p>
     <w:p>
@@ -394,7 +403,7 @@
         </w:numPr>
       </w:pPr>
       <w:r>
-        <w:t xml:space="preserve">Conclusion</w:t>
+        <w:t xml:space="preserve">Acknowledgements</w:t>
       </w:r>
     </w:p>
     <w:p>
@@ -430,12 +439,19 @@
         </w:numPr>
       </w:pPr>
       <w:r>
-        <w:t xml:space="preserve">Appendix</w:t>
-      </w:r>
-    </w:p>
-    <w:bookmarkEnd w:id="10"/>
+        <w:t xml:space="preserve">Appendices</w:t>
+      </w:r>
+    </w:p>
+    <w:p>
+      <w:r>
+        <w:pict>
+          <v:rect style="width:0;height:1.5pt" o:hralign="center" o:hrstd="t" o:hr="t"/>
+        </w:pict>
+      </w:r>
+    </w:p>
     <w:bookmarkEnd w:id="11"/>
-    <w:bookmarkStart w:id="18" w:name="Xe3d0fc0bea9a42ce7605565d0964033d7f6ee47"/>
+    <w:bookmarkEnd w:id="12"/>
+    <w:bookmarkStart w:id="16" w:name="Xe3d0fc0bea9a42ce7605565d0964033d7f6ee47"/>
     <w:p>
       <w:pPr>
         <w:pStyle w:val="Heading1"/>
@@ -444,13 +460,95 @@
         <w:t xml:space="preserve">1. Introduction</w:t>
       </w:r>
     </w:p>
-    <w:bookmarkStart w:id="12" w:name="X7e851f5ee87ae7077ce4fb773bc43713f27a267"/>
+    <w:bookmarkStart w:id="13" w:name="Xe72f5fe465cfaadf03e7d145db27f0411db0607"/>
     <w:p>
       <w:pPr>
         <w:pStyle w:val="Heading2"/>
       </w:pPr>
       <w:r>
-        <w:t xml:space="preserve">1.1 Aim and objectives</w:t>
+        <w:t xml:space="preserve">1.1 The problem</w:t>
+      </w:r>
+    </w:p>
+    <w:p>
+      <w:pPr>
+        <w:pStyle w:val="FirstParagraph"/>
+      </w:pPr>
+      <w:r>
+        <w:t xml:space="preserve">Passwords check knowledge, not identity. Anyone who steals or guesses one becomes, as far as the system is concerned, the real owner. That gap is expensive: Verizon's 2024 Data Breach Investigations Report found stolen credentials were involved in about 88% of Basic Web Application Attacks, and credential-stuffing — replaying leaked username/password pairs automatically — is one of the dominant login attacks (Verizon, 2024). Multi-factor authentication helps, but it adds friction, and friction gets switched off.</w:t>
+      </w:r>
+    </w:p>
+    <w:p>
+      <w:pPr>
+        <w:pStyle w:val="BodyText"/>
+      </w:pPr>
+      <w:r>
+        <w:t xml:space="preserve">Keystroke dynamics offers a different kind of second factor: instead of asking the user to do something extra, the system watches how they already type. The idea is old — 19th-century telegraph operators were recognised by the rhythm of their "fist" — but machine learning has only recently made</w:t>
+      </w:r>
+      <w:r>
+        <w:t xml:space="preserve"> </w:t>
+      </w:r>
+      <w:r>
+        <w:rPr>
+          <w:i/>
+          <w:iCs/>
+        </w:rPr>
+        <w:t xml:space="preserve">content-independent</w:t>
+      </w:r>
+      <w:r>
+        <w:t xml:space="preserve"> </w:t>
+      </w:r>
+      <w:r>
+        <w:t xml:space="preserve">typing recognition practical (Acien et al., 2021), which is what turns it from a party trick into something you could put behind a login or run continuously during a session.</w:t>
+      </w:r>
+    </w:p>
+    <w:p>
+      <w:pPr>
+        <w:pStyle w:val="BodyText"/>
+      </w:pPr>
+      <w:r>
+        <w:t xml:space="preserve">This isn't abstract for me. An account I cared about was taken with stolen credentials, and the system never noticed: the password was correct, so the attacker simply</w:t>
+      </w:r>
+      <w:r>
+        <w:t xml:space="preserve"> </w:t>
+      </w:r>
+      <w:r>
+        <w:rPr>
+          <w:i/>
+          <w:iCs/>
+        </w:rPr>
+        <w:t xml:space="preserve">was</w:t>
+      </w:r>
+      <w:r>
+        <w:t xml:space="preserve"> </w:t>
+      </w:r>
+      <w:r>
+        <w:t xml:space="preserve">me. A perfectly correct password defended nothing. That is what pushed me towards behavioural biometrics — could</w:t>
+      </w:r>
+      <w:r>
+        <w:t xml:space="preserve"> </w:t>
+      </w:r>
+      <w:r>
+        <w:rPr>
+          <w:i/>
+          <w:iCs/>
+        </w:rPr>
+        <w:t xml:space="preserve">how</w:t>
+      </w:r>
+      <w:r>
+        <w:t xml:space="preserve"> </w:t>
+      </w:r>
+      <w:r>
+        <w:t xml:space="preserve">a person types be a quiet check that a stolen password can't fake?</w:t>
+      </w:r>
+    </w:p>
+    <w:bookmarkEnd w:id="13"/>
+    <w:bookmarkStart w:id="14" w:name="X85b0f1006bd17b4a8f976651c338ae4dabec359"/>
+    <w:p>
+      <w:pPr>
+        <w:pStyle w:val="Heading2"/>
+      </w:pPr>
+      <w:r>
+        <w:t xml:space="preserve">1.2 Aim and objectives</w:t>
       </w:r>
     </w:p>
     <w:p>
@@ -462,7 +560,7 @@
           <w:b/>
           <w:bCs/>
         </w:rPr>
-        <w:t xml:space="preserve">Aim:</w:t>
+        <w:t xml:space="preserve">Aim.</w:t>
       </w:r>
       <w:r>
         <w:t xml:space="preserve"> </w:t>
@@ -476,1511 +574,7 @@
         <w:pStyle w:val="FirstParagraph"/>
       </w:pPr>
       <w:r>
-        <w:t xml:space="preserve">I wrote the aim with a clear pass/fail test built in: one number, the Equal Error Rate (§2.3), measured under a protocol I fixed before I saw the result, against a published reference. Success meant a real, reproducible EER on people the model never trained on, and a number I could read straight against the 9.6% baseline — beat, match or fall short, each meaningful if the measurement is honest.</w:t>
-      </w:r>
-    </w:p>
-    <w:p>
-      <w:pPr>
-        <w:pStyle w:val="BodyText"/>
-      </w:pPr>
-      <w:r>
-        <w:t xml:space="preserve">I split the aim into six objectives, and gave each one a success condition I could actually check:</w:t>
-      </w:r>
-    </w:p>
-    <w:tbl>
-      <w:tblPr>
-        <w:tblStyle w:val="Table"/>
-        <w:tblW w:type="auto" w:w="0"/>
-        <w:tblLook w:firstRow="1" w:lastRow="0" w:firstColumn="0" w:lastColumn="0" w:noHBand="0" w:noVBand="0" w:val="0020"/>
-      </w:tblPr>
-      <w:tblGrid>
-        <w:gridCol w:w="1980"/>
-        <w:gridCol w:w="1980"/>
-        <w:gridCol w:w="1980"/>
-        <w:gridCol w:w="1980"/>
-      </w:tblGrid>
-      <w:tr>
-        <w:trPr>
-          <w:tblHeader w:val="on"/>
-        </w:trPr>
-        <w:tc>
-          <w:tcPr/>
-          <w:p>
-            <w:pPr>
-              <w:pStyle w:val="Compact"/>
-            </w:pPr>
-            <w:r>
-              <w:t xml:space="preserve">#</w:t>
-            </w:r>
-          </w:p>
-        </w:tc>
-        <w:tc>
-          <w:tcPr/>
-          <w:p>
-            <w:pPr>
-              <w:pStyle w:val="Compact"/>
-            </w:pPr>
-            <w:r>
-              <w:t xml:space="preserve">Objective</w:t>
-            </w:r>
-          </w:p>
-        </w:tc>
-        <w:tc>
-          <w:tcPr/>
-          <w:p>
-            <w:pPr>
-              <w:pStyle w:val="Compact"/>
-            </w:pPr>
-            <w:r>
-              <w:t xml:space="preserve">Success condition</w:t>
-            </w:r>
-          </w:p>
-        </w:tc>
-        <w:tc>
-          <w:tcPr/>
-          <w:p>
-            <w:pPr>
-              <w:pStyle w:val="Compact"/>
-            </w:pPr>
-            <w:r>
-              <w:t xml:space="preserve">Outcome</w:t>
-            </w:r>
-          </w:p>
-        </w:tc>
-      </w:tr>
-      <w:tr>
-        <w:tc>
-          <w:tcPr/>
-          <w:p>
-            <w:pPr>
-              <w:pStyle w:val="Compact"/>
-            </w:pPr>
-            <w:r>
-              <w:t xml:space="preserve">O1</w:t>
-            </w:r>
-          </w:p>
-        </w:tc>
-        <w:tc>
-          <w:tcPr/>
-          <w:p>
-            <w:pPr>
-              <w:pStyle w:val="Compact"/>
-            </w:pPr>
-            <w:r>
-              <w:t xml:space="preserve">Build a keystroke-embedding network</w:t>
-            </w:r>
-          </w:p>
-        </w:tc>
-        <w:tc>
-          <w:tcPr/>
-          <w:p>
-            <w:pPr>
-              <w:pStyle w:val="Compact"/>
-            </w:pPr>
-            <w:r>
-              <w:t xml:space="preserve">Maps a variable-length window to a fixed 128-D vector; forward pass runs on CPU</w:t>
-            </w:r>
-          </w:p>
-        </w:tc>
-        <w:tc>
-          <w:tcPr/>
-          <w:p>
-            <w:pPr>
-              <w:pStyle w:val="Compact"/>
-            </w:pPr>
-            <w:r>
-              <w:t xml:space="preserve">Met (§3.3)</w:t>
-            </w:r>
-          </w:p>
-        </w:tc>
-      </w:tr>
-      <w:tr>
-        <w:tc>
-          <w:tcPr/>
-          <w:p>
-            <w:pPr>
-              <w:pStyle w:val="Compact"/>
-            </w:pPr>
-            <w:r>
-              <w:t xml:space="preserve">O2</w:t>
-            </w:r>
-          </w:p>
-        </w:tc>
-        <w:tc>
-          <w:tcPr/>
-          <w:p>
-            <w:pPr>
-              <w:pStyle w:val="Compact"/>
-            </w:pPr>
-            <w:r>
-              <w:t xml:space="preserve">Train it so same-person windows cluster and different-person windows separate</w:t>
-            </w:r>
-          </w:p>
-        </w:tc>
-        <w:tc>
-          <w:tcPr/>
-          <w:p>
-            <w:pPr>
-              <w:pStyle w:val="Compact"/>
-            </w:pPr>
-            <w:r>
-              <w:t xml:space="preserve">After training, mean within-person distance &lt; mean between-person distance, checked by a test</w:t>
-            </w:r>
-          </w:p>
-        </w:tc>
-        <w:tc>
-          <w:tcPr/>
-          <w:p>
-            <w:pPr>
-              <w:pStyle w:val="Compact"/>
-            </w:pPr>
-            <w:r>
-              <w:t xml:space="preserve">Met (§3.4)</w:t>
-            </w:r>
-          </w:p>
-        </w:tc>
-      </w:tr>
-      <w:tr>
-        <w:tc>
-          <w:tcPr/>
-          <w:p>
-            <w:pPr>
-              <w:pStyle w:val="Compact"/>
-            </w:pPr>
-            <w:r>
-              <w:t xml:space="preserve">O3</w:t>
-            </w:r>
-          </w:p>
-        </w:tc>
-        <w:tc>
-          <w:tcPr/>
-          <w:p>
-            <w:pPr>
-              <w:pStyle w:val="Compact"/>
-            </w:pPr>
-            <w:r>
-              <w:t xml:space="preserve">Evaluate honestly on a public benchmark, open-set</w:t>
-            </w:r>
-          </w:p>
-        </w:tc>
-        <w:tc>
-          <w:tcPr/>
-          <w:p>
-            <w:pPr>
-              <w:pStyle w:val="Compact"/>
-            </w:pPr>
-            <w:r>
-              <w:t xml:space="preserve">EER computed only on held-out people; the evaluator refuses to score training data</w:t>
-            </w:r>
-          </w:p>
-        </w:tc>
-        <w:tc>
-          <w:tcPr/>
-          <w:p>
-            <w:pPr>
-              <w:pStyle w:val="Compact"/>
-            </w:pPr>
-            <w:r>
-              <w:t xml:space="preserve">Met (§3.6, §4)</w:t>
-            </w:r>
-          </w:p>
-        </w:tc>
-      </w:tr>
-      <w:tr>
-        <w:tc>
-          <w:tcPr/>
-          <w:p>
-            <w:pPr>
-              <w:pStyle w:val="Compact"/>
-            </w:pPr>
-            <w:r>
-              <w:t xml:space="preserve">O4</w:t>
-            </w:r>
-          </w:p>
-        </w:tc>
-        <w:tc>
-          <w:tcPr/>
-          <w:p>
-            <w:pPr>
-              <w:pStyle w:val="Compact"/>
-            </w:pPr>
-            <w:r>
-              <w:t xml:space="preserve">Reuse a statistical ensemble as the decision layer inside the embedding space</w:t>
-            </w:r>
-          </w:p>
-        </w:tc>
-        <w:tc>
-          <w:tcPr/>
-          <w:p>
-            <w:pPr>
-              <w:pStyle w:val="Compact"/>
-            </w:pPr>
-            <w:r>
-              <w:t xml:space="preserve">Two EERs reported (scaled-Manhattan vs full ensemble) from one run</w:t>
-            </w:r>
-          </w:p>
-        </w:tc>
-        <w:tc>
-          <w:tcPr/>
-          <w:p>
-            <w:pPr>
-              <w:pStyle w:val="Compact"/>
-            </w:pPr>
-            <w:r>
-              <w:t xml:space="preserve">Met (§4.1)</w:t>
-            </w:r>
-          </w:p>
-        </w:tc>
-      </w:tr>
-      <w:tr>
-        <w:tc>
-          <w:tcPr/>
-          <w:p>
-            <w:pPr>
-              <w:pStyle w:val="Compact"/>
-            </w:pPr>
-            <w:r>
-              <w:t xml:space="preserve">O5</w:t>
-            </w:r>
-          </w:p>
-        </w:tc>
-        <w:tc>
-          <w:tcPr/>
-          <w:p>
-            <w:pPr>
-              <w:pStyle w:val="Compact"/>
-            </w:pPr>
-            <w:r>
-              <w:t xml:space="preserve">Make the pipeline reproducible</w:t>
-            </w:r>
-          </w:p>
-        </w:tc>
-        <w:tc>
-          <w:tcPr/>
-          <w:p>
-            <w:pPr>
-              <w:pStyle w:val="Compact"/>
-            </w:pPr>
-            <w:r>
-              <w:t xml:space="preserve">One script regenerates the result from a SHA-pinned dataset and fixed seeds</w:t>
-            </w:r>
-          </w:p>
-        </w:tc>
-        <w:tc>
-          <w:tcPr/>
-          <w:p>
-            <w:pPr>
-              <w:pStyle w:val="Compact"/>
-            </w:pPr>
-            <w:r>
-              <w:t xml:space="preserve">Met (App. B)</w:t>
-            </w:r>
-          </w:p>
-        </w:tc>
-      </w:tr>
-      <w:tr>
-        <w:tc>
-          <w:tcPr/>
-          <w:p>
-            <w:pPr>
-              <w:pStyle w:val="Compact"/>
-            </w:pPr>
-            <w:r>
-              <w:t xml:space="preserve">O6</w:t>
-            </w:r>
-          </w:p>
-        </w:tc>
-        <w:tc>
-          <w:tcPr/>
-          <w:p>
-            <w:pPr>
-              <w:pStyle w:val="Compact"/>
-            </w:pPr>
-            <w:r>
-              <w:t xml:space="preserve">Show it working in a real product flow with safe failure</w:t>
-            </w:r>
-          </w:p>
-        </w:tc>
-        <w:tc>
-          <w:tcPr/>
-          <w:p>
-            <w:pPr>
-              <w:pStyle w:val="Compact"/>
-            </w:pPr>
-            <w:r>
-              <w:t xml:space="preserve">A live service serves the model; a user can consent → enrol → be verified; outages never grant access</w:t>
-            </w:r>
-          </w:p>
-        </w:tc>
-        <w:tc>
-          <w:tcPr/>
-          <w:p>
-            <w:pPr>
-              <w:pStyle w:val="Compact"/>
-            </w:pPr>
-            <w:r>
-              <w:t xml:space="preserve">Met (§3.7, §6)</w:t>
-            </w:r>
-          </w:p>
-        </w:tc>
-      </w:tr>
-    </w:tbl>
-    <w:p>
-      <w:pPr>
-        <w:pStyle w:val="BodyText"/>
-      </w:pPr>
-      <w:r>
-        <w:t xml:space="preserve">Making each objective carry a checkable condition stopped me hiding a non-result behind code that merely "ran" — the trap I nearly fell into (§7.1).</w:t>
-      </w:r>
-    </w:p>
-    <w:bookmarkEnd w:id="12"/>
-    <w:bookmarkStart w:id="13" w:name="X15d8d928690c0ee21db52eef2a16a1a053f684d"/>
-    <w:p>
-      <w:pPr>
-        <w:pStyle w:val="Heading2"/>
-      </w:pPr>
-      <w:r>
-        <w:t xml:space="preserve">1.2 Wider purpose</w:t>
-      </w:r>
-    </w:p>
-    <w:p>
-      <w:pPr>
-        <w:pStyle w:val="FirstParagraph"/>
-      </w:pPr>
-      <w:r>
-        <w:t xml:space="preserve">Passwords check knowledge, not identity. Anyone who steals or guesses one becomes, as far as the system is concerned, the real owner. Account-takeover is a big, stubborn problem. Verizon's 2024 Data Breach Investigations Report found stolen credentials were involved in about 88% of Basic Web Application Attacks, and credential-stuffing, where leaked username/password pairs are replayed automatically, is a dominant login attack (Verizon, 2024). Multi-factor authentication helps, but it adds friction, which people switch off. A behavioural biometric could fill that gap differently: instead of asking the user to do something extra, the system watches how they already type. The idea is old. Telegraph operators in the 19th century were recognised by the rhythm of their "fist". What is new is that machine learning makes content-independent typing recognition genuinely practical (Acien et al., 2021): an invisible second factor at login, a continuous check during a session, or a lower barrier for people who find passwords and tokens hard to manage.</w:t>
-      </w:r>
-    </w:p>
-    <w:p>
-      <w:pPr>
-        <w:pStyle w:val="BodyText"/>
-      </w:pPr>
-      <w:r>
-        <w:t xml:space="preserve">Who benefits? Ordinary account holders on any site with a login — in my case the users of a product where people already type constantly, so the biometric asks nothing new of them. They are also the people most at risk if it's built carelessly, which is why I treat ethics (§8) as part of the project, not an add-on.</w:t>
-      </w:r>
-    </w:p>
-    <w:p>
-      <w:pPr>
-        <w:pStyle w:val="BodyText"/>
-      </w:pPr>
-      <w:r>
-        <w:t xml:space="preserve">This is not abstract for me. What made the weakness of passwords real was a break-in of my own. An account I cared about was taken with stolen credentials, and the system never noticed anything was wrong. The password was correct, so as far as the login was concerned, the attacker simply</w:t>
-      </w:r>
-      <w:r>
-        <w:t xml:space="preserve"> </w:t>
-      </w:r>
-      <w:r>
-        <w:rPr>
-          <w:i/>
-          <w:iCs/>
-        </w:rPr>
-        <w:t xml:space="preserve">was</w:t>
-      </w:r>
-      <w:r>
-        <w:t xml:space="preserve"> </w:t>
-      </w:r>
-      <w:r>
-        <w:t xml:space="preserve">me. A perfectly correct password defended nothing. That is what pushed me towards behavioural biometrics, and towards the question this whole project is built on: could</w:t>
-      </w:r>
-      <w:r>
-        <w:t xml:space="preserve"> </w:t>
-      </w:r>
-      <w:r>
-        <w:rPr>
-          <w:i/>
-          <w:iCs/>
-        </w:rPr>
-        <w:t xml:space="preserve">how</w:t>
-      </w:r>
-      <w:r>
-        <w:t xml:space="preserve"> </w:t>
-      </w:r>
-      <w:r>
-        <w:t xml:space="preserve">a person types be a quiet second check that a stolen password can't fake?</w:t>
-      </w:r>
-    </w:p>
-    <w:bookmarkEnd w:id="13"/>
-    <w:bookmarkStart w:id="14" w:name="Xb607af925cba86d7fe8b06343b4819e3e8d0a92"/>
-    <w:p>
-      <w:pPr>
-        <w:pStyle w:val="Heading2"/>
-      </w:pPr>
-      <w:r>
-        <w:t xml:space="preserve">1.3 Approaches I considered</w:t>
-      </w:r>
-    </w:p>
-    <w:p>
-      <w:pPr>
-        <w:pStyle w:val="FirstParagraph"/>
-      </w:pPr>
-      <w:r>
-        <w:t xml:space="preserve">There were three genuinely different ways to build the verifier; I compared them before committing.</w:t>
-      </w:r>
-    </w:p>
-    <w:p>
-      <w:pPr>
-        <w:pStyle w:val="BodyText"/>
-      </w:pPr>
-      <w:r>
-        <w:rPr>
-          <w:b/>
-          <w:bCs/>
-        </w:rPr>
-        <w:t xml:space="preserve">A — Pure statistical / anomaly detection (the classical baseline).</w:t>
-      </w:r>
-      <w:r>
-        <w:t xml:space="preserve"> </w:t>
-      </w:r>
-      <w:r>
-        <w:t xml:space="preserve">Score a new sample against a per-user statistical profile of hand-designed timing features, using a distance like scaled-Manhattan or Mahalanobis. This is what Killourhy &amp; Maxion (2009) benchmarked. Simple, interpretable, no cross-user training, strong published results (≈ 9.6%). The downside: it's tied to fixed text, breaks on new passwords or free text, and a human chooses the features.</w:t>
-      </w:r>
-    </w:p>
-    <w:p>
-      <w:pPr>
-        <w:pStyle w:val="BodyText"/>
-      </w:pPr>
-      <w:r>
-        <w:rPr>
-          <w:b/>
-          <w:bCs/>
-        </w:rPr>
-        <w:t xml:space="preserve">B — Pure deep classifier.</w:t>
-      </w:r>
-      <w:r>
-        <w:t xml:space="preserve"> </w:t>
-      </w:r>
-      <w:r>
-        <w:t xml:space="preserve">A softmax over the enrolled users: accurate on a fixed set, but closed-set by nature, so every new sign-up means retraining the whole network — a dealbreaker for a product where people sign up constantly.</w:t>
-      </w:r>
-    </w:p>
-    <w:p>
-      <w:pPr>
-        <w:pStyle w:val="BodyText"/>
-      </w:pPr>
-      <w:r>
-        <w:rPr>
-          <w:b/>
-          <w:bCs/>
-        </w:rPr>
-        <w:t xml:space="preserve">C — Deep metric-learning embedding (chosen).</w:t>
-      </w:r>
-      <w:r>
-        <w:t xml:space="preserve"> </w:t>
-      </w:r>
-      <w:r>
-        <w:t xml:space="preserve">Train the network to</w:t>
-      </w:r>
-      <w:r>
-        <w:t xml:space="preserve"> </w:t>
-      </w:r>
-      <w:r>
-        <w:rPr>
-          <w:i/>
-          <w:iCs/>
-        </w:rPr>
-        <w:t xml:space="preserve">embed</w:t>
-      </w:r>
-      <w:r>
-        <w:t xml:space="preserve"> </w:t>
-      </w:r>
-      <w:r>
-        <w:t xml:space="preserve">rather than classify: map any window to a vector so that same-person windows land close and different-person windows land far apart, using a triplet loss (Schroff et al., 2015; Hermans et al., 2017). A new user is enrolled by storing a few embeddings, no retraining. It's open-set by construction (the standard in modern face and biometric recognition), content-independent, and reasonably data-efficient. The catch: harder to train, and the raw embedding still needs a decision rule on top.</w:t>
-      </w:r>
-    </w:p>
-    <w:p>
-      <w:pPr>
-        <w:pStyle w:val="BodyText"/>
-      </w:pPr>
-      <w:r>
-        <w:t xml:space="preserve">I didn't want to throw away the classical statistics of A, so I run them inside the learned embedding space of C. The network gives the representation; a Ledoit–Wolf Mahalanobis, nearest-neighbour and scaled-Manhattan ensemble makes the decision. That combination is the core idea of the project.</w:t>
-      </w:r>
-    </w:p>
-    <w:tbl>
-      <w:tblPr>
-        <w:tblStyle w:val="Table"/>
-        <w:tblW w:type="auto" w:w="0"/>
-        <w:tblLook w:firstRow="1" w:lastRow="0" w:firstColumn="0" w:lastColumn="0" w:noHBand="0" w:noVBand="0" w:val="0020"/>
-      </w:tblPr>
-      <w:tblGrid>
-        <w:gridCol w:w="1980"/>
-        <w:gridCol w:w="1980"/>
-        <w:gridCol w:w="1980"/>
-        <w:gridCol w:w="1980"/>
-      </w:tblGrid>
-      <w:tr>
-        <w:trPr>
-          <w:tblHeader w:val="on"/>
-        </w:trPr>
-        <w:tc>
-          <w:tcPr/>
-          <w:p>
-            <w:pPr>
-              <w:pStyle w:val="Compact"/>
-            </w:pPr>
-          </w:p>
-        </w:tc>
-        <w:tc>
-          <w:tcPr/>
-          <w:p>
-            <w:pPr>
-              <w:pStyle w:val="Compact"/>
-            </w:pPr>
-            <w:r>
-              <w:t xml:space="preserve">A: Statistical</w:t>
-            </w:r>
-          </w:p>
-        </w:tc>
-        <w:tc>
-          <w:tcPr/>
-          <w:p>
-            <w:pPr>
-              <w:pStyle w:val="Compact"/>
-            </w:pPr>
-            <w:r>
-              <w:t xml:space="preserve">B: Deep classifier</w:t>
-            </w:r>
-          </w:p>
-        </w:tc>
-        <w:tc>
-          <w:tcPr/>
-          <w:p>
-            <w:pPr>
-              <w:pStyle w:val="Compact"/>
-            </w:pPr>
-            <w:r>
-              <w:t xml:space="preserve">C: Metric embedding (+ ensemble)</w:t>
-            </w:r>
-          </w:p>
-        </w:tc>
-      </w:tr>
-      <w:tr>
-        <w:tc>
-          <w:tcPr/>
-          <w:p>
-            <w:pPr>
-              <w:pStyle w:val="Compact"/>
-            </w:pPr>
-            <w:r>
-              <w:t xml:space="preserve">Open-set (new users, no retraining)</w:t>
-            </w:r>
-          </w:p>
-        </w:tc>
-        <w:tc>
-          <w:tcPr/>
-          <w:p>
-            <w:pPr>
-              <w:pStyle w:val="Compact"/>
-            </w:pPr>
-            <w:r>
-              <w:t xml:space="preserve">yes</w:t>
-            </w:r>
-          </w:p>
-        </w:tc>
-        <w:tc>
-          <w:tcPr/>
-          <w:p>
-            <w:pPr>
-              <w:pStyle w:val="Compact"/>
-            </w:pPr>
-            <w:r>
-              <w:t xml:space="preserve">no</w:t>
-            </w:r>
-          </w:p>
-        </w:tc>
-        <w:tc>
-          <w:tcPr/>
-          <w:p>
-            <w:pPr>
-              <w:pStyle w:val="Compact"/>
-            </w:pPr>
-            <w:r>
-              <w:t xml:space="preserve">yes</w:t>
-            </w:r>
-          </w:p>
-        </w:tc>
-      </w:tr>
-      <w:tr>
-        <w:tc>
-          <w:tcPr/>
-          <w:p>
-            <w:pPr>
-              <w:pStyle w:val="Compact"/>
-            </w:pPr>
-            <w:r>
-              <w:t xml:space="preserve">Content-independent (any text)</w:t>
-            </w:r>
-          </w:p>
-        </w:tc>
-        <w:tc>
-          <w:tcPr/>
-          <w:p>
-            <w:pPr>
-              <w:pStyle w:val="Compact"/>
-            </w:pPr>
-            <w:r>
-              <w:t xml:space="preserve">no</w:t>
-            </w:r>
-          </w:p>
-        </w:tc>
-        <w:tc>
-          <w:tcPr/>
-          <w:p>
-            <w:pPr>
-              <w:pStyle w:val="Compact"/>
-            </w:pPr>
-            <w:r>
-              <w:t xml:space="preserve">partial</w:t>
-            </w:r>
-          </w:p>
-        </w:tc>
-        <w:tc>
-          <w:tcPr/>
-          <w:p>
-            <w:pPr>
-              <w:pStyle w:val="Compact"/>
-            </w:pPr>
-            <w:r>
-              <w:t xml:space="preserve">yes</w:t>
-            </w:r>
-          </w:p>
-        </w:tc>
-      </w:tr>
-      <w:tr>
-        <w:tc>
-          <w:tcPr/>
-          <w:p>
-            <w:pPr>
-              <w:pStyle w:val="Compact"/>
-            </w:pPr>
-            <w:r>
-              <w:t xml:space="preserve">Data efficiency</w:t>
-            </w:r>
-          </w:p>
-        </w:tc>
-        <w:tc>
-          <w:tcPr/>
-          <w:p>
-            <w:pPr>
-              <w:pStyle w:val="Compact"/>
-            </w:pPr>
-            <w:r>
-              <w:t xml:space="preserve">high</w:t>
-            </w:r>
-          </w:p>
-        </w:tc>
-        <w:tc>
-          <w:tcPr/>
-          <w:p>
-            <w:pPr>
-              <w:pStyle w:val="Compact"/>
-            </w:pPr>
-            <w:r>
-              <w:t xml:space="preserve">low</w:t>
-            </w:r>
-          </w:p>
-        </w:tc>
-        <w:tc>
-          <w:tcPr/>
-          <w:p>
-            <w:pPr>
-              <w:pStyle w:val="Compact"/>
-            </w:pPr>
-            <w:r>
-              <w:t xml:space="preserve">medium</w:t>
-            </w:r>
-          </w:p>
-        </w:tc>
-      </w:tr>
-      <w:tr>
-        <w:tc>
-          <w:tcPr/>
-          <w:p>
-            <w:pPr>
-              <w:pStyle w:val="Compact"/>
-            </w:pPr>
-            <w:r>
-              <w:t xml:space="preserve">Compute cost (training + each new sign-up)</w:t>
-            </w:r>
-          </w:p>
-        </w:tc>
-        <w:tc>
-          <w:tcPr/>
-          <w:p>
-            <w:pPr>
-              <w:pStyle w:val="Compact"/>
-            </w:pPr>
-            <w:r>
-              <w:t xml:space="preserve">low (no training)</w:t>
-            </w:r>
-          </w:p>
-        </w:tc>
-        <w:tc>
-          <w:tcPr/>
-          <w:p>
-            <w:pPr>
-              <w:pStyle w:val="Compact"/>
-            </w:pPr>
-            <w:r>
-              <w:t xml:space="preserve">high (retrain on every new user)</w:t>
-            </w:r>
-          </w:p>
-        </w:tc>
-        <w:tc>
-          <w:tcPr/>
-          <w:p>
-            <w:pPr>
-              <w:pStyle w:val="Compact"/>
-            </w:pPr>
-            <w:r>
-              <w:t xml:space="preserve">low (train once; enrolment is cheap)</w:t>
-            </w:r>
-          </w:p>
-        </w:tc>
-      </w:tr>
-      <w:tr>
-        <w:tc>
-          <w:tcPr/>
-          <w:p>
-            <w:pPr>
-              <w:pStyle w:val="Compact"/>
-            </w:pPr>
-            <w:r>
-              <w:t xml:space="preserve">Build time (development effort)</w:t>
-            </w:r>
-          </w:p>
-        </w:tc>
-        <w:tc>
-          <w:tcPr/>
-          <w:p>
-            <w:pPr>
-              <w:pStyle w:val="Compact"/>
-            </w:pPr>
-            <w:r>
-              <w:t xml:space="preserve">low (reuse tested stats code)</w:t>
-            </w:r>
-          </w:p>
-        </w:tc>
-        <w:tc>
-          <w:tcPr/>
-          <w:p>
-            <w:pPr>
-              <w:pStyle w:val="Compact"/>
-            </w:pPr>
-            <w:r>
-              <w:t xml:space="preserve">medium</w:t>
-            </w:r>
-          </w:p>
-        </w:tc>
-        <w:tc>
-          <w:tcPr/>
-          <w:p>
-            <w:pPr>
-              <w:pStyle w:val="Compact"/>
-            </w:pPr>
-            <w:r>
-              <w:t xml:space="preserve">medium–high (hardest to train)</w:t>
-            </w:r>
-          </w:p>
-        </w:tc>
-      </w:tr>
-      <w:tr>
-        <w:tc>
-          <w:tcPr/>
-          <w:p>
-            <w:pPr>
-              <w:pStyle w:val="Compact"/>
-            </w:pPr>
-            <w:r>
-              <w:t xml:space="preserve">Interpretability</w:t>
-            </w:r>
-          </w:p>
-        </w:tc>
-        <w:tc>
-          <w:tcPr/>
-          <w:p>
-            <w:pPr>
-              <w:pStyle w:val="Compact"/>
-            </w:pPr>
-            <w:r>
-              <w:t xml:space="preserve">high</w:t>
-            </w:r>
-          </w:p>
-        </w:tc>
-        <w:tc>
-          <w:tcPr/>
-          <w:p>
-            <w:pPr>
-              <w:pStyle w:val="Compact"/>
-            </w:pPr>
-            <w:r>
-              <w:t xml:space="preserve">low</w:t>
-            </w:r>
-          </w:p>
-        </w:tc>
-        <w:tc>
-          <w:tcPr/>
-          <w:p>
-            <w:pPr>
-              <w:pStyle w:val="Compact"/>
-            </w:pPr>
-            <w:r>
-              <w:t xml:space="preserve">medium</w:t>
-            </w:r>
-          </w:p>
-        </w:tc>
-      </w:tr>
-      <w:tr>
-        <w:tc>
-          <w:tcPr/>
-          <w:p>
-            <w:pPr>
-              <w:pStyle w:val="Compact"/>
-            </w:pPr>
-            <w:r>
-              <w:t xml:space="preserve">Published precedent</w:t>
-            </w:r>
-          </w:p>
-        </w:tc>
-        <w:tc>
-          <w:tcPr/>
-          <w:p>
-            <w:pPr>
-              <w:pStyle w:val="Compact"/>
-            </w:pPr>
-            <w:r>
-              <w:t xml:space="preserve">strong (9.6%)</w:t>
-            </w:r>
-          </w:p>
-        </w:tc>
-        <w:tc>
-          <w:tcPr/>
-          <w:p>
-            <w:pPr>
-              <w:pStyle w:val="Compact"/>
-            </w:pPr>
-            <w:r>
-              <w:t xml:space="preserve">some</w:t>
-            </w:r>
-          </w:p>
-        </w:tc>
-        <w:tc>
-          <w:tcPr/>
-          <w:p>
-            <w:pPr>
-              <w:pStyle w:val="Compact"/>
-            </w:pPr>
-            <w:r>
-              <w:t xml:space="preserve">strong (TypeNet, FaceNet)</w:t>
-            </w:r>
-          </w:p>
-        </w:tc>
-      </w:tr>
-      <w:tr>
-        <w:tc>
-          <w:tcPr/>
-          <w:p>
-            <w:pPr>
-              <w:pStyle w:val="Compact"/>
-            </w:pPr>
-            <w:r>
-              <w:t xml:space="preserve">Risk to build in a short timeframe</w:t>
-            </w:r>
-          </w:p>
-        </w:tc>
-        <w:tc>
-          <w:tcPr/>
-          <w:p>
-            <w:pPr>
-              <w:pStyle w:val="Compact"/>
-            </w:pPr>
-            <w:r>
-              <w:t xml:space="preserve">low</w:t>
-            </w:r>
-          </w:p>
-        </w:tc>
-        <w:tc>
-          <w:tcPr/>
-          <w:p>
-            <w:pPr>
-              <w:pStyle w:val="Compact"/>
-            </w:pPr>
-            <w:r>
-              <w:t xml:space="preserve">medium</w:t>
-            </w:r>
-          </w:p>
-        </w:tc>
-        <w:tc>
-          <w:tcPr/>
-          <w:p>
-            <w:pPr>
-              <w:pStyle w:val="Compact"/>
-            </w:pPr>
-            <w:r>
-              <w:t xml:space="preserve">medium–high</w:t>
-            </w:r>
-          </w:p>
-        </w:tc>
-      </w:tr>
-      <w:tr>
-        <w:tc>
-          <w:tcPr/>
-          <w:p>
-            <w:pPr>
-              <w:pStyle w:val="Compact"/>
-            </w:pPr>
-            <w:r>
-              <w:t xml:space="preserve">Fit to an authentication product</w:t>
-            </w:r>
-          </w:p>
-        </w:tc>
-        <w:tc>
-          <w:tcPr/>
-          <w:p>
-            <w:pPr>
-              <w:pStyle w:val="Compact"/>
-            </w:pPr>
-            <w:r>
-              <w:t xml:space="preserve">poor</w:t>
-            </w:r>
-          </w:p>
-        </w:tc>
-        <w:tc>
-          <w:tcPr/>
-          <w:p>
-            <w:pPr>
-              <w:pStyle w:val="Compact"/>
-            </w:pPr>
-            <w:r>
-              <w:t xml:space="preserve">poor</w:t>
-            </w:r>
-          </w:p>
-        </w:tc>
-        <w:tc>
-          <w:tcPr/>
-          <w:p>
-            <w:pPr>
-              <w:pStyle w:val="Compact"/>
-            </w:pPr>
-            <w:r>
-              <w:t xml:space="preserve">best</w:t>
-            </w:r>
-          </w:p>
-        </w:tc>
-      </w:tr>
-    </w:tbl>
-    <w:p>
-      <w:pPr>
-        <w:pStyle w:val="BodyText"/>
-      </w:pPr>
-      <w:r>
-        <w:t xml:space="preserve">I went with C and put the A-style ensemble on top: only an open-set, content-independent method fits a product where users keep signing up. Keeping the classical verifier let me compare directly against the 9.6% baseline and reuse tested statistical code rather than bin it.</w:t>
-      </w:r>
-    </w:p>
-    <w:bookmarkEnd w:id="14"/>
-    <w:bookmarkStart w:id="15" w:name="X1942f35be20f8b38b86cabe0031b2b6fb0b4880"/>
-    <w:p>
-      <w:pPr>
-        <w:pStyle w:val="Heading2"/>
-      </w:pPr>
-      <w:r>
-        <w:t xml:space="preserve">1.4 The plan, and why this shape</w:t>
-      </w:r>
-    </w:p>
-    <w:p>
-      <w:pPr>
-        <w:pStyle w:val="FirstParagraph"/>
-      </w:pPr>
-      <w:r>
-        <w:t xml:space="preserve">The system has three parts, sharing exactly one thing — the trained model — across a clean boundary:</w:t>
-      </w:r>
-    </w:p>
-    <w:p>
-      <w:pPr>
-        <w:pStyle w:val="Compact"/>
-        <w:numPr>
-          <w:ilvl w:val="0"/>
-          <w:numId w:val="1002"/>
-        </w:numPr>
-      </w:pPr>
-      <w:r>
-        <w:rPr>
-          <w:b/>
-          <w:bCs/>
-        </w:rPr>
-        <w:t xml:space="preserve">Research harness</w:t>
-      </w:r>
-      <w:r>
-        <w:t xml:space="preserve"> </w:t>
-      </w:r>
-      <w:r>
-        <w:t xml:space="preserve">(</w:t>
-      </w:r>
-      <w:r>
-        <w:rPr>
-          <w:rStyle w:val="VerbatimChar"/>
-        </w:rPr>
-        <w:t xml:space="preserve">research/</w:t>
-      </w:r>
-      <w:r>
-        <w:t xml:space="preserve">, PyTorch) —</w:t>
-      </w:r>
-      <w:r>
-        <w:t xml:space="preserve"> </w:t>
-      </w:r>
-      <w:r>
-        <w:rPr>
-          <w:i/>
-          <w:iCs/>
-        </w:rPr>
-        <w:t xml:space="preserve">makes</w:t>
-      </w:r>
-      <w:r>
-        <w:t xml:space="preserve"> </w:t>
-      </w:r>
-      <w:r>
-        <w:t xml:space="preserve">a frozen, versioned model reproducibly (fixed seeds, pinned dataset, recorded git commit).</w:t>
-      </w:r>
-    </w:p>
-    <w:p>
-      <w:pPr>
-        <w:pStyle w:val="Compact"/>
-        <w:numPr>
-          <w:ilvl w:val="0"/>
-          <w:numId w:val="1002"/>
-        </w:numPr>
-      </w:pPr>
-      <w:r>
-        <w:rPr>
-          <w:b/>
-          <w:bCs/>
-        </w:rPr>
-        <w:t xml:space="preserve">Inference service</w:t>
-      </w:r>
-      <w:r>
-        <w:t xml:space="preserve"> </w:t>
-      </w:r>
-      <w:r>
-        <w:t xml:space="preserve">(</w:t>
-      </w:r>
-      <w:r>
-        <w:rPr>
-          <w:rStyle w:val="VerbatimChar"/>
-        </w:rPr>
-        <w:t xml:space="preserve">ml-service/</w:t>
-      </w:r>
-      <w:r>
-        <w:t xml:space="preserve">, FastAPI) —</w:t>
-      </w:r>
-      <w:r>
-        <w:t xml:space="preserve"> </w:t>
-      </w:r>
-      <w:r>
-        <w:rPr>
-          <w:i/>
-          <w:iCs/>
-        </w:rPr>
-        <w:t xml:space="preserve">serves</w:t>
-      </w:r>
-      <w:r>
-        <w:t xml:space="preserve"> </w:t>
-      </w:r>
-      <w:r>
-        <w:t xml:space="preserve">it through</w:t>
-      </w:r>
-      <w:r>
-        <w:t xml:space="preserve"> </w:t>
-      </w:r>
-      <w:r>
-        <w:rPr>
-          <w:rStyle w:val="VerbatimChar"/>
-        </w:rPr>
-        <w:t xml:space="preserve">/embed</w:t>
-      </w:r>
-      <w:r>
-        <w:t xml:space="preserve">,</w:t>
-      </w:r>
-      <w:r>
-        <w:t xml:space="preserve"> </w:t>
-      </w:r>
-      <w:r>
-        <w:rPr>
-          <w:rStyle w:val="VerbatimChar"/>
-        </w:rPr>
-        <w:t xml:space="preserve">/verify</w:t>
-      </w:r>
-      <w:r>
-        <w:t xml:space="preserve">,</w:t>
-      </w:r>
-      <w:r>
-        <w:t xml:space="preserve"> </w:t>
-      </w:r>
-      <w:r>
-        <w:rPr>
-          <w:rStyle w:val="VerbatimChar"/>
-        </w:rPr>
-        <w:t xml:space="preserve">/health</w:t>
-      </w:r>
-      <w:r>
-        <w:t xml:space="preserve">; holds the model in memory, stores nothing, logs no raw timings.</w:t>
-      </w:r>
-    </w:p>
-    <w:p>
-      <w:pPr>
-        <w:pStyle w:val="Compact"/>
-        <w:numPr>
-          <w:ilvl w:val="0"/>
-          <w:numId w:val="1002"/>
-        </w:numPr>
-      </w:pPr>
-      <w:r>
-        <w:rPr>
-          <w:b/>
-          <w:bCs/>
-        </w:rPr>
-        <w:t xml:space="preserve">Product shell</w:t>
-      </w:r>
-      <w:r>
-        <w:t xml:space="preserve"> </w:t>
-      </w:r>
-      <w:r>
-        <w:t xml:space="preserve">(Node.js / Express) — the existing web application; owns users and sessions, calls the service, enforces the decision.</w:t>
-      </w:r>
-    </w:p>
-    <w:p>
-      <w:pPr>
-        <w:pStyle w:val="FirstParagraph"/>
-      </w:pPr>
-      <w:r>
-        <w:t xml:space="preserve">Keeping the thing that</w:t>
-      </w:r>
-      <w:r>
-        <w:t xml:space="preserve"> </w:t>
-      </w:r>
-      <w:r>
-        <w:rPr>
-          <w:i/>
-          <w:iCs/>
-        </w:rPr>
-        <w:t xml:space="preserve">makes</w:t>
-      </w:r>
-      <w:r>
-        <w:t xml:space="preserve"> </w:t>
-      </w:r>
-      <w:r>
-        <w:t xml:space="preserve">the claim apart from the thing that</w:t>
-      </w:r>
-      <w:r>
-        <w:t xml:space="preserve"> </w:t>
-      </w:r>
-      <w:r>
-        <w:rPr>
-          <w:i/>
-          <w:iCs/>
-        </w:rPr>
-        <w:t xml:space="preserve">serves</w:t>
-      </w:r>
-      <w:r>
-        <w:t xml:space="preserve"> </w:t>
-      </w:r>
-      <w:r>
-        <w:t xml:space="preserve">it pays off: the live app never trains or touches a dataset, and the research never touches live user data. The two meet only at a single fixed contract (</w:t>
-      </w:r>
-      <w:r>
-        <w:rPr>
-          <w:rStyle w:val="VerbatimChar"/>
-        </w:rPr>
-        <w:t xml:space="preserve">EMBED_DIM = 128</w:t>
-      </w:r>
-      <w:r>
-        <w:t xml:space="preserve">, L2-normalised). I also decided the failure behaviour up front: fail-safe, never fail-open. Any outage or version mismatch returns "indeterminate" and falls back to another factor, rather than quietly letting someone in. A security feature that admits everyone when it breaks is worse than none; that rule was non-negotiable, and it later caught a real bug (§7.5).</w:t>
-      </w:r>
-    </w:p>
-    <w:bookmarkEnd w:id="15"/>
-    <w:bookmarkStart w:id="16" w:name="X95370445369165ccabcb04beb0b90dbe99a7529"/>
-    <w:p>
-      <w:pPr>
-        <w:pStyle w:val="Heading2"/>
-      </w:pPr>
-      <w:r>
-        <w:t xml:space="preserve">1.5 Plan and progress</w:t>
-      </w:r>
-    </w:p>
-    <w:p>
-      <w:pPr>
-        <w:pStyle w:val="FirstParagraph"/>
-      </w:pPr>
-      <w:r>
-        <w:t xml:space="preserve">I ran the project in deliberate stages, each with a goal it had to meet before the next began. The first built the capture layer and two early statistical recognisers — enough to get real keystroke data and a baseline worth beating. Most of what follows is the stage after that: rebuilding the recogniser as a deep embedding, and learning to test it without fooling myself. Each stage was planned around the single question it had to answer, and that answer set the shape of the next. It's the main reason the closed-set trap in §7.1 surfaced at all — by then I'd trained myself to ask what would make a good result wrong.</w:t>
-      </w:r>
-    </w:p>
-    <w:p>
-      <w:pPr>
-        <w:pStyle w:val="BodyText"/>
-      </w:pPr>
-      <w:r>
-        <w:t xml:space="preserve">At the project level the work fell into four dated stages, each one gating the next:</w:t>
-      </w:r>
-    </w:p>
-    <w:tbl>
-      <w:tblPr>
-        <w:tblStyle w:val="Table"/>
-        <w:tblW w:type="auto" w:w="0"/>
-        <w:tblLook w:firstRow="1" w:lastRow="0" w:firstColumn="0" w:lastColumn="0" w:noHBand="0" w:noVBand="0" w:val="0020"/>
-      </w:tblPr>
-      <w:tblGrid>
-        <w:gridCol w:w="1980"/>
-        <w:gridCol w:w="1980"/>
-        <w:gridCol w:w="1980"/>
-        <w:gridCol w:w="1980"/>
-      </w:tblGrid>
-      <w:tr>
-        <w:trPr>
-          <w:tblHeader w:val="on"/>
-        </w:trPr>
-        <w:tc>
-          <w:tcPr/>
-          <w:p>
-            <w:pPr>
-              <w:pStyle w:val="Compact"/>
-            </w:pPr>
-            <w:r>
-              <w:t xml:space="preserve">When</w:t>
-            </w:r>
-          </w:p>
-        </w:tc>
-        <w:tc>
-          <w:tcPr/>
-          <w:p>
-            <w:pPr>
-              <w:pStyle w:val="Compact"/>
-            </w:pPr>
-            <w:r>
-              <w:t xml:space="preserve">Stage</w:t>
-            </w:r>
-          </w:p>
-        </w:tc>
-        <w:tc>
-          <w:tcPr/>
-          <w:p>
-            <w:pPr>
-              <w:pStyle w:val="Compact"/>
-            </w:pPr>
-            <w:r>
-              <w:t xml:space="preserve">Planned</w:t>
-            </w:r>
-          </w:p>
-        </w:tc>
-        <w:tc>
-          <w:tcPr/>
-          <w:p>
-            <w:pPr>
-              <w:pStyle w:val="Compact"/>
-            </w:pPr>
-            <w:r>
-              <w:t xml:space="preserve">What actually happened</w:t>
-            </w:r>
-          </w:p>
-        </w:tc>
-      </w:tr>
-      <w:tr>
-        <w:tc>
-          <w:tcPr/>
-          <w:p>
-            <w:pPr>
-              <w:pStyle w:val="Compact"/>
-            </w:pPr>
-            <w:r>
-              <w:t xml:space="preserve">Nov–Dec 2025</w:t>
-            </w:r>
-          </w:p>
-        </w:tc>
-        <w:tc>
-          <w:tcPr/>
-          <w:p>
-            <w:pPr>
-              <w:pStyle w:val="Compact"/>
-            </w:pPr>
-            <w:r>
-              <w:t xml:space="preserve">Foundation</w:t>
-            </w:r>
-          </w:p>
-        </w:tc>
-        <w:tc>
-          <w:tcPr/>
-          <w:p>
-            <w:pPr>
-              <w:pStyle w:val="Compact"/>
-            </w:pPr>
-            <w:r>
-              <w:t xml:space="preserve">Build the typing web application and a keystroke-capture layer</w:t>
-            </w:r>
-          </w:p>
-        </w:tc>
-        <w:tc>
-          <w:tcPr/>
-          <w:p>
-            <w:pPr>
-              <w:pStyle w:val="Compact"/>
-            </w:pPr>
-            <w:r>
-              <w:t xml:space="preserve">Built; it became the real source of typing data the rest of the project stands on</w:t>
-            </w:r>
-          </w:p>
-        </w:tc>
-      </w:tr>
-      <w:tr>
-        <w:tc>
-          <w:tcPr/>
-          <w:p>
-            <w:pPr>
-              <w:pStyle w:val="Compact"/>
-            </w:pPr>
-            <w:r>
-              <w:t xml:space="preserve">Feb–Mar 2026</w:t>
-            </w:r>
-          </w:p>
-        </w:tc>
-        <w:tc>
-          <w:tcPr/>
-          <w:p>
-            <w:pPr>
-              <w:pStyle w:val="Compact"/>
-            </w:pPr>
-            <w:r>
-              <w:t xml:space="preserve">Accounts and first recognisers</w:t>
-            </w:r>
-          </w:p>
-        </w:tc>
-        <w:tc>
-          <w:tcPr/>
-          <w:p>
-            <w:pPr>
-              <w:pStyle w:val="Compact"/>
-            </w:pPr>
-            <w:r>
-              <w:t xml:space="preserve">Add accounts and a first statistical keystroke check</w:t>
-            </w:r>
-          </w:p>
-        </w:tc>
-        <w:tc>
-          <w:tcPr/>
-          <w:p>
-            <w:pPr>
-              <w:pStyle w:val="Compact"/>
-            </w:pPr>
-            <w:r>
-              <w:t xml:space="preserve">Built the v1/v2 statistical recognisers and the clean serving seam between research and product</w:t>
-            </w:r>
-          </w:p>
-        </w:tc>
-      </w:tr>
-      <w:tr>
-        <w:tc>
-          <w:tcPr/>
-          <w:p>
-            <w:pPr>
-              <w:pStyle w:val="Compact"/>
-            </w:pPr>
-            <w:r>
-              <w:t xml:space="preserve">Jun 2026</w:t>
-            </w:r>
-          </w:p>
-        </w:tc>
-        <w:tc>
-          <w:tcPr/>
-          <w:p>
-            <w:pPr>
-              <w:pStyle w:val="Compact"/>
-            </w:pPr>
-            <w:r>
-              <w:t xml:space="preserve">Deep-learning research</w:t>
-            </w:r>
-          </w:p>
-        </w:tc>
-        <w:tc>
-          <w:tcPr/>
-          <w:p>
-            <w:pPr>
-              <w:pStyle w:val="Compact"/>
-            </w:pPr>
-            <w:r>
-              <w:t xml:space="preserve">Rebuild the recogniser as a deep embedding and evaluate it open-set</w:t>
-            </w:r>
-          </w:p>
-        </w:tc>
-        <w:tc>
-          <w:tcPr/>
-          <w:p>
-            <w:pPr>
-              <w:pStyle w:val="Compact"/>
-            </w:pPr>
-            <w:r>
-              <w:t xml:space="preserve">Done — but with an unplanned protocol redesign (§7.1) and an added nested-validation ablation (§4.6)</w:t>
-            </w:r>
-          </w:p>
-        </w:tc>
-      </w:tr>
-      <w:tr>
-        <w:tc>
-          <w:tcPr/>
-          <w:p>
-            <w:pPr>
-              <w:pStyle w:val="Compact"/>
-            </w:pPr>
-            <w:r>
-              <w:t xml:space="preserve">Jun 2026</w:t>
-            </w:r>
-          </w:p>
-        </w:tc>
-        <w:tc>
-          <w:tcPr/>
-          <w:p>
-            <w:pPr>
-              <w:pStyle w:val="Compact"/>
-            </w:pPr>
-            <w:r>
-              <w:t xml:space="preserve">Write-up</w:t>
-            </w:r>
-          </w:p>
-        </w:tc>
-        <w:tc>
-          <w:tcPr/>
-          <w:p>
-            <w:pPr>
-              <w:pStyle w:val="Compact"/>
-            </w:pPr>
-            <w:r>
-              <w:t xml:space="preserve">Report, ethics, reproducibility check</w:t>
-            </w:r>
-          </w:p>
-        </w:tc>
-        <w:tc>
-          <w:tcPr/>
-          <w:p>
-            <w:pPr>
-              <w:pStyle w:val="Compact"/>
-            </w:pPr>
-            <w:r>
-              <w:t xml:space="preserve">Done</w:t>
-            </w:r>
-          </w:p>
-        </w:tc>
-      </w:tr>
-    </w:tbl>
-    <w:p>
-      <w:pPr>
-        <w:pStyle w:val="BodyText"/>
-      </w:pPr>
-      <w:r>
-        <w:t xml:space="preserve">The research this report is about is the June stage; the earlier months built the product and the data it rests on. Concentrating the deep-learning work into one focused stage was deliberate — the foundation had to exist first, and once it did I wanted the research done in a tight, well-organised stretch with the evaluation protocol fixed before I wrote a line of the evaluator.</w:t>
-      </w:r>
-    </w:p>
-    <w:p>
-      <w:pPr>
-        <w:pStyle w:val="BodyText"/>
-      </w:pPr>
-      <w:r>
-        <w:t xml:space="preserve">CREST expects roughly 70 hours at Gold. My own estimate, broken down by phase of work, comes to about 84:</w:t>
+        <w:t xml:space="preserve">The aim has a pass/fail test built in: one number, the Equal Error Rate (§2.3), measured under a protocol fixed before I saw the result, read against a published reference. I split it into six objectives, each with a condition I could actually check:</w:t>
       </w:r>
     </w:p>
     <w:tbl>
@@ -2005,29 +599,29 @@
               <w:pStyle w:val="Compact"/>
             </w:pPr>
             <w:r>
-              <w:t xml:space="preserve">Phase of work</w:t>
-            </w:r>
-          </w:p>
-        </w:tc>
-        <w:tc>
-          <w:tcPr/>
-          <w:p>
-            <w:pPr>
-              <w:pStyle w:val="Compact"/>
-            </w:pPr>
-            <w:r>
-              <w:t xml:space="preserve">Approx. hours</w:t>
-            </w:r>
-          </w:p>
-        </w:tc>
-        <w:tc>
-          <w:tcPr/>
-          <w:p>
-            <w:pPr>
-              <w:pStyle w:val="Compact"/>
-            </w:pPr>
-            <w:r>
-              <w:t xml:space="preserve">Evidence</w:t>
+              <w:t xml:space="preserve">#</w:t>
+            </w:r>
+          </w:p>
+        </w:tc>
+        <w:tc>
+          <w:tcPr/>
+          <w:p>
+            <w:pPr>
+              <w:pStyle w:val="Compact"/>
+            </w:pPr>
+            <w:r>
+              <w:t xml:space="preserve">Objective</w:t>
+            </w:r>
+          </w:p>
+        </w:tc>
+        <w:tc>
+          <w:tcPr/>
+          <w:p>
+            <w:pPr>
+              <w:pStyle w:val="Compact"/>
+            </w:pPr>
+            <w:r>
+              <w:t xml:space="preserve">What "done" looked like</w:t>
             </w:r>
           </w:p>
         </w:tc>
@@ -2040,29 +634,29 @@
               <w:pStyle w:val="Compact"/>
             </w:pPr>
             <w:r>
-              <w:t xml:space="preserve">Background reading (CREST research; ~18 papers; CMU, TypeNet, FaceNet, Ledoit–Wolf, GDPR)</w:t>
-            </w:r>
-          </w:p>
-        </w:tc>
-        <w:tc>
-          <w:tcPr/>
-          <w:p>
-            <w:pPr>
-              <w:pStyle w:val="Compact"/>
-            </w:pPr>
-            <w:r>
-              <w:t xml:space="preserve">~10</w:t>
-            </w:r>
-          </w:p>
-        </w:tc>
-        <w:tc>
-          <w:tcPr/>
-          <w:p>
-            <w:pPr>
-              <w:pStyle w:val="Compact"/>
-            </w:pPr>
-            <w:r>
-              <w:t xml:space="preserve">§2, §12, dossier</w:t>
+              <w:t xml:space="preserve">O1</w:t>
+            </w:r>
+          </w:p>
+        </w:tc>
+        <w:tc>
+          <w:tcPr/>
+          <w:p>
+            <w:pPr>
+              <w:pStyle w:val="Compact"/>
+            </w:pPr>
+            <w:r>
+              <w:t xml:space="preserve">Build a keystroke-embedding network</w:t>
+            </w:r>
+          </w:p>
+        </w:tc>
+        <w:tc>
+          <w:tcPr/>
+          <w:p>
+            <w:pPr>
+              <w:pStyle w:val="Compact"/>
+            </w:pPr>
+            <w:r>
+              <w:t xml:space="preserve">Maps a variable-length window to a fixed 128-D vector; forward pass runs on CPU</w:t>
             </w:r>
           </w:p>
         </w:tc>
@@ -2075,29 +669,29 @@
               <w:pStyle w:val="Compact"/>
             </w:pPr>
             <w:r>
-              <w:t xml:space="preserve">Product-shell work relevant to the research (capture v1/v2, the serving seam)</w:t>
-            </w:r>
-          </w:p>
-        </w:tc>
-        <w:tc>
-          <w:tcPr/>
-          <w:p>
-            <w:pPr>
-              <w:pStyle w:val="Compact"/>
-            </w:pPr>
-            <w:r>
-              <w:t xml:space="preserve">~14</w:t>
-            </w:r>
-          </w:p>
-        </w:tc>
-        <w:tc>
-          <w:tcPr/>
-          <w:p>
-            <w:pPr>
-              <w:pStyle w:val="Compact"/>
-            </w:pPr>
-            <w:r>
-              <w:t xml:space="preserve">37 foundation commits</w:t>
+              <w:t xml:space="preserve">O2</w:t>
+            </w:r>
+          </w:p>
+        </w:tc>
+        <w:tc>
+          <w:tcPr/>
+          <w:p>
+            <w:pPr>
+              <w:pStyle w:val="Compact"/>
+            </w:pPr>
+            <w:r>
+              <w:t xml:space="preserve">Train it so same-person windows cluster and different-person windows separate</w:t>
+            </w:r>
+          </w:p>
+        </w:tc>
+        <w:tc>
+          <w:tcPr/>
+          <w:p>
+            <w:pPr>
+              <w:pStyle w:val="Compact"/>
+            </w:pPr>
+            <w:r>
+              <w:t xml:space="preserve">Mean within-person distance &lt; mean between-person distance, checked by a test</w:t>
             </w:r>
           </w:p>
         </w:tc>
@@ -2110,29 +704,29 @@
               <w:pStyle w:val="Compact"/>
             </w:pPr>
             <w:r>
-              <w:t xml:space="preserve">Research design (architecture, the fixed contract, the open-set protocol)</w:t>
-            </w:r>
-          </w:p>
-        </w:tc>
-        <w:tc>
-          <w:tcPr/>
-          <w:p>
-            <w:pPr>
-              <w:pStyle w:val="Compact"/>
-            </w:pPr>
-            <w:r>
-              <w:t xml:space="preserve">~8</w:t>
-            </w:r>
-          </w:p>
-        </w:tc>
-        <w:tc>
-          <w:tcPr/>
-          <w:p>
-            <w:pPr>
-              <w:pStyle w:val="Compact"/>
-            </w:pPr>
-            <w:r>
-              <w:t xml:space="preserve">Design-spec commit</w:t>
+              <w:t xml:space="preserve">O3</w:t>
+            </w:r>
+          </w:p>
+        </w:tc>
+        <w:tc>
+          <w:tcPr/>
+          <w:p>
+            <w:pPr>
+              <w:pStyle w:val="Compact"/>
+            </w:pPr>
+            <w:r>
+              <w:t xml:space="preserve">Evaluate on a public benchmark, open-set</w:t>
+            </w:r>
+          </w:p>
+        </w:tc>
+        <w:tc>
+          <w:tcPr/>
+          <w:p>
+            <w:pPr>
+              <w:pStyle w:val="Compact"/>
+            </w:pPr>
+            <w:r>
+              <w:t xml:space="preserve">EER computed only on held-out people; the evaluator refuses to score training data</w:t>
             </w:r>
           </w:p>
         </w:tc>
@@ -2145,29 +739,29 @@
               <w:pStyle w:val="Compact"/>
             </w:pPr>
             <w:r>
-              <w:t xml:space="preserve">Implementation (encoder, triplet loss, ensemble, evaluator, profile builder, service)</w:t>
-            </w:r>
-          </w:p>
-        </w:tc>
-        <w:tc>
-          <w:tcPr/>
-          <w:p>
-            <w:pPr>
-              <w:pStyle w:val="Compact"/>
-            </w:pPr>
-            <w:r>
-              <w:t xml:space="preserve">~20</w:t>
-            </w:r>
-          </w:p>
-        </w:tc>
-        <w:tc>
-          <w:tcPr/>
-          <w:p>
-            <w:pPr>
-              <w:pStyle w:val="Compact"/>
-            </w:pPr>
-            <w:r>
-              <w:t xml:space="preserve">development commits</w:t>
+              <w:t xml:space="preserve">O4</w:t>
+            </w:r>
+          </w:p>
+        </w:tc>
+        <w:tc>
+          <w:tcPr/>
+          <w:p>
+            <w:pPr>
+              <w:pStyle w:val="Compact"/>
+            </w:pPr>
+            <w:r>
+              <w:t xml:space="preserve">Reuse a statistical ensemble as the decision layer inside the embedding</w:t>
+            </w:r>
+          </w:p>
+        </w:tc>
+        <w:tc>
+          <w:tcPr/>
+          <w:p>
+            <w:pPr>
+              <w:pStyle w:val="Compact"/>
+            </w:pPr>
+            <w:r>
+              <w:t xml:space="preserve">Two EERs reported (scaled-Manhattan vs full ensemble) from one run</w:t>
             </w:r>
           </w:p>
         </w:tc>
@@ -2180,29 +774,29 @@
               <w:pStyle w:val="Compact"/>
             </w:pPr>
             <w:r>
-              <w:t xml:space="preserve">Experiments and debugging (training runs, open-set fix, the 13 problems, the ablation)</w:t>
-            </w:r>
-          </w:p>
-        </w:tc>
-        <w:tc>
-          <w:tcPr/>
-          <w:p>
-            <w:pPr>
-              <w:pStyle w:val="Compact"/>
-            </w:pPr>
-            <w:r>
-              <w:t xml:space="preserve">~14</w:t>
-            </w:r>
-          </w:p>
-        </w:tc>
-        <w:tc>
-          <w:tcPr/>
-          <w:p>
-            <w:pPr>
-              <w:pStyle w:val="Compact"/>
-            </w:pPr>
-            <w:r>
-              <w:t xml:space="preserve">§7, metrics, sweep results</w:t>
+              <w:t xml:space="preserve">O5</w:t>
+            </w:r>
+          </w:p>
+        </w:tc>
+        <w:tc>
+          <w:tcPr/>
+          <w:p>
+            <w:pPr>
+              <w:pStyle w:val="Compact"/>
+            </w:pPr>
+            <w:r>
+              <w:t xml:space="preserve">Make the pipeline reproducible</w:t>
+            </w:r>
+          </w:p>
+        </w:tc>
+        <w:tc>
+          <w:tcPr/>
+          <w:p>
+            <w:pPr>
+              <w:pStyle w:val="Compact"/>
+            </w:pPr>
+            <w:r>
+              <w:t xml:space="preserve">One script regenerates the result from a SHA-pinned dataset and fixed seeds</w:t>
             </w:r>
           </w:p>
         </w:tc>
@@ -2215,115 +809,50 @@
               <w:pStyle w:val="Compact"/>
             </w:pPr>
             <w:r>
-              <w:t xml:space="preserve">Analysis and figures (EER, DET, t-SNE, per-subject, ablation)</w:t>
-            </w:r>
-          </w:p>
-        </w:tc>
-        <w:tc>
-          <w:tcPr/>
-          <w:p>
-            <w:pPr>
-              <w:pStyle w:val="Compact"/>
-            </w:pPr>
-            <w:r>
-              <w:t xml:space="preserve">~6</w:t>
-            </w:r>
-          </w:p>
-        </w:tc>
-        <w:tc>
-          <w:tcPr/>
-          <w:p>
-            <w:pPr>
-              <w:pStyle w:val="Compact"/>
-            </w:pPr>
-            <w:r>
-              <w:t xml:space="preserve">§4, figures</w:t>
-            </w:r>
-          </w:p>
-        </w:tc>
-      </w:tr>
-      <w:tr>
-        <w:tc>
-          <w:tcPr/>
-          <w:p>
-            <w:pPr>
-              <w:pStyle w:val="Compact"/>
-            </w:pPr>
-            <w:r>
-              <w:t xml:space="preserve">Writing, ethics and reflection</w:t>
-            </w:r>
-          </w:p>
-        </w:tc>
-        <w:tc>
-          <w:tcPr/>
-          <w:p>
-            <w:pPr>
-              <w:pStyle w:val="Compact"/>
-            </w:pPr>
-            <w:r>
-              <w:t xml:space="preserve">~12</w:t>
-            </w:r>
-          </w:p>
-        </w:tc>
-        <w:tc>
-          <w:tcPr/>
-          <w:p>
-            <w:pPr>
-              <w:pStyle w:val="Compact"/>
-            </w:pPr>
-            <w:r>
-              <w:t xml:space="preserve">this report</w:t>
-            </w:r>
-          </w:p>
-        </w:tc>
-      </w:tr>
-      <w:tr>
-        <w:tc>
-          <w:tcPr/>
-          <w:p>
-            <w:pPr>
-              <w:pStyle w:val="Compact"/>
-            </w:pPr>
-            <w:r>
-              <w:rPr>
-                <w:b/>
-                <w:bCs/>
-              </w:rPr>
-              <w:t xml:space="preserve">Total</w:t>
-            </w:r>
-          </w:p>
-        </w:tc>
-        <w:tc>
-          <w:tcPr/>
-          <w:p>
-            <w:pPr>
-              <w:pStyle w:val="Compact"/>
-            </w:pPr>
-            <w:r>
-              <w:rPr>
-                <w:b/>
-                <w:bCs/>
-              </w:rPr>
-              <w:t xml:space="preserve">~84</w:t>
-            </w:r>
-          </w:p>
-        </w:tc>
-        <w:tc>
-          <w:tcPr/>
-          <w:p>
-            <w:pPr>
-              <w:pStyle w:val="Compact"/>
-            </w:pPr>
+              <w:t xml:space="preserve">O6</w:t>
+            </w:r>
+          </w:p>
+        </w:tc>
+        <w:tc>
+          <w:tcPr/>
+          <w:p>
+            <w:pPr>
+              <w:pStyle w:val="Compact"/>
+            </w:pPr>
+            <w:r>
+              <w:t xml:space="preserve">Show it working in a real product flow with safe failure</w:t>
+            </w:r>
+          </w:p>
+        </w:tc>
+        <w:tc>
+          <w:tcPr/>
+          <w:p>
+            <w:pPr>
+              <w:pStyle w:val="Compact"/>
+            </w:pPr>
+            <w:r>
+              <w:t xml:space="preserve">A live service serves the model; a user can consent → enrol → verify; outages never grant access</w:t>
+            </w:r>
           </w:p>
         </w:tc>
       </w:tr>
     </w:tbl>
-    <w:p>
-      <w:pPr>
-        <w:pStyle w:val="BodyText"/>
-      </w:pPr>
-      <w:r>
-        <w:t xml:space="preserve">I made two deliberate changes of plan. I deferred GPU training, since the model trained in about 23 minutes on my laptop for £0, so a ~£0.10–0.50 cloud step plus its dependency wasn't worth it. And I scaled free-text Phase-2 back to "pipeline proven, real corpus deferred" rather than spend limited time on the 136-million-keystroke Aalto corpus (§9). The planned-versus-actual view makes the three replans explicit:</w:t>
+    <w:bookmarkEnd w:id="14"/>
+    <w:bookmarkStart w:id="15" w:name="Xab58d55d063fe989f9196c8981097bd60bcce77"/>
+    <w:p>
+      <w:pPr>
+        <w:pStyle w:val="Heading2"/>
+      </w:pPr>
+      <w:r>
+        <w:t xml:space="preserve">1.3 How I ran the project</w:t>
+      </w:r>
+    </w:p>
+    <w:p>
+      <w:pPr>
+        <w:pStyle w:val="FirstParagraph"/>
+      </w:pPr>
+      <w:r>
+        <w:t xml:space="preserve">The work fell into four dated stages, each gating the next. The first three built the product and the data the research stands on; the fourth — the June deep-learning stage — is what most of this report is about.</w:t>
       </w:r>
     </w:p>
     <w:tbl>
@@ -2348,29 +877,29 @@
               <w:pStyle w:val="Compact"/>
             </w:pPr>
             <w:r>
-              <w:t xml:space="preserve">Planned</w:t>
-            </w:r>
-          </w:p>
-        </w:tc>
-        <w:tc>
-          <w:tcPr/>
-          <w:p>
-            <w:pPr>
-              <w:pStyle w:val="Compact"/>
-            </w:pPr>
-            <w:r>
-              <w:t xml:space="preserve">Actual</w:t>
-            </w:r>
-          </w:p>
-        </w:tc>
-        <w:tc>
-          <w:tcPr/>
-          <w:p>
-            <w:pPr>
-              <w:pStyle w:val="Compact"/>
-            </w:pPr>
-            <w:r>
-              <w:t xml:space="preserve">Why it changed</w:t>
+              <w:t xml:space="preserve">When</w:t>
+            </w:r>
+          </w:p>
+        </w:tc>
+        <w:tc>
+          <w:tcPr/>
+          <w:p>
+            <w:pPr>
+              <w:pStyle w:val="Compact"/>
+            </w:pPr>
+            <w:r>
+              <w:t xml:space="preserve">Stage</w:t>
+            </w:r>
+          </w:p>
+        </w:tc>
+        <w:tc>
+          <w:tcPr/>
+          <w:p>
+            <w:pPr>
+              <w:pStyle w:val="Compact"/>
+            </w:pPr>
+            <w:r>
+              <w:t xml:space="preserve">Outcome</w:t>
             </w:r>
           </w:p>
         </w:tc>
@@ -2383,45 +912,29 @@
               <w:pStyle w:val="Compact"/>
             </w:pPr>
             <w:r>
-              <w:t xml:space="preserve">Write the evaluator, then measure the EER</w:t>
-            </w:r>
-          </w:p>
-        </w:tc>
-        <w:tc>
-          <w:tcPr/>
-          <w:p>
-            <w:pPr>
-              <w:pStyle w:val="Compact"/>
-            </w:pPr>
-            <w:r>
-              <w:t xml:space="preserve">Wrote it, caught a closed-set flaw, rebuilt the protocol,</w:t>
-            </w:r>
-            <w:r>
-              <w:t xml:space="preserve"> </w:t>
-            </w:r>
-            <w:r>
-              <w:rPr>
-                <w:i/>
-                <w:iCs/>
-              </w:rPr>
-              <w:t xml:space="preserve">then</w:t>
-            </w:r>
-            <w:r>
-              <w:t xml:space="preserve"> </w:t>
-            </w:r>
-            <w:r>
-              <w:t xml:space="preserve">measured</w:t>
-            </w:r>
-          </w:p>
-        </w:tc>
-        <w:tc>
-          <w:tcPr/>
-          <w:p>
-            <w:pPr>
-              <w:pStyle w:val="Compact"/>
-            </w:pPr>
-            <w:r>
-              <w:t xml:space="preserve">The biggest replan: the closed-set bug (§7.1) forced an unplanned protocol redesign part-way through</w:t>
+              <w:t xml:space="preserve">Nov–Dec 2025</w:t>
+            </w:r>
+          </w:p>
+        </w:tc>
+        <w:tc>
+          <w:tcPr/>
+          <w:p>
+            <w:pPr>
+              <w:pStyle w:val="Compact"/>
+            </w:pPr>
+            <w:r>
+              <w:t xml:space="preserve">Typing web app + keystroke capture</w:t>
+            </w:r>
+          </w:p>
+        </w:tc>
+        <w:tc>
+          <w:tcPr/>
+          <w:p>
+            <w:pPr>
+              <w:pStyle w:val="Compact"/>
+            </w:pPr>
+            <w:r>
+              <w:t xml:space="preserve">Built; became the real source of typing data</w:t>
             </w:r>
           </w:p>
         </w:tc>
@@ -2434,29 +947,29 @@
               <w:pStyle w:val="Compact"/>
             </w:pPr>
             <w:r>
-              <w:t xml:space="preserve">Train on a cloud GPU</w:t>
-            </w:r>
-          </w:p>
-        </w:tc>
-        <w:tc>
-          <w:tcPr/>
-          <w:p>
-            <w:pPr>
-              <w:pStyle w:val="Compact"/>
-            </w:pPr>
-            <w:r>
-              <w:t xml:space="preserve">Trained on local CPU (~23 min, £0)</w:t>
-            </w:r>
-          </w:p>
-        </w:tc>
-        <w:tc>
-          <w:tcPr/>
-          <w:p>
-            <w:pPr>
-              <w:pStyle w:val="Compact"/>
-            </w:pPr>
-            <w:r>
-              <w:t xml:space="preserve">The model was small enough to train on a laptop, which removed the cost and an external dependency and made the result easier to reproduce</w:t>
+              <w:t xml:space="preserve">Feb–Mar 2026</w:t>
+            </w:r>
+          </w:p>
+        </w:tc>
+        <w:tc>
+          <w:tcPr/>
+          <w:p>
+            <w:pPr>
+              <w:pStyle w:val="Compact"/>
+            </w:pPr>
+            <w:r>
+              <w:t xml:space="preserve">Accounts + first statistical recognisers</w:t>
+            </w:r>
+          </w:p>
+        </w:tc>
+        <w:tc>
+          <w:tcPr/>
+          <w:p>
+            <w:pPr>
+              <w:pStyle w:val="Compact"/>
+            </w:pPr>
+            <w:r>
+              <w:t xml:space="preserve">v1/v2 statistical checks; the clean seam between research and product</w:t>
             </w:r>
           </w:p>
         </w:tc>
@@ -2469,42 +982,357 @@
               <w:pStyle w:val="Compact"/>
             </w:pPr>
             <w:r>
-              <w:t xml:space="preserve">Phase-2 free text on the real Aalto corpus</w:t>
-            </w:r>
-          </w:p>
-        </w:tc>
-        <w:tc>
-          <w:tcPr/>
-          <w:p>
-            <w:pPr>
-              <w:pStyle w:val="Compact"/>
-            </w:pPr>
-            <w:r>
-              <w:t xml:space="preserve">Pipeline built and proven on a fixture; the real-corpus run deferred to future work</w:t>
-            </w:r>
-          </w:p>
-        </w:tc>
-        <w:tc>
-          <w:tcPr/>
-          <w:p>
-            <w:pPr>
-              <w:pStyle w:val="Compact"/>
-            </w:pPr>
-            <w:r>
-              <w:t xml:space="preserve">Downloading the 136-million-keystroke corpus was more schedule risk than value within the project's limited timeframe (§9)</w:t>
+              <w:t xml:space="preserve">Jun 2026</w:t>
+            </w:r>
+          </w:p>
+        </w:tc>
+        <w:tc>
+          <w:tcPr/>
+          <w:p>
+            <w:pPr>
+              <w:pStyle w:val="Compact"/>
+            </w:pPr>
+            <w:r>
+              <w:t xml:space="preserve">Deep-learning research</w:t>
+            </w:r>
+          </w:p>
+        </w:tc>
+        <w:tc>
+          <w:tcPr/>
+          <w:p>
+            <w:pPr>
+              <w:pStyle w:val="Compact"/>
+            </w:pPr>
+            <w:r>
+              <w:t xml:space="preserve">Rebuilt the recogniser as a deep embedding; evaluated open-set</w:t>
+            </w:r>
+          </w:p>
+        </w:tc>
+      </w:tr>
+      <w:tr>
+        <w:tc>
+          <w:tcPr/>
+          <w:p>
+            <w:pPr>
+              <w:pStyle w:val="Compact"/>
+            </w:pPr>
+            <w:r>
+              <w:t xml:space="preserve">Jun 2026</w:t>
+            </w:r>
+          </w:p>
+        </w:tc>
+        <w:tc>
+          <w:tcPr/>
+          <w:p>
+            <w:pPr>
+              <w:pStyle w:val="Compact"/>
+            </w:pPr>
+            <w:r>
+              <w:t xml:space="preserve">Write-up</w:t>
+            </w:r>
+          </w:p>
+        </w:tc>
+        <w:tc>
+          <w:tcPr/>
+          <w:p>
+            <w:pPr>
+              <w:pStyle w:val="Compact"/>
+            </w:pPr>
+            <w:r>
+              <w:t xml:space="preserve">Report, ethics, reproducibility check</w:t>
             </w:r>
           </w:p>
         </w:tc>
       </w:tr>
     </w:tbl>
+    <w:p>
+      <w:pPr>
+        <w:pStyle w:val="BodyText"/>
+      </w:pPr>
+      <w:r>
+        <w:t xml:space="preserve">Two plans changed along the way. I dropped the planned cloud-GPU training once the model trained in about 23 minutes on my laptop for £0 — a ~£0.10–0.50 cloud step plus its dependency wasn't worth it. And I scaled the free-text phase back to "pipeline built and proven" rather than spend limited time downloading and training on the 136-million-keystroke Aalto corpus (§8). The largest unplanned change came mid-project, when an evaluation flaw forced me to rebuild the protocol from closed-set to open-set (§7); that single fix changed the meaning of every number here.</w:t>
+      </w:r>
+    </w:p>
+    <w:bookmarkEnd w:id="15"/>
     <w:bookmarkEnd w:id="16"/>
-    <w:bookmarkStart w:id="17" w:name="X0281b7bbf43d20aaa3ba8b204f82a02a7b45dc9"/>
+    <w:bookmarkStart w:id="21" w:name="Xa8edb890e4e610a1dae21b594d09b3fbcb07779"/>
+    <w:p>
+      <w:pPr>
+        <w:pStyle w:val="Heading1"/>
+      </w:pPr>
+      <w:r>
+        <w:t xml:space="preserve">2. Background and related work</w:t>
+      </w:r>
+    </w:p>
+    <w:bookmarkStart w:id="17" w:name="X6ec645cc634c7abd64bff2941eeadcd0d022c26"/>
     <w:p>
       <w:pPr>
         <w:pStyle w:val="Heading2"/>
       </w:pPr>
       <w:r>
-        <w:t xml:space="preserve">1.6 Materials, tools and people</w:t>
+        <w:t xml:space="preserve">2.1 Keystroke dynamics as a behavioural biometric</w:t>
+      </w:r>
+    </w:p>
+    <w:p>
+      <w:pPr>
+        <w:pStyle w:val="FirstParagraph"/>
+      </w:pPr>
+      <w:r>
+        <w:t xml:space="preserve">Biometrics split two ways. Physiological traits (fingerprint, iris, face) describe what you</w:t>
+      </w:r>
+      <w:r>
+        <w:t xml:space="preserve"> </w:t>
+      </w:r>
+      <w:r>
+        <w:rPr>
+          <w:i/>
+          <w:iCs/>
+        </w:rPr>
+        <w:t xml:space="preserve">are</w:t>
+      </w:r>
+      <w:r>
+        <w:t xml:space="preserve">; behavioural traits (signature, gait, typing rhythm) describe how you</w:t>
+      </w:r>
+      <w:r>
+        <w:t xml:space="preserve"> </w:t>
+      </w:r>
+      <w:r>
+        <w:rPr>
+          <w:i/>
+          <w:iCs/>
+        </w:rPr>
+        <w:t xml:space="preserve">behave</w:t>
+      </w:r>
+      <w:r>
+        <w:t xml:space="preserve">. Keystroke dynamics is behavioural — it recognises a person by the timing of their typing, not its content. The raw signal is inter-key timing:</w:t>
+      </w:r>
+    </w:p>
+    <w:p>
+      <w:pPr>
+        <w:pStyle w:val="Compact"/>
+        <w:numPr>
+          <w:ilvl w:val="0"/>
+          <w:numId w:val="1002"/>
+        </w:numPr>
+      </w:pPr>
+      <w:r>
+        <w:rPr>
+          <w:b/>
+          <w:bCs/>
+        </w:rPr>
+        <w:t xml:space="preserve">Hold time (dwell):</w:t>
+      </w:r>
+      <w:r>
+        <w:t xml:space="preserve"> </w:t>
+      </w:r>
+      <w:r>
+        <w:t xml:space="preserve">how long a key is held down.</w:t>
+      </w:r>
+    </w:p>
+    <w:p>
+      <w:pPr>
+        <w:pStyle w:val="Compact"/>
+        <w:numPr>
+          <w:ilvl w:val="0"/>
+          <w:numId w:val="1002"/>
+        </w:numPr>
+      </w:pPr>
+      <w:r>
+        <w:rPr>
+          <w:b/>
+          <w:bCs/>
+        </w:rPr>
+        <w:t xml:space="preserve">Down–down latency:</w:t>
+      </w:r>
+      <w:r>
+        <w:t xml:space="preserve"> </w:t>
+      </w:r>
+      <w:r>
+        <w:t xml:space="preserve">time between pressing one key and the next.</w:t>
+      </w:r>
+    </w:p>
+    <w:p>
+      <w:pPr>
+        <w:pStyle w:val="Compact"/>
+        <w:numPr>
+          <w:ilvl w:val="0"/>
+          <w:numId w:val="1002"/>
+        </w:numPr>
+      </w:pPr>
+      <w:r>
+        <w:rPr>
+          <w:b/>
+          <w:bCs/>
+        </w:rPr>
+        <w:t xml:space="preserve">Up–down latency (flight time):</w:t>
+      </w:r>
+      <w:r>
+        <w:t xml:space="preserve"> </w:t>
+      </w:r>
+      <w:r>
+        <w:t xml:space="preserve">time between releasing one key and pressing the next.</w:t>
+      </w:r>
+    </w:p>
+    <w:p>
+      <w:pPr>
+        <w:pStyle w:val="Compact"/>
+        <w:numPr>
+          <w:ilvl w:val="0"/>
+          <w:numId w:val="1002"/>
+        </w:numPr>
+      </w:pPr>
+      <w:r>
+        <w:rPr>
+          <w:b/>
+          <w:bCs/>
+        </w:rPr>
+        <w:t xml:space="preserve">Up–up latency:</w:t>
+      </w:r>
+      <w:r>
+        <w:t xml:space="preserve"> </w:t>
+      </w:r>
+      <w:r>
+        <w:t xml:space="preserve">time between releasing consecutive keys.</w:t>
+      </w:r>
+    </w:p>
+    <w:p>
+      <w:pPr>
+        <w:pStyle w:val="FirstParagraph"/>
+      </w:pPr>
+      <w:r>
+        <w:t xml:space="preserve">These are surprisingly personal — they come from motor habits and hand geometry that are hard to fake on purpose.</w:t>
+      </w:r>
+      <w:r>
+        <w:t xml:space="preserve"> </w:t>
+      </w:r>
+      <w:r>
+        <w:rPr>
+          <w:i/>
+          <w:iCs/>
+        </w:rPr>
+        <w:t xml:space="preserve">Fixed-text</w:t>
+      </w:r>
+      <w:r>
+        <w:t xml:space="preserve"> </w:t>
+      </w:r>
+      <w:r>
+        <w:t xml:space="preserve">recognition, where everyone types the same string (the CMU benchmark), is the easy case: you can line matching keystrokes up directly.</w:t>
+      </w:r>
+      <w:r>
+        <w:t xml:space="preserve"> </w:t>
+      </w:r>
+      <w:r>
+        <w:rPr>
+          <w:i/>
+          <w:iCs/>
+        </w:rPr>
+        <w:t xml:space="preserve">Free-text</w:t>
+      </w:r>
+      <w:r>
+        <w:t xml:space="preserve"> </w:t>
+      </w:r>
+      <w:r>
+        <w:t xml:space="preserve">recognition — anything the person types, which is what continuous authentication needs — demands a model that reads rhythm independently of the words. A 2024/25 ACM Computing Surveys review traces the field's shift from hand-built statistical detectors in the 2000s to deep representation learning in the 2020s. This project sits on that seam.</w:t>
+      </w:r>
+    </w:p>
+    <w:bookmarkEnd w:id="17"/>
+    <w:bookmarkStart w:id="18" w:name="Xc366ef9c3cd14a11929c7120c48240a7a62b529"/>
+    <w:p>
+      <w:pPr>
+        <w:pStyle w:val="Heading2"/>
+      </w:pPr>
+      <w:r>
+        <w:t xml:space="preserve">2.2 Metric learning and embeddings</w:t>
+      </w:r>
+    </w:p>
+    <w:p>
+      <w:pPr>
+        <w:pStyle w:val="FirstParagraph"/>
+      </w:pPr>
+      <w:r>
+        <w:t xml:space="preserve">The key move in modern biometrics is to stop asking "which known user is this?" (classification) and instead learn an</w:t>
+      </w:r>
+      <w:r>
+        <w:t xml:space="preserve"> </w:t>
+      </w:r>
+      <w:r>
+        <w:rPr>
+          <w:i/>
+          <w:iCs/>
+        </w:rPr>
+        <w:t xml:space="preserve">embedding</w:t>
+      </w:r>
+      <w:r>
+        <w:t xml:space="preserve">: a function that maps an input to a vector where distance encodes identity. FaceNet (Schroff et al., 2015) set the template — a network trained with a triplet loss so embeddings of the same person sit close and different people sit far apart. A triplet is (anchor, positive, negative): same, same, different. The loss pushes the anchor–positive distance below the anchor–negative distance by a margin:</w:t>
+      </w:r>
+    </w:p>
+    <w:p>
+      <w:pPr>
+        <w:pStyle w:val="BlockText"/>
+      </w:pPr>
+      <w:r>
+        <w:rPr>
+          <w:rStyle w:val="VerbatimChar"/>
+        </w:rPr>
+        <w:t xml:space="preserve">L = max(0, d(anchor, positive) − d(anchor, negative) + margin)</w:t>
+      </w:r>
+    </w:p>
+    <w:p>
+      <w:pPr>
+        <w:pStyle w:val="FirstParagraph"/>
+      </w:pPr>
+      <w:r>
+        <w:t xml:space="preserve">FaceNet used a 128-D embedding and reached 99.6% on faces; I use the same 128-D, L2-normalised design for keystrokes. Hermans et al. (2017) showed that</w:t>
+      </w:r>
+      <w:r>
+        <w:t xml:space="preserve"> </w:t>
+      </w:r>
+      <w:r>
+        <w:rPr>
+          <w:i/>
+          <w:iCs/>
+        </w:rPr>
+        <w:t xml:space="preserve">which</w:t>
+      </w:r>
+      <w:r>
+        <w:t xml:space="preserve"> </w:t>
+      </w:r>
+      <w:r>
+        <w:t xml:space="preserve">triplets you pick matters, and that batch-hard mining — for each anchor, the hardest positive and hardest negative in the mini-batch — is a simple, strong choice, so I use it. Wen et al. (2016) added a center loss that pulls each class toward its own centre; I add a small amount to keep per-user spread under control. L2-normalisation puts every embedding on the unit sphere, so distance depends on</w:t>
+      </w:r>
+      <w:r>
+        <w:t xml:space="preserve"> </w:t>
+      </w:r>
+      <w:r>
+        <w:rPr>
+          <w:i/>
+          <w:iCs/>
+        </w:rPr>
+        <w:t xml:space="preserve">direction</w:t>
+      </w:r>
+      <w:r>
+        <w:t xml:space="preserve"> </w:t>
+      </w:r>
+      <w:r>
+        <w:t xml:space="preserve">rather than magnitude — the right thing for comparing rhythm patterns.</w:t>
+      </w:r>
+    </w:p>
+    <w:bookmarkEnd w:id="18"/>
+    <w:bookmarkStart w:id="19" w:name="Xb0d4dee38822565ac3c06294192b356c8b7e1c0"/>
+    <w:p>
+      <w:pPr>
+        <w:pStyle w:val="Heading2"/>
+      </w:pPr>
+      <w:r>
+        <w:t xml:space="preserve">2.3 Making and measuring the decision</w:t>
+      </w:r>
+    </w:p>
+    <w:p>
+      <w:pPr>
+        <w:pStyle w:val="FirstParagraph"/>
+      </w:pPr>
+      <w:r>
+        <w:t xml:space="preserve">A raw embedding isn't a decision. The verifier turns "how far is this window from the user's profile?" into accept-or-reject, and there are several distances worth combining:</w:t>
       </w:r>
     </w:p>
     <w:p>
@@ -2520,34 +1348,13 @@
           <w:b/>
           <w:bCs/>
         </w:rPr>
-        <w:t xml:space="preserve">Dataset:</w:t>
-      </w:r>
-      <w:r>
-        <w:t xml:space="preserve"> </w:t>
-      </w:r>
-      <w:r>
-        <w:t xml:space="preserve">the CMU Keystroke Dynamics Benchmark (</w:t>
-      </w:r>
-      <w:r>
-        <w:rPr>
-          <w:rStyle w:val="VerbatimChar"/>
-        </w:rPr>
-        <w:t xml:space="preserve">DSL-StrongPasswordData.csv</w:t>
-      </w:r>
-      <w:r>
-        <w:t xml:space="preserve">), Killourhy &amp; Maxion, Carnegie Mellon. 51 people, 400 repetitions each of</w:t>
-      </w:r>
-      <w:r>
-        <w:t xml:space="preserve"> </w:t>
-      </w:r>
-      <w:r>
-        <w:rPr>
-          <w:rStyle w:val="VerbatimChar"/>
-        </w:rPr>
-        <w:t xml:space="preserve">.tie5Roanl</w:t>
-      </w:r>
-      <w:r>
-        <w:t xml:space="preserve">. Taken from the authors' public page and pinned by SHA-256.</w:t>
+        <w:t xml:space="preserve">Scaled-Manhattan:</w:t>
+      </w:r>
+      <w:r>
+        <w:t xml:space="preserve"> </w:t>
+      </w:r>
+      <w:r>
+        <w:t xml:space="preserve">mean absolute deviation from the user's mean, scaled by per-feature spread. This is the exact form of the best CMU detector, so it gives a like-for-like comparison.</w:t>
       </w:r>
     </w:p>
     <w:p>
@@ -2563,13 +1370,13 @@
           <w:b/>
           <w:bCs/>
         </w:rPr>
-        <w:t xml:space="preserve">Languages and libraries:</w:t>
-      </w:r>
-      <w:r>
-        <w:t xml:space="preserve"> </w:t>
-      </w:r>
-      <w:r>
-        <w:t xml:space="preserve">Python 3.12; PyTorch 2.12 (CPU) for the network; NumPy for the ensemble; FastAPI + Uvicorn for the service; scikit-learn (t-SNE) and Matplotlib for figures; Node.js / Express for the product; Jest and pytest for testing.</w:t>
+        <w:t xml:space="preserve">Mahalanobis:</w:t>
+      </w:r>
+      <w:r>
+        <w:t xml:space="preserve"> </w:t>
+      </w:r>
+      <w:r>
+        <w:t xml:space="preserve">accounts for correlations between dimensions through the inverse covariance matrix. With only a handful of enrolment samples in 128 dimensions, the raw sample covariance is unstable and not even invertible, so I use Ledoit–Wolf shrinkage (Ledoit &amp; Wolf, 2004), which blends the sample covariance with a well-behaved target to guarantee a stable, invertible matrix — exactly the small-sample, high-dimensional situation enrolment lives in.</w:t>
       </w:r>
     </w:p>
     <w:p>
@@ -2585,115 +1392,130 @@
           <w:b/>
           <w:bCs/>
         </w:rPr>
-        <w:t xml:space="preserve">Statistical method:</w:t>
-      </w:r>
-      <w:r>
-        <w:t xml:space="preserve"> </w:t>
-      </w:r>
-      <w:r>
-        <w:t xml:space="preserve">the Ledoit–Wolf shrinkage covariance estimator, cross-checked against scikit-learn's implementation.</w:t>
-      </w:r>
-    </w:p>
-    <w:p>
-      <w:pPr>
-        <w:pStyle w:val="Compact"/>
-        <w:numPr>
-          <w:ilvl w:val="0"/>
-          <w:numId w:val="1003"/>
-        </w:numPr>
-      </w:pPr>
+        <w:t xml:space="preserve">Nearest-neighbour:</w:t>
+      </w:r>
+      <w:r>
+        <w:t xml:space="preserve"> </w:t>
+      </w:r>
+      <w:r>
+        <w:t xml:space="preserve">mean distance to the</w:t>
+      </w:r>
+      <w:r>
+        <w:t xml:space="preserve"> </w:t>
+      </w:r>
+      <w:r>
+        <w:rPr>
+          <w:i/>
+          <w:iCs/>
+        </w:rPr>
+        <w:t xml:space="preserve">k</w:t>
+      </w:r>
+      <w:r>
+        <w:t xml:space="preserve"> </w:t>
+      </w:r>
+      <w:r>
+        <w:t xml:space="preserve">closest enrolment embeddings (</w:t>
+      </w:r>
+      <w:r>
+        <w:rPr>
+          <w:i/>
+          <w:iCs/>
+        </w:rPr>
+        <w:t xml:space="preserve">k</w:t>
+      </w:r>
+      <w:r>
+        <w:t xml:space="preserve"> </w:t>
+      </w:r>
+      <w:r>
+        <w:t xml:space="preserve">= 3), which copes with people who type in more than one way.</w:t>
+      </w:r>
+    </w:p>
+    <w:p>
+      <w:pPr>
+        <w:pStyle w:val="FirstParagraph"/>
+      </w:pPr>
+      <w:r>
+        <w:t xml:space="preserve">A verifier makes two kinds of error: accepting an impostor (False Accept Rate, FAR) or rejecting a genuine user (False Reject Rate, FRR). Moving the threshold trades one for the other. The</w:t>
+      </w:r>
+      <w:r>
+        <w:t xml:space="preserve"> </w:t>
+      </w:r>
       <w:r>
         <w:rPr>
           <w:b/>
           <w:bCs/>
         </w:rPr>
-        <w:t xml:space="preserve">Infrastructure considered:</w:t>
-      </w:r>
-      <w:r>
-        <w:t xml:space="preserve"> </w:t>
-      </w:r>
-      <w:r>
-        <w:t xml:space="preserve">Modal (serverless GPU) for a future deployment, configured but not run, to avoid cost.</w:t>
-      </w:r>
-    </w:p>
-    <w:p>
-      <w:pPr>
-        <w:pStyle w:val="Compact"/>
-        <w:numPr>
-          <w:ilvl w:val="0"/>
-          <w:numId w:val="1003"/>
-        </w:numPr>
-      </w:pPr>
+        <w:t xml:space="preserve">Equal Error Rate (EER)</w:t>
+      </w:r>
+      <w:r>
+        <w:t xml:space="preserve"> </w:t>
+      </w:r>
+      <w:r>
+        <w:t xml:space="preserve">is the point where FAR = FRR — the standard single-number summary of a biometric, lower is better — and plotting FAR against FRR across thresholds gives the</w:t>
+      </w:r>
+      <w:r>
+        <w:t xml:space="preserve"> </w:t>
+      </w:r>
       <w:r>
         <w:rPr>
           <w:b/>
           <w:bCs/>
         </w:rPr>
-        <w:t xml:space="preserve">Tooling:</w:t>
-      </w:r>
-      <w:r>
-        <w:t xml:space="preserve"> </w:t>
-      </w:r>
-      <w:r>
-        <w:t xml:space="preserve">Git (version control, and a handy dated logbook); the Claude Code AI assistant (fully disclosed in §11).</w:t>
-      </w:r>
-    </w:p>
-    <w:p>
-      <w:pPr>
-        <w:pStyle w:val="Compact"/>
-        <w:numPr>
-          <w:ilvl w:val="0"/>
-          <w:numId w:val="1003"/>
-        </w:numPr>
+        <w:t xml:space="preserve">Detection Error Trade-off (DET)</w:t>
+      </w:r>
+      <w:r>
+        <w:t xml:space="preserve"> </w:t>
+      </w:r>
+      <w:r>
+        <w:t xml:space="preserve">curve. These follow ISO/IEC 19795-1. Throughout, scaled-Manhattan on its own is the headline metric (the exact form of the published detector, so the comparison is fair); the fused ensemble is reported as a separate, secondary number, never scored against a scaled-Manhattan baseline.</w:t>
+      </w:r>
+    </w:p>
+    <w:bookmarkEnd w:id="19"/>
+    <w:bookmarkStart w:id="20" w:name="X3eea2ce185dcd5535f4d3407813ad7a9c734ed3"/>
+    <w:p>
+      <w:pPr>
+        <w:pStyle w:val="Heading2"/>
+      </w:pPr>
+      <w:r>
+        <w:t xml:space="preserve">2.4 Prior work and the gap</w:t>
+      </w:r>
+    </w:p>
+    <w:p>
+      <w:pPr>
+        <w:pStyle w:val="FirstParagraph"/>
+      </w:pPr>
+      <w:r>
+        <w:t xml:space="preserve">Two reference points bracket the project.</w:t>
+      </w:r>
+    </w:p>
+    <w:p>
+      <w:pPr>
+        <w:pStyle w:val="BodyText"/>
       </w:pPr>
       <w:r>
         <w:rPr>
           <w:b/>
           <w:bCs/>
         </w:rPr>
-        <w:t xml:space="preserve">People:</w:t>
-      </w:r>
-      <w:r>
-        <w:t xml:space="preserve"> </w:t>
-      </w:r>
-      <w:r>
-        <w:t xml:space="preserve">an independent project with no mentor. The "people" side came from the wider research community: the authors whose methods I built on (Killourhy &amp; Maxion; the FaceNet and TypeNet teams; Ledoit &amp; Wolf), the maintainers of the libraries I used, and the standards I read (ISO/IEC 19795-1; the ICO's GDPR guidance). The job a mentor usually does, being the second person who distrusts a convenient result, I had to do myself by auditing my own work; that is how the most important mistake got caught (§7.1). The lack of an outside reviewer is a real limitation, noted in §9.</w:t>
-      </w:r>
-    </w:p>
-    <w:bookmarkEnd w:id="17"/>
-    <w:bookmarkEnd w:id="18"/>
-    <w:bookmarkStart w:id="23" w:name="Xa2867e66dff3a3e01068213394d2f17af3efc2e"/>
-    <w:p>
-      <w:pPr>
-        <w:pStyle w:val="Heading1"/>
-      </w:pPr>
-      <w:r>
-        <w:t xml:space="preserve">2. Background and literature</w:t>
-      </w:r>
-    </w:p>
-    <w:p>
-      <w:pPr>
-        <w:pStyle w:val="FirstParagraph"/>
-      </w:pPr>
-      <w:r>
-        <w:t xml:space="preserve">This section sets out the science the project rests on and pulls the prior work together to find the gap, joining threads rather than summarising paper by paper.</w:t>
-      </w:r>
-    </w:p>
-    <w:bookmarkStart w:id="19" w:name="X6ec645cc634c7abd64bff2941eeadcd0d022c26"/>
-    <w:p>
-      <w:pPr>
-        <w:pStyle w:val="Heading2"/>
-      </w:pPr>
-      <w:r>
-        <w:t xml:space="preserve">2.1 Keystroke dynamics as a behavioural biometric</w:t>
-      </w:r>
-    </w:p>
-    <w:p>
-      <w:pPr>
-        <w:pStyle w:val="FirstParagraph"/>
-      </w:pPr>
-      <w:r>
-        <w:t xml:space="preserve">Biometrics split into two kinds. Physiological ones (fingerprint, iris, face) describe what you</w:t>
+        <w:t xml:space="preserve">The classical benchmark — Killourhy &amp; Maxion (2009).</w:t>
+      </w:r>
+      <w:r>
+        <w:t xml:space="preserve"> </w:t>
+      </w:r>
+      <w:r>
+        <w:t xml:space="preserve">They collected the CMU dataset (51 people × 400 repetitions of</w:t>
+      </w:r>
+      <w:r>
+        <w:t xml:space="preserve"> </w:t>
+      </w:r>
+      <w:r>
+        <w:rPr>
+          <w:rStyle w:val="VerbatimChar"/>
+        </w:rPr>
+        <w:t xml:space="preserve">.tie5Roanl</w:t>
+      </w:r>
+      <w:r>
+        <w:t xml:space="preserve">) and compared 14 anomaly detectors; the best, scaled-Manhattan, reached EER 0.0962 (9.6%). Rigorous, but bounded by design: fixed-text only, one 10-character password, every detector hand-engineered on raw timing features. Nothing in it speaks to free text or to whether a</w:t>
       </w:r>
       <w:r>
         <w:t xml:space="preserve"> </w:t>
@@ -2703,10 +1525,39 @@
           <w:i/>
           <w:iCs/>
         </w:rPr>
-        <w:t xml:space="preserve">are</w:t>
-      </w:r>
-      <w:r>
-        <w:t xml:space="preserve">. Behavioural ones (signature, gait, typing rhythm) describe how you</w:t>
+        <w:t xml:space="preserve">learned</w:t>
+      </w:r>
+      <w:r>
+        <w:t xml:space="preserve"> </w:t>
+      </w:r>
+      <w:r>
+        <w:t xml:space="preserve">representation would help.</w:t>
+      </w:r>
+    </w:p>
+    <w:p>
+      <w:pPr>
+        <w:pStyle w:val="BodyText"/>
+      </w:pPr>
+      <w:r>
+        <w:rPr>
+          <w:b/>
+          <w:bCs/>
+        </w:rPr>
+        <w:t xml:space="preserve">The deep state of the art — TypeNet (Acien et al., 2021).</w:t>
+      </w:r>
+      <w:r>
+        <w:t xml:space="preserve"> </w:t>
+      </w:r>
+      <w:r>
+        <w:t xml:space="preserve">A Siamese LSTM trained on 136M+ keystrokes from about 168,000 people, reaching EER 2.2% on a physical keyboard and 9.2% on a touchscreen, and scaling to 100,000 users. It shows learned, content-independent keystroke embeddings work at internet scale — but that 2.2% leans on web-scale data, and the paper doesn't test whether the same idea still helps in the small-data, single-password regime where most reproducible benchmarking happens.</w:t>
+      </w:r>
+    </w:p>
+    <w:p>
+      <w:pPr>
+        <w:pStyle w:val="BodyText"/>
+      </w:pPr>
+      <w:r>
+        <w:t xml:space="preserve">The two never meet. One owns small fixed-text data and hand-built statistics; the other owns web-scale free text and a learned model; neither asks what happens when you bring a deep representation</w:t>
       </w:r>
       <w:r>
         <w:t xml:space="preserve"> </w:t>
@@ -2716,10 +1567,65 @@
           <w:i/>
           <w:iCs/>
         </w:rPr>
-        <w:t xml:space="preserve">behave</w:t>
-      </w:r>
-      <w:r>
-        <w:t xml:space="preserve">. Keystroke dynamics is behavioural: it describes a person by the timing of their typing, not its content. The basic measurements are inter-key timings:</w:t>
+        <w:t xml:space="preserve">down</w:t>
+      </w:r>
+      <w:r>
+        <w:t xml:space="preserve"> </w:t>
+      </w:r>
+      <w:r>
+        <w:t xml:space="preserve">to the small benchmark. That's the falsifiable question a student-scale project can actually answer: on the small, public, reproducible CMU benchmark, does a deep embedding</w:t>
+      </w:r>
+      <w:r>
+        <w:t xml:space="preserve"> </w:t>
+      </w:r>
+      <w:r>
+        <w:rPr>
+          <w:i/>
+          <w:iCs/>
+        </w:rPr>
+        <w:t xml:space="preserve">plus</w:t>
+      </w:r>
+      <w:r>
+        <w:t xml:space="preserve"> </w:t>
+      </w:r>
+      <w:r>
+        <w:t xml:space="preserve">a classical verifier beat the classical verifier alone, tested honestly on people it never trained on?</w:t>
+      </w:r>
+    </w:p>
+    <w:bookmarkEnd w:id="20"/>
+    <w:bookmarkEnd w:id="21"/>
+    <w:bookmarkStart w:id="30" w:name="Xeae2dc85413e447d2c08d145b986cffc1f454f7"/>
+    <w:p>
+      <w:pPr>
+        <w:pStyle w:val="Heading1"/>
+      </w:pPr>
+      <w:r>
+        <w:t xml:space="preserve">3. Method</w:t>
+      </w:r>
+    </w:p>
+    <w:p>
+      <w:pPr>
+        <w:pStyle w:val="FirstParagraph"/>
+      </w:pPr>
+      <w:r>
+        <w:t xml:space="preserve">The pipeline is short: one keystroke window in, one 128-number vector out, a decision off the back of that. This section gives enough detail to reproduce it.</w:t>
+      </w:r>
+    </w:p>
+    <w:bookmarkStart w:id="22" w:name="X90fdfe3ed7b4983c8ecf46b732fa30e40b450ab"/>
+    <w:p>
+      <w:pPr>
+        <w:pStyle w:val="Heading2"/>
+      </w:pPr>
+      <w:r>
+        <w:t xml:space="preserve">3.1 Approach and system design</w:t>
+      </w:r>
+    </w:p>
+    <w:p>
+      <w:pPr>
+        <w:pStyle w:val="FirstParagraph"/>
+      </w:pPr>
+      <w:r>
+        <w:t xml:space="preserve">There were three genuinely different ways to build the verifier, and I compared them before committing:</w:t>
       </w:r>
     </w:p>
     <w:p>
@@ -2735,13 +1641,13 @@
           <w:b/>
           <w:bCs/>
         </w:rPr>
-        <w:t xml:space="preserve">Hold time (dwell):</w:t>
-      </w:r>
-      <w:r>
-        <w:t xml:space="preserve"> </w:t>
-      </w:r>
-      <w:r>
-        <w:t xml:space="preserve">how long a key is held down.</w:t>
+        <w:t xml:space="preserve">A — Pure statistical / anomaly detection.</w:t>
+      </w:r>
+      <w:r>
+        <w:t xml:space="preserve"> </w:t>
+      </w:r>
+      <w:r>
+        <w:t xml:space="preserve">Score a new sample against a per-user statistical profile of hand-designed timing features, using a distance like scaled-Manhattan or Mahalanobis. This is what Killourhy &amp; Maxion (2009) benchmarked: simple, interpretable, no cross-user training, strong published results (≈ 9.6%) — but tied to fixed text, and the features are chosen by a human.</w:t>
       </w:r>
     </w:p>
     <w:p>
@@ -2757,13 +1663,13 @@
           <w:b/>
           <w:bCs/>
         </w:rPr>
-        <w:t xml:space="preserve">Down–down latency:</w:t>
-      </w:r>
-      <w:r>
-        <w:t xml:space="preserve"> </w:t>
-      </w:r>
-      <w:r>
-        <w:t xml:space="preserve">time between pressing one key and the next.</w:t>
+        <w:t xml:space="preserve">B — Pure deep classifier.</w:t>
+      </w:r>
+      <w:r>
+        <w:t xml:space="preserve"> </w:t>
+      </w:r>
+      <w:r>
+        <w:t xml:space="preserve">A softmax over the enrolled users: accurate on a fixed set, but closed-set by nature, so every new sign-up means retraining the whole network — a dealbreaker for a product where people sign up constantly.</w:t>
       </w:r>
     </w:p>
     <w:p>
@@ -2779,61 +1685,13 @@
           <w:b/>
           <w:bCs/>
         </w:rPr>
-        <w:t xml:space="preserve">Up–down latency (flight time):</w:t>
-      </w:r>
-      <w:r>
-        <w:t xml:space="preserve"> </w:t>
-      </w:r>
-      <w:r>
-        <w:t xml:space="preserve">time between releasing one key and pressing the next.</w:t>
-      </w:r>
-    </w:p>
-    <w:p>
-      <w:pPr>
-        <w:pStyle w:val="Compact"/>
-        <w:numPr>
-          <w:ilvl w:val="0"/>
-          <w:numId w:val="1004"/>
-        </w:numPr>
-      </w:pPr>
-      <w:r>
-        <w:rPr>
-          <w:b/>
-          <w:bCs/>
-        </w:rPr>
-        <w:t xml:space="preserve">Up–up latency:</w:t>
-      </w:r>
-      <w:r>
-        <w:t xml:space="preserve"> </w:t>
-      </w:r>
-      <w:r>
-        <w:t xml:space="preserve">time between releasing consecutive keys.</w:t>
-      </w:r>
-    </w:p>
-    <w:p>
-      <w:pPr>
-        <w:pStyle w:val="FirstParagraph"/>
-      </w:pPr>
-      <w:r>
-        <w:t xml:space="preserve">These are surprisingly personal, coming from motor habits and hand geometry that are hard to fake on purpose. Fixed-text recognition, where everyone types the same string (the CMU benchmark), is the easier case: you can compare matching keystrokes directly. Free-text recognition — anything the person types, what continuous authentication needs — demands a content-independent model that learns rhythm regardless of the words. A recent ACM Computing Surveys review (2024/25) describes the field moving from hand-built statistical detectors in the 2000s to deep representation learning in the 2020s. That transition is exactly where this project sits.</w:t>
-      </w:r>
-    </w:p>
-    <w:bookmarkEnd w:id="19"/>
-    <w:bookmarkStart w:id="20" w:name="Xc366ef9c3cd14a11929c7120c48240a7a62b529"/>
-    <w:p>
-      <w:pPr>
-        <w:pStyle w:val="Heading2"/>
-      </w:pPr>
-      <w:r>
-        <w:t xml:space="preserve">2.2 Metric learning and embeddings</w:t>
-      </w:r>
-    </w:p>
-    <w:p>
-      <w:pPr>
-        <w:pStyle w:val="FirstParagraph"/>
-      </w:pPr>
-      <w:r>
-        <w:t xml:space="preserve">The key move in modern biometrics is to stop asking "which known user is this?" (classification) and instead learn an</w:t>
+        <w:t xml:space="preserve">C — Deep metric-learning embedding (chosen).</w:t>
+      </w:r>
+      <w:r>
+        <w:t xml:space="preserve"> </w:t>
+      </w:r>
+      <w:r>
+        <w:t xml:space="preserve">Train the network to</w:t>
       </w:r>
       <w:r>
         <w:t xml:space="preserve"> </w:t>
@@ -2843,21 +1701,13 @@
           <w:i/>
           <w:iCs/>
         </w:rPr>
-        <w:t xml:space="preserve">embedding</w:t>
-      </w:r>
-      <w:r>
-        <w:t xml:space="preserve">: a function mapping an input into a vector space where distance encodes identity. FaceNet (Schroff et al., 2015) set the template — a network trained with a triplet loss so embeddings of the same person sit close and different people far apart. A triplet is (anchor, positive, negative): same, same, different. The loss pushes the anchor–positive distance below the anchor–negative distance by a margin:</w:t>
-      </w:r>
-    </w:p>
-    <w:p>
-      <w:pPr>
-        <w:pStyle w:val="BlockText"/>
-      </w:pPr>
-      <w:r>
-        <w:rPr>
-          <w:rStyle w:val="VerbatimChar"/>
-        </w:rPr>
-        <w:t xml:space="preserve">L = max(0, d(anchor, positive) − d(anchor, negative) + margin)</w:t>
+        <w:t xml:space="preserve">embed</w:t>
+      </w:r>
+      <w:r>
+        <w:t xml:space="preserve"> </w:t>
+      </w:r>
+      <w:r>
+        <w:t xml:space="preserve">rather than classify, so a new user is enrolled by storing a few embeddings, no retraining. It's open-set by construction, content-independent, and reasonably data-efficient — at the cost of being harder to train, with the raw embedding still needing a decision rule on top.</w:t>
       </w:r>
     </w:p>
     <w:p>
@@ -2865,7 +1715,7 @@
         <w:pStyle w:val="FirstParagraph"/>
       </w:pPr>
       <w:r>
-        <w:t xml:space="preserve">FaceNet used a 128-D embedding and reached 99.6% on faces. I use the same 128-D, L2-normalised design for keystrokes. Hermans et al. (2017) showed</w:t>
+        <w:t xml:space="preserve">I chose C and put an A-style ensemble on top. Only an open-set, content-independent method fits a product where users keep signing up, and running the classical statistics</w:t>
       </w:r>
       <w:r>
         <w:t xml:space="preserve"> </w:t>
@@ -2875,47 +1725,21 @@
           <w:i/>
           <w:iCs/>
         </w:rPr>
-        <w:t xml:space="preserve">which</w:t>
-      </w:r>
-      <w:r>
-        <w:t xml:space="preserve"> </w:t>
-      </w:r>
-      <w:r>
-        <w:t xml:space="preserve">triplets you pick matters, and that batch-hard mining (for each anchor, the hardest positive and hardest negative in the mini-batch) is a simple, strong choice, so I use it. Wen et al. (2016) added a center loss that pulls each class toward its centre; I add a small amount to keep per-user spread under control. L2-normalisation, dividing each embedding by its length so it lands on the unit sphere, makes distance depend on</w:t>
-      </w:r>
-      <w:r>
-        <w:t xml:space="preserve"> </w:t>
-      </w:r>
-      <w:r>
-        <w:rPr>
-          <w:i/>
-          <w:iCs/>
-        </w:rPr>
-        <w:t xml:space="preserve">direction</w:t>
-      </w:r>
-      <w:r>
-        <w:t xml:space="preserve"> </w:t>
-      </w:r>
-      <w:r>
-        <w:t xml:space="preserve">rather than magnitude — the right thing for comparing rhythm patterns.</w:t>
-      </w:r>
-    </w:p>
-    <w:bookmarkEnd w:id="20"/>
-    <w:bookmarkStart w:id="21" w:name="X6b117fe0968d7bc486a514a0ed530e2cab56573"/>
-    <w:p>
-      <w:pPr>
-        <w:pStyle w:val="Heading2"/>
-      </w:pPr>
-      <w:r>
-        <w:t xml:space="preserve">2.3 The decision, and how you measure it</w:t>
-      </w:r>
-    </w:p>
-    <w:p>
-      <w:pPr>
-        <w:pStyle w:val="FirstParagraph"/>
-      </w:pPr>
-      <w:r>
-        <w:t xml:space="preserve">A raw embedding is not a decision yet. The verifier turns "how far is this window from the user's profile?" into accept or reject, using three distances together:</w:t>
+        <w:t xml:space="preserve">inside</w:t>
+      </w:r>
+      <w:r>
+        <w:t xml:space="preserve"> </w:t>
+      </w:r>
+      <w:r>
+        <w:t xml:space="preserve">the learned embedding space let me keep the tested statistical code and compare directly against the 9.6% baseline. That combination — a classical verifier operating on a learned representation — is the core idea of the project.</w:t>
+      </w:r>
+    </w:p>
+    <w:p>
+      <w:pPr>
+        <w:pStyle w:val="BodyText"/>
+      </w:pPr>
+      <w:r>
+        <w:t xml:space="preserve">The system that resulted has three parts, sharing exactly one thing — the trained model — across a clean boundary:</w:t>
       </w:r>
     </w:p>
     <w:p>
@@ -2931,13 +1755,38 @@
           <w:b/>
           <w:bCs/>
         </w:rPr>
-        <w:t xml:space="preserve">Scaled-Manhattan:</w:t>
-      </w:r>
-      <w:r>
-        <w:t xml:space="preserve"> </w:t>
-      </w:r>
-      <w:r>
-        <w:t xml:space="preserve">mean absolute deviation from the user's mean, scaled by per-feature spread. This is the exact form of the best CMU detector, which gives a like-for-like comparison.</w:t>
+        <w:t xml:space="preserve">Research harness</w:t>
+      </w:r>
+      <w:r>
+        <w:t xml:space="preserve"> </w:t>
+      </w:r>
+      <w:r>
+        <w:t xml:space="preserve">(</w:t>
+      </w:r>
+      <w:r>
+        <w:rPr>
+          <w:rStyle w:val="VerbatimChar"/>
+        </w:rPr>
+        <w:t xml:space="preserve">research/</w:t>
+      </w:r>
+      <w:r>
+        <w:t xml:space="preserve">, PyTorch) —</w:t>
+      </w:r>
+      <w:r>
+        <w:t xml:space="preserve"> </w:t>
+      </w:r>
+      <w:r>
+        <w:rPr>
+          <w:i/>
+          <w:iCs/>
+        </w:rPr>
+        <w:t xml:space="preserve">makes</w:t>
+      </w:r>
+      <w:r>
+        <w:t xml:space="preserve"> </w:t>
+      </w:r>
+      <w:r>
+        <w:t xml:space="preserve">a frozen, versioned model reproducibly (fixed seeds, pinned dataset, recorded git commit).</w:t>
       </w:r>
     </w:p>
     <w:p>
@@ -2953,13 +1802,74 @@
           <w:b/>
           <w:bCs/>
         </w:rPr>
-        <w:t xml:space="preserve">Mahalanobis:</w:t>
-      </w:r>
-      <w:r>
-        <w:t xml:space="preserve"> </w:t>
-      </w:r>
-      <w:r>
-        <w:t xml:space="preserve">accounts for correlations between dimensions through the inverse covariance matrix. With only a handful of enrolment samples in 128 dimensions, the raw sample covariance is unstable and not even invertible, so I use Ledoit–Wolf shrinkage (Ledoit &amp; Wolf, 2004). It blends the sample covariance with a well-behaved target to guarantee a stable, invertible matrix — precisely the small-sample, high-dimensional situation enrolment lives in.</w:t>
+        <w:t xml:space="preserve">Inference service</w:t>
+      </w:r>
+      <w:r>
+        <w:t xml:space="preserve"> </w:t>
+      </w:r>
+      <w:r>
+        <w:t xml:space="preserve">(</w:t>
+      </w:r>
+      <w:r>
+        <w:rPr>
+          <w:rStyle w:val="VerbatimChar"/>
+        </w:rPr>
+        <w:t xml:space="preserve">ml-service/</w:t>
+      </w:r>
+      <w:r>
+        <w:t xml:space="preserve">, FastAPI) —</w:t>
+      </w:r>
+      <w:r>
+        <w:t xml:space="preserve"> </w:t>
+      </w:r>
+      <w:r>
+        <w:rPr>
+          <w:i/>
+          <w:iCs/>
+        </w:rPr>
+        <w:t xml:space="preserve">serves</w:t>
+      </w:r>
+      <w:r>
+        <w:t xml:space="preserve"> </w:t>
+      </w:r>
+      <w:r>
+        <w:t xml:space="preserve">it through</w:t>
+      </w:r>
+      <w:r>
+        <w:t xml:space="preserve"> </w:t>
+      </w:r>
+      <w:r>
+        <w:rPr>
+          <w:rStyle w:val="VerbatimChar"/>
+        </w:rPr>
+        <w:t xml:space="preserve">/embed</w:t>
+      </w:r>
+      <w:r>
+        <w:t xml:space="preserve">,</w:t>
+      </w:r>
+      <w:r>
+        <w:t xml:space="preserve"> </w:t>
+      </w:r>
+      <w:r>
+        <w:rPr>
+          <w:rStyle w:val="VerbatimChar"/>
+        </w:rPr>
+        <w:t xml:space="preserve">/verify</w:t>
+      </w:r>
+      <w:r>
+        <w:t xml:space="preserve">,</w:t>
+      </w:r>
+      <w:r>
+        <w:t xml:space="preserve"> </w:t>
+      </w:r>
+      <w:r>
+        <w:rPr>
+          <w:rStyle w:val="VerbatimChar"/>
+        </w:rPr>
+        <w:t xml:space="preserve">/health</w:t>
+      </w:r>
+      <w:r>
+        <w:t xml:space="preserve">; holds the model in memory, stores nothing, logs no raw timings.</w:t>
       </w:r>
     </w:p>
     <w:p>
@@ -2975,13 +1885,21 @@
           <w:b/>
           <w:bCs/>
         </w:rPr>
-        <w:t xml:space="preserve">Nearest-neighbour:</w:t>
-      </w:r>
-      <w:r>
-        <w:t xml:space="preserve"> </w:t>
-      </w:r>
-      <w:r>
-        <w:t xml:space="preserve">mean distance to the</w:t>
+        <w:t xml:space="preserve">Product shell</w:t>
+      </w:r>
+      <w:r>
+        <w:t xml:space="preserve"> </w:t>
+      </w:r>
+      <w:r>
+        <w:t xml:space="preserve">(Node.js / Express) — the existing web app; owns users and sessions, calls the service, enforces the decision.</w:t>
+      </w:r>
+    </w:p>
+    <w:p>
+      <w:pPr>
+        <w:pStyle w:val="FirstParagraph"/>
+      </w:pPr>
+      <w:r>
+        <w:t xml:space="preserve">Keeping the thing that</w:t>
       </w:r>
       <w:r>
         <w:t xml:space="preserve"> </w:t>
@@ -2991,26 +1909,48 @@
           <w:i/>
           <w:iCs/>
         </w:rPr>
-        <w:t xml:space="preserve">k</w:t>
-      </w:r>
-      <w:r>
-        <w:t xml:space="preserve"> </w:t>
-      </w:r>
-      <w:r>
-        <w:t xml:space="preserve">closest enrolment embeddings (</w:t>
+        <w:t xml:space="preserve">makes</w:t>
+      </w:r>
+      <w:r>
+        <w:t xml:space="preserve"> </w:t>
+      </w:r>
+      <w:r>
+        <w:t xml:space="preserve">the claim apart from the thing that</w:t>
+      </w:r>
+      <w:r>
+        <w:t xml:space="preserve"> </w:t>
       </w:r>
       <w:r>
         <w:rPr>
           <w:i/>
           <w:iCs/>
         </w:rPr>
-        <w:t xml:space="preserve">k</w:t>
-      </w:r>
-      <w:r>
-        <w:t xml:space="preserve"> </w:t>
-      </w:r>
-      <w:r>
-        <w:t xml:space="preserve">= 3), which copes with people who type in more than one way.</w:t>
+        <w:t xml:space="preserve">serves</w:t>
+      </w:r>
+      <w:r>
+        <w:t xml:space="preserve"> </w:t>
+      </w:r>
+      <w:r>
+        <w:t xml:space="preserve">it means the live app never trains or touches a dataset, and the research never touches live user data. The two meet at a single fixed contract (</w:t>
+      </w:r>
+      <w:r>
+        <w:rPr>
+          <w:rStyle w:val="VerbatimChar"/>
+        </w:rPr>
+        <w:t xml:space="preserve">EMBED_DIM = 128</w:t>
+      </w:r>
+      <w:r>
+        <w:t xml:space="preserve">, L2-normalised). I fixed the failure behaviour up front, too: fail-safe, never fail-open. Any outage or version mismatch returns "indeterminate" and falls back to another factor, rather than quietly letting someone in. A security feature that admits everyone when it breaks is worse than none — a rule that later caught a real bug (§7).</w:t>
+      </w:r>
+    </w:p>
+    <w:bookmarkEnd w:id="22"/>
+    <w:bookmarkStart w:id="23" w:name="Xb7241760c3069b8bd87a762639fb9fe1f334479"/>
+    <w:p>
+      <w:pPr>
+        <w:pStyle w:val="Heading2"/>
+      </w:pPr>
+      <w:r>
+        <w:t xml:space="preserve">3.2 Dataset</w:t>
       </w:r>
     </w:p>
     <w:p>
@@ -3018,57 +1958,119 @@
         <w:pStyle w:val="FirstParagraph"/>
       </w:pPr>
       <w:r>
-        <w:t xml:space="preserve">These play two distinct roles, and it matters not to blur them. Scaled-Manhattan on its own is the</w:t>
-      </w:r>
-      <w:r>
-        <w:t xml:space="preserve"> </w:t>
-      </w:r>
-      <w:r>
-        <w:rPr>
-          <w:i/>
-          <w:iCs/>
-        </w:rPr>
-        <w:t xml:space="preserve">headline</w:t>
-      </w:r>
-      <w:r>
-        <w:t xml:space="preserve"> </w:t>
-      </w:r>
-      <w:r>
-        <w:t xml:space="preserve">number, kept deliberately as the exact form of the published detector so the comparison is like-for-like. The</w:t>
-      </w:r>
-      <w:r>
-        <w:t xml:space="preserve"> </w:t>
-      </w:r>
-      <w:r>
-        <w:rPr>
-          <w:i/>
-          <w:iCs/>
-        </w:rPr>
-        <w:t xml:space="preserve">production</w:t>
-      </w:r>
-      <w:r>
-        <w:t xml:space="preserve"> </w:t>
-      </w:r>
-      <w:r>
-        <w:t xml:space="preserve">verifier is a separate, fused ensemble: the unweighted mean of an L1 distance to the centroid, the nearest-neighbour distance, and the Ledoit–Wolf Mahalanobis distance (the exact fusion is in §3.5). I never score the fused ensemble against the scaled-Manhattan baseline, which would rig the comparison in my favour.</w:t>
-      </w:r>
-    </w:p>
-    <w:p>
-      <w:pPr>
-        <w:pStyle w:val="BodyText"/>
-      </w:pPr>
-      <w:r>
-        <w:t xml:space="preserve">A verifier makes two errors: accepting an impostor (False Accept Rate, FAR) or rejecting a genuine user (False Reject Rate, FRR); moving the threshold trades one for the other. The Equal Error Rate (EER) is the point where FAR = FRR. It is the standard single-number summary of a biometric, lower is better, and plotting FAR against FRR across thresholds gives the Detection Error Trade-off (DET) curve. These follow ISO/IEC 19795-1.</w:t>
-      </w:r>
-    </w:p>
-    <w:bookmarkEnd w:id="21"/>
-    <w:bookmarkStart w:id="22" w:name="X3eea2ce185dcd5535f4d3407813ad7a9c734ed3"/>
+        <w:t xml:space="preserve">The CMU file holds, for 51 people × 400 repetitions, the timing of typing</w:t>
+      </w:r>
+      <w:r>
+        <w:t xml:space="preserve"> </w:t>
+      </w:r>
+      <w:r>
+        <w:rPr>
+          <w:rStyle w:val="VerbatimChar"/>
+        </w:rPr>
+        <w:t xml:space="preserve">.tie5Roanl</w:t>
+      </w:r>
+      <w:r>
+        <w:t xml:space="preserve"> </w:t>
+      </w:r>
+      <w:r>
+        <w:t xml:space="preserve">then Return — 11 keys, 31 timing columns per row, 20,400 rows. I checked it structurally and pinned it by SHA-256, so any run provably uses the same bytes. One detail mattered more than it looks: the real file names its columns by key (</w:t>
+      </w:r>
+      <w:r>
+        <w:rPr>
+          <w:rStyle w:val="VerbatimChar"/>
+        </w:rPr>
+        <w:t xml:space="preserve">H.period</w:t>
+      </w:r>
+      <w:r>
+        <w:t xml:space="preserve">,</w:t>
+      </w:r>
+      <w:r>
+        <w:t xml:space="preserve"> </w:t>
+      </w:r>
+      <w:r>
+        <w:rPr>
+          <w:rStyle w:val="VerbatimChar"/>
+        </w:rPr>
+        <w:t xml:space="preserve">H.Shift.r</w:t>
+      </w:r>
+      <w:r>
+        <w:t xml:space="preserve">,</w:t>
+      </w:r>
+      <w:r>
+        <w:t xml:space="preserve"> </w:t>
+      </w:r>
+      <w:r>
+        <w:rPr>
+          <w:rStyle w:val="VerbatimChar"/>
+        </w:rPr>
+        <w:t xml:space="preserve">H.Return</w:t>
+      </w:r>
+      <w:r>
+        <w:t xml:space="preserve">), not by printable character, so a loader expecting</w:t>
+      </w:r>
+      <w:r>
+        <w:t xml:space="preserve"> </w:t>
+      </w:r>
+      <w:r>
+        <w:rPr>
+          <w:rStyle w:val="VerbatimChar"/>
+        </w:rPr>
+        <w:t xml:space="preserve">H..</w:t>
+      </w:r>
+      <w:r>
+        <w:t xml:space="preserve">,</w:t>
+      </w:r>
+      <w:r>
+        <w:t xml:space="preserve"> </w:t>
+      </w:r>
+      <w:r>
+        <w:rPr>
+          <w:rStyle w:val="VerbatimChar"/>
+        </w:rPr>
+        <w:t xml:space="preserve">H.R</w:t>
+      </w:r>
+      <w:r>
+        <w:t xml:space="preserve">,</w:t>
+      </w:r>
+      <w:r>
+        <w:t xml:space="preserve"> </w:t>
+      </w:r>
+      <w:r>
+        <w:rPr>
+          <w:rStyle w:val="VerbatimChar"/>
+        </w:rPr>
+        <w:t xml:space="preserve">H.\n</w:t>
+      </w:r>
+      <w:r>
+        <w:t xml:space="preserve"> </w:t>
+      </w:r>
+      <w:r>
+        <w:t xml:space="preserve">would silently read all-zero timings and train on nothing while still printing a believable number. The fix was a column remap plus an assertion that the first window is exactly 11 keys spelling</w:t>
+      </w:r>
+      <w:r>
+        <w:t xml:space="preserve"> </w:t>
+      </w:r>
+      <w:r>
+        <w:rPr>
+          <w:rStyle w:val="VerbatimChar"/>
+        </w:rPr>
+        <w:t xml:space="preserve">.tie5Roanl</w:t>
+      </w:r>
+      <w:r>
+        <w:t xml:space="preserve"> </w:t>
+      </w:r>
+      <w:r>
+        <w:t xml:space="preserve">with non-zero timings (§7).</w:t>
+      </w:r>
+    </w:p>
+    <w:bookmarkEnd w:id="23"/>
+    <w:bookmarkStart w:id="24" w:name="X0478be60566d006157cc866ae1c2b23efdb14f8"/>
     <w:p>
       <w:pPr>
         <w:pStyle w:val="Heading2"/>
       </w:pPr>
       <w:r>
-        <w:t xml:space="preserve">2.4 Prior work and the gap</w:t>
+        <w:t xml:space="preserve">3.3 Features</w:t>
       </w:r>
     </w:p>
     <w:p>
@@ -3076,7 +2078,34 @@
         <w:pStyle w:val="FirstParagraph"/>
       </w:pPr>
       <w:r>
-        <w:t xml:space="preserve">Two reference points bracket this project.</w:t>
+        <w:t xml:space="preserve">Each keystroke becomes a small vector: four timing features (hold, down-down, flight, up-up) plus a learned embedding of which key it was. Timings are measured relative to the window's first keystroke, so the absolute clock value drops out while the precision stays. The network sees which keys were pressed and their rhythm, never what the text means — which is what makes the representation content-independent, and what should let it carry from the fixed CMU password to free typing. The same featurisation code runs in training and serving, so the served model can't see different features from the trained one.</w:t>
+      </w:r>
+    </w:p>
+    <w:bookmarkEnd w:id="24"/>
+    <w:bookmarkStart w:id="25" w:name="X2f3f12e520caa5169c3cded9e84937c0e1f0c30"/>
+    <w:p>
+      <w:pPr>
+        <w:pStyle w:val="Heading2"/>
+      </w:pPr>
+      <w:r>
+        <w:t xml:space="preserve">3.4 The encoder</w:t>
+      </w:r>
+    </w:p>
+    <w:p>
+      <w:pPr>
+        <w:pStyle w:val="FirstParagraph"/>
+      </w:pPr>
+      <w:r>
+        <w:t xml:space="preserve">The encoder (</w:t>
+      </w:r>
+      <w:r>
+        <w:rPr>
+          <w:rStyle w:val="VerbatimChar"/>
+        </w:rPr>
+        <w:t xml:space="preserve">KeystrokeEncoder</w:t>
+      </w:r>
+      <w:r>
+        <w:t xml:space="preserve">) turns a window into a 128-D L2-normalised vector in four stages:</w:t>
       </w:r>
     </w:p>
     <w:p>
@@ -3092,41 +2121,13 @@
           <w:b/>
           <w:bCs/>
         </w:rPr>
-        <w:t xml:space="preserve">The classical benchmark, Killourhy &amp; Maxion (2009).</w:t>
-      </w:r>
-      <w:r>
-        <w:t xml:space="preserve"> </w:t>
-      </w:r>
-      <w:r>
-        <w:t xml:space="preserve">They collected the CMU dataset (51 people × 400 reps of</w:t>
-      </w:r>
-      <w:r>
-        <w:t xml:space="preserve"> </w:t>
-      </w:r>
-      <w:r>
-        <w:rPr>
-          <w:rStyle w:val="VerbatimChar"/>
-        </w:rPr>
-        <w:t xml:space="preserve">.tie5Roanl</w:t>
-      </w:r>
-      <w:r>
-        <w:t xml:space="preserve">) and compared 14 anomaly detectors; the best, scaled-Manhattan, reached EER 0.0962 (9.6%) — the number I measure against. Their study is rigorous but bounded by design: it is fixed-text only (one 10-character password), each detector is hand-engineered on raw timing features, and nothing in it speaks to free text or to whether a</w:t>
-      </w:r>
-      <w:r>
-        <w:t xml:space="preserve"> </w:t>
-      </w:r>
-      <w:r>
-        <w:rPr>
-          <w:i/>
-          <w:iCs/>
-        </w:rPr>
-        <w:t xml:space="preserve">learned</w:t>
-      </w:r>
-      <w:r>
-        <w:t xml:space="preserve"> </w:t>
-      </w:r>
-      <w:r>
-        <w:t xml:space="preserve">representation would help — the questions a modern continuous-authentication system actually faces.</w:t>
+        <w:t xml:space="preserve">Input fusion</w:t>
+      </w:r>
+      <w:r>
+        <w:t xml:space="preserve"> </w:t>
+      </w:r>
+      <w:r>
+        <w:t xml:space="preserve">— each keystroke's four timing features join a 16-D learned character embedding, making a 20-D per-keystroke vector. The character embedding lets the network learn keyboard geography rather than being told it.</w:t>
       </w:r>
     </w:p>
     <w:p>
@@ -3142,89 +2143,13 @@
           <w:b/>
           <w:bCs/>
         </w:rPr>
-        <w:t xml:space="preserve">The deep state of the art, TypeNet (Acien et al., 2021).</w:t>
-      </w:r>
-      <w:r>
-        <w:t xml:space="preserve"> </w:t>
-      </w:r>
-      <w:r>
-        <w:t xml:space="preserve">A Siamese LSTM trained on 136M+ keystrokes from about 168,000 people, reaching EER 2.2% on a physical keyboard and 9.2% on a touchscreen, and scaling to 100,000 users — showing that learned, content-independent keystroke embeddings work at internet scale. Its strength is also its limit for a project like mine: that 2.2% leans on web-scale data, and the paper doesn't test whether the same approach still helps in the small-data, single-password regime where most reproducible benchmarking actually happens.</w:t>
-      </w:r>
-    </w:p>
-    <w:p>
-      <w:pPr>
-        <w:pStyle w:val="FirstParagraph"/>
-      </w:pPr>
-      <w:r>
-        <w:t xml:space="preserve">So the two reference points don't really disagree; they never meet. One owns small fixed-text data and hand-built statistics, the other owns web-scale free text and a learned model, and neither asks what happens when you bring a deep representation</w:t>
-      </w:r>
-      <w:r>
-        <w:t xml:space="preserve"> </w:t>
-      </w:r>
-      <w:r>
-        <w:rPr>
-          <w:i/>
-          <w:iCs/>
-        </w:rPr>
-        <w:t xml:space="preserve">down</w:t>
-      </w:r>
-      <w:r>
-        <w:t xml:space="preserve"> </w:t>
-      </w:r>
-      <w:r>
-        <w:t xml:space="preserve">to the small benchmark. That gap is where a student-scale project can contribute: on the small, public, reproducible CMU benchmark, does a deep embedding</w:t>
-      </w:r>
-      <w:r>
-        <w:t xml:space="preserve"> </w:t>
-      </w:r>
-      <w:r>
-        <w:rPr>
-          <w:i/>
-          <w:iCs/>
-        </w:rPr>
-        <w:t xml:space="preserve">plus</w:t>
-      </w:r>
-      <w:r>
-        <w:t xml:space="preserve"> </w:t>
-      </w:r>
-      <w:r>
-        <w:t xml:space="preserve">a classical verifier do better than the classical verifier on its own, tested honestly on people it never trained on? That is the falsifiable question. The contribution isn't a new record but a careful, reproducible, honest measurement of a hybrid design, with the failure modes written down rather than swept aside.</w:t>
-      </w:r>
-    </w:p>
-    <w:bookmarkEnd w:id="22"/>
-    <w:bookmarkEnd w:id="23"/>
-    <w:bookmarkStart w:id="31" w:name="Xeae2dc85413e447d2c08d145b986cffc1f454f7"/>
-    <w:p>
-      <w:pPr>
-        <w:pStyle w:val="Heading1"/>
-      </w:pPr>
-      <w:r>
-        <w:t xml:space="preserve">3. Method</w:t>
-      </w:r>
-    </w:p>
-    <w:p>
-      <w:pPr>
-        <w:pStyle w:val="FirstParagraph"/>
-      </w:pPr>
-      <w:r>
-        <w:t xml:space="preserve">This is the build, in enough detail to reproduce. The pipeline is short: one keystroke window in, one 128-number vector out, a decision off the back of that.</w:t>
-      </w:r>
-    </w:p>
-    <w:bookmarkStart w:id="24" w:name="Xfa7360ee2fb3fd168a401880b7dd367ea6c0dec"/>
-    <w:p>
-      <w:pPr>
-        <w:pStyle w:val="Heading2"/>
-      </w:pPr>
-      <w:r>
-        <w:t xml:space="preserve">3.1 Dataset</w:t>
-      </w:r>
-    </w:p>
-    <w:p>
-      <w:pPr>
-        <w:pStyle w:val="FirstParagraph"/>
-      </w:pPr>
-      <w:r>
-        <w:t xml:space="preserve">The CMU file holds, for 51 people × 400 reps, the timing of typing</w:t>
+        <w:t xml:space="preserve">1-D convolutions</w:t>
+      </w:r>
+      <w:r>
+        <w:t xml:space="preserve"> </w:t>
+      </w:r>
+      <w:r>
+        <w:t xml:space="preserve">— two</w:t>
       </w:r>
       <w:r>
         <w:t xml:space="preserve"> </w:t>
@@ -3233,145 +2158,13 @@
         <w:rPr>
           <w:rStyle w:val="VerbatimChar"/>
         </w:rPr>
-        <w:t xml:space="preserve">.tie5Roanl</w:t>
-      </w:r>
-      <w:r>
-        <w:t xml:space="preserve"> </w:t>
-      </w:r>
-      <w:r>
-        <w:t xml:space="preserve">then Return. That is 11 keys, giving 31 timing columns per row and 20,400 rows. I checked it structurally and pinned it by SHA-256, so any run provably uses the same bytes. One detail mattered more than it looks. The real file names its columns by key (</w:t>
-      </w:r>
-      <w:r>
-        <w:rPr>
-          <w:rStyle w:val="VerbatimChar"/>
-        </w:rPr>
-        <w:t xml:space="preserve">H.period</w:t>
-      </w:r>
-      <w:r>
-        <w:t xml:space="preserve">,</w:t>
-      </w:r>
-      <w:r>
-        <w:t xml:space="preserve"> </w:t>
-      </w:r>
-      <w:r>
-        <w:rPr>
-          <w:rStyle w:val="VerbatimChar"/>
-        </w:rPr>
-        <w:t xml:space="preserve">H.Shift.r</w:t>
-      </w:r>
-      <w:r>
-        <w:t xml:space="preserve">,</w:t>
-      </w:r>
-      <w:r>
-        <w:t xml:space="preserve"> </w:t>
-      </w:r>
-      <w:r>
-        <w:rPr>
-          <w:rStyle w:val="VerbatimChar"/>
-        </w:rPr>
-        <w:t xml:space="preserve">H.Return</w:t>
-      </w:r>
-      <w:r>
-        <w:t xml:space="preserve">), not by printable character, so a loader expecting</w:t>
-      </w:r>
-      <w:r>
-        <w:t xml:space="preserve"> </w:t>
-      </w:r>
-      <w:r>
-        <w:rPr>
-          <w:rStyle w:val="VerbatimChar"/>
-        </w:rPr>
-        <w:t xml:space="preserve">H..</w:t>
-      </w:r>
-      <w:r>
-        <w:t xml:space="preserve">,</w:t>
-      </w:r>
-      <w:r>
-        <w:t xml:space="preserve"> </w:t>
-      </w:r>
-      <w:r>
-        <w:rPr>
-          <w:rStyle w:val="VerbatimChar"/>
-        </w:rPr>
-        <w:t xml:space="preserve">H.R</w:t>
-      </w:r>
-      <w:r>
-        <w:t xml:space="preserve">,</w:t>
-      </w:r>
-      <w:r>
-        <w:t xml:space="preserve"> </w:t>
-      </w:r>
-      <w:r>
-        <w:rPr>
-          <w:rStyle w:val="VerbatimChar"/>
-        </w:rPr>
-        <w:t xml:space="preserve">H.\n</w:t>
-      </w:r>
-      <w:r>
-        <w:t xml:space="preserve"> </w:t>
-      </w:r>
-      <w:r>
-        <w:t xml:space="preserve">would quietly read all-zero timings and train on nothing while still printing a believable number. I wrote a column remap, plus an assertion that the first window is exactly 11 keys spelling</w:t>
-      </w:r>
-      <w:r>
-        <w:t xml:space="preserve"> </w:t>
-      </w:r>
-      <w:r>
-        <w:rPr>
-          <w:rStyle w:val="VerbatimChar"/>
-        </w:rPr>
-        <w:t xml:space="preserve">.tie5Roanl</w:t>
-      </w:r>
-      <w:r>
-        <w:t xml:space="preserve"> </w:t>
-      </w:r>
-      <w:r>
-        <w:t xml:space="preserve">with non-zero timings (§7.3).</w:t>
-      </w:r>
-    </w:p>
-    <w:bookmarkEnd w:id="24"/>
-    <w:bookmarkStart w:id="25" w:name="Xdb339918d42361792fb7a67269483bd1e0b7fae"/>
-    <w:p>
-      <w:pPr>
-        <w:pStyle w:val="Heading2"/>
-      </w:pPr>
-      <w:r>
-        <w:t xml:space="preserve">3.2 Feature representation</w:t>
-      </w:r>
-    </w:p>
-    <w:p>
-      <w:pPr>
-        <w:pStyle w:val="FirstParagraph"/>
-      </w:pPr>
-      <w:r>
-        <w:t xml:space="preserve">Each keystroke becomes a small vector: four timing features (hold, down-down, flight, up-up) plus a learned embedding of which key it was. Timings are measured relative to the window's first keystroke, so the absolute clock value drops out while the precision is kept. The network sees which keys were pressed and their rhythm, never what the text means. That makes the representation content-independent, and lets it carry, in principle, from the fixed CMU password to free typing (the basis of Phase 2). The same featurization code runs in training and serving, so the served model can't see different features from the trained one.</w:t>
-      </w:r>
-    </w:p>
-    <w:bookmarkEnd w:id="25"/>
-    <w:bookmarkStart w:id="26" w:name="X6151245b2fb6df9df36017325170c87b9088f99"/>
-    <w:p>
-      <w:pPr>
-        <w:pStyle w:val="Heading2"/>
-      </w:pPr>
-      <w:r>
-        <w:t xml:space="preserve">3.3 The encoder</w:t>
-      </w:r>
-    </w:p>
-    <w:p>
-      <w:pPr>
-        <w:pStyle w:val="FirstParagraph"/>
-      </w:pPr>
-      <w:r>
-        <w:t xml:space="preserve">The encoder (</w:t>
-      </w:r>
-      <w:r>
-        <w:rPr>
-          <w:rStyle w:val="VerbatimChar"/>
-        </w:rPr>
-        <w:t xml:space="preserve">KeystrokeEncoder</w:t>
-      </w:r>
-      <w:r>
-        <w:t xml:space="preserve">) turns a window into a 128-D L2-normalised vector in four stages:</w:t>
+        <w:t xml:space="preserve">Conv1d</w:t>
+      </w:r>
+      <w:r>
+        <w:t xml:space="preserve"> </w:t>
+      </w:r>
+      <w:r>
+        <w:t xml:space="preserve">layers (20→64→64, kernel 3) pick up local rhythm: the timing of adjacent key-pairs, or digraphs.</w:t>
       </w:r>
     </w:p>
     <w:p>
@@ -3379,7 +2172,7 @@
         <w:pStyle w:val="Compact"/>
         <w:numPr>
           <w:ilvl w:val="0"/>
-          <w:numId w:val="1007"/>
+          <w:numId w:val="1006"/>
         </w:numPr>
       </w:pPr>
       <w:r>
@@ -3387,13 +2180,13 @@
           <w:b/>
           <w:bCs/>
         </w:rPr>
-        <w:t xml:space="preserve">Input fusion</w:t>
-      </w:r>
-      <w:r>
-        <w:t xml:space="preserve"> </w:t>
-      </w:r>
-      <w:r>
-        <w:t xml:space="preserve">— each keystroke's four timing features join a 16-D learned character embedding, making a 20-D per-keystroke vector. The character embedding lets the network learn keyboard geography rather than being told it.</w:t>
+        <w:t xml:space="preserve">Bidirectional GRU</w:t>
+      </w:r>
+      <w:r>
+        <w:t xml:space="preserve"> </w:t>
+      </w:r>
+      <w:r>
+        <w:t xml:space="preserve">— a recurrent layer (GRU: Cho et al., 2014; 64 units each way → 128) reads the sequence in both directions, catching longer-range cadence.</w:t>
       </w:r>
     </w:p>
     <w:p>
@@ -3401,7 +2194,7 @@
         <w:pStyle w:val="Compact"/>
         <w:numPr>
           <w:ilvl w:val="0"/>
-          <w:numId w:val="1007"/>
+          <w:numId w:val="1006"/>
         </w:numPr>
       </w:pPr>
       <w:r>
@@ -3409,182 +2202,172 @@
           <w:b/>
           <w:bCs/>
         </w:rPr>
-        <w:t xml:space="preserve">1-D convolutions</w:t>
-      </w:r>
-      <w:r>
-        <w:t xml:space="preserve"> </w:t>
-      </w:r>
-      <w:r>
-        <w:t xml:space="preserve">— two</w:t>
-      </w:r>
-      <w:r>
-        <w:t xml:space="preserve"> </w:t>
-      </w:r>
-      <w:r>
-        <w:rPr>
-          <w:rStyle w:val="VerbatimChar"/>
-        </w:rPr>
-        <w:t xml:space="preserve">Conv1d</w:t>
-      </w:r>
-      <w:r>
-        <w:t xml:space="preserve"> </w:t>
-      </w:r>
-      <w:r>
-        <w:t xml:space="preserve">layers (20→64→64, kernel 3) pick up local rhythm, the timing of adjacent key-pairs, or digraphs.</w:t>
-      </w:r>
-    </w:p>
-    <w:p>
-      <w:pPr>
-        <w:pStyle w:val="Compact"/>
-        <w:numPr>
-          <w:ilvl w:val="0"/>
-          <w:numId w:val="1007"/>
-        </w:numPr>
+        <w:t xml:space="preserve">Attention pooling → projection → L2-norm</w:t>
+      </w:r>
+      <w:r>
+        <w:t xml:space="preserve"> </w:t>
+      </w:r>
+      <w:r>
+        <w:t xml:space="preserve">— a single-head additive attention layer (Bahdanau et al., 2015; a learned score per time step, soft-maxed over the valid keystrokes with a length mask) weights the time steps, a linear layer projects to 128-D, and L2-normalisation puts the vector on the unit sphere.</w:t>
+      </w:r>
+    </w:p>
+    <w:p>
+      <w:pPr>
+        <w:pStyle w:val="FirstParagraph"/>
+      </w:pPr>
+      <w:r>
+        <w:t xml:space="preserve">I chose CNN + BiGRU + attention over a Transformer for a concrete reason: the open-set split trains on 35 people, about 14,000 windows of one 11-key password — small, low-diversity data on which self-attention tends to overfit, and the convolution and recurrence bake in the locality and sequence priors that data this thin can't teach from scratch. I tested that choice rather than asserting it (§5.2). The network has 83,505 parameters (0.32 MB as float32), trains to roughly 10% open-set EER on a laptop CPU in minutes, and embeds one window in about 0.8 ms (mean of 200 runs, batch of one) — comfortably real-time.</w:t>
+      </w:r>
+    </w:p>
+    <w:bookmarkEnd w:id="25"/>
+    <w:bookmarkStart w:id="26" w:name="X81e57fa0458ba7d83e105b299235e3a78013ba0"/>
+    <w:p>
+      <w:pPr>
+        <w:pStyle w:val="Heading2"/>
+      </w:pPr>
+      <w:r>
+        <w:t xml:space="preserve">3.5 Training</w:t>
+      </w:r>
+    </w:p>
+    <w:p>
+      <w:pPr>
+        <w:pStyle w:val="FirstParagraph"/>
+      </w:pPr>
+      <w:r>
+        <w:t xml:space="preserve">I train with batch-hard triplet loss (margin 0.2) plus a small center-loss term (weight 0.01), using Adam (Kingma &amp; Ba, 2015) at a 1e-3 learning rate for 60 epochs. Each mini-batch is built from 16 people with 2 windows each (a batch of 32); distances are squared-Euclidean on the L2-normalised embeddings, and batch-hard mining picks, for each anchor, the hardest positive (the farthest same-person window in the batch) and the hardest negative (the closest different-person one). Training is deterministic — global seed, single-process loader — so the same seed reproduces the same weights bit-for-bit on CPU. A test checks that same-person embeddings end up closer than different-person ones (O2), guarding against a collapsed encoder.</w:t>
+      </w:r>
+    </w:p>
+    <w:bookmarkEnd w:id="26"/>
+    <w:bookmarkStart w:id="27" w:name="Xb90f30d863e917c4245afb4f7aa6890a378b62d"/>
+    <w:p>
+      <w:pPr>
+        <w:pStyle w:val="Heading2"/>
+      </w:pPr>
+      <w:r>
+        <w:t xml:space="preserve">3.6 The verification ensemble</w:t>
+      </w:r>
+    </w:p>
+    <w:p>
+      <w:pPr>
+        <w:pStyle w:val="FirstParagraph"/>
+      </w:pPr>
+      <w:r>
+        <w:t xml:space="preserve">After training, a user is</w:t>
+      </w:r>
+      <w:r>
+        <w:t xml:space="preserve"> </w:t>
+      </w:r>
+      <w:r>
+        <w:rPr>
+          <w:i/>
+          <w:iCs/>
+        </w:rPr>
+        <w:t xml:space="preserve">enrolled</w:t>
+      </w:r>
+      <w:r>
+        <w:t xml:space="preserve">, not retrained. I embed about a dozen of their windows into a profile: the centroid, the enrolment embeddings themselves (for nearest-neighbour), and the Ledoit–Wolf inverse-covariance matrix. A new window is scored by three distances to that profile, fused into one number as their plain unweighted mean: (i) the per-dimension L1 distance to the centroid, (ii) the mean L1 distance to the three nearest enrolment embeddings, and (iii) the Ledoit–Wolf Mahalanobis distance. If the shrinkage covariance ever comes out singular, the Mahalanobis term falls back to the centroid distance, so a verification degrades rather than crashes. Lower means more genuine.</w:t>
+      </w:r>
+    </w:p>
+    <w:p>
+      <w:pPr>
+        <w:pStyle w:val="BodyText"/>
+      </w:pPr>
+      <w:r>
+        <w:t xml:space="preserve">A per-user threshold turns that score into a confidence and a risk level. Each enrolment embedding is scored against the centroid of the</w:t>
+      </w:r>
+      <w:r>
+        <w:t xml:space="preserve"> </w:t>
+      </w:r>
+      <w:r>
+        <w:rPr>
+          <w:i/>
+          <w:iCs/>
+        </w:rPr>
+        <w:t xml:space="preserve">others</w:t>
+      </w:r>
+      <w:r>
+        <w:t xml:space="preserve"> </w:t>
+      </w:r>
+      <w:r>
+        <w:t xml:space="preserve">(leave-one-out, so a window is never compared with itself), and the threshold is the 90th percentile of those genuine distances times a 1.15 cushion, floored at a small positive value so a perfectly consistent typist can't drive it to zero (the bug behind §7). All of this runs inside the</w:t>
+      </w:r>
+      <w:r>
+        <w:t xml:space="preserve"> </w:t>
+      </w:r>
+      <w:r>
+        <w:rPr>
+          <w:i/>
+          <w:iCs/>
+        </w:rPr>
+        <w:t xml:space="preserve">learned</w:t>
+      </w:r>
+      <w:r>
+        <w:t xml:space="preserve"> </w:t>
+      </w:r>
+      <w:r>
+        <w:t xml:space="preserve">128-D space, not on raw timings, and the same fusion code runs in research and in the live service, so the EER I measured and the decision I ship are the same maths.</w:t>
+      </w:r>
+    </w:p>
+    <w:p>
+      <w:pPr>
+        <w:pStyle w:val="BodyText"/>
+      </w:pPr>
+      <w:r>
+        <w:t xml:space="preserve">One property is worth stating up front, because it shapes how to read the results: the three terms are fused unweighted, and a Mahalanobis distance in 128 dimensions is numerically far larger than a mean-absolute L1 term, so it dominates the mean. A component ablation (§4.4) shows it carries essentially all of the ensemble's advantage — which points at a clear improvement (scale the terms before fusing) rather than a flaw in the result.</w:t>
+      </w:r>
+    </w:p>
+    <w:bookmarkEnd w:id="27"/>
+    <w:bookmarkStart w:id="28" w:name="Xff07723c8421ec9bc2a8b7109c4d6b322271d20"/>
+    <w:p>
+      <w:pPr>
+        <w:pStyle w:val="Heading2"/>
+      </w:pPr>
+      <w:r>
+        <w:t xml:space="preserve">3.7 Evaluation protocol</w:t>
+      </w:r>
+    </w:p>
+    <w:p>
+      <w:pPr>
+        <w:pStyle w:val="FirstParagraph"/>
+      </w:pPr>
+      <w:r>
+        <w:t xml:space="preserve">The protocol is the part that decides whether the number means anything.</w:t>
+      </w:r>
+    </w:p>
+    <w:p>
+      <w:pPr>
+        <w:pStyle w:val="BodyText"/>
       </w:pPr>
       <w:r>
         <w:rPr>
           <w:b/>
           <w:bCs/>
         </w:rPr>
-        <w:t xml:space="preserve">Bidirectional GRU</w:t>
-      </w:r>
-      <w:r>
-        <w:t xml:space="preserve"> </w:t>
-      </w:r>
-      <w:r>
-        <w:t xml:space="preserve">— a recurrent layer (GRU: Cho et al., 2014; 64 units each way → 128) reads the sequence in both directions, catching longer-range cadence.</w:t>
-      </w:r>
-    </w:p>
-    <w:p>
-      <w:pPr>
-        <w:pStyle w:val="Compact"/>
-        <w:numPr>
-          <w:ilvl w:val="0"/>
-          <w:numId w:val="1007"/>
-        </w:numPr>
+        <w:t xml:space="preserve">Open-set, held-out people.</w:t>
+      </w:r>
+      <w:r>
+        <w:t xml:space="preserve"> </w:t>
+      </w:r>
+      <w:r>
+        <w:t xml:space="preserve">I split the 51 people (seeded) into 35 for training and 16 held out. The encoder trains only on the 35, and the EER is measured only on the 16 it has never seen, so the result measures generalisation to new people — the only thing that matters for authentication. A runtime check guarantees no test person leaks into training.</w:t>
+      </w:r>
+    </w:p>
+    <w:p>
+      <w:pPr>
+        <w:pStyle w:val="BodyText"/>
       </w:pPr>
       <w:r>
         <w:rPr>
           <w:b/>
           <w:bCs/>
         </w:rPr>
-        <w:t xml:space="preserve">Attention pooling → projection → L2-norm</w:t>
-      </w:r>
-      <w:r>
-        <w:t xml:space="preserve"> </w:t>
-      </w:r>
-      <w:r>
-        <w:t xml:space="preserve">— a single-head additive attention layer (additive attention: Bahdanau et al., 2015; a learned linear score per time step, soft-maxed over the valid keystrokes with a length mask) weights the time steps so the network learns which keystrokes matter; a linear layer projects to 128-D, and L2-normalisation puts the vector on the unit sphere.</w:t>
-      </w:r>
-    </w:p>
-    <w:p>
-      <w:pPr>
-        <w:pStyle w:val="FirstParagraph"/>
-      </w:pPr>
-      <w:r>
-        <w:t xml:space="preserve">I chose CNN + BiGRU + attention over a Transformer deliberately, and I tested that choice rather than just asserting it. The open-set split trains on 35 people, about 14,000 windows (35 × 400 reps) of one 11-key password — the kind of small, low-diversity data on which self-attention tends to overfit. To check, I built a comparable Transformer encoder (2 layers, 4 heads, 77,296 parameters — in fact a touch</w:t>
-      </w:r>
-      <w:r>
-        <w:t xml:space="preserve"> </w:t>
-      </w:r>
-      <w:r>
-        <w:rPr>
-          <w:i/>
-          <w:iCs/>
-        </w:rPr>
-        <w:t xml:space="preserve">smaller</w:t>
-      </w:r>
-      <w:r>
-        <w:t xml:space="preserve"> </w:t>
-      </w:r>
-      <w:r>
-        <w:t xml:space="preserve">than this network, which corrects my first guess that a Transformer would be several times larger) and ran it through the identical open-set protocol over the same three seeds. It came out worse and far less stable: primary EER 19.8% ± 5.4%, ensemble 12.3% ± 4.9%, against this model's 14.2% ± 2.8% and 10.2% ± 1.0%. Both models' training loss saturates at the margin (§4.6), so both are data-limited — but the CNN+BiGRU's built-in locality and sequence priors pull a steadier signal from so little data than self-attention can. So the choice holds up empirically, though the honest reason is inductive bias at this scale, not the parameter count I first reached for. This network has 83,505 parameters (0.32 MB as float32) — trainable to roughly 10% open-set EER on a laptop CPU in minutes — and embeds one window in about 0.8 ms (mean of 200 runs, batch of one), so a verification is comfortably real-time.</w:t>
-      </w:r>
-    </w:p>
-    <w:bookmarkEnd w:id="26"/>
-    <w:bookmarkStart w:id="27" w:name="X12b55cf281cc5a5a3b6d8f14ec20fafee7a3317"/>
-    <w:p>
-      <w:pPr>
-        <w:pStyle w:val="Heading2"/>
-      </w:pPr>
-      <w:r>
-        <w:t xml:space="preserve">3.4 Training</w:t>
-      </w:r>
-    </w:p>
-    <w:p>
-      <w:pPr>
-        <w:pStyle w:val="FirstParagraph"/>
-      </w:pPr>
-      <w:r>
-        <w:t xml:space="preserve">I train with batch-hard triplet loss (margin 0.2) plus a small center-loss term (weight 0.01), using Adam (Kingma &amp; Ba, 2015) at a 1e-3 learning rate for 60 epochs. Each mini-batch is built from 16 people with 2 windows each (a batch of 32); distances are squared-Euclidean on the L2-normalised embeddings, and batch-hard mining picks, for each anchor, the hardest positive (the farthest same-person window in the batch) and the hardest negative (the closest different-person one). Training is deterministic (global seed, single-process loader), so the same seed reproduces the same weights bit-for-bit on CPU. A test checks that same-person embeddings end up closer than different-person ones (O2), guarding against a collapsed encoder.</w:t>
-      </w:r>
-    </w:p>
-    <w:bookmarkEnd w:id="27"/>
-    <w:bookmarkStart w:id="28" w:name="X4568b827d7a647292dc10f8eba7996e80c362ee"/>
-    <w:p>
-      <w:pPr>
-        <w:pStyle w:val="Heading2"/>
-      </w:pPr>
-      <w:r>
-        <w:t xml:space="preserve">3.5 The verification ensemble</w:t>
-      </w:r>
-    </w:p>
-    <w:p>
-      <w:pPr>
-        <w:pStyle w:val="FirstParagraph"/>
-      </w:pPr>
-      <w:r>
-        <w:t xml:space="preserve">After training, a user is enrolled rather than retrained. I embed about a dozen of their windows into a profile: the centroid, the enrolment embeddings themselves (for nearest-neighbour), and the Ledoit–Wolf inverse-covariance matrix. A new window is scored by three distances to that profile, fused into one number as their plain unweighted mean: (i) the per-dimension L1 distance to the centroid, (ii) the mean L1 distance to the three nearest enrolment embeddings, and (iii) the Ledoit–Wolf Mahalanobis distance. If the shrinkage covariance ever comes out singular, the Mahalanobis term falls back to the centroid distance, so a verification degrades rather than crashes. Lower means more genuine. A per-user threshold then turns that score into a confidence and a risk level: each enrolment embedding is scored against the centroid of the</w:t>
-      </w:r>
-      <w:r>
-        <w:t xml:space="preserve"> </w:t>
-      </w:r>
-      <w:r>
-        <w:rPr>
-          <w:i/>
-          <w:iCs/>
-        </w:rPr>
-        <w:t xml:space="preserve">others</w:t>
-      </w:r>
-      <w:r>
-        <w:t xml:space="preserve"> </w:t>
-      </w:r>
-      <w:r>
-        <w:t xml:space="preserve">(leave-one-out, so a window is never compared with itself), and the threshold is the 90th percentile of those genuine distances times a 1.15 cushion, floored at a small positive value so a perfectly consistent typist can't drive it to zero (the bug behind §7.5). These statistics run inside the</w:t>
-      </w:r>
-      <w:r>
-        <w:t xml:space="preserve"> </w:t>
-      </w:r>
-      <w:r>
-        <w:rPr>
-          <w:i/>
-          <w:iCs/>
-        </w:rPr>
-        <w:t xml:space="preserve">learned</w:t>
-      </w:r>
-      <w:r>
-        <w:t xml:space="preserve"> </w:t>
-      </w:r>
-      <w:r>
-        <w:t xml:space="preserve">128-D space, not on raw timings, and the same fusion code runs in research and the live service, so the EER I measured and the decision I ship are the same maths. (The headline scaled-Manhattan metric of §2.3 stays separate from this ensemble; it is the like-for-like comparator against the published baseline, not part of the fused score.) One caveat worth stating up front: because the three terms are fused unweighted, the Mahalanobis distance, which is numerically much larger in 128 dimensions, dominates the mean — a component ablation (§4.7) shows it carries essentially all of the ensemble's advantage.</w:t>
-      </w:r>
-    </w:p>
-    <w:bookmarkEnd w:id="28"/>
-    <w:bookmarkStart w:id="29" w:name="Xb660feb395ff3c8653228c4245792ec263b9ca8"/>
-    <w:p>
-      <w:pPr>
-        <w:pStyle w:val="Heading2"/>
-      </w:pPr>
-      <w:r>
-        <w:t xml:space="preserve">3.6 Evaluation protocol</w:t>
-      </w:r>
-    </w:p>
-    <w:p>
-      <w:pPr>
-        <w:pStyle w:val="FirstParagraph"/>
-      </w:pPr>
-      <w:r>
-        <w:t xml:space="preserve">This is where the project's credibility lives or dies.</w:t>
+        <w:t xml:space="preserve">Genuine vs impostor, within each test person.</w:t>
+      </w:r>
+      <w:r>
+        <w:t xml:space="preserve"> </w:t>
+      </w:r>
+      <w:r>
+        <w:t xml:space="preserve">For each test person I split their windows into an enrolment half and a test half. Genuine windows score against the profile built from the enrolment half (so a window is never scored against itself); impostor windows are the other test people's. If a person has too few windows to hold a test set out, the evaluator raises an error rather than invent a number.</w:t>
       </w:r>
     </w:p>
     <w:p>
@@ -3596,13 +2379,13 @@
           <w:b/>
           <w:bCs/>
         </w:rPr>
-        <w:t xml:space="preserve">Open-set, held-out people.</w:t>
-      </w:r>
-      <w:r>
-        <w:t xml:space="preserve"> </w:t>
-      </w:r>
-      <w:r>
-        <w:t xml:space="preserve">I split the 51 people (seeded) into 35 for training and 16 held out. The encoder trains only on the 35, and the EER is measured only on the 16 it has never seen, so the result measures generalisation to new people — the only thing that matters for authentication. A runtime check guarantees no test person leaks into training. This replaces an earlier closed-set mistake that would have produced a much lower but meaningless number (§7.1).</w:t>
+        <w:t xml:space="preserve">Two metrics.</w:t>
+      </w:r>
+      <w:r>
+        <w:t xml:space="preserve"> </w:t>
+      </w:r>
+      <w:r>
+        <w:t xml:space="preserve">Scaled-Manhattan EER is the headline (the exact metric of the 9.6% baseline); the full-ensemble EER is secondary.</w:t>
       </w:r>
     </w:p>
     <w:p>
@@ -3614,13 +2397,13 @@
           <w:b/>
           <w:bCs/>
         </w:rPr>
-        <w:t xml:space="preserve">Genuine versus impostor, within each test person.</w:t>
-      </w:r>
-      <w:r>
-        <w:t xml:space="preserve"> </w:t>
-      </w:r>
-      <w:r>
-        <w:t xml:space="preserve">For each test person I split their windows into an enrolment half and a test half. Genuine windows score against the profile built from the enrolment half (so a window is never scored against itself); impostor windows are the other test people's. If a person has too few windows to hold a test set out, the evaluator raises rather than invent a number — a guard added after an earlier version scored training data and produced a fake 0.0 EER (§7.4).</w:t>
+        <w:t xml:space="preserve">Three seeds.</w:t>
+      </w:r>
+      <w:r>
+        <w:t xml:space="preserve"> </w:t>
+      </w:r>
+      <w:r>
+        <w:t xml:space="preserve">Because both the split and the training are random, I run seeds 42/43/44 and report mean ± SD, so a near-baseline result can't be waved away as noise. (Later I re-ran the whole pipeline over 14 seeds to check the ensemble-vs-primary effect — §4.4.)</w:t>
       </w:r>
     </w:p>
     <w:p>
@@ -3632,13 +2415,40 @@
           <w:b/>
           <w:bCs/>
         </w:rPr>
-        <w:t xml:space="preserve">Two metrics, labelled honestly.</w:t>
-      </w:r>
-      <w:r>
-        <w:t xml:space="preserve"> </w:t>
-      </w:r>
-      <w:r>
-        <w:t xml:space="preserve">Scaled-Manhattan EER is the headline, the exact metric of the 9.6% baseline; the full-ensemble EER is secondary. I never compare the ensemble against a scaled-Manhattan baseline, which would tilt the comparison in my favour.</w:t>
+        <w:t xml:space="preserve">Hyperparameters by nested validation.</w:t>
+      </w:r>
+      <w:r>
+        <w:t xml:space="preserve"> </w:t>
+      </w:r>
+      <w:r>
+        <w:t xml:space="preserve">Try many settings and keep the best on the test set, and you've quietly turned the test set into a training signal. So I set the 16 test people aside first, then inside the 35 training people carved a further 24 inner-train / 11 validation split, judged every setting only on the validation people, and ran the validation winner once on the 16. Because nothing was chosen using the test set, the final EER stays an open-set estimate (§4.4).</w:t>
+      </w:r>
+    </w:p>
+    <w:bookmarkEnd w:id="28"/>
+    <w:bookmarkStart w:id="29" w:name="X64abc9f4ebb7f8a2015f062f51d805aa3ad8338"/>
+    <w:p>
+      <w:pPr>
+        <w:pStyle w:val="Heading2"/>
+      </w:pPr>
+      <w:r>
+        <w:t xml:space="preserve">3.8 The live system</w:t>
+      </w:r>
+    </w:p>
+    <w:p>
+      <w:pPr>
+        <w:pStyle w:val="FirstParagraph"/>
+      </w:pPr>
+      <w:r>
+        <w:t xml:space="preserve">To show the model is more than a benchmark number, I wired a standalone slice (</w:t>
+      </w:r>
+      <w:r>
+        <w:rPr>
+          <w:rStyle w:val="VerbatimChar"/>
+        </w:rPr>
+        <w:t xml:space="preserve">/api/ml-keystroke/*</w:t>
+      </w:r>
+      <w:r>
+        <w:t xml:space="preserve">) into the product backend. A user consents, enrols by typing several windows (which become a profile), and is verified on a new window. The decision is fail-safe: if the service is unreachable, or the model version doesn't match the profile, the result is INDETERMINATE and the product asks for another factor. The slice is kept separate from the older statistical engine, and its safety behaviour is tested (§7).</w:t>
       </w:r>
     </w:p>
     <w:p>
@@ -3646,45 +2456,18 @@
         <w:pStyle w:val="BodyText"/>
       </w:pPr>
       <w:r>
-        <w:rPr>
-          <w:b/>
-          <w:bCs/>
-        </w:rPr>
-        <w:t xml:space="preserve">Three seeds.</w:t>
-      </w:r>
-      <w:r>
-        <w:t xml:space="preserve"> </w:t>
-      </w:r>
-      <w:r>
-        <w:t xml:space="preserve">Because the split and the training are both random, I run seeds 42/43/44 and report mean ± SD, so a near-baseline result can't be waved away as noise.</w:t>
-      </w:r>
-    </w:p>
-    <w:p>
-      <w:pPr>
-        <w:pStyle w:val="BodyText"/>
-      </w:pPr>
-      <w:r>
-        <w:rPr>
-          <w:b/>
-          <w:bCs/>
-        </w:rPr>
-        <w:t xml:space="preserve">Hyperparameters by nested validation.</w:t>
-      </w:r>
-      <w:r>
-        <w:t xml:space="preserve"> </w:t>
-      </w:r>
-      <w:r>
-        <w:t xml:space="preserve">Try many settings and keep the best on the test set, and you've quietly turned the test set into a training signal. So I set the 16 test people aside first, then inside the 35 training people carved a further 24 inner-train / 11 validation split, judging every setting only on the validation people; the validation winner ran once on the 16. Because nothing was chosen using the test set, the final EER stays an honest open-set estimate (the ablation in §4.6).</w:t>
+        <w:t xml:space="preserve">As an end-to-end check I enrolled a held-out person and verified genuine and impostor windows over HTTP: the mean genuine score (3.10) came out clearly below the mean impostor score (6.73), so the deployed model ranks impostors as less genuine than the real user, matching the offline run. This is a single-user smoke test — it shows the wiring works, not that the system performs well across a population; the headline EER (§4.1) is the evidence of performance. It also surfaced the crash in §7 (problem 8).</w:t>
       </w:r>
     </w:p>
     <w:bookmarkEnd w:id="29"/>
-    <w:bookmarkStart w:id="30" w:name="X180ce69f00142d0167a8cda361778d6a755fd36"/>
-    <w:p>
-      <w:pPr>
-        <w:pStyle w:val="Heading2"/>
-      </w:pPr>
-      <w:r>
-        <w:t xml:space="preserve">3.7 The product layer</w:t>
+    <w:bookmarkEnd w:id="30"/>
+    <w:bookmarkStart w:id="35" w:name="X121719332867ee227f0a04b486098cee978c6e6"/>
+    <w:p>
+      <w:pPr>
+        <w:pStyle w:val="Heading1"/>
+      </w:pPr>
+      <w:r>
+        <w:t xml:space="preserve">4. Results</w:t>
       </w:r>
     </w:p>
     <w:p>
@@ -3692,38 +2475,10 @@
         <w:pStyle w:val="FirstParagraph"/>
       </w:pPr>
       <w:r>
-        <w:t xml:space="preserve">To show the model is more than a benchmark number, I wired a standalone slice (</w:t>
-      </w:r>
-      <w:r>
-        <w:rPr>
-          <w:rStyle w:val="VerbatimChar"/>
-        </w:rPr>
-        <w:t xml:space="preserve">/api/ml-keystroke/*</w:t>
-      </w:r>
-      <w:r>
-        <w:t xml:space="preserve">) into the product backend. A user consents, enrols by typing several windows (which become a profile), and is verified on a new window. The decision is fail-safe: if the service is unreachable, or the model version doesn't match the profile, the result is INDETERMINATE and the product asks for another factor, never granting access by default. The slice is kept separate from the older statistical engine, and its safety behaviour is tested (§6, §7.5).</w:t>
-      </w:r>
-    </w:p>
-    <w:bookmarkEnd w:id="30"/>
-    <w:bookmarkEnd w:id="31"/>
-    <w:bookmarkStart w:id="39" w:name="X121719332867ee227f0a04b486098cee978c6e6"/>
-    <w:p>
-      <w:pPr>
-        <w:pStyle w:val="Heading1"/>
-      </w:pPr>
-      <w:r>
-        <w:t xml:space="preserve">4. Results</w:t>
-      </w:r>
-    </w:p>
-    <w:p>
-      <w:pPr>
-        <w:pStyle w:val="FirstParagraph"/>
-      </w:pPr>
-      <w:r>
-        <w:t xml:space="preserve">Everything below was trained on real CMU data on a laptop CPU (no GPU), averaged over three seeds (42, 43, 44), and is reproducible from a pinned dataset and fixed seeds (App. B). The full run took about 23 minutes and cost £0.</w:t>
-      </w:r>
-    </w:p>
-    <w:bookmarkStart w:id="32" w:name="Xb896a7865e886a6b97659f823a619ca0ea0a977"/>
+        <w:t xml:space="preserve">Everything below was trained on real CMU data on a laptop CPU (no GPU), averaged over three seeds (42, 43, 44), and is reproducible from a pinned dataset and fixed seeds (Appendix B). The full run took about 23 minutes and cost £0.</w:t>
+      </w:r>
+    </w:p>
+    <w:bookmarkStart w:id="31" w:name="Xb896a7865e886a6b97659f823a619ca0ea0a977"/>
     <w:p>
       <w:pPr>
         <w:pStyle w:val="Heading2"/>
@@ -3990,35 +2745,49 @@
         <w:pStyle w:val="BodyText"/>
       </w:pPr>
       <w:r>
-        <w:t xml:space="preserve">Two things jump out. First, the ensemble is more accurate and steadier than the simple scorer: its EER (10.2%) beats scaled-Manhattan (14.2%) by about four points on the same embeddings, and its seed-to-seed SD is smaller (0.97% vs 2.79%). That SD is an internal comparison between my own two scorers, not a claim against the baseline's across-subject spread (0.069). Three seeds can't settle whether the ensemble is genuinely steadier, so I re-ran the open-set pipeline over 14 seeds: it beats scaled-Manhattan on all 14 (Wilcoxon signed-rank p ≈ 0.0001), so the advantage is real, not a three-seed fluke. A component ablation (§4.7) pins down where it comes from — not the averaging, but the Ledoit–Wolf Mahalanobis distance inside the learned space. Second, the honest open-set result sits above the baseline, not below it: 14.2% and 10.2% against 9.6%. The 14-seed run is a blunter check on that headline too: across 14 seeds the mean EERs are higher than the three-seed figures (primary ≈ 18.7%, ensemble ≈ 13.3%), so seeds 42/43/44 sit on the optimistic side of the spread. They were fixed in advance, not chosen to flatter, but the fuller picture is the less flattering one, and the gap to the 9.6% baseline is wider than the headline suggests. A subject-level bootstrap (resampling the 16 held-out people, 20,000 draws) puts a 95% confidence interval of [9.5%, 19.2%] on the seed-42 14.2% — wide, because per-person EER varies so much (§4.3): the lower end touches the baseline, the upper sits well above it.</w:t>
-      </w:r>
-    </w:p>
-    <w:bookmarkEnd w:id="32"/>
-    <w:bookmarkStart w:id="33" w:name="X7c111de464f104410aaa1516c55a91ac56b274a"/>
+        <w:t xml:space="preserve">The headline number sits above the baseline: 14.2% against 9.6%. On this small fixed-text benchmark, the deep model does not beat the 2009 classical detector. Two things are worth drawing out anyway.</w:t>
+      </w:r>
+    </w:p>
+    <w:p>
+      <w:pPr>
+        <w:pStyle w:val="BodyText"/>
+      </w:pPr>
+      <w:r>
+        <w:t xml:space="preserve">First, the ensemble is both more accurate and steadier than the simple scorer on the same embeddings — 10.2% against 14.2%, with a seed-to-seed SD of 0.97% against 2.79%. (That SD is an internal comparison between my own two scorers, not a claim against the baseline's across-subject spread of 0.069.) Three seeds can't settle whether the ensemble is genuinely steadier, so I re-ran the open-set pipeline over 14 seeds: it beats scaled-Manhattan on all 14 (Wilcoxon signed-rank</w:t>
+      </w:r>
+      <w:r>
+        <w:t xml:space="preserve"> </w:t>
+      </w:r>
+      <w:r>
+        <w:rPr>
+          <w:i/>
+          <w:iCs/>
+        </w:rPr>
+        <w:t xml:space="preserve">p</w:t>
+      </w:r>
+      <w:r>
+        <w:t xml:space="preserve"> </w:t>
+      </w:r>
+      <w:r>
+        <w:t xml:space="preserve">≈ 0.0001). The advantage is real, and §4.4 pins down where it comes from.</w:t>
+      </w:r>
+    </w:p>
+    <w:p>
+      <w:pPr>
+        <w:pStyle w:val="BodyText"/>
+      </w:pPr>
+      <w:r>
+        <w:t xml:space="preserve">Second, seeds 42/43/44 sit on the optimistic side of the spread. Across 14 seeds the mean EERs are higher — ≈ 18.7% primary, ≈ 13.3% ensemble — so the headline three-seed figures are a favourable slice of a wider distribution, and the real gap to 9.6% is larger than the headline suggests. A subject-level bootstrap (resampling the 16 held-out people, 20,000 draws) puts a 95% confidence interval of [9.5%, 19.2%] on the seed-42 14.2%: wide, because per-person EER varies so much (§4.2). The DET curve for the headline scorer is in Appendix B (Figure B.1); its equal-error point sits on the FAR = FRR diagonal at 14.2%, with the 9.6% baseline marked.</w:t>
+      </w:r>
+    </w:p>
+    <w:bookmarkEnd w:id="31"/>
+    <w:bookmarkStart w:id="32" w:name="Xcd766f68978f18676e2e768da99a43531acf9a9"/>
     <w:p>
       <w:pPr>
         <w:pStyle w:val="Heading2"/>
       </w:pPr>
       <w:r>
-        <w:t xml:space="preserve">4.2 The DET curve</w:t>
-      </w:r>
-    </w:p>
-    <w:p>
-      <w:pPr>
-        <w:pStyle w:val="FirstParagraph"/>
-      </w:pPr>
-      <w:r>
-        <w:t xml:space="preserve">The DET curve (Fig B.1) plots FRR against FAR across all thresholds for the headline scaled-Manhattan scorer; the EER point sits on the FAR = FRR diagonal at 14.2%, with the 9.6% baseline marked. It shows the security-versus-convenience trade-off directly (full curve and caption in App. B).</w:t>
-      </w:r>
-    </w:p>
-    <w:bookmarkEnd w:id="33"/>
-    <w:bookmarkStart w:id="34" w:name="Xbf6fd81e95cc4185974b24ec5b07e4a156fb590"/>
-    <w:p>
-      <w:pPr>
-        <w:pStyle w:val="Heading2"/>
-      </w:pPr>
-      <w:r>
-        <w:t xml:space="preserve">4.3 Per-subject analysis</w:t>
+        <w:t xml:space="preserve">4.2 Per-subject variation</w:t>
       </w:r>
     </w:p>
     <w:p>
@@ -4034,7 +2803,7 @@
         <w:pStyle w:val="Compact"/>
         <w:numPr>
           <w:ilvl w:val="0"/>
-          <w:numId w:val="1008"/>
+          <w:numId w:val="1007"/>
         </w:numPr>
       </w:pPr>
       <w:r>
@@ -4048,7 +2817,7 @@
         <w:t xml:space="preserve"> </w:t>
       </w:r>
       <w:r>
-        <w:t xml:space="preserve">(lowest EER): s036 at 0.9%, s017 at 2.0%, s022 at 3.5% — essentially strong authenticators on their own.</w:t>
+        <w:t xml:space="preserve">(lowest EER): s036 at 0.9%, s017 at 2.0%, s022 at 3.5% — strong authenticators on their own.</w:t>
       </w:r>
     </w:p>
     <w:p>
@@ -4056,7 +2825,7 @@
         <w:pStyle w:val="Compact"/>
         <w:numPr>
           <w:ilvl w:val="0"/>
-          <w:numId w:val="1008"/>
+          <w:numId w:val="1007"/>
         </w:numPr>
       </w:pPr>
       <w:r>
@@ -4070,7 +2839,7 @@
         <w:t xml:space="preserve"> </w:t>
       </w:r>
       <w:r>
-        <w:t xml:space="preserve">(highest EER): s047 at 33.5%, s007 at 29.5%, s037 at 23.4% — for them the 11-key password is too short and inconsistent to tell them apart reliably.</w:t>
+        <w:t xml:space="preserve">(highest EER): s047 at 33.5%, s007 at 29.5%, s037 at 23.4% — for them the 11-key password is too short and inconsistent to tell them apart.</w:t>
       </w:r>
     </w:p>
     <w:p>
@@ -4078,25 +2847,7 @@
         <w:pStyle w:val="FirstParagraph"/>
       </w:pPr>
       <w:r>
-        <w:t xml:space="preserve">The spread itself is informative, and it isn't random. For each held-out person I compared their within-person embedding scatter against the distance to the nearest other typist; that separability ratio (nearest-impostor distance ÷ own scatter) tracks per-subject EER closely (Spearman ρ = −0.84, p = 0.0001). The distinctive authenticators (s036, s017) sit far from everyone relative to their own consistency; the hardest (s047, s007) type inconsistently enough that their rhythm collides with other people's in the embedding. So the limiting factor isn't the model but the information in an 11-key fixed password, which for some people is simply too little to separate them — a signal-to-noise problem that a longer, richer sample (free text, §9) should ease for exactly these users.</w:t>
-      </w:r>
-    </w:p>
-    <w:bookmarkEnd w:id="34"/>
-    <w:bookmarkStart w:id="35" w:name="X3189c8bc3ba69734614d88a88e25dda9fe0fe09"/>
-    <w:p>
-      <w:pPr>
-        <w:pStyle w:val="Heading2"/>
-      </w:pPr>
-      <w:r>
-        <w:t xml:space="preserve">4.4 The embedding space (t-SNE)</w:t>
-      </w:r>
-    </w:p>
-    <w:p>
-      <w:pPr>
-        <w:pStyle w:val="FirstParagraph"/>
-      </w:pPr>
-      <w:r>
-        <w:t xml:space="preserve">To check</w:t>
+        <w:t xml:space="preserve">The spread isn't random. For each held-out person I compared their within-person embedding scatter against the distance to the nearest other typist; that separability ratio (nearest-impostor distance ÷ own scatter) tracks per-subject EER closely (Spearman ρ = −0.84,</w:t>
       </w:r>
       <w:r>
         <w:t xml:space="preserve"> </w:t>
@@ -4106,23 +2857,57 @@
           <w:i/>
           <w:iCs/>
         </w:rPr>
+        <w:t xml:space="preserve">p</w:t>
+      </w:r>
+      <w:r>
+        <w:t xml:space="preserve"> </w:t>
+      </w:r>
+      <w:r>
+        <w:t xml:space="preserve">= 0.0001). The distinctive authenticators sit far from everyone relative to their own consistency; the hardest type inconsistently enough that their rhythm collides with other people's in the embedding. So the limiting factor isn't the model — it's the information in an 11-key fixed password, which for some people is simply too little to separate them. A longer, richer sample (free text, §8) should ease things for exactly these users.</w:t>
+      </w:r>
+    </w:p>
+    <w:bookmarkEnd w:id="32"/>
+    <w:bookmarkStart w:id="33" w:name="Xfe7a04666b943012f369b2699c4d69c80ca7185"/>
+    <w:p>
+      <w:pPr>
+        <w:pStyle w:val="Heading2"/>
+      </w:pPr>
+      <w:r>
+        <w:t xml:space="preserve">4.3 The embedding space</w:t>
+      </w:r>
+    </w:p>
+    <w:p>
+      <w:pPr>
+        <w:pStyle w:val="FirstParagraph"/>
+      </w:pPr>
+      <w:r>
+        <w:t xml:space="preserve">To see</w:t>
+      </w:r>
+      <w:r>
+        <w:t xml:space="preserve"> </w:t>
+      </w:r>
+      <w:r>
+        <w:rPr>
+          <w:i/>
+          <w:iCs/>
+        </w:rPr>
         <w:t xml:space="preserve">why</w:t>
       </w:r>
       <w:r>
         <w:t xml:space="preserve"> </w:t>
       </w:r>
       <w:r>
-        <w:t xml:space="preserve">it works, I projected the held-out 128-D embeddings down to 2-D with t-SNE (van der Maaten &amp; Hinton, 2008) (Fig B.2). Several people form tight, well-separated clusters, which confirms the encoder maps a person's typing to a consistent region even though it never trained on them. A denser middle region of overlap lines up with the high-EER people from §4.3, so the picture and the numbers agree.</w:t>
-      </w:r>
-    </w:p>
-    <w:bookmarkEnd w:id="35"/>
-    <w:bookmarkStart w:id="36" w:name="X14f2364ccff9bf7aafbd1738a04403050802ed3"/>
+        <w:t xml:space="preserve">it works, I projected the held-out 128-D embeddings down to 2-D with t-SNE (van der Maaten &amp; Hinton, 2008) — Figure B.2. Several people form tight, well-separated clusters, which confirms the encoder maps a person's typing to a consistent region even though it never trained on them. A denser middle region of overlap lines up with the high-EER people from §4.2, so the picture and the numbers agree.</w:t>
+      </w:r>
+    </w:p>
+    <w:bookmarkEnd w:id="33"/>
+    <w:bookmarkStart w:id="34" w:name="X9f9016b8c2be13ca9df1822d8699107cfd34b93"/>
     <w:p>
       <w:pPr>
         <w:pStyle w:val="Heading2"/>
       </w:pPr>
       <w:r>
-        <w:t xml:space="preserve">4.5 End-to-end on a live user</w:t>
+        <w:t xml:space="preserve">4.4 Does the configuration hold up?</w:t>
       </w:r>
     </w:p>
     <w:p>
@@ -4130,38 +2915,25 @@
         <w:pStyle w:val="FirstParagraph"/>
       </w:pPr>
       <w:r>
-        <w:t xml:space="preserve">Beyond the benchmark, I served the trained model and ran the real flow. A held-out person was enrolled, then genuine and impostor windows were verified over HTTP. The mean genuine score (3.10) came out clearly lower, meaning more genuine, than the mean impostor score (6.73). So the deployed model ranks impostors as less genuine than the real user, behaving the same live as in the notebook. This is a single-user</w:t>
-      </w:r>
-      <w:r>
-        <w:t xml:space="preserve"> </w:t>
-      </w:r>
+        <w:t xml:space="preserve">Two ablations check that the headline isn't luck, and that I'm crediting the right thing for the ensemble's edge. Neither touches the test set except where the protocol allows.</w:t>
+      </w:r>
+    </w:p>
+    <w:p>
+      <w:pPr>
+        <w:pStyle w:val="BodyText"/>
+      </w:pPr>
       <w:r>
         <w:rPr>
           <w:b/>
           <w:bCs/>
         </w:rPr>
-        <w:t xml:space="preserve">smoke test</w:t>
-      </w:r>
-      <w:r>
-        <w:t xml:space="preserve">, not a result: it shows the wiring works end to end and the maths matches the offline run, not that the system performs well on a population of real users. The headline EER (§4.1) remains the evidence of performance; a real user study, with the §8 consent flow, is future work (§9). The smoke test also turned up a real crash (§7.5).</w:t>
-      </w:r>
-    </w:p>
-    <w:bookmarkEnd w:id="36"/>
-    <w:bookmarkStart w:id="37" w:name="X7345df526ca4787da81e95a63f9ea4fdf415668"/>
-    <w:p>
-      <w:pPr>
-        <w:pStyle w:val="Heading2"/>
-      </w:pPr>
-      <w:r>
-        <w:t xml:space="preserve">4.6 Was the headline setting well-chosen, or just lucky? An ablation</w:t>
-      </w:r>
-    </w:p>
-    <w:p>
-      <w:pPr>
-        <w:pStyle w:val="FirstParagraph"/>
-      </w:pPr>
-      <w:r>
-        <w:t xml:space="preserve">A fair criticism is that I might just have picked good settings by luck. To answer it without touching the test set, I ran the nested-validation ablation from §3.6: the 16 test people stayed untouched while, inside the 35 training people, a 24/11 inner-train/validation split judged one changed setting at a time.</w:t>
+        <w:t xml:space="preserve">Was the setting well-chosen, or lucky?</w:t>
+      </w:r>
+      <w:r>
+        <w:t xml:space="preserve"> </w:t>
+      </w:r>
+      <w:r>
+        <w:t xml:space="preserve">Using the nested-validation split from §3.7 (16 test people untouched; a 24/11 inner-train/validation split inside the 35), I changed one setting at a time and judged it only on the validation people:</w:t>
       </w:r>
     </w:p>
     <w:tbl>
@@ -4233,7 +3005,7 @@
               <w:pStyle w:val="Compact"/>
             </w:pPr>
             <w:r>
-              <w:t xml:space="preserve">Original (60 epochs, margin 0.2, centre-weight 0.01, 2 windows/subject)</w:t>
+              <w:t xml:space="preserve">Original (60 epochs, margin 0.2, centre 0.01, 2 windows/subject)</w:t>
             </w:r>
           </w:p>
         </w:tc>
@@ -4507,117 +3279,41 @@
         <w:pStyle w:val="BodyText"/>
       </w:pPr>
       <w:r>
-        <w:t xml:space="preserve">(The validation EERs are higher than the §4.1 test EERs because the inner-train set has only 24 people, so the encoder is weaker. These numbers are only ever compared with each other, never with the baseline, and never reported as the result.)</w:t>
+        <w:t xml:space="preserve">(Validation EERs run higher than the §4.1 test EERs because the inner-train set has only 24 people, so the encoder is weaker. These numbers are only ever compared with each other.) Nothing helped meaningfully. More windows per subject made it worse, which surprised me — I'd expected harder triplet mining to help. The only nominal gain was doubling the epochs (−0.003 validation EER, well inside the noise of an 11-person fold), and when I ran that validation winner once on the 16 test people it generalised</w:t>
+      </w:r>
+      <w:r>
+        <w:t xml:space="preserve"> </w:t>
+      </w:r>
+      <w:r>
+        <w:rPr>
+          <w:i/>
+          <w:iCs/>
+        </w:rPr>
+        <w:t xml:space="preserve">worse</w:t>
+      </w:r>
+      <w:r>
+        <w:t xml:space="preserve"> </w:t>
+      </w:r>
+      <w:r>
+        <w:t xml:space="preserve">and far less steadily: primary 0.161 ± 0.087 against the original's 0.142 ± 0.028, with one seed sliding to 0.284. That −0.003 was noise; acting on it would have hurt. One more thing falls out of the table: the training loss saturates at the margin in every row, so the triplets are essentially all satisfied and the bottleneck isn't optimisation but the information in an 11-key password (§4.2). More epochs, samples or margin can't pull out a signal that isn't in the data.</w:t>
       </w:r>
     </w:p>
     <w:p>
       <w:pPr>
         <w:pStyle w:val="BodyText"/>
-      </w:pPr>
-      <w:r>
-        <w:t xml:space="preserve">Three things come out of this.</w:t>
-      </w:r>
-    </w:p>
-    <w:p>
-      <w:pPr>
-        <w:numPr>
-          <w:ilvl w:val="0"/>
-          <w:numId w:val="1009"/>
-        </w:numPr>
       </w:pPr>
       <w:r>
         <w:rPr>
           <w:b/>
           <w:bCs/>
         </w:rPr>
-        <w:t xml:space="preserve">The original setting was already near-optimal.</w:t>
-      </w:r>
-      <w:r>
-        <w:t xml:space="preserve"> </w:t>
-      </w:r>
-      <w:r>
-        <w:t xml:space="preserve">Nothing helped meaningfully. More windows per subject made it worse, which surprised me — I'd expected harder triplet mining to help. A stronger centre-loss made it worse too, and a wider margin was identical. The only nominal gain was doubling the epochs, lowering validation EER by 0.003, well inside the noise of an 11-person fold.</w:t>
-      </w:r>
-    </w:p>
-    <w:p>
-      <w:pPr>
-        <w:numPr>
-          <w:ilvl w:val="0"/>
-          <w:numId w:val="1009"/>
-        </w:numPr>
-      </w:pPr>
-      <w:r>
-        <w:rPr>
-          <w:b/>
-          <w:bCs/>
-        </w:rPr>
-        <w:t xml:space="preserve">That tiny "win" didn't survive the test set.</w:t>
-      </w:r>
-      <w:r>
-        <w:t xml:space="preserve"> </w:t>
-      </w:r>
-      <w:r>
-        <w:t xml:space="preserve">Following the protocol, I ran the validation winner (120 epochs) once on the 16 test people. It generalised</w:t>
-      </w:r>
-      <w:r>
-        <w:t xml:space="preserve"> </w:t>
-      </w:r>
-      <w:r>
-        <w:rPr>
-          <w:i/>
-          <w:iCs/>
-        </w:rPr>
-        <w:t xml:space="preserve">worse</w:t>
-      </w:r>
-      <w:r>
-        <w:t xml:space="preserve">, and far less steadily: primary EER 0.161 ± 0.087 against the original's 0.142 ± 0.028, ensemble 0.113 ± 0.038 against 0.102 ± 0.010, with one seed sliding all the way to 0.284. That is what overfitting a small validation fold looks like: the 0.003 gain was noise, and acting on it would have hurt. So I kept the original, now backed by evidence.</w:t>
-      </w:r>
-    </w:p>
-    <w:p>
-      <w:pPr>
-        <w:numPr>
-          <w:ilvl w:val="0"/>
-          <w:numId w:val="1009"/>
-        </w:numPr>
-      </w:pPr>
-      <w:r>
-        <w:rPr>
-          <w:b/>
-          <w:bCs/>
-        </w:rPr>
-        <w:t xml:space="preserve">The loss saturates at the margin</w:t>
-      </w:r>
-      <w:r>
-        <w:t xml:space="preserve"> </w:t>
-      </w:r>
-      <w:r>
-        <w:t xml:space="preserve">(final loss ≈ the margin in every row). The triplets are essentially all satisfied, so the bottleneck isn't optimisation but the information in an 11-key password (§4.3). The system is on a plateau: more epochs, samples or margin can't pull out a signal that isn't in the data. That's the strongest argument for free text (§9).</w:t>
-      </w:r>
-    </w:p>
-    <w:p>
-      <w:pPr>
-        <w:pStyle w:val="FirstParagraph"/>
-      </w:pPr>
-      <w:r>
-        <w:t xml:space="preserve">The value isn't a better number but a demonstration that the reported number is robust, plus an honest account of a tuning attempt that failed, written down rather than buried.</w:t>
-      </w:r>
-    </w:p>
-    <w:bookmarkEnd w:id="37"/>
-    <w:bookmarkStart w:id="38" w:name="X10204ff4d881bf5e1fd68a86df3626fc192b619"/>
-    <w:p>
-      <w:pPr>
-        <w:pStyle w:val="Heading2"/>
-      </w:pPr>
-      <w:r>
-        <w:t xml:space="preserve">4.7 Which distance carries the ensemble? A component ablation</w:t>
-      </w:r>
-    </w:p>
-    <w:p>
-      <w:pPr>
-        <w:pStyle w:val="FirstParagraph"/>
-      </w:pPr>
-      <w:r>
-        <w:t xml:space="preserve">The ensemble fuses three distances, so before crediting "averaging" for the gain in §4.1 I tested which term actually earns it, by dropping each in turn and re-scoring the same held-out embeddings (mean over the three seeds, same 16 people):</w:t>
+        <w:t xml:space="preserve">Which distance carries the ensemble?</w:t>
+      </w:r>
+      <w:r>
+        <w:t xml:space="preserve"> </w:t>
+      </w:r>
+      <w:r>
+        <w:t xml:space="preserve">Before crediting "averaging three distances" for the gain in §4.1, I dropped each term in turn and re-scored the same held-out embeddings (mean over the three seeds):</w:t>
       </w:r>
     </w:p>
     <w:tbl>
@@ -4759,18 +3455,103 @@
         <w:pStyle w:val="BodyText"/>
       </w:pPr>
       <w:r>
-        <w:t xml:space="preserve">Removing the centroid-L1 or the nearest-neighbour term changes the EER by essentially nothing, while removing the Ledoit–Wolf Mahalanobis term throws most of the advantage away, back toward the 0.1422 primary scorer. So the ensemble's edge isn't "averaging three distances"; it is the Mahalanobis term, computed in the learned space. The other two are numerically swamped — a Mahalanobis distance in 128 dimensions is far larger in scale than a mean-absolute L1 term, so in an unweighted mean it dominates the ranking. The right way to read §4.1 is that a shrinkage-covariance Mahalanobis distance inside the learned embedding recovers most of the gap to the baseline, with lower seed-to-seed variance than scaled-Manhattan. This also flags a clear improvement: scale the three terms before fusing, so the centroid and nearest-neighbour distances can actually contribute. The pattern is not seed-specific: across all 14 seeds the full ensemble averages 0.1326 and dropping the Mahalanobis term rises to 0.1783, while dropping centroid-L1 or k-NN leaves it unchanged at 0.1326.</w:t>
-      </w:r>
-    </w:p>
-    <w:bookmarkEnd w:id="38"/>
-    <w:bookmarkEnd w:id="39"/>
-    <w:bookmarkStart w:id="43" w:name="X735612638e4e736e4693e459c258977262c0dfc"/>
+        <w:t xml:space="preserve">Removing the centroid-L1 or nearest-neighbour term changes the EER by essentially nothing; removing the Mahalanobis term throws most of the advantage away, back toward the 0.1422 primary scorer. So the ensemble's edge isn't the averaging — it's the Ledoit–Wolf Mahalanobis distance computed in the learned space, with the other two numerically swamped by its larger scale. The pattern holds across all 14 seeds: the full ensemble averages 0.1326 and dropping Mahalanobis rises to 0.1783, while dropping the other two leaves it unchanged. The practical read is that a shrinkage-covariance Mahalanobis distance inside the learned embedding recovers most of the gap to the baseline with lower seed-to-seed variance than scaled-Manhattan — and that scaling the terms before fusing would let the other two actually contribute.</w:t>
+      </w:r>
+    </w:p>
+    <w:bookmarkEnd w:id="34"/>
+    <w:bookmarkEnd w:id="35"/>
+    <w:bookmarkStart w:id="40" w:name="X735612638e4e736e4693e459c258977262c0dfc"/>
     <w:p>
       <w:pPr>
         <w:pStyle w:val="Heading1"/>
       </w:pPr>
       <w:r>
         <w:t xml:space="preserve">5. Discussion</w:t>
+      </w:r>
+    </w:p>
+    <w:bookmarkStart w:id="36" w:name="Xd1f29e0427faec21dd584f6e6bb047a7396b48e"/>
+    <w:p>
+      <w:pPr>
+        <w:pStyle w:val="Heading2"/>
+      </w:pPr>
+      <w:r>
+        <w:t xml:space="preserve">5.1 What the numbers mean</w:t>
+      </w:r>
+    </w:p>
+    <w:p>
+      <w:pPr>
+        <w:pStyle w:val="FirstParagraph"/>
+      </w:pPr>
+      <w:r>
+        <w:t xml:space="preserve">The aim asked whether a deep embedding plus a classical verifier can authenticate from typing rhythm, and how it compares with 9.6%. The answer has three parts. It authenticates — well above chance, reaching 0.10–0.14 on people it never trained on, end to end through a live service. It does not beat the classical baseline on this small fixed-text benchmark: the headline scaled-Manhattan EER is 14.2%, above 9.6%. And the hybrid idea holds in a specific, measurable way — the ensemble inside the learned space is both closer to the baseline and steadier from seed to seed than the simple scorer on the same embeddings, an effect that survives 14 seeds (Wilcoxon</w:t>
+      </w:r>
+      <w:r>
+        <w:t xml:space="preserve"> </w:t>
+      </w:r>
+      <w:r>
+        <w:rPr>
+          <w:i/>
+          <w:iCs/>
+        </w:rPr>
+        <w:t xml:space="preserve">p</w:t>
+      </w:r>
+      <w:r>
+        <w:t xml:space="preserve"> </w:t>
+      </w:r>
+      <w:r>
+        <w:t xml:space="preserve">≈ 0.0001) and traces to the shrinkage-covariance Mahalanobis term (§4.4). A learned representation makes a classical verifier more reliable while staying open-set and content-independent — which is what a real product needs and the fixed-text baseline is not.</w:t>
+      </w:r>
+    </w:p>
+    <w:p>
+      <w:pPr>
+        <w:pStyle w:val="BodyText"/>
+      </w:pPr>
+      <w:r>
+        <w:t xml:space="preserve">All six objectives (§1.2) were met: the 128-D encoder runs on CPU (O1); same-person windows cluster, by both the intra/inter test and the t-SNE picture (O2); the open-set EER is measured only on held-out people, with an evaluator that refuses to score training data (O3); two EERs come from one run (O4); the pipeline regenerates from a pinned SHA and fixed seeds (O5); and the live service serves consent → enrol → verify with fail-safe behaviour (O6).</w:t>
+      </w:r>
+    </w:p>
+    <w:bookmarkEnd w:id="36"/>
+    <w:bookmarkStart w:id="37" w:name="Xb3eef5c59baecc55d704ac6eb4f09aeaa6c5e72"/>
+    <w:p>
+      <w:pPr>
+        <w:pStyle w:val="Heading2"/>
+      </w:pPr>
+      <w:r>
+        <w:t xml:space="preserve">5.2 Comparison: baseline, TypeNet, and a Transformer</w:t>
+      </w:r>
+    </w:p>
+    <w:p>
+      <w:pPr>
+        <w:pStyle w:val="FirstParagraph"/>
+      </w:pPr>
+      <w:r>
+        <w:t xml:space="preserve">Against the two reference points of §2.4, the result lands where you'd expect a small-data hybrid to land: above Killourhy &amp; Maxion's 9.6% on their own fixed-text turf, and nowhere near TypeNet's 2.2%, which is bought with web-scale free-text data this project deliberately doesn't have. The interesting comparison is the one I could run myself. To test the §3.4 claim that a Transformer would overfit this data, I built a comparable Transformer encoder (2 layers, 4 heads, 77,296 parameters — in fact slightly</w:t>
+      </w:r>
+      <w:r>
+        <w:t xml:space="preserve"> </w:t>
+      </w:r>
+      <w:r>
+        <w:rPr>
+          <w:i/>
+          <w:iCs/>
+        </w:rPr>
+        <w:t xml:space="preserve">smaller</w:t>
+      </w:r>
+      <w:r>
+        <w:t xml:space="preserve"> </w:t>
+      </w:r>
+      <w:r>
+        <w:t xml:space="preserve">than the CNN+BiGRU, which corrects my first guess that it would be much larger) and ran it through the identical open-set protocol over the same three seeds. It came out worse and far less stable: primary EER 19.8% ± 5.4%, ensemble 12.3% ± 4.9%, against this model's 14.2% ± 2.8% and 10.2% ± 1.0%. Both models' training loss saturates at the margin, so both are data-limited — but the convolution-and-recurrence priors pull a steadier signal from thin data than self-attention can. The architecture choice holds up empirically; the honest reason is inductive bias at this scale, not the parameter count I first reached for.</w:t>
+      </w:r>
+    </w:p>
+    <w:bookmarkEnd w:id="37"/>
+    <w:bookmarkStart w:id="38" w:name="Xccb9192dc7603c4f2060b6ab91b0c06c496be1e"/>
+    <w:p>
+      <w:pPr>
+        <w:pStyle w:val="Heading2"/>
+      </w:pPr>
+      <w:r>
+        <w:t xml:space="preserve">5.3 Implications</w:t>
       </w:r>
     </w:p>
     <w:p>
@@ -4782,13 +3563,305 @@
           <w:b/>
           <w:bCs/>
         </w:rPr>
-        <w:t xml:space="preserve">Objectives revisited.</w:t>
-      </w:r>
-      <w:r>
-        <w:t xml:space="preserve"> </w:t>
-      </w:r>
-      <w:r>
-        <w:t xml:space="preserve">Each objective from §1.1 carried a checkable success condition. Before I get into what the headline number means, here are the results tied back to them:</w:t>
+        <w:t xml:space="preserve">For account security.</w:t>
+      </w:r>
+      <w:r>
+        <w:t xml:space="preserve"> </w:t>
+      </w:r>
+      <w:r>
+        <w:t xml:space="preserve">Even a 10% EER biometric is useful as a</w:t>
+      </w:r>
+      <w:r>
+        <w:t xml:space="preserve"> </w:t>
+      </w:r>
+      <w:r>
+        <w:rPr>
+          <w:i/>
+          <w:iCs/>
+        </w:rPr>
+        <w:t xml:space="preserve">second</w:t>
+      </w:r>
+      <w:r>
+        <w:t xml:space="preserve"> </w:t>
+      </w:r>
+      <w:r>
+        <w:t xml:space="preserve">factor. Behind a password, it raises the bar for an attacker who only has stolen credentials, at no extra effort for the user; run continuously, it could catch session hijacking a password-only system never sees.</w:t>
+      </w:r>
+    </w:p>
+    <w:p>
+      <w:pPr>
+        <w:pStyle w:val="BodyText"/>
+      </w:pPr>
+      <w:r>
+        <w:rPr>
+          <w:b/>
+          <w:bCs/>
+        </w:rPr>
+        <w:t xml:space="preserve">For research.</w:t>
+      </w:r>
+      <w:r>
+        <w:t xml:space="preserve"> </w:t>
+      </w:r>
+      <w:r>
+        <w:t xml:space="preserve">A small, reproducible data point on whether deep embeddings help on small keystroke datasets — the finding (an embedding-plus-ensemble lowers variance and nearly matches the baseline open-set) is modest but real, and the fully reproducible pipeline is worth something on its own in a field where reproducibility is often weak.</w:t>
+      </w:r>
+    </w:p>
+    <w:p>
+      <w:pPr>
+        <w:pStyle w:val="BodyText"/>
+      </w:pPr>
+      <w:r>
+        <w:rPr>
+          <w:b/>
+          <w:bCs/>
+        </w:rPr>
+        <w:t xml:space="preserve">For people who struggle with conventional authentication.</w:t>
+      </w:r>
+      <w:r>
+        <w:t xml:space="preserve"> </w:t>
+      </w:r>
+      <w:r>
+        <w:t xml:space="preserve">A silent biometric that needs no extra device</w:t>
+      </w:r>
+      <w:r>
+        <w:t xml:space="preserve"> </w:t>
+      </w:r>
+      <w:r>
+        <w:rPr>
+          <w:i/>
+          <w:iCs/>
+        </w:rPr>
+        <w:t xml:space="preserve">could</w:t>
+      </w:r>
+      <w:r>
+        <w:t xml:space="preserve"> </w:t>
+      </w:r>
+      <w:r>
+        <w:t xml:space="preserve">lower the barrier for people for whom passwords and tokens are a burden. I flag this as a hypothesis, not a finding: I've run no accessibility study, and a behavioural biometric carries its own risk for people whose typing is less consistent — the high-EER subjects of §4.2 are a warning, and §6 returns to it as a fairness problem.</w:t>
+      </w:r>
+    </w:p>
+    <w:bookmarkEnd w:id="38"/>
+    <w:bookmarkStart w:id="39" w:name="X47b33dbf897054d79ce3d759da46f0a1ef21be8"/>
+    <w:p>
+      <w:pPr>
+        <w:pStyle w:val="Heading2"/>
+      </w:pPr>
+      <w:r>
+        <w:t xml:space="preserve">5.4 Limitations</w:t>
+      </w:r>
+    </w:p>
+    <w:p>
+      <w:pPr>
+        <w:pStyle w:val="FirstParagraph"/>
+      </w:pPr>
+      <w:r>
+        <w:t xml:space="preserve">The conclusions hold only within their bounds: a single small public dataset (51 people, one 11-key password), a small CPU-trained model, and fixed text only — the free-text claim is designed for but not yet measured on a real corpus. The per-user threshold ranks correctly but isn't yet calibrated to the fused score's scale, so the product's confidence percentage is not yet meaningful even though the ranking is (§7, problem 9). The §4.4 ablations sharpen these limits rather than soften them: because no extra training, sampling or margin helped, the 11-key password — not the model, not the compute — is the ceiling, which is why free text (§8) is the highest-value next step.</w:t>
+      </w:r>
+    </w:p>
+    <w:bookmarkEnd w:id="39"/>
+    <w:bookmarkEnd w:id="40"/>
+    <w:bookmarkStart w:id="41" w:name="Xd1a0377f1718afdbced71b4a4a6c9f962ce0fdf"/>
+    <w:p>
+      <w:pPr>
+        <w:pStyle w:val="Heading1"/>
+      </w:pPr>
+      <w:r>
+        <w:t xml:space="preserve">6. Ethics and responsible use</w:t>
+      </w:r>
+    </w:p>
+    <w:p>
+      <w:pPr>
+        <w:pStyle w:val="FirstParagraph"/>
+      </w:pPr>
+      <w:r>
+        <w:t xml:space="preserve">Biometric authentication is ethically serious for one reason: it works. A system that can recognise people by their behaviour can also watch them. Several choices here were made to stay on the right side of that line.</w:t>
+      </w:r>
+    </w:p>
+    <w:p>
+      <w:pPr>
+        <w:pStyle w:val="BodyText"/>
+      </w:pPr>
+      <w:r>
+        <w:rPr>
+          <w:b/>
+          <w:bCs/>
+        </w:rPr>
+        <w:t xml:space="preserve">Typing data is special-category data.</w:t>
+      </w:r>
+      <w:r>
+        <w:t xml:space="preserve"> </w:t>
+      </w:r>
+      <w:r>
+        <w:t xml:space="preserve">Under UK/EU GDPR (Article 9), biometric data processed to uniquely identify a person is special-category data — the most protected class — and Article 4(14) explicitly includes behavioural characteristics. So the moment this system identifies someone, the data it handles is special-category, which shaped everything below.</w:t>
+      </w:r>
+    </w:p>
+    <w:p>
+      <w:pPr>
+        <w:pStyle w:val="BodyText"/>
+      </w:pPr>
+      <w:r>
+        <w:rPr>
+          <w:b/>
+          <w:bCs/>
+        </w:rPr>
+        <w:t xml:space="preserve">Public, anonymised data — not new identifiable data.</w:t>
+      </w:r>
+      <w:r>
+        <w:t xml:space="preserve"> </w:t>
+      </w:r>
+      <w:r>
+        <w:t xml:space="preserve">The headline result is measured entirely on the CMU benchmark, whose subjects are anonymised (s002, and so on) and consented to research use. I deliberately did not train the headline model on real product users, which would have created fresh identifiable behavioural data with all its consent and storage duties.</w:t>
+      </w:r>
+    </w:p>
+    <w:p>
+      <w:pPr>
+        <w:pStyle w:val="BodyText"/>
+      </w:pPr>
+      <w:r>
+        <w:rPr>
+          <w:b/>
+          <w:bCs/>
+        </w:rPr>
+        <w:t xml:space="preserve">Explicit, revocable consent in the product.</w:t>
+      </w:r>
+      <w:r>
+        <w:t xml:space="preserve"> </w:t>
+      </w:r>
+      <w:r>
+        <w:t xml:space="preserve">The product slice makes a user opt in before any window is captured, and opting out wipes their profile. Consent is a stored, timestamped record — data minimisation built into the product, not written on a policy page.</w:t>
+      </w:r>
+    </w:p>
+    <w:p>
+      <w:pPr>
+        <w:pStyle w:val="BodyText"/>
+      </w:pPr>
+      <w:r>
+        <w:rPr>
+          <w:b/>
+          <w:bCs/>
+        </w:rPr>
+        <w:t xml:space="preserve">Store templates, not raw timings.</w:t>
+      </w:r>
+      <w:r>
+        <w:t xml:space="preserve"> </w:t>
+      </w:r>
+      <w:r>
+        <w:t xml:space="preserve">The inference service is stateless and logs no raw timings. The product stores the derived profile (embeddings and statistics) and an audit log of decisions (score, version, risk), never the raw stream of what someone typed. A stolen profile is far less sensitive than a recording of everything they typed.</w:t>
+      </w:r>
+    </w:p>
+    <w:p>
+      <w:pPr>
+        <w:pStyle w:val="BodyText"/>
+      </w:pPr>
+      <w:r>
+        <w:rPr>
+          <w:b/>
+          <w:bCs/>
+        </w:rPr>
+        <w:t xml:space="preserve">Fail-safe, never fail-open.</w:t>
+      </w:r>
+      <w:r>
+        <w:t xml:space="preserve"> </w:t>
+      </w:r>
+      <w:r>
+        <w:t xml:space="preserve">Any outage or version mismatch returns "indeterminate" and forces another factor. It never defaults to "allow" — an ethical choice as much as an engineering one.</w:t>
+      </w:r>
+    </w:p>
+    <w:p>
+      <w:pPr>
+        <w:pStyle w:val="BodyText"/>
+      </w:pPr>
+      <w:r>
+        <w:rPr>
+          <w:b/>
+          <w:bCs/>
+        </w:rPr>
+        <w:t xml:space="preserve">Unequal error rates across users.</w:t>
+      </w:r>
+      <w:r>
+        <w:t xml:space="preserve"> </w:t>
+      </w:r>
+      <w:r>
+        <w:t xml:space="preserve">My own results carry a fairness problem I have to name. Per-subject EER (§4.2) runs from 0.9% for the most distinctive typist to 33.5% for the least — roughly a 37-fold difference in how often the system fails a person, on the same model and password. A biometric whose error rate isn't uniform across users is a textbook disparate-impact risk: the people it serves worst would, in a careless deployment, be wrongly rejected or wrongly admitted far more often than the population EER of 14.2% suggests, and that headline hides it completely. This is the concrete reason the system must never be a sole factor, and the reason a real deployment needs a</w:t>
+      </w:r>
+      <w:r>
+        <w:t xml:space="preserve"> </w:t>
+      </w:r>
+      <w:r>
+        <w:rPr>
+          <w:i/>
+          <w:iCs/>
+        </w:rPr>
+        <w:t xml:space="preserve">per-user</w:t>
+      </w:r>
+      <w:r>
+        <w:t xml:space="preserve"> </w:t>
+      </w:r>
+      <w:r>
+        <w:t xml:space="preserve">error audit, not just an aggregate EER. The high-EER users aren't random either — they're the least internally consistent typists (§4.2, ρ = −0.84) — so a fair deployment can identify them in advance and lean on a fallback factor rather than quietly failing them more often.</w:t>
+      </w:r>
+    </w:p>
+    <w:p>
+      <w:pPr>
+        <w:pStyle w:val="BodyText"/>
+      </w:pPr>
+      <w:r>
+        <w:rPr>
+          <w:b/>
+          <w:bCs/>
+        </w:rPr>
+        <w:t xml:space="preserve">Dual use, and honest framing.</w:t>
+      </w:r>
+      <w:r>
+        <w:t xml:space="preserve"> </w:t>
+      </w:r>
+      <w:r>
+        <w:t xml:space="preserve">The same technology that protects an account can, in the wrong hands, track or de-anonymise people by their typing. I frame it as opt-in protection the user controls, not covert surveillance, and I report the error rates rather than bury them. A 10% EER system must never be sold as infallible.</w:t>
+      </w:r>
+    </w:p>
+    <w:p>
+      <w:pPr>
+        <w:pStyle w:val="BodyText"/>
+      </w:pPr>
+      <w:r>
+        <w:rPr>
+          <w:b/>
+          <w:bCs/>
+        </w:rPr>
+        <w:t xml:space="preserve">Risk assessment.</w:t>
+      </w:r>
+      <w:r>
+        <w:t xml:space="preserve"> </w:t>
+      </w:r>
+      <w:r>
+        <w:t xml:space="preserve">This is a software project with no physical hazards. The risks are informational: data leakage, wrongly rejecting genuine users (mitigated by fail-safe step-up), the unequal error rates above, and over-claiming (mitigated by reporting the numbers plainly).</w:t>
+      </w:r>
+    </w:p>
+    <w:bookmarkEnd w:id="41"/>
+    <w:bookmarkStart w:id="42" w:name="X13bdc974b3be3d3f49816d0692477e763de243a"/>
+    <w:p>
+      <w:pPr>
+        <w:pStyle w:val="Heading1"/>
+      </w:pPr>
+      <w:r>
+        <w:t xml:space="preserve">7. Engineering challenges</w:t>
+      </w:r>
+    </w:p>
+    <w:p>
+      <w:pPr>
+        <w:pStyle w:val="FirstParagraph"/>
+      </w:pPr>
+      <w:r>
+        <w:t xml:space="preserve">Most of the work that shaped the numbers was debugging, and the useful bugs weren't caught by a test passing — they were caught by asking whether a passing test actually meant what it claimed. I kept a machine-readable log (</w:t>
+      </w:r>
+      <w:r>
+        <w:rPr>
+          <w:rStyle w:val="VerbatimChar"/>
+        </w:rPr>
+        <w:t xml:space="preserve">research/artifacts/problem_log.json</w:t>
+      </w:r>
+      <w:r>
+        <w:t xml:space="preserve">) of thirteen, each as problem → root cause → fix → how verified:</w:t>
       </w:r>
     </w:p>
     <w:tbl>
@@ -4798,9 +3871,12 @@
         <w:tblLook w:firstRow="1" w:lastRow="0" w:firstColumn="0" w:lastColumn="0" w:noHBand="0" w:noVBand="0" w:val="0020"/>
       </w:tblPr>
       <w:tblGrid>
-        <w:gridCol w:w="2640"/>
-        <w:gridCol w:w="2640"/>
-        <w:gridCol w:w="2640"/>
+        <w:gridCol w:w="1320"/>
+        <w:gridCol w:w="1320"/>
+        <w:gridCol w:w="1320"/>
+        <w:gridCol w:w="1320"/>
+        <w:gridCol w:w="1320"/>
+        <w:gridCol w:w="1320"/>
       </w:tblGrid>
       <w:tr>
         <w:trPr>
@@ -4813,29 +3889,62 @@
               <w:pStyle w:val="Compact"/>
             </w:pPr>
             <w:r>
-              <w:t xml:space="preserve">Objective</w:t>
-            </w:r>
-          </w:p>
-        </w:tc>
-        <w:tc>
-          <w:tcPr/>
-          <w:p>
-            <w:pPr>
-              <w:pStyle w:val="Compact"/>
-            </w:pPr>
-            <w:r>
-              <w:t xml:space="preserve">Met?</w:t>
-            </w:r>
-          </w:p>
-        </w:tc>
-        <w:tc>
-          <w:tcPr/>
-          <w:p>
-            <w:pPr>
-              <w:pStyle w:val="Compact"/>
-            </w:pPr>
-            <w:r>
-              <w:t xml:space="preserve">Evidence</w:t>
+              <w:t xml:space="preserve">#</w:t>
+            </w:r>
+          </w:p>
+        </w:tc>
+        <w:tc>
+          <w:tcPr/>
+          <w:p>
+            <w:pPr>
+              <w:pStyle w:val="Compact"/>
+            </w:pPr>
+            <w:r>
+              <w:t xml:space="preserve">Severity</w:t>
+            </w:r>
+          </w:p>
+        </w:tc>
+        <w:tc>
+          <w:tcPr/>
+          <w:p>
+            <w:pPr>
+              <w:pStyle w:val="Compact"/>
+            </w:pPr>
+            <w:r>
+              <w:t xml:space="preserve">Problem</w:t>
+            </w:r>
+          </w:p>
+        </w:tc>
+        <w:tc>
+          <w:tcPr/>
+          <w:p>
+            <w:pPr>
+              <w:pStyle w:val="Compact"/>
+            </w:pPr>
+            <w:r>
+              <w:t xml:space="preserve">Root cause</w:t>
+            </w:r>
+          </w:p>
+        </w:tc>
+        <w:tc>
+          <w:tcPr/>
+          <w:p>
+            <w:pPr>
+              <w:pStyle w:val="Compact"/>
+            </w:pPr>
+            <w:r>
+              <w:t xml:space="preserve">Fix</w:t>
+            </w:r>
+          </w:p>
+        </w:tc>
+        <w:tc>
+          <w:tcPr/>
+          <w:p>
+            <w:pPr>
+              <w:pStyle w:val="Compact"/>
+            </w:pPr>
+            <w:r>
+              <w:t xml:space="preserve">Verified by</w:t>
             </w:r>
           </w:p>
         </w:tc>
@@ -4848,29 +3957,62 @@
               <w:pStyle w:val="Compact"/>
             </w:pPr>
             <w:r>
-              <w:t xml:space="preserve">O1 — build the keystroke encoder</w:t>
-            </w:r>
-          </w:p>
-        </w:tc>
-        <w:tc>
-          <w:tcPr/>
-          <w:p>
-            <w:pPr>
-              <w:pStyle w:val="Compact"/>
-            </w:pPr>
-            <w:r>
-              <w:t xml:space="preserve">Yes</w:t>
-            </w:r>
-          </w:p>
-        </w:tc>
-        <w:tc>
-          <w:tcPr/>
-          <w:p>
-            <w:pPr>
-              <w:pStyle w:val="Compact"/>
-            </w:pPr>
-            <w:r>
-              <w:t xml:space="preserve">128-D vector, CPU forward pass (§3.3); encoder test (§3.4)</w:t>
+              <w:t xml:space="preserve">1</w:t>
+            </w:r>
+          </w:p>
+        </w:tc>
+        <w:tc>
+          <w:tcPr/>
+          <w:p>
+            <w:pPr>
+              <w:pStyle w:val="Compact"/>
+            </w:pPr>
+            <w:r>
+              <w:t xml:space="preserve">critical</w:t>
+            </w:r>
+          </w:p>
+        </w:tc>
+        <w:tc>
+          <w:tcPr/>
+          <w:p>
+            <w:pPr>
+              <w:pStyle w:val="Compact"/>
+            </w:pPr>
+            <w:r>
+              <w:t xml:space="preserve">EER measured closed-set (trained on all 51, scored per-subject)</w:t>
+            </w:r>
+          </w:p>
+        </w:tc>
+        <w:tc>
+          <w:tcPr/>
+          <w:p>
+            <w:pPr>
+              <w:pStyle w:val="Compact"/>
+            </w:pPr>
+            <w:r>
+              <w:t xml:space="preserve">No train/test split by person</w:t>
+            </w:r>
+          </w:p>
+        </w:tc>
+        <w:tc>
+          <w:tcPr/>
+          <w:p>
+            <w:pPr>
+              <w:pStyle w:val="Compact"/>
+            </w:pPr>
+            <w:r>
+              <w:t xml:space="preserve">Seeded 35/16 split; score only the held-out 16</w:t>
+            </w:r>
+          </w:p>
+        </w:tc>
+        <w:tc>
+          <w:tcPr/>
+          <w:p>
+            <w:pPr>
+              <w:pStyle w:val="Compact"/>
+            </w:pPr>
+            <w:r>
+              <w:t xml:space="preserve">No-leakage test; result above baseline</w:t>
             </w:r>
           </w:p>
         </w:tc>
@@ -4883,29 +4025,62 @@
               <w:pStyle w:val="Compact"/>
             </w:pPr>
             <w:r>
-              <w:t xml:space="preserve">O2 — same-person windows cluster</w:t>
-            </w:r>
-          </w:p>
-        </w:tc>
-        <w:tc>
-          <w:tcPr/>
-          <w:p>
-            <w:pPr>
-              <w:pStyle w:val="Compact"/>
-            </w:pPr>
-            <w:r>
-              <w:t xml:space="preserve">Yes</w:t>
-            </w:r>
-          </w:p>
-        </w:tc>
-        <w:tc>
-          <w:tcPr/>
-          <w:p>
-            <w:pPr>
-              <w:pStyle w:val="Compact"/>
-            </w:pPr>
-            <w:r>
-              <w:t xml:space="preserve">intra &lt; inter distance test passes (§3.4); t-SNE clusters (§4.4)</w:t>
+              <w:t xml:space="preserve">2</w:t>
+            </w:r>
+          </w:p>
+        </w:tc>
+        <w:tc>
+          <w:tcPr/>
+          <w:p>
+            <w:pPr>
+              <w:pStyle w:val="Compact"/>
+            </w:pPr>
+            <w:r>
+              <w:t xml:space="preserve">high</w:t>
+            </w:r>
+          </w:p>
+        </w:tc>
+        <w:tc>
+          <w:tcPr/>
+          <w:p>
+            <w:pPr>
+              <w:pStyle w:val="Compact"/>
+            </w:pPr>
+            <w:r>
+              <w:t xml:space="preserve">Ledoit–Wolf ensemble never used in the EER path</w:t>
+            </w:r>
+          </w:p>
+        </w:tc>
+        <w:tc>
+          <w:tcPr/>
+          <w:p>
+            <w:pPr>
+              <w:pStyle w:val="Compact"/>
+            </w:pPr>
+            <w:r>
+              <w:t xml:space="preserve">Ensemble was dead code there</w:t>
+            </w:r>
+          </w:p>
+        </w:tc>
+        <w:tc>
+          <w:tcPr/>
+          <w:p>
+            <w:pPr>
+              <w:pStyle w:val="Compact"/>
+            </w:pPr>
+            <w:r>
+              <w:t xml:space="preserve">Added an ensemble EER path using the deployed fusion</w:t>
+            </w:r>
+          </w:p>
+        </w:tc>
+        <w:tc>
+          <w:tcPr/>
+          <w:p>
+            <w:pPr>
+              <w:pStyle w:val="Compact"/>
+            </w:pPr>
+            <w:r>
+              <w:t xml:space="preserve">Ensemble 10.2% &lt; primary 14.2%</w:t>
             </w:r>
           </w:p>
         </w:tc>
@@ -4918,29 +4093,62 @@
               <w:pStyle w:val="Compact"/>
             </w:pPr>
             <w:r>
-              <w:t xml:space="preserve">O3 — honest open-set EER</w:t>
-            </w:r>
-          </w:p>
-        </w:tc>
-        <w:tc>
-          <w:tcPr/>
-          <w:p>
-            <w:pPr>
-              <w:pStyle w:val="Compact"/>
-            </w:pPr>
-            <w:r>
-              <w:t xml:space="preserve">Yes</w:t>
-            </w:r>
-          </w:p>
-        </w:tc>
-        <w:tc>
-          <w:tcPr/>
-          <w:p>
-            <w:pPr>
-              <w:pStyle w:val="Compact"/>
-            </w:pPr>
-            <w:r>
-              <w:t xml:space="preserve">14.2% on 16 held-out people; the evaluator refuses to score training data (§3.6, §7.4)</w:t>
+              <w:t xml:space="preserve">3</w:t>
+            </w:r>
+          </w:p>
+        </w:tc>
+        <w:tc>
+          <w:tcPr/>
+          <w:p>
+            <w:pPr>
+              <w:pStyle w:val="Compact"/>
+            </w:pPr>
+            <w:r>
+              <w:t xml:space="preserve">high</w:t>
+            </w:r>
+          </w:p>
+        </w:tc>
+        <w:tc>
+          <w:tcPr/>
+          <w:p>
+            <w:pPr>
+              <w:pStyle w:val="Compact"/>
+            </w:pPr>
+            <w:r>
+              <w:t xml:space="preserve">Wrong branch could collapse each rep to a 1-keystroke window</w:t>
+            </w:r>
+          </w:p>
+        </w:tc>
+        <w:tc>
+          <w:tcPr/>
+          <w:p>
+            <w:pPr>
+              <w:pStyle w:val="Compact"/>
+            </w:pPr>
+            <w:r>
+              <w:t xml:space="preserve">Silent real-CMU vs fixture branch</w:t>
+            </w:r>
+          </w:p>
+        </w:tc>
+        <w:tc>
+          <w:tcPr/>
+          <w:p>
+            <w:pPr>
+              <w:pStyle w:val="Compact"/>
+            </w:pPr>
+            <w:r>
+              <w:t xml:space="preserve">Assert the sequence branch fires</w:t>
+            </w:r>
+          </w:p>
+        </w:tc>
+        <w:tc>
+          <w:tcPr/>
+          <w:p>
+            <w:pPr>
+              <w:pStyle w:val="Compact"/>
+            </w:pPr>
+            <w:r>
+              <w:t xml:space="preserve">20,400 windows all length 11</w:t>
             </w:r>
           </w:p>
         </w:tc>
@@ -4953,29 +4161,71 @@
               <w:pStyle w:val="Compact"/>
             </w:pPr>
             <w:r>
-              <w:t xml:space="preserve">O4 — ensemble decision layer</w:t>
-            </w:r>
-          </w:p>
-        </w:tc>
-        <w:tc>
-          <w:tcPr/>
-          <w:p>
-            <w:pPr>
-              <w:pStyle w:val="Compact"/>
-            </w:pPr>
-            <w:r>
-              <w:t xml:space="preserve">Yes</w:t>
-            </w:r>
-          </w:p>
-        </w:tc>
-        <w:tc>
-          <w:tcPr/>
-          <w:p>
-            <w:pPr>
-              <w:pStyle w:val="Compact"/>
-            </w:pPr>
-            <w:r>
-              <w:t xml:space="preserve">two EERs from one run; ensemble 10.2% (§4.1)</w:t>
+              <w:t xml:space="preserve">4</w:t>
+            </w:r>
+          </w:p>
+        </w:tc>
+        <w:tc>
+          <w:tcPr/>
+          <w:p>
+            <w:pPr>
+              <w:pStyle w:val="Compact"/>
+            </w:pPr>
+            <w:r>
+              <w:t xml:space="preserve">medium</w:t>
+            </w:r>
+          </w:p>
+        </w:tc>
+        <w:tc>
+          <w:tcPr/>
+          <w:p>
+            <w:pPr>
+              <w:pStyle w:val="Compact"/>
+            </w:pPr>
+            <w:r>
+              <w:t xml:space="preserve">Open-set eval re-embedded impostors O(N) times</w:t>
+            </w:r>
+          </w:p>
+        </w:tc>
+        <w:tc>
+          <w:tcPr/>
+          <w:p>
+            <w:pPr>
+              <w:pStyle w:val="Compact"/>
+            </w:pPr>
+            <w:r>
+              <w:rPr>
+                <w:rStyle w:val="VerbatimChar"/>
+              </w:rPr>
+              <w:t xml:space="preserve">eer_for_subject</w:t>
+            </w:r>
+            <w:r>
+              <w:t xml:space="preserve"> </w:t>
+            </w:r>
+            <w:r>
+              <w:t xml:space="preserve">re-embedded each call</w:t>
+            </w:r>
+          </w:p>
+        </w:tc>
+        <w:tc>
+          <w:tcPr/>
+          <w:p>
+            <w:pPr>
+              <w:pStyle w:val="Compact"/>
+            </w:pPr>
+            <w:r>
+              <w:t xml:space="preserve">Embed once, cache, score both metrics</w:t>
+            </w:r>
+          </w:p>
+        </w:tc>
+        <w:tc>
+          <w:tcPr/>
+          <w:p>
+            <w:pPr>
+              <w:pStyle w:val="Compact"/>
+            </w:pPr>
+            <w:r>
+              <w:t xml:space="preserve">300 s → 89 s, identical EER</w:t>
             </w:r>
           </w:p>
         </w:tc>
@@ -4988,29 +4238,71 @@
               <w:pStyle w:val="Compact"/>
             </w:pPr>
             <w:r>
-              <w:t xml:space="preserve">O5 — reproducible pipeline</w:t>
-            </w:r>
-          </w:p>
-        </w:tc>
-        <w:tc>
-          <w:tcPr/>
-          <w:p>
-            <w:pPr>
-              <w:pStyle w:val="Compact"/>
-            </w:pPr>
-            <w:r>
-              <w:t xml:space="preserve">Yes</w:t>
-            </w:r>
-          </w:p>
-        </w:tc>
-        <w:tc>
-          <w:tcPr/>
-          <w:p>
-            <w:pPr>
-              <w:pStyle w:val="Compact"/>
-            </w:pPr>
-            <w:r>
-              <w:t xml:space="preserve">regeneration from a pinned SHA and fixed seeds (App. B)</w:t>
+              <w:t xml:space="preserve">5</w:t>
+            </w:r>
+          </w:p>
+        </w:tc>
+        <w:tc>
+          <w:tcPr/>
+          <w:p>
+            <w:pPr>
+              <w:pStyle w:val="Compact"/>
+            </w:pPr>
+            <w:r>
+              <w:t xml:space="preserve">low</w:t>
+            </w:r>
+          </w:p>
+        </w:tc>
+        <w:tc>
+          <w:tcPr/>
+          <w:p>
+            <w:pPr>
+              <w:pStyle w:val="Compact"/>
+            </w:pPr>
+            <w:r>
+              <w:t xml:space="preserve">Ledoit–Wolf used a slow per-sample loop</w:t>
+            </w:r>
+          </w:p>
+        </w:tc>
+        <w:tc>
+          <w:tcPr/>
+          <w:p>
+            <w:pPr>
+              <w:pStyle w:val="Compact"/>
+            </w:pPr>
+            <w:r>
+              <w:rPr>
+                <w:rStyle w:val="VerbatimChar"/>
+              </w:rPr>
+              <w:t xml:space="preserve">pi_sum</w:t>
+            </w:r>
+            <w:r>
+              <w:t xml:space="preserve"> </w:t>
+            </w:r>
+            <w:r>
+              <w:t xml:space="preserve">built n outer products</w:t>
+            </w:r>
+          </w:p>
+        </w:tc>
+        <w:tc>
+          <w:tcPr/>
+          <w:p>
+            <w:pPr>
+              <w:pStyle w:val="Compact"/>
+            </w:pPr>
+            <w:r>
+              <w:t xml:space="preserve">Vectorised (einsum)</w:t>
+            </w:r>
+          </w:p>
+        </w:tc>
+        <w:tc>
+          <w:tcPr/>
+          <w:p>
+            <w:pPr>
+              <w:pStyle w:val="Compact"/>
+            </w:pPr>
+            <w:r>
+              <w:t xml:space="preserve">Bit-parity 1e-9 across 4 shapes</w:t>
             </w:r>
           </w:p>
         </w:tc>
@@ -5023,29 +4315,637 @@
               <w:pStyle w:val="Compact"/>
             </w:pPr>
             <w:r>
-              <w:t xml:space="preserve">O6 — live product, safe failure</w:t>
-            </w:r>
-          </w:p>
-        </w:tc>
-        <w:tc>
-          <w:tcPr/>
-          <w:p>
-            <w:pPr>
-              <w:pStyle w:val="Compact"/>
-            </w:pPr>
-            <w:r>
-              <w:t xml:space="preserve">Yes</w:t>
-            </w:r>
-          </w:p>
-        </w:tc>
-        <w:tc>
-          <w:tcPr/>
-          <w:p>
-            <w:pPr>
-              <w:pStyle w:val="Compact"/>
-            </w:pPr>
-            <w:r>
-              <w:t xml:space="preserve">consent → enrol → verify served end to end; any outage returns INDETERMINATE (§3.7, §4.5)</w:t>
+              <w:t xml:space="preserve">6</w:t>
+            </w:r>
+          </w:p>
+        </w:tc>
+        <w:tc>
+          <w:tcPr/>
+          <w:p>
+            <w:pPr>
+              <w:pStyle w:val="Compact"/>
+            </w:pPr>
+            <w:r>
+              <w:t xml:space="preserve">high</w:t>
+            </w:r>
+          </w:p>
+        </w:tc>
+        <w:tc>
+          <w:tcPr/>
+          <w:p>
+            <w:pPr>
+              <w:pStyle w:val="Compact"/>
+            </w:pPr>
+            <w:r>
+              <w:t xml:space="preserve">Service could verify no-one — nothing built a profile</w:t>
+            </w:r>
+          </w:p>
+        </w:tc>
+        <w:tc>
+          <w:tcPr/>
+          <w:p>
+            <w:pPr>
+              <w:pStyle w:val="Compact"/>
+            </w:pPr>
+            <w:r>
+              <w:t xml:space="preserve">Enrolment→profile step missing</w:t>
+            </w:r>
+          </w:p>
+        </w:tc>
+        <w:tc>
+          <w:tcPr/>
+          <w:p>
+            <w:pPr>
+              <w:pStyle w:val="Compact"/>
+            </w:pPr>
+            <w:r>
+              <w:t xml:space="preserve">New</w:t>
+            </w:r>
+            <w:r>
+              <w:t xml:space="preserve"> </w:t>
+            </w:r>
+            <w:r>
+              <w:rPr>
+                <w:rStyle w:val="VerbatimChar"/>
+              </w:rPr>
+              <w:t xml:space="preserve">keystrokeProfileBuilder.js</w:t>
+            </w:r>
+            <w:r>
+              <w:t xml:space="preserve">, leave-one-out threshold</w:t>
+            </w:r>
+          </w:p>
+        </w:tc>
+        <w:tc>
+          <w:tcPr/>
+          <w:p>
+            <w:pPr>
+              <w:pStyle w:val="Compact"/>
+            </w:pPr>
+            <w:r>
+              <w:t xml:space="preserve">5 profile-builder tests</w:t>
+            </w:r>
+          </w:p>
+        </w:tc>
+      </w:tr>
+      <w:tr>
+        <w:tc>
+          <w:tcPr/>
+          <w:p>
+            <w:pPr>
+              <w:pStyle w:val="Compact"/>
+            </w:pPr>
+            <w:r>
+              <w:t xml:space="preserve">7</w:t>
+            </w:r>
+          </w:p>
+        </w:tc>
+        <w:tc>
+          <w:tcPr/>
+          <w:p>
+            <w:pPr>
+              <w:pStyle w:val="Compact"/>
+            </w:pPr>
+            <w:r>
+              <w:t xml:space="preserve">medium</w:t>
+            </w:r>
+          </w:p>
+        </w:tc>
+        <w:tc>
+          <w:tcPr/>
+          <w:p>
+            <w:pPr>
+              <w:pStyle w:val="Compact"/>
+            </w:pPr>
+            <w:r>
+              <w:t xml:space="preserve">Download script's SHA-256 was unverifiable</w:t>
+            </w:r>
+          </w:p>
+        </w:tc>
+        <w:tc>
+          <w:tcPr/>
+          <w:p>
+            <w:pPr>
+              <w:pStyle w:val="Compact"/>
+            </w:pPr>
+            <w:r>
+              <w:rPr>
+                <w:rStyle w:val="VerbatimChar"/>
+              </w:rPr>
+              <w:t xml:space="preserve">EXPECTED_SHA256</w:t>
+            </w:r>
+            <w:r>
+              <w:t xml:space="preserve"> </w:t>
+            </w:r>
+            <w:r>
+              <w:t xml:space="preserve">a sentinel</w:t>
+            </w:r>
+          </w:p>
+        </w:tc>
+        <w:tc>
+          <w:tcPr/>
+          <w:p>
+            <w:pPr>
+              <w:pStyle w:val="Compact"/>
+            </w:pPr>
+            <w:r>
+              <w:t xml:space="preserve">Pinned the measured digest</w:t>
+            </w:r>
+          </w:p>
+        </w:tc>
+        <w:tc>
+          <w:tcPr/>
+          <w:p>
+            <w:pPr>
+              <w:pStyle w:val="Compact"/>
+            </w:pPr>
+            <w:r>
+              <w:rPr>
+                <w:rStyle w:val="VerbatimChar"/>
+              </w:rPr>
+              <w:t xml:space="preserve">download_cmu.py --skip-download</w:t>
+            </w:r>
+            <w:r>
+              <w:t xml:space="preserve"> </w:t>
+            </w:r>
+            <w:r>
+              <w:t xml:space="preserve">verifies</w:t>
+            </w:r>
+          </w:p>
+        </w:tc>
+      </w:tr>
+      <w:tr>
+        <w:tc>
+          <w:tcPr/>
+          <w:p>
+            <w:pPr>
+              <w:pStyle w:val="Compact"/>
+            </w:pPr>
+            <w:r>
+              <w:t xml:space="preserve">8</w:t>
+            </w:r>
+          </w:p>
+        </w:tc>
+        <w:tc>
+          <w:tcPr/>
+          <w:p>
+            <w:pPr>
+              <w:pStyle w:val="Compact"/>
+            </w:pPr>
+            <w:r>
+              <w:t xml:space="preserve">high</w:t>
+            </w:r>
+          </w:p>
+        </w:tc>
+        <w:tc>
+          <w:tcPr/>
+          <w:p>
+            <w:pPr>
+              <w:pStyle w:val="Compact"/>
+            </w:pPr>
+            <w:r>
+              <w:t xml:space="preserve">Live</w:t>
+            </w:r>
+            <w:r>
+              <w:t xml:space="preserve"> </w:t>
+            </w:r>
+            <w:r>
+              <w:rPr>
+                <w:rStyle w:val="VerbatimChar"/>
+              </w:rPr>
+              <w:t xml:space="preserve">/verify</w:t>
+            </w:r>
+            <w:r>
+              <w:t xml:space="preserve"> </w:t>
+            </w:r>
+            <w:r>
+              <w:t xml:space="preserve">500'd for a very consistent typist</w:t>
+            </w:r>
+          </w:p>
+        </w:tc>
+        <w:tc>
+          <w:tcPr/>
+          <w:p>
+            <w:pPr>
+              <w:pStyle w:val="Compact"/>
+            </w:pPr>
+            <w:r>
+              <w:t xml:space="preserve">Tiny threshold overflowed the sigmoid exponent</w:t>
+            </w:r>
+          </w:p>
+        </w:tc>
+        <w:tc>
+          <w:tcPr/>
+          <w:p>
+            <w:pPr>
+              <w:pStyle w:val="Compact"/>
+            </w:pPr>
+            <w:r>
+              <w:t xml:space="preserve">Clamp exponent, floor threshold</w:t>
+            </w:r>
+          </w:p>
+        </w:tc>
+        <w:tc>
+          <w:tcPr/>
+          <w:p>
+            <w:pPr>
+              <w:pStyle w:val="Compact"/>
+            </w:pPr>
+            <w:r>
+              <w:t xml:space="preserve">Regression test; live ranks impostor &gt; genuine</w:t>
+            </w:r>
+          </w:p>
+        </w:tc>
+      </w:tr>
+      <w:tr>
+        <w:tc>
+          <w:tcPr/>
+          <w:p>
+            <w:pPr>
+              <w:pStyle w:val="Compact"/>
+            </w:pPr>
+            <w:r>
+              <w:t xml:space="preserve">9</w:t>
+            </w:r>
+          </w:p>
+        </w:tc>
+        <w:tc>
+          <w:tcPr/>
+          <w:p>
+            <w:pPr>
+              <w:pStyle w:val="Compact"/>
+            </w:pPr>
+            <w:r>
+              <w:t xml:space="preserve">medium</w:t>
+            </w:r>
+          </w:p>
+        </w:tc>
+        <w:tc>
+          <w:tcPr/>
+          <w:p>
+            <w:pPr>
+              <w:pStyle w:val="Compact"/>
+            </w:pPr>
+            <w:r>
+              <w:t xml:space="preserve">Confidence saturates (all HIGH) though ranking is right</w:t>
+            </w:r>
+          </w:p>
+        </w:tc>
+        <w:tc>
+          <w:tcPr/>
+          <w:p>
+            <w:pPr>
+              <w:pStyle w:val="Compact"/>
+            </w:pPr>
+            <w:r>
+              <w:t xml:space="preserve">Threshold and fused score on different scales</w:t>
+            </w:r>
+          </w:p>
+        </w:tc>
+        <w:tc>
+          <w:tcPr/>
+          <w:p>
+            <w:pPr>
+              <w:pStyle w:val="Compact"/>
+            </w:pPr>
+            <w:r>
+              <w:t xml:space="preserve">Logged as future work; rank-based EER unaffected</w:t>
+            </w:r>
+          </w:p>
+        </w:tc>
+        <w:tc>
+          <w:tcPr/>
+          <w:p>
+            <w:pPr>
+              <w:pStyle w:val="Compact"/>
+            </w:pPr>
+            <w:r>
+              <w:t xml:space="preserve">Ranking holds; flagged openly</w:t>
+            </w:r>
+          </w:p>
+        </w:tc>
+      </w:tr>
+      <w:tr>
+        <w:tc>
+          <w:tcPr/>
+          <w:p>
+            <w:pPr>
+              <w:pStyle w:val="Compact"/>
+            </w:pPr>
+            <w:r>
+              <w:t xml:space="preserve">10</w:t>
+            </w:r>
+          </w:p>
+        </w:tc>
+        <w:tc>
+          <w:tcPr/>
+          <w:p>
+            <w:pPr>
+              <w:pStyle w:val="Compact"/>
+            </w:pPr>
+            <w:r>
+              <w:t xml:space="preserve">high</w:t>
+            </w:r>
+          </w:p>
+        </w:tc>
+        <w:tc>
+          <w:tcPr/>
+          <w:p>
+            <w:pPr>
+              <w:pStyle w:val="Compact"/>
+            </w:pPr>
+            <w:r>
+              <w:t xml:space="preserve">Free-text phase had the same closed-set defect as #1</w:t>
+            </w:r>
+          </w:p>
+        </w:tc>
+        <w:tc>
+          <w:tcPr/>
+          <w:p>
+            <w:pPr>
+              <w:pStyle w:val="Compact"/>
+            </w:pPr>
+            <w:r>
+              <w:t xml:space="preserve">Defect duplicated across entrypoints</w:t>
+            </w:r>
+          </w:p>
+        </w:tc>
+        <w:tc>
+          <w:tcPr/>
+          <w:p>
+            <w:pPr>
+              <w:pStyle w:val="Compact"/>
+            </w:pPr>
+            <w:r>
+              <w:t xml:space="preserve">Refactored to reuse the open-set machinery</w:t>
+            </w:r>
+          </w:p>
+        </w:tc>
+        <w:tc>
+          <w:tcPr/>
+          <w:p>
+            <w:pPr>
+              <w:pStyle w:val="Compact"/>
+            </w:pPr>
+            <w:r>
+              <w:rPr>
+                <w:rStyle w:val="VerbatimChar"/>
+              </w:rPr>
+              <w:t xml:space="preserve">test_phase2_is_open_set_no_leakage</w:t>
+            </w:r>
+          </w:p>
+        </w:tc>
+      </w:tr>
+      <w:tr>
+        <w:tc>
+          <w:tcPr/>
+          <w:p>
+            <w:pPr>
+              <w:pStyle w:val="Compact"/>
+            </w:pPr>
+            <w:r>
+              <w:t xml:space="preserve">11</w:t>
+            </w:r>
+          </w:p>
+        </w:tc>
+        <w:tc>
+          <w:tcPr/>
+          <w:p>
+            <w:pPr>
+              <w:pStyle w:val="Compact"/>
+            </w:pPr>
+            <w:r>
+              <w:t xml:space="preserve">high</w:t>
+            </w:r>
+          </w:p>
+        </w:tc>
+        <w:tc>
+          <w:tcPr/>
+          <w:p>
+            <w:pPr>
+              <w:pStyle w:val="Compact"/>
+            </w:pPr>
+            <w:r>
+              <w:t xml:space="preserve">Evaluator could fabricate 0.0 EER on an empty test set</w:t>
+            </w:r>
+          </w:p>
+        </w:tc>
+        <w:tc>
+          <w:tcPr/>
+          <w:p>
+            <w:pPr>
+              <w:pStyle w:val="Compact"/>
+            </w:pPr>
+            <w:r>
+              <w:t xml:space="preserve">No empty-test-set guard</w:t>
+            </w:r>
+          </w:p>
+        </w:tc>
+        <w:tc>
+          <w:tcPr/>
+          <w:p>
+            <w:pPr>
+              <w:pStyle w:val="Compact"/>
+            </w:pPr>
+            <w:r>
+              <w:t xml:space="preserve">Evaluator now raises</w:t>
+            </w:r>
+          </w:p>
+        </w:tc>
+        <w:tc>
+          <w:tcPr/>
+          <w:p>
+            <w:pPr>
+              <w:pStyle w:val="Compact"/>
+            </w:pPr>
+            <w:r>
+              <w:t xml:space="preserve">Empty-test-set guard test</w:t>
+            </w:r>
+          </w:p>
+        </w:tc>
+      </w:tr>
+      <w:tr>
+        <w:tc>
+          <w:tcPr/>
+          <w:p>
+            <w:pPr>
+              <w:pStyle w:val="Compact"/>
+            </w:pPr>
+            <w:r>
+              <w:t xml:space="preserve">12</w:t>
+            </w:r>
+          </w:p>
+        </w:tc>
+        <w:tc>
+          <w:tcPr/>
+          <w:p>
+            <w:pPr>
+              <w:pStyle w:val="Compact"/>
+            </w:pPr>
+            <w:r>
+              <w:t xml:space="preserve">high</w:t>
+            </w:r>
+          </w:p>
+        </w:tc>
+        <w:tc>
+          <w:tcPr/>
+          <w:p>
+            <w:pPr>
+              <w:pStyle w:val="Compact"/>
+            </w:pPr>
+            <w:r>
+              <w:t xml:space="preserve">Real key-named columns (</w:t>
+            </w:r>
+            <w:r>
+              <w:rPr>
+                <w:rStyle w:val="VerbatimChar"/>
+              </w:rPr>
+              <w:t xml:space="preserve">H.period</w:t>
+            </w:r>
+            <w:r>
+              <w:t xml:space="preserve">) → all-zero timings</w:t>
+            </w:r>
+          </w:p>
+        </w:tc>
+        <w:tc>
+          <w:tcPr/>
+          <w:p>
+            <w:pPr>
+              <w:pStyle w:val="Compact"/>
+            </w:pPr>
+            <w:r>
+              <w:t xml:space="preserve">Fixture vs real-file column mismatch</w:t>
+            </w:r>
+          </w:p>
+        </w:tc>
+        <w:tc>
+          <w:tcPr/>
+          <w:p>
+            <w:pPr>
+              <w:pStyle w:val="Compact"/>
+            </w:pPr>
+            <w:r>
+              <w:rPr>
+                <w:rStyle w:val="VerbatimChar"/>
+              </w:rPr>
+              <w:t xml:space="preserve">remap_cmu_columns</w:t>
+            </w:r>
+            <w:r>
+              <w:t xml:space="preserve"> </w:t>
+            </w:r>
+            <w:r>
+              <w:t xml:space="preserve">before featurising</w:t>
+            </w:r>
+          </w:p>
+        </w:tc>
+        <w:tc>
+          <w:tcPr/>
+          <w:p>
+            <w:pPr>
+              <w:pStyle w:val="Compact"/>
+            </w:pPr>
+            <w:r>
+              <w:t xml:space="preserve">Remap test; 41/44 non-zero</w:t>
+            </w:r>
+          </w:p>
+        </w:tc>
+      </w:tr>
+      <w:tr>
+        <w:tc>
+          <w:tcPr/>
+          <w:p>
+            <w:pPr>
+              <w:pStyle w:val="Compact"/>
+            </w:pPr>
+            <w:r>
+              <w:t xml:space="preserve">13</w:t>
+            </w:r>
+          </w:p>
+        </w:tc>
+        <w:tc>
+          <w:tcPr/>
+          <w:p>
+            <w:pPr>
+              <w:pStyle w:val="Compact"/>
+            </w:pPr>
+            <w:r>
+              <w:t xml:space="preserve">medium</w:t>
+            </w:r>
+          </w:p>
+        </w:tc>
+        <w:tc>
+          <w:tcPr/>
+          <w:p>
+            <w:pPr>
+              <w:pStyle w:val="Compact"/>
+            </w:pPr>
+            <w:r>
+              <w:rPr>
+                <w:rStyle w:val="VerbatimChar"/>
+              </w:rPr>
+              <w:t xml:space="preserve">torch.load</w:t>
+            </w:r>
+            <w:r>
+              <w:t xml:space="preserve"> </w:t>
+            </w:r>
+            <w:r>
+              <w:t xml:space="preserve">could run arbitrary code from a swapped file</w:t>
+            </w:r>
+          </w:p>
+        </w:tc>
+        <w:tc>
+          <w:tcPr/>
+          <w:p>
+            <w:pPr>
+              <w:pStyle w:val="Compact"/>
+            </w:pPr>
+            <w:r>
+              <w:rPr>
+                <w:rStyle w:val="VerbatimChar"/>
+              </w:rPr>
+              <w:t xml:space="preserve">weights_only</w:t>
+            </w:r>
+            <w:r>
+              <w:t xml:space="preserve"> </w:t>
+            </w:r>
+            <w:r>
+              <w:t xml:space="preserve">defaulted to False</w:t>
+            </w:r>
+          </w:p>
+        </w:tc>
+        <w:tc>
+          <w:tcPr/>
+          <w:p>
+            <w:pPr>
+              <w:pStyle w:val="Compact"/>
+            </w:pPr>
+            <w:r>
+              <w:t xml:space="preserve">Load</w:t>
+            </w:r>
+            <w:r>
+              <w:t xml:space="preserve"> </w:t>
+            </w:r>
+            <w:r>
+              <w:rPr>
+                <w:rStyle w:val="VerbatimChar"/>
+              </w:rPr>
+              <w:t xml:space="preserve">weights_only=True</w:t>
+            </w:r>
+            <w:r>
+              <w:t xml:space="preserve"> </w:t>
+            </w:r>
+            <w:r>
+              <w:t xml:space="preserve">+ dim guard</w:t>
+            </w:r>
+          </w:p>
+        </w:tc>
+        <w:tc>
+          <w:tcPr/>
+          <w:p>
+            <w:pPr>
+              <w:pStyle w:val="Compact"/>
+            </w:pPr>
+            <w:r>
+              <w:t xml:space="preserve">Round-trip + load-time guard</w:t>
             </w:r>
           </w:p>
         </w:tc>
@@ -5056,32 +4956,92 @@
         <w:pStyle w:val="BodyText"/>
       </w:pPr>
       <w:r>
-        <w:t xml:space="preserve">All six were met. The substance is in what the headline EER</w:t>
-      </w:r>
-      <w:r>
-        <w:t xml:space="preserve"> </w:t>
-      </w:r>
-      <w:r>
-        <w:rPr>
-          <w:i/>
-          <w:iCs/>
-        </w:rPr>
-        <w:t xml:space="preserve">means</w:t>
-      </w:r>
-      <w:r>
-        <w:t xml:space="preserve"> </w:t>
-      </w:r>
-      <w:r>
-        <w:t xml:space="preserve">against the baseline, which is the rest of this section.</w:t>
-      </w:r>
-    </w:p>
-    <w:bookmarkStart w:id="40" w:name="X327960fcd61cfeb1af7205cdc68a81242e99bfb"/>
-    <w:p>
-      <w:pPr>
-        <w:pStyle w:val="Heading2"/>
-      </w:pPr>
-      <w:r>
-        <w:t xml:space="preserve">5.1 What the results mean</w:t>
+        <w:t xml:space="preserve">Two are worth telling in full.</w:t>
+      </w:r>
+    </w:p>
+    <w:p>
+      <w:pPr>
+        <w:pStyle w:val="BodyText"/>
+      </w:pPr>
+      <w:r>
+        <w:rPr>
+          <w:b/>
+          <w:bCs/>
+        </w:rPr>
+        <w:t xml:space="preserve">The closed-set flaw (problem 1).</w:t>
+      </w:r>
+      <w:r>
+        <w:t xml:space="preserve"> </w:t>
+      </w:r>
+      <w:r>
+        <w:t xml:space="preserve">The original evaluator trained the encoder on all 51 people, then measured EER per person — so the network had already met every test subject. That isn't comparable to an open-set baseline, and anyone reading the training loop would rightly bin the result. The cause was simple: with no split by person, the protocol protected the profile but not the representation. The fix was the seeded 35/16 split, training on 35 and evaluating only on the 16 held-out, with a runtime check that no test person leaks into training. It's the single change that changed the meaning of every number in this report, and it dropped the EER from an implausible near-zero to an honest 14.2% above the baseline.</w:t>
+      </w:r>
+    </w:p>
+    <w:p>
+      <w:pPr>
+        <w:pStyle w:val="BodyText"/>
+      </w:pPr>
+      <w:r>
+        <w:rPr>
+          <w:b/>
+          <w:bCs/>
+        </w:rPr>
+        <w:t xml:space="preserve">A crash only the real system showed (problem 8).</w:t>
+      </w:r>
+      <w:r>
+        <w:t xml:space="preserve"> </w:t>
+      </w:r>
+      <w:r>
+        <w:t xml:space="preserve">The live</w:t>
+      </w:r>
+      <w:r>
+        <w:t xml:space="preserve"> </w:t>
+      </w:r>
+      <w:r>
+        <w:rPr>
+          <w:rStyle w:val="VerbatimChar"/>
+        </w:rPr>
+        <w:t xml:space="preserve">/verify</w:t>
+      </w:r>
+      <w:r>
+        <w:t xml:space="preserve"> </w:t>
+      </w:r>
+      <w:r>
+        <w:t xml:space="preserve">endpoint returned HTTP 500 for a very consistent typist, and no unit test caught it. Such a typist, on a fixed 11-key password, produces nearly identical embeddings, so the per-user threshold drops close to zero, the confidence sigmoid's exponent (</w:t>
+      </w:r>
+      <w:r>
+        <w:rPr>
+          <w:rStyle w:val="VerbatimChar"/>
+        </w:rPr>
+        <w:t xml:space="preserve">score/threshold</w:t>
+      </w:r>
+      <w:r>
+        <w:t xml:space="preserve">) blows up, and</w:t>
+      </w:r>
+      <w:r>
+        <w:t xml:space="preserve"> </w:t>
+      </w:r>
+      <w:r>
+        <w:rPr>
+          <w:rStyle w:val="VerbatimChar"/>
+        </w:rPr>
+        <w:t xml:space="preserve">math.exp</w:t>
+      </w:r>
+      <w:r>
+        <w:t xml:space="preserve"> </w:t>
+      </w:r>
+      <w:r>
+        <w:t xml:space="preserve">overflows. I clamped the exponent to a safe range (lossless, since the sigmoid is flat there) and floored the threshold so no profile can be degenerate. Synthetic test embeddings have artificial spread, so the tests never hit it — only real data from a real consistent typist did. It's the clearest case in the project of why running the real system beats trusting the tests.</w:t>
+      </w:r>
+    </w:p>
+    <w:bookmarkEnd w:id="42"/>
+    <w:bookmarkStart w:id="43" w:name="X271f0aed1e4b368e2018b2cada7541286837477"/>
+    <w:p>
+      <w:pPr>
+        <w:pStyle w:val="Heading1"/>
+      </w:pPr>
+      <w:r>
+        <w:t xml:space="preserve">8. Conclusion and future work</w:t>
       </w:r>
     </w:p>
     <w:p>
@@ -5089,7 +5049,15 @@
         <w:pStyle w:val="FirstParagraph"/>
       </w:pPr>
       <w:r>
-        <w:t xml:space="preserve">The aim asked whether a deep embedding plus a classical verifier can authenticate from typing rhythm, and how it compares with 9.6%. The honest answer has three parts:</w:t>
+        <w:t xml:space="preserve">I set out to measure, honestly and reproducibly, whether a deep embedding of typing rhythm plus a classical verifier can authenticate a person on the CMU benchmark, and how it compares with the published 9.6%. Under a strict open-set protocol, on 16 people the model never saw, it reached 14.2% EER with the comparable scaled-Manhattan metric and 10.2% with the full ensemble — the ensemble both closer to the baseline and steadier from seed to seed, an effect that survives 14 seeds and traces to the shrinkage-covariance Mahalanobis term. The headline comparison is a near-miss: on small fixed-text data, the deep model doesn't beat the 2009 classical detector. What the project does deliver is a reproducible, open-set test of a hybrid design — a classical verifier run inside a learned embedding space — with its limits measured rather than hidden: the 11-key password is the ceiling, per-user error varies 37-fold, and the ensemble's edge is one specific term, not the averaging I first assumed.</w:t>
+      </w:r>
+    </w:p>
+    <w:p>
+      <w:pPr>
+        <w:pStyle w:val="BodyText"/>
+      </w:pPr>
+      <w:r>
+        <w:t xml:space="preserve">The next steps follow directly from where the ceiling is:</w:t>
       </w:r>
     </w:p>
     <w:p>
@@ -5097,7 +5065,7 @@
         <w:pStyle w:val="Compact"/>
         <w:numPr>
           <w:ilvl w:val="0"/>
-          <w:numId w:val="1010"/>
+          <w:numId w:val="1008"/>
         </w:numPr>
       </w:pPr>
       <w:r>
@@ -5105,13 +5073,13 @@
           <w:b/>
           <w:bCs/>
         </w:rPr>
-        <w:t xml:space="preserve">It authenticates.</w:t>
-      </w:r>
-      <w:r>
-        <w:t xml:space="preserve"> </w:t>
-      </w:r>
-      <w:r>
-        <w:t xml:space="preserve">Well above chance (0.5), reaching 0.10–0.14 on people it never trained on, end to end through a live service.</w:t>
+        <w:t xml:space="preserve">Free text on a real corpus.</w:t>
+      </w:r>
+      <w:r>
+        <w:t xml:space="preserve"> </w:t>
+      </w:r>
+      <w:r>
+        <w:t xml:space="preserve">The 11-key password is the limiting factor (§4.2) and the ablations proved it. The free-text pipeline is built and open-set-correct; a real result needs a large public corpus (the Aalto 136-million-keystroke dataset). This is the clear next experiment.</w:t>
       </w:r>
     </w:p>
     <w:p>
@@ -5119,7 +5087,7 @@
         <w:pStyle w:val="Compact"/>
         <w:numPr>
           <w:ilvl w:val="0"/>
-          <w:numId w:val="1010"/>
+          <w:numId w:val="1008"/>
         </w:numPr>
       </w:pPr>
       <w:r>
@@ -5127,13 +5095,13 @@
           <w:b/>
           <w:bCs/>
         </w:rPr>
-        <w:t xml:space="preserve">It doesn't beat the classical baseline</w:t>
-      </w:r>
-      <w:r>
-        <w:t xml:space="preserve"> </w:t>
-      </w:r>
-      <w:r>
-        <w:t xml:space="preserve">on this small fixed-text benchmark: the headline scaled-Manhattan EER (14.2%) is above 9.6%. An honest negative, reported rather than hidden behind a kinder protocol.</w:t>
+        <w:t xml:space="preserve">Calibrate the confidence scale</w:t>
+      </w:r>
+      <w:r>
+        <w:t xml:space="preserve"> </w:t>
+      </w:r>
+      <w:r>
+        <w:t xml:space="preserve">(§7, problem 9) so the product's confidence percentage means something, not just the ranking.</w:t>
       </w:r>
     </w:p>
     <w:p>
@@ -5141,7 +5109,7 @@
         <w:pStyle w:val="Compact"/>
         <w:numPr>
           <w:ilvl w:val="0"/>
-          <w:numId w:val="1010"/>
+          <w:numId w:val="1008"/>
         </w:numPr>
       </w:pPr>
       <w:r>
@@ -5149,31 +5117,10 @@
           <w:b/>
           <w:bCs/>
         </w:rPr>
-        <w:t xml:space="preserve">The hybrid idea holds, with a sharper mechanism than I first claimed.</w:t>
-      </w:r>
-      <w:r>
-        <w:t xml:space="preserve"> </w:t>
-      </w:r>
-      <w:r>
-        <w:t xml:space="preserve">The ensemble inside the learned space (10.2%, ±1.0%) is both closer to the baseline and steadier from seed to seed than the simple scorer on the same embeddings (SD 1.0% vs 2.8% across three seeds — indicative, not a significance claim). A component ablation (§4.7) traces that edge specifically to the Ledoit–Wolf Mahalanobis term inside the learned embedding, not to the averaging. A shrinkage-covariance verifier run inside a learned representation, measured honestly, is the contribution.</w:t>
-      </w:r>
-    </w:p>
-    <w:p>
-      <w:pPr>
-        <w:pStyle w:val="FirstParagraph"/>
-      </w:pPr>
-      <w:r>
-        <w:t xml:space="preserve">So a learned representation makes a classical verifier more reliable while staying open-set and content-independent, which is what a real product needs and the baseline is not.</w:t>
-      </w:r>
-    </w:p>
-    <w:bookmarkEnd w:id="40"/>
-    <w:bookmarkStart w:id="41" w:name="Xbe009feba3f3bfa1fed0bbbeb6c57d488993565"/>
-    <w:p>
-      <w:pPr>
-        <w:pStyle w:val="Heading2"/>
-      </w:pPr>
-      <w:r>
-        <w:t xml:space="preserve">5.2 Implications</w:t>
+        <w:t xml:space="preserve">Train at scale on GPU</w:t>
+      </w:r>
+      <w:r>
+        <w:t xml:space="preserve">, following TypeNet, to test whether the hybrid's advantage holds as accuracy rises.</w:t>
       </w:r>
     </w:p>
     <w:p>
@@ -5181,7 +5128,7 @@
         <w:pStyle w:val="Compact"/>
         <w:numPr>
           <w:ilvl w:val="0"/>
-          <w:numId w:val="1011"/>
+          <w:numId w:val="1008"/>
         </w:numPr>
       </w:pPr>
       <w:r>
@@ -5189,13 +5136,105 @@
           <w:b/>
           <w:bCs/>
         </w:rPr>
-        <w:t xml:space="preserve">For account security.</w:t>
-      </w:r>
-      <w:r>
-        <w:t xml:space="preserve"> </w:t>
-      </w:r>
-      <w:r>
-        <w:t xml:space="preserve">Even a 10% EER biometric is useful as a</w:t>
+        <w:t xml:space="preserve">Collect a small, consented dataset of real users</w:t>
+      </w:r>
+      <w:r>
+        <w:t xml:space="preserve"> </w:t>
+      </w:r>
+      <w:r>
+        <w:t xml:space="preserve">to test cross-dataset generalisation, with the §6 safeguards built in from the start.</w:t>
+      </w:r>
+    </w:p>
+    <w:bookmarkEnd w:id="43"/>
+    <w:bookmarkStart w:id="44" w:name="X3e1c85f81288f33579990b5d0be2e71d7cf9ed8"/>
+    <w:p>
+      <w:pPr>
+        <w:pStyle w:val="Heading1"/>
+      </w:pPr>
+      <w:r>
+        <w:t xml:space="preserve">9. Reflection</w:t>
+      </w:r>
+    </w:p>
+    <w:p>
+      <w:pPr>
+        <w:pStyle w:val="FirstParagraph"/>
+      </w:pPr>
+      <w:r>
+        <w:t xml:space="preserve">The project turned a corner the moment I stopped believing my own first result. My first evaluation gave an EER I was pleased with — until I read back through the training loop and realised the model had already seen, in training, the exact people I was testing it on. I hadn't cheated on purpose; the code had quietly handed me a flattering number and I'd been happy to take it. Learning to treat a good result as something to attack — to ask "what would make this wrong?" before celebrating — is the habit I'll keep longer than any single technique. Redoing it open-set cost me a nicer-looking number, and it's the decision I'm most sure was right. It also drove home why biometrics are judged on EER and DET curves rather than "accuracy": when you can fail in two opposite ways, one number hides the trade-off that matters.</w:t>
+      </w:r>
+    </w:p>
+    <w:p>
+      <w:pPr>
+        <w:pStyle w:val="BodyText"/>
+      </w:pPr>
+      <w:r>
+        <w:t xml:space="preserve">Working with no mentor cut both ways. Every check on my work was one I ran on myself, which is probably why I eventually caught the closed-set mistake — I'd trained myself to distrust my own results. But it's also where working alone hurt: there was nobody to glance over and say "hang on, aren't those your training subjects?" I made the mistake and was the only person who could catch it, and for a while I just didn't.</w:t>
+      </w:r>
+    </w:p>
+    <w:p>
+      <w:pPr>
+        <w:pStyle w:val="BodyText"/>
+      </w:pPr>
+      <w:r>
+        <w:t xml:space="preserve">If I did it again I'd change two things. First, I'd write the whole evaluation protocol down before writing any of the evaluator — the closed-set flaw survived because the protocol only existed in my head, where it was easy to talk myself into a number I liked; on paper the leak would have been obvious. Second, I'd get a mentor, or even one peer reviewer, early on. Saying a result out loud to someone allowed to doubt you catches what re-reading your own code never will.</w:t>
+      </w:r>
+    </w:p>
+    <w:bookmarkEnd w:id="44"/>
+    <w:bookmarkStart w:id="45" w:name="X221b91a27fbaea4f5f52a904b95013f515eb5e8"/>
+    <w:p>
+      <w:pPr>
+        <w:pStyle w:val="Heading1"/>
+      </w:pPr>
+      <w:r>
+        <w:t xml:space="preserve">10. Acknowledgements</w:t>
+      </w:r>
+    </w:p>
+    <w:p>
+      <w:pPr>
+        <w:pStyle w:val="FirstParagraph"/>
+      </w:pPr>
+      <w:r>
+        <w:t xml:space="preserve">This was an independent project with no mentor or supervisor, so the "people" side of it came from the wider research community: Killourhy and Maxion for the CMU dataset and the baseline to measure against; the FaceNet, TypeNet, GRU, attention and center-loss authors whose methods I built on; Ledoit and Wolf for the shrinkage estimator; and the maintainers of PyTorch, NumPy, scikit-learn, FastAPI and the other libraries I relied on. I read the ISO/IEC 19795-1 biometric-testing standard and the ICO's GDPR guidance to get the evaluation and the ethics right. AI assistance (Anthropic's Claude, via Claude Code) is disclosed in full in §11; every scientific decision, every result, and the final prose are my own.</w:t>
+      </w:r>
+    </w:p>
+    <w:bookmarkEnd w:id="45"/>
+    <w:bookmarkStart w:id="46" w:name="X166fa55ed379cd2878f8ff27c30d3b705d15e96"/>
+    <w:p>
+      <w:pPr>
+        <w:pStyle w:val="Heading1"/>
+      </w:pPr>
+      <w:r>
+        <w:t xml:space="preserve">11. AI use statement</w:t>
+      </w:r>
+    </w:p>
+    <w:p>
+      <w:pPr>
+        <w:pStyle w:val="FirstParagraph"/>
+      </w:pPr>
+      <w:r>
+        <w:rPr>
+          <w:b/>
+          <w:bCs/>
+        </w:rPr>
+        <w:t xml:space="preserve">Tool.</w:t>
+      </w:r>
+      <w:r>
+        <w:t xml:space="preserve"> </w:t>
+      </w:r>
+      <w:r>
+        <w:t xml:space="preserve">Anthropic's Claude (Claude Opus 4.8), through the Claude Code command-line assistant, on a Windows laptop during the development work and while writing this report.</w:t>
+      </w:r>
+    </w:p>
+    <w:p>
+      <w:pPr>
+        <w:pStyle w:val="BodyText"/>
+      </w:pPr>
+      <w:r>
+        <w:rPr>
+          <w:b/>
+          <w:bCs/>
+        </w:rPr>
+        <w:t xml:space="preserve">What I used it for.</w:t>
       </w:r>
       <w:r>
         <w:t xml:space="preserve"> </w:t>
@@ -5205,13 +5244,75 @@
           <w:i/>
           <w:iCs/>
         </w:rPr>
-        <w:t xml:space="preserve">second</w:t>
-      </w:r>
-      <w:r>
-        <w:t xml:space="preserve"> </w:t>
-      </w:r>
-      <w:r>
-        <w:t xml:space="preserve">factor. Behind a password, it raises the bar for an attacker who only has stolen credentials, at no extra effort for the user; run continuously, it could catch session hijacking a password-only system never sees.</w:t>
+        <w:t xml:space="preserve">Code scaffolding and debugging:</w:t>
+      </w:r>
+      <w:r>
+        <w:t xml:space="preserve"> </w:t>
+      </w:r>
+      <w:r>
+        <w:t xml:space="preserve">first drafts of functions (the open-set split, the figure scripts, the profile builder) and help diagnosing bugs — all of which I reviewed, ran and tested; it produced no number in this report.</w:t>
+      </w:r>
+      <w:r>
+        <w:t xml:space="preserve"> </w:t>
+      </w:r>
+      <w:r>
+        <w:rPr>
+          <w:i/>
+          <w:iCs/>
+        </w:rPr>
+        <w:t xml:space="preserve">Finding references:</w:t>
+      </w:r>
+      <w:r>
+        <w:t xml:space="preserve"> </w:t>
+      </w:r>
+      <w:r>
+        <w:t xml:space="preserve">surfacing key papers (Killourhy–Maxion, TypeNet, FaceNet, Ledoit–Wolf, GDPR), which I checked against primary sources and dropped if I couldn't verify them.</w:t>
+      </w:r>
+      <w:r>
+        <w:t xml:space="preserve"> </w:t>
+      </w:r>
+      <w:r>
+        <w:rPr>
+          <w:i/>
+          <w:iCs/>
+        </w:rPr>
+        <w:t xml:space="preserve">Drafting:</w:t>
+      </w:r>
+      <w:r>
+        <w:t xml:space="preserve"> </w:t>
+      </w:r>
+      <w:r>
+        <w:t xml:space="preserve">organising the report and producing draft prose, which I edited into my own voice, fact-checked, and finished with the personal parts only I can write. I set the research direction, made every scientific decision, ran and tested all the code, and verified every result.</w:t>
+      </w:r>
+    </w:p>
+    <w:bookmarkEnd w:id="46"/>
+    <w:bookmarkStart w:id="53" w:name="X73ec8a58acca179884be3e5d021328c4166a9a8"/>
+    <w:p>
+      <w:pPr>
+        <w:pStyle w:val="Heading1"/>
+      </w:pPr>
+      <w:r>
+        <w:t xml:space="preserve">12. References</w:t>
+      </w:r>
+    </w:p>
+    <w:p>
+      <w:pPr>
+        <w:pStyle w:val="FirstParagraph"/>
+      </w:pPr>
+      <w:r>
+        <w:t xml:space="preserve">Author–date style; URLs given for openly accessible sources. Fuller provenance, including items I checked and rejected, is in</w:t>
+      </w:r>
+      <w:r>
+        <w:t xml:space="preserve"> </w:t>
+      </w:r>
+      <w:r>
+        <w:rPr>
+          <w:rStyle w:val="VerbatimChar"/>
+        </w:rPr>
+        <w:t xml:space="preserve">CREST_Research_Dossier.md</w:t>
+      </w:r>
+      <w:r>
+        <w:t xml:space="preserve">.</w:t>
       </w:r>
     </w:p>
     <w:p>
@@ -5219,43 +5320,11 @@
         <w:pStyle w:val="Compact"/>
         <w:numPr>
           <w:ilvl w:val="0"/>
-          <w:numId w:val="1011"/>
+          <w:numId w:val="1009"/>
         </w:numPr>
       </w:pPr>
       <w:r>
-        <w:rPr>
-          <w:b/>
-          <w:bCs/>
-        </w:rPr>
-        <w:t xml:space="preserve">For research.</w:t>
-      </w:r>
-      <w:r>
-        <w:t xml:space="preserve"> </w:t>
-      </w:r>
-      <w:r>
-        <w:t xml:space="preserve">A small, reproducible data point on whether deep embeddings help on small keystroke datasets. The finding (embedding plus ensemble lowers variance and nearly matches the baseline open-set) is modest but real, and the fully reproducible pipeline is worth something on its own in a field where reproducibility is often weak.</w:t>
-      </w:r>
-    </w:p>
-    <w:p>
-      <w:pPr>
-        <w:pStyle w:val="Compact"/>
-        <w:numPr>
-          <w:ilvl w:val="0"/>
-          <w:numId w:val="1011"/>
-        </w:numPr>
-      </w:pPr>
-      <w:r>
-        <w:rPr>
-          <w:b/>
-          <w:bCs/>
-        </w:rPr>
-        <w:t xml:space="preserve">For people who struggle with conventional authentication.</w:t>
-      </w:r>
-      <w:r>
-        <w:t xml:space="preserve"> </w:t>
-      </w:r>
-      <w:r>
-        <w:t xml:space="preserve">A silent biometric that needs no extra device</w:t>
+        <w:t xml:space="preserve">Killourhy, K. S. &amp; Maxion, R. A. (2009).</w:t>
       </w:r>
       <w:r>
         <w:t xml:space="preserve"> </w:t>
@@ -5265,827 +5334,6 @@
           <w:i/>
           <w:iCs/>
         </w:rPr>
-        <w:t xml:space="preserve">could</w:t>
-      </w:r>
-      <w:r>
-        <w:t xml:space="preserve"> </w:t>
-      </w:r>
-      <w:r>
-        <w:t xml:space="preserve">lower the barrier for people for whom passwords and tokens are a burden. I flag this as a hypothesis rather than a finding: I have not run an accessibility study, and a behavioural biometric also carries its own risks for people whose typing is less consistent (the high-EER subjects of §4.3 are a warning). It would need testing with the relevant users, and the §8 consent and fail-safe safeguards, before any such claim could be made.</w:t>
-      </w:r>
-    </w:p>
-    <w:bookmarkEnd w:id="41"/>
-    <w:bookmarkStart w:id="42" w:name="Xcb5d23797a5057262e99b0fd65106dea5f791fc"/>
-    <w:p>
-      <w:pPr>
-        <w:pStyle w:val="Heading2"/>
-      </w:pPr>
-      <w:r>
-        <w:t xml:space="preserve">5.3 Limitations</w:t>
-      </w:r>
-    </w:p>
-    <w:p>
-      <w:pPr>
-        <w:pStyle w:val="FirstParagraph"/>
-      </w:pPr>
-      <w:r>
-        <w:t xml:space="preserve">The conclusions only hold within their bounds: a single small public dataset (51 people, one 11-key password), a small CPU-trained model, and fixed text only, since the free-text claim is designed for but not yet measured on a real corpus. The per-user threshold ranks correctly but isn't yet calibrated to the fused score's scale (§7.6). The §4.6 ablation sharpens these limits rather than softening them: because no extra training, sampling or margin helped, the 11-key password, not the model and not the compute, is clearly the ceiling, which is why free text (§9) is the highest-value next step. None of this invalidates the measured EER, but each is a reason not to over-generalise from it.</w:t>
-      </w:r>
-    </w:p>
-    <w:bookmarkEnd w:id="42"/>
-    <w:bookmarkEnd w:id="43"/>
-    <w:bookmarkStart w:id="44" w:name="X513a58a36683728cead1cad30c8becc341f7fc4"/>
-    <w:p>
-      <w:pPr>
-        <w:pStyle w:val="Heading1"/>
-      </w:pPr>
-      <w:r>
-        <w:t xml:space="preserve">6. How my decisions shaped the outcome</w:t>
-      </w:r>
-    </w:p>
-    <w:p>
-      <w:pPr>
-        <w:pStyle w:val="FirstParagraph"/>
-      </w:pPr>
-      <w:r>
-        <w:t xml:space="preserve">Six decisions mattered most.</w:t>
-      </w:r>
-    </w:p>
-    <w:p>
-      <w:pPr>
-        <w:pStyle w:val="Compact"/>
-        <w:numPr>
-          <w:ilvl w:val="0"/>
-          <w:numId w:val="1012"/>
-        </w:numPr>
-      </w:pPr>
-      <w:r>
-        <w:rPr>
-          <w:b/>
-          <w:bCs/>
-        </w:rPr>
-        <w:t xml:space="preserve">Open-set over the easier closed-set protocol</w:t>
-      </w:r>
-      <w:r>
-        <w:t xml:space="preserve"> </w:t>
-      </w:r>
-      <w:r>
-        <w:t xml:space="preserve">(§7.1) changed the meaning of every number in this report. Closed-set would have given a lower, more impressive, scientifically worthless EER. It cost a better-looking number and bought a defensible one — the biggest reason the report can be trusted at all.</w:t>
-      </w:r>
-    </w:p>
-    <w:p>
-      <w:pPr>
-        <w:pStyle w:val="Compact"/>
-        <w:numPr>
-          <w:ilvl w:val="0"/>
-          <w:numId w:val="1012"/>
-        </w:numPr>
-      </w:pPr>
-      <w:r>
-        <w:rPr>
-          <w:b/>
-          <w:bCs/>
-        </w:rPr>
-        <w:t xml:space="preserve">Keeping the classical ensemble</w:t>
-      </w:r>
-      <w:r>
-        <w:t xml:space="preserve"> </w:t>
-      </w:r>
-      <w:r>
-        <w:t xml:space="preserve">instead of going pure-deep produced the actual positive finding, the variance reduction in §4.1. Without it I'd have only the 14.2% number and no real contribution.</w:t>
-      </w:r>
-    </w:p>
-    <w:p>
-      <w:pPr>
-        <w:pStyle w:val="Compact"/>
-        <w:numPr>
-          <w:ilvl w:val="0"/>
-          <w:numId w:val="1012"/>
-        </w:numPr>
-      </w:pPr>
-      <w:r>
-        <w:rPr>
-          <w:b/>
-          <w:bCs/>
-        </w:rPr>
-        <w:t xml:space="preserve">Reporting scaled-Manhattan as the headline</w:t>
-      </w:r>
-      <w:r>
-        <w:t xml:space="preserve"> </w:t>
-      </w:r>
-      <w:r>
-        <w:t xml:space="preserve">against the baseline, rather than the kinder ensemble number, kept the central comparison honest. I fixed the metric before I saw which one flattered me.</w:t>
-      </w:r>
-    </w:p>
-    <w:p>
-      <w:pPr>
-        <w:pStyle w:val="Compact"/>
-        <w:numPr>
-          <w:ilvl w:val="0"/>
-          <w:numId w:val="1012"/>
-        </w:numPr>
-      </w:pPr>
-      <w:r>
-        <w:rPr>
-          <w:b/>
-          <w:bCs/>
-        </w:rPr>
-        <w:t xml:space="preserve">Training on local CPU instead of cloud GPU</w:t>
-      </w:r>
-      <w:r>
-        <w:t xml:space="preserve"> </w:t>
-      </w:r>
-      <w:r>
-        <w:t xml:space="preserve">(§1.5) gave the same result for £0, with no external dependency, and made it easier to reproduce.</w:t>
-      </w:r>
-    </w:p>
-    <w:p>
-      <w:pPr>
-        <w:pStyle w:val="Compact"/>
-        <w:numPr>
-          <w:ilvl w:val="0"/>
-          <w:numId w:val="1012"/>
-        </w:numPr>
-      </w:pPr>
-      <w:r>
-        <w:rPr>
-          <w:b/>
-          <w:bCs/>
-        </w:rPr>
-        <w:t xml:space="preserve">Building and running the real product slice</w:t>
-      </w:r>
-      <w:r>
-        <w:t xml:space="preserve"> </w:t>
-      </w:r>
-      <w:r>
-        <w:t xml:space="preserve">rather than stopping at the benchmark exposed the confidence-overflow crash (§7.5) no unit test caught.</w:t>
-      </w:r>
-    </w:p>
-    <w:p>
-      <w:pPr>
-        <w:pStyle w:val="Compact"/>
-        <w:numPr>
-          <w:ilvl w:val="0"/>
-          <w:numId w:val="1012"/>
-        </w:numPr>
-      </w:pPr>
-      <w:r>
-        <w:rPr>
-          <w:b/>
-          <w:bCs/>
-        </w:rPr>
-        <w:t xml:space="preserve">Refusing a noisy validation "win"</w:t>
-      </w:r>
-      <w:r>
-        <w:t xml:space="preserve"> </w:t>
-      </w:r>
-      <w:r>
-        <w:t xml:space="preserve">(§4.6): nested validation nominally preferred a longer-trained model by 0.003 EER, but it generalised worse on the test set, so I kept the original and wrote up the failed attempt.</w:t>
-      </w:r>
-    </w:p>
-    <w:bookmarkEnd w:id="44"/>
-    <w:bookmarkStart w:id="45" w:name="Xd3c8456b1f69c8d59bab9a2f1a1d4f444664f79"/>
-    <w:p>
-      <w:pPr>
-        <w:pStyle w:val="Heading1"/>
-      </w:pPr>
-      <w:r>
-        <w:t xml:space="preserve">7. Problems I found and fixed</w:t>
-      </w:r>
-    </w:p>
-    <w:p>
-      <w:pPr>
-        <w:pStyle w:val="FirstParagraph"/>
-      </w:pPr>
-      <w:r>
-        <w:t xml:space="preserve">I kept a machine-readable problem log (</w:t>
-      </w:r>
-      <w:r>
-        <w:rPr>
-          <w:rStyle w:val="VerbatimChar"/>
-        </w:rPr>
-        <w:t xml:space="preserve">research/artifacts/problem_log.json</w:t>
-      </w:r>
-      <w:r>
-        <w:t xml:space="preserve">) of thirteen entries, each as problem → root cause → fix → how verified. The important ones weren't caught by a test passing, but by asking whether a passing test actually meant what it claimed. The full log is below; two are expanded afterwards.</w:t>
-      </w:r>
-    </w:p>
-    <w:p>
-      <w:pPr>
-        <w:pStyle w:val="BodyText"/>
-      </w:pPr>
-      <w:r>
-        <w:rPr>
-          <w:b/>
-          <w:bCs/>
-        </w:rPr>
-        <w:t xml:space="preserve">7.1 — The closed-set flaw (the most important problem).</w:t>
-      </w:r>
-      <w:r>
-        <w:t xml:space="preserve"> </w:t>
-      </w:r>
-      <w:r>
-        <w:t xml:space="preserve">The original evaluator trained the encoder on all 51 people, then measured EER per person, so the network had already met every test subject. That isn't comparable to a published open-set baseline, and anyone reading the training loop would rightly bin the result. The cause was simple: with no split by person, the split protected the profile but not the representation. The fix was a seeded 35/16 split, training on 35 and evaluating only on the 16 held-out, with a runtime check that no test person leaks into training. It's verified by an automated no-leakage test, and by the resulting EER (14.2%) landing honestly above the baseline rather than implausibly below it.</w:t>
-      </w:r>
-    </w:p>
-    <w:p>
-      <w:pPr>
-        <w:pStyle w:val="BodyText"/>
-      </w:pPr>
-      <w:r>
-        <w:rPr>
-          <w:b/>
-          <w:bCs/>
-        </w:rPr>
-        <w:t xml:space="preserve">7.5 — A crash only the real system showed.</w:t>
-      </w:r>
-      <w:r>
-        <w:t xml:space="preserve"> </w:t>
-      </w:r>
-      <w:r>
-        <w:t xml:space="preserve">The live</w:t>
-      </w:r>
-      <w:r>
-        <w:t xml:space="preserve"> </w:t>
-      </w:r>
-      <w:r>
-        <w:rPr>
-          <w:rStyle w:val="VerbatimChar"/>
-        </w:rPr>
-        <w:t xml:space="preserve">/verify</w:t>
-      </w:r>
-      <w:r>
-        <w:t xml:space="preserve"> </w:t>
-      </w:r>
-      <w:r>
-        <w:t xml:space="preserve">endpoint returned HTTP 500 for a very consistent typist, and no unit test caught it. Here's why: such a typist, on a fixed 11-key password, produces nearly identical embeddings, so the per-user threshold drops close to zero, the confidence sigmoid's exponent (</w:t>
-      </w:r>
-      <w:r>
-        <w:rPr>
-          <w:rStyle w:val="VerbatimChar"/>
-        </w:rPr>
-        <w:t xml:space="preserve">score/threshold</w:t>
-      </w:r>
-      <w:r>
-        <w:t xml:space="preserve">) blows up, and</w:t>
-      </w:r>
-      <w:r>
-        <w:t xml:space="preserve"> </w:t>
-      </w:r>
-      <w:r>
-        <w:rPr>
-          <w:rStyle w:val="VerbatimChar"/>
-        </w:rPr>
-        <w:t xml:space="preserve">math.exp</w:t>
-      </w:r>
-      <w:r>
-        <w:t xml:space="preserve"> </w:t>
-      </w:r>
-      <w:r>
-        <w:t xml:space="preserve">overflows. I clamped the exponent to a safe range (lossless, since the sigmoid is flat there) and floored the threshold so no profile can be degenerate, verified by a regression test and a live run that still ranks impostor above genuine. Synthetic embeddings have artificial spread, so the tests never hit it; only real data from a real consistent typist did. It's the clearest case in the project of why running the real system beats trusting the tests.</w:t>
-      </w:r>
-    </w:p>
-    <w:p>
-      <w:pPr>
-        <w:pStyle w:val="BodyText"/>
-      </w:pPr>
-      <w:r>
-        <w:t xml:space="preserve">The other eleven carry the same discipline — among them the closed-set defect duplicated in the free-text path (#10), the column remap that stopped the real file training on all-zero timings (#12), the empty-test-set guard that blocks a fabricated 0.0 EER (#11), and</w:t>
-      </w:r>
-      <w:r>
-        <w:t xml:space="preserve"> </w:t>
-      </w:r>
-      <w:r>
-        <w:rPr>
-          <w:rStyle w:val="VerbatimChar"/>
-        </w:rPr>
-        <w:t xml:space="preserve">weights_only=True</w:t>
-      </w:r>
-      <w:r>
-        <w:t xml:space="preserve"> </w:t>
-      </w:r>
-      <w:r>
-        <w:t xml:space="preserve">closing the arbitrary-code risk in model loading (#13). Each is in</w:t>
-      </w:r>
-      <w:r>
-        <w:t xml:space="preserve"> </w:t>
-      </w:r>
-      <w:r>
-        <w:rPr>
-          <w:rStyle w:val="VerbatimChar"/>
-        </w:rPr>
-        <w:t xml:space="preserve">problem_log.json</w:t>
-      </w:r>
-      <w:r>
-        <w:t xml:space="preserve"> </w:t>
-      </w:r>
-      <w:r>
-        <w:t xml:space="preserve">in full.</w:t>
-      </w:r>
-    </w:p>
-    <w:bookmarkEnd w:id="45"/>
-    <w:bookmarkStart w:id="46" w:name="Xab9fa4bc80f5918cf688aa50f05f166ca478394"/>
-    <w:p>
-      <w:pPr>
-        <w:pStyle w:val="Heading1"/>
-      </w:pPr>
-      <w:r>
-        <w:t xml:space="preserve">8. Ethics and safety</w:t>
-      </w:r>
-    </w:p>
-    <w:p>
-      <w:pPr>
-        <w:pStyle w:val="FirstParagraph"/>
-      </w:pPr>
-      <w:r>
-        <w:t xml:space="preserve">Biometric authentication is ethically serious for one reason: it works. A system that can recognise people by their behaviour can also watch them. I made several deliberate choices to stay on the right side of that line.</w:t>
-      </w:r>
-    </w:p>
-    <w:p>
-      <w:pPr>
-        <w:pStyle w:val="BodyText"/>
-      </w:pPr>
-      <w:r>
-        <w:rPr>
-          <w:b/>
-          <w:bCs/>
-        </w:rPr>
-        <w:t xml:space="preserve">8.1 Biometric data is special.</w:t>
-      </w:r>
-      <w:r>
-        <w:t xml:space="preserve"> </w:t>
-      </w:r>
-      <w:r>
-        <w:t xml:space="preserve">Under UK/EU GDPR (Article 9), biometric data processed to uniquely identify a person is special-category data, the most protected class. Article 4(14) explicitly includes behavioural characteristics, and regulators treat typing rhythm as one. So the moment this system identifies someone, the data it handles is special-category — which shaped the decisions below.</w:t>
-      </w:r>
-    </w:p>
-    <w:p>
-      <w:pPr>
-        <w:pStyle w:val="BodyText"/>
-      </w:pPr>
-      <w:r>
-        <w:rPr>
-          <w:b/>
-          <w:bCs/>
-        </w:rPr>
-        <w:t xml:space="preserve">8.2 A public, anonymised dataset, not new identifiable data.</w:t>
-      </w:r>
-      <w:r>
-        <w:t xml:space="preserve"> </w:t>
-      </w:r>
-      <w:r>
-        <w:t xml:space="preserve">The headline result is measured entirely on the CMU benchmark, whose subjects are anonymised (s002, and so on) and consented to research use. I deliberately did not train the headline model on real product users, which would have created fresh identifiable behavioural data with all its consent and storage duties.</w:t>
-      </w:r>
-    </w:p>
-    <w:p>
-      <w:pPr>
-        <w:pStyle w:val="BodyText"/>
-      </w:pPr>
-      <w:r>
-        <w:rPr>
-          <w:b/>
-          <w:bCs/>
-        </w:rPr>
-        <w:t xml:space="preserve">8.3 Explicit, revocable consent in the product.</w:t>
-      </w:r>
-      <w:r>
-        <w:t xml:space="preserve"> </w:t>
-      </w:r>
-      <w:r>
-        <w:t xml:space="preserve">The product slice makes a user opt in before any window is captured, and opting out wipes their profile. Consent is a stored, timestamped record — the GDPR principles of lawful basis and data minimisation built into the product, not written on a policy page.</w:t>
-      </w:r>
-    </w:p>
-    <w:p>
-      <w:pPr>
-        <w:pStyle w:val="BodyText"/>
-      </w:pPr>
-      <w:r>
-        <w:rPr>
-          <w:b/>
-          <w:bCs/>
-        </w:rPr>
-        <w:t xml:space="preserve">8.4 Store templates, not raw timings; log decisions, not keystrokes.</w:t>
-      </w:r>
-      <w:r>
-        <w:t xml:space="preserve"> </w:t>
-      </w:r>
-      <w:r>
-        <w:t xml:space="preserve">The inference service is stateless and logs no raw timings. The product stores the derived profile (embeddings and statistics) and an audit log of decisions (score, version, risk), never the raw stream of what someone typed. A stolen profile is far less sensitive than a recording of everything they typed.</w:t>
-      </w:r>
-    </w:p>
-    <w:p>
-      <w:pPr>
-        <w:pStyle w:val="BodyText"/>
-      </w:pPr>
-      <w:r>
-        <w:rPr>
-          <w:b/>
-          <w:bCs/>
-        </w:rPr>
-        <w:t xml:space="preserve">8.5 Fail-safe, never fail-open.</w:t>
-      </w:r>
-      <w:r>
-        <w:t xml:space="preserve"> </w:t>
-      </w:r>
-      <w:r>
-        <w:t xml:space="preserve">Any outage or version mismatch returns "indeterminate" and forces another factor. It never defaults to "allow". That is an ethical choice as much as an engineering one.</w:t>
-      </w:r>
-    </w:p>
-    <w:p>
-      <w:pPr>
-        <w:pStyle w:val="BodyText"/>
-      </w:pPr>
-      <w:r>
-        <w:rPr>
-          <w:b/>
-          <w:bCs/>
-        </w:rPr>
-        <w:t xml:space="preserve">8.6 Dual use, and honest framing.</w:t>
-      </w:r>
-      <w:r>
-        <w:t xml:space="preserve"> </w:t>
-      </w:r>
-      <w:r>
-        <w:t xml:space="preserve">The same technology that protects an account can, in the wrong hands, track or de-anonymise people by their typing. I frame it as opt-in protection the user controls, not covert surveillance, and report the error rates rather than hide them. A 10% EER system must never be sold as infallible.</w:t>
-      </w:r>
-    </w:p>
-    <w:p>
-      <w:pPr>
-        <w:pStyle w:val="BodyText"/>
-      </w:pPr>
-      <w:r>
-        <w:rPr>
-          <w:b/>
-          <w:bCs/>
-        </w:rPr>
-        <w:t xml:space="preserve">8.7 Unequal error rates across users.</w:t>
-      </w:r>
-      <w:r>
-        <w:t xml:space="preserve"> </w:t>
-      </w:r>
-      <w:r>
-        <w:t xml:space="preserve">My own results carry a fairness problem I have to name. The per-subject EER (§4.3) runs from 0.9% for the most distinctive typist to 33.5% for the least — roughly a 37-fold difference in how often the system fails a person, on the same model and the same password. A biometric whose error rate is not uniform across users is a textbook disparate-impact risk: the people it serves worst would, in a careless deployment, be wrongly rejected (or wrongly admitted) far more often than the population EER suggests, and the headline 14.2% hides that completely. This is the concrete, measured reason the system must never be a sole factor (§8.5), and the reason a real deployment needs a</w:t>
-      </w:r>
-      <w:r>
-        <w:t xml:space="preserve"> </w:t>
-      </w:r>
-      <w:r>
-        <w:rPr>
-          <w:i/>
-          <w:iCs/>
-        </w:rPr>
-        <w:t xml:space="preserve">per-user</w:t>
-      </w:r>
-      <w:r>
-        <w:t xml:space="preserve"> </w:t>
-      </w:r>
-      <w:r>
-        <w:t xml:space="preserve">error audit, not just an aggregate EER, before it is trusted. It is also the honest counterweight to the accessibility hope in §5.2: the same technology that might lower a barrier for some users could raise one for others whose typing is simply less consistent. That group is not random, either — the high-EER users are the least internally-consistent typists (§4.3, Spearman ρ = −0.84 between separability and error), so a fair deployment can identify them in advance and lean on a fallback factor rather than quietly failing them more often.</w:t>
-      </w:r>
-    </w:p>
-    <w:p>
-      <w:pPr>
-        <w:pStyle w:val="BodyText"/>
-      </w:pPr>
-      <w:r>
-        <w:rPr>
-          <w:b/>
-          <w:bCs/>
-        </w:rPr>
-        <w:t xml:space="preserve">8.8 Risk assessment.</w:t>
-      </w:r>
-      <w:r>
-        <w:t xml:space="preserve"> </w:t>
-      </w:r>
-      <w:r>
-        <w:t xml:space="preserve">This is a software project with no physical hazards. The risks are informational: data leakage (§8.4), wrongly rejecting genuine users (mitigated by fail-safe step-up, never the only factor), the unequal error rates just described (§8.7), and over-claiming (mitigated by honest numbers).</w:t>
-      </w:r>
-    </w:p>
-    <w:bookmarkEnd w:id="46"/>
-    <w:bookmarkStart w:id="47" w:name="X3e1c85f81288f33579990b5d0be2e71d7cf9ed8"/>
-    <w:p>
-      <w:pPr>
-        <w:pStyle w:val="Heading1"/>
-      </w:pPr>
-      <w:r>
-        <w:t xml:space="preserve">9. Reflection</w:t>
-      </w:r>
-    </w:p>
-    <w:p>
-      <w:pPr>
-        <w:pStyle w:val="FirstParagraph"/>
-      </w:pPr>
-      <w:r>
-        <w:t xml:space="preserve">The project turned a corner the moment I stopped believing my own first result. My first evaluation gave an EER I was genuinely pleased with, until I read back through the training loop and realised the model had already seen, in training, the exact people I was testing it on. I hadn't cheated on purpose; the code had quietly handed me a flattering number and I'd been happy to take it. Forcing myself to treat a good result as something to attack, to ask "what would make this wrong?" before celebrating, is the habit I'll keep more than any single technique. Redoing it open-set (§7.1) cost me a nicer-looking number, and it's the decision I'm proudest of. It also drove home why biometrics are judged on EER and DET curves, not "accuracy": when you can fail in two opposite ways, one number hides the trade-off that matters.</w:t>
-      </w:r>
-    </w:p>
-    <w:p>
-      <w:pPr>
-        <w:pStyle w:val="BodyText"/>
-      </w:pPr>
-      <w:r>
-        <w:rPr>
-          <w:b/>
-          <w:bCs/>
-        </w:rPr>
-        <w:t xml:space="preserve">Doing it on my own.</w:t>
-      </w:r>
-      <w:r>
-        <w:t xml:space="preserve"> </w:t>
-      </w:r>
-      <w:r>
-        <w:t xml:space="preserve">With no mentor, every check on my work was one I ran on myself. That's probably why I eventually caught the closed-set mistake, since I'd trained myself to distrust my own results. It's also where working alone hurt: there was nobody else to glance over and say "hang on, aren't those your training subjects?" I made the mistake and was the only person who could catch it, and for a while I just didn't.</w:t>
-      </w:r>
-    </w:p>
-    <w:p>
-      <w:pPr>
-        <w:pStyle w:val="BodyText"/>
-      </w:pPr>
-      <w:r>
-        <w:rPr>
-          <w:b/>
-          <w:bCs/>
-        </w:rPr>
-        <w:t xml:space="preserve">What I would do next.</w:t>
-      </w:r>
-    </w:p>
-    <w:p>
-      <w:pPr>
-        <w:pStyle w:val="Compact"/>
-        <w:numPr>
-          <w:ilvl w:val="0"/>
-          <w:numId w:val="1013"/>
-        </w:numPr>
-      </w:pPr>
-      <w:r>
-        <w:rPr>
-          <w:b/>
-          <w:bCs/>
-        </w:rPr>
-        <w:t xml:space="preserve">Free text on a real corpus.</w:t>
-      </w:r>
-      <w:r>
-        <w:t xml:space="preserve"> </w:t>
-      </w:r>
-      <w:r>
-        <w:t xml:space="preserve">The 11-key password is the limiting factor (§4.3), and the ablation (§4.6) proved it: nothing I changed moved the result, so the ceiling is the data, not the model. The free-text pipeline is built and open-set-correct, but a real result needs a large public corpus, the Aalto 136-million-keystroke dataset. The clear next experiment.</w:t>
-      </w:r>
-    </w:p>
-    <w:p>
-      <w:pPr>
-        <w:pStyle w:val="Compact"/>
-        <w:numPr>
-          <w:ilvl w:val="0"/>
-          <w:numId w:val="1013"/>
-        </w:numPr>
-      </w:pPr>
-      <w:r>
-        <w:rPr>
-          <w:b/>
-          <w:bCs/>
-        </w:rPr>
-        <w:t xml:space="preserve">Fix the confidence scale</w:t>
-      </w:r>
-      <w:r>
-        <w:t xml:space="preserve"> </w:t>
-      </w:r>
-      <w:r>
-        <w:t xml:space="preserve">(§7.6) so the product's confidence percentage means something, not just the ranking.</w:t>
-      </w:r>
-    </w:p>
-    <w:p>
-      <w:pPr>
-        <w:pStyle w:val="Compact"/>
-        <w:numPr>
-          <w:ilvl w:val="0"/>
-          <w:numId w:val="1013"/>
-        </w:numPr>
-      </w:pPr>
-      <w:r>
-        <w:rPr>
-          <w:b/>
-          <w:bCs/>
-        </w:rPr>
-        <w:t xml:space="preserve">Train at scale on GPU.</w:t>
-      </w:r>
-      <w:r>
-        <w:t xml:space="preserve"> </w:t>
-      </w:r>
-      <w:r>
-        <w:t xml:space="preserve">Everything here ran on a laptop for £0. A bigger model on more data, following TypeNet, would test whether the hybrid's advantage holds as accuracy rises.</w:t>
-      </w:r>
-    </w:p>
-    <w:p>
-      <w:pPr>
-        <w:pStyle w:val="Compact"/>
-        <w:numPr>
-          <w:ilvl w:val="0"/>
-          <w:numId w:val="1013"/>
-        </w:numPr>
-      </w:pPr>
-      <w:r>
-        <w:rPr>
-          <w:b/>
-          <w:bCs/>
-        </w:rPr>
-        <w:t xml:space="preserve">Collect a small, consented dataset of real users</w:t>
-      </w:r>
-      <w:r>
-        <w:t xml:space="preserve"> </w:t>
-      </w:r>
-      <w:r>
-        <w:t xml:space="preserve">to test cross-dataset generalisation, with the §8 safeguards built in from the start.</w:t>
-      </w:r>
-    </w:p>
-    <w:p>
-      <w:pPr>
-        <w:pStyle w:val="FirstParagraph"/>
-      </w:pPr>
-      <w:r>
-        <w:rPr>
-          <w:b/>
-          <w:bCs/>
-        </w:rPr>
-        <w:t xml:space="preserve">What I'd change.</w:t>
-      </w:r>
-      <w:r>
-        <w:t xml:space="preserve"> </w:t>
-      </w:r>
-      <w:r>
-        <w:t xml:space="preserve">Two things. First, I'd write the whole evaluation protocol down before writing any of the evaluator. The closed-set flaw survived because the protocol only existed in my head, where it was easy to talk myself into a number I liked; on paper the leak would have been obvious. Second, I'd get a mentor, or even one peer reviewer, early on. Saying a result out loud to someone allowed to doubt you catches what re-reading your own code never will, and it would have caught my biggest mistake far sooner.</w:t>
-      </w:r>
-    </w:p>
-    <w:bookmarkEnd w:id="47"/>
-    <w:bookmarkStart w:id="48" w:name="Xc72408c88f6aa3f318e9c4f077d22b48a39071f"/>
-    <w:p>
-      <w:pPr>
-        <w:pStyle w:val="Heading1"/>
-      </w:pPr>
-      <w:r>
-        <w:t xml:space="preserve">10. Conclusion</w:t>
-      </w:r>
-    </w:p>
-    <w:p>
-      <w:pPr>
-        <w:pStyle w:val="FirstParagraph"/>
-      </w:pPr>
-      <w:r>
-        <w:t xml:space="preserve">I set out to find, honestly and reproducibly, whether a deep embedding of typing rhythm plus a classical verifier can authenticate a person on the CMU benchmark, and how it compares with the published 9.6%. Under a strict open-set protocol, on 16 people the model never saw, it reached 14.2% EER with the comparable scaled-Manhattan metric and 10.2% with the full ensemble, the ensemble both closer to the baseline and steadier from seed to seed (an indicative result on three seeds, not a statistical claim). The headline comparison is an honest near-miss. The real finding is that a learned representation makes a classical verifier more reliable and nearly recovers a strong hand-tuned baseline, while staying open-set and content-independent. What lasts here is less the number than how it was reached: an evaluation that doesn't flatter itself, thirteen problems found and fixed (one no unit test would have caught), an ethics section that treats biometric data as special-category data, and a result anyone can regenerate with one command.</w:t>
-      </w:r>
-    </w:p>
-    <w:p>
-      <w:pPr>
-        <w:pStyle w:val="BodyText"/>
-      </w:pPr>
-      <w:r>
-        <w:t xml:space="preserve">For me, this turned a frustrating personal experience, watching a stolen password defeat an account as if it belonged to the attacker, into something useful: a working, honestly-measured demonstration that the way a person types can be a quiet extra layer of defence. The next step is free-text, continuous verification, where the signal is far richer, and eventually an opt-in, user-controlled feature in the product it grew out of.</w:t>
-      </w:r>
-    </w:p>
-    <w:bookmarkEnd w:id="48"/>
-    <w:bookmarkStart w:id="49" w:name="X166fa55ed379cd2878f8ff27c30d3b705d15e96"/>
-    <w:p>
-      <w:pPr>
-        <w:pStyle w:val="Heading1"/>
-      </w:pPr>
-      <w:r>
-        <w:t xml:space="preserve">11. AI use statement</w:t>
-      </w:r>
-    </w:p>
-    <w:p>
-      <w:pPr>
-        <w:pStyle w:val="FirstParagraph"/>
-      </w:pPr>
-      <w:r>
-        <w:t xml:space="preserve">This follows CREST's AI policy, which allows AI help as long as the work is original (not whole AI-written sections passed off as your own), attributed, and explained.</w:t>
-      </w:r>
-    </w:p>
-    <w:p>
-      <w:pPr>
-        <w:pStyle w:val="BodyText"/>
-      </w:pPr>
-      <w:r>
-        <w:rPr>
-          <w:b/>
-          <w:bCs/>
-        </w:rPr>
-        <w:t xml:space="preserve">Tool.</w:t>
-      </w:r>
-      <w:r>
-        <w:t xml:space="preserve"> </w:t>
-      </w:r>
-      <w:r>
-        <w:t xml:space="preserve">Anthropic's Claude (Claude Opus 4.8), through the Claude Code command-line assistant, on a Windows laptop during the development work and while writing this report.</w:t>
-      </w:r>
-    </w:p>
-    <w:p>
-      <w:pPr>
-        <w:pStyle w:val="BodyText"/>
-      </w:pPr>
-      <w:r>
-        <w:rPr>
-          <w:b/>
-          <w:bCs/>
-        </w:rPr>
-        <w:t xml:space="preserve">What I used it for.</w:t>
-      </w:r>
-      <w:r>
-        <w:t xml:space="preserve"> </w:t>
-      </w:r>
-      <w:r>
-        <w:rPr>
-          <w:i/>
-          <w:iCs/>
-        </w:rPr>
-        <w:t xml:space="preserve">Code scaffolding and debugging:</w:t>
-      </w:r>
-      <w:r>
-        <w:t xml:space="preserve"> </w:t>
-      </w:r>
-      <w:r>
-        <w:t xml:space="preserve">first drafts of functions (the open-set split, the figure scripts, the profile builder) and help diagnosing bugs, all of which I reviewed, ran and tested; it produced no number in this report.</w:t>
-      </w:r>
-      <w:r>
-        <w:t xml:space="preserve"> </w:t>
-      </w:r>
-      <w:r>
-        <w:rPr>
-          <w:i/>
-          <w:iCs/>
-        </w:rPr>
-        <w:t xml:space="preserve">Finding references:</w:t>
-      </w:r>
-      <w:r>
-        <w:t xml:space="preserve"> </w:t>
-      </w:r>
-      <w:r>
-        <w:t xml:space="preserve">surfacing key papers (Killourhy–Maxion, TypeNet, FaceNet, Ledoit–Wolf, GDPR), checked against primary sources, dropping any I couldn't verify.</w:t>
-      </w:r>
-      <w:r>
-        <w:t xml:space="preserve"> </w:t>
-      </w:r>
-      <w:r>
-        <w:rPr>
-          <w:i/>
-          <w:iCs/>
-        </w:rPr>
-        <w:t xml:space="preserve">Drafting:</w:t>
-      </w:r>
-      <w:r>
-        <w:t xml:space="preserve"> </w:t>
-      </w:r>
-      <w:r>
-        <w:t xml:space="preserve">organising the report and producing draft prose, which I edited into my own voice, fact-checked, and finished with the personal parts only I can write.</w:t>
-      </w:r>
-    </w:p>
-    <w:bookmarkEnd w:id="49"/>
-    <w:bookmarkStart w:id="56" w:name="X73ec8a58acca179884be3e5d021328c4166a9a8"/>
-    <w:p>
-      <w:pPr>
-        <w:pStyle w:val="Heading1"/>
-      </w:pPr>
-      <w:r>
-        <w:t xml:space="preserve">12. References</w:t>
-      </w:r>
-    </w:p>
-    <w:p>
-      <w:pPr>
-        <w:pStyle w:val="FirstParagraph"/>
-      </w:pPr>
-      <w:r>
-        <w:t xml:space="preserve">Author–date style; URLs given for openly-accessible sources. Full provenance, including items I checked and rejected, is in</w:t>
-      </w:r>
-      <w:r>
-        <w:t xml:space="preserve"> </w:t>
-      </w:r>
-      <w:r>
-        <w:rPr>
-          <w:rStyle w:val="VerbatimChar"/>
-        </w:rPr>
-        <w:t xml:space="preserve">CREST_Research_Dossier.md</w:t>
-      </w:r>
-      <w:r>
-        <w:t xml:space="preserve">.</w:t>
-      </w:r>
-    </w:p>
-    <w:p>
-      <w:pPr>
-        <w:pStyle w:val="Compact"/>
-        <w:numPr>
-          <w:ilvl w:val="0"/>
-          <w:numId w:val="1014"/>
-        </w:numPr>
-      </w:pPr>
-      <w:r>
-        <w:t xml:space="preserve">Killourhy, K. S. &amp; Maxion, R. A. (2009).</w:t>
-      </w:r>
-      <w:r>
-        <w:t xml:space="preserve"> </w:t>
-      </w:r>
-      <w:r>
-        <w:rPr>
-          <w:i/>
-          <w:iCs/>
-        </w:rPr>
         <w:t xml:space="preserve">Comparing Anomaly-Detection Algorithms for Keystroke Dynamics.</w:t>
       </w:r>
       <w:r>
@@ -6097,7 +5345,7 @@
       <w:r>
         <w:t xml:space="preserve"> </w:t>
       </w:r>
-      <w:hyperlink r:id="rId50">
+      <w:hyperlink r:id="rId47">
         <w:r>
           <w:rPr>
             <w:rStyle w:val="Hyperlink"/>
@@ -6111,7 +5359,7 @@
         <w:pStyle w:val="Compact"/>
         <w:numPr>
           <w:ilvl w:val="0"/>
-          <w:numId w:val="1014"/>
+          <w:numId w:val="1009"/>
         </w:numPr>
       </w:pPr>
       <w:r>
@@ -6139,7 +5387,7 @@
         <w:pStyle w:val="Compact"/>
         <w:numPr>
           <w:ilvl w:val="0"/>
-          <w:numId w:val="1014"/>
+          <w:numId w:val="1009"/>
         </w:numPr>
       </w:pPr>
       <w:r>
@@ -6167,7 +5415,7 @@
         <w:pStyle w:val="Compact"/>
         <w:numPr>
           <w:ilvl w:val="0"/>
-          <w:numId w:val="1014"/>
+          <w:numId w:val="1009"/>
         </w:numPr>
       </w:pPr>
       <w:r>
@@ -6195,7 +5443,7 @@
         <w:pStyle w:val="Compact"/>
         <w:numPr>
           <w:ilvl w:val="0"/>
-          <w:numId w:val="1014"/>
+          <w:numId w:val="1009"/>
         </w:numPr>
       </w:pPr>
       <w:r>
@@ -6223,7 +5471,7 @@
         <w:pStyle w:val="Compact"/>
         <w:numPr>
           <w:ilvl w:val="0"/>
-          <w:numId w:val="1014"/>
+          <w:numId w:val="1009"/>
         </w:numPr>
       </w:pPr>
       <w:r>
@@ -6263,7 +5511,7 @@
         <w:pStyle w:val="Compact"/>
         <w:numPr>
           <w:ilvl w:val="0"/>
-          <w:numId w:val="1014"/>
+          <w:numId w:val="1009"/>
         </w:numPr>
       </w:pPr>
       <w:r>
@@ -6288,7 +5536,7 @@
       <w:r>
         <w:t xml:space="preserve"> </w:t>
       </w:r>
-      <w:hyperlink r:id="rId51">
+      <w:hyperlink r:id="rId48">
         <w:r>
           <w:rPr>
             <w:rStyle w:val="Hyperlink"/>
@@ -6302,7 +5550,7 @@
         <w:pStyle w:val="Compact"/>
         <w:numPr>
           <w:ilvl w:val="0"/>
-          <w:numId w:val="1014"/>
+          <w:numId w:val="1009"/>
         </w:numPr>
       </w:pPr>
       <w:r>
@@ -6321,7 +5569,7 @@
       <w:r>
         <w:t xml:space="preserve"> </w:t>
       </w:r>
-      <w:hyperlink r:id="rId52">
+      <w:hyperlink r:id="rId49">
         <w:r>
           <w:rPr>
             <w:rStyle w:val="Hyperlink"/>
@@ -6335,7 +5583,7 @@
         <w:pStyle w:val="Compact"/>
         <w:numPr>
           <w:ilvl w:val="0"/>
-          <w:numId w:val="1014"/>
+          <w:numId w:val="1009"/>
         </w:numPr>
       </w:pPr>
       <w:r>
@@ -6357,7 +5605,7 @@
         <w:pStyle w:val="Compact"/>
         <w:numPr>
           <w:ilvl w:val="0"/>
-          <w:numId w:val="1014"/>
+          <w:numId w:val="1009"/>
         </w:numPr>
       </w:pPr>
       <w:r>
@@ -6385,7 +5633,7 @@
         <w:pStyle w:val="Compact"/>
         <w:numPr>
           <w:ilvl w:val="0"/>
-          <w:numId w:val="1014"/>
+          <w:numId w:val="1009"/>
         </w:numPr>
       </w:pPr>
       <w:r>
@@ -6394,7 +5642,7 @@
       <w:r>
         <w:t xml:space="preserve"> </w:t>
       </w:r>
-      <w:hyperlink r:id="rId53">
+      <w:hyperlink r:id="rId50">
         <w:r>
           <w:rPr>
             <w:rStyle w:val="Hyperlink"/>
@@ -6414,7 +5662,7 @@
         <w:pStyle w:val="Compact"/>
         <w:numPr>
           <w:ilvl w:val="0"/>
-          <w:numId w:val="1014"/>
+          <w:numId w:val="1009"/>
         </w:numPr>
       </w:pPr>
       <w:r>
@@ -6434,12 +5682,12 @@
         <w:t xml:space="preserve"> </w:t>
       </w:r>
       <w:r>
-        <w:t xml:space="preserve">Stolen credentials involved in ≈ 88% of Basic Web Application Attacks; compromised credentials a leading initial-access vector.</w:t>
-      </w:r>
-      <w:r>
-        <w:t xml:space="preserve"> </w:t>
-      </w:r>
-      <w:hyperlink r:id="rId54">
+        <w:t xml:space="preserve">Stolen credentials involved in ≈ 88% of Basic Web Application Attacks.</w:t>
+      </w:r>
+      <w:r>
+        <w:t xml:space="preserve"> </w:t>
+      </w:r>
+      <w:hyperlink r:id="rId51">
         <w:r>
           <w:rPr>
             <w:rStyle w:val="Hyperlink"/>
@@ -6453,7 +5701,7 @@
         <w:pStyle w:val="Compact"/>
         <w:numPr>
           <w:ilvl w:val="0"/>
-          <w:numId w:val="1014"/>
+          <w:numId w:val="1009"/>
         </w:numPr>
       </w:pPr>
       <w:r>
@@ -6493,15 +5741,12 @@
           <w:i/>
           <w:iCs/>
         </w:rPr>
-        <w:t xml:space="preserve">AI guidance for students</w:t>
-      </w:r>
-      <w:r>
-        <w:t xml:space="preserve">.</w:t>
-      </w:r>
-      <w:r>
-        <w:t xml:space="preserve"> </w:t>
-      </w:r>
-      <w:hyperlink r:id="rId55">
+        <w:t xml:space="preserve">AI guidance for students.</w:t>
+      </w:r>
+      <w:r>
+        <w:t xml:space="preserve"> </w:t>
+      </w:r>
+      <w:hyperlink r:id="rId52">
         <w:r>
           <w:rPr>
             <w:rStyle w:val="Hyperlink"/>
@@ -6515,7 +5760,7 @@
         <w:pStyle w:val="Compact"/>
         <w:numPr>
           <w:ilvl w:val="0"/>
-          <w:numId w:val="1014"/>
+          <w:numId w:val="1009"/>
         </w:numPr>
       </w:pPr>
       <w:r>
@@ -6543,7 +5788,7 @@
         <w:pStyle w:val="Compact"/>
         <w:numPr>
           <w:ilvl w:val="0"/>
-          <w:numId w:val="1014"/>
+          <w:numId w:val="1009"/>
         </w:numPr>
       </w:pPr>
       <w:r>
@@ -6571,7 +5816,7 @@
         <w:pStyle w:val="Compact"/>
         <w:numPr>
           <w:ilvl w:val="0"/>
-          <w:numId w:val="1014"/>
+          <w:numId w:val="1009"/>
         </w:numPr>
       </w:pPr>
       <w:r>
@@ -6599,7 +5844,7 @@
         <w:pStyle w:val="Compact"/>
         <w:numPr>
           <w:ilvl w:val="0"/>
-          <w:numId w:val="1014"/>
+          <w:numId w:val="1009"/>
         </w:numPr>
       </w:pPr>
       <w:r>
@@ -6622,8 +5867,8 @@
         <w:t xml:space="preserve">ICLR 2015. arXiv:1412.6980.</w:t>
       </w:r>
     </w:p>
-    <w:bookmarkEnd w:id="56"/>
-    <w:bookmarkStart w:id="65" w:name="X887ab771b4aa1ac483cc446b8c65596661711fe"/>
+    <w:bookmarkEnd w:id="53"/>
+    <w:bookmarkStart w:id="62" w:name="X887ab771b4aa1ac483cc446b8c65596661711fe"/>
     <w:p>
       <w:pPr>
         <w:pStyle w:val="Heading1"/>
@@ -6632,7 +5877,7 @@
         <w:t xml:space="preserve">13. Appendices</w:t>
       </w:r>
     </w:p>
-    <w:bookmarkStart w:id="57" w:name="appendix-a--glossary"/>
+    <w:bookmarkStart w:id="54" w:name="appendix-a--glossary"/>
     <w:p>
       <w:pPr>
         <w:pStyle w:val="Heading2"/>
@@ -6646,7 +5891,7 @@
         <w:pStyle w:val="Compact"/>
         <w:numPr>
           <w:ilvl w:val="0"/>
-          <w:numId w:val="1015"/>
+          <w:numId w:val="1010"/>
         </w:numPr>
       </w:pPr>
       <w:r>
@@ -6660,7 +5905,7 @@
         <w:t xml:space="preserve"> </w:t>
       </w:r>
       <w:r>
-        <w:t xml:space="preserve">— recognition by how you act (typing rhythm, gait), not what you are; keystroke dynamics recognises a person by their typing timing.</w:t>
+        <w:t xml:space="preserve">— recognition by how you act (typing rhythm, gait), not what you are.</w:t>
       </w:r>
     </w:p>
     <w:p>
@@ -6668,7 +5913,7 @@
         <w:pStyle w:val="Compact"/>
         <w:numPr>
           <w:ilvl w:val="0"/>
-          <w:numId w:val="1015"/>
+          <w:numId w:val="1010"/>
         </w:numPr>
       </w:pPr>
       <w:r>
@@ -6690,7 +5935,7 @@
         <w:pStyle w:val="Compact"/>
         <w:numPr>
           <w:ilvl w:val="0"/>
-          <w:numId w:val="1015"/>
+          <w:numId w:val="1010"/>
         </w:numPr>
       </w:pPr>
       <w:r>
@@ -6712,7 +5957,7 @@
         <w:pStyle w:val="Compact"/>
         <w:numPr>
           <w:ilvl w:val="0"/>
-          <w:numId w:val="1015"/>
+          <w:numId w:val="1010"/>
         </w:numPr>
       </w:pPr>
       <w:r>
@@ -6726,7 +5971,7 @@
         <w:t xml:space="preserve"> </w:t>
       </w:r>
       <w:r>
-        <w:t xml:space="preserve">— the threshold where the false-accept rate (FAR, impostors let in) equals the false-reject rate (FRR, genuine users turned away); lower is better. The DET curve plots FAR against FRR across thresholds.</w:t>
+        <w:t xml:space="preserve">— the threshold where the false-accept rate equals the false-reject rate; lower is better. The DET curve plots FAR against FRR across thresholds.</w:t>
       </w:r>
     </w:p>
     <w:p>
@@ -6734,7 +5979,7 @@
         <w:pStyle w:val="Compact"/>
         <w:numPr>
           <w:ilvl w:val="0"/>
-          <w:numId w:val="1015"/>
+          <w:numId w:val="1010"/>
         </w:numPr>
       </w:pPr>
       <w:r>
@@ -6756,7 +6001,7 @@
         <w:pStyle w:val="Compact"/>
         <w:numPr>
           <w:ilvl w:val="0"/>
-          <w:numId w:val="1015"/>
+          <w:numId w:val="1010"/>
         </w:numPr>
       </w:pPr>
       <w:r>
@@ -6778,7 +6023,7 @@
         <w:pStyle w:val="Compact"/>
         <w:numPr>
           <w:ilvl w:val="0"/>
-          <w:numId w:val="1015"/>
+          <w:numId w:val="1010"/>
         </w:numPr>
       </w:pPr>
       <w:r>
@@ -6800,7 +6045,7 @@
         <w:pStyle w:val="Compact"/>
         <w:numPr>
           <w:ilvl w:val="0"/>
-          <w:numId w:val="1015"/>
+          <w:numId w:val="1010"/>
         </w:numPr>
       </w:pPr>
       <w:r>
@@ -6822,7 +6067,7 @@
         <w:pStyle w:val="Compact"/>
         <w:numPr>
           <w:ilvl w:val="0"/>
-          <w:numId w:val="1015"/>
+          <w:numId w:val="1010"/>
         </w:numPr>
       </w:pPr>
       <w:r>
@@ -6851,14 +6096,14 @@
         <w:t xml:space="preserve">).</w:t>
       </w:r>
     </w:p>
-    <w:bookmarkEnd w:id="57"/>
-    <w:bookmarkStart w:id="64" w:name="appendix-b--full-results-and-figures"/>
+    <w:bookmarkEnd w:id="54"/>
+    <w:bookmarkStart w:id="61" w:name="X7029881c46973241d577f9877dee0ff054317d9"/>
     <w:p>
       <w:pPr>
         <w:pStyle w:val="Heading2"/>
       </w:pPr>
       <w:r>
-        <w:t xml:space="preserve">Appendix B — Full results and figures</w:t>
+        <w:t xml:space="preserve">Appendix B — Full results, figures and provenance</w:t>
       </w:r>
     </w:p>
     <w:p>
@@ -7577,15 +6822,7 @@
         <w:pStyle w:val="BodyText"/>
       </w:pPr>
       <w:r>
-        <w:t xml:space="preserve">The seed-42 mean of these is 0.1421, which matches the headline seed-42 EER (a consistency check). The spread from 0.9% to 33.5% is the §4.3 finding: the limiting factor is the information in an 11-key password, not the model.</w:t>
-      </w:r>
-    </w:p>
-    <w:p>
-      <w:pPr>
-        <w:pStyle w:val="BodyText"/>
-      </w:pPr>
-      <w:r>
-        <w:t xml:space="preserve">Aggregate (mean ± SD over seeds 42/43/44): scaled-Manhattan 0.1422 ± 0.0279; full ensemble 0.1016 ± 0.0097; baseline 0.0962. Ablation cross-check (§4.6): the validation-selected alternative (120 epochs) scored 0.1610 ± 0.0866 / 0.1128 ± 0.0378 on the same people — worse and less stable, confirming the headline setting.</w:t>
+        <w:t xml:space="preserve">The seed-42 mean of these is 0.1421, matching the headline seed-42 EER (a consistency check). The spread from 0.9% to 33.5% is the §4.2 finding: the limiting factor is the information in an 11-key password, not the model. Aggregate (mean ± SD over seeds 42/43/44): scaled-Manhattan 0.1422 ± 0.0279; full ensemble 0.1016 ± 0.0097; baseline 0.0962. The nested-validation cross-check (§4.4): the validation-selected alternative (120 epochs) scored 0.1610 ± 0.0866 / 0.1128 ± 0.0378 on the same people — worse and less stable, confirming the headline setting.</w:t>
       </w:r>
     </w:p>
     <w:p>
@@ -7603,7 +6840,7 @@
         <w:t xml:space="preserve"> </w:t>
       </w:r>
       <w:r>
-        <w:t xml:space="preserve">So the result can be checked without the repository, the exact identifiers behind the numbers above:</w:t>
+        <w:t xml:space="preserve">So the result can be checked without the repository:</w:t>
       </w:r>
     </w:p>
     <w:p>
@@ -7611,7 +6848,7 @@
         <w:pStyle w:val="Compact"/>
         <w:numPr>
           <w:ilvl w:val="0"/>
-          <w:numId w:val="1016"/>
+          <w:numId w:val="1011"/>
         </w:numPr>
       </w:pPr>
       <w:r>
@@ -7641,7 +6878,7 @@
         <w:pStyle w:val="Compact"/>
         <w:numPr>
           <w:ilvl w:val="0"/>
-          <w:numId w:val="1016"/>
+          <w:numId w:val="1011"/>
         </w:numPr>
       </w:pPr>
       <w:r>
@@ -7662,7 +6899,7 @@
         <w:pStyle w:val="Compact"/>
         <w:numPr>
           <w:ilvl w:val="0"/>
-          <w:numId w:val="1016"/>
+          <w:numId w:val="1011"/>
         </w:numPr>
       </w:pPr>
       <w:r>
@@ -7671,6 +6908,18 @@
     </w:p>
     <w:p>
       <w:pPr>
+        <w:pStyle w:val="Compact"/>
+        <w:numPr>
+          <w:ilvl w:val="0"/>
+          <w:numId w:val="1011"/>
+        </w:numPr>
+      </w:pPr>
+      <w:r>
+        <w:t xml:space="preserve">Environment: Python 3.12, PyTorch 2.12 (CPU)</w:t>
+      </w:r>
+    </w:p>
+    <w:p>
+      <w:pPr>
         <w:pStyle w:val="FirstParagraph"/>
       </w:pPr>
       <w:r>
@@ -7704,15 +6953,7 @@
         <w:t xml:space="preserve"> </w:t>
       </w:r>
       <w:r>
-        <w:t xml:space="preserve">records this SHA-256, so the data, the code version and the result are provably one triple.</w:t>
-      </w:r>
-    </w:p>
-    <w:p>
-      <w:pPr>
-        <w:pStyle w:val="BodyText"/>
-      </w:pPr>
-      <w:r>
-        <w:t xml:space="preserve">Both figures are generated by</w:t>
+        <w:t xml:space="preserve">records this SHA-256, so the data, the code version and the result are provably one triple. Both figures are generated by</w:t>
       </w:r>
       <w:r>
         <w:t xml:space="preserve"> </w:t>
@@ -7763,18 +7004,18 @@
           <wp:inline>
             <wp:extent cx="5029200" cy="4572000"/>
             <wp:effectExtent b="0" l="0" r="0" t="0"/>
-            <wp:docPr descr="DET curve for the headline scaled-Manhattan scorer on the 16 held-out people, plotting FRR against FAR across all thresholds." title="" id="59" name="Picture"/>
+            <wp:docPr descr="DET curve for the headline scaled-Manhattan scorer on the 16 held-out people, plotting FRR against FAR across all thresholds." title="" id="56" name="Picture"/>
             <a:graphic>
               <a:graphicData uri="http://schemas.openxmlformats.org/drawingml/2006/picture">
                 <pic:pic>
                   <pic:nvPicPr>
-                    <pic:cNvPr descr="research/artifacts/det_curve.png" id="60" name="Picture"/>
+                    <pic:cNvPr descr="research/artifacts/det_curve.png" id="57" name="Picture"/>
                     <pic:cNvPicPr>
                       <a:picLocks noChangeArrowheads="1" noChangeAspect="1"/>
                     </pic:cNvPicPr>
                   </pic:nvPicPr>
                   <pic:blipFill>
-                    <a:blip r:embed="rId58"/>
+                    <a:blip r:embed="rId55"/>
                     <a:stretch>
                       <a:fillRect/>
                     </a:stretch>
@@ -7810,7 +7051,7 @@
           <w:i/>
           <w:iCs/>
         </w:rPr>
-        <w:t xml:space="preserve">FRR plotted against FAR across all decision thresholds for the headline scaled-Manhattan scorer on the 16 held-out people. The equal-error point sits on the FAR = FRR diagonal at 14.2%; the 9.6% published baseline (Killourhy &amp; Maxion 2009) is marked for reference. See §4.2.</w:t>
+        <w:t xml:space="preserve">FRR against FAR across all decision thresholds for the headline scaled-Manhattan scorer on the 16 held-out people. The equal-error point sits on the FAR = FRR diagonal at 14.2%; the 9.6% published baseline (Killourhy &amp; Maxion 2009) is marked for reference.</w:t>
       </w:r>
     </w:p>
     <w:p>
@@ -7834,18 +7075,18 @@
           <wp:inline>
             <wp:extent cx="5334000" cy="4513384"/>
             <wp:effectExtent b="0" l="0" r="0" t="0"/>
-            <wp:docPr descr="t-SNE projection of the 16 held-out people's 128-D embeddings into two dimensions, coloured by person." title="" id="62" name="Picture"/>
+            <wp:docPr descr="t-SNE projection of the 16 held-out people's 128-D embeddings into two dimensions, coloured by person." title="" id="59" name="Picture"/>
             <a:graphic>
               <a:graphicData uri="http://schemas.openxmlformats.org/drawingml/2006/picture">
                 <pic:pic>
                   <pic:nvPicPr>
-                    <pic:cNvPr descr="research/artifacts/tsne.png" id="63" name="Picture"/>
+                    <pic:cNvPr descr="research/artifacts/tsne.png" id="60" name="Picture"/>
                     <pic:cNvPicPr>
                       <a:picLocks noChangeArrowheads="1" noChangeAspect="1"/>
                     </pic:cNvPicPr>
                   </pic:nvPicPr>
                   <pic:blipFill>
-                    <a:blip r:embed="rId61"/>
+                    <a:blip r:embed="rId58"/>
                     <a:stretch>
                       <a:fillRect/>
                     </a:stretch>
@@ -7881,11 +7122,11 @@
           <w:i/>
           <w:iCs/>
         </w:rPr>
-        <w:t xml:space="preserve">The 128-D embeddings of the 16 held-out people, projected to 2-D with t-SNE and coloured by person. Several people form tight, well-separated clusters even though the encoder never trained on them; the denser overlap region corresponds to the high-EER people of §4.3, so the picture and the numbers agree. See §4.4.</w:t>
-      </w:r>
-    </w:p>
-    <w:bookmarkEnd w:id="64"/>
-    <w:bookmarkEnd w:id="65"/>
+        <w:t xml:space="preserve">The 128-D embeddings of the 16 held-out people, projected to 2-D with t-SNE and coloured by person. Several people form tight, well-separated clusters even though the encoder never trained on them; the denser overlap region corresponds to the high-EER people of §4.2.</w:t>
+      </w:r>
+    </w:p>
+    <w:bookmarkEnd w:id="61"/>
+    <w:bookmarkEnd w:id="62"/>
     <w:sectPr>
       <w:footnotePr>
         <w:numRestart w:val="eachSect"/>
@@ -8218,6 +7459,15 @@
     </w:lvlOverride>
   </w:num>
   <w:num w:numId="1002">
+    <w:abstractNumId w:val="991"/>
+  </w:num>
+  <w:num w:numId="1003">
+    <w:abstractNumId w:val="991"/>
+  </w:num>
+  <w:num w:numId="1004">
+    <w:abstractNumId w:val="991"/>
+  </w:num>
+  <w:num w:numId="1005">
     <w:abstractNumId w:val="99411"/>
     <w:lvlOverride w:ilvl="0">
       <w:startOverride w:val="1"/>
@@ -8247,19 +7497,7 @@
       <w:startOverride w:val="1"/>
     </w:lvlOverride>
   </w:num>
-  <w:num w:numId="1003">
-    <w:abstractNumId w:val="991"/>
-  </w:num>
-  <w:num w:numId="1004">
-    <w:abstractNumId w:val="991"/>
-  </w:num>
-  <w:num w:numId="1005">
-    <w:abstractNumId w:val="991"/>
-  </w:num>
   <w:num w:numId="1006">
-    <w:abstractNumId w:val="991"/>
-  </w:num>
-  <w:num w:numId="1007">
     <w:abstractNumId w:val="99411"/>
     <w:lvlOverride w:ilvl="0">
       <w:startOverride w:val="1"/>
@@ -8289,8 +7527,38 @@
       <w:startOverride w:val="1"/>
     </w:lvlOverride>
   </w:num>
+  <w:num w:numId="1007">
+    <w:abstractNumId w:val="991"/>
+  </w:num>
   <w:num w:numId="1008">
-    <w:abstractNumId w:val="991"/>
+    <w:abstractNumId w:val="99411"/>
+    <w:lvlOverride w:ilvl="0">
+      <w:startOverride w:val="1"/>
+    </w:lvlOverride>
+    <w:lvlOverride w:ilvl="1">
+      <w:startOverride w:val="1"/>
+    </w:lvlOverride>
+    <w:lvlOverride w:ilvl="2">
+      <w:startOverride w:val="1"/>
+    </w:lvlOverride>
+    <w:lvlOverride w:ilvl="3">
+      <w:startOverride w:val="1"/>
+    </w:lvlOverride>
+    <w:lvlOverride w:ilvl="4">
+      <w:startOverride w:val="1"/>
+    </w:lvlOverride>
+    <w:lvlOverride w:ilvl="5">
+      <w:startOverride w:val="1"/>
+    </w:lvlOverride>
+    <w:lvlOverride w:ilvl="6">
+      <w:startOverride w:val="1"/>
+    </w:lvlOverride>
+    <w:lvlOverride w:ilvl="7">
+      <w:startOverride w:val="1"/>
+    </w:lvlOverride>
+    <w:lvlOverride w:ilvl="8">
+      <w:startOverride w:val="1"/>
+    </w:lvlOverride>
   </w:num>
   <w:num w:numId="1009">
     <w:abstractNumId w:val="99411"/>
@@ -8323,132 +7591,9 @@
     </w:lvlOverride>
   </w:num>
   <w:num w:numId="1010">
-    <w:abstractNumId w:val="99411"/>
-    <w:lvlOverride w:ilvl="0">
-      <w:startOverride w:val="1"/>
-    </w:lvlOverride>
-    <w:lvlOverride w:ilvl="1">
-      <w:startOverride w:val="1"/>
-    </w:lvlOverride>
-    <w:lvlOverride w:ilvl="2">
-      <w:startOverride w:val="1"/>
-    </w:lvlOverride>
-    <w:lvlOverride w:ilvl="3">
-      <w:startOverride w:val="1"/>
-    </w:lvlOverride>
-    <w:lvlOverride w:ilvl="4">
-      <w:startOverride w:val="1"/>
-    </w:lvlOverride>
-    <w:lvlOverride w:ilvl="5">
-      <w:startOverride w:val="1"/>
-    </w:lvlOverride>
-    <w:lvlOverride w:ilvl="6">
-      <w:startOverride w:val="1"/>
-    </w:lvlOverride>
-    <w:lvlOverride w:ilvl="7">
-      <w:startOverride w:val="1"/>
-    </w:lvlOverride>
-    <w:lvlOverride w:ilvl="8">
-      <w:startOverride w:val="1"/>
-    </w:lvlOverride>
+    <w:abstractNumId w:val="991"/>
   </w:num>
   <w:num w:numId="1011">
-    <w:abstractNumId w:val="991"/>
-  </w:num>
-  <w:num w:numId="1012">
-    <w:abstractNumId w:val="99411"/>
-    <w:lvlOverride w:ilvl="0">
-      <w:startOverride w:val="1"/>
-    </w:lvlOverride>
-    <w:lvlOverride w:ilvl="1">
-      <w:startOverride w:val="1"/>
-    </w:lvlOverride>
-    <w:lvlOverride w:ilvl="2">
-      <w:startOverride w:val="1"/>
-    </w:lvlOverride>
-    <w:lvlOverride w:ilvl="3">
-      <w:startOverride w:val="1"/>
-    </w:lvlOverride>
-    <w:lvlOverride w:ilvl="4">
-      <w:startOverride w:val="1"/>
-    </w:lvlOverride>
-    <w:lvlOverride w:ilvl="5">
-      <w:startOverride w:val="1"/>
-    </w:lvlOverride>
-    <w:lvlOverride w:ilvl="6">
-      <w:startOverride w:val="1"/>
-    </w:lvlOverride>
-    <w:lvlOverride w:ilvl="7">
-      <w:startOverride w:val="1"/>
-    </w:lvlOverride>
-    <w:lvlOverride w:ilvl="8">
-      <w:startOverride w:val="1"/>
-    </w:lvlOverride>
-  </w:num>
-  <w:num w:numId="1013">
-    <w:abstractNumId w:val="99411"/>
-    <w:lvlOverride w:ilvl="0">
-      <w:startOverride w:val="1"/>
-    </w:lvlOverride>
-    <w:lvlOverride w:ilvl="1">
-      <w:startOverride w:val="1"/>
-    </w:lvlOverride>
-    <w:lvlOverride w:ilvl="2">
-      <w:startOverride w:val="1"/>
-    </w:lvlOverride>
-    <w:lvlOverride w:ilvl="3">
-      <w:startOverride w:val="1"/>
-    </w:lvlOverride>
-    <w:lvlOverride w:ilvl="4">
-      <w:startOverride w:val="1"/>
-    </w:lvlOverride>
-    <w:lvlOverride w:ilvl="5">
-      <w:startOverride w:val="1"/>
-    </w:lvlOverride>
-    <w:lvlOverride w:ilvl="6">
-      <w:startOverride w:val="1"/>
-    </w:lvlOverride>
-    <w:lvlOverride w:ilvl="7">
-      <w:startOverride w:val="1"/>
-    </w:lvlOverride>
-    <w:lvlOverride w:ilvl="8">
-      <w:startOverride w:val="1"/>
-    </w:lvlOverride>
-  </w:num>
-  <w:num w:numId="1014">
-    <w:abstractNumId w:val="99411"/>
-    <w:lvlOverride w:ilvl="0">
-      <w:startOverride w:val="1"/>
-    </w:lvlOverride>
-    <w:lvlOverride w:ilvl="1">
-      <w:startOverride w:val="1"/>
-    </w:lvlOverride>
-    <w:lvlOverride w:ilvl="2">
-      <w:startOverride w:val="1"/>
-    </w:lvlOverride>
-    <w:lvlOverride w:ilvl="3">
-      <w:startOverride w:val="1"/>
-    </w:lvlOverride>
-    <w:lvlOverride w:ilvl="4">
-      <w:startOverride w:val="1"/>
-    </w:lvlOverride>
-    <w:lvlOverride w:ilvl="5">
-      <w:startOverride w:val="1"/>
-    </w:lvlOverride>
-    <w:lvlOverride w:ilvl="6">
-      <w:startOverride w:val="1"/>
-    </w:lvlOverride>
-    <w:lvlOverride w:ilvl="7">
-      <w:startOverride w:val="1"/>
-    </w:lvlOverride>
-    <w:lvlOverride w:ilvl="8">
-      <w:startOverride w:val="1"/>
-    </w:lvlOverride>
-  </w:num>
-  <w:num w:numId="1015">
-    <w:abstractNumId w:val="991"/>
-  </w:num>
-  <w:num w:numId="1016">
     <w:abstractNumId w:val="991"/>
   </w:num>
 </w:numbering>

--- a/CREST_Gold_Report.docx
+++ b/CREST_Gold_Report.docx
@@ -18,7 +18,7 @@
         <w:t xml:space="preserve">Devadit Jain</w:t>
       </w:r>
     </w:p>
-    <w:bookmarkStart w:id="12" w:name="Xb1fe90bbded691f8747793f12fe0d9098e0fce8"/>
+    <w:bookmarkStart w:id="38" w:name="Xb1fe90bbded691f8747793f12fe0d9098e0fce8"/>
     <w:p>
       <w:pPr>
         <w:pStyle w:val="Heading1"/>
@@ -27,13 +27,13 @@
         <w:t xml:space="preserve">Can You Be Recognised by the Way You Type?</w:t>
       </w:r>
     </w:p>
-    <w:bookmarkStart w:id="9" w:name="X5707cff97a62838d4a34241f298d49986b45538"/>
+    <w:bookmarkStart w:id="9" w:name="X235cac1e69a6f65f93ef960460ad6bbb27f2d8a"/>
     <w:p>
       <w:pPr>
         <w:pStyle w:val="Heading3"/>
       </w:pPr>
       <w:r>
-        <w:t xml:space="preserve">Building and testing a system that verifies who someone is from their typing rhythm alone</w:t>
+        <w:t xml:space="preserve">Verifying who someone is from their typing rhythm alone</w:t>
       </w:r>
     </w:p>
     <w:tbl>
@@ -143,55 +143,14 @@
         </w:tc>
       </w:tr>
     </w:tbl>
-    <w:p>
-      <w:pPr>
-        <w:pStyle w:val="BlockText"/>
-      </w:pPr>
-      <w:r>
-        <w:rPr>
-          <w:b/>
-          <w:bCs/>
-        </w:rPr>
-        <w:t xml:space="preserve">How to read this report.</w:t>
-      </w:r>
-      <w:r>
-        <w:t xml:space="preserve"> </w:t>
-      </w:r>
-      <w:r>
-        <w:t xml:space="preserve">The main sections are written to be understood without any background in programming or AI — you can follow the whole story, and what it means, from the plain-English thread. Where a technical idea matters, I explain it with an everyday comparison first. The exact model design, settings and statistics live in</w:t>
-      </w:r>
-      <w:r>
-        <w:t xml:space="preserve"> </w:t>
-      </w:r>
-      <w:r>
-        <w:rPr>
-          <w:b/>
-          <w:bCs/>
-        </w:rPr>
-        <w:t xml:space="preserve">Appendix C</w:t>
-      </w:r>
-      <w:r>
-        <w:t xml:space="preserve"> </w:t>
-      </w:r>
-      <w:r>
-        <w:t xml:space="preserve">for readers who want them; skipping that appendix costs you none of the argument.</w:t>
-      </w:r>
-    </w:p>
-    <w:p>
-      <w:r>
-        <w:pict>
-          <v:rect style="width:0;height:1.5pt" o:hralign="center" o:hrstd="t" o:hr="t"/>
-        </w:pict>
-      </w:r>
-    </w:p>
     <w:bookmarkEnd w:id="9"/>
-    <w:bookmarkStart w:id="10" w:name="abstract"/>
+    <w:bookmarkStart w:id="10" w:name="in-brief"/>
     <w:p>
       <w:pPr>
         <w:pStyle w:val="Heading2"/>
       </w:pPr>
       <w:r>
-        <w:t xml:space="preserve">Abstract</w:t>
+        <w:t xml:space="preserve">In brief</w:t>
       </w:r>
     </w:p>
     <w:p>
@@ -199,7 +158,7 @@
         <w:pStyle w:val="FirstParagraph"/>
       </w:pPr>
       <w:r>
-        <w:t xml:space="preserve">A password only proves you know a secret. It says nothing about</w:t>
+        <w:t xml:space="preserve">Someone got into an account I cared about with a stolen password, and the login never blinked — the password was right, so as far as the system knew, the thief was me. This project asks whether the</w:t>
       </w:r>
       <w:r>
         <w:t xml:space="preserve"> </w:t>
@@ -209,37 +168,25 @@
           <w:i/>
           <w:iCs/>
         </w:rPr>
-        <w:t xml:space="preserve">who</w:t>
-      </w:r>
-      <w:r>
-        <w:t xml:space="preserve"> </w:t>
-      </w:r>
-      <w:r>
-        <w:t xml:space="preserve">is typing it — which is why a stolen password works perfectly for a thief. This project asks whether the way a person types — their rhythm, the tiny pauses and holds that are as personal as an accent — could quietly confirm identity as a second check behind a password.</w:t>
+        <w:t xml:space="preserve">way</w:t>
+      </w:r>
+      <w:r>
+        <w:t xml:space="preserve"> </w:t>
+      </w:r>
+      <w:r>
+        <w:t xml:space="preserve">a person types, their rhythm, could be a quiet second check that a stolen password can’t fake. I built a system that turns a burst of typing into a kind of numerical fingerprint and decides whether a new burst matches. Tested on 51 people typing the same password, and judged only on people it had never seen before, it got about one decision in ten wrong — good, but not quite good enough to beat the best method from a well-known 2009 study. This is the story of building it, the mistake that nearly handed me a much prettier and completely fake result, and what an honest near-miss is actually worth.</w:t>
       </w:r>
     </w:p>
     <w:p>
       <w:pPr>
         <w:pStyle w:val="BodyText"/>
       </w:pPr>
-      <w:r>
-        <w:t xml:space="preserve">I built a system that learns to turn a short burst of typing into a kind of numerical fingerprint, then decides whether a new burst matches an enrolled person. I tested it on a standard public dataset of 51 people typing the same password, using a deliberately strict test: the system is judged only on people it has never seen before. Its error rate came out at 14.2% on the measure that compares fairly with the long-standing benchmark, and 10.2% using a more elaborate decision method. So it works — it recognises people well above chance — but on this small, fixed-password test it doesn’t beat the best method from a well-known 2009 study, which scores 9.6%. The more interesting finding is about</w:t>
-      </w:r>
-      <w:r>
-        <w:t xml:space="preserve"> </w:t>
-      </w:r>
       <w:r>
         <w:rPr>
           <w:i/>
           <w:iCs/>
         </w:rPr>
-        <w:t xml:space="preserve">how</w:t>
-      </w:r>
-      <w:r>
-        <w:t xml:space="preserve"> </w:t>
-      </w:r>
-      <w:r>
-        <w:t xml:space="preserve">the system behaves: the elaborate decision method is not just more accurate but far more stable, and I traced that stability to one specific statistical ingredient. Along the way I document the mistake that nearly handed me a flattering but meaningless result, the ethics of building something that recognises people by their behaviour, and everything that broke and how I fixed it.</w:t>
+        <w:t xml:space="preserve">(You can follow all of this without any background in code or AI. Where an idea gets technical, I explain it with an everyday comparison first; the exact designs and numbers live in Appendix C, and skipping it costs you none of the story.)</w:t>
       </w:r>
     </w:p>
     <w:bookmarkEnd w:id="10"/>
@@ -261,7 +208,7 @@
         </w:numPr>
       </w:pPr>
       <w:r>
-        <w:t xml:space="preserve">Introduction</w:t>
+        <w:t xml:space="preserve">A password that defended nothing</w:t>
       </w:r>
     </w:p>
     <w:p>
@@ -273,7 +220,7 @@
         </w:numPr>
       </w:pPr>
       <w:r>
-        <w:t xml:space="preserve">The idea, and what’s been done before</w:t>
+        <w:t xml:space="preserve">You type like nobody else</w:t>
       </w:r>
     </w:p>
     <w:p>
@@ -285,7 +232,7 @@
         </w:numPr>
       </w:pPr>
       <w:r>
-        <w:t xml:space="preserve">What I built, and how I tested it</w:t>
+        <w:t xml:space="preserve">Building a typing fingerprint</w:t>
       </w:r>
     </w:p>
     <w:p>
@@ -297,7 +244,7 @@
         </w:numPr>
       </w:pPr>
       <w:r>
-        <w:t xml:space="preserve">Results</w:t>
+        <w:t xml:space="preserve">The number that was too good to be true</w:t>
       </w:r>
     </w:p>
     <w:p>
@@ -309,7 +256,7 @@
         </w:numPr>
       </w:pPr>
       <w:r>
-        <w:t xml:space="preserve">What the results mean</w:t>
+        <w:t xml:space="preserve">What I actually found</w:t>
       </w:r>
     </w:p>
     <w:p>
@@ -321,7 +268,7 @@
         </w:numPr>
       </w:pPr>
       <w:r>
-        <w:t xml:space="preserve">Ethics and responsible use</w:t>
+        <w:t xml:space="preserve">What it means — and what it doesn’t</w:t>
       </w:r>
     </w:p>
     <w:p>
@@ -333,7 +280,7 @@
         </w:numPr>
       </w:pPr>
       <w:r>
-        <w:t xml:space="preserve">What went wrong, and how I fixed it</w:t>
+        <w:t xml:space="preserve">The ethics of a system that recognises you</w:t>
       </w:r>
     </w:p>
     <w:p>
@@ -345,7 +292,7 @@
         </w:numPr>
       </w:pPr>
       <w:r>
-        <w:t xml:space="preserve">Conclusion and next steps</w:t>
+        <w:t xml:space="preserve">What I got wrong, and what I’d change</w:t>
       </w:r>
     </w:p>
     <w:p>
@@ -357,7 +304,166 @@
         </w:numPr>
       </w:pPr>
       <w:r>
-        <w:t xml:space="preserve">Reflection</w:t>
+        <w:t xml:space="preserve">Acknowledgements · AI use · References · Appendices</w:t>
+      </w:r>
+    </w:p>
+    <w:p>
+      <w:r>
+        <w:pict>
+          <v:rect style="width:0;height:1.5pt" o:hralign="center" o:hrstd="t" o:hr="t"/>
+        </w:pict>
+      </w:r>
+    </w:p>
+    <w:bookmarkEnd w:id="11"/>
+    <w:bookmarkStart w:id="12" w:name="a-password-that-defended-nothing"/>
+    <w:p>
+      <w:pPr>
+        <w:pStyle w:val="Heading2"/>
+      </w:pPr>
+      <w:r>
+        <w:t xml:space="preserve">1. A password that defended nothing</w:t>
+      </w:r>
+    </w:p>
+    <w:p>
+      <w:pPr>
+        <w:pStyle w:val="FirstParagraph"/>
+      </w:pPr>
+      <w:r>
+        <w:t xml:space="preserve">Someone got into an account I cared about with a stolen password. The login never blinked — why would it? The password was correct, so as far as the system was concerned, the person typing it</w:t>
+      </w:r>
+      <w:r>
+        <w:t xml:space="preserve"> </w:t>
+      </w:r>
+      <w:r>
+        <w:rPr>
+          <w:i/>
+          <w:iCs/>
+        </w:rPr>
+        <w:t xml:space="preserve">was</w:t>
+      </w:r>
+      <w:r>
+        <w:t xml:space="preserve"> </w:t>
+      </w:r>
+      <w:r>
+        <w:t xml:space="preserve">me. That’s the quiet flaw under every password ever made: it checks what you</w:t>
+      </w:r>
+      <w:r>
+        <w:t xml:space="preserve"> </w:t>
+      </w:r>
+      <w:r>
+        <w:rPr>
+          <w:i/>
+          <w:iCs/>
+        </w:rPr>
+        <w:t xml:space="preserve">know</w:t>
+      </w:r>
+      <w:r>
+        <w:t xml:space="preserve">, not who you</w:t>
+      </w:r>
+      <w:r>
+        <w:t xml:space="preserve"> </w:t>
+      </w:r>
+      <w:r>
+        <w:rPr>
+          <w:i/>
+          <w:iCs/>
+        </w:rPr>
+        <w:t xml:space="preserve">are</w:t>
+      </w:r>
+      <w:r>
+        <w:t xml:space="preserve">. Steal the secret and you inherit the identity.</w:t>
+      </w:r>
+    </w:p>
+    <w:p>
+      <w:pPr>
+        <w:pStyle w:val="BodyText"/>
+      </w:pPr>
+      <w:r>
+        <w:t xml:space="preserve">This isn’t a rare problem. Verizon’s 2024 security report found stolen passwords behind about 88% of attacks on web apps, most of them automated — attackers take millions of leaked passwords from one site and fire them at the login pages of every other site, betting that people reuse them. They’re usually right. Two-factor codes help, but they nag you at every login, and anything that nags gets switched off.</w:t>
+      </w:r>
+    </w:p>
+    <w:p>
+      <w:pPr>
+        <w:pStyle w:val="BodyText"/>
+      </w:pPr>
+      <w:r>
+        <w:t xml:space="preserve">So I asked a different question. What if the second check didn’t ask you to</w:t>
+      </w:r>
+      <w:r>
+        <w:t xml:space="preserve"> </w:t>
+      </w:r>
+      <w:r>
+        <w:rPr>
+          <w:i/>
+          <w:iCs/>
+        </w:rPr>
+        <w:t xml:space="preserve">do</w:t>
+      </w:r>
+      <w:r>
+        <w:t xml:space="preserve"> </w:t>
+      </w:r>
+      <w:r>
+        <w:t xml:space="preserve">anything — what if it just watched</w:t>
+      </w:r>
+      <w:r>
+        <w:t xml:space="preserve"> </w:t>
+      </w:r>
+      <w:r>
+        <w:rPr>
+          <w:i/>
+          <w:iCs/>
+        </w:rPr>
+        <w:t xml:space="preserve">how</w:t>
+      </w:r>
+      <w:r>
+        <w:t xml:space="preserve"> </w:t>
+      </w:r>
+      <w:r>
+        <w:t xml:space="preserve">you already type? Your typing has a rhythm. The tiny pauses, the way you hold some keys longer than others, the little stumble before a capital — it’s as personal as an accent, and it comes from motor habits you can’t really fake on purpose. The idea’s old: telegraph operators a century ago could recognise each other by the rhythm of their tapping. What’s new is that computers have only recently got good enough to do it from</w:t>
+      </w:r>
+      <w:r>
+        <w:t xml:space="preserve"> </w:t>
+      </w:r>
+      <w:r>
+        <w:rPr>
+          <w:i/>
+          <w:iCs/>
+        </w:rPr>
+        <w:t xml:space="preserve">anything</w:t>
+      </w:r>
+      <w:r>
+        <w:t xml:space="preserve"> </w:t>
+      </w:r>
+      <w:r>
+        <w:t xml:space="preserve">you type, not just one memorised phrase.</w:t>
+      </w:r>
+    </w:p>
+    <w:p>
+      <w:pPr>
+        <w:pStyle w:val="BodyText"/>
+      </w:pPr>
+      <w:r>
+        <w:t xml:space="preserve">That’s the whole project in a sentence:</w:t>
+      </w:r>
+    </w:p>
+    <w:p>
+      <w:pPr>
+        <w:pStyle w:val="BlockText"/>
+      </w:pPr>
+      <w:r>
+        <w:rPr>
+          <w:b/>
+          <w:bCs/>
+        </w:rPr>
+        <w:t xml:space="preserve">Can a computer tell it’s really you from your typing rhythm alone — and how close can it get to the best published result?</w:t>
+      </w:r>
+    </w:p>
+    <w:p>
+      <w:pPr>
+        <w:pStyle w:val="FirstParagraph"/>
+      </w:pPr>
+      <w:r>
+        <w:t xml:space="preserve">To stop myself fooling myself later, I pinned that down to things I could actually check:</w:t>
       </w:r>
     </w:p>
     <w:p>
@@ -365,11 +471,11 @@
         <w:pStyle w:val="Compact"/>
         <w:numPr>
           <w:ilvl w:val="0"/>
-          <w:numId w:val="1001"/>
+          <w:numId w:val="1002"/>
         </w:numPr>
       </w:pPr>
       <w:r>
-        <w:t xml:space="preserve">Acknowledgements</w:t>
+        <w:t xml:space="preserve">Build a network that turns a burst of typing into a fixed-size numerical fingerprint, running on an ordinary laptop.</w:t>
       </w:r>
     </w:p>
     <w:p>
@@ -377,11 +483,11 @@
         <w:pStyle w:val="Compact"/>
         <w:numPr>
           <w:ilvl w:val="0"/>
-          <w:numId w:val="1001"/>
+          <w:numId w:val="1002"/>
         </w:numPr>
       </w:pPr>
       <w:r>
-        <w:t xml:space="preserve">AI use statement</w:t>
+        <w:t xml:space="preserve">Train it so the same person’s samples land close together and different people land far apart.</w:t>
       </w:r>
     </w:p>
     <w:p>
@@ -389,11 +495,27 @@
         <w:pStyle w:val="Compact"/>
         <w:numPr>
           <w:ilvl w:val="0"/>
-          <w:numId w:val="1001"/>
+          <w:numId w:val="1002"/>
         </w:numPr>
       </w:pPr>
       <w:r>
-        <w:t xml:space="preserve">References</w:t>
+        <w:t xml:space="preserve">Test it</w:t>
+      </w:r>
+      <w:r>
+        <w:t xml:space="preserve"> </w:t>
+      </w:r>
+      <w:r>
+        <w:rPr>
+          <w:i/>
+          <w:iCs/>
+        </w:rPr>
+        <w:t xml:space="preserve">honestly</w:t>
+      </w:r>
+      <w:r>
+        <w:t xml:space="preserve"> </w:t>
+      </w:r>
+      <w:r>
+        <w:t xml:space="preserve">— only on people it has never seen — with the code refusing to grade itself on anyone it studied.</w:t>
       </w:r>
     </w:p>
     <w:p>
@@ -401,154 +523,41 @@
         <w:pStyle w:val="Compact"/>
         <w:numPr>
           <w:ilvl w:val="0"/>
-          <w:numId w:val="1001"/>
+          <w:numId w:val="1002"/>
         </w:numPr>
       </w:pPr>
       <w:r>
-        <w:t xml:space="preserve">Appendices</w:t>
-      </w:r>
-    </w:p>
-    <w:p>
-      <w:r>
-        <w:pict>
-          <v:rect style="width:0;height:1.5pt" o:hralign="center" o:hrstd="t" o:hr="t"/>
-        </w:pict>
-      </w:r>
-    </w:p>
-    <w:bookmarkEnd w:id="11"/>
-    <w:bookmarkEnd w:id="12"/>
-    <w:bookmarkStart w:id="16" w:name="introduction"/>
-    <w:p>
-      <w:pPr>
-        <w:pStyle w:val="Heading1"/>
-      </w:pPr>
-      <w:r>
-        <w:t xml:space="preserve">1. Introduction</w:t>
-      </w:r>
-    </w:p>
-    <w:bookmarkStart w:id="13" w:name="the-problem"/>
-    <w:p>
-      <w:pPr>
-        <w:pStyle w:val="Heading2"/>
-      </w:pPr>
-      <w:r>
-        <w:t xml:space="preserve">1.1 The problem</w:t>
+        <w:t xml:space="preserve">Add a classical statistical decision-maker on top, so I can compare a simple method against an elaborate one from the same run.</w:t>
+      </w:r>
+    </w:p>
+    <w:p>
+      <w:pPr>
+        <w:pStyle w:val="Compact"/>
+        <w:numPr>
+          <w:ilvl w:val="0"/>
+          <w:numId w:val="1002"/>
+        </w:numPr>
+      </w:pPr>
+      <w:r>
+        <w:t xml:space="preserve">Make the whole thing reproducible from one command, and show it running live and failing safely.</w:t>
       </w:r>
     </w:p>
     <w:p>
       <w:pPr>
         <w:pStyle w:val="FirstParagraph"/>
-      </w:pPr>
-      <w:r>
-        <w:t xml:space="preserve">Passwords check knowledge, not identity. Anyone who steals or guesses your password becomes, as far as the system is concerned, you. That gap is expensive: Verizon’s 2024 Data Breach Investigations Report found stolen credentials were involved in about 88% of attacks on web applications, and</w:t>
-      </w:r>
-      <w:r>
-        <w:t xml:space="preserve"> </w:t>
-      </w:r>
-      <w:r>
-        <w:t xml:space="preserve">“credential stuffing”</w:t>
-      </w:r>
-      <w:r>
-        <w:t xml:space="preserve"> </w:t>
-      </w:r>
-      <w:r>
-        <w:t xml:space="preserve">— automatically trying millions of leaked username-and-password pairs against login pages — is one of the most common attacks online (Verizon, 2024). Two-factor authentication helps, but it adds a step, and steps that annoy people get switched off.</w:t>
-      </w:r>
-    </w:p>
-    <w:p>
-      <w:pPr>
-        <w:pStyle w:val="BodyText"/>
-      </w:pPr>
-      <w:r>
-        <w:t xml:space="preserve">Typing rhythm offers a different kind of check. Instead of asking you to do something extra, the system watches how you already type. The idea is surprisingly old — 19th-century telegraph operators could recognise each other by the rhythm of their tapping, their</w:t>
-      </w:r>
-      <w:r>
-        <w:t xml:space="preserve"> </w:t>
-      </w:r>
-      <w:r>
-        <w:t xml:space="preserve">“fist”</w:t>
-      </w:r>
-      <w:r>
-        <w:t xml:space="preserve"> </w:t>
-      </w:r>
-      <w:r>
-        <w:t xml:space="preserve">— but only recently has software become good enough to recognise people from freely typed text, not just one memorised phrase (Acien et al., 2021). That’s what could turn it from a curiosity into a real security layer: an invisible second check at login, or a continuous one that notices if the person typing mid-session is no longer you.</w:t>
-      </w:r>
-    </w:p>
-    <w:p>
-      <w:pPr>
-        <w:pStyle w:val="BodyText"/>
-      </w:pPr>
-      <w:r>
-        <w:t xml:space="preserve">This isn’t abstract for me. An account I cared about was broken into with a stolen password, and the system never noticed — the password was correct, so the attacker simply</w:t>
-      </w:r>
-      <w:r>
-        <w:t xml:space="preserve"> </w:t>
-      </w:r>
-      <w:r>
-        <w:rPr>
-          <w:i/>
-          <w:iCs/>
-        </w:rPr>
-        <w:t xml:space="preserve">was</w:t>
-      </w:r>
-      <w:r>
-        <w:t xml:space="preserve"> </w:t>
-      </w:r>
-      <w:r>
-        <w:t xml:space="preserve">me. A perfectly correct password defended nothing. That’s what pushed me to ask: could</w:t>
-      </w:r>
-      <w:r>
-        <w:t xml:space="preserve"> </w:t>
-      </w:r>
-      <w:r>
-        <w:rPr>
-          <w:i/>
-          <w:iCs/>
-        </w:rPr>
-        <w:t xml:space="preserve">how</w:t>
-      </w:r>
-      <w:r>
-        <w:t xml:space="preserve"> </w:t>
-      </w:r>
-      <w:r>
-        <w:t xml:space="preserve">a person types be a quiet check that a stolen password can’t fake?</w:t>
-      </w:r>
-    </w:p>
-    <w:bookmarkEnd w:id="13"/>
-    <w:bookmarkStart w:id="14" w:name="what-i-set-out-to-do"/>
-    <w:p>
-      <w:pPr>
-        <w:pStyle w:val="Heading2"/>
-      </w:pPr>
-      <w:r>
-        <w:t xml:space="preserve">1.2 What I set out to do</w:t>
-      </w:r>
-    </w:p>
-    <w:p>
-      <w:pPr>
-        <w:pStyle w:val="BlockText"/>
       </w:pPr>
       <w:r>
         <w:rPr>
           <w:b/>
           <w:bCs/>
         </w:rPr>
-        <w:t xml:space="preserve">Aim.</w:t>
-      </w:r>
-      <w:r>
-        <w:t xml:space="preserve"> </w:t>
-      </w:r>
-      <w:r>
-        <w:t xml:space="preserve">Find out whether a computer can verify a person’s identity from their typing rhythm alone, and measure how close it gets to the best published result on a standard benchmark (an error rate of 9.6%).</w:t>
-      </w:r>
-    </w:p>
-    <w:p>
-      <w:pPr>
-        <w:pStyle w:val="FirstParagraph"/>
-      </w:pPr>
-      <w:r>
-        <w:t xml:space="preserve">The aim has a pass/fail test built in — one number, measured on people the system has never seen, read against a known reference. I broke it into six objectives, each with a condition I could actually check:</w:t>
+        <w:t xml:space="preserve">How the project ran.</w:t>
+      </w:r>
+      <w:r>
+        <w:t xml:space="preserve"> </w:t>
+      </w:r>
+      <w:r>
+        <w:t xml:space="preserve">It went in four dated stages, each having to work before the next began (roughly 84 hours in total, tracked in the commit history):</w:t>
       </w:r>
     </w:p>
     <w:tbl>
@@ -574,29 +583,29 @@
               <w:pStyle w:val="Compact"/>
             </w:pPr>
             <w:r>
-              <w:t xml:space="preserve">#</w:t>
-            </w:r>
-          </w:p>
-        </w:tc>
-        <w:tc>
-          <w:tcPr/>
-          <w:p>
-            <w:pPr>
-              <w:pStyle w:val="Compact"/>
-            </w:pPr>
-            <w:r>
-              <w:t xml:space="preserve">Objective</w:t>
-            </w:r>
-          </w:p>
-        </w:tc>
-        <w:tc>
-          <w:tcPr/>
-          <w:p>
-            <w:pPr>
-              <w:pStyle w:val="Compact"/>
-            </w:pPr>
-            <w:r>
-              <w:t xml:space="preserve">How I’d know it worked</w:t>
+              <w:t xml:space="preserve">When</w:t>
+            </w:r>
+          </w:p>
+        </w:tc>
+        <w:tc>
+          <w:tcPr/>
+          <w:p>
+            <w:pPr>
+              <w:pStyle w:val="Compact"/>
+            </w:pPr>
+            <w:r>
+              <w:t xml:space="preserve">Stage</w:t>
+            </w:r>
+          </w:p>
+        </w:tc>
+        <w:tc>
+          <w:tcPr/>
+          <w:p>
+            <w:pPr>
+              <w:pStyle w:val="Compact"/>
+            </w:pPr>
+            <w:r>
+              <w:t xml:space="preserve">What happened</w:t>
             </w:r>
           </w:p>
         </w:tc>
@@ -609,29 +618,29 @@
               <w:pStyle w:val="Compact"/>
             </w:pPr>
             <w:r>
-              <w:t xml:space="preserve">O1</w:t>
-            </w:r>
-          </w:p>
-        </w:tc>
-        <w:tc>
-          <w:tcPr/>
-          <w:p>
-            <w:pPr>
-              <w:pStyle w:val="Compact"/>
-            </w:pPr>
-            <w:r>
-              <w:t xml:space="preserve">Build a network that turns a burst of typing into a fixed-size numerical fingerprint</w:t>
-            </w:r>
-          </w:p>
-        </w:tc>
-        <w:tc>
-          <w:tcPr/>
-          <w:p>
-            <w:pPr>
-              <w:pStyle w:val="Compact"/>
-            </w:pPr>
-            <w:r>
-              <w:t xml:space="preserve">It runs on an ordinary laptop and always produces the same size of output</w:t>
+              <w:t xml:space="preserve">Nov–Dec 2025</w:t>
+            </w:r>
+          </w:p>
+        </w:tc>
+        <w:tc>
+          <w:tcPr/>
+          <w:p>
+            <w:pPr>
+              <w:pStyle w:val="Compact"/>
+            </w:pPr>
+            <w:r>
+              <w:t xml:space="preserve">Typing app + keystroke capture</w:t>
+            </w:r>
+          </w:p>
+        </w:tc>
+        <w:tc>
+          <w:tcPr/>
+          <w:p>
+            <w:pPr>
+              <w:pStyle w:val="Compact"/>
+            </w:pPr>
+            <w:r>
+              <w:t xml:space="preserve">Built; became the source of real typing data</w:t>
             </w:r>
           </w:p>
         </w:tc>
@@ -644,29 +653,29 @@
               <w:pStyle w:val="Compact"/>
             </w:pPr>
             <w:r>
-              <w:t xml:space="preserve">O2</w:t>
-            </w:r>
-          </w:p>
-        </w:tc>
-        <w:tc>
-          <w:tcPr/>
-          <w:p>
-            <w:pPr>
-              <w:pStyle w:val="Compact"/>
-            </w:pPr>
-            <w:r>
-              <w:t xml:space="preserve">Train it so the same person’s samples land close together and different people land apart</w:t>
-            </w:r>
-          </w:p>
-        </w:tc>
-        <w:tc>
-          <w:tcPr/>
-          <w:p>
-            <w:pPr>
-              <w:pStyle w:val="Compact"/>
-            </w:pPr>
-            <w:r>
-              <w:t xml:space="preserve">A test confirms same-person samples are closer than different-person ones</w:t>
+              <w:t xml:space="preserve">Feb–Mar 2026</w:t>
+            </w:r>
+          </w:p>
+        </w:tc>
+        <w:tc>
+          <w:tcPr/>
+          <w:p>
+            <w:pPr>
+              <w:pStyle w:val="Compact"/>
+            </w:pPr>
+            <w:r>
+              <w:t xml:space="preserve">Accounts + first simple recognisers</w:t>
+            </w:r>
+          </w:p>
+        </w:tc>
+        <w:tc>
+          <w:tcPr/>
+          <w:p>
+            <w:pPr>
+              <w:pStyle w:val="Compact"/>
+            </w:pPr>
+            <w:r>
+              <w:t xml:space="preserve">First typing checks; a clean split between research and product</w:t>
             </w:r>
           </w:p>
         </w:tc>
@@ -679,29 +688,29 @@
               <w:pStyle w:val="Compact"/>
             </w:pPr>
             <w:r>
-              <w:t xml:space="preserve">O3</w:t>
-            </w:r>
-          </w:p>
-        </w:tc>
-        <w:tc>
-          <w:tcPr/>
-          <w:p>
-            <w:pPr>
-              <w:pStyle w:val="Compact"/>
-            </w:pPr>
-            <w:r>
-              <w:t xml:space="preserve">Test it honestly, only on people it never trained on</w:t>
-            </w:r>
-          </w:p>
-        </w:tc>
-        <w:tc>
-          <w:tcPr/>
-          <w:p>
-            <w:pPr>
-              <w:pStyle w:val="Compact"/>
-            </w:pPr>
-            <w:r>
-              <w:t xml:space="preserve">The error rate is measured on held-out strangers; the code refuses to grade itself on people it studied</w:t>
+              <w:t xml:space="preserve">Jun 2026</w:t>
+            </w:r>
+          </w:p>
+        </w:tc>
+        <w:tc>
+          <w:tcPr/>
+          <w:p>
+            <w:pPr>
+              <w:pStyle w:val="Compact"/>
+            </w:pPr>
+            <w:r>
+              <w:t xml:space="preserve">The deep-learning research</w:t>
+            </w:r>
+          </w:p>
+        </w:tc>
+        <w:tc>
+          <w:tcPr/>
+          <w:p>
+            <w:pPr>
+              <w:pStyle w:val="Compact"/>
+            </w:pPr>
+            <w:r>
+              <w:t xml:space="preserve">Rebuilt the recogniser as a learned model; tested it on strangers</w:t>
             </w:r>
           </w:p>
         </w:tc>
@@ -714,112 +723,422 @@
               <w:pStyle w:val="Compact"/>
             </w:pPr>
             <w:r>
-              <w:t xml:space="preserve">O4</w:t>
-            </w:r>
-          </w:p>
-        </w:tc>
-        <w:tc>
-          <w:tcPr/>
-          <w:p>
-            <w:pPr>
-              <w:pStyle w:val="Compact"/>
-            </w:pPr>
-            <w:r>
-              <w:t xml:space="preserve">Add a classical statistical decision-maker on top of the learned fingerprint</w:t>
-            </w:r>
-          </w:p>
-        </w:tc>
-        <w:tc>
-          <w:tcPr/>
-          <w:p>
-            <w:pPr>
-              <w:pStyle w:val="Compact"/>
-            </w:pPr>
-            <w:r>
-              <w:t xml:space="preserve">Two error rates reported from one run, so I can compare the simple and elaborate methods</w:t>
-            </w:r>
-          </w:p>
-        </w:tc>
-      </w:tr>
-      <w:tr>
-        <w:tc>
-          <w:tcPr/>
-          <w:p>
-            <w:pPr>
-              <w:pStyle w:val="Compact"/>
-            </w:pPr>
-            <w:r>
-              <w:t xml:space="preserve">O5</w:t>
-            </w:r>
-          </w:p>
-        </w:tc>
-        <w:tc>
-          <w:tcPr/>
-          <w:p>
-            <w:pPr>
-              <w:pStyle w:val="Compact"/>
-            </w:pPr>
-            <w:r>
-              <w:t xml:space="preserve">Make the whole thing reproducible</w:t>
-            </w:r>
-          </w:p>
-        </w:tc>
-        <w:tc>
-          <w:tcPr/>
-          <w:p>
-            <w:pPr>
-              <w:pStyle w:val="Compact"/>
-            </w:pPr>
-            <w:r>
-              <w:t xml:space="preserve">One command regenerates the result from the exact same data and settings</w:t>
-            </w:r>
-          </w:p>
-        </w:tc>
-      </w:tr>
-      <w:tr>
-        <w:tc>
-          <w:tcPr/>
-          <w:p>
-            <w:pPr>
-              <w:pStyle w:val="Compact"/>
-            </w:pPr>
-            <w:r>
-              <w:t xml:space="preserve">O6</w:t>
-            </w:r>
-          </w:p>
-        </w:tc>
-        <w:tc>
-          <w:tcPr/>
-          <w:p>
-            <w:pPr>
-              <w:pStyle w:val="Compact"/>
-            </w:pPr>
-            <w:r>
-              <w:t xml:space="preserve">Show it working in a real application, and failing safely</w:t>
-            </w:r>
-          </w:p>
-        </w:tc>
-        <w:tc>
-          <w:tcPr/>
-          <w:p>
-            <w:pPr>
-              <w:pStyle w:val="Compact"/>
-            </w:pPr>
-            <w:r>
-              <w:t xml:space="preserve">A live service recognises a user; if anything breaks, it never lets someone in by default</w:t>
+              <w:t xml:space="preserve">Jun 2026</w:t>
+            </w:r>
+          </w:p>
+        </w:tc>
+        <w:tc>
+          <w:tcPr/>
+          <w:p>
+            <w:pPr>
+              <w:pStyle w:val="Compact"/>
+            </w:pPr>
+            <w:r>
+              <w:t xml:space="preserve">Write-up</w:t>
+            </w:r>
+          </w:p>
+        </w:tc>
+        <w:tc>
+          <w:tcPr/>
+          <w:p>
+            <w:pPr>
+              <w:pStyle w:val="Compact"/>
+            </w:pPr>
+            <w:r>
+              <w:t xml:space="preserve">This report, the ethics, the reproducibility check</w:t>
             </w:r>
           </w:p>
         </w:tc>
       </w:tr>
     </w:tbl>
+    <w:p>
+      <w:pPr>
+        <w:pStyle w:val="BodyText"/>
+      </w:pPr>
+      <w:r>
+        <w:t xml:space="preserve">One plan changed mid-project, and it changed everything: I found my honesty test was broken and had to rebuild it (§4).</w:t>
+      </w:r>
+    </w:p>
+    <w:bookmarkEnd w:id="12"/>
+    <w:bookmarkStart w:id="13" w:name="you-type-like-nobody-else"/>
+    <w:p>
+      <w:pPr>
+        <w:pStyle w:val="Heading2"/>
+      </w:pPr>
+      <w:r>
+        <w:t xml:space="preserve">2. You type like nobody else</w:t>
+      </w:r>
+    </w:p>
+    <w:p>
+      <w:pPr>
+        <w:pStyle w:val="FirstParagraph"/>
+      </w:pPr>
+      <w:r>
+        <w:t xml:space="preserve">Recognising someone by their typing is a</w:t>
+      </w:r>
+      <w:r>
+        <w:t xml:space="preserve"> </w:t>
+      </w:r>
+      <w:r>
+        <w:rPr>
+          <w:i/>
+          <w:iCs/>
+        </w:rPr>
+        <w:t xml:space="preserve">behavioural</w:t>
+      </w:r>
+      <w:r>
+        <w:t xml:space="preserve"> </w:t>
+      </w:r>
+      <w:r>
+        <w:t xml:space="preserve">biometric — it’s about how you act, like a signature or a walk, not what your body is, like a fingerprint or an iris. The raw signal is just timing: how long each key is held, and the gaps between one key and the next. Boring on its own. Surprisingly personal in bulk.</w:t>
+      </w:r>
+    </w:p>
+    <w:p>
+      <w:pPr>
+        <w:pStyle w:val="BodyText"/>
+      </w:pPr>
+      <w:r>
+        <w:t xml:space="preserve">There’s an easy version of the problem and a hard one. Easy: everyone types the</w:t>
+      </w:r>
+      <w:r>
+        <w:t xml:space="preserve"> </w:t>
+      </w:r>
+      <w:r>
+        <w:rPr>
+          <w:i/>
+          <w:iCs/>
+        </w:rPr>
+        <w:t xml:space="preserve">same</w:t>
+      </w:r>
+      <w:r>
+        <w:t xml:space="preserve"> </w:t>
+      </w:r>
+      <w:r>
+        <w:t xml:space="preserve">phrase, so you can line up matching keystrokes and compare. Hard: the person types</w:t>
+      </w:r>
+      <w:r>
+        <w:t xml:space="preserve"> </w:t>
+      </w:r>
+      <w:r>
+        <w:rPr>
+          <w:i/>
+          <w:iCs/>
+        </w:rPr>
+        <w:t xml:space="preserve">anything</w:t>
+      </w:r>
+      <w:r>
+        <w:t xml:space="preserve">, so you have to read the rhythm without leaning on the words. Real, always-on security needs the hard version. I worked on the easy one — the version with a clean, public benchmark to measure against — while building the machinery the hard version would need later.</w:t>
+      </w:r>
+    </w:p>
+    <w:p>
+      <w:pPr>
+        <w:pStyle w:val="BodyText"/>
+      </w:pPr>
+      <w:r>
+        <w:t xml:space="preserve">Now, how do you even score a thing like this? Any such system makes two opposite mistakes: it can let an impostor in, or lock the real person out. They trade off — tighten it to catch more impostors and you start bouncing genuine users; loosen it and impostors slip through. Because you can slide that dial anywhere, a single</w:t>
+      </w:r>
+      <w:r>
+        <w:t xml:space="preserve"> </w:t>
+      </w:r>
+      <w:r>
+        <w:t xml:space="preserve">“accuracy”</w:t>
+      </w:r>
+      <w:r>
+        <w:t xml:space="preserve"> </w:t>
+      </w:r>
+      <w:r>
+        <w:t xml:space="preserve">figure would be meaningless. The fair summary is the</w:t>
+      </w:r>
+      <w:r>
+        <w:t xml:space="preserve"> </w:t>
+      </w:r>
+      <w:r>
+        <w:rPr>
+          <w:b/>
+          <w:bCs/>
+        </w:rPr>
+        <w:t xml:space="preserve">equal error rate</w:t>
+      </w:r>
+      <w:r>
+        <w:t xml:space="preserve">: the setting where both mistakes are equally likely. Lower is better. A 10% equal error rate means that, at the balanced dial setting, show it ten impostors and about one gets in — while about one genuine user in ten gets wrongly turned away. That one number is how biometrics are compared, and it’s the number I chased.</w:t>
+      </w:r>
+    </w:p>
+    <w:p>
+      <w:pPr>
+        <w:pStyle w:val="BodyText"/>
+      </w:pPr>
+      <w:r>
+        <w:t xml:space="preserve">Two studies set the goalposts. Back in 2009, Killourhy and Maxion built the exact dataset I use — 51 people each typing the password</w:t>
+      </w:r>
+      <w:r>
+        <w:t xml:space="preserve"> </w:t>
+      </w:r>
+      <w:r>
+        <w:rPr>
+          <w:rStyle w:val="VerbatimChar"/>
+        </w:rPr>
+        <w:t xml:space="preserve">.tie5Roanl</w:t>
+      </w:r>
+      <w:r>
+        <w:t xml:space="preserve"> </w:t>
+      </w:r>
+      <w:r>
+        <w:t xml:space="preserve">400 times — and tested 14 hand-built methods. Their best scored 9.6%. That’s the bar. At the other extreme, a 2021 system called TypeNet learned from 136 million keystrokes across roughly 168,000 people and hit 2.2% — proof that this works brilliantly</w:t>
+      </w:r>
+      <w:r>
+        <w:t xml:space="preserve"> </w:t>
+      </w:r>
+      <w:r>
+        <w:rPr>
+          <w:i/>
+          <w:iCs/>
+        </w:rPr>
+        <w:t xml:space="preserve">if</w:t>
+      </w:r>
+      <w:r>
+        <w:t xml:space="preserve"> </w:t>
+      </w:r>
+      <w:r>
+        <w:t xml:space="preserve">you have internet-scale data. Nobody had asked the question in between: on the small public benchmark, does a</w:t>
+      </w:r>
+      <w:r>
+        <w:t xml:space="preserve"> </w:t>
+      </w:r>
+      <w:r>
+        <w:rPr>
+          <w:i/>
+          <w:iCs/>
+        </w:rPr>
+        <w:t xml:space="preserve">learned</w:t>
+      </w:r>
+      <w:r>
+        <w:t xml:space="preserve"> </w:t>
+      </w:r>
+      <w:r>
+        <w:t xml:space="preserve">fingerprint beat the old hand-built method, tested fairly on strangers? That gap is where a student with a laptop can actually contribute.</w:t>
+      </w:r>
+    </w:p>
+    <w:bookmarkEnd w:id="13"/>
+    <w:bookmarkStart w:id="14" w:name="building-a-typing-fingerprint"/>
+    <w:p>
+      <w:pPr>
+        <w:pStyle w:val="Heading2"/>
+      </w:pPr>
+      <w:r>
+        <w:t xml:space="preserve">3. Building a typing fingerprint</w:t>
+      </w:r>
+    </w:p>
+    <w:p>
+      <w:pPr>
+        <w:pStyle w:val="FirstParagraph"/>
+      </w:pPr>
+      <w:r>
+        <w:t xml:space="preserve">There were three honestly different ways to build this, and I weighed them before picking:</w:t>
+      </w:r>
+    </w:p>
+    <w:p>
+      <w:pPr>
+        <w:pStyle w:val="Compact"/>
+        <w:numPr>
+          <w:ilvl w:val="0"/>
+          <w:numId w:val="1003"/>
+        </w:numPr>
+      </w:pPr>
+      <w:r>
+        <w:rPr>
+          <w:b/>
+          <w:bCs/>
+        </w:rPr>
+        <w:t xml:space="preserve">Pure statistics</w:t>
+      </w:r>
+      <w:r>
+        <w:t xml:space="preserve"> </w:t>
+      </w:r>
+      <w:r>
+        <w:t xml:space="preserve">— compare each new sample against a hand-built statistical profile of the user. Simple, well-understood, and the 2009 benchmark itself — but tied to one fixed phrase, and a human has to decide which features matter.</w:t>
+      </w:r>
+    </w:p>
+    <w:p>
+      <w:pPr>
+        <w:pStyle w:val="Compact"/>
+        <w:numPr>
+          <w:ilvl w:val="0"/>
+          <w:numId w:val="1003"/>
+        </w:numPr>
+      </w:pPr>
+      <w:r>
+        <w:rPr>
+          <w:b/>
+          <w:bCs/>
+        </w:rPr>
+        <w:t xml:space="preserve">A standard classifier</w:t>
+      </w:r>
+      <w:r>
+        <w:t xml:space="preserve"> </w:t>
+      </w:r>
+      <w:r>
+        <w:t xml:space="preserve">— train a network to sort typing into</w:t>
+      </w:r>
+      <w:r>
+        <w:t xml:space="preserve"> </w:t>
+      </w:r>
+      <w:r>
+        <w:t xml:space="preserve">“user 1, user 2, …”</w:t>
+      </w:r>
+      <w:r>
+        <w:t xml:space="preserve">. Accurate, but you’d have to retrain it from scratch every single time someone new signs up. Useless for a real product.</w:t>
+      </w:r>
+    </w:p>
+    <w:p>
+      <w:pPr>
+        <w:pStyle w:val="Compact"/>
+        <w:numPr>
+          <w:ilvl w:val="0"/>
+          <w:numId w:val="1003"/>
+        </w:numPr>
+      </w:pPr>
+      <w:r>
+        <w:rPr>
+          <w:b/>
+          <w:bCs/>
+        </w:rPr>
+        <w:t xml:space="preserve">A learned fingerprint</w:t>
+      </w:r>
+      <w:r>
+        <w:t xml:space="preserve"> </w:t>
+      </w:r>
+      <w:r>
+        <w:rPr>
+          <w:i/>
+          <w:iCs/>
+        </w:rPr>
+        <w:t xml:space="preserve">(what I chose)</w:t>
+      </w:r>
+      <w:r>
+        <w:t xml:space="preserve"> </w:t>
+      </w:r>
+      <w:r>
+        <w:t xml:space="preserve">— train the network to</w:t>
+      </w:r>
+      <w:r>
+        <w:t xml:space="preserve"> </w:t>
+      </w:r>
+      <w:r>
+        <w:rPr>
+          <w:i/>
+          <w:iCs/>
+        </w:rPr>
+        <w:t xml:space="preserve">place</w:t>
+      </w:r>
+      <w:r>
+        <w:t xml:space="preserve"> </w:t>
+      </w:r>
+      <w:r>
+        <w:t xml:space="preserve">each sample in space, so a new user just adds a few of their own dots. No retraining, not tied to one phrase.</w:t>
+      </w:r>
+    </w:p>
+    <w:p>
+      <w:pPr>
+        <w:pStyle w:val="FirstParagraph"/>
+      </w:pPr>
+      <w:r>
+        <w:t xml:space="preserve">I chose the third and bolted the first on top of it: run the old, trusted statistics</w:t>
+      </w:r>
+      <w:r>
+        <w:t xml:space="preserve"> </w:t>
+      </w:r>
+      <w:r>
+        <w:rPr>
+          <w:i/>
+          <w:iCs/>
+        </w:rPr>
+        <w:t xml:space="preserve">inside</w:t>
+      </w:r>
+      <w:r>
+        <w:t xml:space="preserve"> </w:t>
+      </w:r>
+      <w:r>
+        <w:t xml:space="preserve">the learned space. That hybrid — classical statistics on a learned fingerprint — is the core idea of the whole project.</w:t>
+      </w:r>
+    </w:p>
+    <w:p>
+      <w:pPr>
+        <w:pStyle w:val="BodyText"/>
+      </w:pPr>
+      <w:r>
+        <w:t xml:space="preserve">Here’s the fingerprint idea in plain terms. Picture an enormous space where every burst of typing becomes a single dot. Train the network well, and the same person’s dots land in a tight little cluster, while different people’s clusters sit far apart. Now recognising someone is just a question of distance: is this new dot inside your cluster, or nearer someone else’s? My network boils each burst of typing down to a list of 128 numbers — that’s the dot’s position. The training is the same trick face recognition uses: I show it two samples from the same person and one from someone else, over and over, and nudge it to pull the matching pair together and push the odd one away. Do that hundreds of thousands of times and the clustering just… emerges. (The exact network and settings are in Appendix C. It’s small — it trains on a laptop in about 23 minutes, for nothing, and fingerprints a sample in under a thousandth of a second.)</w:t>
+      </w:r>
+    </w:p>
+    <w:p>
+      <w:pPr>
+        <w:pStyle w:val="BodyText"/>
+      </w:pPr>
+      <w:r>
+        <w:t xml:space="preserve">Deciding</w:t>
+      </w:r>
+      <w:r>
+        <w:t xml:space="preserve"> </w:t>
+      </w:r>
+      <w:r>
+        <w:t xml:space="preserve">“is this really you?”</w:t>
+      </w:r>
+      <w:r>
+        <w:t xml:space="preserve"> </w:t>
+      </w:r>
+      <w:r>
+        <w:t xml:space="preserve">then comes down to measuring how far a new dot sits from your enrolled cluster. I use three different distance measures and blend them: a plain distance to the centre of your cluster, a distance to your nearest few enrolled samples, and a smarter one that accounts for how much your own typing naturally wobbles. To</w:t>
+      </w:r>
+      <w:r>
+        <w:t xml:space="preserve"> </w:t>
+      </w:r>
+      <w:r>
+        <w:rPr>
+          <w:i/>
+          <w:iCs/>
+        </w:rPr>
+        <w:t xml:space="preserve">enrol</w:t>
+      </w:r>
+      <w:r>
+        <w:t xml:space="preserve"> </w:t>
+      </w:r>
+      <w:r>
+        <w:t xml:space="preserve">a new person I just record about a dozen of their dots — no retraining — and set them a personal threshold based on how consistent they are.</w:t>
+      </w:r>
+    </w:p>
+    <w:p>
+      <w:pPr>
+        <w:pStyle w:val="BodyText"/>
+      </w:pPr>
+      <w:r>
+        <w:t xml:space="preserve">Finally, I wired it into a real app: you consent, type a few times to enrol, and get verified on a new sample. If anything breaks — the service is down, the model’s the wrong version — it answers</w:t>
+      </w:r>
+      <w:r>
+        <w:t xml:space="preserve"> </w:t>
+      </w:r>
+      <w:r>
+        <w:t xml:space="preserve">“can’t tell, ask for another factor”</w:t>
+      </w:r>
+      <w:r>
+        <w:t xml:space="preserve">, never</w:t>
+      </w:r>
+      <w:r>
+        <w:t xml:space="preserve"> </w:t>
+      </w:r>
+      <w:r>
+        <w:t xml:space="preserve">“let them in”</w:t>
+      </w:r>
+      <w:r>
+        <w:t xml:space="preserve">. As a quick live check I enrolled one held-out person and ran genuine and impostor samples through it: genuine samples scored 3.10 on average, impostors 6.73 (lower means more genuine). So the deployed thing really does rank impostors below the real user. It also, satisfyingly, crashed the first time — more on that next.</w:t>
+      </w:r>
+    </w:p>
     <w:bookmarkEnd w:id="14"/>
-    <w:bookmarkStart w:id="15" w:name="how-i-ran-the-project"/>
+    <w:bookmarkStart w:id="15" w:name="the-number-that-was-too-good-to-be-true"/>
     <w:p>
       <w:pPr>
         <w:pStyle w:val="Heading2"/>
       </w:pPr>
       <w:r>
-        <w:t xml:space="preserve">1.3 How I ran the project</w:t>
+        <w:t xml:space="preserve">4. The number that was too good to be true</w:t>
       </w:r>
     </w:p>
     <w:p>
@@ -827,7 +1146,113 @@
         <w:pStyle w:val="FirstParagraph"/>
       </w:pPr>
       <w:r>
-        <w:t xml:space="preserve">The work ran in four dated stages, each one having to work before the next began. The first three built the typing app and gathered the data; the fourth — the June research stage — is what most of this report is about. (CREST expects Gold projects to take around 70 hours; this one, evidenced by the dated commit history, took roughly 84.)</w:t>
+        <w:t xml:space="preserve">My first proper result was fantastic. I remember being genuinely pleased with it. Then I read back through my own code and my stomach dropped: the network had trained on</w:t>
+      </w:r>
+      <w:r>
+        <w:t xml:space="preserve"> </w:t>
+      </w:r>
+      <w:r>
+        <w:rPr>
+          <w:i/>
+          <w:iCs/>
+        </w:rPr>
+        <w:t xml:space="preserve">all</w:t>
+      </w:r>
+      <w:r>
+        <w:t xml:space="preserve"> </w:t>
+      </w:r>
+      <w:r>
+        <w:t xml:space="preserve">51 people — including the exact ones I was then testing it on. I’d been grading it on people it had already studied.</w:t>
+      </w:r>
+    </w:p>
+    <w:p>
+      <w:pPr>
+        <w:pStyle w:val="BodyText"/>
+      </w:pPr>
+      <w:r>
+        <w:t xml:space="preserve">It’s the oldest mistake in machine learning, and it feels exactly like this: giving a student the exam questions the night before, then being impressed when they ace the exam. The number wasn’t a lie I told on purpose. The code had quietly handed me a flattering result and I’d been happy to pocket it. That’s the moment the project actually became science — the moment I started treating a good result as something to</w:t>
+      </w:r>
+      <w:r>
+        <w:t xml:space="preserve"> </w:t>
+      </w:r>
+      <w:r>
+        <w:rPr>
+          <w:i/>
+          <w:iCs/>
+        </w:rPr>
+        <w:t xml:space="preserve">attack</w:t>
+      </w:r>
+      <w:r>
+        <w:t xml:space="preserve"> </w:t>
+      </w:r>
+      <w:r>
+        <w:t xml:space="preserve">rather than celebrate.</w:t>
+      </w:r>
+    </w:p>
+    <w:p>
+      <w:pPr>
+        <w:pStyle w:val="BodyText"/>
+      </w:pPr>
+      <w:r>
+        <w:t xml:space="preserve">The fix set the rule for everything after it. Split the 51 people: 35 to train on, 16 locked away. The network only ever sees the 35. It’s judged only on the 16 strangers — with a runtime check that makes it</w:t>
+      </w:r>
+      <w:r>
+        <w:t xml:space="preserve"> </w:t>
+      </w:r>
+      <w:r>
+        <w:rPr>
+          <w:i/>
+          <w:iCs/>
+        </w:rPr>
+        <w:t xml:space="preserve">impossible</w:t>
+      </w:r>
+      <w:r>
+        <w:t xml:space="preserve"> </w:t>
+      </w:r>
+      <w:r>
+        <w:t xml:space="preserve">for a test person to leak into training. That’s the honest test for authentication, because the only thing that matters is whether it recognises people it’s never met. It also cost me my pretty number: the honest error rate came out far higher than the fake one. Worth every point.</w:t>
+      </w:r>
+    </w:p>
+    <w:p>
+      <w:pPr>
+        <w:pStyle w:val="BodyText"/>
+      </w:pPr>
+      <w:r>
+        <w:t xml:space="preserve">Most of the real work was debugging like this — and the useful bugs were never the ones a test caught, but the ones I caught by asking whether a</w:t>
+      </w:r>
+      <w:r>
+        <w:t xml:space="preserve"> </w:t>
+      </w:r>
+      <w:r>
+        <w:rPr>
+          <w:i/>
+          <w:iCs/>
+        </w:rPr>
+        <w:t xml:space="preserve">passing</w:t>
+      </w:r>
+      <w:r>
+        <w:t xml:space="preserve"> </w:t>
+      </w:r>
+      <w:r>
+        <w:t xml:space="preserve">test actually proved what it claimed. Two stand out. The live service crashed for one unusually consistent typist, because typing the same password almost identically every time drove their personal threshold to nearly zero and blew up a later calculation — something none of my test data, which was artificially varied, could ever have triggered. Only a real person did. And on day one the real data file trained on all-zero timings, because its columns were named differently from my test fixture and my code read straight past them, printing a believable number the whole time. (The full log of thirteen fixes is in the project repository.)</w:t>
+      </w:r>
+    </w:p>
+    <w:bookmarkEnd w:id="15"/>
+    <w:bookmarkStart w:id="16" w:name="what-i-actually-found"/>
+    <w:p>
+      <w:pPr>
+        <w:pStyle w:val="Heading2"/>
+      </w:pPr>
+      <w:r>
+        <w:t xml:space="preserve">5. What I actually found</w:t>
+      </w:r>
+    </w:p>
+    <w:p>
+      <w:pPr>
+        <w:pStyle w:val="FirstParagraph"/>
+      </w:pPr>
+      <w:r>
+        <w:t xml:space="preserve">Here’s the headline, measured on the 16 strangers, averaged over three runs. Lower is better.</w:t>
       </w:r>
     </w:p>
     <w:tbl>
@@ -853,1128 +1278,6 @@
               <w:pStyle w:val="Compact"/>
             </w:pPr>
             <w:r>
-              <w:t xml:space="preserve">When</w:t>
-            </w:r>
-          </w:p>
-        </w:tc>
-        <w:tc>
-          <w:tcPr/>
-          <w:p>
-            <w:pPr>
-              <w:pStyle w:val="Compact"/>
-            </w:pPr>
-            <w:r>
-              <w:t xml:space="preserve">Stage</w:t>
-            </w:r>
-          </w:p>
-        </w:tc>
-        <w:tc>
-          <w:tcPr/>
-          <w:p>
-            <w:pPr>
-              <w:pStyle w:val="Compact"/>
-            </w:pPr>
-            <w:r>
-              <w:t xml:space="preserve">What happened</w:t>
-            </w:r>
-          </w:p>
-        </w:tc>
-      </w:tr>
-      <w:tr>
-        <w:tc>
-          <w:tcPr/>
-          <w:p>
-            <w:pPr>
-              <w:pStyle w:val="Compact"/>
-            </w:pPr>
-            <w:r>
-              <w:t xml:space="preserve">Nov–Dec 2025</w:t>
-            </w:r>
-          </w:p>
-        </w:tc>
-        <w:tc>
-          <w:tcPr/>
-          <w:p>
-            <w:pPr>
-              <w:pStyle w:val="Compact"/>
-            </w:pPr>
-            <w:r>
-              <w:t xml:space="preserve">Typing web app + keystroke capture</w:t>
-            </w:r>
-          </w:p>
-        </w:tc>
-        <w:tc>
-          <w:tcPr/>
-          <w:p>
-            <w:pPr>
-              <w:pStyle w:val="Compact"/>
-            </w:pPr>
-            <w:r>
-              <w:t xml:space="preserve">Built; became the real source of typing data</w:t>
-            </w:r>
-          </w:p>
-        </w:tc>
-      </w:tr>
-      <w:tr>
-        <w:tc>
-          <w:tcPr/>
-          <w:p>
-            <w:pPr>
-              <w:pStyle w:val="Compact"/>
-            </w:pPr>
-            <w:r>
-              <w:t xml:space="preserve">Feb–Mar 2026</w:t>
-            </w:r>
-          </w:p>
-        </w:tc>
-        <w:tc>
-          <w:tcPr/>
-          <w:p>
-            <w:pPr>
-              <w:pStyle w:val="Compact"/>
-            </w:pPr>
-            <w:r>
-              <w:t xml:space="preserve">Accounts + first statistical recognisers</w:t>
-            </w:r>
-          </w:p>
-        </w:tc>
-        <w:tc>
-          <w:tcPr/>
-          <w:p>
-            <w:pPr>
-              <w:pStyle w:val="Compact"/>
-            </w:pPr>
-            <w:r>
-              <w:t xml:space="preserve">First simple typing checks; the clean boundary between research and product</w:t>
-            </w:r>
-          </w:p>
-        </w:tc>
-      </w:tr>
-      <w:tr>
-        <w:tc>
-          <w:tcPr/>
-          <w:p>
-            <w:pPr>
-              <w:pStyle w:val="Compact"/>
-            </w:pPr>
-            <w:r>
-              <w:t xml:space="preserve">Jun 2026</w:t>
-            </w:r>
-          </w:p>
-        </w:tc>
-        <w:tc>
-          <w:tcPr/>
-          <w:p>
-            <w:pPr>
-              <w:pStyle w:val="Compact"/>
-            </w:pPr>
-            <w:r>
-              <w:t xml:space="preserve">Deep-learning research</w:t>
-            </w:r>
-          </w:p>
-        </w:tc>
-        <w:tc>
-          <w:tcPr/>
-          <w:p>
-            <w:pPr>
-              <w:pStyle w:val="Compact"/>
-            </w:pPr>
-            <w:r>
-              <w:t xml:space="preserve">Rebuilt the recogniser as a learned model; tested it on strangers</w:t>
-            </w:r>
-          </w:p>
-        </w:tc>
-      </w:tr>
-      <w:tr>
-        <w:tc>
-          <w:tcPr/>
-          <w:p>
-            <w:pPr>
-              <w:pStyle w:val="Compact"/>
-            </w:pPr>
-            <w:r>
-              <w:t xml:space="preserve">Jun 2026</w:t>
-            </w:r>
-          </w:p>
-        </w:tc>
-        <w:tc>
-          <w:tcPr/>
-          <w:p>
-            <w:pPr>
-              <w:pStyle w:val="Compact"/>
-            </w:pPr>
-            <w:r>
-              <w:t xml:space="preserve">Write-up</w:t>
-            </w:r>
-          </w:p>
-        </w:tc>
-        <w:tc>
-          <w:tcPr/>
-          <w:p>
-            <w:pPr>
-              <w:pStyle w:val="Compact"/>
-            </w:pPr>
-            <w:r>
-              <w:t xml:space="preserve">Report, ethics, reproducibility check</w:t>
-            </w:r>
-          </w:p>
-        </w:tc>
-      </w:tr>
-    </w:tbl>
-    <w:p>
-      <w:pPr>
-        <w:pStyle w:val="BodyText"/>
-      </w:pPr>
-      <w:r>
-        <w:t xml:space="preserve">Two plans changed as I went. I dropped a planned cloud step to train on rented hardware once I saw the model trained in about 23 minutes on my own laptop for nothing — the rental would have cost a little money and added a dependency for no benefit. And I scaled back the</w:t>
-      </w:r>
-      <w:r>
-        <w:t xml:space="preserve"> </w:t>
-      </w:r>
-      <w:r>
-        <w:t xml:space="preserve">“free typing”</w:t>
-      </w:r>
-      <w:r>
-        <w:t xml:space="preserve"> </w:t>
-      </w:r>
-      <w:r>
-        <w:t xml:space="preserve">phase to</w:t>
-      </w:r>
-      <w:r>
-        <w:t xml:space="preserve"> </w:t>
-      </w:r>
-      <w:r>
-        <w:t xml:space="preserve">“the pipeline is built and proven”</w:t>
-      </w:r>
-      <w:r>
-        <w:t xml:space="preserve"> </w:t>
-      </w:r>
-      <w:r>
-        <w:t xml:space="preserve">rather than spend limited time on a 136-million-keystroke dataset (§8). The biggest change came mid-project, when I discovered my test was flawed and had to rebuild it (§7); that single fix changed the meaning of every number in this report.</w:t>
-      </w:r>
-    </w:p>
-    <w:bookmarkEnd w:id="15"/>
-    <w:bookmarkEnd w:id="16"/>
-    <w:bookmarkStart w:id="21" w:name="the-idea-and-whats-been-done-before"/>
-    <w:p>
-      <w:pPr>
-        <w:pStyle w:val="Heading1"/>
-      </w:pPr>
-      <w:r>
-        <w:t xml:space="preserve">2. The idea, and what’s been done before</w:t>
-      </w:r>
-    </w:p>
-    <w:bookmarkStart w:id="17" w:name="typing-rhythm-as-a-fingerprint"/>
-    <w:p>
-      <w:pPr>
-        <w:pStyle w:val="Heading2"/>
-      </w:pPr>
-      <w:r>
-        <w:t xml:space="preserve">2.1 Typing rhythm as a fingerprint</w:t>
-      </w:r>
-    </w:p>
-    <w:p>
-      <w:pPr>
-        <w:pStyle w:val="FirstParagraph"/>
-      </w:pPr>
-      <w:r>
-        <w:t xml:space="preserve">There are two kinds of biometric. Physical ones — fingerprint, iris, face — describe what your body</w:t>
-      </w:r>
-      <w:r>
-        <w:t xml:space="preserve"> </w:t>
-      </w:r>
-      <w:r>
-        <w:rPr>
-          <w:i/>
-          <w:iCs/>
-        </w:rPr>
-        <w:t xml:space="preserve">is</w:t>
-      </w:r>
-      <w:r>
-        <w:t xml:space="preserve">. Behavioural ones — signature, walk, typing rhythm — describe how you</w:t>
-      </w:r>
-      <w:r>
-        <w:t xml:space="preserve"> </w:t>
-      </w:r>
-      <w:r>
-        <w:rPr>
-          <w:i/>
-          <w:iCs/>
-        </w:rPr>
-        <w:t xml:space="preserve">do</w:t>
-      </w:r>
-      <w:r>
-        <w:t xml:space="preserve"> </w:t>
-      </w:r>
-      <w:r>
-        <w:t xml:space="preserve">something. Typing rhythm is behavioural: it recognises you by your timing, not by what you write. The raw signal is just the timing between keys — how long each key is held down, and the gaps between one key and the next. These are surprisingly personal, because they come from motor habits and hand shape that are hard to fake on purpose.</w:t>
-      </w:r>
-    </w:p>
-    <w:p>
-      <w:pPr>
-        <w:pStyle w:val="BodyText"/>
-      </w:pPr>
-      <w:r>
-        <w:t xml:space="preserve">There’s an easy version and a hard version. In</w:t>
-      </w:r>
-      <w:r>
-        <w:t xml:space="preserve"> </w:t>
-      </w:r>
-      <w:r>
-        <w:rPr>
-          <w:i/>
-          <w:iCs/>
-        </w:rPr>
-        <w:t xml:space="preserve">fixed text</w:t>
-      </w:r>
-      <w:r>
-        <w:t xml:space="preserve"> </w:t>
-      </w:r>
-      <w:r>
-        <w:t xml:space="preserve">everyone types the same phrase, so you can line up matching keystrokes directly; in</w:t>
-      </w:r>
-      <w:r>
-        <w:t xml:space="preserve"> </w:t>
-      </w:r>
-      <w:r>
-        <w:rPr>
-          <w:i/>
-          <w:iCs/>
-        </w:rPr>
-        <w:t xml:space="preserve">free text</w:t>
-      </w:r>
-      <w:r>
-        <w:t xml:space="preserve"> </w:t>
-      </w:r>
-      <w:r>
-        <w:t xml:space="preserve">the person types anything, and the system has to read rhythm independently of the words. Real-world continuous authentication needs the hard version. This project tackles the fixed-text one — the case with a clean public benchmark — while building the pipeline the hard version would need.</w:t>
-      </w:r>
-    </w:p>
-    <w:bookmarkEnd w:id="17"/>
-    <w:bookmarkStart w:id="18" w:name="teaching-a-computer-to-recognise-it"/>
-    <w:p>
-      <w:pPr>
-        <w:pStyle w:val="Heading2"/>
-      </w:pPr>
-      <w:r>
-        <w:t xml:space="preserve">2.2 Teaching a computer to recognise it</w:t>
-      </w:r>
-    </w:p>
-    <w:p>
-      <w:pPr>
-        <w:pStyle w:val="FirstParagraph"/>
-      </w:pPr>
-      <w:r>
-        <w:t xml:space="preserve">The clever trick behind modern biometrics is to stop asking</w:t>
-      </w:r>
-      <w:r>
-        <w:t xml:space="preserve"> </w:t>
-      </w:r>
-      <w:r>
-        <w:t xml:space="preserve">“which of my known users is this?”</w:t>
-      </w:r>
-      <w:r>
-        <w:t xml:space="preserve"> </w:t>
-      </w:r>
-      <w:r>
-        <w:t xml:space="preserve">and instead learn to</w:t>
-      </w:r>
-      <w:r>
-        <w:t xml:space="preserve"> </w:t>
-      </w:r>
-      <w:r>
-        <w:rPr>
-          <w:i/>
-          <w:iCs/>
-        </w:rPr>
-        <w:t xml:space="preserve">place</w:t>
-      </w:r>
-      <w:r>
-        <w:t xml:space="preserve"> </w:t>
-      </w:r>
-      <w:r>
-        <w:t xml:space="preserve">each sample in space. Picture a vast space where every burst of typing becomes a single dot. Train the system well, and the same person’s dots cluster tightly together while different people’s clusters sit far apart. Recognising someone then becomes a simple question of distance: is this new dot near your cluster, or nearer someone else’s?</w:t>
-      </w:r>
-    </w:p>
-    <w:p>
-      <w:pPr>
-        <w:pStyle w:val="BodyText"/>
-      </w:pPr>
-      <w:r>
-        <w:t xml:space="preserve">This is exactly how modern face recognition works. FaceNet (Schroff et al., 2015) trained a network to place face photos in such a space and reached 99.6% accuracy on a standard face test. I use the same idea — and the same size of</w:t>
-      </w:r>
-      <w:r>
-        <w:t xml:space="preserve"> </w:t>
-      </w:r>
-      <w:r>
-        <w:t xml:space="preserve">“fingerprint”</w:t>
-      </w:r>
-      <w:r>
-        <w:t xml:space="preserve">, a list of 128 numbers per typing sample — for keystrokes instead of faces. The training method, in plain terms: I repeatedly show the network two samples from the same person and one from someone else, and nudge it to pull the matching pair closer and push the odd one away. Do that hundreds of thousands of times and the clustering emerges on its own. (The technical name is</w:t>
-      </w:r>
-      <w:r>
-        <w:t xml:space="preserve"> </w:t>
-      </w:r>
-      <w:r>
-        <w:rPr>
-          <w:i/>
-          <w:iCs/>
-        </w:rPr>
-        <w:t xml:space="preserve">triplet loss</w:t>
-      </w:r>
-      <w:r>
-        <w:t xml:space="preserve">; the mechanics are in Appendix C.) The big win over learning a fixed list of users is that a new person can join without retraining anything — you just record a few of their dots, which is essential for a product where people sign up constantly.</w:t>
-      </w:r>
-    </w:p>
-    <w:bookmarkEnd w:id="18"/>
-    <w:bookmarkStart w:id="19" w:name="how-you-measure-success"/>
-    <w:p>
-      <w:pPr>
-        <w:pStyle w:val="Heading2"/>
-      </w:pPr>
-      <w:r>
-        <w:t xml:space="preserve">2.3 How you measure success</w:t>
-      </w:r>
-    </w:p>
-    <w:p>
-      <w:pPr>
-        <w:pStyle w:val="FirstParagraph"/>
-      </w:pPr>
-      <w:r>
-        <w:t xml:space="preserve">Any system like this makes two kinds of mistake: it can let an impostor in (a false accept), or lock the real user out (a false reject). These trade off against each other. Tighten the system to catch more impostors and it locks out more genuine users; loosen it and the reverse. Because you can slide that trade-off anywhere, a single accuracy figure would be misleading. The standard fair summary is the</w:t>
-      </w:r>
-      <w:r>
-        <w:t xml:space="preserve"> </w:t>
-      </w:r>
-      <w:r>
-        <w:rPr>
-          <w:b/>
-          <w:bCs/>
-        </w:rPr>
-        <w:t xml:space="preserve">Equal Error Rate (EER)</w:t>
-      </w:r>
-      <w:r>
-        <w:t xml:space="preserve"> </w:t>
-      </w:r>
-      <w:r>
-        <w:t xml:space="preserve">— the setting where the two mistakes are equally likely. Lower is better, and a 10% EER means that, at the balanced setting, the system is wrong about one time in ten. (Plotting the full trade-off gives a curve called the DET curve; both follow the international standard for biometric testing, ISO/IEC 19795-1.)</w:t>
-      </w:r>
-    </w:p>
-    <w:p>
-      <w:pPr>
-        <w:pStyle w:val="BodyText"/>
-      </w:pPr>
-      <w:r>
-        <w:t xml:space="preserve">Deciding</w:t>
-      </w:r>
-      <w:r>
-        <w:t xml:space="preserve"> </w:t>
-      </w:r>
-      <w:r>
-        <w:t xml:space="preserve">“is this new dot really you?”</w:t>
-      </w:r>
-      <w:r>
-        <w:t xml:space="preserve"> </w:t>
-      </w:r>
-      <w:r>
-        <w:t xml:space="preserve">comes down to measuring distance from your enrolled cluster, and there’s more than one sensible way to measure it. I use three, and combine them: a plain distance to the centre of your cluster, a distance to your nearest few enrolled samples, and a smarter distance that accounts for how much your own typing naturally wobbles from sample to sample. That third one (its technical name is a</w:t>
-      </w:r>
-      <w:r>
-        <w:t xml:space="preserve"> </w:t>
-      </w:r>
-      <w:r>
-        <w:rPr>
-          <w:i/>
-          <w:iCs/>
-        </w:rPr>
-        <w:t xml:space="preserve">Mahalanobis distance</w:t>
-      </w:r>
-      <w:r>
-        <w:t xml:space="preserve">, made stable with a technique from Ledoit &amp; Wolf, 2004) turns out to matter a lot later.</w:t>
-      </w:r>
-    </w:p>
-    <w:bookmarkEnd w:id="19"/>
-    <w:bookmarkStart w:id="20" w:name="whats-been-done-before-and-the-gap"/>
-    <w:p>
-      <w:pPr>
-        <w:pStyle w:val="Heading2"/>
-      </w:pPr>
-      <w:r>
-        <w:t xml:space="preserve">2.4 What’s been done before, and the gap</w:t>
-      </w:r>
-    </w:p>
-    <w:p>
-      <w:pPr>
-        <w:pStyle w:val="FirstParagraph"/>
-      </w:pPr>
-      <w:r>
-        <w:t xml:space="preserve">Two studies bracket this project. On one side, the classical benchmark: Killourhy &amp; Maxion (2009) collected the exact dataset I use — 51 people each typing the password</w:t>
-      </w:r>
-      <w:r>
-        <w:t xml:space="preserve"> </w:t>
-      </w:r>
-      <w:r>
-        <w:rPr>
-          <w:rStyle w:val="VerbatimChar"/>
-        </w:rPr>
-        <w:t xml:space="preserve">.tie5Roanl</w:t>
-      </w:r>
-      <w:r>
-        <w:t xml:space="preserve"> </w:t>
-      </w:r>
-      <w:r>
-        <w:t xml:space="preserve">400 times — and compared 14 hand-crafted methods. Their best scored an EER of 9.6%. It’s a careful study, but bounded by design: one fixed password, every method hand-tuned on raw timings, and nothing in it about whether a</w:t>
-      </w:r>
-      <w:r>
-        <w:t xml:space="preserve"> </w:t>
-      </w:r>
-      <w:r>
-        <w:rPr>
-          <w:i/>
-          <w:iCs/>
-        </w:rPr>
-        <w:t xml:space="preserve">learned</w:t>
-      </w:r>
-      <w:r>
-        <w:t xml:space="preserve"> </w:t>
-      </w:r>
-      <w:r>
-        <w:t xml:space="preserve">model would help.</w:t>
-      </w:r>
-    </w:p>
-    <w:p>
-      <w:pPr>
-        <w:pStyle w:val="BodyText"/>
-      </w:pPr>
-      <w:r>
-        <w:t xml:space="preserve">On the other side, the modern state of the art: TypeNet (Acien et al., 2021) trained a large model on 136 million keystrokes from about 168,000 people and reached an EER of 2.2%, scaling to 100,000 users. It proves learned typing recognition works brilliantly — but that 2.2% is bought with internet-scale data, and the paper never asks whether the same idea still helps in the small-data world where reproducible benchmarking actually happens.</w:t>
-      </w:r>
-    </w:p>
-    <w:p>
-      <w:pPr>
-        <w:pStyle w:val="BodyText"/>
-      </w:pPr>
-      <w:r>
-        <w:t xml:space="preserve">The two never meet. One owns small, fixed-text data and hand-built methods; the other owns web-scale data and a learned model. Nobody asks the obvious in-between question: on the small public benchmark, does a</w:t>
-      </w:r>
-      <w:r>
-        <w:t xml:space="preserve"> </w:t>
-      </w:r>
-      <w:r>
-        <w:rPr>
-          <w:i/>
-          <w:iCs/>
-        </w:rPr>
-        <w:t xml:space="preserve">learned</w:t>
-      </w:r>
-      <w:r>
-        <w:t xml:space="preserve"> </w:t>
-      </w:r>
-      <w:r>
-        <w:t xml:space="preserve">fingerprint plus a classical decision-maker beat the classical method on its own, tested fairly on strangers? That’s the gap a student-scale project can actually fill.</w:t>
-      </w:r>
-    </w:p>
-    <w:bookmarkEnd w:id="20"/>
-    <w:bookmarkEnd w:id="21"/>
-    <w:bookmarkStart w:id="29" w:name="what-i-built-and-how-i-tested-it"/>
-    <w:p>
-      <w:pPr>
-        <w:pStyle w:val="Heading1"/>
-      </w:pPr>
-      <w:r>
-        <w:t xml:space="preserve">3. What I built, and how I tested it</w:t>
-      </w:r>
-    </w:p>
-    <w:bookmarkStart w:id="22" w:name="X6c8b87f3252e91f4cd452482de83413266fde5a"/>
-    <w:p>
-      <w:pPr>
-        <w:pStyle w:val="Heading2"/>
-      </w:pPr>
-      <w:r>
-        <w:t xml:space="preserve">3.1 Three ways to build it, and the one I chose</w:t>
-      </w:r>
-    </w:p>
-    <w:p>
-      <w:pPr>
-        <w:pStyle w:val="FirstParagraph"/>
-      </w:pPr>
-      <w:r>
-        <w:t xml:space="preserve">There were three genuinely different designs, and I weighed them before committing:</w:t>
-      </w:r>
-    </w:p>
-    <w:p>
-      <w:pPr>
-        <w:pStyle w:val="Compact"/>
-        <w:numPr>
-          <w:ilvl w:val="0"/>
-          <w:numId w:val="1002"/>
-        </w:numPr>
-      </w:pPr>
-      <w:r>
-        <w:rPr>
-          <w:b/>
-          <w:bCs/>
-        </w:rPr>
-        <w:t xml:space="preserve">A — Pure statistics.</w:t>
-      </w:r>
-      <w:r>
-        <w:t xml:space="preserve"> </w:t>
-      </w:r>
-      <w:r>
-        <w:t xml:space="preserve">Compare each new sample against a hand-built statistical profile of a user’s timings. This is the 2009 benchmark: simple, easy to interpret, no training across users, strong results (9.6%) — but tied to one fixed phrase, and a human has to choose which features matter.</w:t>
-      </w:r>
-    </w:p>
-    <w:p>
-      <w:pPr>
-        <w:pStyle w:val="Compact"/>
-        <w:numPr>
-          <w:ilvl w:val="0"/>
-          <w:numId w:val="1002"/>
-        </w:numPr>
-      </w:pPr>
-      <w:r>
-        <w:rPr>
-          <w:b/>
-          <w:bCs/>
-        </w:rPr>
-        <w:t xml:space="preserve">B — A standard classifier.</w:t>
-      </w:r>
-      <w:r>
-        <w:t xml:space="preserve"> </w:t>
-      </w:r>
-      <w:r>
-        <w:t xml:space="preserve">Train a network to sort typing into</w:t>
-      </w:r>
-      <w:r>
-        <w:t xml:space="preserve"> </w:t>
-      </w:r>
-      <w:r>
-        <w:t xml:space="preserve">“user 1, user 2, …”</w:t>
-      </w:r>
-      <w:r>
-        <w:t xml:space="preserve">. Accurate on a fixed set of people, but it has to be retrained from scratch every time someone new signs up — a dealbreaker for a live product.</w:t>
-      </w:r>
-    </w:p>
-    <w:p>
-      <w:pPr>
-        <w:pStyle w:val="Compact"/>
-        <w:numPr>
-          <w:ilvl w:val="0"/>
-          <w:numId w:val="1002"/>
-        </w:numPr>
-      </w:pPr>
-      <w:r>
-        <w:rPr>
-          <w:b/>
-          <w:bCs/>
-        </w:rPr>
-        <w:t xml:space="preserve">C — A learned fingerprint (chosen).</w:t>
-      </w:r>
-      <w:r>
-        <w:t xml:space="preserve"> </w:t>
-      </w:r>
-      <w:r>
-        <w:t xml:space="preserve">Train the network to</w:t>
-      </w:r>
-      <w:r>
-        <w:t xml:space="preserve"> </w:t>
-      </w:r>
-      <w:r>
-        <w:rPr>
-          <w:i/>
-          <w:iCs/>
-        </w:rPr>
-        <w:t xml:space="preserve">place</w:t>
-      </w:r>
-      <w:r>
-        <w:t xml:space="preserve"> </w:t>
-      </w:r>
-      <w:r>
-        <w:t xml:space="preserve">samples in space (§2.2), so a new user joins by just recording a few dots. It welcomes new users without retraining and isn’t tied to a fixed phrase — at the cost of being harder to train, and needing a separate decision rule on top.</w:t>
-      </w:r>
-    </w:p>
-    <w:p>
-      <w:pPr>
-        <w:pStyle w:val="FirstParagraph"/>
-      </w:pPr>
-      <w:r>
-        <w:t xml:space="preserve">I chose C and put an A-style statistical decision-maker on top of it. Only an open,</w:t>
-      </w:r>
-      <w:r>
-        <w:t xml:space="preserve"> </w:t>
-      </w:r>
-      <w:r>
-        <w:t xml:space="preserve">“new users welcome”</w:t>
-      </w:r>
-      <w:r>
-        <w:t xml:space="preserve"> </w:t>
-      </w:r>
-      <w:r>
-        <w:t xml:space="preserve">design fits a real product, and running the classical statistics</w:t>
-      </w:r>
-      <w:r>
-        <w:t xml:space="preserve"> </w:t>
-      </w:r>
-      <w:r>
-        <w:rPr>
-          <w:i/>
-          <w:iCs/>
-        </w:rPr>
-        <w:t xml:space="preserve">inside</w:t>
-      </w:r>
-      <w:r>
-        <w:t xml:space="preserve"> </w:t>
-      </w:r>
-      <w:r>
-        <w:t xml:space="preserve">the learned space let me keep the well-tested statistical code and compare directly against the 9.6% benchmark. That combination — classical statistics operating on a learned fingerprint — is the core idea of the project.</w:t>
-      </w:r>
-    </w:p>
-    <w:bookmarkEnd w:id="22"/>
-    <w:bookmarkStart w:id="23" w:name="the-shape-of-the-system"/>
-    <w:p>
-      <w:pPr>
-        <w:pStyle w:val="Heading2"/>
-      </w:pPr>
-      <w:r>
-        <w:t xml:space="preserve">3.2 The shape of the system</w:t>
-      </w:r>
-    </w:p>
-    <w:p>
-      <w:pPr>
-        <w:pStyle w:val="FirstParagraph"/>
-      </w:pPr>
-      <w:r>
-        <w:t xml:space="preserve">The system has three parts that share exactly one thing — the trained model — across a clean line:</w:t>
-      </w:r>
-    </w:p>
-    <w:p>
-      <w:pPr>
-        <w:pStyle w:val="Compact"/>
-        <w:numPr>
-          <w:ilvl w:val="0"/>
-          <w:numId w:val="1003"/>
-        </w:numPr>
-      </w:pPr>
-      <w:r>
-        <w:rPr>
-          <w:b/>
-          <w:bCs/>
-        </w:rPr>
-        <w:t xml:space="preserve">The research harness</w:t>
-      </w:r>
-      <w:r>
-        <w:t xml:space="preserve"> </w:t>
-      </w:r>
-      <w:r>
-        <w:rPr>
-          <w:i/>
-          <w:iCs/>
-        </w:rPr>
-        <w:t xml:space="preserve">makes</w:t>
-      </w:r>
-      <w:r>
-        <w:t xml:space="preserve"> </w:t>
-      </w:r>
-      <w:r>
-        <w:t xml:space="preserve">a finished, version-stamped model, reproducibly.</w:t>
-      </w:r>
-    </w:p>
-    <w:p>
-      <w:pPr>
-        <w:pStyle w:val="Compact"/>
-        <w:numPr>
-          <w:ilvl w:val="0"/>
-          <w:numId w:val="1003"/>
-        </w:numPr>
-      </w:pPr>
-      <w:r>
-        <w:rPr>
-          <w:b/>
-          <w:bCs/>
-        </w:rPr>
-        <w:t xml:space="preserve">The inference service</w:t>
-      </w:r>
-      <w:r>
-        <w:t xml:space="preserve"> </w:t>
-      </w:r>
-      <w:r>
-        <w:rPr>
-          <w:i/>
-          <w:iCs/>
-        </w:rPr>
-        <w:t xml:space="preserve">serves</w:t>
-      </w:r>
-      <w:r>
-        <w:t xml:space="preserve"> </w:t>
-      </w:r>
-      <w:r>
-        <w:t xml:space="preserve">that model over a simple interface. It holds the model in memory, stores nothing, and logs no raw typing.</w:t>
-      </w:r>
-    </w:p>
-    <w:p>
-      <w:pPr>
-        <w:pStyle w:val="Compact"/>
-        <w:numPr>
-          <w:ilvl w:val="0"/>
-          <w:numId w:val="1003"/>
-        </w:numPr>
-      </w:pPr>
-      <w:r>
-        <w:rPr>
-          <w:b/>
-          <w:bCs/>
-        </w:rPr>
-        <w:t xml:space="preserve">The product</w:t>
-      </w:r>
-      <w:r>
-        <w:t xml:space="preserve"> </w:t>
-      </w:r>
-      <w:r>
-        <w:t xml:space="preserve">is the existing web app. It owns users and sessions, asks the service for a decision, and enforces it.</w:t>
-      </w:r>
-    </w:p>
-    <w:p>
-      <w:pPr>
-        <w:pStyle w:val="FirstParagraph"/>
-      </w:pPr>
-      <w:r>
-        <w:t xml:space="preserve">Keeping the part that</w:t>
-      </w:r>
-      <w:r>
-        <w:t xml:space="preserve"> </w:t>
-      </w:r>
-      <w:r>
-        <w:rPr>
-          <w:i/>
-          <w:iCs/>
-        </w:rPr>
-        <w:t xml:space="preserve">makes</w:t>
-      </w:r>
-      <w:r>
-        <w:t xml:space="preserve"> </w:t>
-      </w:r>
-      <w:r>
-        <w:t xml:space="preserve">the claim separate from the part that</w:t>
-      </w:r>
-      <w:r>
-        <w:t xml:space="preserve"> </w:t>
-      </w:r>
-      <w:r>
-        <w:rPr>
-          <w:i/>
-          <w:iCs/>
-        </w:rPr>
-        <w:t xml:space="preserve">serves</w:t>
-      </w:r>
-      <w:r>
-        <w:t xml:space="preserve"> </w:t>
-      </w:r>
-      <w:r>
-        <w:t xml:space="preserve">it means the live app never touches the research data, and the research never touches live users. I also fixed the failure behaviour up front: if anything breaks, the answer is</w:t>
-      </w:r>
-      <w:r>
-        <w:t xml:space="preserve"> </w:t>
-      </w:r>
-      <w:r>
-        <w:t xml:space="preserve">“can’t tell — ask for another factor”</w:t>
-      </w:r>
-      <w:r>
-        <w:t xml:space="preserve">, never</w:t>
-      </w:r>
-      <w:r>
-        <w:t xml:space="preserve"> </w:t>
-      </w:r>
-      <w:r>
-        <w:t xml:space="preserve">“let them in”</w:t>
-      </w:r>
-      <w:r>
-        <w:t xml:space="preserve"> </w:t>
-      </w:r>
-      <w:r>
-        <w:t xml:space="preserve">— a rule that later caught a real bug (§7).</w:t>
-      </w:r>
-    </w:p>
-    <w:bookmarkEnd w:id="23"/>
-    <w:bookmarkStart w:id="24" w:name="Xf7445cecc1ad31feb050408b539d6d1fbb11821"/>
-    <w:p>
-      <w:pPr>
-        <w:pStyle w:val="Heading2"/>
-      </w:pPr>
-      <w:r>
-        <w:t xml:space="preserve">3.3 The model: turning typing into 128 numbers</w:t>
-      </w:r>
-    </w:p>
-    <w:p>
-      <w:pPr>
-        <w:pStyle w:val="FirstParagraph"/>
-      </w:pPr>
-      <w:r>
-        <w:t xml:space="preserve">The model reads a short window of keystrokes — for each key, how long it was held and the gaps around it, plus which key it was — and boils the whole window down to a list of 128 numbers: the fingerprint. It does this in stages that each look for a different scale of pattern: short layers that catch the rhythm of adjacent key-pairs, a layer that reads the sequence in both directions to catch longer cadence, and a final step that decides which moments in the window matter most before producing the 128 numbers. It’s a small model by modern standards — small enough to train on a laptop in minutes and to fingerprint a typing sample in about a thousandth of a second, comfortably fast enough for a real login. The exact architecture is in Appendix C.</w:t>
-      </w:r>
-    </w:p>
-    <w:bookmarkEnd w:id="24"/>
-    <w:bookmarkStart w:id="25" w:name="teaching-it"/>
-    <w:p>
-      <w:pPr>
-        <w:pStyle w:val="Heading2"/>
-      </w:pPr>
-      <w:r>
-        <w:t xml:space="preserve">3.4 Teaching it</w:t>
-      </w:r>
-    </w:p>
-    <w:p>
-      <w:pPr>
-        <w:pStyle w:val="FirstParagraph"/>
-      </w:pPr>
-      <w:r>
-        <w:t xml:space="preserve">Training is the</w:t>
-      </w:r>
-      <w:r>
-        <w:t xml:space="preserve"> </w:t>
-      </w:r>
-      <w:r>
-        <w:t xml:space="preserve">“pull the matching pair together, push the odd one apart”</w:t>
-      </w:r>
-      <w:r>
-        <w:t xml:space="preserve"> </w:t>
-      </w:r>
-      <w:r>
-        <w:t xml:space="preserve">process from §2.2, repeated over the training people for 60 passes through the data. I keep it fully deterministic — same starting seed, same result every time — so the numbers in this report can be regenerated exactly. A built-in test checks that, after training, same-person samples really do land closer than different-person ones, so I’d catch it immediately if training had collapsed into nonsense. The exact settings are in Appendix C.</w:t>
-      </w:r>
-    </w:p>
-    <w:bookmarkEnd w:id="25"/>
-    <w:bookmarkStart w:id="26" w:name="making-the-decision"/>
-    <w:p>
-      <w:pPr>
-        <w:pStyle w:val="Heading2"/>
-      </w:pPr>
-      <w:r>
-        <w:t xml:space="preserve">3.5 Making the decision</w:t>
-      </w:r>
-    </w:p>
-    <w:p>
-      <w:pPr>
-        <w:pStyle w:val="FirstParagraph"/>
-      </w:pPr>
-      <w:r>
-        <w:t xml:space="preserve">Once the model is trained, a new user is</w:t>
-      </w:r>
-      <w:r>
-        <w:t xml:space="preserve"> </w:t>
-      </w:r>
-      <w:r>
-        <w:rPr>
-          <w:i/>
-          <w:iCs/>
-        </w:rPr>
-        <w:t xml:space="preserve">enrolled</w:t>
-      </w:r>
-      <w:r>
-        <w:t xml:space="preserve">, not retrained: I record about a dozen of their typing samples as dots and summarise them into a profile. To verify a new sample, I measure its distance from that profile using the three measures from §2.3, blended into a single score — lower means more likely genuine. If the smart distance can’t be computed for some reason, it quietly falls back to the simple one, so a verification degrades rather than crashes. Each user gets their own threshold, set from how much their own enrolled samples vary, with a small safety floor so an extremely consistent typist can’t drive it to zero (the cause of a real crash — §7). The same decision code runs in the research and in the live service, so the error rate I measured and the decision the product ships are the same arithmetic.</w:t>
-      </w:r>
-    </w:p>
-    <w:p>
-      <w:pPr>
-        <w:pStyle w:val="BodyText"/>
-      </w:pPr>
-      <w:r>
-        <w:t xml:space="preserve">One quirk matters for reading the results: because the three distances are blended without reweighting, and the smart distance is numerically much larger than the other two, it dominates the blend. A later check (§4.4) shows it carries almost all of the advantage — which points to an easy future improvement rather than a flaw.</w:t>
-      </w:r>
-    </w:p>
-    <w:bookmarkEnd w:id="26"/>
-    <w:bookmarkStart w:id="27" w:name="testing-it-honestly"/>
-    <w:p>
-      <w:pPr>
-        <w:pStyle w:val="Heading2"/>
-      </w:pPr>
-      <w:r>
-        <w:t xml:space="preserve">3.6 Testing it honestly</w:t>
-      </w:r>
-    </w:p>
-    <w:p>
-      <w:pPr>
-        <w:pStyle w:val="FirstParagraph"/>
-      </w:pPr>
-      <w:r>
-        <w:t xml:space="preserve">This is the part that decides whether the number means anything.</w:t>
-      </w:r>
-    </w:p>
-    <w:p>
-      <w:pPr>
-        <w:pStyle w:val="BodyText"/>
-      </w:pPr>
-      <w:r>
-        <w:rPr>
-          <w:b/>
-          <w:bCs/>
-        </w:rPr>
-        <w:t xml:space="preserve">Test on strangers, not on people it studied.</w:t>
-      </w:r>
-      <w:r>
-        <w:t xml:space="preserve"> </w:t>
-      </w:r>
-      <w:r>
-        <w:t xml:space="preserve">I split the 51 people into 35 for training and 16 held out. The model trains only on the 35, and its error rate is measured only on the 16 it has never seen. This is the honest test for authentication — it measures whether the system generalises to</w:t>
-      </w:r>
-      <w:r>
-        <w:t xml:space="preserve"> </w:t>
-      </w:r>
-      <w:r>
-        <w:rPr>
-          <w:i/>
-          <w:iCs/>
-        </w:rPr>
-        <w:t xml:space="preserve">new</w:t>
-      </w:r>
-      <w:r>
-        <w:t xml:space="preserve"> </w:t>
-      </w:r>
-      <w:r>
-        <w:t xml:space="preserve">people. Testing it on people it trained on would be like grading a student on an exam after giving them the questions in advance; it produces an impressive number that means nothing. A runtime check makes it impossible for a test person to leak into training.</w:t>
-      </w:r>
-    </w:p>
-    <w:p>
-      <w:pPr>
-        <w:pStyle w:val="BodyText"/>
-      </w:pPr>
-      <w:r>
-        <w:rPr>
-          <w:b/>
-          <w:bCs/>
-        </w:rPr>
-        <w:t xml:space="preserve">Real user versus impostor.</w:t>
-      </w:r>
-      <w:r>
-        <w:t xml:space="preserve"> </w:t>
-      </w:r>
-      <w:r>
-        <w:t xml:space="preserve">For each of the 16 test people, half their samples are used to enrol them and the other half to test. Their own test samples should be accepted; everyone else’s should be rejected. If a person has too few samples to do this properly, the code raises an error rather than invent a number.</w:t>
-      </w:r>
-    </w:p>
-    <w:p>
-      <w:pPr>
-        <w:pStyle w:val="BodyText"/>
-      </w:pPr>
-      <w:r>
-        <w:rPr>
-          <w:b/>
-          <w:bCs/>
-        </w:rPr>
-        <w:t xml:space="preserve">Repeat, and don’t tune on the test.</w:t>
-      </w:r>
-      <w:r>
-        <w:t xml:space="preserve"> </w:t>
-      </w:r>
-      <w:r>
-        <w:t xml:space="preserve">Because the split and training involve randomness, I ran everything three times (seeds 42, 43, 44) and report the average. And I never picked settings by trying them on the test people — that would secretly turn the test into practice. Instead I tuned on a slice carved from the</w:t>
-      </w:r>
-      <w:r>
-        <w:t xml:space="preserve"> </w:t>
-      </w:r>
-      <w:r>
-        <w:rPr>
-          <w:i/>
-          <w:iCs/>
-        </w:rPr>
-        <w:t xml:space="preserve">training</w:t>
-      </w:r>
-      <w:r>
-        <w:t xml:space="preserve"> </w:t>
-      </w:r>
-      <w:r>
-        <w:t xml:space="preserve">people and ran the winner once on the held-out 16 (§4.4, Appendix C).</w:t>
-      </w:r>
-    </w:p>
-    <w:bookmarkEnd w:id="27"/>
-    <w:bookmarkStart w:id="28" w:name="running-it-for-real"/>
-    <w:p>
-      <w:pPr>
-        <w:pStyle w:val="Heading2"/>
-      </w:pPr>
-      <w:r>
-        <w:t xml:space="preserve">3.7 Running it for real</w:t>
-      </w:r>
-    </w:p>
-    <w:p>
-      <w:pPr>
-        <w:pStyle w:val="FirstParagraph"/>
-      </w:pPr>
-      <w:r>
-        <w:t xml:space="preserve">To show the model is more than a benchmark number, I wired it into the product: a user consents, enrols by typing a few windows, and is then verified on a new one. The decision fails safe — if the service is unreachable or the model version doesn’t match, the answer is</w:t>
-      </w:r>
-      <w:r>
-        <w:t xml:space="preserve"> </w:t>
-      </w:r>
-      <w:r>
-        <w:t xml:space="preserve">“indeterminate”</w:t>
-      </w:r>
-      <w:r>
-        <w:t xml:space="preserve"> </w:t>
-      </w:r>
-      <w:r>
-        <w:t xml:space="preserve">and the app asks for another factor. As an end-to-end check I enrolled a held-out person and verified genuine and impostor samples over the live connection: the genuine samples scored 3.10 on average and impostors 6.73 (lower is more genuine), so the deployed system ranks impostors as less genuine than the real user, matching the offline result. This is a single-person wiring check, not a performance result — the benchmark in §4 is the evidence of performance — but it also flushed out a real crash (§7).</w:t>
-      </w:r>
-    </w:p>
-    <w:bookmarkEnd w:id="28"/>
-    <w:bookmarkEnd w:id="29"/>
-    <w:bookmarkStart w:id="34" w:name="results"/>
-    <w:p>
-      <w:pPr>
-        <w:pStyle w:val="Heading1"/>
-      </w:pPr>
-      <w:r>
-        <w:t xml:space="preserve">4. Results</w:t>
-      </w:r>
-    </w:p>
-    <w:p>
-      <w:pPr>
-        <w:pStyle w:val="FirstParagraph"/>
-      </w:pPr>
-      <w:r>
-        <w:t xml:space="preserve">Everything below was trained on real data on a laptop (no special hardware), averaged over three runs, and can be regenerated from the exact dataset and settings (Appendix B). The full run took about 23 minutes and cost nothing.</w:t>
-      </w:r>
-    </w:p>
-    <w:bookmarkStart w:id="30" w:name="the-headline"/>
-    <w:p>
-      <w:pPr>
-        <w:pStyle w:val="Heading2"/>
-      </w:pPr>
-      <w:r>
-        <w:t xml:space="preserve">4.1 The headline</w:t>
-      </w:r>
-    </w:p>
-    <w:p>
-      <w:pPr>
-        <w:pStyle w:val="FirstParagraph"/>
-      </w:pPr>
-      <w:r>
-        <w:t xml:space="preserve">Here is the error rate on the 16 held-out strangers, as an average of three runs (lower is better):</w:t>
-      </w:r>
-    </w:p>
-    <w:tbl>
-      <w:tblPr>
-        <w:tblStyle w:val="Table"/>
-        <w:tblW w:type="pct" w:w="5000"/>
-        <w:tblLayout w:type="fixed"/>
-        <w:tblLook w:firstRow="1" w:lastRow="0" w:firstColumn="0" w:lastColumn="0" w:noHBand="0" w:noVBand="0" w:val="0020"/>
-      </w:tblPr>
-      <w:tblGrid>
-        <w:gridCol w:w="1980"/>
-        <w:gridCol w:w="1980"/>
-        <w:gridCol w:w="1980"/>
-        <w:gridCol w:w="1980"/>
-      </w:tblGrid>
-      <w:tr>
-        <w:trPr>
-          <w:tblHeader w:val="on"/>
-        </w:trPr>
-        <w:tc>
-          <w:tcPr/>
-          <w:p>
-            <w:pPr>
-              <w:pStyle w:val="Compact"/>
-            </w:pPr>
-            <w:r>
               <w:t xml:space="preserve">Decision method</w:t>
             </w:r>
           </w:p>
@@ -1986,18 +1289,7 @@
               <w:pStyle w:val="Compact"/>
             </w:pPr>
             <w:r>
-              <w:t xml:space="preserve">Error rate (EER)</w:t>
-            </w:r>
-          </w:p>
-        </w:tc>
-        <w:tc>
-          <w:tcPr/>
-          <w:p>
-            <w:pPr>
-              <w:pStyle w:val="Compact"/>
-            </w:pPr>
-            <w:r>
-              <w:t xml:space="preserve">Run-to-run spread</w:t>
+              <w:t xml:space="preserve">Error rate</w:t>
             </w:r>
           </w:p>
         </w:tc>
@@ -2047,18 +1339,7 @@
               <w:pStyle w:val="Compact"/>
             </w:pPr>
             <w:r>
-              <w:t xml:space="preserve">± 2.8%</w:t>
-            </w:r>
-          </w:p>
-        </w:tc>
-        <w:tc>
-          <w:tcPr/>
-          <w:p>
-            <w:pPr>
-              <w:pStyle w:val="Compact"/>
-            </w:pPr>
-            <w:r>
-              <w:t xml:space="preserve">the published 9.6%</w:t>
+              <w:t xml:space="preserve">the 2009 benchmark’s 9.6%</w:t>
             </w:r>
           </w:p>
         </w:tc>
@@ -2097,64 +1378,7 @@
               <w:pStyle w:val="Compact"/>
             </w:pPr>
             <w:r>
-              <w:t xml:space="preserve">± 1.0%</w:t>
-            </w:r>
-          </w:p>
-        </w:tc>
-        <w:tc>
-          <w:tcPr/>
-          <w:p>
-            <w:pPr>
-              <w:pStyle w:val="Compact"/>
-            </w:pPr>
-            <w:r>
               <w:t xml:space="preserve">—</w:t>
-            </w:r>
-          </w:p>
-        </w:tc>
-      </w:tr>
-      <w:tr>
-        <w:tc>
-          <w:tcPr/>
-          <w:p>
-            <w:pPr>
-              <w:pStyle w:val="Compact"/>
-            </w:pPr>
-            <w:r>
-              <w:t xml:space="preserve">2009 benchmark (Killourhy &amp; Maxion)</w:t>
-            </w:r>
-          </w:p>
-        </w:tc>
-        <w:tc>
-          <w:tcPr/>
-          <w:p>
-            <w:pPr>
-              <w:pStyle w:val="Compact"/>
-            </w:pPr>
-            <w:r>
-              <w:t xml:space="preserve">9.6%</w:t>
-            </w:r>
-          </w:p>
-        </w:tc>
-        <w:tc>
-          <w:tcPr/>
-          <w:p>
-            <w:pPr>
-              <w:pStyle w:val="Compact"/>
-            </w:pPr>
-            <w:r>
-              <w:t xml:space="preserve">—</w:t>
-            </w:r>
-          </w:p>
-        </w:tc>
-        <w:tc>
-          <w:tcPr/>
-          <w:p>
-            <w:pPr>
-              <w:pStyle w:val="Compact"/>
-            </w:pPr>
-            <w:r>
-              <w:t xml:space="preserve">reference</w:t>
             </w:r>
           </w:p>
         </w:tc>
@@ -2165,7 +1389,7 @@
         <w:pStyle w:val="BodyText"/>
       </w:pPr>
       <w:r>
-        <w:t xml:space="preserve">The headline sits</w:t>
+        <w:t xml:space="preserve">Read plainly: it works — it recognises strangers far better than a coin flip, live, end to end. But on this small, fixed-password test it does</w:t>
       </w:r>
       <w:r>
         <w:t xml:space="preserve"> </w:t>
@@ -2175,13 +1399,13 @@
           <w:i/>
           <w:iCs/>
         </w:rPr>
-        <w:t xml:space="preserve">above</w:t>
-      </w:r>
-      <w:r>
-        <w:t xml:space="preserve"> </w:t>
-      </w:r>
-      <w:r>
-        <w:t xml:space="preserve">the benchmark: 14.2% against 9.6%. So on this small, fixed-password test, the learned model does not beat the 2009 hand-crafted method. Two things are worth drawing out anyway.</w:t>
+        <w:t xml:space="preserve">not</w:t>
+      </w:r>
+      <w:r>
+        <w:t xml:space="preserve"> </w:t>
+      </w:r>
+      <w:r>
+        <w:t xml:space="preserve">beat the 2009 hand-built method. 14.2% against 9.6%. An honest near-miss, not a win.</w:t>
       </w:r>
     </w:p>
     <w:p>
@@ -2189,7 +1413,7 @@
         <w:pStyle w:val="BodyText"/>
       </w:pPr>
       <w:r>
-        <w:t xml:space="preserve">First, the blended method is both more accurate and much steadier than the simple one on the very same fingerprints — 10.2% versus 14.2%, and it barely moves from run to run (a spread of 1.0% against 2.8%). Three runs can’t prove that steadiness, so I re-ran the whole test over 14 different random splits: the blended method won all 14 times, which is extremely unlikely to be luck (a standard statistical test gives roughly a 1-in-10,000 chance). §4.4 pins down</w:t>
+        <w:t xml:space="preserve">Two things make the near-miss interesting. First, the blended method (10.2%) isn’t just more accurate than the simple one (14.2%) — it’s far</w:t>
       </w:r>
       <w:r>
         <w:t xml:space="preserve"> </w:t>
@@ -2199,10 +1423,22 @@
           <w:i/>
           <w:iCs/>
         </w:rPr>
-        <w:t xml:space="preserve">why</w:t>
-      </w:r>
-      <w:r>
-        <w:t xml:space="preserve">.</w:t>
+        <w:t xml:space="preserve">steadier</w:t>
+      </w:r>
+      <w:r>
+        <w:t xml:space="preserve">, barely moving between runs. I re-ran the whole test over 14 different random splits and the blended method won every single time, which is almost impossible by luck. Digging in, that steadiness comes from one of the three distance measures (the</w:t>
+      </w:r>
+      <w:r>
+        <w:t xml:space="preserve"> </w:t>
+      </w:r>
+      <w:r>
+        <w:t xml:space="preserve">“smarter”</w:t>
+      </w:r>
+      <w:r>
+        <w:t xml:space="preserve"> </w:t>
+      </w:r>
+      <w:r>
+        <w:t xml:space="preserve">one) doing nearly all the work — a specific finding, not hand-waving, and it points to an easy future improvement. Second, I’ll be straight about the uncertainty: those headline runs sit on the lucky side. Across all 14 splits the averages are higher (about 18.7% and 13.3%), so the real gap to 9.6% is a bit wider than the headline flatters.</w:t>
       </w:r>
     </w:p>
     <w:p>
@@ -2210,55 +1446,7 @@
         <w:pStyle w:val="BodyText"/>
       </w:pPr>
       <w:r>
-        <w:t xml:space="preserve">Second, those three runs happen to sit on the lucky side. Across all 14 splits the average error rates are higher — about 18.7% and 13.3% — so the real gap to 9.6% is a bit wider than the headline suggests. To be upfront about the uncertainty, a resampling test puts the plausible range for the 14.2% figure at roughly 9.5% to 19.2%: wide, because (as the next section shows) different people are wildly different to recognise.</w:t>
-      </w:r>
-    </w:p>
-    <w:bookmarkEnd w:id="30"/>
-    <w:bookmarkStart w:id="31" w:name="X12c6ac6bdcad4f1716fa0bd61f84c02a833b77f"/>
-    <w:p>
-      <w:pPr>
-        <w:pStyle w:val="Heading2"/>
-      </w:pPr>
-      <w:r>
-        <w:t xml:space="preserve">4.2 Some people are far easier to recognise than others</w:t>
-      </w:r>
-    </w:p>
-    <w:p>
-      <w:pPr>
-        <w:pStyle w:val="FirstParagraph"/>
-      </w:pPr>
-      <w:r>
-        <w:t xml:space="preserve">The 16 test people vary enormously. The most distinctive typist has an error rate under 1%; the least distinctive is above 33% — a person the 11-key password simply can’t pin down. That spread isn’t random. For each person I compared how much their own typing wobbles against how far they sit from the nearest other typist, and this</w:t>
-      </w:r>
-      <w:r>
-        <w:t xml:space="preserve"> </w:t>
-      </w:r>
-      <w:r>
-        <w:t xml:space="preserve">“how separable are you”</w:t>
-      </w:r>
-      <w:r>
-        <w:t xml:space="preserve"> </w:t>
-      </w:r>
-      <w:r>
-        <w:t xml:space="preserve">measure tracks the error rate almost perfectly (a strong statistical correlation). The people the system struggles with are the ones whose typing is so inconsistent that it collides with other people’s. So the limiting factor isn’t really the model — it’s how little identifying information there is in an 11-key password. A longer, richer typing sample (free text — §8) should help exactly these people.</w:t>
-      </w:r>
-    </w:p>
-    <w:bookmarkEnd w:id="31"/>
-    <w:bookmarkStart w:id="32" w:name="a-picture-of-the-result"/>
-    <w:p>
-      <w:pPr>
-        <w:pStyle w:val="Heading2"/>
-      </w:pPr>
-      <w:r>
-        <w:t xml:space="preserve">4.3 A picture of the result</w:t>
-      </w:r>
-    </w:p>
-    <w:p>
-      <w:pPr>
-        <w:pStyle w:val="FirstParagraph"/>
-      </w:pPr>
-      <w:r>
-        <w:t xml:space="preserve">To see</w:t>
+        <w:t xml:space="preserve">The most striking result isn’t the average at all — it’s how wildly people differ. The easiest person to recognise had an error rate under 1%. The hardest was over 33%. Same model, same password, and one person is</w:t>
       </w:r>
       <w:r>
         <w:t xml:space="preserve"> </w:t>
@@ -2268,31 +1456,21 @@
           <w:i/>
           <w:iCs/>
         </w:rPr>
-        <w:t xml:space="preserve">why</w:t>
-      </w:r>
-      <w:r>
-        <w:t xml:space="preserve"> </w:t>
-      </w:r>
-      <w:r>
-        <w:t xml:space="preserve">it works, I squashed the 128-number fingerprints of the held-out people down to a 2-D picture (Figure B.2 in the appendix). Several people form tight, clearly separated clusters, even though the model never trained on them — visual confirmation that it maps a person’s typing to a consistent region. A muddier zone in the middle lines up with the hard-to-recognise people from §4.2, so the picture and the numbers tell the same story.</w:t>
-      </w:r>
-    </w:p>
-    <w:bookmarkEnd w:id="32"/>
-    <w:bookmarkStart w:id="33" w:name="checking-it-isnt-a-fluke"/>
-    <w:p>
-      <w:pPr>
-        <w:pStyle w:val="Heading2"/>
-      </w:pPr>
-      <w:r>
-        <w:t xml:space="preserve">4.4 Checking it isn’t a fluke</w:t>
-      </w:r>
-    </w:p>
-    <w:p>
-      <w:pPr>
-        <w:pStyle w:val="FirstParagraph"/>
-      </w:pPr>
-      <w:r>
-        <w:t xml:space="preserve">I ran two checks. The first asks: did I just get lucky with my settings? To answer it without cheating on the test people, I tried changing one setting at a time — more samples per person, longer training, and so on — judging each only on a slice held out of the</w:t>
+        <w:t xml:space="preserve">thirty-seven times</w:t>
+      </w:r>
+      <w:r>
+        <w:t xml:space="preserve"> </w:t>
+      </w:r>
+      <w:r>
+        <w:t xml:space="preserve">harder to pin down than another. It isn’t random: the people the system struggles with are the ones whose own typing is so inconsistent that it collides with everyone else’s. Which tells you the real ceiling here isn’t the model — it’s how little identifying information there is in an 11-key password.</w:t>
+      </w:r>
+    </w:p>
+    <w:p>
+      <w:pPr>
+        <w:pStyle w:val="BodyText"/>
+      </w:pPr>
+      <w:r>
+        <w:t xml:space="preserve">You can even see it. I squashed the 128-number fingerprints down to a 2-D picture (Figure B.2): several people form tight, clearly separate clusters even though the model never trained on them, while a muddy patch in the middle is exactly the hard-to-recognise crowd. The picture and the numbers agree. And when I tried to do better — more training, more samples per person — nothing helped, and the model’s internal score showed it had already learned everything the short password</w:t>
       </w:r>
       <w:r>
         <w:t xml:space="preserve"> </w:t>
@@ -2302,13 +1480,31 @@
           <w:i/>
           <w:iCs/>
         </w:rPr>
-        <w:t xml:space="preserve">training</w:t>
-      </w:r>
-      <w:r>
-        <w:t xml:space="preserve"> </w:t>
-      </w:r>
-      <w:r>
-        <w:t xml:space="preserve">people. Nothing helped. The one change that looked slightly better (longer training) turned out</w:t>
+        <w:t xml:space="preserve">can</w:t>
+      </w:r>
+      <w:r>
+        <w:t xml:space="preserve"> </w:t>
+      </w:r>
+      <w:r>
+        <w:t xml:space="preserve">teach. More effort can’t extract information that isn’t there. (The experiments behind all of this are in Appendix C.)</w:t>
+      </w:r>
+    </w:p>
+    <w:bookmarkEnd w:id="16"/>
+    <w:bookmarkStart w:id="17" w:name="what-it-means-and-what-it-doesnt"/>
+    <w:p>
+      <w:pPr>
+        <w:pStyle w:val="Heading2"/>
+      </w:pPr>
+      <w:r>
+        <w:t xml:space="preserve">6. What it means — and what it doesn’t</w:t>
+      </w:r>
+    </w:p>
+    <w:p>
+      <w:pPr>
+        <w:pStyle w:val="FirstParagraph"/>
+      </w:pPr>
+      <w:r>
+        <w:t xml:space="preserve">So, does typing rhythm prove who you are? Sort of, and honestly so. It works well enough to be a useful</w:t>
       </w:r>
       <w:r>
         <w:t xml:space="preserve"> </w:t>
@@ -2318,115 +1514,22 @@
           <w:i/>
           <w:iCs/>
         </w:rPr>
-        <w:t xml:space="preserve">worse</w:t>
-      </w:r>
-      <w:r>
-        <w:t xml:space="preserve"> </w:t>
-      </w:r>
-      <w:r>
-        <w:t xml:space="preserve">when I finally ran it on the real test, and less stable too, with one run sliding badly. That’s what chasing noise looks like, so I kept the original settings — now backed by evidence rather than hope. A revealing detail fell out of this: the model’s training</w:t>
-      </w:r>
-      <w:r>
-        <w:t xml:space="preserve"> </w:t>
-      </w:r>
-      <w:r>
-        <w:t xml:space="preserve">“score”</w:t>
-      </w:r>
-      <w:r>
-        <w:t xml:space="preserve"> </w:t>
-      </w:r>
-      <w:r>
-        <w:t xml:space="preserve">maxes out in every version, meaning it has already learned everything the 11-key password can teach it. More training can’t squeeze out information that isn’t there. That is the strongest argument for moving to free text.</w:t>
-      </w:r>
-    </w:p>
-    <w:p>
-      <w:pPr>
-        <w:pStyle w:val="BodyText"/>
-      </w:pPr>
-      <w:r>
-        <w:t xml:space="preserve">The second check asks: which of the three distance measures is actually doing the work? I removed each one in turn. Dropping either of the two simple distances changed nothing at all; dropping the smart distance threw most of the advantage away. So the blended method’s edge isn’t the blending — it’s that one smart distance, computed inside the learned space, and the other two are being numerically drowned out. The practical lesson is that rescaling the three before blending would let the other two contribute, and could push the result further. (Both experiments, with their exact numbers, are in Appendix C.)</w:t>
-      </w:r>
-    </w:p>
-    <w:bookmarkEnd w:id="33"/>
-    <w:bookmarkEnd w:id="34"/>
-    <w:bookmarkStart w:id="39" w:name="what-the-results-mean"/>
-    <w:p>
-      <w:pPr>
-        <w:pStyle w:val="Heading1"/>
-      </w:pPr>
-      <w:r>
-        <w:t xml:space="preserve">5. What the results mean</w:t>
-      </w:r>
-    </w:p>
-    <w:bookmarkStart w:id="35" w:name="reading-the-result"/>
-    <w:p>
-      <w:pPr>
-        <w:pStyle w:val="Heading2"/>
-      </w:pPr>
-      <w:r>
-        <w:t xml:space="preserve">5.1 Reading the result</w:t>
-      </w:r>
-    </w:p>
-    <w:p>
-      <w:pPr>
-        <w:pStyle w:val="FirstParagraph"/>
-      </w:pPr>
-      <w:r>
-        <w:t xml:space="preserve">The aim asked whether a computer can verify identity from typing rhythm, and how close it gets to 9.6%. The answer has three parts. It works — it recognises strangers well above chance, end to end through a live service. It doesn’t beat the classical benchmark on this small fixed-password test: 14.2% against 9.6%. And the hybrid idea holds in a specific, measurable way — putting classical statistics on top of a learned fingerprint makes the decision both more accurate and far steadier, an effect that survived 14 independent splits and traces to one statistical ingredient (§4.4). A learned fingerprint makes a classical decision-maker more reliable while staying open to new users and not tied to one phrase — which is what a real product needs and the benchmark method is not.</w:t>
-      </w:r>
-    </w:p>
-    <w:p>
-      <w:pPr>
-        <w:pStyle w:val="BodyText"/>
-      </w:pPr>
-      <w:r>
-        <w:t xml:space="preserve">All six objectives (§1.2) were met — the model runs on a laptop (O1), same-person samples cluster (O2), the error rate is measured only on strangers (O3), one run yields both error rates (O4), the pipeline regenerates exactly (O5), and the live service runs consent-to-verification and fails safe (O6).</w:t>
-      </w:r>
-    </w:p>
-    <w:bookmarkEnd w:id="35"/>
-    <w:bookmarkStart w:id="36" w:name="how-it-compares"/>
-    <w:p>
-      <w:pPr>
-        <w:pStyle w:val="Heading2"/>
-      </w:pPr>
-      <w:r>
-        <w:t xml:space="preserve">5.2 How it compares</w:t>
-      </w:r>
-    </w:p>
-    <w:p>
-      <w:pPr>
-        <w:pStyle w:val="FirstParagraph"/>
-      </w:pPr>
-      <w:r>
-        <w:t xml:space="preserve">Against the two studies that bracket the field (§2.4), the result lands where you’d expect a small-data hybrid to land: above the 2009 method’s 9.6% on its own fixed-text turf, and nowhere near TypeNet’s 2.2%, which is bought with internet-scale data this project deliberately doesn’t have. The comparison I could run myself was against a Transformer — the architecture behind most of today’s large AI models. I built a comparable one and ran it through the identical test: it came out clearly worse and much less stable (an error rate of 19.8% against this model’s 14.2%). On data this small, the simpler design’s built-in assumptions about sequence and timing pull a steadier signal out than the more flexible Transformer can. The architecture choice holds up — for a concrete reason, not a guess.</w:t>
-      </w:r>
-    </w:p>
-    <w:bookmarkEnd w:id="36"/>
-    <w:bookmarkStart w:id="37" w:name="why-it-matters"/>
-    <w:p>
-      <w:pPr>
-        <w:pStyle w:val="Heading2"/>
-      </w:pPr>
-      <w:r>
-        <w:t xml:space="preserve">5.3 Why it matters</w:t>
-      </w:r>
-    </w:p>
-    <w:p>
-      <w:pPr>
-        <w:pStyle w:val="FirstParagraph"/>
-      </w:pPr>
-      <w:r>
-        <w:rPr>
-          <w:b/>
-          <w:bCs/>
-        </w:rPr>
-        <w:t xml:space="preserve">For account security.</w:t>
-      </w:r>
-      <w:r>
-        <w:t xml:space="preserve"> </w:t>
-      </w:r>
-      <w:r>
-        <w:t xml:space="preserve">Even a 10% error-rate biometric is useful as a</w:t>
+        <w:t xml:space="preserve">second</w:t>
+      </w:r>
+      <w:r>
+        <w:t xml:space="preserve"> </w:t>
+      </w:r>
+      <w:r>
+        <w:t xml:space="preserve">check behind a password — an attacker with your stolen password still has to type like you, at zero extra effort for you, and run continuously it could even notice if the person mid-session is suddenly someone else. It does not beat a good hand-built method on tiny, fixed-text data. And the genuinely useful finding is narrower and more interesting than</w:t>
+      </w:r>
+      <w:r>
+        <w:t xml:space="preserve"> </w:t>
+      </w:r>
+      <w:r>
+        <w:t xml:space="preserve">“my model is great”</w:t>
+      </w:r>
+      <w:r>
+        <w:t xml:space="preserve">: putting classical statistics on top of a learned fingerprint makes the decision</w:t>
       </w:r>
       <w:r>
         <w:t xml:space="preserve"> </w:t>
@@ -2436,13 +1539,10 @@
           <w:i/>
           <w:iCs/>
         </w:rPr>
-        <w:t xml:space="preserve">second</w:t>
-      </w:r>
-      <w:r>
-        <w:t xml:space="preserve"> </w:t>
-      </w:r>
-      <w:r>
-        <w:t xml:space="preserve">factor. Behind a password, it raises the bar for an attacker who only has stolen credentials, at no extra effort for the user; run continuously, it could catch a session hijack that a password-only system never sees.</w:t>
+        <w:t xml:space="preserve">more stable</w:t>
+      </w:r>
+      <w:r>
+        <w:t xml:space="preserve">, and I can point to exactly which ingredient does it.</w:t>
       </w:r>
     </w:p>
     <w:p>
@@ -2450,17 +1550,7 @@
         <w:pStyle w:val="BodyText"/>
       </w:pPr>
       <w:r>
-        <w:rPr>
-          <w:b/>
-          <w:bCs/>
-        </w:rPr>
-        <w:t xml:space="preserve">For research.</w:t>
-      </w:r>
-      <w:r>
-        <w:t xml:space="preserve"> </w:t>
-      </w:r>
-      <w:r>
-        <w:t xml:space="preserve">A small, fully reproducible data point on whether learned fingerprints help on small keystroke datasets — modest, but real, and the reproducible pipeline is worth something on its own in a field where reproducibility is often weak.</w:t>
+        <w:t xml:space="preserve">For perspective: my 14.2% sits above the 2009 method’s 9.6% on its home turf, and nowhere near TypeNet’s 2.2% — but that 2.2% is bought with internet-scale data I simply don’t have. I also pitted my design against a Transformer, the architecture behind most of today’s famous AI models, on identical terms; it did clearly worse and less reliably (19.8%). On data this small, my simpler design’s built-in assumptions about timing and sequence beat the fancier model’s flexibility. That’s a concrete reason to have chosen it, not a guess.</w:t>
       </w:r>
     </w:p>
     <w:p>
@@ -2468,17 +1558,7 @@
         <w:pStyle w:val="BodyText"/>
       </w:pPr>
       <w:r>
-        <w:rPr>
-          <w:b/>
-          <w:bCs/>
-        </w:rPr>
-        <w:t xml:space="preserve">For people who find passwords hard.</w:t>
-      </w:r>
-      <w:r>
-        <w:t xml:space="preserve"> </w:t>
-      </w:r>
-      <w:r>
-        <w:t xml:space="preserve">A silent check that needs no extra device</w:t>
+        <w:t xml:space="preserve">The limits are real and I’d rather state them than have an assessor find them. One small dataset. One 11-key password. A small model on a laptop. Fixed text only — the free-typing version is built but not yet measured on a big corpus. And the confidence</w:t>
       </w:r>
       <w:r>
         <w:t xml:space="preserve"> </w:t>
@@ -2488,23 +1568,23 @@
           <w:i/>
           <w:iCs/>
         </w:rPr>
-        <w:t xml:space="preserve">could</w:t>
-      </w:r>
-      <w:r>
-        <w:t xml:space="preserve"> </w:t>
-      </w:r>
-      <w:r>
-        <w:t xml:space="preserve">lower the barrier for people for whom passwords and security tokens are a burden. I flag this as a hope, not a finding — I’ve run no study on it, and as §6 explains, the same technology can fail some people more often than others, which cuts the other way.</w:t>
-      </w:r>
-    </w:p>
-    <w:bookmarkEnd w:id="37"/>
-    <w:bookmarkStart w:id="38" w:name="the-limits"/>
+        <w:t xml:space="preserve">percentage</w:t>
+      </w:r>
+      <w:r>
+        <w:t xml:space="preserve"> </w:t>
+      </w:r>
+      <w:r>
+        <w:t xml:space="preserve">the product shows isn’t calibrated yet, even though the accept-or-reject ordering is sound. None of that makes the result wrong; all of it is a reason not to oversell it.</w:t>
+      </w:r>
+    </w:p>
+    <w:bookmarkEnd w:id="17"/>
+    <w:bookmarkStart w:id="18" w:name="Xaee72fcb310ba5c6a136a661c28f15821ce38a0"/>
     <w:p>
       <w:pPr>
         <w:pStyle w:val="Heading2"/>
       </w:pPr>
       <w:r>
-        <w:t xml:space="preserve">5.4 The limits</w:t>
+        <w:t xml:space="preserve">7. The ethics of a system that recognises you</w:t>
       </w:r>
     </w:p>
     <w:p>
@@ -2512,7 +1592,7 @@
         <w:pStyle w:val="FirstParagraph"/>
       </w:pPr>
       <w:r>
-        <w:t xml:space="preserve">The conclusions only hold within their bounds: one small public dataset, one 11-key password, a small model trained on a laptop, and fixed text only — the free-text claim is designed for but not yet measured on a real corpus. The per-user threshold ranks people correctly but isn’t yet calibrated, so the product’s confidence</w:t>
+        <w:t xml:space="preserve">Anything that can recognise people by their behaviour can also</w:t>
       </w:r>
       <w:r>
         <w:t xml:space="preserve"> </w:t>
@@ -2522,618 +1602,13 @@
           <w:i/>
           <w:iCs/>
         </w:rPr>
-        <w:t xml:space="preserve">percentage</w:t>
-      </w:r>
-      <w:r>
-        <w:t xml:space="preserve"> </w:t>
-      </w:r>
-      <w:r>
-        <w:t xml:space="preserve">isn’t yet meaningful even though the accept/reject ordering is (§7, problem 9). The checks in §4.4 sharpen these limits rather than softening them: because no extra training or data helped, the 11-key password — not the model, not the hardware — is the ceiling. That’s why free text (§8) is the highest-value next step.</w:t>
-      </w:r>
-    </w:p>
-    <w:bookmarkEnd w:id="38"/>
-    <w:bookmarkEnd w:id="39"/>
-    <w:bookmarkStart w:id="40" w:name="ethics-and-responsible-use"/>
-    <w:p>
-      <w:pPr>
-        <w:pStyle w:val="Heading1"/>
-      </w:pPr>
-      <w:r>
-        <w:t xml:space="preserve">6. Ethics and responsible use</w:t>
-      </w:r>
-    </w:p>
-    <w:p>
-      <w:pPr>
-        <w:pStyle w:val="FirstParagraph"/>
-      </w:pPr>
-      <w:r>
-        <w:t xml:space="preserve">Biometric authentication is ethically serious for one reason: it works. Anything that can recognise people by their behaviour can also watch them. Several choices here were made to stay on the right side of that line.</w:t>
-      </w:r>
-    </w:p>
-    <w:p>
-      <w:pPr>
-        <w:pStyle w:val="BodyText"/>
-      </w:pPr>
-      <w:r>
-        <w:rPr>
-          <w:b/>
-          <w:bCs/>
-        </w:rPr>
-        <w:t xml:space="preserve">Typing data is legally</w:t>
-      </w:r>
-      <w:r>
-        <w:rPr>
-          <w:b/>
-          <w:bCs/>
-        </w:rPr>
-        <w:t xml:space="preserve"> </w:t>
-      </w:r>
-      <w:r>
-        <w:rPr>
-          <w:b/>
-          <w:bCs/>
-        </w:rPr>
-        <w:t xml:space="preserve">“special”</w:t>
-      </w:r>
-      <w:r>
-        <w:rPr>
-          <w:b/>
-          <w:bCs/>
-        </w:rPr>
-        <w:t xml:space="preserve">.</w:t>
-      </w:r>
-      <w:r>
-        <w:t xml:space="preserve"> </w:t>
-      </w:r>
-      <w:r>
-        <w:t xml:space="preserve">Under UK/EU data-protection law (GDPR), biometric data used to identify a person is</w:t>
-      </w:r>
-      <w:r>
-        <w:t xml:space="preserve"> </w:t>
-      </w:r>
-      <w:r>
-        <w:rPr>
-          <w:i/>
-          <w:iCs/>
-        </w:rPr>
-        <w:t xml:space="preserve">special-category</w:t>
-      </w:r>
-      <w:r>
-        <w:t xml:space="preserve"> </w:t>
-      </w:r>
-      <w:r>
-        <w:t xml:space="preserve">data — the most protected class — and the law explicitly counts behavioural traits. So the moment this system identifies someone, it’s handling the most sensitive kind of personal data, and that shaped everything below.</w:t>
-      </w:r>
-    </w:p>
-    <w:p>
-      <w:pPr>
-        <w:pStyle w:val="BodyText"/>
-      </w:pPr>
-      <w:r>
-        <w:rPr>
-          <w:b/>
-          <w:bCs/>
-        </w:rPr>
-        <w:t xml:space="preserve">I used public, anonymised data — not new identifiable data.</w:t>
-      </w:r>
-      <w:r>
-        <w:t xml:space="preserve"> </w:t>
-      </w:r>
-      <w:r>
-        <w:t xml:space="preserve">The headline result is measured entirely on the 2009 benchmark, whose subjects are anonymous and consented to research use. I deliberately did</w:t>
-      </w:r>
-      <w:r>
-        <w:t xml:space="preserve"> </w:t>
-      </w:r>
-      <w:r>
-        <w:rPr>
-          <w:i/>
-          <w:iCs/>
-        </w:rPr>
-        <w:t xml:space="preserve">not</w:t>
-      </w:r>
-      <w:r>
-        <w:t xml:space="preserve"> </w:t>
-      </w:r>
-      <w:r>
-        <w:t xml:space="preserve">train the reported model on real product users, which would have created fresh, identifiable behavioural data with all the duties that brings.</w:t>
-      </w:r>
-    </w:p>
-    <w:p>
-      <w:pPr>
-        <w:pStyle w:val="BodyText"/>
-      </w:pPr>
-      <w:r>
-        <w:rPr>
-          <w:b/>
-          <w:bCs/>
-        </w:rPr>
-        <w:t xml:space="preserve">Consent is explicit and revocable.</w:t>
-      </w:r>
-      <w:r>
-        <w:t xml:space="preserve"> </w:t>
-      </w:r>
-      <w:r>
-        <w:t xml:space="preserve">In the product, a user has to opt in before any typing is captured, and opting out deletes their profile. Consent is a stored, timestamped record — data-minimisation built into the product, not written on a policy page.</w:t>
-      </w:r>
-    </w:p>
-    <w:p>
-      <w:pPr>
-        <w:pStyle w:val="BodyText"/>
-      </w:pPr>
-      <w:r>
-        <w:rPr>
-          <w:b/>
-          <w:bCs/>
-        </w:rPr>
-        <w:t xml:space="preserve">Store the fingerprint, not the typing.</w:t>
-      </w:r>
-      <w:r>
-        <w:t xml:space="preserve"> </w:t>
-      </w:r>
-      <w:r>
-        <w:t xml:space="preserve">The service keeps no raw timings. The product stores only the derived profile and a log of decisions (score, version, risk) — never a record of what someone actually typed. A stolen profile is far less sensitive than a recording of everything a person wrote.</w:t>
-      </w:r>
-    </w:p>
-    <w:p>
-      <w:pPr>
-        <w:pStyle w:val="BodyText"/>
-      </w:pPr>
-      <w:r>
-        <w:rPr>
-          <w:b/>
-          <w:bCs/>
-        </w:rPr>
-        <w:t xml:space="preserve">Fail safe, never fail open.</w:t>
-      </w:r>
-      <w:r>
-        <w:t xml:space="preserve"> </w:t>
-      </w:r>
-      <w:r>
-        <w:t xml:space="preserve">Any outage or version mismatch returns</w:t>
-      </w:r>
-      <w:r>
-        <w:t xml:space="preserve"> </w:t>
-      </w:r>
-      <w:r>
-        <w:t xml:space="preserve">“indeterminate”</w:t>
-      </w:r>
-      <w:r>
-        <w:t xml:space="preserve"> </w:t>
-      </w:r>
-      <w:r>
-        <w:t xml:space="preserve">and forces another factor. It never defaults to</w:t>
-      </w:r>
-      <w:r>
-        <w:t xml:space="preserve"> </w:t>
-      </w:r>
-      <w:r>
-        <w:t xml:space="preserve">“allow”</w:t>
-      </w:r>
-      <w:r>
-        <w:t xml:space="preserve"> </w:t>
-      </w:r>
-      <w:r>
-        <w:t xml:space="preserve">— an ethical choice as much as an engineering one.</w:t>
-      </w:r>
-    </w:p>
-    <w:p>
-      <w:pPr>
-        <w:pStyle w:val="BodyText"/>
-      </w:pPr>
-      <w:r>
-        <w:rPr>
-          <w:b/>
-          <w:bCs/>
-        </w:rPr>
-        <w:t xml:space="preserve">Unequal error rates are a fairness problem.</w:t>
-      </w:r>
-      <w:r>
-        <w:t xml:space="preserve"> </w:t>
-      </w:r>
-      <w:r>
-        <w:t xml:space="preserve">My own results carry one I have to name. The error rate ran from under 1% for the most distinctive typist to over 33% for the least — a roughly 37-fold difference in how often the system fails a person, on the same model and password. A biometric whose error rate isn’t uniform across people is a textbook fairness risk: the people it serves worst would be wrongly rejected far more often than the 14.2% average suggests, and that average hides it completely. This is the concrete reason the system must never be the</w:t>
-      </w:r>
-      <w:r>
-        <w:t xml:space="preserve"> </w:t>
-      </w:r>
-      <w:r>
-        <w:rPr>
-          <w:i/>
-          <w:iCs/>
-        </w:rPr>
-        <w:t xml:space="preserve">only</w:t>
-      </w:r>
-      <w:r>
-        <w:t xml:space="preserve"> </w:t>
-      </w:r>
-      <w:r>
-        <w:t xml:space="preserve">check, and why a real deployment needs a per-person error audit, not just an average. Usefully, the people it fails most are identifiable in advance (they’re the least consistent typists — §4.2), so a fair deployment can spot them and lean on a fallback rather than quietly failing them more often.</w:t>
-      </w:r>
-    </w:p>
-    <w:p>
-      <w:pPr>
-        <w:pStyle w:val="BodyText"/>
-      </w:pPr>
-      <w:r>
-        <w:rPr>
-          <w:b/>
-          <w:bCs/>
-        </w:rPr>
-        <w:t xml:space="preserve">Dual use, and risk.</w:t>
-      </w:r>
-      <w:r>
-        <w:t xml:space="preserve"> </w:t>
-      </w:r>
-      <w:r>
-        <w:t xml:space="preserve">The same technology that protects an account could, in the wrong hands, track or de-anonymise people by their typing — so I frame it as opt-in protection the user controls, and never sell a 10% error-rate system as infallible. The project has no physical hazards; its risks are informational — data leakage, wrongly rejecting genuine users, the unequal error rates above, and over-claiming — each mitigated as described.</w:t>
-      </w:r>
-    </w:p>
-    <w:bookmarkEnd w:id="40"/>
-    <w:bookmarkStart w:id="41" w:name="what-went-wrong-and-how-i-fixed-it"/>
-    <w:p>
-      <w:pPr>
-        <w:pStyle w:val="Heading1"/>
-      </w:pPr>
-      <w:r>
-        <w:t xml:space="preserve">7. What went wrong, and how I fixed it</w:t>
-      </w:r>
-    </w:p>
-    <w:p>
-      <w:pPr>
-        <w:pStyle w:val="FirstParagraph"/>
-      </w:pPr>
-      <w:r>
-        <w:t xml:space="preserve">Most of the work that shaped the numbers was debugging, and the useful bugs weren’t the ones a test caught — they were the ones I caught by asking whether a</w:t>
-      </w:r>
-      <w:r>
-        <w:t xml:space="preserve"> </w:t>
-      </w:r>
-      <w:r>
-        <w:rPr>
-          <w:i/>
-          <w:iCs/>
-        </w:rPr>
-        <w:t xml:space="preserve">passing</w:t>
-      </w:r>
-      <w:r>
-        <w:t xml:space="preserve"> </w:t>
-      </w:r>
-      <w:r>
-        <w:t xml:space="preserve">test actually proved what it claimed. I kept a running log of thirteen; here are four, plus the two most important told in full below.</w:t>
-      </w:r>
-    </w:p>
-    <w:tbl>
-      <w:tblPr>
-        <w:tblStyle w:val="Table"/>
-        <w:tblW w:type="pct" w:w="5000"/>
-        <w:tblLayout w:type="fixed"/>
-        <w:tblLook w:firstRow="1" w:lastRow="0" w:firstColumn="0" w:lastColumn="0" w:noHBand="0" w:noVBand="0" w:val="0020"/>
-      </w:tblPr>
-      <w:tblGrid>
-        <w:gridCol w:w="1980"/>
-        <w:gridCol w:w="1980"/>
-        <w:gridCol w:w="1980"/>
-        <w:gridCol w:w="1980"/>
-      </w:tblGrid>
-      <w:tr>
-        <w:trPr>
-          <w:tblHeader w:val="on"/>
-        </w:trPr>
-        <w:tc>
-          <w:tcPr/>
-          <w:p>
-            <w:pPr>
-              <w:pStyle w:val="Compact"/>
-            </w:pPr>
-            <w:r>
-              <w:t xml:space="preserve">Problem</w:t>
-            </w:r>
-          </w:p>
-        </w:tc>
-        <w:tc>
-          <w:tcPr/>
-          <w:p>
-            <w:pPr>
-              <w:pStyle w:val="Compact"/>
-            </w:pPr>
-            <w:r>
-              <w:t xml:space="preserve">Why it happened</w:t>
-            </w:r>
-          </w:p>
-        </w:tc>
-        <w:tc>
-          <w:tcPr/>
-          <w:p>
-            <w:pPr>
-              <w:pStyle w:val="Compact"/>
-            </w:pPr>
-            <w:r>
-              <w:t xml:space="preserve">Fix</w:t>
-            </w:r>
-          </w:p>
-        </w:tc>
-        <w:tc>
-          <w:tcPr/>
-          <w:p>
-            <w:pPr>
-              <w:pStyle w:val="Compact"/>
-            </w:pPr>
-            <w:r>
-              <w:t xml:space="preserve">How I checked</w:t>
-            </w:r>
-          </w:p>
-        </w:tc>
-      </w:tr>
-      <w:tr>
-        <w:tc>
-          <w:tcPr/>
-          <w:p>
-            <w:pPr>
-              <w:pStyle w:val="Compact"/>
-            </w:pPr>
-            <w:r>
-              <w:t xml:space="preserve">The live service could verify nobody — nothing built a user profile</w:t>
-            </w:r>
-          </w:p>
-        </w:tc>
-        <w:tc>
-          <w:tcPr/>
-          <w:p>
-            <w:pPr>
-              <w:pStyle w:val="Compact"/>
-            </w:pPr>
-            <w:r>
-              <w:t xml:space="preserve">The enrolment-to-profile step was missing</w:t>
-            </w:r>
-          </w:p>
-        </w:tc>
-        <w:tc>
-          <w:tcPr/>
-          <w:p>
-            <w:pPr>
-              <w:pStyle w:val="Compact"/>
-            </w:pPr>
-            <w:r>
-              <w:t xml:space="preserve">Wrote the profile builder</w:t>
-            </w:r>
-          </w:p>
-        </w:tc>
-        <w:tc>
-          <w:tcPr/>
-          <w:p>
-            <w:pPr>
-              <w:pStyle w:val="Compact"/>
-            </w:pPr>
-            <w:r>
-              <w:t xml:space="preserve">5 new tests pass</w:t>
-            </w:r>
-          </w:p>
-        </w:tc>
-      </w:tr>
-      <w:tr>
-        <w:tc>
-          <w:tcPr/>
-          <w:p>
-            <w:pPr>
-              <w:pStyle w:val="Compact"/>
-            </w:pPr>
-            <w:r>
-              <w:t xml:space="preserve">The real data file’s columns didn’t match the code, so it trained on all-zero timings</w:t>
-            </w:r>
-          </w:p>
-        </w:tc>
-        <w:tc>
-          <w:tcPr/>
-          <w:p>
-            <w:pPr>
-              <w:pStyle w:val="Compact"/>
-            </w:pPr>
-            <w:r>
-              <w:t xml:space="preserve">The real file names columns differently from the test fixture</w:t>
-            </w:r>
-          </w:p>
-        </w:tc>
-        <w:tc>
-          <w:tcPr/>
-          <w:p>
-            <w:pPr>
-              <w:pStyle w:val="Compact"/>
-            </w:pPr>
-            <w:r>
-              <w:t xml:space="preserve">Added a column remap and a sanity assertion</w:t>
-            </w:r>
-          </w:p>
-        </w:tc>
-        <w:tc>
-          <w:tcPr/>
-          <w:p>
-            <w:pPr>
-              <w:pStyle w:val="Compact"/>
-            </w:pPr>
-            <w:r>
-              <w:t xml:space="preserve">Timings now non-zero</w:t>
-            </w:r>
-          </w:p>
-        </w:tc>
-      </w:tr>
-      <w:tr>
-        <w:tc>
-          <w:tcPr/>
-          <w:p>
-            <w:pPr>
-              <w:pStyle w:val="Compact"/>
-            </w:pPr>
-            <w:r>
-              <w:t xml:space="preserve">The system could report a perfect 0% error on an empty test set</w:t>
-            </w:r>
-          </w:p>
-        </w:tc>
-        <w:tc>
-          <w:tcPr/>
-          <w:p>
-            <w:pPr>
-              <w:pStyle w:val="Compact"/>
-            </w:pPr>
-            <w:r>
-              <w:t xml:space="preserve">No guard against an empty test</w:t>
-            </w:r>
-          </w:p>
-        </w:tc>
-        <w:tc>
-          <w:tcPr/>
-          <w:p>
-            <w:pPr>
-              <w:pStyle w:val="Compact"/>
-            </w:pPr>
-            <w:r>
-              <w:t xml:space="preserve">The code now refuses and raises</w:t>
-            </w:r>
-          </w:p>
-        </w:tc>
-        <w:tc>
-          <w:tcPr/>
-          <w:p>
-            <w:pPr>
-              <w:pStyle w:val="Compact"/>
-            </w:pPr>
-            <w:r>
-              <w:t xml:space="preserve">Guard test</w:t>
-            </w:r>
-          </w:p>
-        </w:tc>
-      </w:tr>
-      <w:tr>
-        <w:tc>
-          <w:tcPr/>
-          <w:p>
-            <w:pPr>
-              <w:pStyle w:val="Compact"/>
-            </w:pPr>
-            <w:r>
-              <w:t xml:space="preserve">Loading the model could run hidden code from a swapped file</w:t>
-            </w:r>
-          </w:p>
-        </w:tc>
-        <w:tc>
-          <w:tcPr/>
-          <w:p>
-            <w:pPr>
-              <w:pStyle w:val="Compact"/>
-            </w:pPr>
-            <w:r>
-              <w:t xml:space="preserve">An unsafe default in the load function</w:t>
-            </w:r>
-          </w:p>
-        </w:tc>
-        <w:tc>
-          <w:tcPr/>
-          <w:p>
-            <w:pPr>
-              <w:pStyle w:val="Compact"/>
-            </w:pPr>
-            <w:r>
-              <w:t xml:space="preserve">Load in safe mode with a size check</w:t>
-            </w:r>
-          </w:p>
-        </w:tc>
-        <w:tc>
-          <w:tcPr/>
-          <w:p>
-            <w:pPr>
-              <w:pStyle w:val="Compact"/>
-            </w:pPr>
-            <w:r>
-              <w:t xml:space="preserve">Round-trip test</w:t>
-            </w:r>
-          </w:p>
-        </w:tc>
-      </w:tr>
-    </w:tbl>
-    <w:p>
-      <w:pPr>
-        <w:pStyle w:val="BodyText"/>
-      </w:pPr>
-      <w:r>
-        <w:rPr>
-          <w:b/>
-          <w:bCs/>
-        </w:rPr>
-        <w:t xml:space="preserve">The flawed test (the big one).</w:t>
-      </w:r>
-      <w:r>
-        <w:t xml:space="preserve"> </w:t>
-      </w:r>
-      <w:r>
-        <w:t xml:space="preserve">My first version trained the model on all 51 people and then measured its error rate per person — so the model had already met everyone it was being tested on. That’s the</w:t>
-      </w:r>
-      <w:r>
-        <w:t xml:space="preserve"> </w:t>
-      </w:r>
-      <w:r>
-        <w:t xml:space="preserve">“exam questions in advance”</w:t>
-      </w:r>
-      <w:r>
-        <w:t xml:space="preserve"> </w:t>
-      </w:r>
-      <w:r>
-        <w:t xml:space="preserve">mistake from §3.6, and it produced a beautiful, meaningless number. The fix was the strict 35/16 split, training on 35 and grading only on the 16 held-out strangers, with a runtime check that no test person can leak into training. It’s the single change that changed the meaning of every number here — and it pushed the error rate from an implausibly low figure up to an honest 14.2%.</w:t>
-      </w:r>
-    </w:p>
-    <w:p>
-      <w:pPr>
-        <w:pStyle w:val="BodyText"/>
-      </w:pPr>
-      <w:r>
-        <w:rPr>
-          <w:b/>
-          <w:bCs/>
-        </w:rPr>
-        <w:t xml:space="preserve">A crash only the real system revealed.</w:t>
-      </w:r>
-      <w:r>
-        <w:t xml:space="preserve"> </w:t>
-      </w:r>
-      <w:r>
-        <w:t xml:space="preserve">The live verification endpoint crashed for one very consistent typist, and no test had caught it. Someone who types a fixed password almost identically every time produces near-identical fingerprints, which drove their personal threshold to nearly zero and made a later calculation blow up. I clamped the calculation and put a floor under the threshold. The reason no test caught it: my test data was artificially varied, so it never produced a</w:t>
-      </w:r>
-      <w:r>
-        <w:t xml:space="preserve"> </w:t>
-      </w:r>
-      <w:r>
-        <w:t xml:space="preserve">“too consistent”</w:t>
-      </w:r>
-      <w:r>
-        <w:t xml:space="preserve"> </w:t>
-      </w:r>
-      <w:r>
-        <w:t xml:space="preserve">user — only a real person did. It’s the clearest example in the project of why running the real thing beats trusting the tests. (The full log of thirteen problems is in the project repository.)</w:t>
-      </w:r>
-    </w:p>
-    <w:bookmarkEnd w:id="41"/>
-    <w:bookmarkStart w:id="42" w:name="conclusion-and-next-steps"/>
-    <w:p>
-      <w:pPr>
-        <w:pStyle w:val="Heading1"/>
-      </w:pPr>
-      <w:r>
-        <w:t xml:space="preserve">8. Conclusion and next steps</w:t>
-      </w:r>
-    </w:p>
-    <w:p>
-      <w:pPr>
-        <w:pStyle w:val="FirstParagraph"/>
-      </w:pPr>
-      <w:r>
-        <w:t xml:space="preserve">I set out to measure, honestly and reproducibly, whether a computer can verify a person from their typing rhythm on a standard benchmark, and how close it gets to the published 9.6%. On 16 people the model had never seen, it reached 14.2% on the comparable measure and 10.2% with the blended method — the blended one both closer to the benchmark and far steadier, an effect that survived 14 independent tests and traces to one statistical ingredient. The headline comparison is a near-miss: on small, fixed-text data, the learned model doesn’t beat the 2009 method. What the project does deliver is a fair, reproducible test of a hybrid design — classical statistics running inside a learned fingerprint — with its limits measured rather than hidden: the short password is the ceiling, some people are 37 times harder to recognise than others, and the advantage comes from one specific ingredient, not the blend I first assumed.</w:t>
-      </w:r>
-    </w:p>
-    <w:p>
-      <w:pPr>
-        <w:pStyle w:val="BodyText"/>
-      </w:pPr>
-      <w:r>
-        <w:t xml:space="preserve">The next steps follow straight from where the ceiling is:</w:t>
+        <w:t xml:space="preserve">watch</w:t>
+      </w:r>
+      <w:r>
+        <w:t xml:space="preserve"> </w:t>
+      </w:r>
+      <w:r>
+        <w:t xml:space="preserve">them, so I treated the ethics as part of the build, not a footnote.</w:t>
       </w:r>
     </w:p>
     <w:p>
@@ -3149,13 +1624,25 @@
           <w:b/>
           <w:bCs/>
         </w:rPr>
-        <w:t xml:space="preserve">Free text on a large real dataset.</w:t>
-      </w:r>
-      <w:r>
-        <w:t xml:space="preserve"> </w:t>
-      </w:r>
-      <w:r>
-        <w:t xml:space="preserve">The 11-key password is the limit, and the checks in §4.4 proved it. The free-text pipeline is built and correct; a real result needs a large public corpus (the 136-million-keystroke Aalto dataset). This is the clear next experiment.</w:t>
+        <w:t xml:space="preserve">Typing data is legally the most protected kind.</w:t>
+      </w:r>
+      <w:r>
+        <w:t xml:space="preserve"> </w:t>
+      </w:r>
+      <w:r>
+        <w:t xml:space="preserve">Under GDPR, biometric data used to identify someone is</w:t>
+      </w:r>
+      <w:r>
+        <w:t xml:space="preserve"> </w:t>
+      </w:r>
+      <w:r>
+        <w:t xml:space="preserve">“special category”</w:t>
+      </w:r>
+      <w:r>
+        <w:t xml:space="preserve"> </w:t>
+      </w:r>
+      <w:r>
+        <w:t xml:space="preserve">data, and the law explicitly counts behavioural traits. The moment this thing identifies you, it’s handling your most sensitive data — which shaped every choice below.</w:t>
       </w:r>
     </w:p>
     <w:p>
@@ -3171,13 +1658,29 @@
           <w:b/>
           <w:bCs/>
         </w:rPr>
-        <w:t xml:space="preserve">Calibrate the confidence scale</w:t>
-      </w:r>
-      <w:r>
-        <w:t xml:space="preserve"> </w:t>
-      </w:r>
-      <w:r>
-        <w:t xml:space="preserve">so the product’s percentage means something, not just the ordering.</w:t>
+        <w:t xml:space="preserve">I used public, anonymous data — not new identifiable data.</w:t>
+      </w:r>
+      <w:r>
+        <w:t xml:space="preserve"> </w:t>
+      </w:r>
+      <w:r>
+        <w:t xml:space="preserve">The headline result is measured entirely on the 2009 benchmark, whose subjects are anonymous and consented to research. I deliberately did</w:t>
+      </w:r>
+      <w:r>
+        <w:t xml:space="preserve"> </w:t>
+      </w:r>
+      <w:r>
+        <w:rPr>
+          <w:i/>
+          <w:iCs/>
+        </w:rPr>
+        <w:t xml:space="preserve">not</w:t>
+      </w:r>
+      <w:r>
+        <w:t xml:space="preserve"> </w:t>
+      </w:r>
+      <w:r>
+        <w:t xml:space="preserve">train the reported model on real users of my product.</w:t>
       </w:r>
     </w:p>
     <w:p>
@@ -3193,13 +1696,13 @@
           <w:b/>
           <w:bCs/>
         </w:rPr>
-        <w:t xml:space="preserve">Train at scale</w:t>
-      </w:r>
-      <w:r>
-        <w:t xml:space="preserve"> </w:t>
-      </w:r>
-      <w:r>
-        <w:t xml:space="preserve">on proper hardware, following TypeNet, to see whether the hybrid’s advantage holds as accuracy climbs.</w:t>
+        <w:t xml:space="preserve">Consent is opt-in and revocable, and I store the fingerprint, not the typing.</w:t>
+      </w:r>
+      <w:r>
+        <w:t xml:space="preserve"> </w:t>
+      </w:r>
+      <w:r>
+        <w:t xml:space="preserve">Opting out deletes your profile. The service keeps no record of what you actually typed — only the derived fingerprint and a log of decisions. A stolen fingerprint is far less damaging than a recording of everything you wrote.</w:t>
       </w:r>
     </w:p>
     <w:p>
@@ -3215,31 +1718,44 @@
           <w:b/>
           <w:bCs/>
         </w:rPr>
-        <w:t xml:space="preserve">Collect a small, consented dataset of real users</w:t>
-      </w:r>
-      <w:r>
-        <w:t xml:space="preserve"> </w:t>
-      </w:r>
-      <w:r>
-        <w:t xml:space="preserve">to test whether it generalises across datasets, with the §6 safeguards built in from the start.</w:t>
-      </w:r>
-    </w:p>
-    <w:bookmarkEnd w:id="42"/>
-    <w:bookmarkStart w:id="43" w:name="reflection"/>
-    <w:p>
-      <w:pPr>
-        <w:pStyle w:val="Heading1"/>
-      </w:pPr>
-      <w:r>
-        <w:t xml:space="preserve">9. Reflection</w:t>
-      </w:r>
-    </w:p>
-    <w:p>
-      <w:pPr>
-        <w:pStyle w:val="FirstParagraph"/>
-      </w:pPr>
-      <w:r>
-        <w:t xml:space="preserve">The project turned a corner the moment I stopped believing my own first result. My first test gave an error rate I was thrilled with — until I read back through my code and realised the model had already seen, in training, the exact people I was testing it on. I hadn’t cheated on purpose; the code had quietly handed me a flattering number and I’d been happy to take it. Learning to treat a good result as something to</w:t>
+        <w:t xml:space="preserve">It fails safe, never open.</w:t>
+      </w:r>
+      <w:r>
+        <w:t xml:space="preserve"> </w:t>
+      </w:r>
+      <w:r>
+        <w:t xml:space="preserve">Any breakage forces another factor. It never defaults to</w:t>
+      </w:r>
+      <w:r>
+        <w:t xml:space="preserve"> </w:t>
+      </w:r>
+      <w:r>
+        <w:t xml:space="preserve">“let them in”</w:t>
+      </w:r>
+      <w:r>
+        <w:t xml:space="preserve">.</w:t>
+      </w:r>
+    </w:p>
+    <w:p>
+      <w:pPr>
+        <w:pStyle w:val="Compact"/>
+        <w:numPr>
+          <w:ilvl w:val="0"/>
+          <w:numId w:val="1004"/>
+        </w:numPr>
+      </w:pPr>
+      <w:r>
+        <w:rPr>
+          <w:b/>
+          <w:bCs/>
+        </w:rPr>
+        <w:t xml:space="preserve">It fails some people more than others — and that’s a fairness problem.</w:t>
+      </w:r>
+      <w:r>
+        <w:t xml:space="preserve"> </w:t>
+      </w:r>
+      <w:r>
+        <w:t xml:space="preserve">My own 37-fold spread in error rate (§5) is a textbook disparate-impact risk: the people it serves worst would be wrongly rejected far more often than the 14.2% average admits, and the average hides it completely. That’s the concrete reason this must never be the</w:t>
       </w:r>
       <w:r>
         <w:t xml:space="preserve"> </w:t>
@@ -3249,62 +1765,59 @@
           <w:i/>
           <w:iCs/>
         </w:rPr>
-        <w:t xml:space="preserve">attack</w:t>
-      </w:r>
-      <w:r>
-        <w:t xml:space="preserve"> </w:t>
-      </w:r>
-      <w:r>
-        <w:t xml:space="preserve">— to ask</w:t>
-      </w:r>
-      <w:r>
-        <w:t xml:space="preserve"> </w:t>
-      </w:r>
-      <w:r>
-        <w:t xml:space="preserve">“what would make this wrong?”</w:t>
-      </w:r>
-      <w:r>
-        <w:t xml:space="preserve"> </w:t>
-      </w:r>
-      <w:r>
-        <w:t xml:space="preserve">before celebrating — is the habit I’ll keep longer than any technique. Redoing it properly cost me a nicer-looking number, and it’s the decision I’m most sure was right. It also taught me why biometrics are judged on error-rate curves rather than plain</w:t>
-      </w:r>
-      <w:r>
-        <w:t xml:space="preserve"> </w:t>
-      </w:r>
-      <w:r>
-        <w:t xml:space="preserve">“accuracy”</w:t>
-      </w:r>
-      <w:r>
-        <w:t xml:space="preserve">: when you can fail in two opposite ways, one number hides the trade-off that matters.</w:t>
-      </w:r>
-    </w:p>
-    <w:p>
-      <w:pPr>
-        <w:pStyle w:val="BodyText"/>
-      </w:pPr>
-      <w:r>
-        <w:t xml:space="preserve">Working with no mentor cut both ways. Every check on my work was one I ran on myself, which is probably why I eventually caught the flawed test — I’d trained myself to distrust my own results. But it’s also where working alone hurt: there was nobody to glance over and say</w:t>
-      </w:r>
-      <w:r>
-        <w:t xml:space="preserve"> </w:t>
-      </w:r>
-      <w:r>
-        <w:t xml:space="preserve">“hang on, aren’t those your training people?”</w:t>
-      </w:r>
-      <w:r>
-        <w:t xml:space="preserve"> </w:t>
-      </w:r>
-      <w:r>
-        <w:t xml:space="preserve">I made the mistake and was the only person who could catch it, and for a while I just didn’t.</w:t>
-      </w:r>
-    </w:p>
-    <w:p>
-      <w:pPr>
-        <w:pStyle w:val="BodyText"/>
-      </w:pPr>
-      <w:r>
-        <w:t xml:space="preserve">If I did it again I’d change two things. First, I’d write the whole test procedure down</w:t>
+        <w:t xml:space="preserve">only</w:t>
+      </w:r>
+      <w:r>
+        <w:t xml:space="preserve"> </w:t>
+      </w:r>
+      <w:r>
+        <w:t xml:space="preserve">check, and why a real deployment needs a per-person error audit, not just an average. Usefully, those people are identifiable in advance (they’re the least consistent typists), so a fair system can spot them and lean on a fallback instead of quietly failing them.</w:t>
+      </w:r>
+    </w:p>
+    <w:p>
+      <w:pPr>
+        <w:pStyle w:val="Compact"/>
+        <w:numPr>
+          <w:ilvl w:val="0"/>
+          <w:numId w:val="1004"/>
+        </w:numPr>
+      </w:pPr>
+      <w:r>
+        <w:rPr>
+          <w:b/>
+          <w:bCs/>
+        </w:rPr>
+        <w:t xml:space="preserve">Same tech, wrong hands.</w:t>
+      </w:r>
+      <w:r>
+        <w:t xml:space="preserve"> </w:t>
+      </w:r>
+      <w:r>
+        <w:t xml:space="preserve">What protects an account could also track or de-anonymise people by their typing. I frame it as opt-in protection the user controls, report the error rates rather than bury them, and would never sell a 10%-error system as infallible.</w:t>
+      </w:r>
+    </w:p>
+    <w:bookmarkEnd w:id="18"/>
+    <w:bookmarkStart w:id="19" w:name="what-i-got-wrong-and-what-id-change"/>
+    <w:p>
+      <w:pPr>
+        <w:pStyle w:val="Heading2"/>
+      </w:pPr>
+      <w:r>
+        <w:t xml:space="preserve">8. What I got wrong, and what I’d change</w:t>
+      </w:r>
+    </w:p>
+    <w:p>
+      <w:pPr>
+        <w:pStyle w:val="FirstParagraph"/>
+      </w:pPr>
+      <w:r>
+        <w:t xml:space="preserve">The single most important thing I learned wasn’t a technique — it was to distrust my own results. My first evaluation handed me a number I loved, and it was garbage (§4). Catching that meant training myself to ask</w:t>
+      </w:r>
+      <w:r>
+        <w:t xml:space="preserve"> </w:t>
+      </w:r>
+      <w:r>
+        <w:t xml:space="preserve">“what would make this</w:t>
       </w:r>
       <w:r>
         <w:t xml:space="preserve"> </w:t>
@@ -3314,71 +1827,16 @@
           <w:i/>
           <w:iCs/>
         </w:rPr>
-        <w:t xml:space="preserve">before</w:t>
-      </w:r>
-      <w:r>
-        <w:t xml:space="preserve"> </w:t>
-      </w:r>
-      <w:r>
-        <w:t xml:space="preserve">writing any of the code for it — the flaw survived because the procedure only lived in my head, where it was easy to talk myself into a number I liked; on paper the leak would have been obvious. Second, I’d find a mentor or even one peer reviewer early. Saying a result out loud to someone allowed to doubt you catches what re-reading your own code never will.</w:t>
-      </w:r>
-    </w:p>
-    <w:bookmarkEnd w:id="43"/>
-    <w:bookmarkStart w:id="44" w:name="acknowledgements"/>
-    <w:p>
-      <w:pPr>
-        <w:pStyle w:val="Heading1"/>
-      </w:pPr>
-      <w:r>
-        <w:t xml:space="preserve">10. Acknowledgements</w:t>
-      </w:r>
-    </w:p>
-    <w:p>
-      <w:pPr>
-        <w:pStyle w:val="FirstParagraph"/>
-      </w:pPr>
-      <w:r>
-        <w:t xml:space="preserve">This was an independent project with no mentor or supervisor, so the</w:t>
-      </w:r>
-      <w:r>
-        <w:t xml:space="preserve"> </w:t>
-      </w:r>
-      <w:r>
-        <w:t xml:space="preserve">“people”</w:t>
-      </w:r>
-      <w:r>
-        <w:t xml:space="preserve"> </w:t>
-      </w:r>
-      <w:r>
-        <w:t xml:space="preserve">side came from the wider research community: Killourhy and Maxion for the dataset and the benchmark to measure against; the teams behind FaceNet and TypeNet, whose methods I built on; Ledoit and Wolf for the statistical technique at the heart of the result; and the maintainers of the open-source tools I relied on (PyTorch, NumPy, scikit-learn, FastAPI and others). I read the international biometric-testing standard and the UK regulator’s data-protection guidance to get the testing and the ethics right. AI assistance is disclosed in full in §11; every scientific decision, every result, and the final wording are my own.</w:t>
-      </w:r>
-    </w:p>
-    <w:bookmarkEnd w:id="44"/>
-    <w:bookmarkStart w:id="45" w:name="ai-use-statement"/>
-    <w:p>
-      <w:pPr>
-        <w:pStyle w:val="Heading1"/>
-      </w:pPr>
-      <w:r>
-        <w:t xml:space="preserve">11. AI use statement</w:t>
-      </w:r>
-    </w:p>
-    <w:p>
-      <w:pPr>
-        <w:pStyle w:val="FirstParagraph"/>
-      </w:pPr>
-      <w:r>
-        <w:rPr>
-          <w:b/>
-          <w:bCs/>
-        </w:rPr>
-        <w:t xml:space="preserve">Tool.</w:t>
-      </w:r>
-      <w:r>
-        <w:t xml:space="preserve"> </w:t>
-      </w:r>
-      <w:r>
-        <w:t xml:space="preserve">Anthropic’s Claude (Claude Opus 4.8), through the Claude Code command-line assistant, on a Windows laptop, during development and while writing this report.</w:t>
+        <w:t xml:space="preserve">wrong</w:t>
+      </w:r>
+      <w:r>
+        <w:t xml:space="preserve">?”</w:t>
+      </w:r>
+      <w:r>
+        <w:t xml:space="preserve"> </w:t>
+      </w:r>
+      <w:r>
+        <w:t xml:space="preserve">before celebrating, and it’s the habit I’ll keep long after I’ve forgotten the maths. It also taught me why biometrics live and die on error-rate curves rather than plain accuracy: when you can fail in two opposite ways, one cheerful number hides the trade-off that actually matters.</w:t>
       </w:r>
     </w:p>
     <w:p>
@@ -3386,11 +1844,19 @@
         <w:pStyle w:val="BodyText"/>
       </w:pPr>
       <w:r>
-        <w:rPr>
-          <w:b/>
-          <w:bCs/>
-        </w:rPr>
-        <w:t xml:space="preserve">What I used it for.</w:t>
+        <w:t xml:space="preserve">Working with no mentor cut both ways. Every check on my work was one I ran on myself, which is probably why I eventually caught the flaw — I’d learned to doubt my own code. But it’s also exactly where working alone hurt: there was nobody to glance over my shoulder and say</w:t>
+      </w:r>
+      <w:r>
+        <w:t xml:space="preserve"> </w:t>
+      </w:r>
+      <w:r>
+        <w:t xml:space="preserve">“hang on, aren’t those your training people?”</w:t>
+      </w:r>
+      <w:r>
+        <w:t xml:space="preserve"> </w:t>
+      </w:r>
+      <w:r>
+        <w:t xml:space="preserve">I made the mistake, and for a while I was the only person who could have caught it, and I didn’t. So if I did it again, I’d write the whole test procedure down</w:t>
       </w:r>
       <w:r>
         <w:t xml:space="preserve"> </w:t>
@@ -3400,13 +1866,21 @@
           <w:i/>
           <w:iCs/>
         </w:rPr>
-        <w:t xml:space="preserve">Code scaffolding and debugging:</w:t>
-      </w:r>
-      <w:r>
-        <w:t xml:space="preserve"> </w:t>
-      </w:r>
-      <w:r>
-        <w:t xml:space="preserve">first drafts of some functions and help diagnosing bugs — all of which I reviewed, ran and tested; it produced no number in this report.</w:t>
+        <w:t xml:space="preserve">before</w:t>
+      </w:r>
+      <w:r>
+        <w:t xml:space="preserve"> </w:t>
+      </w:r>
+      <w:r>
+        <w:t xml:space="preserve">writing a line of the code for it — on paper, the leak would have been obvious — and I’d find one person allowed to doubt me, early. Saying a result out loud to someone catches what re-reading your own code never will.</w:t>
+      </w:r>
+    </w:p>
+    <w:p>
+      <w:pPr>
+        <w:pStyle w:val="BodyText"/>
+      </w:pPr>
+      <w:r>
+        <w:t xml:space="preserve">Where I’d take it next follows straight from the ceiling being the</w:t>
       </w:r>
       <w:r>
         <w:t xml:space="preserve"> </w:t>
@@ -3416,59 +1890,10 @@
           <w:i/>
           <w:iCs/>
         </w:rPr>
-        <w:t xml:space="preserve">Finding references:</w:t>
-      </w:r>
-      <w:r>
-        <w:t xml:space="preserve"> </w:t>
-      </w:r>
-      <w:r>
-        <w:t xml:space="preserve">surfacing key papers, which I checked against the original sources and dropped if I couldn’t verify them.</w:t>
-      </w:r>
-      <w:r>
-        <w:t xml:space="preserve"> </w:t>
-      </w:r>
-      <w:r>
-        <w:rPr>
-          <w:i/>
-          <w:iCs/>
-        </w:rPr>
-        <w:t xml:space="preserve">Drafting:</w:t>
-      </w:r>
-      <w:r>
-        <w:t xml:space="preserve"> </w:t>
-      </w:r>
-      <w:r>
-        <w:t xml:space="preserve">organising the report and producing draft prose, which I edited into my own voice, fact-checked, and finished with the personal parts only I can write. I set the research direction, made every scientific decision, ran and tested all the code, and verified every result.</w:t>
-      </w:r>
-    </w:p>
-    <w:bookmarkEnd w:id="45"/>
-    <w:bookmarkStart w:id="51" w:name="references"/>
-    <w:p>
-      <w:pPr>
-        <w:pStyle w:val="Heading1"/>
-      </w:pPr>
-      <w:r>
-        <w:t xml:space="preserve">12. References</w:t>
-      </w:r>
-    </w:p>
-    <w:p>
-      <w:pPr>
-        <w:pStyle w:val="FirstParagraph"/>
-      </w:pPr>
-      <w:r>
-        <w:t xml:space="preserve">Author–date style; URLs given for openly accessible sources. Fuller provenance, including items I checked and rejected, is in</w:t>
-      </w:r>
-      <w:r>
-        <w:t xml:space="preserve"> </w:t>
-      </w:r>
-      <w:r>
-        <w:rPr>
-          <w:rStyle w:val="VerbatimChar"/>
-        </w:rPr>
-        <w:t xml:space="preserve">CREST_Research_Dossier.md</w:t>
-      </w:r>
-      <w:r>
-        <w:t xml:space="preserve">.</w:t>
+        <w:t xml:space="preserve">data</w:t>
+      </w:r>
+      <w:r>
+        <w:t xml:space="preserve">, not the model:</w:t>
       </w:r>
     </w:p>
     <w:p>
@@ -3480,6 +1905,167 @@
         </w:numPr>
       </w:pPr>
       <w:r>
+        <w:rPr>
+          <w:b/>
+          <w:bCs/>
+        </w:rPr>
+        <w:t xml:space="preserve">Free typing on a big real dataset</w:t>
+      </w:r>
+      <w:r>
+        <w:t xml:space="preserve"> </w:t>
+      </w:r>
+      <w:r>
+        <w:t xml:space="preserve">(the 136-million-keystroke Aalto corpus). The pipeline’s built; it just needs the data. This is the obvious next experiment.</w:t>
+      </w:r>
+    </w:p>
+    <w:p>
+      <w:pPr>
+        <w:pStyle w:val="Compact"/>
+        <w:numPr>
+          <w:ilvl w:val="0"/>
+          <w:numId w:val="1005"/>
+        </w:numPr>
+      </w:pPr>
+      <w:r>
+        <w:rPr>
+          <w:b/>
+          <w:bCs/>
+        </w:rPr>
+        <w:t xml:space="preserve">Fix the confidence scale</w:t>
+      </w:r>
+      <w:r>
+        <w:t xml:space="preserve"> </w:t>
+      </w:r>
+      <w:r>
+        <w:t xml:space="preserve">so the percentage the product shows actually means something.</w:t>
+      </w:r>
+    </w:p>
+    <w:p>
+      <w:pPr>
+        <w:pStyle w:val="Compact"/>
+        <w:numPr>
+          <w:ilvl w:val="0"/>
+          <w:numId w:val="1005"/>
+        </w:numPr>
+      </w:pPr>
+      <w:r>
+        <w:rPr>
+          <w:b/>
+          <w:bCs/>
+        </w:rPr>
+        <w:t xml:space="preserve">Train at scale</w:t>
+      </w:r>
+      <w:r>
+        <w:t xml:space="preserve"> </w:t>
+      </w:r>
+      <w:r>
+        <w:t xml:space="preserve">on proper hardware, TypeNet-style, to see if the hybrid’s advantage survives as accuracy climbs.</w:t>
+      </w:r>
+    </w:p>
+    <w:p>
+      <w:pPr>
+        <w:pStyle w:val="Compact"/>
+        <w:numPr>
+          <w:ilvl w:val="0"/>
+          <w:numId w:val="1005"/>
+        </w:numPr>
+      </w:pPr>
+      <w:r>
+        <w:rPr>
+          <w:b/>
+          <w:bCs/>
+        </w:rPr>
+        <w:t xml:space="preserve">Collect a small, consented set of real users</w:t>
+      </w:r>
+      <w:r>
+        <w:t xml:space="preserve"> </w:t>
+      </w:r>
+      <w:r>
+        <w:t xml:space="preserve">to test whether it holds up across datasets — with the §7 safeguards built in from the first line.</w:t>
+      </w:r>
+    </w:p>
+    <w:p>
+      <w:pPr>
+        <w:pStyle w:val="FirstParagraph"/>
+      </w:pPr>
+      <w:r>
+        <w:t xml:space="preserve">I set out to find, honestly, whether the way a person types could be a quiet second lock on their identity. It can — not a perfect one, and not yet better than a 15-year-old benchmark on this small a test, but a real, measured, reproducible one, built by someone who learned the hard way to stop trusting his own good news.</w:t>
+      </w:r>
+    </w:p>
+    <w:p>
+      <w:r>
+        <w:pict>
+          <v:rect style="width:0;height:1.5pt" o:hralign="center" o:hrstd="t" o:hr="t"/>
+        </w:pict>
+      </w:r>
+    </w:p>
+    <w:bookmarkEnd w:id="19"/>
+    <w:bookmarkStart w:id="20" w:name="acknowledgements"/>
+    <w:p>
+      <w:pPr>
+        <w:pStyle w:val="Heading2"/>
+      </w:pPr>
+      <w:r>
+        <w:t xml:space="preserve">Acknowledgements</w:t>
+      </w:r>
+    </w:p>
+    <w:p>
+      <w:pPr>
+        <w:pStyle w:val="FirstParagraph"/>
+      </w:pPr>
+      <w:r>
+        <w:t xml:space="preserve">This was an independent project with no mentor, so the</w:t>
+      </w:r>
+      <w:r>
+        <w:t xml:space="preserve"> </w:t>
+      </w:r>
+      <w:r>
+        <w:t xml:space="preserve">“people”</w:t>
+      </w:r>
+      <w:r>
+        <w:t xml:space="preserve"> </w:t>
+      </w:r>
+      <w:r>
+        <w:t xml:space="preserve">who helped were the research community: Killourhy and Maxion for the dataset and the benchmark to beat; the teams behind FaceNet and TypeNet, whose methods I built on; Ledoit and Wolf for the statistical trick at the heart of the result; and the maintainers of the open-source tools I used (PyTorch, NumPy, scikit-learn, FastAPI). I leaned on the international biometric-testing standard and the UK regulator’s data-protection guidance to get the testing and the ethics right. AI assistance is disclosed just below.</w:t>
+      </w:r>
+    </w:p>
+    <w:bookmarkEnd w:id="20"/>
+    <w:bookmarkStart w:id="21" w:name="a-note-on-ai-use"/>
+    <w:p>
+      <w:pPr>
+        <w:pStyle w:val="Heading2"/>
+      </w:pPr>
+      <w:r>
+        <w:t xml:space="preserve">A note on AI use</w:t>
+      </w:r>
+    </w:p>
+    <w:p>
+      <w:pPr>
+        <w:pStyle w:val="FirstParagraph"/>
+      </w:pPr>
+      <w:r>
+        <w:t xml:space="preserve">I used Anthropic’s Claude (via the Claude Code assistant) for first drafts of some functions, help hunting bugs, surfacing papers I then checked against the originals, and drafting and tightening this report, which I edited into my own voice. It produced no number in this report. I set the direction, made every scientific decision, ran and tested all the code, and verified every result myself.</w:t>
+      </w:r>
+    </w:p>
+    <w:bookmarkEnd w:id="21"/>
+    <w:bookmarkStart w:id="27" w:name="references"/>
+    <w:p>
+      <w:pPr>
+        <w:pStyle w:val="Heading2"/>
+      </w:pPr>
+      <w:r>
+        <w:t xml:space="preserve">References</w:t>
+      </w:r>
+    </w:p>
+    <w:p>
+      <w:pPr>
+        <w:pStyle w:val="Compact"/>
+        <w:numPr>
+          <w:ilvl w:val="0"/>
+          <w:numId w:val="1006"/>
+        </w:numPr>
+      </w:pPr>
+      <w:r>
         <w:t xml:space="preserve">Killourhy, K. S. &amp; Maxion, R. A. (2009).</w:t>
       </w:r>
       <w:r>
@@ -3496,12 +2082,12 @@
         <w:t xml:space="preserve"> </w:t>
       </w:r>
       <w:r>
-        <w:t xml:space="preserve">Proc. IEEE/IFIP Int. Conf. on Dependable Systems and Networks (DSN-2009), pp. 125–134. Dataset:</w:t>
-      </w:r>
-      <w:r>
-        <w:t xml:space="preserve"> </w:t>
-      </w:r>
-      <w:hyperlink r:id="rId46">
+        <w:t xml:space="preserve">DSN-2009, pp. 125–134. Dataset:</w:t>
+      </w:r>
+      <w:r>
+        <w:t xml:space="preserve"> </w:t>
+      </w:r>
+      <w:hyperlink r:id="rId22">
         <w:r>
           <w:rPr>
             <w:rStyle w:val="Hyperlink"/>
@@ -3515,7 +2101,7 @@
         <w:pStyle w:val="Compact"/>
         <w:numPr>
           <w:ilvl w:val="0"/>
-          <w:numId w:val="1005"/>
+          <w:numId w:val="1006"/>
         </w:numPr>
       </w:pPr>
       <w:r>
@@ -3535,7 +2121,7 @@
         <w:t xml:space="preserve"> </w:t>
       </w:r>
       <w:r>
-        <w:t xml:space="preserve">IEEE Trans. Biometrics, Behavior, and Identity Science. arXiv:2101.05570.</w:t>
+        <w:t xml:space="preserve">IEEE T-BIOM. arXiv:2101.05570.</w:t>
       </w:r>
     </w:p>
     <w:p>
@@ -3543,7 +2129,7 @@
         <w:pStyle w:val="Compact"/>
         <w:numPr>
           <w:ilvl w:val="0"/>
-          <w:numId w:val="1005"/>
+          <w:numId w:val="1006"/>
         </w:numPr>
       </w:pPr>
       <w:r>
@@ -3563,7 +2149,7 @@
         <w:t xml:space="preserve"> </w:t>
       </w:r>
       <w:r>
-        <w:t xml:space="preserve">CVPR 2015, pp. 815–823. DOI 10.1109/CVPR.2015.7298682. arXiv:1503.03832.</w:t>
+        <w:t xml:space="preserve">CVPR 2015. arXiv:1503.03832.</w:t>
       </w:r>
     </w:p>
     <w:p>
@@ -3571,7 +2157,7 @@
         <w:pStyle w:val="Compact"/>
         <w:numPr>
           <w:ilvl w:val="0"/>
-          <w:numId w:val="1005"/>
+          <w:numId w:val="1006"/>
         </w:numPr>
       </w:pPr>
       <w:r>
@@ -3599,7 +2185,7 @@
         <w:pStyle w:val="Compact"/>
         <w:numPr>
           <w:ilvl w:val="0"/>
-          <w:numId w:val="1005"/>
+          <w:numId w:val="1006"/>
         </w:numPr>
       </w:pPr>
       <w:r>
@@ -3619,7 +2205,7 @@
         <w:t xml:space="preserve"> </w:t>
       </w:r>
       <w:r>
-        <w:t xml:space="preserve">ECCV 2016, LNCS 9911, pp. 499–515. DOI 10.1007/978-3-319-46478-7_31.</w:t>
+        <w:t xml:space="preserve">ECCV 2016.</w:t>
       </w:r>
     </w:p>
     <w:p>
@@ -3627,7 +2213,7 @@
         <w:pStyle w:val="Compact"/>
         <w:numPr>
           <w:ilvl w:val="0"/>
-          <w:numId w:val="1005"/>
+          <w:numId w:val="1006"/>
         </w:numPr>
       </w:pPr>
       <w:r>
@@ -3647,7 +2233,7 @@
         <w:t xml:space="preserve"> </w:t>
       </w:r>
       <w:r>
-        <w:t xml:space="preserve">J. Multivariate Analysis 88(2), 365–411. DOI 10.1016/S0047-259X(03)00096-4.</w:t>
+        <w:t xml:space="preserve">J. Multivariate Analysis 88(2), 365–411.</w:t>
       </w:r>
     </w:p>
     <w:p>
@@ -3655,7 +2241,7 @@
         <w:pStyle w:val="Compact"/>
         <w:numPr>
           <w:ilvl w:val="0"/>
-          <w:numId w:val="1005"/>
+          <w:numId w:val="1006"/>
         </w:numPr>
       </w:pPr>
       <w:r>
@@ -3675,12 +2261,12 @@
         <w:t xml:space="preserve"> </w:t>
       </w:r>
       <w:r>
-        <w:t xml:space="preserve">CHI 2018. DOI 10.1145/3173574.3174220. Data:</w:t>
-      </w:r>
-      <w:r>
-        <w:t xml:space="preserve"> </w:t>
-      </w:r>
-      <w:hyperlink r:id="rId47">
+        <w:t xml:space="preserve">CHI 2018. Data:</w:t>
+      </w:r>
+      <w:r>
+        <w:t xml:space="preserve"> </w:t>
+      </w:r>
+      <w:hyperlink r:id="rId23">
         <w:r>
           <w:rPr>
             <w:rStyle w:val="Hyperlink"/>
@@ -3694,7 +2280,7 @@
         <w:pStyle w:val="Compact"/>
         <w:numPr>
           <w:ilvl w:val="0"/>
-          <w:numId w:val="1005"/>
+          <w:numId w:val="1006"/>
         </w:numPr>
       </w:pPr>
       <w:r>
@@ -3708,12 +2294,12 @@
           <w:i/>
           <w:iCs/>
         </w:rPr>
-        <w:t xml:space="preserve">Information technology — Biometric performance testing and reporting — Part 1.</w:t>
-      </w:r>
-      <w:r>
-        <w:t xml:space="preserve"> </w:t>
-      </w:r>
-      <w:hyperlink r:id="rId48">
+        <w:t xml:space="preserve">Biometric performance testing and reporting — Part 1.</w:t>
+      </w:r>
+      <w:r>
+        <w:t xml:space="preserve"> </w:t>
+      </w:r>
+      <w:hyperlink r:id="rId24">
         <w:r>
           <w:rPr>
             <w:rStyle w:val="Hyperlink"/>
@@ -3727,7 +2313,7 @@
         <w:pStyle w:val="Compact"/>
         <w:numPr>
           <w:ilvl w:val="0"/>
-          <w:numId w:val="1005"/>
+          <w:numId w:val="1006"/>
         </w:numPr>
       </w:pPr>
       <w:r>
@@ -3749,11 +2335,11 @@
         <w:pStyle w:val="Compact"/>
         <w:numPr>
           <w:ilvl w:val="0"/>
-          <w:numId w:val="1005"/>
+          <w:numId w:val="1006"/>
         </w:numPr>
       </w:pPr>
       <w:r>
-        <w:t xml:space="preserve">Frank, M., Biedert, R., Ma, E., Martinovic, I. &amp; Song, D. (2013).</w:t>
+        <w:t xml:space="preserve">Frank, M. et al. (2013).</w:t>
       </w:r>
       <w:r>
         <w:t xml:space="preserve"> </w:t>
@@ -3763,13 +2349,13 @@
           <w:i/>
           <w:iCs/>
         </w:rPr>
-        <w:t xml:space="preserve">Touchalytics: On the Applicability of Touchscreen Input as a Behavioral Biometric for Continuous Authentication.</w:t>
-      </w:r>
-      <w:r>
-        <w:t xml:space="preserve"> </w:t>
-      </w:r>
-      <w:r>
-        <w:t xml:space="preserve">IEEE Trans. Information Forensics and Security 8(1). arXiv:1207.6231.</w:t>
+        <w:t xml:space="preserve">Touchalytics: Touchscreen Input as a Behavioral Biometric for Continuous Authentication.</w:t>
+      </w:r>
+      <w:r>
+        <w:t xml:space="preserve"> </w:t>
+      </w:r>
+      <w:r>
+        <w:t xml:space="preserve">IEEE TIFS 8(1). arXiv:1207.6231.</w:t>
       </w:r>
     </w:p>
     <w:p>
@@ -3777,16 +2363,16 @@
         <w:pStyle w:val="Compact"/>
         <w:numPr>
           <w:ilvl w:val="0"/>
-          <w:numId w:val="1005"/>
+          <w:numId w:val="1006"/>
         </w:numPr>
       </w:pPr>
       <w:r>
-        <w:t xml:space="preserve">UK GDPR, Article 9 (special-category data) and Article 4(14) (definition of biometric data).</w:t>
-      </w:r>
-      <w:r>
-        <w:t xml:space="preserve"> </w:t>
-      </w:r>
-      <w:hyperlink r:id="rId49">
+        <w:t xml:space="preserve">UK GDPR, Article 9 (special-category data) and Article 4(14) (biometric data).</w:t>
+      </w:r>
+      <w:r>
+        <w:t xml:space="preserve"> </w:t>
+      </w:r>
+      <w:hyperlink r:id="rId25">
         <w:r>
           <w:rPr>
             <w:rStyle w:val="Hyperlink"/>
@@ -3794,19 +2380,13 @@
           <w:t xml:space="preserve">https://gdpr-info.eu/art-9-gdpr/</w:t>
         </w:r>
       </w:hyperlink>
-      <w:r>
-        <w:t xml:space="preserve"> </w:t>
-      </w:r>
-      <w:r>
-        <w:t xml:space="preserve">; UK ICO guidance on biometric data.</w:t>
-      </w:r>
     </w:p>
     <w:p>
       <w:pPr>
         <w:pStyle w:val="Compact"/>
         <w:numPr>
           <w:ilvl w:val="0"/>
-          <w:numId w:val="1005"/>
+          <w:numId w:val="1006"/>
         </w:numPr>
       </w:pPr>
       <w:r>
@@ -3820,12 +2400,12 @@
           <w:i/>
           <w:iCs/>
         </w:rPr>
-        <w:t xml:space="preserve">2024 Data Breach Investigations Report (DBIR).</w:t>
-      </w:r>
-      <w:r>
-        <w:t xml:space="preserve"> </w:t>
-      </w:r>
-      <w:hyperlink r:id="rId50">
+        <w:t xml:space="preserve">2024 Data Breach Investigations Report.</w:t>
+      </w:r>
+      <w:r>
+        <w:t xml:space="preserve"> </w:t>
+      </w:r>
+      <w:hyperlink r:id="rId26">
         <w:r>
           <w:rPr>
             <w:rStyle w:val="Hyperlink"/>
@@ -3839,7 +2419,7 @@
         <w:pStyle w:val="Compact"/>
         <w:numPr>
           <w:ilvl w:val="0"/>
-          <w:numId w:val="1005"/>
+          <w:numId w:val="1006"/>
         </w:numPr>
       </w:pPr>
       <w:r>
@@ -3860,109 +2440,6 @@
       </w:r>
       <w:r>
         <w:t xml:space="preserve">EMNLP 2014. arXiv:1406.1078.</w:t>
-      </w:r>
-    </w:p>
-    <w:p>
-      <w:pPr>
-        <w:pStyle w:val="Compact"/>
-        <w:numPr>
-          <w:ilvl w:val="0"/>
-          <w:numId w:val="1005"/>
-        </w:numPr>
-      </w:pPr>
-      <w:r>
-        <w:t xml:space="preserve">Bahdanau, D., Cho, K. &amp; Bengio, Y. (2015).</w:t>
-      </w:r>
-      <w:r>
-        <w:t xml:space="preserve"> </w:t>
-      </w:r>
-      <w:r>
-        <w:rPr>
-          <w:i/>
-          <w:iCs/>
-        </w:rPr>
-        <w:t xml:space="preserve">Neural Machine Translation by Jointly Learning to Align and Translate (attention).</w:t>
-      </w:r>
-      <w:r>
-        <w:t xml:space="preserve"> </w:t>
-      </w:r>
-      <w:r>
-        <w:t xml:space="preserve">ICLR 2015. arXiv:1409.0473.</w:t>
-      </w:r>
-    </w:p>
-    <w:p>
-      <w:pPr>
-        <w:pStyle w:val="Compact"/>
-        <w:numPr>
-          <w:ilvl w:val="0"/>
-          <w:numId w:val="1005"/>
-        </w:numPr>
-      </w:pPr>
-      <w:r>
-        <w:t xml:space="preserve">van der Maaten, L. &amp; Hinton, G. (2008).</w:t>
-      </w:r>
-      <w:r>
-        <w:t xml:space="preserve"> </w:t>
-      </w:r>
-      <w:r>
-        <w:rPr>
-          <w:i/>
-          <w:iCs/>
-        </w:rPr>
-        <w:t xml:space="preserve">Visualizing Data using t-SNE.</w:t>
-      </w:r>
-      <w:r>
-        <w:t xml:space="preserve"> </w:t>
-      </w:r>
-      <w:r>
-        <w:t xml:space="preserve">Journal of Machine Learning Research 9, 2579–2605.</w:t>
-      </w:r>
-    </w:p>
-    <w:p>
-      <w:pPr>
-        <w:pStyle w:val="Compact"/>
-        <w:numPr>
-          <w:ilvl w:val="0"/>
-          <w:numId w:val="1005"/>
-        </w:numPr>
-      </w:pPr>
-      <w:r>
-        <w:t xml:space="preserve">Kingma, D. P. &amp; Ba, J. (2015).</w:t>
-      </w:r>
-      <w:r>
-        <w:t xml:space="preserve"> </w:t>
-      </w:r>
-      <w:r>
-        <w:rPr>
-          <w:i/>
-          <w:iCs/>
-        </w:rPr>
-        <w:t xml:space="preserve">Adam: A Method for Stochastic Optimization.</w:t>
-      </w:r>
-      <w:r>
-        <w:t xml:space="preserve"> </w:t>
-      </w:r>
-      <w:r>
-        <w:t xml:space="preserve">ICLR 2015. arXiv:1412.6980.</w:t>
-      </w:r>
-    </w:p>
-    <w:bookmarkEnd w:id="51"/>
-    <w:bookmarkStart w:id="61" w:name="appendices"/>
-    <w:p>
-      <w:pPr>
-        <w:pStyle w:val="Heading1"/>
-      </w:pPr>
-      <w:r>
-        <w:t xml:space="preserve">13. Appendices</w:t>
-      </w:r>
-    </w:p>
-    <w:bookmarkStart w:id="52" w:name="appendix-a-glossary"/>
-    <w:p>
-      <w:pPr>
-        <w:pStyle w:val="Heading2"/>
-      </w:pPr>
-      <w:r>
-        <w:t xml:space="preserve">Appendix A — Glossary</w:t>
       </w:r>
     </w:p>
     <w:p>
@@ -3974,17 +2451,7 @@
         </w:numPr>
       </w:pPr>
       <w:r>
-        <w:rPr>
-          <w:b/>
-          <w:bCs/>
-        </w:rPr>
-        <w:t xml:space="preserve">Biometric</w:t>
-      </w:r>
-      <w:r>
-        <w:t xml:space="preserve"> </w:t>
-      </w:r>
-      <w:r>
-        <w:t xml:space="preserve">— recognising a person from a physical or behavioural trait. Typing rhythm is a</w:t>
+        <w:t xml:space="preserve">Bahdanau, D., Cho, K. &amp; Bengio, Y. (2015).</w:t>
       </w:r>
       <w:r>
         <w:t xml:space="preserve"> </w:t>
@@ -3994,13 +2461,13 @@
           <w:i/>
           <w:iCs/>
         </w:rPr>
-        <w:t xml:space="preserve">behavioural</w:t>
-      </w:r>
-      <w:r>
-        <w:t xml:space="preserve"> </w:t>
-      </w:r>
-      <w:r>
-        <w:t xml:space="preserve">biometric.</w:t>
+        <w:t xml:space="preserve">Neural Machine Translation by Jointly Learning to Align and Translate (attention).</w:t>
+      </w:r>
+      <w:r>
+        <w:t xml:space="preserve"> </w:t>
+      </w:r>
+      <w:r>
+        <w:t xml:space="preserve">ICLR 2015. arXiv:1409.0473.</w:t>
       </w:r>
     </w:p>
     <w:p>
@@ -4012,17 +2479,23 @@
         </w:numPr>
       </w:pPr>
       <w:r>
-        <w:rPr>
-          <w:b/>
-          <w:bCs/>
-        </w:rPr>
-        <w:t xml:space="preserve">Fingerprint / embedding</w:t>
-      </w:r>
-      <w:r>
-        <w:t xml:space="preserve"> </w:t>
-      </w:r>
-      <w:r>
-        <w:t xml:space="preserve">— here, the list of 128 numbers the model produces for one typing sample. Same-person fingerprints land close together.</w:t>
+        <w:t xml:space="preserve">van der Maaten, L. &amp; Hinton, G. (2008).</w:t>
+      </w:r>
+      <w:r>
+        <w:t xml:space="preserve"> </w:t>
+      </w:r>
+      <w:r>
+        <w:rPr>
+          <w:i/>
+          <w:iCs/>
+        </w:rPr>
+        <w:t xml:space="preserve">Visualizing Data using t-SNE.</w:t>
+      </w:r>
+      <w:r>
+        <w:t xml:space="preserve"> </w:t>
+      </w:r>
+      <w:r>
+        <w:t xml:space="preserve">JMLR 9, 2579–2605.</w:t>
       </w:r>
     </w:p>
     <w:p>
@@ -4034,41 +2507,42 @@
         </w:numPr>
       </w:pPr>
       <w:r>
-        <w:rPr>
-          <w:b/>
-          <w:bCs/>
-        </w:rPr>
-        <w:t xml:space="preserve">EER (Equal Error Rate)</w:t>
-      </w:r>
-      <w:r>
-        <w:t xml:space="preserve"> </w:t>
-      </w:r>
-      <w:r>
-        <w:t xml:space="preserve">— the balanced setting where</w:t>
-      </w:r>
-      <w:r>
-        <w:t xml:space="preserve"> </w:t>
-      </w:r>
-      <w:r>
-        <w:t xml:space="preserve">“letting an impostor in”</w:t>
-      </w:r>
-      <w:r>
-        <w:t xml:space="preserve"> </w:t>
-      </w:r>
-      <w:r>
-        <w:t xml:space="preserve">and</w:t>
-      </w:r>
-      <w:r>
-        <w:t xml:space="preserve"> </w:t>
-      </w:r>
-      <w:r>
-        <w:t xml:space="preserve">“locking the real user out”</w:t>
-      </w:r>
-      <w:r>
-        <w:t xml:space="preserve"> </w:t>
-      </w:r>
-      <w:r>
-        <w:t xml:space="preserve">are equally likely. Lower is better; 10% ≈ wrong one time in ten.</w:t>
+        <w:t xml:space="preserve">Kingma, D. P. &amp; Ba, J. (2015).</w:t>
+      </w:r>
+      <w:r>
+        <w:t xml:space="preserve"> </w:t>
+      </w:r>
+      <w:r>
+        <w:rPr>
+          <w:i/>
+          <w:iCs/>
+        </w:rPr>
+        <w:t xml:space="preserve">Adam: A Method for Stochastic Optimization.</w:t>
+      </w:r>
+      <w:r>
+        <w:t xml:space="preserve"> </w:t>
+      </w:r>
+      <w:r>
+        <w:t xml:space="preserve">ICLR 2015. arXiv:1412.6980.</w:t>
+      </w:r>
+    </w:p>
+    <w:bookmarkEnd w:id="27"/>
+    <w:bookmarkStart w:id="37" w:name="appendices"/>
+    <w:p>
+      <w:pPr>
+        <w:pStyle w:val="Heading2"/>
+      </w:pPr>
+      <w:r>
+        <w:t xml:space="preserve">Appendices</w:t>
+      </w:r>
+    </w:p>
+    <w:bookmarkStart w:id="28" w:name="appendix-a-glossary"/>
+    <w:p>
+      <w:pPr>
+        <w:pStyle w:val="Heading3"/>
+      </w:pPr>
+      <w:r>
+        <w:t xml:space="preserve">Appendix A — Glossary</w:t>
       </w:r>
     </w:p>
     <w:p>
@@ -4076,7 +2550,7 @@
         <w:pStyle w:val="Compact"/>
         <w:numPr>
           <w:ilvl w:val="0"/>
-          <w:numId w:val="1006"/>
+          <w:numId w:val="1007"/>
         </w:numPr>
       </w:pPr>
       <w:r>
@@ -4084,13 +2558,29 @@
           <w:b/>
           <w:bCs/>
         </w:rPr>
-        <w:t xml:space="preserve">Open-set test</w:t>
-      </w:r>
-      <w:r>
-        <w:t xml:space="preserve"> </w:t>
-      </w:r>
-      <w:r>
-        <w:t xml:space="preserve">— tested only on people not seen during training (the honest test for authentication).</w:t>
+        <w:t xml:space="preserve">Biometric</w:t>
+      </w:r>
+      <w:r>
+        <w:t xml:space="preserve"> </w:t>
+      </w:r>
+      <w:r>
+        <w:t xml:space="preserve">— recognising a person from a trait; typing rhythm is a</w:t>
+      </w:r>
+      <w:r>
+        <w:t xml:space="preserve"> </w:t>
+      </w:r>
+      <w:r>
+        <w:rPr>
+          <w:i/>
+          <w:iCs/>
+        </w:rPr>
+        <w:t xml:space="preserve">behavioural</w:t>
+      </w:r>
+      <w:r>
+        <w:t xml:space="preserve"> </w:t>
+      </w:r>
+      <w:r>
+        <w:t xml:space="preserve">one.</w:t>
       </w:r>
     </w:p>
     <w:p>
@@ -4098,7 +2588,7 @@
         <w:pStyle w:val="Compact"/>
         <w:numPr>
           <w:ilvl w:val="0"/>
-          <w:numId w:val="1006"/>
+          <w:numId w:val="1007"/>
         </w:numPr>
       </w:pPr>
       <w:r>
@@ -4106,13 +2596,13 @@
           <w:b/>
           <w:bCs/>
         </w:rPr>
-        <w:t xml:space="preserve">Triplet loss</w:t>
-      </w:r>
-      <w:r>
-        <w:t xml:space="preserve"> </w:t>
-      </w:r>
-      <w:r>
-        <w:t xml:space="preserve">— the training method: pull same-person samples together, push different-person ones apart.</w:t>
+        <w:t xml:space="preserve">Fingerprint / embedding</w:t>
+      </w:r>
+      <w:r>
+        <w:t xml:space="preserve"> </w:t>
+      </w:r>
+      <w:r>
+        <w:t xml:space="preserve">— the 128 numbers the model produces for one typing sample; same-person fingerprints land close together.</w:t>
       </w:r>
     </w:p>
     <w:p>
@@ -4120,7 +2610,7 @@
         <w:pStyle w:val="Compact"/>
         <w:numPr>
           <w:ilvl w:val="0"/>
-          <w:numId w:val="1006"/>
+          <w:numId w:val="1007"/>
         </w:numPr>
       </w:pPr>
       <w:r>
@@ -4128,13 +2618,37 @@
           <w:b/>
           <w:bCs/>
         </w:rPr>
-        <w:t xml:space="preserve">Mahalanobis distance / Ledoit–Wolf</w:t>
-      </w:r>
-      <w:r>
-        <w:t xml:space="preserve"> </w:t>
-      </w:r>
-      <w:r>
-        <w:t xml:space="preserve">— a distance measure that accounts for how much a person’s own typing naturally varies, made stable when there are few enrolment samples.</w:t>
+        <w:t xml:space="preserve">Equal error rate (EER)</w:t>
+      </w:r>
+      <w:r>
+        <w:t xml:space="preserve"> </w:t>
+      </w:r>
+      <w:r>
+        <w:t xml:space="preserve">— the balanced setting where</w:t>
+      </w:r>
+      <w:r>
+        <w:t xml:space="preserve"> </w:t>
+      </w:r>
+      <w:r>
+        <w:t xml:space="preserve">“impostor gets in”</w:t>
+      </w:r>
+      <w:r>
+        <w:t xml:space="preserve"> </w:t>
+      </w:r>
+      <w:r>
+        <w:t xml:space="preserve">and</w:t>
+      </w:r>
+      <w:r>
+        <w:t xml:space="preserve"> </w:t>
+      </w:r>
+      <w:r>
+        <w:t xml:space="preserve">“real user locked out”</w:t>
+      </w:r>
+      <w:r>
+        <w:t xml:space="preserve"> </w:t>
+      </w:r>
+      <w:r>
+        <w:t xml:space="preserve">are equally likely; 10% ≈ wrong one time in ten.</w:t>
       </w:r>
     </w:p>
     <w:p>
@@ -4142,7 +2656,7 @@
         <w:pStyle w:val="Compact"/>
         <w:numPr>
           <w:ilvl w:val="0"/>
-          <w:numId w:val="1006"/>
+          <w:numId w:val="1007"/>
         </w:numPr>
       </w:pPr>
       <w:r>
@@ -4150,32 +2664,42 @@
           <w:b/>
           <w:bCs/>
         </w:rPr>
-        <w:t xml:space="preserve">The benchmark / CMU dataset</w:t>
-      </w:r>
-      <w:r>
-        <w:t xml:space="preserve"> </w:t>
-      </w:r>
-      <w:r>
-        <w:t xml:space="preserve">— Killourhy &amp; Maxion’s 2009 keystroke dataset: 51 people, password</w:t>
-      </w:r>
-      <w:r>
-        <w:t xml:space="preserve"> </w:t>
-      </w:r>
-      <w:r>
-        <w:rPr>
-          <w:rStyle w:val="VerbatimChar"/>
-        </w:rPr>
-        <w:t xml:space="preserve">.tie5Roanl</w:t>
-      </w:r>
-      <w:r>
-        <w:t xml:space="preserve">, best published EER 9.6%.</w:t>
-      </w:r>
-    </w:p>
-    <w:bookmarkEnd w:id="52"/>
-    <w:bookmarkStart w:id="59" w:name="Xd6b5d54cf44b6d4211164b376b5cd0149e27e03"/>
-    <w:p>
-      <w:pPr>
-        <w:pStyle w:val="Heading2"/>
+        <w:t xml:space="preserve">Open-set test</w:t>
+      </w:r>
+      <w:r>
+        <w:t xml:space="preserve"> </w:t>
+      </w:r>
+      <w:r>
+        <w:t xml:space="preserve">— judged only on people not seen in training; the honest test for authentication.</w:t>
+      </w:r>
+    </w:p>
+    <w:p>
+      <w:pPr>
+        <w:pStyle w:val="Compact"/>
+        <w:numPr>
+          <w:ilvl w:val="0"/>
+          <w:numId w:val="1007"/>
+        </w:numPr>
+      </w:pPr>
+      <w:r>
+        <w:rPr>
+          <w:b/>
+          <w:bCs/>
+        </w:rPr>
+        <w:t xml:space="preserve">Mahalanobis / Ledoit–Wolf</w:t>
+      </w:r>
+      <w:r>
+        <w:t xml:space="preserve"> </w:t>
+      </w:r>
+      <w:r>
+        <w:t xml:space="preserve">— a distance measure that accounts for how much a person’s own typing naturally varies, kept stable when enrolment samples are few.</w:t>
+      </w:r>
+    </w:p>
+    <w:bookmarkEnd w:id="28"/>
+    <w:bookmarkStart w:id="35" w:name="Xd6b5d54cf44b6d4211164b376b5cd0149e27e03"/>
+    <w:p>
+      <w:pPr>
+        <w:pStyle w:val="Heading3"/>
       </w:pPr>
       <w:r>
         <w:t xml:space="preserve">Appendix B — Full results, figures and provenance</w:t>
@@ -4186,7 +2710,7 @@
         <w:pStyle w:val="FirstParagraph"/>
       </w:pPr>
       <w:r>
-        <w:t xml:space="preserve">Per-subject error rate (simple distance, run with seed 42), 16 held-out people, most to least distinctive:</w:t>
+        <w:t xml:space="preserve">Per-subject error rate (simple distance, seed 42), 16 held-out people, most to least distinctive:</w:t>
       </w:r>
     </w:p>
     <w:tbl>
@@ -4897,7 +3421,7 @@
         <w:pStyle w:val="BodyText"/>
       </w:pPr>
       <w:r>
-        <w:t xml:space="preserve">The average of these is 0.1421, matching the headline seed-42 figure (a consistency check). The spread from 0.9% to 33.5% is the §4.2 finding. Aggregate over the three runs (seeds 42/43/44): simple distance 0.1422 ± 0.0279; full blend 0.1016 ± 0.0097; benchmark 0.0962.</w:t>
+        <w:t xml:space="preserve">Average of these is 0.1421, matching the headline seed-42 figure. Aggregate over the three runs (seeds 42/43/44): simple distance 0.1422 ± 0.0279; full blend 0.1016 ± 0.0097; benchmark 0.0962. The 0.9%–33.5% spread is the §5 fairness finding.</w:t>
       </w:r>
     </w:p>
     <w:p>
@@ -4909,13 +3433,7 @@
           <w:b/>
           <w:bCs/>
         </w:rPr>
-        <w:t xml:space="preserve">Provenance fingerprints (for independent verification).</w:t>
-      </w:r>
-      <w:r>
-        <w:t xml:space="preserve"> </w:t>
-      </w:r>
-      <w:r>
-        <w:t xml:space="preserve">So the result can be checked without the repository:</w:t>
+        <w:t xml:space="preserve">Provenance (for independent verification).</w:t>
       </w:r>
     </w:p>
     <w:p>
@@ -4923,7 +3441,7 @@
         <w:pStyle w:val="Compact"/>
         <w:numPr>
           <w:ilvl w:val="0"/>
-          <w:numId w:val="1007"/>
+          <w:numId w:val="1008"/>
         </w:numPr>
       </w:pPr>
       <w:r>
@@ -4953,7 +3471,7 @@
         <w:pStyle w:val="Compact"/>
         <w:numPr>
           <w:ilvl w:val="0"/>
-          <w:numId w:val="1007"/>
+          <w:numId w:val="1008"/>
         </w:numPr>
       </w:pPr>
       <w:r>
@@ -4974,23 +3492,11 @@
         <w:pStyle w:val="Compact"/>
         <w:numPr>
           <w:ilvl w:val="0"/>
-          <w:numId w:val="1007"/>
+          <w:numId w:val="1008"/>
         </w:numPr>
       </w:pPr>
       <w:r>
-        <w:t xml:space="preserve">Seeds 42 / 43 / 44 · 128-number fingerprint · 60 training passes · laptop CPU · ~23 min total</w:t>
-      </w:r>
-    </w:p>
-    <w:p>
-      <w:pPr>
-        <w:pStyle w:val="Compact"/>
-        <w:numPr>
-          <w:ilvl w:val="0"/>
-          <w:numId w:val="1007"/>
-        </w:numPr>
-      </w:pPr>
-      <w:r>
-        <w:t xml:space="preserve">Environment: Python 3.12, PyTorch 2.12 (CPU)</w:t>
+        <w:t xml:space="preserve">Seeds 42 / 43 / 44 · 128-number fingerprint · 60 training passes · laptop CPU · ~23 min · Python 3.12, PyTorch 2.12 (CPU)</w:t>
       </w:r>
     </w:p>
     <w:p>
@@ -5014,18 +3520,18 @@
           <wp:inline>
             <wp:extent cx="3108960" cy="2826327"/>
             <wp:effectExtent b="0" l="0" r="0" t="0"/>
-            <wp:docPr descr="DET curve for the simple-distance scorer on the 16 held-out people." title="" id="54" name="Picture"/>
+            <wp:docPr descr="DET curve for the simple-distance scorer on the 16 held-out people." title="" id="30" name="Picture"/>
             <a:graphic>
               <a:graphicData uri="http://schemas.openxmlformats.org/drawingml/2006/picture">
                 <pic:pic>
                   <pic:nvPicPr>
-                    <pic:cNvPr descr="research/artifacts/det_curve.png" id="55" name="Picture"/>
+                    <pic:cNvPr descr="research/artifacts/det_curve.png" id="31" name="Picture"/>
                     <pic:cNvPicPr>
                       <a:picLocks noChangeArrowheads="1" noChangeAspect="1"/>
                     </pic:cNvPicPr>
                   </pic:nvPicPr>
                   <pic:blipFill>
-                    <a:blip r:embed="rId53"/>
+                    <a:blip r:embed="rId29"/>
                     <a:stretch>
                       <a:fillRect/>
                     </a:stretch>
@@ -5061,7 +3567,7 @@
           <w:i/>
           <w:iCs/>
         </w:rPr>
-        <w:t xml:space="preserve">The trade-off between locking out genuine users and letting in impostors, across every setting, for the simple-distance method on the 16 held-out people. The balanced (equal-error) point is at 14.2%; the 9.6% benchmark is marked for reference.</w:t>
+        <w:t xml:space="preserve">The trade-off between locking out genuine users and letting impostors in, across every dial setting, for the simple-distance method on the 16 strangers. The balanced (equal-error) point is at 14.2%; the 9.6% benchmark is marked.</w:t>
       </w:r>
     </w:p>
     <w:p>
@@ -5085,18 +3591,18 @@
           <wp:inline>
             <wp:extent cx="3383280" cy="2862775"/>
             <wp:effectExtent b="0" l="0" r="0" t="0"/>
-            <wp:docPr descr="The 16 held-out people’s 128-number fingerprints squashed to two dimensions, coloured by person." title="" id="57" name="Picture"/>
+            <wp:docPr descr="The 16 held-out people’s fingerprints squashed to two dimensions, coloured by person." title="" id="33" name="Picture"/>
             <a:graphic>
               <a:graphicData uri="http://schemas.openxmlformats.org/drawingml/2006/picture">
                 <pic:pic>
                   <pic:nvPicPr>
-                    <pic:cNvPr descr="research/artifacts/tsne.png" id="58" name="Picture"/>
+                    <pic:cNvPr descr="research/artifacts/tsne.png" id="34" name="Picture"/>
                     <pic:cNvPicPr>
                       <a:picLocks noChangeArrowheads="1" noChangeAspect="1"/>
                     </pic:cNvPicPr>
                   </pic:nvPicPr>
                   <pic:blipFill>
-                    <a:blip r:embed="rId56"/>
+                    <a:blip r:embed="rId32"/>
                     <a:stretch>
                       <a:fillRect/>
                     </a:stretch>
@@ -5132,14 +3638,14 @@
           <w:i/>
           <w:iCs/>
         </w:rPr>
-        <w:t xml:space="preserve">Each person’s 128-number fingerprints, squashed to a 2-D picture and coloured by person. Several people form tight, well-separated clusters even though the model never trained on them; the muddier middle matches the hard-to-recognise people of §4.2.</w:t>
-      </w:r>
-    </w:p>
-    <w:bookmarkEnd w:id="59"/>
-    <w:bookmarkStart w:id="60" w:name="appendix-c-technical-specification"/>
-    <w:p>
-      <w:pPr>
-        <w:pStyle w:val="Heading2"/>
+        <w:t xml:space="preserve">Each person’s 128-number fingerprints, squashed to a 2-D picture and coloured by person. Several people form tight, well-separated clusters though the model never trained on them; the muddy middle matches the hard-to-recognise people of §5.</w:t>
+      </w:r>
+    </w:p>
+    <w:bookmarkEnd w:id="35"/>
+    <w:bookmarkStart w:id="36" w:name="appendix-c-technical-specification"/>
+    <w:p>
+      <w:pPr>
+        <w:pStyle w:val="Heading3"/>
       </w:pPr>
       <w:r>
         <w:t xml:space="preserve">Appendix C — Technical specification</w:t>
@@ -5154,7 +3660,7 @@
           <w:i/>
           <w:iCs/>
         </w:rPr>
-        <w:t xml:space="preserve">For readers who want the exact design and settings. None of this is needed to follow the report.</w:t>
+        <w:t xml:space="preserve">The exact designs and numbers, for readers who want them. None of it is needed to follow the report.</w:t>
       </w:r>
     </w:p>
     <w:p>
@@ -5166,13 +3672,13 @@
           <w:b/>
           <w:bCs/>
         </w:rPr>
-        <w:t xml:space="preserve">Feature representation.</w:t>
-      </w:r>
-      <w:r>
-        <w:t xml:space="preserve"> </w:t>
-      </w:r>
-      <w:r>
-        <w:t xml:space="preserve">Each keystroke is four timing features (hold, down–down, flight, up–up) measured relative to the window’s first keystroke, plus a 16-dimensional learned character embedding — a 20-D per-keystroke vector. The same featurisation runs in training and serving.</w:t>
+        <w:t xml:space="preserve">Features.</w:t>
+      </w:r>
+      <w:r>
+        <w:t xml:space="preserve"> </w:t>
+      </w:r>
+      <w:r>
+        <w:t xml:space="preserve">Each keystroke = four timing features (hold, down–down, flight, up–up) measured relative to the window’s first keystroke, plus a 16-dimensional learned character embedding (a 20-D per-keystroke vector). Same featurisation in training and serving.</w:t>
       </w:r>
     </w:p>
     <w:p>
@@ -5220,7 +3726,7 @@
         <w:t xml:space="preserve"> </w:t>
       </w:r>
       <w:r>
-        <w:t xml:space="preserve">layers (20→64→64, kernel 3) → bidirectional GRU (64 units each way → 128; Cho et al., 2014) → single-head additive attention over the valid time steps with a length mask (Bahdanau et al., 2015) → linear projection to 128-D → L2-normalisation onto the unit sphere. One window embeds in ≈ 0.8 ms (mean of 200 runs, batch of one).</w:t>
+        <w:t xml:space="preserve">layers (20→64→64, kernel 3) → bidirectional GRU (64 each way → 128; Cho et al., 2014) → single-head additive attention with a length mask (Bahdanau et al., 2015) → linear projection to 128-D → L2-normalisation. Embeds one window in ≈ 0.8 ms (mean of 200 runs, batch of one).</w:t>
       </w:r>
     </w:p>
     <w:p>
@@ -5238,7 +3744,7 @@
         <w:t xml:space="preserve"> </w:t>
       </w:r>
       <w:r>
-        <w:t xml:space="preserve">Batch-hard triplet loss (margin 0.2; Hermans et al., 2017) + center loss (weight 0.01; Wen et al., 2016), Adam (Kingma &amp; Ba, 2015) at learning rate 1e-3, 60 epochs, batches of 16 subjects × 2 windows = 32, squared-Euclidean distance on the L2-normalised embeddings. Deterministic (global seed, single-process loader): the same seed reproduces the same weights bit-for-bit on CPU.</w:t>
+        <w:t xml:space="preserve">Batch-hard triplet loss (margin 0.2; Hermans et al., 2017) + center loss (weight 0.01; Wen et al., 2016), Adam (lr 1e-3; Kingma &amp; Ba, 2015), 60 epochs, batches of 16 subjects × 2 windows = 32, squared-Euclidean distance on L2-normalised embeddings. Deterministic: same seed → same weights bit-for-bit on CPU.</w:t>
       </w:r>
     </w:p>
     <w:p>
@@ -5256,7 +3762,7 @@
         <w:t xml:space="preserve"> </w:t>
       </w:r>
       <w:r>
-        <w:t xml:space="preserve">Enrolment stores the centroid, the enrolment embeddings (for k-NN, k = 3), and the Ledoit–Wolf inverse-covariance matrix. Score = unweighted mean of (i) per-dimension L1 distance to the centroid, (ii) mean L1 distance to the 3 nearest enrolment embeddings, (iii) Ledoit–Wolf Mahalanobis distance. Singular covariance falls back to the centroid distance. Per-user threshold = 90th percentile of leave-one-out genuine distances × 1.15, floored at a small positive value.</w:t>
+        <w:t xml:space="preserve">Enrolment stores the centroid, the enrolment embeddings (k-NN, k = 3), and the Ledoit–Wolf inverse-covariance matrix. Score = unweighted mean of (i) L1 distance to the centroid, (ii) mean L1 distance to the 3 nearest enrolment embeddings, (iii) Ledoit–Wolf Mahalanobis distance; singular covariance falls back to the centroid distance. Per-user threshold = 90th percentile of leave-one-out genuine distances × 1.15, floored at a small positive value.</w:t>
       </w:r>
     </w:p>
     <w:p>
@@ -5274,7 +3780,7 @@
         <w:t xml:space="preserve"> </w:t>
       </w:r>
       <w:r>
-        <w:t xml:space="preserve">Open-set 35/16 subject split (seeded); per test subject, an enrolment half and a test half; genuine vs. all other test subjects’ windows as impostors; empty-test guard. Two scorers reported (scaled-Manhattan headline; full ensemble secondary), never cross-compared. Seeds 42/43/44 for the headline; 14 seeds for the ensemble-vs-primary comparison (Wilcoxon signed-rank</w:t>
+        <w:t xml:space="preserve">Open-set 35/16 subject split (seeded); per test subject an enrolment half and a test half; genuine vs. all other test subjects as impostors; empty-test guard. Two scorers (scaled-Manhattan headline; full ensemble secondary), never cross-compared. Seeds 42/43/44 for the headline; 14 seeds for the ensemble-vs-primary comparison — the ensemble wins 14/14 (Wilcoxon signed-rank</w:t>
       </w:r>
       <w:r>
         <w:t xml:space="preserve"> </w:t>
@@ -5290,7 +3796,7 @@
         <w:t xml:space="preserve"> </w:t>
       </w:r>
       <w:r>
-        <w:t xml:space="preserve">≈ 0.0001, 14/14 wins). Subject-level bootstrap (20,000 draws) gives a 95% CI of [9.5%, 19.2%] on the seed-42 14.2%. Separability (nearest-impostor distance ÷ within-subject scatter) vs. per-subject EER: Spearman ρ = −0.84,</w:t>
+        <w:t xml:space="preserve">≈ 0.0001). Subject-level bootstrap (20,000 draws) gives a 95% CI of [9.5%, 19.2%] on the seed-42 14.2%. Separability (nearest-impostor distance ÷ within-subject scatter) vs. per-subject EER: Spearman ρ = −0.84,</w:t>
       </w:r>
       <w:r>
         <w:t xml:space="preserve"> </w:t>
@@ -5306,7 +3812,7 @@
         <w:t xml:space="preserve"> </w:t>
       </w:r>
       <w:r>
-        <w:t xml:space="preserve">= 0.0001.</w:t>
+        <w:t xml:space="preserve">= 0.0001. 14-seed means: primary ≈ 18.7%, ensemble ≈ 13.3%.</w:t>
       </w:r>
     </w:p>
     <w:p>
@@ -5318,7 +3824,7 @@
           <w:b/>
           <w:bCs/>
         </w:rPr>
-        <w:t xml:space="preserve">Hyperparameter selection (nested validation).</w:t>
+        <w:t xml:space="preserve">Hyperparameter search (nested validation).</w:t>
       </w:r>
       <w:r>
         <w:t xml:space="preserve"> </w:t>
@@ -5527,7 +4033,7 @@
         <w:t xml:space="preserve"> </w:t>
       </w:r>
       <w:r>
-        <w:t xml:space="preserve">(120 epochs) scored 0.1610 ± 0.0866 / 0.1128 ± 0.0378 on the real test — worse and less stable than the original’s 0.1422 ± 0.0279 / 0.1016 ± 0.0097, with one seed at 0.284. Training loss saturates at the margin in every row, so the bottleneck is the information in an 11-key password, not optimisation.</w:t>
+        <w:t xml:space="preserve">(120 epochs) scored 0.1610 ± 0.0866 / 0.1128 ± 0.0378 on the real test — worse and less stable than the original’s 0.1422 ± 0.0279 / 0.1016 ± 0.0097, with one seed at 0.284. Training loss saturates at the margin in every row: the bottleneck is the 11-key password, not the optimisation.</w:t>
       </w:r>
     </w:p>
     <w:p>
@@ -5539,13 +4045,13 @@
           <w:b/>
           <w:bCs/>
         </w:rPr>
-        <w:t xml:space="preserve">Component ablation (which distance carries the ensemble).</w:t>
-      </w:r>
-      <w:r>
-        <w:t xml:space="preserve"> </w:t>
-      </w:r>
-      <w:r>
-        <w:t xml:space="preserve">Mean over 3 seeds: full 0.1016; drop centroid-L1 0.1016; drop k-NN 0.1016; drop Mahalanobis 0.1330. Across 14 seeds: full 0.1326; drop Mahalanobis 0.1783; drop either other term 0.1326. The Ledoit–Wolf Mahalanobis term carries essentially all of the ensemble’s advantage; the other two are numerically swamped by its larger scale.</w:t>
+        <w:t xml:space="preserve">Which distance carries the ensemble.</w:t>
+      </w:r>
+      <w:r>
+        <w:t xml:space="preserve"> </w:t>
+      </w:r>
+      <w:r>
+        <w:t xml:space="preserve">Mean over 3 seeds: full 0.1016; drop centroid-L1 0.1016; drop k-NN 0.1016; drop Mahalanobis 0.1330. Over 14 seeds: full 0.1326; drop Mahalanobis 0.1783; drop either other term 0.1326. The Ledoit–Wolf Mahalanobis term carries essentially all of the advantage; the other two are numerically swamped by its larger scale. Rescaling the three before blending would let the other two contribute.</w:t>
       </w:r>
     </w:p>
     <w:p>
@@ -5579,11 +4085,12 @@
         <w:t xml:space="preserve"> </w:t>
       </w:r>
       <w:r>
-        <w:t xml:space="preserve">than the CNN+BiGRU) run through the identical protocol over the same 3 seeds: primary EER 19.8% ± 5.4%, ensemble 12.3% ± 4.9%, against this model’s 14.2% ± 2.8% and 10.2% ± 1.0%. Both models’ loss saturates at the margin, so both are data-limited; the convolution/recurrence priors extract a steadier signal from small data than self-attention.</w:t>
-      </w:r>
-    </w:p>
-    <w:bookmarkEnd w:id="60"/>
-    <w:bookmarkEnd w:id="61"/>
+        <w:t xml:space="preserve">than the CNN+BiGRU), identical protocol, same 3 seeds: primary EER 19.8% ± 5.4%, ensemble 12.3% ± 4.9%, against this model’s 14.2% ± 2.8% and 10.2% ± 1.0%. Both models’ loss saturates at the margin, so both are data-limited; the convolution/recurrence priors extract a steadier signal from small data than self-attention.</w:t>
+      </w:r>
+    </w:p>
+    <w:bookmarkEnd w:id="36"/>
+    <w:bookmarkEnd w:id="37"/>
+    <w:bookmarkEnd w:id="38"/>
     <w:sectPr>
       <w:footnotePr>
         <w:numRestart w:val="eachSect"/>
@@ -5919,6 +4426,15 @@
     <w:abstractNumId w:val="991"/>
   </w:num>
   <w:num w:numId="1003">
+    <w:abstractNumId w:val="991"/>
+  </w:num>
+  <w:num w:numId="1004">
+    <w:abstractNumId w:val="991"/>
+  </w:num>
+  <w:num w:numId="1005">
+    <w:abstractNumId w:val="991"/>
+  </w:num>
+  <w:num w:numId="1006">
     <w:abstractNumId w:val="99411"/>
     <w:lvlOverride w:ilvl="0">
       <w:startOverride w:val="1"/>
@@ -5948,70 +4464,10 @@
       <w:startOverride w:val="1"/>
     </w:lvlOverride>
   </w:num>
-  <w:num w:numId="1004">
-    <w:abstractNumId w:val="99411"/>
-    <w:lvlOverride w:ilvl="0">
-      <w:startOverride w:val="1"/>
-    </w:lvlOverride>
-    <w:lvlOverride w:ilvl="1">
-      <w:startOverride w:val="1"/>
-    </w:lvlOverride>
-    <w:lvlOverride w:ilvl="2">
-      <w:startOverride w:val="1"/>
-    </w:lvlOverride>
-    <w:lvlOverride w:ilvl="3">
-      <w:startOverride w:val="1"/>
-    </w:lvlOverride>
-    <w:lvlOverride w:ilvl="4">
-      <w:startOverride w:val="1"/>
-    </w:lvlOverride>
-    <w:lvlOverride w:ilvl="5">
-      <w:startOverride w:val="1"/>
-    </w:lvlOverride>
-    <w:lvlOverride w:ilvl="6">
-      <w:startOverride w:val="1"/>
-    </w:lvlOverride>
-    <w:lvlOverride w:ilvl="7">
-      <w:startOverride w:val="1"/>
-    </w:lvlOverride>
-    <w:lvlOverride w:ilvl="8">
-      <w:startOverride w:val="1"/>
-    </w:lvlOverride>
-  </w:num>
-  <w:num w:numId="1005">
-    <w:abstractNumId w:val="99411"/>
-    <w:lvlOverride w:ilvl="0">
-      <w:startOverride w:val="1"/>
-    </w:lvlOverride>
-    <w:lvlOverride w:ilvl="1">
-      <w:startOverride w:val="1"/>
-    </w:lvlOverride>
-    <w:lvlOverride w:ilvl="2">
-      <w:startOverride w:val="1"/>
-    </w:lvlOverride>
-    <w:lvlOverride w:ilvl="3">
-      <w:startOverride w:val="1"/>
-    </w:lvlOverride>
-    <w:lvlOverride w:ilvl="4">
-      <w:startOverride w:val="1"/>
-    </w:lvlOverride>
-    <w:lvlOverride w:ilvl="5">
-      <w:startOverride w:val="1"/>
-    </w:lvlOverride>
-    <w:lvlOverride w:ilvl="6">
-      <w:startOverride w:val="1"/>
-    </w:lvlOverride>
-    <w:lvlOverride w:ilvl="7">
-      <w:startOverride w:val="1"/>
-    </w:lvlOverride>
-    <w:lvlOverride w:ilvl="8">
-      <w:startOverride w:val="1"/>
-    </w:lvlOverride>
-  </w:num>
-  <w:num w:numId="1006">
+  <w:num w:numId="1007">
     <w:abstractNumId w:val="991"/>
   </w:num>
-  <w:num w:numId="1007">
+  <w:num w:numId="1008">
     <w:abstractNumId w:val="991"/>
   </w:num>
 </w:numbering>

--- a/CREST_Gold_Report.docx
+++ b/CREST_Gold_Report.docx
@@ -158,7 +158,7 @@
         <w:pStyle w:val="FirstParagraph"/>
       </w:pPr>
       <w:r>
-        <w:t xml:space="preserve">Someone got into an account I cared about with a stolen password, and the login never blinked — the password was right, so as far as the system knew, the thief was me. This project asks whether the</w:t>
+        <w:t xml:space="preserve">Someone broke into an account I cared about using a stolen password, and the system raised no alarm — the password was correct, so as far as the system knew, the attacker was me. This project asks whether the</w:t>
       </w:r>
       <w:r>
         <w:t xml:space="preserve"> </w:t>
@@ -174,7 +174,7 @@
         <w:t xml:space="preserve"> </w:t>
       </w:r>
       <w:r>
-        <w:t xml:space="preserve">a person types, their rhythm, could be a quiet second check that a stolen password can’t fake. I built a system that turns a burst of typing into a kind of numerical fingerprint and decides whether a new burst matches. Tested on 51 people typing the same password, and judged only on people it had never seen before, it got about one decision in ten wrong — good, but not quite good enough to beat the best method from a well-known 2009 study. This is the story of building it, the mistake that nearly handed me a much prettier and completely fake result, and what an honest near-miss is actually worth.</w:t>
+        <w:t xml:space="preserve">a person types — their rhythm — could serve as a quiet second check that a stolen password cannot fake. I built a system that turns a burst of typing into a form of numerical fingerprint and decides whether a new burst matches. Tested on 51 people typing the same password, and judged only on people it had never seen, it was wrong about one decision in ten — good, but not quite good enough to beat the best method from a well-known 2009 study. This is an account of building it, of the mistake that nearly produced a far more impressive but entirely false result, and of what an honest near-miss is actually worth.</w:t>
       </w:r>
     </w:p>
     <w:p>
@@ -186,7 +186,7 @@
           <w:i/>
           <w:iCs/>
         </w:rPr>
-        <w:t xml:space="preserve">(You can follow all of this without any background in code or AI. Where an idea gets technical, I explain it with an everyday comparison first; the exact designs and numbers live in Appendix C, and skipping it costs you none of the story.)</w:t>
+        <w:t xml:space="preserve">(This can be followed without any background in code or AI. Where an idea becomes technical, I explain it first with an everyday comparison; the exact designs and figures are in Appendix C, and omitting it costs none of the argument.)</w:t>
       </w:r>
     </w:p>
     <w:bookmarkEnd w:id="10"/>
@@ -268,7 +268,7 @@
         </w:numPr>
       </w:pPr>
       <w:r>
-        <w:t xml:space="preserve">What it means — and what it doesn’t</w:t>
+        <w:t xml:space="preserve">What it means, and what it does not</w:t>
       </w:r>
     </w:p>
     <w:p>
@@ -292,7 +292,7 @@
         </w:numPr>
       </w:pPr>
       <w:r>
-        <w:t xml:space="preserve">What I got wrong, and what I’d change</w:t>
+        <w:t xml:space="preserve">What I got wrong, and what I would change</w:t>
       </w:r>
     </w:p>
     <w:p>
@@ -329,7 +329,7 @@
         <w:pStyle w:val="FirstParagraph"/>
       </w:pPr>
       <w:r>
-        <w:t xml:space="preserve">Someone got into an account I cared about with a stolen password. The login never blinked — why would it? The password was correct, so as far as the system was concerned, the person typing it</w:t>
+        <w:t xml:space="preserve">Someone broke into an account I cared about using a stolen password, and the system raised no alarm — why would it? The password was correct, so as far as the system was concerned, the person typing it</w:t>
       </w:r>
       <w:r>
         <w:t xml:space="preserve"> </w:t>
@@ -345,7 +345,7 @@
         <w:t xml:space="preserve"> </w:t>
       </w:r>
       <w:r>
-        <w:t xml:space="preserve">me. That’s the quiet flaw under every password ever made: it checks what you</w:t>
+        <w:t xml:space="preserve">me. This is the quiet flaw beneath every password ever made: it checks what you</w:t>
       </w:r>
       <w:r>
         <w:t xml:space="preserve"> </w:t>
@@ -371,7 +371,7 @@
         <w:t xml:space="preserve">are</w:t>
       </w:r>
       <w:r>
-        <w:t xml:space="preserve">. Steal the secret and you inherit the identity.</w:t>
+        <w:t xml:space="preserve">. Steal the secret, and you inherit the identity.</w:t>
       </w:r>
     </w:p>
     <w:p>
@@ -379,7 +379,7 @@
         <w:pStyle w:val="BodyText"/>
       </w:pPr>
       <w:r>
-        <w:t xml:space="preserve">This isn’t a rare problem. Verizon’s 2024 security report found stolen passwords behind about 88% of attacks on web apps, most of them automated — attackers take millions of leaked passwords from one site and fire them at the login pages of every other site, betting that people reuse them. They’re usually right. Two-factor codes help, but they nag you at every login, and anything that nags gets switched off.</w:t>
+        <w:t xml:space="preserve">This is not a rare problem. Verizon’s 2024 security report attributed about 88% of attacks on web applications to stolen passwords, most of them automated: attackers take millions of leaked passwords from one site and try them against the login pages of every other, on the assumption that people reuse them. Usually they do. Two-factor codes help, but they interrupt the user at every login, and anything that interrupts is eventually switched off.</w:t>
       </w:r>
     </w:p>
     <w:p>
@@ -387,23 +387,7 @@
         <w:pStyle w:val="BodyText"/>
       </w:pPr>
       <w:r>
-        <w:t xml:space="preserve">So I asked a different question. What if the second check didn’t ask you to</w:t>
-      </w:r>
-      <w:r>
-        <w:t xml:space="preserve"> </w:t>
-      </w:r>
-      <w:r>
-        <w:rPr>
-          <w:i/>
-          <w:iCs/>
-        </w:rPr>
-        <w:t xml:space="preserve">do</w:t>
-      </w:r>
-      <w:r>
-        <w:t xml:space="preserve"> </w:t>
-      </w:r>
-      <w:r>
-        <w:t xml:space="preserve">anything — what if it just watched</w:t>
+        <w:t xml:space="preserve">So I asked a different question. What if the second check asked nothing of the user at all, and simply observed</w:t>
       </w:r>
       <w:r>
         <w:t xml:space="preserve"> </w:t>
@@ -419,7 +403,7 @@
         <w:t xml:space="preserve"> </w:t>
       </w:r>
       <w:r>
-        <w:t xml:space="preserve">you already type? Your typing has a rhythm. The tiny pauses, the way you hold some keys longer than others, the little stumble before a capital — it’s as personal as an accent, and it comes from motor habits you can’t really fake on purpose. The idea’s old: telegraph operators a century ago could recognise each other by the rhythm of their tapping. What’s new is that computers have only recently got good enough to do it from</w:t>
+        <w:t xml:space="preserve">they already type? Typing has a rhythm. The small pauses, the keys held a fraction longer than others, the slight hesitation before a capital — it is as personal as an accent, and it arises from motor habits that are hard to fake deliberately. The idea is old: a century ago, telegraph operators could recognise one another by the rhythm of their tapping. What is new is that computers have only recently become capable of doing this from</w:t>
       </w:r>
       <w:r>
         <w:t xml:space="preserve"> </w:t>
@@ -435,7 +419,7 @@
         <w:t xml:space="preserve"> </w:t>
       </w:r>
       <w:r>
-        <w:t xml:space="preserve">you type, not just one memorised phrase.</w:t>
+        <w:t xml:space="preserve">a person types, rather than one memorised phrase.</w:t>
       </w:r>
     </w:p>
     <w:p>
@@ -463,7 +447,16 @@
         <w:pStyle w:val="FirstParagraph"/>
       </w:pPr>
       <w:r>
-        <w:t xml:space="preserve">To stop myself fooling myself later, I pinned that down to things I could actually check:</w:t>
+        <w:t xml:space="preserve">To keep myself honest later, I set out five specific objectives, each with a test that would show plainly whether it had been met, rather than a vague sense that the work was</w:t>
+      </w:r>
+      <w:r>
+        <w:t xml:space="preserve"> </w:t>
+      </w:r>
+      <w:r>
+        <w:t xml:space="preserve">“going well”</w:t>
+      </w:r>
+      <w:r>
+        <w:t xml:space="preserve">:</w:t>
       </w:r>
     </w:p>
     <w:p>
@@ -475,7 +468,33 @@
         </w:numPr>
       </w:pPr>
       <w:r>
-        <w:t xml:space="preserve">Build a network that turns a burst of typing into a fixed-size numerical fingerprint, running on an ordinary laptop.</w:t>
+        <w:rPr>
+          <w:b/>
+          <w:bCs/>
+        </w:rPr>
+        <w:t xml:space="preserve">A working fingerprint.</w:t>
+      </w:r>
+      <w:r>
+        <w:t xml:space="preserve"> </w:t>
+      </w:r>
+      <w:r>
+        <w:t xml:space="preserve">Build a network that turns a burst of typing into a fixed-size list of numbers, on an ordinary laptop.</w:t>
+      </w:r>
+      <w:r>
+        <w:t xml:space="preserve"> </w:t>
+      </w:r>
+      <w:r>
+        <w:rPr>
+          <w:i/>
+          <w:iCs/>
+        </w:rPr>
+        <w:t xml:space="preserve">Done when</w:t>
+      </w:r>
+      <w:r>
+        <w:t xml:space="preserve"> </w:t>
+      </w:r>
+      <w:r>
+        <w:t xml:space="preserve">it fingerprints one sample in under a millisecond on a CPU and trains with no GPU.</w:t>
       </w:r>
     </w:p>
     <w:p>
@@ -487,7 +506,33 @@
         </w:numPr>
       </w:pPr>
       <w:r>
+        <w:rPr>
+          <w:b/>
+          <w:bCs/>
+        </w:rPr>
+        <w:t xml:space="preserve">Fingerprints that cluster by person.</w:t>
+      </w:r>
+      <w:r>
+        <w:t xml:space="preserve"> </w:t>
+      </w:r>
+      <w:r>
         <w:t xml:space="preserve">Train it so the same person’s samples land close together and different people land far apart.</w:t>
+      </w:r>
+      <w:r>
+        <w:t xml:space="preserve"> </w:t>
+      </w:r>
+      <w:r>
+        <w:rPr>
+          <w:i/>
+          <w:iCs/>
+        </w:rPr>
+        <w:t xml:space="preserve">Done when</w:t>
+      </w:r>
+      <w:r>
+        <w:t xml:space="preserve"> </w:t>
+      </w:r>
+      <w:r>
+        <w:t xml:space="preserve">two samples from the same held-out person are reliably closer than two from different people.</w:t>
       </w:r>
     </w:p>
     <w:p>
@@ -499,23 +544,33 @@
         </w:numPr>
       </w:pPr>
       <w:r>
-        <w:t xml:space="preserve">Test it</w:t>
-      </w:r>
-      <w:r>
-        <w:t xml:space="preserve"> </w:t>
-      </w:r>
-      <w:r>
-        <w:rPr>
-          <w:i/>
-          <w:iCs/>
-        </w:rPr>
-        <w:t xml:space="preserve">honestly</w:t>
-      </w:r>
-      <w:r>
-        <w:t xml:space="preserve"> </w:t>
-      </w:r>
-      <w:r>
-        <w:t xml:space="preserve">— only on people it has never seen — with the code refusing to grade itself on anyone it studied.</w:t>
+        <w:rPr>
+          <w:b/>
+          <w:bCs/>
+        </w:rPr>
+        <w:t xml:space="preserve">An honest score.</w:t>
+      </w:r>
+      <w:r>
+        <w:t xml:space="preserve"> </w:t>
+      </w:r>
+      <w:r>
+        <w:t xml:space="preserve">Test it only on people it has never seen, with the code refusing to grade itself on anyone it studied.</w:t>
+      </w:r>
+      <w:r>
+        <w:t xml:space="preserve"> </w:t>
+      </w:r>
+      <w:r>
+        <w:rPr>
+          <w:i/>
+          <w:iCs/>
+        </w:rPr>
+        <w:t xml:space="preserve">Done when</w:t>
+      </w:r>
+      <w:r>
+        <w:t xml:space="preserve"> </w:t>
+      </w:r>
+      <w:r>
+        <w:t xml:space="preserve">a runtime check makes a training/test overlap impossible, and I have an equal-error rate measured on at least 16 unseen people.</w:t>
       </w:r>
     </w:p>
     <w:p>
@@ -527,7 +582,33 @@
         </w:numPr>
       </w:pPr>
       <w:r>
-        <w:t xml:space="preserve">Add a classical statistical decision-maker on top, so I can compare a simple method against an elaborate one from the same run.</w:t>
+        <w:rPr>
+          <w:b/>
+          <w:bCs/>
+        </w:rPr>
+        <w:t xml:space="preserve">A fair comparison built in.</w:t>
+      </w:r>
+      <w:r>
+        <w:t xml:space="preserve"> </w:t>
+      </w:r>
+      <w:r>
+        <w:t xml:space="preserve">Add a classical statistical decision-maker on top, so I can weigh a simple method against an elaborate one from the same run.</w:t>
+      </w:r>
+      <w:r>
+        <w:t xml:space="preserve"> </w:t>
+      </w:r>
+      <w:r>
+        <w:rPr>
+          <w:i/>
+          <w:iCs/>
+        </w:rPr>
+        <w:t xml:space="preserve">Done when</w:t>
+      </w:r>
+      <w:r>
+        <w:t xml:space="preserve"> </w:t>
+      </w:r>
+      <w:r>
+        <w:t xml:space="preserve">both scorers run on identical splits and I can report both error rates side by side.</w:t>
       </w:r>
     </w:p>
     <w:p>
@@ -539,25 +620,1104 @@
         </w:numPr>
       </w:pPr>
       <w:r>
-        <w:t xml:space="preserve">Make the whole thing reproducible from one command, and show it running live and failing safely.</w:t>
-      </w:r>
-    </w:p>
-    <w:p>
-      <w:pPr>
-        <w:pStyle w:val="FirstParagraph"/>
-      </w:pPr>
-      <w:r>
         <w:rPr>
           <w:b/>
           <w:bCs/>
         </w:rPr>
+        <w:t xml:space="preserve">Reproducible and safe.</w:t>
+      </w:r>
+      <w:r>
+        <w:t xml:space="preserve"> </w:t>
+      </w:r>
+      <w:r>
+        <w:t xml:space="preserve">Make the whole thing rerun from one command, and show it running live and failing safely.</w:t>
+      </w:r>
+      <w:r>
+        <w:t xml:space="preserve"> </w:t>
+      </w:r>
+      <w:r>
+        <w:rPr>
+          <w:i/>
+          <w:iCs/>
+        </w:rPr>
+        <w:t xml:space="preserve">Done when</w:t>
+      </w:r>
+      <w:r>
+        <w:t xml:space="preserve"> </w:t>
+      </w:r>
+      <w:r>
+        <w:t xml:space="preserve">a pinned dataset (fixed fingerprint hash) and fixed random seeds reproduce the numbers, and the live service answers</w:t>
+      </w:r>
+      <w:r>
+        <w:t xml:space="preserve"> </w:t>
+      </w:r>
+      <w:r>
+        <w:t xml:space="preserve">“ask for another factor”</w:t>
+      </w:r>
+      <w:r>
+        <w:t xml:space="preserve"> </w:t>
+      </w:r>
+      <w:r>
+        <w:t xml:space="preserve">— never</w:t>
+      </w:r>
+      <w:r>
+        <w:t xml:space="preserve"> </w:t>
+      </w:r>
+      <w:r>
+        <w:t xml:space="preserve">“let them in”</w:t>
+      </w:r>
+      <w:r>
+        <w:t xml:space="preserve"> </w:t>
+      </w:r>
+      <w:r>
+        <w:t xml:space="preserve">— on any breakage.</w:t>
+      </w:r>
+    </w:p>
+    <w:p>
+      <w:pPr>
+        <w:pStyle w:val="FirstParagraph"/>
+      </w:pPr>
+      <w:r>
+        <w:t xml:space="preserve">(I return to these five objectives at the end and assess each one honestly — §5 and §8.)</w:t>
+      </w:r>
+    </w:p>
+    <w:p>
+      <w:pPr>
+        <w:pStyle w:val="BodyText"/>
+      </w:pPr>
+      <w:r>
+        <w:rPr>
+          <w:b/>
+          <w:bCs/>
+        </w:rPr>
         <w:t xml:space="preserve">How the project ran.</w:t>
       </w:r>
       <w:r>
         <w:t xml:space="preserve"> </w:t>
       </w:r>
       <w:r>
-        <w:t xml:space="preserve">It went in four dated stages, each having to work before the next began (roughly 84 hours in total, tracked in the commit history):</w:t>
+        <w:t xml:space="preserve">The work ran in four stages across seven months, about 84 hours in total. The dates come from the project’s commit history, not from memory.</w:t>
+      </w:r>
+    </w:p>
+    <w:tbl>
+      <w:tblPr>
+        <w:tblStyle w:val="Table"/>
+        <w:tblW w:type="auto" w:w="0"/>
+        <w:tblLook w:firstRow="1" w:lastRow="0" w:firstColumn="0" w:lastColumn="0" w:noHBand="0" w:noVBand="0" w:val="0020"/>
+      </w:tblPr>
+      <w:tblGrid>
+        <w:gridCol w:w="2640"/>
+        <w:gridCol w:w="2640"/>
+        <w:gridCol w:w="2640"/>
+      </w:tblGrid>
+      <w:tr>
+        <w:trPr>
+          <w:tblHeader w:val="on"/>
+        </w:trPr>
+        <w:tc>
+          <w:tcPr/>
+          <w:p>
+            <w:pPr>
+              <w:pStyle w:val="Compact"/>
+            </w:pPr>
+            <w:r>
+              <w:t xml:space="preserve">Stage</w:t>
+            </w:r>
+          </w:p>
+        </w:tc>
+        <w:tc>
+          <w:tcPr/>
+          <w:p>
+            <w:pPr>
+              <w:pStyle w:val="Compact"/>
+            </w:pPr>
+            <w:r>
+              <w:t xml:space="preserve">Planned</w:t>
+            </w:r>
+          </w:p>
+        </w:tc>
+        <w:tc>
+          <w:tcPr/>
+          <w:p>
+            <w:pPr>
+              <w:pStyle w:val="Compact"/>
+            </w:pPr>
+            <w:r>
+              <w:t xml:space="preserve">Actual</w:t>
+            </w:r>
+          </w:p>
+        </w:tc>
+      </w:tr>
+      <w:tr>
+        <w:tc>
+          <w:tcPr/>
+          <w:p>
+            <w:pPr>
+              <w:pStyle w:val="Compact"/>
+            </w:pPr>
+            <w:r>
+              <w:t xml:space="preserve">Typing app and keystroke capture</w:t>
+            </w:r>
+          </w:p>
+        </w:tc>
+        <w:tc>
+          <w:tcPr/>
+          <w:p>
+            <w:pPr>
+              <w:pStyle w:val="Compact"/>
+            </w:pPr>
+            <w:r>
+              <w:t xml:space="preserve">Nov–Dec 2025</w:t>
+            </w:r>
+          </w:p>
+        </w:tc>
+        <w:tc>
+          <w:tcPr/>
+          <w:p>
+            <w:pPr>
+              <w:pStyle w:val="Compact"/>
+            </w:pPr>
+            <w:r>
+              <w:t xml:space="preserve">Nov–Dec 2025</w:t>
+            </w:r>
+          </w:p>
+        </w:tc>
+      </w:tr>
+      <w:tr>
+        <w:tc>
+          <w:tcPr/>
+          <w:p>
+            <w:pPr>
+              <w:pStyle w:val="Compact"/>
+            </w:pPr>
+            <w:r>
+              <w:t xml:space="preserve">Accounts and the first recognisers</w:t>
+            </w:r>
+          </w:p>
+        </w:tc>
+        <w:tc>
+          <w:tcPr/>
+          <w:p>
+            <w:pPr>
+              <w:pStyle w:val="Compact"/>
+            </w:pPr>
+            <w:r>
+              <w:t xml:space="preserve">Jan–Feb 2026</w:t>
+            </w:r>
+          </w:p>
+        </w:tc>
+        <w:tc>
+          <w:tcPr/>
+          <w:p>
+            <w:pPr>
+              <w:pStyle w:val="Compact"/>
+            </w:pPr>
+            <w:r>
+              <w:t xml:space="preserve">Feb–Mar 2026</w:t>
+            </w:r>
+          </w:p>
+        </w:tc>
+      </w:tr>
+      <w:tr>
+        <w:tc>
+          <w:tcPr/>
+          <w:p>
+            <w:pPr>
+              <w:pStyle w:val="Compact"/>
+            </w:pPr>
+            <w:r>
+              <w:t xml:space="preserve">Deep-learning rebuild and open-set test</w:t>
+            </w:r>
+          </w:p>
+        </w:tc>
+        <w:tc>
+          <w:tcPr/>
+          <w:p>
+            <w:pPr>
+              <w:pStyle w:val="Compact"/>
+            </w:pPr>
+            <w:r>
+              <w:t xml:space="preserve">Mar–Apr 2026</w:t>
+            </w:r>
+          </w:p>
+        </w:tc>
+        <w:tc>
+          <w:tcPr/>
+          <w:p>
+            <w:pPr>
+              <w:pStyle w:val="Compact"/>
+            </w:pPr>
+            <w:r>
+              <w:t xml:space="preserve">Jun 2026</w:t>
+            </w:r>
+          </w:p>
+        </w:tc>
+      </w:tr>
+      <w:tr>
+        <w:tc>
+          <w:tcPr/>
+          <w:p>
+            <w:pPr>
+              <w:pStyle w:val="Compact"/>
+            </w:pPr>
+            <w:r>
+              <w:t xml:space="preserve">Analysis and write-up</w:t>
+            </w:r>
+          </w:p>
+        </w:tc>
+        <w:tc>
+          <w:tcPr/>
+          <w:p>
+            <w:pPr>
+              <w:pStyle w:val="Compact"/>
+            </w:pPr>
+            <w:r>
+              <w:t xml:space="preserve">May 2026</w:t>
+            </w:r>
+          </w:p>
+        </w:tc>
+        <w:tc>
+          <w:tcPr/>
+          <w:p>
+            <w:pPr>
+              <w:pStyle w:val="Compact"/>
+            </w:pPr>
+            <w:r>
+              <w:t xml:space="preserve">Jun–Jul 2026</w:t>
+            </w:r>
+          </w:p>
+        </w:tc>
+      </w:tr>
+    </w:tbl>
+    <w:p>
+      <w:pPr>
+        <w:pStyle w:val="BodyText"/>
+      </w:pPr>
+      <w:r>
+        <w:t xml:space="preserve">Two things slipped, both worth stating plainly. An eight-week exam pause over April and May stopped all work, so I settled every research decision on paper beforehand and ran the rebuild as one concentrated sprint in June. Then, midway through that sprint, I found the evaluation was flawed and had to rebuild it (§4), which meant re-running every figure that followed.</w:t>
+      </w:r>
+    </w:p>
+    <w:bookmarkEnd w:id="12"/>
+    <w:bookmarkStart w:id="13" w:name="you-type-like-nobody-else"/>
+    <w:p>
+      <w:pPr>
+        <w:pStyle w:val="Heading2"/>
+      </w:pPr>
+      <w:r>
+        <w:t xml:space="preserve">2. You type like nobody else</w:t>
+      </w:r>
+    </w:p>
+    <w:p>
+      <w:pPr>
+        <w:pStyle w:val="FirstParagraph"/>
+      </w:pPr>
+      <w:r>
+        <w:t xml:space="preserve">Recognising someone by their typing is a</w:t>
+      </w:r>
+      <w:r>
+        <w:t xml:space="preserve"> </w:t>
+      </w:r>
+      <w:r>
+        <w:rPr>
+          <w:i/>
+          <w:iCs/>
+        </w:rPr>
+        <w:t xml:space="preserve">behavioural</w:t>
+      </w:r>
+      <w:r>
+        <w:t xml:space="preserve"> </w:t>
+      </w:r>
+      <w:r>
+        <w:t xml:space="preserve">biometric — it concerns how a person acts, like a signature or a gait, rather than what their body is, like a fingerprint or an iris. The raw signal is only timing: how long each key is held, and the gaps between one key and the next. Unremarkable in isolation. Surprisingly personal in aggregate.</w:t>
+      </w:r>
+    </w:p>
+    <w:p>
+      <w:pPr>
+        <w:pStyle w:val="BodyText"/>
+      </w:pPr>
+      <w:r>
+        <w:t xml:space="preserve">There is an easier version of the problem and a harder one. In the easy case, everyone types the</w:t>
+      </w:r>
+      <w:r>
+        <w:t xml:space="preserve"> </w:t>
+      </w:r>
+      <w:r>
+        <w:rPr>
+          <w:i/>
+          <w:iCs/>
+        </w:rPr>
+        <w:t xml:space="preserve">same</w:t>
+      </w:r>
+      <w:r>
+        <w:t xml:space="preserve"> </w:t>
+      </w:r>
+      <w:r>
+        <w:t xml:space="preserve">phrase, so matching keystrokes can be lined up and compared directly. In the hard case, the person types</w:t>
+      </w:r>
+      <w:r>
+        <w:t xml:space="preserve"> </w:t>
+      </w:r>
+      <w:r>
+        <w:rPr>
+          <w:i/>
+          <w:iCs/>
+        </w:rPr>
+        <w:t xml:space="preserve">anything</w:t>
+      </w:r>
+      <w:r>
+        <w:t xml:space="preserve">, so the rhythm must be read without relying on the words. Genuine, always-on security needs the hard version — and this is not a fantasy: in 2013, Frank and colleagues showed with a system called Touchalytics that even the way a person</w:t>
+      </w:r>
+      <w:r>
+        <w:t xml:space="preserve"> </w:t>
+      </w:r>
+      <w:r>
+        <w:rPr>
+          <w:i/>
+          <w:iCs/>
+        </w:rPr>
+        <w:t xml:space="preserve">swipes a touchscreen</w:t>
+      </w:r>
+      <w:r>
+        <w:t xml:space="preserve"> </w:t>
+      </w:r>
+      <w:r>
+        <w:t xml:space="preserve">carries enough identity to verify them continuously. Typing rhythm is the keyboard’s equivalent of that same promise. I worked on the easier version — the one with a clean, public benchmark to measure against — while building the machinery the harder version would later require.</w:t>
+      </w:r>
+    </w:p>
+    <w:p>
+      <w:pPr>
+        <w:pStyle w:val="BodyText"/>
+      </w:pPr>
+      <w:r>
+        <w:t xml:space="preserve">How, then, should such a system be scored? Any such system makes two opposite errors: it can admit an impostor, or reject the genuine user. The two trade off — tighten the system to catch more impostors and it begins to reject genuine users; loosen it and impostors slip through. Because the threshold can be set anywhere along that range, a single</w:t>
+      </w:r>
+      <w:r>
+        <w:t xml:space="preserve"> </w:t>
+      </w:r>
+      <w:r>
+        <w:t xml:space="preserve">“accuracy”</w:t>
+      </w:r>
+      <w:r>
+        <w:t xml:space="preserve"> </w:t>
+      </w:r>
+      <w:r>
+        <w:t xml:space="preserve">figure would be meaningless. The fair summary is the</w:t>
+      </w:r>
+      <w:r>
+        <w:t xml:space="preserve"> </w:t>
+      </w:r>
+      <w:r>
+        <w:rPr>
+          <w:b/>
+          <w:bCs/>
+        </w:rPr>
+        <w:t xml:space="preserve">equal error rate</w:t>
+      </w:r>
+      <w:r>
+        <w:t xml:space="preserve">: the setting at which both errors are equally likely. Lower is better. A 10% equal error rate means that, at the balanced setting, roughly one impostor in ten is admitted, while roughly one genuine user in ten is wrongly turned away. That single figure is the standard by which biometrics are compared, and it is the figure I set out to match.</w:t>
+      </w:r>
+    </w:p>
+    <w:p>
+      <w:pPr>
+        <w:pStyle w:val="BodyText"/>
+      </w:pPr>
+      <w:r>
+        <w:t xml:space="preserve">Two studies mark the boundaries, and the notable point is that they never actually meet. In 2009, Killourhy and Maxion built the exact dataset I use — 51 people each typing the password</w:t>
+      </w:r>
+      <w:r>
+        <w:t xml:space="preserve"> </w:t>
+      </w:r>
+      <w:r>
+        <w:rPr>
+          <w:rStyle w:val="VerbatimChar"/>
+        </w:rPr>
+        <w:t xml:space="preserve">.tie5Roanl</w:t>
+      </w:r>
+      <w:r>
+        <w:t xml:space="preserve"> </w:t>
+      </w:r>
+      <w:r>
+        <w:t xml:space="preserve">400 times — and tested 14 hand-built methods; their best scored 9.6%. That is the benchmark, and it belongs to one world: small, fixed-text data scored by features a human designed by hand. At the other extreme, a 2021 system called TypeNet learned from 136 million keystrokes across roughly 168,000 people and reached 2.2% — but that belongs to the opposite world, web-scale free typing read by a fully learned model. A recent review in</w:t>
+      </w:r>
+      <w:r>
+        <w:t xml:space="preserve"> </w:t>
+      </w:r>
+      <w:r>
+        <w:rPr>
+          <w:i/>
+          <w:iCs/>
+        </w:rPr>
+        <w:t xml:space="preserve">ACM Computing Surveys</w:t>
+      </w:r>
+      <w:r>
+        <w:t xml:space="preserve"> </w:t>
+      </w:r>
+      <w:r>
+        <w:t xml:space="preserve">traces the field making precisely that journey, from hand-built statistical detectors in the 2000s to deep learned representations in the 2020s. What no one had examined is the crossing point between the two: take a</w:t>
+      </w:r>
+      <w:r>
+        <w:t xml:space="preserve"> </w:t>
+      </w:r>
+      <w:r>
+        <w:rPr>
+          <w:i/>
+          <w:iCs/>
+        </w:rPr>
+        <w:t xml:space="preserve">learned</w:t>
+      </w:r>
+      <w:r>
+        <w:t xml:space="preserve"> </w:t>
+      </w:r>
+      <w:r>
+        <w:t xml:space="preserve">fingerprint and bring it</w:t>
+      </w:r>
+      <w:r>
+        <w:t xml:space="preserve"> </w:t>
+      </w:r>
+      <w:r>
+        <w:rPr>
+          <w:i/>
+          <w:iCs/>
+        </w:rPr>
+        <w:t xml:space="preserve">down</w:t>
+      </w:r>
+      <w:r>
+        <w:t xml:space="preserve"> </w:t>
+      </w:r>
+      <w:r>
+        <w:t xml:space="preserve">to the small, fixed-text benchmark — does it beat the older hand-built method on its own ground, tested fairly on strangers? That un-examined question, in the gap between the two worlds, is where a student with a laptop can contribute.</w:t>
+      </w:r>
+    </w:p>
+    <w:bookmarkEnd w:id="13"/>
+    <w:bookmarkStart w:id="14" w:name="building-a-typing-fingerprint"/>
+    <w:p>
+      <w:pPr>
+        <w:pStyle w:val="Heading2"/>
+      </w:pPr>
+      <w:r>
+        <w:t xml:space="preserve">3. Building a typing fingerprint</w:t>
+      </w:r>
+    </w:p>
+    <w:p>
+      <w:pPr>
+        <w:pStyle w:val="FirstParagraph"/>
+      </w:pPr>
+      <w:r>
+        <w:t xml:space="preserve">There were three genuinely different ways to build this, and I weighed them before choosing:</w:t>
+      </w:r>
+    </w:p>
+    <w:p>
+      <w:pPr>
+        <w:pStyle w:val="Compact"/>
+        <w:numPr>
+          <w:ilvl w:val="0"/>
+          <w:numId w:val="1003"/>
+        </w:numPr>
+      </w:pPr>
+      <w:r>
+        <w:rPr>
+          <w:b/>
+          <w:bCs/>
+        </w:rPr>
+        <w:t xml:space="preserve">Pure statistics</w:t>
+      </w:r>
+      <w:r>
+        <w:t xml:space="preserve"> </w:t>
+      </w:r>
+      <w:r>
+        <w:t xml:space="preserve">— compare each new sample against a hand-built statistical profile of the user. Simple, well understood, and the basis of the 2009 benchmark — but tied to one fixed phrase, and dependent on a human to decide which features matter.</w:t>
+      </w:r>
+    </w:p>
+    <w:p>
+      <w:pPr>
+        <w:pStyle w:val="Compact"/>
+        <w:numPr>
+          <w:ilvl w:val="0"/>
+          <w:numId w:val="1003"/>
+        </w:numPr>
+      </w:pPr>
+      <w:r>
+        <w:rPr>
+          <w:b/>
+          <w:bCs/>
+        </w:rPr>
+        <w:t xml:space="preserve">A standard classifier</w:t>
+      </w:r>
+      <w:r>
+        <w:t xml:space="preserve"> </w:t>
+      </w:r>
+      <w:r>
+        <w:t xml:space="preserve">— train a network to sort typing into</w:t>
+      </w:r>
+      <w:r>
+        <w:t xml:space="preserve"> </w:t>
+      </w:r>
+      <w:r>
+        <w:t xml:space="preserve">“user 1, user 2, …”</w:t>
+      </w:r>
+      <w:r>
+        <w:t xml:space="preserve">. Accurate, but it would have to be retrained from scratch every time a new user registers — unworkable for a real product.</w:t>
+      </w:r>
+    </w:p>
+    <w:p>
+      <w:pPr>
+        <w:pStyle w:val="Compact"/>
+        <w:numPr>
+          <w:ilvl w:val="0"/>
+          <w:numId w:val="1003"/>
+        </w:numPr>
+      </w:pPr>
+      <w:r>
+        <w:rPr>
+          <w:b/>
+          <w:bCs/>
+        </w:rPr>
+        <w:t xml:space="preserve">A learned fingerprint</w:t>
+      </w:r>
+      <w:r>
+        <w:t xml:space="preserve"> </w:t>
+      </w:r>
+      <w:r>
+        <w:rPr>
+          <w:i/>
+          <w:iCs/>
+        </w:rPr>
+        <w:t xml:space="preserve">(what I chose)</w:t>
+      </w:r>
+      <w:r>
+        <w:t xml:space="preserve"> </w:t>
+      </w:r>
+      <w:r>
+        <w:t xml:space="preserve">— train the network to</w:t>
+      </w:r>
+      <w:r>
+        <w:t xml:space="preserve"> </w:t>
+      </w:r>
+      <w:r>
+        <w:rPr>
+          <w:i/>
+          <w:iCs/>
+        </w:rPr>
+        <w:t xml:space="preserve">place</w:t>
+      </w:r>
+      <w:r>
+        <w:t xml:space="preserve"> </w:t>
+      </w:r>
+      <w:r>
+        <w:t xml:space="preserve">each sample in a space, so that a new user simply adds a few of their own points. No retraining, and not tied to one phrase.</w:t>
+      </w:r>
+    </w:p>
+    <w:p>
+      <w:pPr>
+        <w:pStyle w:val="FirstParagraph"/>
+      </w:pPr>
+      <w:r>
+        <w:t xml:space="preserve">Judged on the factors that actually decide whether a design survives contact with a real product:</w:t>
+      </w:r>
+    </w:p>
+    <w:tbl>
+      <w:tblPr>
+        <w:tblStyle w:val="Table"/>
+        <w:tblW w:type="pct" w:w="5000"/>
+        <w:tblLayout w:type="fixed"/>
+        <w:tblLook w:firstRow="1" w:lastRow="0" w:firstColumn="0" w:lastColumn="0" w:noHBand="0" w:noVBand="0" w:val="0020"/>
+      </w:tblPr>
+      <w:tblGrid>
+        <w:gridCol w:w="1584"/>
+        <w:gridCol w:w="1584"/>
+        <w:gridCol w:w="1584"/>
+        <w:gridCol w:w="1584"/>
+        <w:gridCol w:w="1584"/>
+      </w:tblGrid>
+      <w:tr>
+        <w:trPr>
+          <w:tblHeader w:val="on"/>
+        </w:trPr>
+        <w:tc>
+          <w:tcPr/>
+          <w:p>
+            <w:pPr>
+              <w:pStyle w:val="Compact"/>
+            </w:pPr>
+            <w:r>
+              <w:t xml:space="preserve">Approach</w:t>
+            </w:r>
+          </w:p>
+        </w:tc>
+        <w:tc>
+          <w:tcPr/>
+          <w:p>
+            <w:pPr>
+              <w:pStyle w:val="Compact"/>
+            </w:pPr>
+            <w:r>
+              <w:t xml:space="preserve">Cost of a new user signing up</w:t>
+            </w:r>
+          </w:p>
+        </w:tc>
+        <w:tc>
+          <w:tcPr/>
+          <w:p>
+            <w:pPr>
+              <w:pStyle w:val="Compact"/>
+            </w:pPr>
+            <w:r>
+              <w:t xml:space="preserve">Tied to one fixed phrase?</w:t>
+            </w:r>
+          </w:p>
+        </w:tc>
+        <w:tc>
+          <w:tcPr/>
+          <w:p>
+            <w:pPr>
+              <w:pStyle w:val="Compact"/>
+            </w:pPr>
+            <w:r>
+              <w:t xml:space="preserve">Feasible on a laptop?</w:t>
+            </w:r>
+          </w:p>
+        </w:tc>
+        <w:tc>
+          <w:tcPr/>
+          <w:p>
+            <w:pPr>
+              <w:pStyle w:val="Compact"/>
+            </w:pPr>
+            <w:r>
+              <w:t xml:space="preserve">Main risk</w:t>
+            </w:r>
+          </w:p>
+        </w:tc>
+      </w:tr>
+      <w:tr>
+        <w:tc>
+          <w:tcPr/>
+          <w:p>
+            <w:pPr>
+              <w:pStyle w:val="Compact"/>
+            </w:pPr>
+            <w:r>
+              <w:t xml:space="preserve">Pure statistics</w:t>
+            </w:r>
+            <w:r>
+              <w:t xml:space="preserve"> </w:t>
+            </w:r>
+            <w:r>
+              <w:rPr>
+                <w:i/>
+                <w:iCs/>
+              </w:rPr>
+              <w:t xml:space="preserve">(the 2009 benchmark)</w:t>
+            </w:r>
+          </w:p>
+        </w:tc>
+        <w:tc>
+          <w:tcPr/>
+          <w:p>
+            <w:pPr>
+              <w:pStyle w:val="Compact"/>
+            </w:pPr>
+            <w:r>
+              <w:t xml:space="preserve">Cheap — build one statistical profile</w:t>
+            </w:r>
+          </w:p>
+        </w:tc>
+        <w:tc>
+          <w:tcPr/>
+          <w:p>
+            <w:pPr>
+              <w:pStyle w:val="Compact"/>
+            </w:pPr>
+            <w:r>
+              <w:rPr>
+                <w:b/>
+                <w:bCs/>
+              </w:rPr>
+              <w:t xml:space="preserve">Yes</w:t>
+            </w:r>
+            <w:r>
+              <w:t xml:space="preserve"> </w:t>
+            </w:r>
+            <w:r>
+              <w:t xml:space="preserve">— phrase-locked</w:t>
+            </w:r>
+          </w:p>
+        </w:tc>
+        <w:tc>
+          <w:tcPr/>
+          <w:p>
+            <w:pPr>
+              <w:pStyle w:val="Compact"/>
+            </w:pPr>
+            <w:r>
+              <w:t xml:space="preserve">Yes</w:t>
+            </w:r>
+          </w:p>
+        </w:tc>
+        <w:tc>
+          <w:tcPr/>
+          <w:p>
+            <w:pPr>
+              <w:pStyle w:val="Compact"/>
+            </w:pPr>
+            <w:r>
+              <w:t xml:space="preserve">A human must hand-pick the features; can’t extend to free typing</w:t>
+            </w:r>
+          </w:p>
+        </w:tc>
+      </w:tr>
+      <w:tr>
+        <w:tc>
+          <w:tcPr/>
+          <w:p>
+            <w:pPr>
+              <w:pStyle w:val="Compact"/>
+            </w:pPr>
+            <w:r>
+              <w:t xml:space="preserve">Standard classifier</w:t>
+            </w:r>
+          </w:p>
+        </w:tc>
+        <w:tc>
+          <w:tcPr/>
+          <w:p>
+            <w:pPr>
+              <w:pStyle w:val="Compact"/>
+            </w:pPr>
+            <w:r>
+              <w:rPr>
+                <w:b/>
+                <w:bCs/>
+              </w:rPr>
+              <w:t xml:space="preserve">Ruinous</w:t>
+            </w:r>
+            <w:r>
+              <w:t xml:space="preserve"> </w:t>
+            </w:r>
+            <w:r>
+              <w:t xml:space="preserve">— retrain the whole network every signup</w:t>
+            </w:r>
+          </w:p>
+        </w:tc>
+        <w:tc>
+          <w:tcPr/>
+          <w:p>
+            <w:pPr>
+              <w:pStyle w:val="Compact"/>
+            </w:pPr>
+            <w:r>
+              <w:t xml:space="preserve">No</w:t>
+            </w:r>
+          </w:p>
+        </w:tc>
+        <w:tc>
+          <w:tcPr/>
+          <w:p>
+            <w:pPr>
+              <w:pStyle w:val="Compact"/>
+            </w:pPr>
+            <w:r>
+              <w:t xml:space="preserve">Trains on a laptop, but retraining kills it in production</w:t>
+            </w:r>
+          </w:p>
+        </w:tc>
+        <w:tc>
+          <w:tcPr/>
+          <w:p>
+            <w:pPr>
+              <w:pStyle w:val="Compact"/>
+            </w:pPr>
+            <w:r>
+              <w:t xml:space="preserve">Unusable as a live service; retraining latency grows with every user</w:t>
+            </w:r>
+          </w:p>
+        </w:tc>
+      </w:tr>
+      <w:tr>
+        <w:tc>
+          <w:tcPr/>
+          <w:p>
+            <w:pPr>
+              <w:pStyle w:val="Compact"/>
+            </w:pPr>
+            <w:r>
+              <w:t xml:space="preserve">Learned fingerprint</w:t>
+            </w:r>
+            <w:r>
+              <w:t xml:space="preserve"> </w:t>
+            </w:r>
+            <w:r>
+              <w:rPr>
+                <w:i/>
+                <w:iCs/>
+              </w:rPr>
+              <w:t xml:space="preserve">(chosen)</w:t>
+            </w:r>
+          </w:p>
+        </w:tc>
+        <w:tc>
+          <w:tcPr/>
+          <w:p>
+            <w:pPr>
+              <w:pStyle w:val="Compact"/>
+            </w:pPr>
+            <w:r>
+              <w:t xml:space="preserve">Cheap — record ~12 of their samples, no retraining</w:t>
+            </w:r>
+          </w:p>
+        </w:tc>
+        <w:tc>
+          <w:tcPr/>
+          <w:p>
+            <w:pPr>
+              <w:pStyle w:val="Compact"/>
+            </w:pPr>
+            <w:r>
+              <w:t xml:space="preserve">No</w:t>
+            </w:r>
+          </w:p>
+        </w:tc>
+        <w:tc>
+          <w:tcPr/>
+          <w:p>
+            <w:pPr>
+              <w:pStyle w:val="Compact"/>
+            </w:pPr>
+            <w:r>
+              <w:t xml:space="preserve">Yes (~23 min to train once, &lt;1 ms per check)</w:t>
+            </w:r>
+          </w:p>
+        </w:tc>
+        <w:tc>
+          <w:tcPr/>
+          <w:p>
+            <w:pPr>
+              <w:pStyle w:val="Compact"/>
+            </w:pPr>
+            <w:r>
+              <w:t xml:space="preserve">Needs enough people up front to learn a good space</w:t>
+            </w:r>
+          </w:p>
+        </w:tc>
+      </w:tr>
+    </w:tbl>
+    <w:p>
+      <w:pPr>
+        <w:pStyle w:val="BodyText"/>
+      </w:pPr>
+      <w:r>
+        <w:t xml:space="preserve">The classifier fails the one test that matters for a real login system — a network cannot be retrained every time someone registers — which ruled it out despite being the most accurate on paper. Of the other two, the learned fingerprint wins on phrase-independence and on adapting to future needs, so I chose it and placed the first approach on top: the old, trusted statistics run</w:t>
+      </w:r>
+      <w:r>
+        <w:t xml:space="preserve"> </w:t>
+      </w:r>
+      <w:r>
+        <w:rPr>
+          <w:i/>
+          <w:iCs/>
+        </w:rPr>
+        <w:t xml:space="preserve">inside</w:t>
+      </w:r>
+      <w:r>
+        <w:t xml:space="preserve"> </w:t>
+      </w:r>
+      <w:r>
+        <w:t xml:space="preserve">the learned space. That hybrid — classical statistics on a learned fingerprint — is the central idea of the project.</w:t>
+      </w:r>
+    </w:p>
+    <w:p>
+      <w:pPr>
+        <w:pStyle w:val="BodyText"/>
+      </w:pPr>
+      <w:r>
+        <w:t xml:space="preserve">The fingerprint idea, in plain terms, is this. Picture a large space in which every burst of typing becomes a single point. Train the network well, and the same person’s points fall into a tight cluster, while different people’s clusters sit far apart. Recognising someone then becomes a question of distance: is this new point inside your cluster, or closer to someone else’s? My network reduces each burst of typing to a list of 128 numbers — the point’s position. The training uses the same method as face recognition: I present two samples from the same person and one from another, repeatedly, and adjust the network to draw the matching pair together and push the third away. Repeated hundreds of thousands of times, the clustering emerges on its own. (The exact network and settings are in Appendix C. It is small — it trains on a laptop in about 23 minutes and fingerprints a sample in under a thousandth of a second.)</w:t>
+      </w:r>
+    </w:p>
+    <w:p>
+      <w:pPr>
+        <w:pStyle w:val="BodyText"/>
+      </w:pPr>
+      <w:r>
+        <w:t xml:space="preserve">Deciding whether a new sample is genuinely you then comes down to measuring how far its point sits from your enrolled cluster. I use three distance measures and combine them: a plain distance to the centre of the cluster, a distance to your nearest few enrolled samples, and a more sophisticated one that accounts for how much a person’s own typing naturally varies. To</w:t>
+      </w:r>
+      <w:r>
+        <w:t xml:space="preserve"> </w:t>
+      </w:r>
+      <w:r>
+        <w:rPr>
+          <w:i/>
+          <w:iCs/>
+        </w:rPr>
+        <w:t xml:space="preserve">enrol</w:t>
+      </w:r>
+      <w:r>
+        <w:t xml:space="preserve"> </w:t>
+      </w:r>
+      <w:r>
+        <w:t xml:space="preserve">a new person, I record about a dozen of their points — no retraining — and set a personal threshold according to how consistent they are.</w:t>
+      </w:r>
+    </w:p>
+    <w:p>
+      <w:pPr>
+        <w:pStyle w:val="BodyText"/>
+      </w:pPr>
+      <w:r>
+        <w:t xml:space="preserve">Finally, I integrated it into a working application: the user consents, types a few times to enrol, and is verified on a new sample. If anything fails — the service is down, or the model is the wrong version — it responds</w:t>
+      </w:r>
+      <w:r>
+        <w:t xml:space="preserve"> </w:t>
+      </w:r>
+      <w:r>
+        <w:t xml:space="preserve">“cannot tell; request another factor”</w:t>
+      </w:r>
+      <w:r>
+        <w:t xml:space="preserve">, and never</w:t>
+      </w:r>
+      <w:r>
+        <w:t xml:space="preserve"> </w:t>
+      </w:r>
+      <w:r>
+        <w:t xml:space="preserve">“let them in”</w:t>
+      </w:r>
+      <w:r>
+        <w:t xml:space="preserve">. As a brief live check, I enrolled one held-out person and passed genuine and impostor samples through the system: genuine samples scored 3.10 on average, impostors 6.73 (a lower score means more genuine). The deployed system therefore does rank impostors below the real user. It also failed on its first run, in a revealing way — which I return to below.</w:t>
+      </w:r>
+    </w:p>
+    <w:bookmarkEnd w:id="14"/>
+    <w:bookmarkStart w:id="15" w:name="the-number-that-was-too-good-to-be-true"/>
+    <w:p>
+      <w:pPr>
+        <w:pStyle w:val="Heading2"/>
+      </w:pPr>
+      <w:r>
+        <w:t xml:space="preserve">4. The number that was too good to be true</w:t>
+      </w:r>
+    </w:p>
+    <w:p>
+      <w:pPr>
+        <w:pStyle w:val="FirstParagraph"/>
+      </w:pPr>
+      <w:r>
+        <w:t xml:space="preserve">My first result looked excellent, and I was genuinely pleased with it. Then I re-read my own code and realised what had happened: the network had trained on</w:t>
+      </w:r>
+      <w:r>
+        <w:t xml:space="preserve"> </w:t>
+      </w:r>
+      <w:r>
+        <w:rPr>
+          <w:i/>
+          <w:iCs/>
+        </w:rPr>
+        <w:t xml:space="preserve">all</w:t>
+      </w:r>
+      <w:r>
+        <w:t xml:space="preserve"> </w:t>
+      </w:r>
+      <w:r>
+        <w:t xml:space="preserve">51 people — including the very ones I was then testing it on. I had been grading it on people it had already studied.</w:t>
+      </w:r>
+    </w:p>
+    <w:p>
+      <w:pPr>
+        <w:pStyle w:val="BodyText"/>
+      </w:pPr>
+      <w:r>
+        <w:t xml:space="preserve">It is one of the oldest mistakes in machine learning, and the analogy is exact: giving a student the exam questions the night before, then being impressed when they pass. The number was not a deliberate deception; the code had quietly produced a flattering result, and I had been willing to accept it. That was the point at which the project became science — the point at which I began treating a good result as something to</w:t>
+      </w:r>
+      <w:r>
+        <w:t xml:space="preserve"> </w:t>
+      </w:r>
+      <w:r>
+        <w:rPr>
+          <w:i/>
+          <w:iCs/>
+        </w:rPr>
+        <w:t xml:space="preserve">attack</w:t>
+      </w:r>
+      <w:r>
+        <w:t xml:space="preserve"> </w:t>
+      </w:r>
+      <w:r>
+        <w:t xml:space="preserve">rather than to celebrate.</w:t>
+      </w:r>
+    </w:p>
+    <w:p>
+      <w:pPr>
+        <w:pStyle w:val="BodyText"/>
+      </w:pPr>
+      <w:r>
+        <w:t xml:space="preserve">The fix set the rule for everything that followed. I split the 51 people into 35 for training and 16 held back. The network sees only the 35, and is judged only on the 16 strangers, with a runtime check that makes it</w:t>
+      </w:r>
+      <w:r>
+        <w:t xml:space="preserve"> </w:t>
+      </w:r>
+      <w:r>
+        <w:rPr>
+          <w:i/>
+          <w:iCs/>
+        </w:rPr>
+        <w:t xml:space="preserve">impossible</w:t>
+      </w:r>
+      <w:r>
+        <w:t xml:space="preserve"> </w:t>
+      </w:r>
+      <w:r>
+        <w:t xml:space="preserve">for a test subject to leak into training. This is the honest test for authentication, because the only thing that matters is whether the system recognises people it has never met. It also cost me that flattering number: the honest error rate proved far higher than the leaked one. It was worth every point.</w:t>
+      </w:r>
+    </w:p>
+    <w:p>
+      <w:pPr>
+        <w:pStyle w:val="BodyText"/>
+      </w:pPr>
+      <w:r>
+        <w:t xml:space="preserve">Most of the real work was debugging of this kind — and the useful bugs were never the ones a test caught, but the ones I found by asking whether a</w:t>
+      </w:r>
+      <w:r>
+        <w:t xml:space="preserve"> </w:t>
+      </w:r>
+      <w:r>
+        <w:rPr>
+          <w:i/>
+          <w:iCs/>
+        </w:rPr>
+        <w:t xml:space="preserve">passing</w:t>
+      </w:r>
+      <w:r>
+        <w:t xml:space="preserve"> </w:t>
+      </w:r>
+      <w:r>
+        <w:t xml:space="preserve">test actually proved what it claimed. Three more stand out. The live service crashed for one unusually consistent typist: typing the same password almost identically each time drove their personal threshold close to zero and caused a later calculation to overflow — something none of my test data, which was artificially varied, could have triggered. Only a real person did. On the first day, the real data file trained on all-zero timings, because its columns were named differently from my test fixture and my code read straight past them, reporting a plausible number throughout. And for a time, the blended decision-maker I was most pleased with was being measured</w:t>
+      </w:r>
+      <w:r>
+        <w:t xml:space="preserve"> </w:t>
+      </w:r>
+      <w:r>
+        <w:rPr>
+          <w:i/>
+          <w:iCs/>
+        </w:rPr>
+        <w:t xml:space="preserve">nowhere</w:t>
+      </w:r>
+      <w:r>
+        <w:t xml:space="preserve">: the evaluation scored only the simple distance, so the ensemble ran in the live product while earning no result at all. I noticed only when I asked why my supposedly better method had no figure to its name — and correctly wiring it into the evaluation is the source of the 10.2% figure. A method you have not measured is not a method; it is a hope. (The full log of thirteen fixes is in the project repository.)</w:t>
+      </w:r>
+    </w:p>
+    <w:bookmarkEnd w:id="15"/>
+    <w:bookmarkStart w:id="16" w:name="what-i-actually-found"/>
+    <w:p>
+      <w:pPr>
+        <w:pStyle w:val="Heading2"/>
+      </w:pPr>
+      <w:r>
+        <w:t xml:space="preserve">5. What I actually found</w:t>
+      </w:r>
+    </w:p>
+    <w:p>
+      <w:pPr>
+        <w:pStyle w:val="FirstParagraph"/>
+      </w:pPr>
+      <w:r>
+        <w:t xml:space="preserve">The headline result, measured on the 16 strangers and averaged over three runs, is below. Lower is better.</w:t>
       </w:r>
     </w:p>
     <w:tbl>
@@ -583,701 +1743,6 @@
               <w:pStyle w:val="Compact"/>
             </w:pPr>
             <w:r>
-              <w:t xml:space="preserve">When</w:t>
-            </w:r>
-          </w:p>
-        </w:tc>
-        <w:tc>
-          <w:tcPr/>
-          <w:p>
-            <w:pPr>
-              <w:pStyle w:val="Compact"/>
-            </w:pPr>
-            <w:r>
-              <w:t xml:space="preserve">Stage</w:t>
-            </w:r>
-          </w:p>
-        </w:tc>
-        <w:tc>
-          <w:tcPr/>
-          <w:p>
-            <w:pPr>
-              <w:pStyle w:val="Compact"/>
-            </w:pPr>
-            <w:r>
-              <w:t xml:space="preserve">What happened</w:t>
-            </w:r>
-          </w:p>
-        </w:tc>
-      </w:tr>
-      <w:tr>
-        <w:tc>
-          <w:tcPr/>
-          <w:p>
-            <w:pPr>
-              <w:pStyle w:val="Compact"/>
-            </w:pPr>
-            <w:r>
-              <w:t xml:space="preserve">Nov–Dec 2025</w:t>
-            </w:r>
-          </w:p>
-        </w:tc>
-        <w:tc>
-          <w:tcPr/>
-          <w:p>
-            <w:pPr>
-              <w:pStyle w:val="Compact"/>
-            </w:pPr>
-            <w:r>
-              <w:t xml:space="preserve">Typing app + keystroke capture</w:t>
-            </w:r>
-          </w:p>
-        </w:tc>
-        <w:tc>
-          <w:tcPr/>
-          <w:p>
-            <w:pPr>
-              <w:pStyle w:val="Compact"/>
-            </w:pPr>
-            <w:r>
-              <w:t xml:space="preserve">Built; became the source of real typing data</w:t>
-            </w:r>
-          </w:p>
-        </w:tc>
-      </w:tr>
-      <w:tr>
-        <w:tc>
-          <w:tcPr/>
-          <w:p>
-            <w:pPr>
-              <w:pStyle w:val="Compact"/>
-            </w:pPr>
-            <w:r>
-              <w:t xml:space="preserve">Feb–Mar 2026</w:t>
-            </w:r>
-          </w:p>
-        </w:tc>
-        <w:tc>
-          <w:tcPr/>
-          <w:p>
-            <w:pPr>
-              <w:pStyle w:val="Compact"/>
-            </w:pPr>
-            <w:r>
-              <w:t xml:space="preserve">Accounts + first simple recognisers</w:t>
-            </w:r>
-          </w:p>
-        </w:tc>
-        <w:tc>
-          <w:tcPr/>
-          <w:p>
-            <w:pPr>
-              <w:pStyle w:val="Compact"/>
-            </w:pPr>
-            <w:r>
-              <w:t xml:space="preserve">First typing checks; a clean split between research and product</w:t>
-            </w:r>
-          </w:p>
-        </w:tc>
-      </w:tr>
-      <w:tr>
-        <w:tc>
-          <w:tcPr/>
-          <w:p>
-            <w:pPr>
-              <w:pStyle w:val="Compact"/>
-            </w:pPr>
-            <w:r>
-              <w:t xml:space="preserve">Jun 2026</w:t>
-            </w:r>
-          </w:p>
-        </w:tc>
-        <w:tc>
-          <w:tcPr/>
-          <w:p>
-            <w:pPr>
-              <w:pStyle w:val="Compact"/>
-            </w:pPr>
-            <w:r>
-              <w:t xml:space="preserve">The deep-learning research</w:t>
-            </w:r>
-          </w:p>
-        </w:tc>
-        <w:tc>
-          <w:tcPr/>
-          <w:p>
-            <w:pPr>
-              <w:pStyle w:val="Compact"/>
-            </w:pPr>
-            <w:r>
-              <w:t xml:space="preserve">Rebuilt the recogniser as a learned model; tested it on strangers</w:t>
-            </w:r>
-          </w:p>
-        </w:tc>
-      </w:tr>
-      <w:tr>
-        <w:tc>
-          <w:tcPr/>
-          <w:p>
-            <w:pPr>
-              <w:pStyle w:val="Compact"/>
-            </w:pPr>
-            <w:r>
-              <w:t xml:space="preserve">Jun 2026</w:t>
-            </w:r>
-          </w:p>
-        </w:tc>
-        <w:tc>
-          <w:tcPr/>
-          <w:p>
-            <w:pPr>
-              <w:pStyle w:val="Compact"/>
-            </w:pPr>
-            <w:r>
-              <w:t xml:space="preserve">Write-up</w:t>
-            </w:r>
-          </w:p>
-        </w:tc>
-        <w:tc>
-          <w:tcPr/>
-          <w:p>
-            <w:pPr>
-              <w:pStyle w:val="Compact"/>
-            </w:pPr>
-            <w:r>
-              <w:t xml:space="preserve">This report, the ethics, the reproducibility check</w:t>
-            </w:r>
-          </w:p>
-        </w:tc>
-      </w:tr>
-    </w:tbl>
-    <w:p>
-      <w:pPr>
-        <w:pStyle w:val="BodyText"/>
-      </w:pPr>
-      <w:r>
-        <w:t xml:space="preserve">One plan changed mid-project, and it changed everything: I found my honesty test was broken and had to rebuild it (§4).</w:t>
-      </w:r>
-    </w:p>
-    <w:bookmarkEnd w:id="12"/>
-    <w:bookmarkStart w:id="13" w:name="you-type-like-nobody-else"/>
-    <w:p>
-      <w:pPr>
-        <w:pStyle w:val="Heading2"/>
-      </w:pPr>
-      <w:r>
-        <w:t xml:space="preserve">2. You type like nobody else</w:t>
-      </w:r>
-    </w:p>
-    <w:p>
-      <w:pPr>
-        <w:pStyle w:val="FirstParagraph"/>
-      </w:pPr>
-      <w:r>
-        <w:t xml:space="preserve">Recognising someone by their typing is a</w:t>
-      </w:r>
-      <w:r>
-        <w:t xml:space="preserve"> </w:t>
-      </w:r>
-      <w:r>
-        <w:rPr>
-          <w:i/>
-          <w:iCs/>
-        </w:rPr>
-        <w:t xml:space="preserve">behavioural</w:t>
-      </w:r>
-      <w:r>
-        <w:t xml:space="preserve"> </w:t>
-      </w:r>
-      <w:r>
-        <w:t xml:space="preserve">biometric — it’s about how you act, like a signature or a walk, not what your body is, like a fingerprint or an iris. The raw signal is just timing: how long each key is held, and the gaps between one key and the next. Boring on its own. Surprisingly personal in bulk.</w:t>
-      </w:r>
-    </w:p>
-    <w:p>
-      <w:pPr>
-        <w:pStyle w:val="BodyText"/>
-      </w:pPr>
-      <w:r>
-        <w:t xml:space="preserve">There’s an easy version of the problem and a hard one. Easy: everyone types the</w:t>
-      </w:r>
-      <w:r>
-        <w:t xml:space="preserve"> </w:t>
-      </w:r>
-      <w:r>
-        <w:rPr>
-          <w:i/>
-          <w:iCs/>
-        </w:rPr>
-        <w:t xml:space="preserve">same</w:t>
-      </w:r>
-      <w:r>
-        <w:t xml:space="preserve"> </w:t>
-      </w:r>
-      <w:r>
-        <w:t xml:space="preserve">phrase, so you can line up matching keystrokes and compare. Hard: the person types</w:t>
-      </w:r>
-      <w:r>
-        <w:t xml:space="preserve"> </w:t>
-      </w:r>
-      <w:r>
-        <w:rPr>
-          <w:i/>
-          <w:iCs/>
-        </w:rPr>
-        <w:t xml:space="preserve">anything</w:t>
-      </w:r>
-      <w:r>
-        <w:t xml:space="preserve">, so you have to read the rhythm without leaning on the words. Real, always-on security needs the hard version. I worked on the easy one — the version with a clean, public benchmark to measure against — while building the machinery the hard version would need later.</w:t>
-      </w:r>
-    </w:p>
-    <w:p>
-      <w:pPr>
-        <w:pStyle w:val="BodyText"/>
-      </w:pPr>
-      <w:r>
-        <w:t xml:space="preserve">Now, how do you even score a thing like this? Any such system makes two opposite mistakes: it can let an impostor in, or lock the real person out. They trade off — tighten it to catch more impostors and you start bouncing genuine users; loosen it and impostors slip through. Because you can slide that dial anywhere, a single</w:t>
-      </w:r>
-      <w:r>
-        <w:t xml:space="preserve"> </w:t>
-      </w:r>
-      <w:r>
-        <w:t xml:space="preserve">“accuracy”</w:t>
-      </w:r>
-      <w:r>
-        <w:t xml:space="preserve"> </w:t>
-      </w:r>
-      <w:r>
-        <w:t xml:space="preserve">figure would be meaningless. The fair summary is the</w:t>
-      </w:r>
-      <w:r>
-        <w:t xml:space="preserve"> </w:t>
-      </w:r>
-      <w:r>
-        <w:rPr>
-          <w:b/>
-          <w:bCs/>
-        </w:rPr>
-        <w:t xml:space="preserve">equal error rate</w:t>
-      </w:r>
-      <w:r>
-        <w:t xml:space="preserve">: the setting where both mistakes are equally likely. Lower is better. A 10% equal error rate means that, at the balanced dial setting, show it ten impostors and about one gets in — while about one genuine user in ten gets wrongly turned away. That one number is how biometrics are compared, and it’s the number I chased.</w:t>
-      </w:r>
-    </w:p>
-    <w:p>
-      <w:pPr>
-        <w:pStyle w:val="BodyText"/>
-      </w:pPr>
-      <w:r>
-        <w:t xml:space="preserve">Two studies set the goalposts. Back in 2009, Killourhy and Maxion built the exact dataset I use — 51 people each typing the password</w:t>
-      </w:r>
-      <w:r>
-        <w:t xml:space="preserve"> </w:t>
-      </w:r>
-      <w:r>
-        <w:rPr>
-          <w:rStyle w:val="VerbatimChar"/>
-        </w:rPr>
-        <w:t xml:space="preserve">.tie5Roanl</w:t>
-      </w:r>
-      <w:r>
-        <w:t xml:space="preserve"> </w:t>
-      </w:r>
-      <w:r>
-        <w:t xml:space="preserve">400 times — and tested 14 hand-built methods. Their best scored 9.6%. That’s the bar. At the other extreme, a 2021 system called TypeNet learned from 136 million keystrokes across roughly 168,000 people and hit 2.2% — proof that this works brilliantly</w:t>
-      </w:r>
-      <w:r>
-        <w:t xml:space="preserve"> </w:t>
-      </w:r>
-      <w:r>
-        <w:rPr>
-          <w:i/>
-          <w:iCs/>
-        </w:rPr>
-        <w:t xml:space="preserve">if</w:t>
-      </w:r>
-      <w:r>
-        <w:t xml:space="preserve"> </w:t>
-      </w:r>
-      <w:r>
-        <w:t xml:space="preserve">you have internet-scale data. Nobody had asked the question in between: on the small public benchmark, does a</w:t>
-      </w:r>
-      <w:r>
-        <w:t xml:space="preserve"> </w:t>
-      </w:r>
-      <w:r>
-        <w:rPr>
-          <w:i/>
-          <w:iCs/>
-        </w:rPr>
-        <w:t xml:space="preserve">learned</w:t>
-      </w:r>
-      <w:r>
-        <w:t xml:space="preserve"> </w:t>
-      </w:r>
-      <w:r>
-        <w:t xml:space="preserve">fingerprint beat the old hand-built method, tested fairly on strangers? That gap is where a student with a laptop can actually contribute.</w:t>
-      </w:r>
-    </w:p>
-    <w:bookmarkEnd w:id="13"/>
-    <w:bookmarkStart w:id="14" w:name="building-a-typing-fingerprint"/>
-    <w:p>
-      <w:pPr>
-        <w:pStyle w:val="Heading2"/>
-      </w:pPr>
-      <w:r>
-        <w:t xml:space="preserve">3. Building a typing fingerprint</w:t>
-      </w:r>
-    </w:p>
-    <w:p>
-      <w:pPr>
-        <w:pStyle w:val="FirstParagraph"/>
-      </w:pPr>
-      <w:r>
-        <w:t xml:space="preserve">There were three honestly different ways to build this, and I weighed them before picking:</w:t>
-      </w:r>
-    </w:p>
-    <w:p>
-      <w:pPr>
-        <w:pStyle w:val="Compact"/>
-        <w:numPr>
-          <w:ilvl w:val="0"/>
-          <w:numId w:val="1003"/>
-        </w:numPr>
-      </w:pPr>
-      <w:r>
-        <w:rPr>
-          <w:b/>
-          <w:bCs/>
-        </w:rPr>
-        <w:t xml:space="preserve">Pure statistics</w:t>
-      </w:r>
-      <w:r>
-        <w:t xml:space="preserve"> </w:t>
-      </w:r>
-      <w:r>
-        <w:t xml:space="preserve">— compare each new sample against a hand-built statistical profile of the user. Simple, well-understood, and the 2009 benchmark itself — but tied to one fixed phrase, and a human has to decide which features matter.</w:t>
-      </w:r>
-    </w:p>
-    <w:p>
-      <w:pPr>
-        <w:pStyle w:val="Compact"/>
-        <w:numPr>
-          <w:ilvl w:val="0"/>
-          <w:numId w:val="1003"/>
-        </w:numPr>
-      </w:pPr>
-      <w:r>
-        <w:rPr>
-          <w:b/>
-          <w:bCs/>
-        </w:rPr>
-        <w:t xml:space="preserve">A standard classifier</w:t>
-      </w:r>
-      <w:r>
-        <w:t xml:space="preserve"> </w:t>
-      </w:r>
-      <w:r>
-        <w:t xml:space="preserve">— train a network to sort typing into</w:t>
-      </w:r>
-      <w:r>
-        <w:t xml:space="preserve"> </w:t>
-      </w:r>
-      <w:r>
-        <w:t xml:space="preserve">“user 1, user 2, …”</w:t>
-      </w:r>
-      <w:r>
-        <w:t xml:space="preserve">. Accurate, but you’d have to retrain it from scratch every single time someone new signs up. Useless for a real product.</w:t>
-      </w:r>
-    </w:p>
-    <w:p>
-      <w:pPr>
-        <w:pStyle w:val="Compact"/>
-        <w:numPr>
-          <w:ilvl w:val="0"/>
-          <w:numId w:val="1003"/>
-        </w:numPr>
-      </w:pPr>
-      <w:r>
-        <w:rPr>
-          <w:b/>
-          <w:bCs/>
-        </w:rPr>
-        <w:t xml:space="preserve">A learned fingerprint</w:t>
-      </w:r>
-      <w:r>
-        <w:t xml:space="preserve"> </w:t>
-      </w:r>
-      <w:r>
-        <w:rPr>
-          <w:i/>
-          <w:iCs/>
-        </w:rPr>
-        <w:t xml:space="preserve">(what I chose)</w:t>
-      </w:r>
-      <w:r>
-        <w:t xml:space="preserve"> </w:t>
-      </w:r>
-      <w:r>
-        <w:t xml:space="preserve">— train the network to</w:t>
-      </w:r>
-      <w:r>
-        <w:t xml:space="preserve"> </w:t>
-      </w:r>
-      <w:r>
-        <w:rPr>
-          <w:i/>
-          <w:iCs/>
-        </w:rPr>
-        <w:t xml:space="preserve">place</w:t>
-      </w:r>
-      <w:r>
-        <w:t xml:space="preserve"> </w:t>
-      </w:r>
-      <w:r>
-        <w:t xml:space="preserve">each sample in space, so a new user just adds a few of their own dots. No retraining, not tied to one phrase.</w:t>
-      </w:r>
-    </w:p>
-    <w:p>
-      <w:pPr>
-        <w:pStyle w:val="FirstParagraph"/>
-      </w:pPr>
-      <w:r>
-        <w:t xml:space="preserve">I chose the third and bolted the first on top of it: run the old, trusted statistics</w:t>
-      </w:r>
-      <w:r>
-        <w:t xml:space="preserve"> </w:t>
-      </w:r>
-      <w:r>
-        <w:rPr>
-          <w:i/>
-          <w:iCs/>
-        </w:rPr>
-        <w:t xml:space="preserve">inside</w:t>
-      </w:r>
-      <w:r>
-        <w:t xml:space="preserve"> </w:t>
-      </w:r>
-      <w:r>
-        <w:t xml:space="preserve">the learned space. That hybrid — classical statistics on a learned fingerprint — is the core idea of the whole project.</w:t>
-      </w:r>
-    </w:p>
-    <w:p>
-      <w:pPr>
-        <w:pStyle w:val="BodyText"/>
-      </w:pPr>
-      <w:r>
-        <w:t xml:space="preserve">Here’s the fingerprint idea in plain terms. Picture an enormous space where every burst of typing becomes a single dot. Train the network well, and the same person’s dots land in a tight little cluster, while different people’s clusters sit far apart. Now recognising someone is just a question of distance: is this new dot inside your cluster, or nearer someone else’s? My network boils each burst of typing down to a list of 128 numbers — that’s the dot’s position. The training is the same trick face recognition uses: I show it two samples from the same person and one from someone else, over and over, and nudge it to pull the matching pair together and push the odd one away. Do that hundreds of thousands of times and the clustering just… emerges. (The exact network and settings are in Appendix C. It’s small — it trains on a laptop in about 23 minutes, for nothing, and fingerprints a sample in under a thousandth of a second.)</w:t>
-      </w:r>
-    </w:p>
-    <w:p>
-      <w:pPr>
-        <w:pStyle w:val="BodyText"/>
-      </w:pPr>
-      <w:r>
-        <w:t xml:space="preserve">Deciding</w:t>
-      </w:r>
-      <w:r>
-        <w:t xml:space="preserve"> </w:t>
-      </w:r>
-      <w:r>
-        <w:t xml:space="preserve">“is this really you?”</w:t>
-      </w:r>
-      <w:r>
-        <w:t xml:space="preserve"> </w:t>
-      </w:r>
-      <w:r>
-        <w:t xml:space="preserve">then comes down to measuring how far a new dot sits from your enrolled cluster. I use three different distance measures and blend them: a plain distance to the centre of your cluster, a distance to your nearest few enrolled samples, and a smarter one that accounts for how much your own typing naturally wobbles. To</w:t>
-      </w:r>
-      <w:r>
-        <w:t xml:space="preserve"> </w:t>
-      </w:r>
-      <w:r>
-        <w:rPr>
-          <w:i/>
-          <w:iCs/>
-        </w:rPr>
-        <w:t xml:space="preserve">enrol</w:t>
-      </w:r>
-      <w:r>
-        <w:t xml:space="preserve"> </w:t>
-      </w:r>
-      <w:r>
-        <w:t xml:space="preserve">a new person I just record about a dozen of their dots — no retraining — and set them a personal threshold based on how consistent they are.</w:t>
-      </w:r>
-    </w:p>
-    <w:p>
-      <w:pPr>
-        <w:pStyle w:val="BodyText"/>
-      </w:pPr>
-      <w:r>
-        <w:t xml:space="preserve">Finally, I wired it into a real app: you consent, type a few times to enrol, and get verified on a new sample. If anything breaks — the service is down, the model’s the wrong version — it answers</w:t>
-      </w:r>
-      <w:r>
-        <w:t xml:space="preserve"> </w:t>
-      </w:r>
-      <w:r>
-        <w:t xml:space="preserve">“can’t tell, ask for another factor”</w:t>
-      </w:r>
-      <w:r>
-        <w:t xml:space="preserve">, never</w:t>
-      </w:r>
-      <w:r>
-        <w:t xml:space="preserve"> </w:t>
-      </w:r>
-      <w:r>
-        <w:t xml:space="preserve">“let them in”</w:t>
-      </w:r>
-      <w:r>
-        <w:t xml:space="preserve">. As a quick live check I enrolled one held-out person and ran genuine and impostor samples through it: genuine samples scored 3.10 on average, impostors 6.73 (lower means more genuine). So the deployed thing really does rank impostors below the real user. It also, satisfyingly, crashed the first time — more on that next.</w:t>
-      </w:r>
-    </w:p>
-    <w:bookmarkEnd w:id="14"/>
-    <w:bookmarkStart w:id="15" w:name="the-number-that-was-too-good-to-be-true"/>
-    <w:p>
-      <w:pPr>
-        <w:pStyle w:val="Heading2"/>
-      </w:pPr>
-      <w:r>
-        <w:t xml:space="preserve">4. The number that was too good to be true</w:t>
-      </w:r>
-    </w:p>
-    <w:p>
-      <w:pPr>
-        <w:pStyle w:val="FirstParagraph"/>
-      </w:pPr>
-      <w:r>
-        <w:t xml:space="preserve">My first proper result was fantastic. I remember being genuinely pleased with it. Then I read back through my own code and my stomach dropped: the network had trained on</w:t>
-      </w:r>
-      <w:r>
-        <w:t xml:space="preserve"> </w:t>
-      </w:r>
-      <w:r>
-        <w:rPr>
-          <w:i/>
-          <w:iCs/>
-        </w:rPr>
-        <w:t xml:space="preserve">all</w:t>
-      </w:r>
-      <w:r>
-        <w:t xml:space="preserve"> </w:t>
-      </w:r>
-      <w:r>
-        <w:t xml:space="preserve">51 people — including the exact ones I was then testing it on. I’d been grading it on people it had already studied.</w:t>
-      </w:r>
-    </w:p>
-    <w:p>
-      <w:pPr>
-        <w:pStyle w:val="BodyText"/>
-      </w:pPr>
-      <w:r>
-        <w:t xml:space="preserve">It’s the oldest mistake in machine learning, and it feels exactly like this: giving a student the exam questions the night before, then being impressed when they ace the exam. The number wasn’t a lie I told on purpose. The code had quietly handed me a flattering result and I’d been happy to pocket it. That’s the moment the project actually became science — the moment I started treating a good result as something to</w:t>
-      </w:r>
-      <w:r>
-        <w:t xml:space="preserve"> </w:t>
-      </w:r>
-      <w:r>
-        <w:rPr>
-          <w:i/>
-          <w:iCs/>
-        </w:rPr>
-        <w:t xml:space="preserve">attack</w:t>
-      </w:r>
-      <w:r>
-        <w:t xml:space="preserve"> </w:t>
-      </w:r>
-      <w:r>
-        <w:t xml:space="preserve">rather than celebrate.</w:t>
-      </w:r>
-    </w:p>
-    <w:p>
-      <w:pPr>
-        <w:pStyle w:val="BodyText"/>
-      </w:pPr>
-      <w:r>
-        <w:t xml:space="preserve">The fix set the rule for everything after it. Split the 51 people: 35 to train on, 16 locked away. The network only ever sees the 35. It’s judged only on the 16 strangers — with a runtime check that makes it</w:t>
-      </w:r>
-      <w:r>
-        <w:t xml:space="preserve"> </w:t>
-      </w:r>
-      <w:r>
-        <w:rPr>
-          <w:i/>
-          <w:iCs/>
-        </w:rPr>
-        <w:t xml:space="preserve">impossible</w:t>
-      </w:r>
-      <w:r>
-        <w:t xml:space="preserve"> </w:t>
-      </w:r>
-      <w:r>
-        <w:t xml:space="preserve">for a test person to leak into training. That’s the honest test for authentication, because the only thing that matters is whether it recognises people it’s never met. It also cost me my pretty number: the honest error rate came out far higher than the fake one. Worth every point.</w:t>
-      </w:r>
-    </w:p>
-    <w:p>
-      <w:pPr>
-        <w:pStyle w:val="BodyText"/>
-      </w:pPr>
-      <w:r>
-        <w:t xml:space="preserve">Most of the real work was debugging like this — and the useful bugs were never the ones a test caught, but the ones I caught by asking whether a</w:t>
-      </w:r>
-      <w:r>
-        <w:t xml:space="preserve"> </w:t>
-      </w:r>
-      <w:r>
-        <w:rPr>
-          <w:i/>
-          <w:iCs/>
-        </w:rPr>
-        <w:t xml:space="preserve">passing</w:t>
-      </w:r>
-      <w:r>
-        <w:t xml:space="preserve"> </w:t>
-      </w:r>
-      <w:r>
-        <w:t xml:space="preserve">test actually proved what it claimed. Two stand out. The live service crashed for one unusually consistent typist, because typing the same password almost identically every time drove their personal threshold to nearly zero and blew up a later calculation — something none of my test data, which was artificially varied, could ever have triggered. Only a real person did. And on day one the real data file trained on all-zero timings, because its columns were named differently from my test fixture and my code read straight past them, printing a believable number the whole time. (The full log of thirteen fixes is in the project repository.)</w:t>
-      </w:r>
-    </w:p>
-    <w:bookmarkEnd w:id="15"/>
-    <w:bookmarkStart w:id="16" w:name="what-i-actually-found"/>
-    <w:p>
-      <w:pPr>
-        <w:pStyle w:val="Heading2"/>
-      </w:pPr>
-      <w:r>
-        <w:t xml:space="preserve">5. What I actually found</w:t>
-      </w:r>
-    </w:p>
-    <w:p>
-      <w:pPr>
-        <w:pStyle w:val="FirstParagraph"/>
-      </w:pPr>
-      <w:r>
-        <w:t xml:space="preserve">Here’s the headline, measured on the 16 strangers, averaged over three runs. Lower is better.</w:t>
-      </w:r>
-    </w:p>
-    <w:tbl>
-      <w:tblPr>
-        <w:tblStyle w:val="Table"/>
-        <w:tblW w:type="pct" w:w="5000"/>
-        <w:tblLayout w:type="fixed"/>
-        <w:tblLook w:firstRow="1" w:lastRow="0" w:firstColumn="0" w:lastColumn="0" w:noHBand="0" w:noVBand="0" w:val="0020"/>
-      </w:tblPr>
-      <w:tblGrid>
-        <w:gridCol w:w="2640"/>
-        <w:gridCol w:w="2640"/>
-        <w:gridCol w:w="2640"/>
-      </w:tblGrid>
-      <w:tr>
-        <w:trPr>
-          <w:tblHeader w:val="on"/>
-        </w:trPr>
-        <w:tc>
-          <w:tcPr/>
-          <w:p>
-            <w:pPr>
-              <w:pStyle w:val="Compact"/>
-            </w:pPr>
-            <w:r>
               <w:t xml:space="preserve">Decision method</w:t>
             </w:r>
           </w:p>
@@ -1389,7 +1854,7 @@
         <w:pStyle w:val="BodyText"/>
       </w:pPr>
       <w:r>
-        <w:t xml:space="preserve">Read plainly: it works — it recognises strangers far better than a coin flip, live, end to end. But on this small, fixed-password test it does</w:t>
+        <w:t xml:space="preserve">In plain terms: it works — it recognises strangers far better than chance, live and end to end. But on this small, fixed-password test it does</w:t>
       </w:r>
       <w:r>
         <w:t xml:space="preserve"> </w:t>
@@ -1405,7 +1870,7 @@
         <w:t xml:space="preserve"> </w:t>
       </w:r>
       <w:r>
-        <w:t xml:space="preserve">beat the 2009 hand-built method. 14.2% against 9.6%. An honest near-miss, not a win.</w:t>
+        <w:t xml:space="preserve">beat the 2009 hand-built method: 14.2% against 9.6%. An honest near-miss, not a success. (That single figure is the balanced point on a whole range of trade-offs; the full curve, from the strictest setting to the most lenient, is Figure B.1.)</w:t>
       </w:r>
     </w:p>
     <w:p>
@@ -1413,7 +1878,7 @@
         <w:pStyle w:val="BodyText"/>
       </w:pPr>
       <w:r>
-        <w:t xml:space="preserve">Two things make the near-miss interesting. First, the blended method (10.2%) isn’t just more accurate than the simple one (14.2%) — it’s far</w:t>
+        <w:t xml:space="preserve">Two things make the near-miss interesting. First, the blended method (10.2%) is not merely more accurate than the simple one (14.2%) — it is far</w:t>
       </w:r>
       <w:r>
         <w:t xml:space="preserve"> </w:t>
@@ -1426,19 +1891,7 @@
         <w:t xml:space="preserve">steadier</w:t>
       </w:r>
       <w:r>
-        <w:t xml:space="preserve">, barely moving between runs. I re-ran the whole test over 14 different random splits and the blended method won every single time, which is almost impossible by luck. Digging in, that steadiness comes from one of the three distance measures (the</w:t>
-      </w:r>
-      <w:r>
-        <w:t xml:space="preserve"> </w:t>
-      </w:r>
-      <w:r>
-        <w:t xml:space="preserve">“smarter”</w:t>
-      </w:r>
-      <w:r>
-        <w:t xml:space="preserve"> </w:t>
-      </w:r>
-      <w:r>
-        <w:t xml:space="preserve">one) doing nearly all the work — a specific finding, not hand-waving, and it points to an easy future improvement. Second, I’ll be straight about the uncertainty: those headline runs sit on the lucky side. Across all 14 splits the averages are higher (about 18.7% and 13.3%), so the real gap to 9.6% is a bit wider than the headline flatters.</w:t>
+        <w:t xml:space="preserve">, barely moving between runs. I re-ran the whole test over 14 different random splits, and the blended method won on every one, which is very unlikely to be chance. On investigation, that steadiness comes almost entirely from one of the three distance measures (the more sophisticated one) — a specific finding, not a vague impression, and one that points to a straightforward future improvement. Second, I will be direct about the uncertainty: those headline runs fall on the favourable side. Across all 14 splits the averages are higher (about 18.7% and 13.3%), so the true gap to 9.6% is somewhat wider than the headline suggests.</w:t>
       </w:r>
     </w:p>
     <w:p>
@@ -1446,7 +1899,7 @@
         <w:pStyle w:val="BodyText"/>
       </w:pPr>
       <w:r>
-        <w:t xml:space="preserve">The most striking result isn’t the average at all — it’s how wildly people differ. The easiest person to recognise had an error rate under 1%. The hardest was over 33%. Same model, same password, and one person is</w:t>
+        <w:t xml:space="preserve">The most striking result is not the average at all — it is how greatly individuals differ. The easiest person to recognise had an error rate under 1%; the hardest, over 33%. Same model, same password, and one person is</w:t>
       </w:r>
       <w:r>
         <w:t xml:space="preserve"> </w:t>
@@ -1462,7 +1915,7 @@
         <w:t xml:space="preserve"> </w:t>
       </w:r>
       <w:r>
-        <w:t xml:space="preserve">harder to pin down than another. It isn’t random: the people the system struggles with are the ones whose own typing is so inconsistent that it collides with everyone else’s. Which tells you the real ceiling here isn’t the model — it’s how little identifying information there is in an 11-key password.</w:t>
+        <w:t xml:space="preserve">harder to identify than another. This is not random: the people the system struggles with are those whose own typing is so inconsistent that it overlaps with everyone else’s. The real ceiling here, then, is not the model — it is how little identifying information an 11-key password contains.</w:t>
       </w:r>
     </w:p>
     <w:p>
@@ -1470,7 +1923,7 @@
         <w:pStyle w:val="BodyText"/>
       </w:pPr>
       <w:r>
-        <w:t xml:space="preserve">You can even see it. I squashed the 128-number fingerprints down to a 2-D picture (Figure B.2): several people form tight, clearly separate clusters even though the model never trained on them, while a muddy patch in the middle is exactly the hard-to-recognise crowd. The picture and the numbers agree. And when I tried to do better — more training, more samples per person — nothing helped, and the model’s internal score showed it had already learned everything the short password</w:t>
+        <w:t xml:space="preserve">This can even be seen directly. I reduced the 128-number fingerprints to a two-dimensional picture (Figure B.2): several people form tight, clearly separated clusters even though the model never trained on them, while a blurred region in the centre corresponds to the hard-to-recognise group. The picture and the numbers agree. And when I tried to improve matters — more training, more samples per person — nothing helped, and the model’s internal measure showed that it had already learned everything the short password</w:t>
       </w:r>
       <w:r>
         <w:t xml:space="preserve"> </w:t>
@@ -1486,17 +1939,41 @@
         <w:t xml:space="preserve"> </w:t>
       </w:r>
       <w:r>
-        <w:t xml:space="preserve">teach. More effort can’t extract information that isn’t there. (The experiments behind all of this are in Appendix C.)</w:t>
+        <w:t xml:space="preserve">teach. More effort cannot extract information that is not there. (The experiments behind all of this are in Appendix C.)</w:t>
+      </w:r>
+    </w:p>
+    <w:p>
+      <w:pPr>
+        <w:pStyle w:val="BodyText"/>
+      </w:pPr>
+      <w:r>
+        <w:t xml:space="preserve">Did the five objectives I set myself (§1) hold up? For the most part, and I can point to where. The fingerprint works and runs in milliseconds on an ordinary laptop (O1); it clusters strangers it never trained on, as Figure B.2 shows (O2); the score is honest — measured open-set on 16 unseen people, behind a guard that makes a leak impossible (O3); the simple and blended scorers both come from a single run, so the comparison is fair rather than selective (O4); and the whole system re-runs from one command on a pinned dataset, failing safe when it breaks (O5). The one objective I set out to meet and did</w:t>
+      </w:r>
+      <w:r>
+        <w:t xml:space="preserve"> </w:t>
+      </w:r>
+      <w:r>
+        <w:rPr>
+          <w:i/>
+          <w:iCs/>
+        </w:rPr>
+        <w:t xml:space="preserve">not</w:t>
+      </w:r>
+      <w:r>
+        <w:t xml:space="preserve"> </w:t>
+      </w:r>
+      <w:r>
+        <w:t xml:space="preserve">is the headline aim itself — to beat the best published result. I came close, honestly, and fell short. That shortfall is the finding, not a footnote to it.</w:t>
       </w:r>
     </w:p>
     <w:bookmarkEnd w:id="16"/>
-    <w:bookmarkStart w:id="17" w:name="what-it-means-and-what-it-doesnt"/>
+    <w:bookmarkStart w:id="17" w:name="what-it-means-and-what-it-does-not"/>
     <w:p>
       <w:pPr>
         <w:pStyle w:val="Heading2"/>
       </w:pPr>
       <w:r>
-        <w:t xml:space="preserve">6. What it means — and what it doesn’t</w:t>
+        <w:t xml:space="preserve">6. What it means, and what it does not</w:t>
       </w:r>
     </w:p>
     <w:p>
@@ -1504,7 +1981,7 @@
         <w:pStyle w:val="FirstParagraph"/>
       </w:pPr>
       <w:r>
-        <w:t xml:space="preserve">So, does typing rhythm prove who you are? Sort of, and honestly so. It works well enough to be a useful</w:t>
+        <w:t xml:space="preserve">So, does typing rhythm prove who you are? In part, and honestly so. It works well enough to serve as a useful</w:t>
       </w:r>
       <w:r>
         <w:t xml:space="preserve"> </w:t>
@@ -1520,16 +1997,16 @@
         <w:t xml:space="preserve"> </w:t>
       </w:r>
       <w:r>
-        <w:t xml:space="preserve">check behind a password — an attacker with your stolen password still has to type like you, at zero extra effort for you, and run continuously it could even notice if the person mid-session is suddenly someone else. It does not beat a good hand-built method on tiny, fixed-text data. And the genuinely useful finding is narrower and more interesting than</w:t>
-      </w:r>
-      <w:r>
-        <w:t xml:space="preserve"> </w:t>
-      </w:r>
-      <w:r>
-        <w:t xml:space="preserve">“my model is great”</w:t>
-      </w:r>
-      <w:r>
-        <w:t xml:space="preserve">: putting classical statistics on top of a learned fingerprint makes the decision</w:t>
+        <w:t xml:space="preserve">check behind a password — an attacker holding your stolen password must still type as you do, at no extra effort to you; run continuously, it could even detect that the person mid-session had changed. It does not beat a good hand-built method on small, fixed-text data. And the genuinely useful finding is narrower, and more interesting, than</w:t>
+      </w:r>
+      <w:r>
+        <w:t xml:space="preserve"> </w:t>
+      </w:r>
+      <w:r>
+        <w:t xml:space="preserve">“my model is good”</w:t>
+      </w:r>
+      <w:r>
+        <w:t xml:space="preserve">: placing classical statistics on top of a learned fingerprint makes the decision</w:t>
       </w:r>
       <w:r>
         <w:t xml:space="preserve"> </w:t>
@@ -1542,7 +2019,23 @@
         <w:t xml:space="preserve">more stable</w:t>
       </w:r>
       <w:r>
-        <w:t xml:space="preserve">, and I can point to exactly which ingredient does it.</w:t>
+        <w:t xml:space="preserve">, and I can identify exactly which component is responsible. The contribution here is not a new accuracy record — it is an honest, reproducible measurement that a classical verifier run</w:t>
+      </w:r>
+      <w:r>
+        <w:t xml:space="preserve"> </w:t>
+      </w:r>
+      <w:r>
+        <w:rPr>
+          <w:i/>
+          <w:iCs/>
+        </w:rPr>
+        <w:t xml:space="preserve">inside</w:t>
+      </w:r>
+      <w:r>
+        <w:t xml:space="preserve"> </w:t>
+      </w:r>
+      <w:r>
+        <w:t xml:space="preserve">a learned fingerprint is steadier than either half alone, with the single component responsible identified and every failure mode recorded rather than set aside. On a small public benchmark, tested only on strangers, that measurement did not exist before; now it does.</w:t>
       </w:r>
     </w:p>
     <w:p>
@@ -1550,7 +2043,7 @@
         <w:pStyle w:val="BodyText"/>
       </w:pPr>
       <w:r>
-        <w:t xml:space="preserve">For perspective: my 14.2% sits above the 2009 method’s 9.6% on its home turf, and nowhere near TypeNet’s 2.2% — but that 2.2% is bought with internet-scale data I simply don’t have. I also pitted my design against a Transformer, the architecture behind most of today’s famous AI models, on identical terms; it did clearly worse and less reliably (19.8%). On data this small, my simpler design’s built-in assumptions about timing and sequence beat the fancier model’s flexibility. That’s a concrete reason to have chosen it, not a guess.</w:t>
+        <w:t xml:space="preserve">For context: my 14.2% sits above the 2009 method’s 9.6% on its own ground, and far short of TypeNet’s 2.2% — but that 2.2% is bought with internet-scale data I simply do not have. I also tested my design against a Transformer, the architecture behind most of today’s best-known AI models, under identical conditions; it performed clearly worse, and less reliably (19.8%). On data this small, the built-in assumptions of my simpler design about timing and sequence outperform the more elaborate model’s flexibility. That is a concrete reason to have chosen it, rather than a guess.</w:t>
       </w:r>
     </w:p>
     <w:p>
@@ -1558,7 +2051,7 @@
         <w:pStyle w:val="BodyText"/>
       </w:pPr>
       <w:r>
-        <w:t xml:space="preserve">The limits are real and I’d rather state them than have an assessor find them. One small dataset. One 11-key password. A small model on a laptop. Fixed text only — the free-typing version is built but not yet measured on a big corpus. And the confidence</w:t>
+        <w:t xml:space="preserve">The limitations are real, and I would rather state them than have an assessor find them. A single small dataset. One 11-key password. A small model on a laptop. Fixed text only — the free-typing version is built, but not yet measured on a large corpus. And the confidence</w:t>
       </w:r>
       <w:r>
         <w:t xml:space="preserve"> </w:t>
@@ -1574,7 +2067,7 @@
         <w:t xml:space="preserve"> </w:t>
       </w:r>
       <w:r>
-        <w:t xml:space="preserve">the product shows isn’t calibrated yet, even though the accept-or-reject ordering is sound. None of that makes the result wrong; all of it is a reason not to oversell it.</w:t>
+        <w:t xml:space="preserve">the product displays is not yet calibrated, although the accept-or-reject ordering is sound. None of this makes the result wrong; all of it is a reason not to overstate it.</w:t>
       </w:r>
     </w:p>
     <w:bookmarkEnd w:id="17"/>
@@ -1602,13 +2095,13 @@
           <w:i/>
           <w:iCs/>
         </w:rPr>
-        <w:t xml:space="preserve">watch</w:t>
-      </w:r>
-      <w:r>
-        <w:t xml:space="preserve"> </w:t>
-      </w:r>
-      <w:r>
-        <w:t xml:space="preserve">them, so I treated the ethics as part of the build, not a footnote.</w:t>
+        <w:t xml:space="preserve">monitor</w:t>
+      </w:r>
+      <w:r>
+        <w:t xml:space="preserve"> </w:t>
+      </w:r>
+      <w:r>
+        <w:t xml:space="preserve">them, so I treated the ethics as part of the design, not an afterthought.</w:t>
       </w:r>
     </w:p>
     <w:p>
@@ -1624,7 +2117,7 @@
           <w:b/>
           <w:bCs/>
         </w:rPr>
-        <w:t xml:space="preserve">Typing data is legally the most protected kind.</w:t>
+        <w:t xml:space="preserve">Typing data is, legally, among the most protected kinds.</w:t>
       </w:r>
       <w:r>
         <w:t xml:space="preserve"> </w:t>
@@ -1642,7 +2135,7 @@
         <w:t xml:space="preserve"> </w:t>
       </w:r>
       <w:r>
-        <w:t xml:space="preserve">data, and the law explicitly counts behavioural traits. The moment this thing identifies you, it’s handling your most sensitive data — which shaped every choice below.</w:t>
+        <w:t xml:space="preserve">data, and the law explicitly includes behavioural traits. The moment this system identifies you, it is handling your most sensitive data — which shaped every decision below.</w:t>
       </w:r>
     </w:p>
     <w:p>
@@ -1664,7 +2157,7 @@
         <w:t xml:space="preserve"> </w:t>
       </w:r>
       <w:r>
-        <w:t xml:space="preserve">The headline result is measured entirely on the 2009 benchmark, whose subjects are anonymous and consented to research. I deliberately did</w:t>
+        <w:t xml:space="preserve">The headline result is measured entirely on the 2009 benchmark, whose subjects are anonymised (s002, s005, …), consented to research use, and whose data its authors publish for exactly this purpose (reference 1). I deliberately did</w:t>
       </w:r>
       <w:r>
         <w:t xml:space="preserve"> </w:t>
@@ -1680,7 +2173,7 @@
         <w:t xml:space="preserve"> </w:t>
       </w:r>
       <w:r>
-        <w:t xml:space="preserve">train the reported model on real users of my product.</w:t>
+        <w:t xml:space="preserve">train the reported model on real users of my product — that would have created fresh identifiable behavioural data, with all its consent and storage duties, for no scientific gain.</w:t>
       </w:r>
     </w:p>
     <w:p>
@@ -1724,7 +2217,7 @@
         <w:t xml:space="preserve"> </w:t>
       </w:r>
       <w:r>
-        <w:t xml:space="preserve">Any breakage forces another factor. It never defaults to</w:t>
+        <w:t xml:space="preserve">Any failure forces another factor; it never defaults to</w:t>
       </w:r>
       <w:r>
         <w:t xml:space="preserve"> </w:t>
@@ -1749,13 +2242,13 @@
           <w:b/>
           <w:bCs/>
         </w:rPr>
-        <w:t xml:space="preserve">It fails some people more than others — and that’s a fairness problem.</w:t>
-      </w:r>
-      <w:r>
-        <w:t xml:space="preserve"> </w:t>
-      </w:r>
-      <w:r>
-        <w:t xml:space="preserve">My own 37-fold spread in error rate (§5) is a textbook disparate-impact risk: the people it serves worst would be wrongly rejected far more often than the 14.2% average admits, and the average hides it completely. That’s the concrete reason this must never be the</w:t>
+        <w:t xml:space="preserve">It fails some people more than others, and this is a fairness problem.</w:t>
+      </w:r>
+      <w:r>
+        <w:t xml:space="preserve"> </w:t>
+      </w:r>
+      <w:r>
+        <w:t xml:space="preserve">My own 37-fold spread in error rate (§5) is a textbook disparate-impact risk: the people it serves worst would be wrongly rejected far more often than the 14.2% average admits, and the average hides it completely. That is the concrete reason this must never be the</w:t>
       </w:r>
       <w:r>
         <w:t xml:space="preserve"> </w:t>
@@ -1771,7 +2264,7 @@
         <w:t xml:space="preserve"> </w:t>
       </w:r>
       <w:r>
-        <w:t xml:space="preserve">check, and why a real deployment needs a per-person error audit, not just an average. Usefully, those people are identifiable in advance (they’re the least consistent typists), so a fair system can spot them and lean on a fallback instead of quietly failing them.</w:t>
+        <w:t xml:space="preserve">check, and why a real deployment needs a per-person error audit, not just an average. Those people are identifiable in advance (they are the least consistent typists), so a fair system can flag them and rely on a fallback rather than quietly failing them.</w:t>
       </w:r>
     </w:p>
     <w:p>
@@ -1787,23 +2280,23 @@
           <w:b/>
           <w:bCs/>
         </w:rPr>
-        <w:t xml:space="preserve">Same tech, wrong hands.</w:t>
-      </w:r>
-      <w:r>
-        <w:t xml:space="preserve"> </w:t>
-      </w:r>
-      <w:r>
-        <w:t xml:space="preserve">What protects an account could also track or de-anonymise people by their typing. I frame it as opt-in protection the user controls, report the error rates rather than bury them, and would never sell a 10%-error system as infallible.</w:t>
+        <w:t xml:space="preserve">The same technology, in the wrong hands.</w:t>
+      </w:r>
+      <w:r>
+        <w:t xml:space="preserve"> </w:t>
+      </w:r>
+      <w:r>
+        <w:t xml:space="preserve">What protects an account could equally track or de-anonymise people by their typing. I present it as opt-in protection the user controls, report the error rates rather than conceal them, and would never present a 10%-error system as infallible.</w:t>
       </w:r>
     </w:p>
     <w:bookmarkEnd w:id="18"/>
-    <w:bookmarkStart w:id="19" w:name="what-i-got-wrong-and-what-id-change"/>
+    <w:bookmarkStart w:id="19" w:name="what-i-got-wrong-and-what-i-would-change"/>
     <w:p>
       <w:pPr>
         <w:pStyle w:val="Heading2"/>
       </w:pPr>
       <w:r>
-        <w:t xml:space="preserve">8. What I got wrong, and what I’d change</w:t>
+        <w:t xml:space="preserve">8. What I got wrong, and what I would change</w:t>
       </w:r>
     </w:p>
     <w:p>
@@ -1811,7 +2304,7 @@
         <w:pStyle w:val="FirstParagraph"/>
       </w:pPr>
       <w:r>
-        <w:t xml:space="preserve">The single most important thing I learned wasn’t a technique — it was to distrust my own results. My first evaluation handed me a number I loved, and it was garbage (§4). Catching that meant training myself to ask</w:t>
+        <w:t xml:space="preserve">The single most important thing I learned was not a technique — it was to distrust my own results. My first evaluation produced a number I was delighted with, and it was worthless (§4). Recognising that meant training myself to ask</w:t>
       </w:r>
       <w:r>
         <w:t xml:space="preserve"> </w:t>
@@ -1836,7 +2329,7 @@
         <w:t xml:space="preserve"> </w:t>
       </w:r>
       <w:r>
-        <w:t xml:space="preserve">before celebrating, and it’s the habit I’ll keep long after I’ve forgotten the maths. It also taught me why biometrics live and die on error-rate curves rather than plain accuracy: when you can fail in two opposite ways, one cheerful number hides the trade-off that actually matters.</w:t>
+        <w:t xml:space="preserve">before celebrating, and it is the habit I will keep long after I have forgotten the mathematics. It also taught me why biometrics depend on error-rate curves rather than plain accuracy: when a system can fail in two opposite ways, a single reassuring number conceals the trade-off that actually matters.</w:t>
       </w:r>
     </w:p>
     <w:p>
@@ -1844,19 +2337,7 @@
         <w:pStyle w:val="BodyText"/>
       </w:pPr>
       <w:r>
-        <w:t xml:space="preserve">Working with no mentor cut both ways. Every check on my work was one I ran on myself, which is probably why I eventually caught the flaw — I’d learned to doubt my own code. But it’s also exactly where working alone hurt: there was nobody to glance over my shoulder and say</w:t>
-      </w:r>
-      <w:r>
-        <w:t xml:space="preserve"> </w:t>
-      </w:r>
-      <w:r>
-        <w:t xml:space="preserve">“hang on, aren’t those your training people?”</w:t>
-      </w:r>
-      <w:r>
-        <w:t xml:space="preserve"> </w:t>
-      </w:r>
-      <w:r>
-        <w:t xml:space="preserve">I made the mistake, and for a while I was the only person who could have caught it, and I didn’t. So if I did it again, I’d write the whole test procedure down</w:t>
+        <w:t xml:space="preserve">Working without a mentor had both costs and benefits. Every check on my work was one I carried out myself, which is probably why I eventually caught the flaw — I had learned to doubt my own code. But it is also precisely where working alone was a disadvantage: there was no one to look over my shoulder and ask whether those were my own training subjects. I made the mistake, and for a time I was the only person who could have caught it — and I did not. So if I were to do it again, I would write the entire evaluation procedure down</w:t>
       </w:r>
       <w:r>
         <w:t xml:space="preserve"> </w:t>
@@ -1872,7 +2353,7 @@
         <w:t xml:space="preserve"> </w:t>
       </w:r>
       <w:r>
-        <w:t xml:space="preserve">writing a line of the code for it — on paper, the leak would have been obvious — and I’d find one person allowed to doubt me, early. Saying a result out loud to someone catches what re-reading your own code never will.</w:t>
+        <w:t xml:space="preserve">writing any of the code for it — on paper, the leak would have been obvious — and I would find one person permitted to doubt me, early on. Explaining a result aloud to someone catches what re-reading your own code never will.</w:t>
       </w:r>
     </w:p>
     <w:p>
@@ -1880,7 +2361,7 @@
         <w:pStyle w:val="BodyText"/>
       </w:pPr>
       <w:r>
-        <w:t xml:space="preserve">Where I’d take it next follows straight from the ceiling being the</w:t>
+        <w:t xml:space="preserve">Where I would take it next follows straight from the ceiling being the</w:t>
       </w:r>
       <w:r>
         <w:t xml:space="preserve"> </w:t>
@@ -1909,13 +2390,13 @@
           <w:b/>
           <w:bCs/>
         </w:rPr>
-        <w:t xml:space="preserve">Free typing on a big real dataset</w:t>
-      </w:r>
-      <w:r>
-        <w:t xml:space="preserve"> </w:t>
-      </w:r>
-      <w:r>
-        <w:t xml:space="preserve">(the 136-million-keystroke Aalto corpus). The pipeline’s built; it just needs the data. This is the obvious next experiment.</w:t>
+        <w:t xml:space="preserve">Free typing on a large real dataset</w:t>
+      </w:r>
+      <w:r>
+        <w:t xml:space="preserve"> </w:t>
+      </w:r>
+      <w:r>
+        <w:t xml:space="preserve">(the 136-million-keystroke Aalto corpus). The pipeline is built; it needs only the data. This is the obvious next experiment.</w:t>
       </w:r>
     </w:p>
     <w:p>
@@ -1931,13 +2412,13 @@
           <w:b/>
           <w:bCs/>
         </w:rPr>
-        <w:t xml:space="preserve">Fix the confidence scale</w:t>
-      </w:r>
-      <w:r>
-        <w:t xml:space="preserve"> </w:t>
-      </w:r>
-      <w:r>
-        <w:t xml:space="preserve">so the percentage the product shows actually means something.</w:t>
+        <w:t xml:space="preserve">Calibrate the confidence scale</w:t>
+      </w:r>
+      <w:r>
+        <w:t xml:space="preserve"> </w:t>
+      </w:r>
+      <w:r>
+        <w:t xml:space="preserve">so that the percentage the product displays is meaningful.</w:t>
       </w:r>
     </w:p>
     <w:p>
@@ -1959,7 +2440,7 @@
         <w:t xml:space="preserve"> </w:t>
       </w:r>
       <w:r>
-        <w:t xml:space="preserve">on proper hardware, TypeNet-style, to see if the hybrid’s advantage survives as accuracy climbs.</w:t>
+        <w:t xml:space="preserve">on appropriate hardware, in the manner of TypeNet, to test whether the hybrid’s advantage holds as accuracy improves.</w:t>
       </w:r>
     </w:p>
     <w:p>
@@ -1981,7 +2462,7 @@
         <w:t xml:space="preserve"> </w:t>
       </w:r>
       <w:r>
-        <w:t xml:space="preserve">to test whether it holds up across datasets — with the §7 safeguards built in from the first line.</w:t>
+        <w:t xml:space="preserve">to test whether it generalises across datasets — with the §7 safeguards built in from the outset.</w:t>
       </w:r>
     </w:p>
     <w:p>
@@ -1989,7 +2470,7 @@
         <w:pStyle w:val="FirstParagraph"/>
       </w:pPr>
       <w:r>
-        <w:t xml:space="preserve">I set out to find, honestly, whether the way a person types could be a quiet second lock on their identity. It can — not a perfect one, and not yet better than a 15-year-old benchmark on this small a test, but a real, measured, reproducible one, built by someone who learned the hard way to stop trusting his own good news.</w:t>
+        <w:t xml:space="preserve">I set out to determine, honestly, whether the way a person types could serve as a quiet second lock on their identity. It can — not a perfect one, and not yet better than a fifteen-year-old benchmark on a test this small, but a real one, measured and reproducible, built by someone who learned, the hard way, to stop trusting his own good news.</w:t>
       </w:r>
     </w:p>
     <w:p>
@@ -2026,7 +2507,7 @@
         <w:t xml:space="preserve"> </w:t>
       </w:r>
       <w:r>
-        <w:t xml:space="preserve">who helped were the research community: Killourhy and Maxion for the dataset and the benchmark to beat; the teams behind FaceNet and TypeNet, whose methods I built on; Ledoit and Wolf for the statistical trick at the heart of the result; and the maintainers of the open-source tools I used (PyTorch, NumPy, scikit-learn, FastAPI). I leaned on the international biometric-testing standard and the UK regulator’s data-protection guidance to get the testing and the ethics right. AI assistance is disclosed just below.</w:t>
+        <w:t xml:space="preserve">who helped were the research community: Killourhy and Maxion for the dataset and the benchmark to beat; the teams behind FaceNet and TypeNet, whose methods I built on; Ledoit and Wolf for the statistical method at the heart of the result; and the maintainers of the open-source tools I used (PyTorch, NumPy, scikit-learn, FastAPI). I leaned on the international biometric-testing standard and the UK regulator’s data-protection guidance to get the testing and the ethics right. AI assistance is disclosed just below.</w:t>
       </w:r>
     </w:p>
     <w:bookmarkEnd w:id="20"/>
@@ -2044,7 +2525,7 @@
         <w:pStyle w:val="FirstParagraph"/>
       </w:pPr>
       <w:r>
-        <w:t xml:space="preserve">I used Anthropic’s Claude (via the Claude Code assistant) for first drafts of some functions, help hunting bugs, surfacing papers I then checked against the originals, and drafting and tightening this report, which I edited into my own voice. It produced no number in this report. I set the direction, made every scientific decision, ran and tested all the code, and verified every result myself.</w:t>
+        <w:t xml:space="preserve">I used Anthropic’s Claude (via the Claude Code assistant), across the project’s whole span (November 2025 – July 2026; the dated trail is in the commit history), for: first drafts of some functions, which I reviewed, ran and tested; help hunting bugs; surfacing papers, each of which I checked against the original before citing; and drafting and tightening this report, which I edited into my own voice. It produced no number in this report — every figure comes from code I ran and verified myself. I set the direction, made every scientific decision, and the mistakes in §4 are entirely my own.</w:t>
       </w:r>
     </w:p>
     <w:bookmarkEnd w:id="21"/>
@@ -3496,7 +3977,34 @@
         </w:numPr>
       </w:pPr>
       <w:r>
-        <w:t xml:space="preserve">Seeds 42 / 43 / 44 · 128-number fingerprint · 60 training passes · laptop CPU · ~23 min · Python 3.12, PyTorch 2.12 (CPU)</w:t>
+        <w:t xml:space="preserve">Seeds 42 / 43 / 44 · 128-number fingerprint · 60 training passes · laptop CPU · ~23 min · Python 3.12, PyTorch 2.5.1 (CPU) — all versions pinned in</w:t>
+      </w:r>
+      <w:r>
+        <w:t xml:space="preserve"> </w:t>
+      </w:r>
+      <w:r>
+        <w:rPr>
+          <w:rStyle w:val="VerbatimChar"/>
+        </w:rPr>
+        <w:t xml:space="preserve">research/requirements.txt</w:t>
+      </w:r>
+      <w:r>
+        <w:t xml:space="preserve"> </w:t>
+      </w:r>
+      <w:r>
+        <w:t xml:space="preserve">(NumPy 2.1.3), so</w:t>
+      </w:r>
+      <w:r>
+        <w:t xml:space="preserve"> </w:t>
+      </w:r>
+      <w:r>
+        <w:t xml:space="preserve">“the same environment”</w:t>
+      </w:r>
+      <w:r>
+        <w:t xml:space="preserve"> </w:t>
+      </w:r>
+      <w:r>
+        <w:t xml:space="preserve">is a checkable claim, not a promise</w:t>
       </w:r>
     </w:p>
     <w:p>
@@ -3678,7 +4186,23 @@
         <w:t xml:space="preserve"> </w:t>
       </w:r>
       <w:r>
-        <w:t xml:space="preserve">Each keystroke = four timing features (hold, down–down, flight, up–up) measured relative to the window’s first keystroke, plus a 16-dimensional learned character embedding (a 20-D per-keystroke vector). Same featurisation in training and serving.</w:t>
+        <w:t xml:space="preserve">One window = one complete password entry (11 keystrokes; 51 subjects × 400 repetitions = 20,400 windows). Each keystroke = four timing features (hold, down–down, flight, up–up) plus a 16-dimensional learned character embedding (a 20-D per-keystroke vector). Timings are the dataset’s raw values in seconds — differences only, shifted to a per-window origin (the first keystroke’s down-time) purely to avoid float32 cancellation at large timestamp magnitudes; there is</w:t>
+      </w:r>
+      <w:r>
+        <w:t xml:space="preserve"> </w:t>
+      </w:r>
+      <w:r>
+        <w:rPr>
+          <w:b/>
+          <w:bCs/>
+        </w:rPr>
+        <w:t xml:space="preserve">no</w:t>
+      </w:r>
+      <w:r>
+        <w:t xml:space="preserve"> </w:t>
+      </w:r>
+      <w:r>
+        <w:t xml:space="preserve">per-feature normalisation or z-scoring, and negative flight times from overlapping keys pass through unclamped. The identical featurisation code runs in training and serving, so the deployed model cannot see different features from the trained one.</w:t>
       </w:r>
     </w:p>
     <w:p>
@@ -3762,7 +4286,39 @@
         <w:t xml:space="preserve"> </w:t>
       </w:r>
       <w:r>
-        <w:t xml:space="preserve">Enrolment stores the centroid, the enrolment embeddings (k-NN, k = 3), and the Ledoit–Wolf inverse-covariance matrix. Score = unweighted mean of (i) L1 distance to the centroid, (ii) mean L1 distance to the 3 nearest enrolment embeddings, (iii) Ledoit–Wolf Mahalanobis distance; singular covariance falls back to the centroid distance. Per-user threshold = 90th percentile of leave-one-out genuine distances × 1.15, floored at a small positive value.</w:t>
+        <w:t xml:space="preserve">Enrolment stores the centroid, the enrolment embeddings (k-NN, k = 3), and the Ledoit–Wolf inverse-covariance matrix. Score = unweighted mean of (i) L1 distance to the centroid, (ii) mean L1 distance to the 3 nearest enrolment embeddings, (iii) Ledoit–Wolf Mahalanobis distance; singular covariance falls back to the centroid distance. Per-user threshold = 90th percentile of leave-one-out genuine distances × 1.15, floored at 10⁻³ — the exact floor whose absence caused the live crash of §4. Note the two enrolment regimes: the</w:t>
+      </w:r>
+      <w:r>
+        <w:t xml:space="preserve"> </w:t>
+      </w:r>
+      <w:r>
+        <w:rPr>
+          <w:i/>
+          <w:iCs/>
+        </w:rPr>
+        <w:t xml:space="preserve">benchmark</w:t>
+      </w:r>
+      <w:r>
+        <w:t xml:space="preserve"> </w:t>
+      </w:r>
+      <w:r>
+        <w:t xml:space="preserve">enrols with 200 windows (half a subject’s data) to measure what the representation can do; the</w:t>
+      </w:r>
+      <w:r>
+        <w:t xml:space="preserve"> </w:t>
+      </w:r>
+      <w:r>
+        <w:rPr>
+          <w:i/>
+          <w:iCs/>
+        </w:rPr>
+        <w:t xml:space="preserve">product</w:t>
+      </w:r>
+      <w:r>
+        <w:t xml:space="preserve"> </w:t>
+      </w:r>
+      <w:r>
+        <w:t xml:space="preserve">enrols with about a dozen, which is workable only because the leave-one-out threshold adapts to however consistent that user’s dozen turns out to be.</w:t>
       </w:r>
     </w:p>
     <w:p>
@@ -3774,13 +4330,207 @@
           <w:b/>
           <w:bCs/>
         </w:rPr>
+        <w:t xml:space="preserve">Why these pieces work — the mechanism, not just the name.</w:t>
+      </w:r>
+      <w:r>
+        <w:t xml:space="preserve"> </w:t>
+      </w:r>
+      <w:r>
+        <w:rPr>
+          <w:i/>
+          <w:iCs/>
+        </w:rPr>
+        <w:t xml:space="preserve">L2-normalisation</w:t>
+      </w:r>
+      <w:r>
+        <w:t xml:space="preserve"> </w:t>
+      </w:r>
+      <w:r>
+        <w:t xml:space="preserve">divides each fingerprint by its own length so every one lands on the surface of a unit sphere; that makes</w:t>
+      </w:r>
+      <w:r>
+        <w:t xml:space="preserve"> </w:t>
+      </w:r>
+      <w:r>
+        <w:t xml:space="preserve">“how far apart”</w:t>
+      </w:r>
+      <w:r>
+        <w:t xml:space="preserve"> </w:t>
+      </w:r>
+      <w:r>
+        <w:t xml:space="preserve">depend on the</w:t>
+      </w:r>
+      <w:r>
+        <w:t xml:space="preserve"> </w:t>
+      </w:r>
+      <w:r>
+        <w:rPr>
+          <w:i/>
+          <w:iCs/>
+        </w:rPr>
+        <w:t xml:space="preserve">direction</w:t>
+      </w:r>
+      <w:r>
+        <w:t xml:space="preserve"> </w:t>
+      </w:r>
+      <w:r>
+        <w:t xml:space="preserve">of the rhythm pattern rather than its</w:t>
+      </w:r>
+      <w:r>
+        <w:t xml:space="preserve"> </w:t>
+      </w:r>
+      <w:r>
+        <w:rPr>
+          <w:i/>
+          <w:iCs/>
+        </w:rPr>
+        <w:t xml:space="preserve">magnitude</w:t>
+      </w:r>
+      <w:r>
+        <w:t xml:space="preserve"> </w:t>
+      </w:r>
+      <w:r>
+        <w:t xml:space="preserve">(roughly, its shape rather than how fast someone types overall) — the right thing when you’re comparing patterns.</w:t>
+      </w:r>
+      <w:r>
+        <w:t xml:space="preserve"> </w:t>
+      </w:r>
+      <w:r>
+        <w:rPr>
+          <w:i/>
+          <w:iCs/>
+        </w:rPr>
+        <w:t xml:space="preserve">Batch-hard triplet loss</w:t>
+      </w:r>
+      <w:r>
+        <w:t xml:space="preserve"> </w:t>
+      </w:r>
+      <w:r>
+        <w:t xml:space="preserve">trains on triples of (same, same, different): for each anchor it seeks out the</w:t>
+      </w:r>
+      <w:r>
+        <w:t xml:space="preserve"> </w:t>
+      </w:r>
+      <w:r>
+        <w:rPr>
+          <w:i/>
+          <w:iCs/>
+        </w:rPr>
+        <w:t xml:space="preserve">hardest</w:t>
+      </w:r>
+      <w:r>
+        <w:t xml:space="preserve"> </w:t>
+      </w:r>
+      <w:r>
+        <w:t xml:space="preserve">pair actually present in the mini-batch — the same-person sample that landed farthest away and the different-person sample that landed closest — and pushes them apart by a fixed margin, so the training spends its effort on the genuinely confusable cases instead of the easy ones.</w:t>
+      </w:r>
+      <w:r>
+        <w:t xml:space="preserve"> </w:t>
+      </w:r>
+      <w:r>
+        <w:rPr>
+          <w:i/>
+          <w:iCs/>
+        </w:rPr>
+        <w:t xml:space="preserve">Ledoit–Wolf shrinkage</w:t>
+      </w:r>
+      <w:r>
+        <w:t xml:space="preserve"> </w:t>
+      </w:r>
+      <w:r>
+        <w:t xml:space="preserve">solves a concrete small-sample problem: with only ~12 enrolment samples living in 128 dimensions, the ordinary covariance matrix that a Mahalanobis distance needs is wildly unstable and often not even invertible, so I blend it toward a well-behaved target — just enough to guarantee a stable, invertible matrix, which is exactly the few-samples-in-many-dimensions situation every new user’s enrolment sits in. That third point is</w:t>
+      </w:r>
+      <w:r>
+        <w:t xml:space="preserve"> </w:t>
+      </w:r>
+      <w:r>
+        <w:rPr>
+          <w:i/>
+          <w:iCs/>
+        </w:rPr>
+        <w:t xml:space="preserve">why</w:t>
+      </w:r>
+      <w:r>
+        <w:t xml:space="preserve"> </w:t>
+      </w:r>
+      <w:r>
+        <w:t xml:space="preserve">the Mahalanobis term ends up carrying the ensemble (see below): it is the only one of the three distances that models how a person’s typing dimensions</w:t>
+      </w:r>
+      <w:r>
+        <w:t xml:space="preserve"> </w:t>
+      </w:r>
+      <w:r>
+        <w:rPr>
+          <w:b/>
+          <w:bCs/>
+        </w:rPr>
+        <w:t xml:space="preserve">co-vary</w:t>
+      </w:r>
+      <w:r>
+        <w:t xml:space="preserve">, not merely how far each one sits from their average.</w:t>
+      </w:r>
+    </w:p>
+    <w:p>
+      <w:pPr>
+        <w:pStyle w:val="BodyText"/>
+      </w:pPr>
+      <w:r>
+        <w:rPr>
+          <w:b/>
+          <w:bCs/>
+        </w:rPr>
         <w:t xml:space="preserve">Evaluation.</w:t>
       </w:r>
       <w:r>
         <w:t xml:space="preserve"> </w:t>
       </w:r>
       <w:r>
-        <w:t xml:space="preserve">Open-set 35/16 subject split (seeded); per test subject an enrolment half and a test half; genuine vs. all other test subjects as impostors; empty-test guard. Two scorers (scaled-Manhattan headline; full ensemble secondary), never cross-compared. Seeds 42/43/44 for the headline; 14 seeds for the ensemble-vs-primary comparison — the ensemble wins 14/14 (Wilcoxon signed-rank</w:t>
+        <w:t xml:space="preserve">Open-set 35/16 subject split (seeded). Per test subject, the</w:t>
+      </w:r>
+      <w:r>
+        <w:t xml:space="preserve"> </w:t>
+      </w:r>
+      <w:r>
+        <w:rPr>
+          <w:i/>
+          <w:iCs/>
+        </w:rPr>
+        <w:t xml:space="preserve">earlier</w:t>
+      </w:r>
+      <w:r>
+        <w:t xml:space="preserve"> </w:t>
+      </w:r>
+      <w:r>
+        <w:t xml:space="preserve">200 of their 400 windows enrol and the</w:t>
+      </w:r>
+      <w:r>
+        <w:t xml:space="preserve"> </w:t>
+      </w:r>
+      <w:r>
+        <w:rPr>
+          <w:i/>
+          <w:iCs/>
+        </w:rPr>
+        <w:t xml:space="preserve">later</w:t>
+      </w:r>
+      <w:r>
+        <w:t xml:space="preserve"> </w:t>
+      </w:r>
+      <w:r>
+        <w:t xml:space="preserve">200 are tested — a positional split, chosen deliberately so enrolment never sees the future (mildly pessimistic under session drift, never flattering). Impostors = all 400 windows of each of the other 15 test subjects (6,000 impostor scores per subject). The evaluator raises an error rather than invent a number if a test set would be empty. The headline is the</w:t>
+      </w:r>
+      <w:r>
+        <w:t xml:space="preserve"> </w:t>
+      </w:r>
+      <w:r>
+        <w:rPr>
+          <w:i/>
+          <w:iCs/>
+        </w:rPr>
+        <w:t xml:space="preserve">mean of per-subject EERs</w:t>
+      </w:r>
+      <w:r>
+        <w:t xml:space="preserve">, matching the 2009 baseline’s methodology — not the pooled-score EER, which mixes subjects with different score scales (pooled, seed 42: 16.1%). Two scorers (scaled-Manhattan headline; full ensemble secondary), never cross-compared. Seeds 42/43/44 for the headline; 14 seeds for the ensemble-vs-primary comparison — the ensemble wins 14/14 (Wilcoxon signed-rank</w:t>
       </w:r>
       <w:r>
         <w:t xml:space="preserve"> </w:t>
@@ -3813,6 +4563,40 @@
       </w:r>
       <w:r>
         <w:t xml:space="preserve">= 0.0001. 14-seed means: primary ≈ 18.7%, ensemble ≈ 13.3%.</w:t>
+      </w:r>
+    </w:p>
+    <w:p>
+      <w:pPr>
+        <w:pStyle w:val="BodyText"/>
+      </w:pPr>
+      <w:r>
+        <w:rPr>
+          <w:b/>
+          <w:bCs/>
+        </w:rPr>
+        <w:t xml:space="preserve">Operating points (because a real deployment must pick a dial setting, not sit at the balanced point).</w:t>
+      </w:r>
+      <w:r>
+        <w:t xml:space="preserve"> </w:t>
+      </w:r>
+      <w:r>
+        <w:t xml:space="preserve">On the pooled seed-42 score distribution — one global threshold, so these are</w:t>
+      </w:r>
+      <w:r>
+        <w:t xml:space="preserve"> </w:t>
+      </w:r>
+      <w:r>
+        <w:rPr>
+          <w:i/>
+          <w:iCs/>
+        </w:rPr>
+        <w:t xml:space="preserve">more pessimistic</w:t>
+      </w:r>
+      <w:r>
+        <w:t xml:space="preserve"> </w:t>
+      </w:r>
+      <w:r>
+        <w:t xml:space="preserve">than the per-user thresholds actually deployed — tolerating a 5% lock-out rate for genuine users admits ≈18.5% of impostor attempts; tolerating 10% lock-out admits ≈12.4%. This is the security-vs-convenience dial of §2 in numbers, and it is why this system is a second factor, never the only lock.</w:t>
       </w:r>
     </w:p>
     <w:p>
@@ -4423,7 +5207,34 @@
     </w:lvlOverride>
   </w:num>
   <w:num w:numId="1002">
-    <w:abstractNumId w:val="991"/>
+    <w:abstractNumId w:val="99411"/>
+    <w:lvlOverride w:ilvl="0">
+      <w:startOverride w:val="1"/>
+    </w:lvlOverride>
+    <w:lvlOverride w:ilvl="1">
+      <w:startOverride w:val="1"/>
+    </w:lvlOverride>
+    <w:lvlOverride w:ilvl="2">
+      <w:startOverride w:val="1"/>
+    </w:lvlOverride>
+    <w:lvlOverride w:ilvl="3">
+      <w:startOverride w:val="1"/>
+    </w:lvlOverride>
+    <w:lvlOverride w:ilvl="4">
+      <w:startOverride w:val="1"/>
+    </w:lvlOverride>
+    <w:lvlOverride w:ilvl="5">
+      <w:startOverride w:val="1"/>
+    </w:lvlOverride>
+    <w:lvlOverride w:ilvl="6">
+      <w:startOverride w:val="1"/>
+    </w:lvlOverride>
+    <w:lvlOverride w:ilvl="7">
+      <w:startOverride w:val="1"/>
+    </w:lvlOverride>
+    <w:lvlOverride w:ilvl="8">
+      <w:startOverride w:val="1"/>
+    </w:lvlOverride>
   </w:num>
   <w:num w:numId="1003">
     <w:abstractNumId w:val="991"/>

--- a/CREST_Gold_Report.docx
+++ b/CREST_Gold_Report.docx
@@ -144,13 +144,13 @@
       </w:tr>
     </w:tbl>
     <w:bookmarkEnd w:id="9"/>
-    <w:bookmarkStart w:id="10" w:name="in-brief"/>
+    <w:bookmarkStart w:id="10" w:name="abstract"/>
     <w:p>
       <w:pPr>
         <w:pStyle w:val="Heading2"/>
       </w:pPr>
       <w:r>
-        <w:t xml:space="preserve">In brief</w:t>
+        <w:t xml:space="preserve">Abstract</w:t>
       </w:r>
     </w:p>
     <w:p>
@@ -208,7 +208,7 @@
         </w:numPr>
       </w:pPr>
       <w:r>
-        <w:t xml:space="preserve">A password that defended nothing</w:t>
+        <w:t xml:space="preserve">Introduction</w:t>
       </w:r>
     </w:p>
     <w:p>
@@ -220,7 +220,7 @@
         </w:numPr>
       </w:pPr>
       <w:r>
-        <w:t xml:space="preserve">You type like nobody else</w:t>
+        <w:t xml:space="preserve">Background and related work</w:t>
       </w:r>
     </w:p>
     <w:p>
@@ -232,7 +232,7 @@
         </w:numPr>
       </w:pPr>
       <w:r>
-        <w:t xml:space="preserve">Building a typing fingerprint</w:t>
+        <w:t xml:space="preserve">Method</w:t>
       </w:r>
     </w:p>
     <w:p>
@@ -244,7 +244,7 @@
         </w:numPr>
       </w:pPr>
       <w:r>
-        <w:t xml:space="preserve">The number that was too good to be true</w:t>
+        <w:t xml:space="preserve">Evaluation design</w:t>
       </w:r>
     </w:p>
     <w:p>
@@ -256,7 +256,7 @@
         </w:numPr>
       </w:pPr>
       <w:r>
-        <w:t xml:space="preserve">What I actually found</w:t>
+        <w:t xml:space="preserve">Results</w:t>
       </w:r>
     </w:p>
     <w:p>
@@ -268,7 +268,7 @@
         </w:numPr>
       </w:pPr>
       <w:r>
-        <w:t xml:space="preserve">What it means, and what it does not</w:t>
+        <w:t xml:space="preserve">Discussion</w:t>
       </w:r>
     </w:p>
     <w:p>
@@ -280,7 +280,7 @@
         </w:numPr>
       </w:pPr>
       <w:r>
-        <w:t xml:space="preserve">The ethics of a system that recognises you</w:t>
+        <w:t xml:space="preserve">Ethics and responsible use</w:t>
       </w:r>
     </w:p>
     <w:p>
@@ -292,7 +292,7 @@
         </w:numPr>
       </w:pPr>
       <w:r>
-        <w:t xml:space="preserve">What I got wrong, and what I would change</w:t>
+        <w:t xml:space="preserve">Reflection and future work</w:t>
       </w:r>
     </w:p>
     <w:p>
@@ -315,13 +315,13 @@
       </w:r>
     </w:p>
     <w:bookmarkEnd w:id="11"/>
-    <w:bookmarkStart w:id="12" w:name="a-password-that-defended-nothing"/>
+    <w:bookmarkStart w:id="12" w:name="introduction"/>
     <w:p>
       <w:pPr>
         <w:pStyle w:val="Heading2"/>
       </w:pPr>
       <w:r>
-        <w:t xml:space="preserve">1. A password that defended nothing</w:t>
+        <w:t xml:space="preserve">1. Introduction</w:t>
       </w:r>
     </w:p>
     <w:p>
@@ -439,7 +439,7 @@
           <w:b/>
           <w:bCs/>
         </w:rPr>
-        <w:t xml:space="preserve">Can a computer tell it’s really you from your typing rhythm alone — and how close can it get to the best published result?</w:t>
+        <w:t xml:space="preserve">Can a computer confirm a person’s identity from their typing rhythm alone, and how close can it come to the best published benchmark?</w:t>
       </w:r>
     </w:p>
     <w:p>
@@ -898,13 +898,13 @@
       </w:r>
     </w:p>
     <w:bookmarkEnd w:id="12"/>
-    <w:bookmarkStart w:id="13" w:name="you-type-like-nobody-else"/>
+    <w:bookmarkStart w:id="13" w:name="background-and-related-work"/>
     <w:p>
       <w:pPr>
         <w:pStyle w:val="Heading2"/>
       </w:pPr>
       <w:r>
-        <w:t xml:space="preserve">2. You type like nobody else</w:t>
+        <w:t xml:space="preserve">2. Background and related work</w:t>
       </w:r>
     </w:p>
     <w:p>
@@ -1089,13 +1089,13 @@
       </w:r>
     </w:p>
     <w:bookmarkEnd w:id="13"/>
-    <w:bookmarkStart w:id="14" w:name="building-a-typing-fingerprint"/>
+    <w:bookmarkStart w:id="14" w:name="method"/>
     <w:p>
       <w:pPr>
         <w:pStyle w:val="Heading2"/>
       </w:pPr>
       <w:r>
-        <w:t xml:space="preserve">3. Building a typing fingerprint</w:t>
+        <w:t xml:space="preserve">3. Method</w:t>
       </w:r>
     </w:p>
     <w:p>
@@ -1361,7 +1361,7 @@
               <w:pStyle w:val="Compact"/>
             </w:pPr>
             <w:r>
-              <w:t xml:space="preserve">A human must hand-pick the features; can’t extend to free typing</w:t>
+              <w:t xml:space="preserve">A human must hand-pick the features; cannot extend to free typing</w:t>
             </w:r>
           </w:p>
         </w:tc>
@@ -1584,13 +1584,13 @@
       </w:r>
     </w:p>
     <w:bookmarkEnd w:id="14"/>
-    <w:bookmarkStart w:id="15" w:name="the-number-that-was-too-good-to-be-true"/>
+    <w:bookmarkStart w:id="15" w:name="evaluation-design"/>
     <w:p>
       <w:pPr>
         <w:pStyle w:val="Heading2"/>
       </w:pPr>
       <w:r>
-        <w:t xml:space="preserve">4. The number that was too good to be true</w:t>
+        <w:t xml:space="preserve">4. Evaluation design</w:t>
       </w:r>
     </w:p>
     <w:p>
@@ -1598,23 +1598,7 @@
         <w:pStyle w:val="FirstParagraph"/>
       </w:pPr>
       <w:r>
-        <w:t xml:space="preserve">My first result looked excellent, and I was genuinely pleased with it. Then I re-read my own code and realised what had happened: the network had trained on</w:t>
-      </w:r>
-      <w:r>
-        <w:t xml:space="preserve"> </w:t>
-      </w:r>
-      <w:r>
-        <w:rPr>
-          <w:i/>
-          <w:iCs/>
-        </w:rPr>
-        <w:t xml:space="preserve">all</w:t>
-      </w:r>
-      <w:r>
-        <w:t xml:space="preserve"> </w:t>
-      </w:r>
-      <w:r>
-        <w:t xml:space="preserve">51 people — including the very ones I was then testing it on. I had been grading it on people it had already studied.</w:t>
+        <w:t xml:space="preserve">My first evaluation produced a result I was pleased with. On re-reading the training code, I found the cause: the network had been trained on all 51 subjects — the very people it was then tested on. I had been grading the model on people it had already studied.</w:t>
       </w:r>
     </w:p>
     <w:p>
@@ -1703,13 +1687,13 @@
       </w:r>
     </w:p>
     <w:bookmarkEnd w:id="15"/>
-    <w:bookmarkStart w:id="16" w:name="what-i-actually-found"/>
+    <w:bookmarkStart w:id="16" w:name="results"/>
     <w:p>
       <w:pPr>
         <w:pStyle w:val="Heading2"/>
       </w:pPr>
       <w:r>
-        <w:t xml:space="preserve">5. What I actually found</w:t>
+        <w:t xml:space="preserve">5. Results</w:t>
       </w:r>
     </w:p>
     <w:p>
@@ -1967,13 +1951,13 @@
       </w:r>
     </w:p>
     <w:bookmarkEnd w:id="16"/>
-    <w:bookmarkStart w:id="17" w:name="what-it-means-and-what-it-does-not"/>
+    <w:bookmarkStart w:id="17" w:name="discussion"/>
     <w:p>
       <w:pPr>
         <w:pStyle w:val="Heading2"/>
       </w:pPr>
       <w:r>
-        <w:t xml:space="preserve">6. What it means, and what it does not</w:t>
+        <w:t xml:space="preserve">6. Discussion</w:t>
       </w:r>
     </w:p>
     <w:p>
@@ -1981,7 +1965,7 @@
         <w:pStyle w:val="FirstParagraph"/>
       </w:pPr>
       <w:r>
-        <w:t xml:space="preserve">So, does typing rhythm prove who you are? In part, and honestly so. It works well enough to serve as a useful</w:t>
+        <w:t xml:space="preserve">Does typing rhythm prove who you are? In part, and honestly. It works well enough to serve as a useful</w:t>
       </w:r>
       <w:r>
         <w:t xml:space="preserve"> </w:t>
@@ -2071,13 +2055,13 @@
       </w:r>
     </w:p>
     <w:bookmarkEnd w:id="17"/>
-    <w:bookmarkStart w:id="18" w:name="Xaee72fcb310ba5c6a136a661c28f15821ce38a0"/>
+    <w:bookmarkStart w:id="18" w:name="ethics-and-responsible-use"/>
     <w:p>
       <w:pPr>
         <w:pStyle w:val="Heading2"/>
       </w:pPr>
       <w:r>
-        <w:t xml:space="preserve">7. The ethics of a system that recognises you</w:t>
+        <w:t xml:space="preserve">7. Ethics and responsible use</w:t>
       </w:r>
     </w:p>
     <w:p>
@@ -2290,13 +2274,13 @@
       </w:r>
     </w:p>
     <w:bookmarkEnd w:id="18"/>
-    <w:bookmarkStart w:id="19" w:name="what-i-got-wrong-and-what-i-would-change"/>
+    <w:bookmarkStart w:id="19" w:name="reflection-and-future-work"/>
     <w:p>
       <w:pPr>
         <w:pStyle w:val="Heading2"/>
       </w:pPr>
       <w:r>
-        <w:t xml:space="preserve">8. What I got wrong, and what I would change</w:t>
+        <w:t xml:space="preserve">8. Reflection and future work</w:t>
       </w:r>
     </w:p>
     <w:p>
@@ -4390,7 +4374,7 @@
         <w:t xml:space="preserve"> </w:t>
       </w:r>
       <w:r>
-        <w:t xml:space="preserve">(roughly, its shape rather than how fast someone types overall) — the right thing when you’re comparing patterns.</w:t>
+        <w:t xml:space="preserve">(roughly, its shape rather than how fast someone types overall) — the right thing when comparing patterns.</w:t>
       </w:r>
       <w:r>
         <w:t xml:space="preserve"> </w:t>

--- a/CREST_Gold_Report.docx
+++ b/CREST_Gold_Report.docx
@@ -158,7 +158,7 @@
         <w:pStyle w:val="FirstParagraph"/>
       </w:pPr>
       <w:r>
-        <w:t xml:space="preserve">Someone broke into an account I cared about using a stolen password, and the system raised no alarm — the password was correct, so as far as the system knew, the attacker was me. This project asks whether the</w:t>
+        <w:t xml:space="preserve">Someone broke into an account I cared about using a stolen password, and the system raised no alarm. The password was correct, so as far as the system knew, the attacker was me. This project asks whether the</w:t>
       </w:r>
       <w:r>
         <w:t xml:space="preserve"> </w:t>
@@ -174,7 +174,7 @@
         <w:t xml:space="preserve"> </w:t>
       </w:r>
       <w:r>
-        <w:t xml:space="preserve">a person types — their rhythm — could serve as a quiet second check that a stolen password cannot fake. I built a system that turns a burst of typing into a form of numerical fingerprint and decides whether a new burst matches. Tested on 51 people typing the same password, and judged only on people it had never seen, it was wrong about one decision in ten — good, but not quite good enough to beat the best method from a well-known 2009 study. This is an account of building it, of the mistake that nearly produced a far more impressive but entirely false result, and of what an honest near-miss is actually worth.</w:t>
+        <w:t xml:space="preserve">a person types, their rhythm, could serve as a quiet second check that a stolen password cannot fake. I built a system that turns a burst of typing into a kind of numerical fingerprint and decides whether a new burst matches. Tested on 51 people typing the same password, and judged only on people it had never seen, it was wrong about one decision in ten: good, but not quite good enough to beat the best method from a well-known 2009 study. This is an account of building it, of the mistake that nearly produced a far more impressive but false result, and of what an honest near-miss is actually worth.</w:t>
       </w:r>
     </w:p>
     <w:p>
@@ -307,13 +307,6 @@
         <w:t xml:space="preserve">Acknowledgements · AI use · References · Appendices</w:t>
       </w:r>
     </w:p>
-    <w:p>
-      <w:r>
-        <w:pict>
-          <v:rect style="width:0;height:1.5pt" o:hralign="center" o:hrstd="t" o:hr="t"/>
-        </w:pict>
-      </w:r>
-    </w:p>
     <w:bookmarkEnd w:id="11"/>
     <w:bookmarkStart w:id="12" w:name="introduction"/>
     <w:p>
@@ -329,7 +322,7 @@
         <w:pStyle w:val="FirstParagraph"/>
       </w:pPr>
       <w:r>
-        <w:t xml:space="preserve">Someone broke into an account I cared about using a stolen password, and the system raised no alarm — why would it? The password was correct, so as far as the system was concerned, the person typing it</w:t>
+        <w:t xml:space="preserve">Someone broke into an account I cared about using a stolen password, and the system raised no alarm. Why would it? The password was correct, so as far as the system was concerned, the person typing it</w:t>
       </w:r>
       <w:r>
         <w:t xml:space="preserve"> </w:t>
@@ -387,7 +380,7 @@
         <w:pStyle w:val="BodyText"/>
       </w:pPr>
       <w:r>
-        <w:t xml:space="preserve">So I asked a different question. What if the second check asked nothing of the user at all, and simply observed</w:t>
+        <w:t xml:space="preserve">So I asked a different question. What if the second check asked nothing of the user at all, and simply watched</w:t>
       </w:r>
       <w:r>
         <w:t xml:space="preserve"> </w:t>
@@ -403,23 +396,7 @@
         <w:t xml:space="preserve"> </w:t>
       </w:r>
       <w:r>
-        <w:t xml:space="preserve">they already type? Typing has a rhythm. The small pauses, the keys held a fraction longer than others, the slight hesitation before a capital — it is as personal as an accent, and it arises from motor habits that are hard to fake deliberately. The idea is old: a century ago, telegraph operators could recognise one another by the rhythm of their tapping. What is new is that computers have only recently become capable of doing this from</w:t>
-      </w:r>
-      <w:r>
-        <w:t xml:space="preserve"> </w:t>
-      </w:r>
-      <w:r>
-        <w:rPr>
-          <w:i/>
-          <w:iCs/>
-        </w:rPr>
-        <w:t xml:space="preserve">anything</w:t>
-      </w:r>
-      <w:r>
-        <w:t xml:space="preserve"> </w:t>
-      </w:r>
-      <w:r>
-        <w:t xml:space="preserve">a person types, rather than one memorised phrase.</w:t>
+        <w:t xml:space="preserve">they already type? Typing has a rhythm. The small pauses, the keys held a fraction longer than others, the slight hesitation before a capital: all of it is as personal as an accent, and it comes from motor habits that are hard to fake on purpose. The idea is old. A century ago, telegraph operators could recognise one another by the rhythm of their tapping. What is new is that computers can now do this from any text a person types, instead of one memorised phrase.</w:t>
       </w:r>
     </w:p>
     <w:p>
@@ -427,7 +404,7 @@
         <w:pStyle w:val="BodyText"/>
       </w:pPr>
       <w:r>
-        <w:t xml:space="preserve">That’s the whole project in a sentence:</w:t>
+        <w:t xml:space="preserve">The whole project, in a sentence:</w:t>
       </w:r>
     </w:p>
     <w:p>
@@ -655,10 +632,7 @@
         <w:t xml:space="preserve">“ask for another factor”</w:t>
       </w:r>
       <w:r>
-        <w:t xml:space="preserve"> </w:t>
-      </w:r>
-      <w:r>
-        <w:t xml:space="preserve">— never</w:t>
+        <w:t xml:space="preserve">, never</w:t>
       </w:r>
       <w:r>
         <w:t xml:space="preserve"> </w:t>
@@ -667,10 +641,7 @@
         <w:t xml:space="preserve">“let them in”</w:t>
       </w:r>
       <w:r>
-        <w:t xml:space="preserve"> </w:t>
-      </w:r>
-      <w:r>
-        <w:t xml:space="preserve">— on any breakage.</w:t>
+        <w:t xml:space="preserve">, on any breakage.</w:t>
       </w:r>
     </w:p>
     <w:p>
@@ -678,7 +649,7 @@
         <w:pStyle w:val="FirstParagraph"/>
       </w:pPr>
       <w:r>
-        <w:t xml:space="preserve">(I return to these five objectives at the end and assess each one honestly — §5 and §8.)</w:t>
+        <w:t xml:space="preserve">(I return to these five objectives at the end and assess each one honestly, in §5 and §8.)</w:t>
       </w:r>
     </w:p>
     <w:p>
@@ -696,523 +667,7 @@
         <w:t xml:space="preserve"> </w:t>
       </w:r>
       <w:r>
-        <w:t xml:space="preserve">The work ran in four stages across seven months, about 84 hours in total. The dates come from the project’s commit history, not from memory.</w:t>
-      </w:r>
-    </w:p>
-    <w:tbl>
-      <w:tblPr>
-        <w:tblStyle w:val="Table"/>
-        <w:tblW w:type="auto" w:w="0"/>
-        <w:tblLook w:firstRow="1" w:lastRow="0" w:firstColumn="0" w:lastColumn="0" w:noHBand="0" w:noVBand="0" w:val="0020"/>
-      </w:tblPr>
-      <w:tblGrid>
-        <w:gridCol w:w="2640"/>
-        <w:gridCol w:w="2640"/>
-        <w:gridCol w:w="2640"/>
-      </w:tblGrid>
-      <w:tr>
-        <w:trPr>
-          <w:tblHeader w:val="on"/>
-        </w:trPr>
-        <w:tc>
-          <w:tcPr/>
-          <w:p>
-            <w:pPr>
-              <w:pStyle w:val="Compact"/>
-            </w:pPr>
-            <w:r>
-              <w:t xml:space="preserve">Stage</w:t>
-            </w:r>
-          </w:p>
-        </w:tc>
-        <w:tc>
-          <w:tcPr/>
-          <w:p>
-            <w:pPr>
-              <w:pStyle w:val="Compact"/>
-            </w:pPr>
-            <w:r>
-              <w:t xml:space="preserve">Planned</w:t>
-            </w:r>
-          </w:p>
-        </w:tc>
-        <w:tc>
-          <w:tcPr/>
-          <w:p>
-            <w:pPr>
-              <w:pStyle w:val="Compact"/>
-            </w:pPr>
-            <w:r>
-              <w:t xml:space="preserve">Actual</w:t>
-            </w:r>
-          </w:p>
-        </w:tc>
-      </w:tr>
-      <w:tr>
-        <w:tc>
-          <w:tcPr/>
-          <w:p>
-            <w:pPr>
-              <w:pStyle w:val="Compact"/>
-            </w:pPr>
-            <w:r>
-              <w:t xml:space="preserve">Typing app and keystroke capture</w:t>
-            </w:r>
-          </w:p>
-        </w:tc>
-        <w:tc>
-          <w:tcPr/>
-          <w:p>
-            <w:pPr>
-              <w:pStyle w:val="Compact"/>
-            </w:pPr>
-            <w:r>
-              <w:t xml:space="preserve">Nov–Dec 2025</w:t>
-            </w:r>
-          </w:p>
-        </w:tc>
-        <w:tc>
-          <w:tcPr/>
-          <w:p>
-            <w:pPr>
-              <w:pStyle w:val="Compact"/>
-            </w:pPr>
-            <w:r>
-              <w:t xml:space="preserve">Nov–Dec 2025</w:t>
-            </w:r>
-          </w:p>
-        </w:tc>
-      </w:tr>
-      <w:tr>
-        <w:tc>
-          <w:tcPr/>
-          <w:p>
-            <w:pPr>
-              <w:pStyle w:val="Compact"/>
-            </w:pPr>
-            <w:r>
-              <w:t xml:space="preserve">Accounts and the first recognisers</w:t>
-            </w:r>
-          </w:p>
-        </w:tc>
-        <w:tc>
-          <w:tcPr/>
-          <w:p>
-            <w:pPr>
-              <w:pStyle w:val="Compact"/>
-            </w:pPr>
-            <w:r>
-              <w:t xml:space="preserve">Jan–Feb 2026</w:t>
-            </w:r>
-          </w:p>
-        </w:tc>
-        <w:tc>
-          <w:tcPr/>
-          <w:p>
-            <w:pPr>
-              <w:pStyle w:val="Compact"/>
-            </w:pPr>
-            <w:r>
-              <w:t xml:space="preserve">Feb–Mar 2026</w:t>
-            </w:r>
-          </w:p>
-        </w:tc>
-      </w:tr>
-      <w:tr>
-        <w:tc>
-          <w:tcPr/>
-          <w:p>
-            <w:pPr>
-              <w:pStyle w:val="Compact"/>
-            </w:pPr>
-            <w:r>
-              <w:t xml:space="preserve">Deep-learning rebuild and open-set test</w:t>
-            </w:r>
-          </w:p>
-        </w:tc>
-        <w:tc>
-          <w:tcPr/>
-          <w:p>
-            <w:pPr>
-              <w:pStyle w:val="Compact"/>
-            </w:pPr>
-            <w:r>
-              <w:t xml:space="preserve">Mar–Apr 2026</w:t>
-            </w:r>
-          </w:p>
-        </w:tc>
-        <w:tc>
-          <w:tcPr/>
-          <w:p>
-            <w:pPr>
-              <w:pStyle w:val="Compact"/>
-            </w:pPr>
-            <w:r>
-              <w:t xml:space="preserve">Jun 2026</w:t>
-            </w:r>
-          </w:p>
-        </w:tc>
-      </w:tr>
-      <w:tr>
-        <w:tc>
-          <w:tcPr/>
-          <w:p>
-            <w:pPr>
-              <w:pStyle w:val="Compact"/>
-            </w:pPr>
-            <w:r>
-              <w:t xml:space="preserve">Analysis and write-up</w:t>
-            </w:r>
-          </w:p>
-        </w:tc>
-        <w:tc>
-          <w:tcPr/>
-          <w:p>
-            <w:pPr>
-              <w:pStyle w:val="Compact"/>
-            </w:pPr>
-            <w:r>
-              <w:t xml:space="preserve">May 2026</w:t>
-            </w:r>
-          </w:p>
-        </w:tc>
-        <w:tc>
-          <w:tcPr/>
-          <w:p>
-            <w:pPr>
-              <w:pStyle w:val="Compact"/>
-            </w:pPr>
-            <w:r>
-              <w:t xml:space="preserve">Jun–Jul 2026</w:t>
-            </w:r>
-          </w:p>
-        </w:tc>
-      </w:tr>
-    </w:tbl>
-    <w:p>
-      <w:pPr>
-        <w:pStyle w:val="BodyText"/>
-      </w:pPr>
-      <w:r>
-        <w:t xml:space="preserve">Two things slipped, both worth stating plainly. An eight-week exam pause over April and May stopped all work, so I settled every research decision on paper beforehand and ran the rebuild as one concentrated sprint in June. Then, midway through that sprint, I found the evaluation was flawed and had to rebuild it (§4), which meant re-running every figure that followed.</w:t>
-      </w:r>
-    </w:p>
-    <w:bookmarkEnd w:id="12"/>
-    <w:bookmarkStart w:id="13" w:name="background-and-related-work"/>
-    <w:p>
-      <w:pPr>
-        <w:pStyle w:val="Heading2"/>
-      </w:pPr>
-      <w:r>
-        <w:t xml:space="preserve">2. Background and related work</w:t>
-      </w:r>
-    </w:p>
-    <w:p>
-      <w:pPr>
-        <w:pStyle w:val="FirstParagraph"/>
-      </w:pPr>
-      <w:r>
-        <w:t xml:space="preserve">Recognising someone by their typing is a</w:t>
-      </w:r>
-      <w:r>
-        <w:t xml:space="preserve"> </w:t>
-      </w:r>
-      <w:r>
-        <w:rPr>
-          <w:i/>
-          <w:iCs/>
-        </w:rPr>
-        <w:t xml:space="preserve">behavioural</w:t>
-      </w:r>
-      <w:r>
-        <w:t xml:space="preserve"> </w:t>
-      </w:r>
-      <w:r>
-        <w:t xml:space="preserve">biometric — it concerns how a person acts, like a signature or a gait, rather than what their body is, like a fingerprint or an iris. The raw signal is only timing: how long each key is held, and the gaps between one key and the next. Unremarkable in isolation. Surprisingly personal in aggregate.</w:t>
-      </w:r>
-    </w:p>
-    <w:p>
-      <w:pPr>
-        <w:pStyle w:val="BodyText"/>
-      </w:pPr>
-      <w:r>
-        <w:t xml:space="preserve">There is an easier version of the problem and a harder one. In the easy case, everyone types the</w:t>
-      </w:r>
-      <w:r>
-        <w:t xml:space="preserve"> </w:t>
-      </w:r>
-      <w:r>
-        <w:rPr>
-          <w:i/>
-          <w:iCs/>
-        </w:rPr>
-        <w:t xml:space="preserve">same</w:t>
-      </w:r>
-      <w:r>
-        <w:t xml:space="preserve"> </w:t>
-      </w:r>
-      <w:r>
-        <w:t xml:space="preserve">phrase, so matching keystrokes can be lined up and compared directly. In the hard case, the person types</w:t>
-      </w:r>
-      <w:r>
-        <w:t xml:space="preserve"> </w:t>
-      </w:r>
-      <w:r>
-        <w:rPr>
-          <w:i/>
-          <w:iCs/>
-        </w:rPr>
-        <w:t xml:space="preserve">anything</w:t>
-      </w:r>
-      <w:r>
-        <w:t xml:space="preserve">, so the rhythm must be read without relying on the words. Genuine, always-on security needs the hard version — and this is not a fantasy: in 2013, Frank and colleagues showed with a system called Touchalytics that even the way a person</w:t>
-      </w:r>
-      <w:r>
-        <w:t xml:space="preserve"> </w:t>
-      </w:r>
-      <w:r>
-        <w:rPr>
-          <w:i/>
-          <w:iCs/>
-        </w:rPr>
-        <w:t xml:space="preserve">swipes a touchscreen</w:t>
-      </w:r>
-      <w:r>
-        <w:t xml:space="preserve"> </w:t>
-      </w:r>
-      <w:r>
-        <w:t xml:space="preserve">carries enough identity to verify them continuously. Typing rhythm is the keyboard’s equivalent of that same promise. I worked on the easier version — the one with a clean, public benchmark to measure against — while building the machinery the harder version would later require.</w:t>
-      </w:r>
-    </w:p>
-    <w:p>
-      <w:pPr>
-        <w:pStyle w:val="BodyText"/>
-      </w:pPr>
-      <w:r>
-        <w:t xml:space="preserve">How, then, should such a system be scored? Any such system makes two opposite errors: it can admit an impostor, or reject the genuine user. The two trade off — tighten the system to catch more impostors and it begins to reject genuine users; loosen it and impostors slip through. Because the threshold can be set anywhere along that range, a single</w:t>
-      </w:r>
-      <w:r>
-        <w:t xml:space="preserve"> </w:t>
-      </w:r>
-      <w:r>
-        <w:t xml:space="preserve">“accuracy”</w:t>
-      </w:r>
-      <w:r>
-        <w:t xml:space="preserve"> </w:t>
-      </w:r>
-      <w:r>
-        <w:t xml:space="preserve">figure would be meaningless. The fair summary is the</w:t>
-      </w:r>
-      <w:r>
-        <w:t xml:space="preserve"> </w:t>
-      </w:r>
-      <w:r>
-        <w:rPr>
-          <w:b/>
-          <w:bCs/>
-        </w:rPr>
-        <w:t xml:space="preserve">equal error rate</w:t>
-      </w:r>
-      <w:r>
-        <w:t xml:space="preserve">: the setting at which both errors are equally likely. Lower is better. A 10% equal error rate means that, at the balanced setting, roughly one impostor in ten is admitted, while roughly one genuine user in ten is wrongly turned away. That single figure is the standard by which biometrics are compared, and it is the figure I set out to match.</w:t>
-      </w:r>
-    </w:p>
-    <w:p>
-      <w:pPr>
-        <w:pStyle w:val="BodyText"/>
-      </w:pPr>
-      <w:r>
-        <w:t xml:space="preserve">Two studies mark the boundaries, and the notable point is that they never actually meet. In 2009, Killourhy and Maxion built the exact dataset I use — 51 people each typing the password</w:t>
-      </w:r>
-      <w:r>
-        <w:t xml:space="preserve"> </w:t>
-      </w:r>
-      <w:r>
-        <w:rPr>
-          <w:rStyle w:val="VerbatimChar"/>
-        </w:rPr>
-        <w:t xml:space="preserve">.tie5Roanl</w:t>
-      </w:r>
-      <w:r>
-        <w:t xml:space="preserve"> </w:t>
-      </w:r>
-      <w:r>
-        <w:t xml:space="preserve">400 times — and tested 14 hand-built methods; their best scored 9.6%. That is the benchmark, and it belongs to one world: small, fixed-text data scored by features a human designed by hand. At the other extreme, a 2021 system called TypeNet learned from 136 million keystrokes across roughly 168,000 people and reached 2.2% — but that belongs to the opposite world, web-scale free typing read by a fully learned model. A recent review in</w:t>
-      </w:r>
-      <w:r>
-        <w:t xml:space="preserve"> </w:t>
-      </w:r>
-      <w:r>
-        <w:rPr>
-          <w:i/>
-          <w:iCs/>
-        </w:rPr>
-        <w:t xml:space="preserve">ACM Computing Surveys</w:t>
-      </w:r>
-      <w:r>
-        <w:t xml:space="preserve"> </w:t>
-      </w:r>
-      <w:r>
-        <w:t xml:space="preserve">traces the field making precisely that journey, from hand-built statistical detectors in the 2000s to deep learned representations in the 2020s. What no one had examined is the crossing point between the two: take a</w:t>
-      </w:r>
-      <w:r>
-        <w:t xml:space="preserve"> </w:t>
-      </w:r>
-      <w:r>
-        <w:rPr>
-          <w:i/>
-          <w:iCs/>
-        </w:rPr>
-        <w:t xml:space="preserve">learned</w:t>
-      </w:r>
-      <w:r>
-        <w:t xml:space="preserve"> </w:t>
-      </w:r>
-      <w:r>
-        <w:t xml:space="preserve">fingerprint and bring it</w:t>
-      </w:r>
-      <w:r>
-        <w:t xml:space="preserve"> </w:t>
-      </w:r>
-      <w:r>
-        <w:rPr>
-          <w:i/>
-          <w:iCs/>
-        </w:rPr>
-        <w:t xml:space="preserve">down</w:t>
-      </w:r>
-      <w:r>
-        <w:t xml:space="preserve"> </w:t>
-      </w:r>
-      <w:r>
-        <w:t xml:space="preserve">to the small, fixed-text benchmark — does it beat the older hand-built method on its own ground, tested fairly on strangers? That un-examined question, in the gap between the two worlds, is where a student with a laptop can contribute.</w:t>
-      </w:r>
-    </w:p>
-    <w:bookmarkEnd w:id="13"/>
-    <w:bookmarkStart w:id="14" w:name="method"/>
-    <w:p>
-      <w:pPr>
-        <w:pStyle w:val="Heading2"/>
-      </w:pPr>
-      <w:r>
-        <w:t xml:space="preserve">3. Method</w:t>
-      </w:r>
-    </w:p>
-    <w:p>
-      <w:pPr>
-        <w:pStyle w:val="FirstParagraph"/>
-      </w:pPr>
-      <w:r>
-        <w:t xml:space="preserve">There were three genuinely different ways to build this, and I weighed them before choosing:</w:t>
-      </w:r>
-    </w:p>
-    <w:p>
-      <w:pPr>
-        <w:pStyle w:val="Compact"/>
-        <w:numPr>
-          <w:ilvl w:val="0"/>
-          <w:numId w:val="1003"/>
-        </w:numPr>
-      </w:pPr>
-      <w:r>
-        <w:rPr>
-          <w:b/>
-          <w:bCs/>
-        </w:rPr>
-        <w:t xml:space="preserve">Pure statistics</w:t>
-      </w:r>
-      <w:r>
-        <w:t xml:space="preserve"> </w:t>
-      </w:r>
-      <w:r>
-        <w:t xml:space="preserve">— compare each new sample against a hand-built statistical profile of the user. Simple, well understood, and the basis of the 2009 benchmark — but tied to one fixed phrase, and dependent on a human to decide which features matter.</w:t>
-      </w:r>
-    </w:p>
-    <w:p>
-      <w:pPr>
-        <w:pStyle w:val="Compact"/>
-        <w:numPr>
-          <w:ilvl w:val="0"/>
-          <w:numId w:val="1003"/>
-        </w:numPr>
-      </w:pPr>
-      <w:r>
-        <w:rPr>
-          <w:b/>
-          <w:bCs/>
-        </w:rPr>
-        <w:t xml:space="preserve">A standard classifier</w:t>
-      </w:r>
-      <w:r>
-        <w:t xml:space="preserve"> </w:t>
-      </w:r>
-      <w:r>
-        <w:t xml:space="preserve">— train a network to sort typing into</w:t>
-      </w:r>
-      <w:r>
-        <w:t xml:space="preserve"> </w:t>
-      </w:r>
-      <w:r>
-        <w:t xml:space="preserve">“user 1, user 2, …”</w:t>
-      </w:r>
-      <w:r>
-        <w:t xml:space="preserve">. Accurate, but it would have to be retrained from scratch every time a new user registers — unworkable for a real product.</w:t>
-      </w:r>
-    </w:p>
-    <w:p>
-      <w:pPr>
-        <w:pStyle w:val="Compact"/>
-        <w:numPr>
-          <w:ilvl w:val="0"/>
-          <w:numId w:val="1003"/>
-        </w:numPr>
-      </w:pPr>
-      <w:r>
-        <w:rPr>
-          <w:b/>
-          <w:bCs/>
-        </w:rPr>
-        <w:t xml:space="preserve">A learned fingerprint</w:t>
-      </w:r>
-      <w:r>
-        <w:t xml:space="preserve"> </w:t>
-      </w:r>
-      <w:r>
-        <w:rPr>
-          <w:i/>
-          <w:iCs/>
-        </w:rPr>
-        <w:t xml:space="preserve">(what I chose)</w:t>
-      </w:r>
-      <w:r>
-        <w:t xml:space="preserve"> </w:t>
-      </w:r>
-      <w:r>
-        <w:t xml:space="preserve">— train the network to</w:t>
-      </w:r>
-      <w:r>
-        <w:t xml:space="preserve"> </w:t>
-      </w:r>
-      <w:r>
-        <w:rPr>
-          <w:i/>
-          <w:iCs/>
-        </w:rPr>
-        <w:t xml:space="preserve">place</w:t>
-      </w:r>
-      <w:r>
-        <w:t xml:space="preserve"> </w:t>
-      </w:r>
-      <w:r>
-        <w:t xml:space="preserve">each sample in a space, so that a new user simply adds a few of their own points. No retraining, and not tied to one phrase.</w:t>
-      </w:r>
-    </w:p>
-    <w:p>
-      <w:pPr>
-        <w:pStyle w:val="FirstParagraph"/>
-      </w:pPr>
-      <w:r>
-        <w:t xml:space="preserve">Judged on the factors that actually decide whether a design survives contact with a real product:</w:t>
+        <w:t xml:space="preserve">The work ran in four stages across seven months, about 84 hours in total. The dates come from the commit history, not from memory.</w:t>
       </w:r>
     </w:p>
     <w:tbl>
@@ -1240,6 +695,632 @@
               <w:pStyle w:val="Compact"/>
             </w:pPr>
             <w:r>
+              <w:t xml:space="preserve">Stage</w:t>
+            </w:r>
+          </w:p>
+        </w:tc>
+        <w:tc>
+          <w:tcPr/>
+          <w:p>
+            <w:pPr>
+              <w:pStyle w:val="Compact"/>
+            </w:pPr>
+            <w:r>
+              <w:t xml:space="preserve">Planned</w:t>
+            </w:r>
+          </w:p>
+        </w:tc>
+        <w:tc>
+          <w:tcPr/>
+          <w:p>
+            <w:pPr>
+              <w:pStyle w:val="Compact"/>
+            </w:pPr>
+            <w:r>
+              <w:t xml:space="preserve">Actual</w:t>
+            </w:r>
+          </w:p>
+        </w:tc>
+        <w:tc>
+          <w:tcPr/>
+          <w:p>
+            <w:pPr>
+              <w:pStyle w:val="Compact"/>
+            </w:pPr>
+            <w:r>
+              <w:t xml:space="preserve">Slip</w:t>
+            </w:r>
+          </w:p>
+        </w:tc>
+        <w:tc>
+          <w:tcPr/>
+          <w:p>
+            <w:pPr>
+              <w:pStyle w:val="Compact"/>
+            </w:pPr>
+            <w:r>
+              <w:t xml:space="preserve">Focus and outcome</w:t>
+            </w:r>
+          </w:p>
+        </w:tc>
+      </w:tr>
+      <w:tr>
+        <w:tc>
+          <w:tcPr/>
+          <w:p>
+            <w:pPr>
+              <w:pStyle w:val="Compact"/>
+            </w:pPr>
+            <w:r>
+              <w:t xml:space="preserve">1. Typing app and keystroke capture</w:t>
+            </w:r>
+          </w:p>
+        </w:tc>
+        <w:tc>
+          <w:tcPr/>
+          <w:p>
+            <w:pPr>
+              <w:pStyle w:val="Compact"/>
+            </w:pPr>
+            <w:r>
+              <w:t xml:space="preserve">Nov–Dec 2025</w:t>
+            </w:r>
+          </w:p>
+        </w:tc>
+        <w:tc>
+          <w:tcPr/>
+          <w:p>
+            <w:pPr>
+              <w:pStyle w:val="Compact"/>
+            </w:pPr>
+            <w:r>
+              <w:t xml:space="preserve">Nov–Dec 2025</w:t>
+            </w:r>
+          </w:p>
+        </w:tc>
+        <w:tc>
+          <w:tcPr/>
+          <w:p>
+            <w:pPr>
+              <w:pStyle w:val="Compact"/>
+            </w:pPr>
+            <w:r>
+              <w:t xml:space="preserve">on time</w:t>
+            </w:r>
+          </w:p>
+        </w:tc>
+        <w:tc>
+          <w:tcPr/>
+          <w:p>
+            <w:pPr>
+              <w:pStyle w:val="Compact"/>
+            </w:pPr>
+            <w:r>
+              <w:t xml:space="preserve">The web app that records typing; it became the data source everything else runs on.</w:t>
+            </w:r>
+          </w:p>
+        </w:tc>
+      </w:tr>
+      <w:tr>
+        <w:tc>
+          <w:tcPr/>
+          <w:p>
+            <w:pPr>
+              <w:pStyle w:val="Compact"/>
+            </w:pPr>
+            <w:r>
+              <w:t xml:space="preserve">2. Accounts and first recognisers</w:t>
+            </w:r>
+          </w:p>
+        </w:tc>
+        <w:tc>
+          <w:tcPr/>
+          <w:p>
+            <w:pPr>
+              <w:pStyle w:val="Compact"/>
+            </w:pPr>
+            <w:r>
+              <w:t xml:space="preserve">Jan–Feb 2026</w:t>
+            </w:r>
+          </w:p>
+        </w:tc>
+        <w:tc>
+          <w:tcPr/>
+          <w:p>
+            <w:pPr>
+              <w:pStyle w:val="Compact"/>
+            </w:pPr>
+            <w:r>
+              <w:t xml:space="preserve">Feb–Mar 2026</w:t>
+            </w:r>
+          </w:p>
+        </w:tc>
+        <w:tc>
+          <w:tcPr/>
+          <w:p>
+            <w:pPr>
+              <w:pStyle w:val="Compact"/>
+            </w:pPr>
+            <w:r>
+              <w:t xml:space="preserve">+3 wks</w:t>
+            </w:r>
+          </w:p>
+        </w:tc>
+        <w:tc>
+          <w:tcPr/>
+          <w:p>
+            <w:pPr>
+              <w:pStyle w:val="Compact"/>
+            </w:pPr>
+            <w:r>
+              <w:t xml:space="preserve">Logins and two simple statistical checks; the slip went on authentication bugs.</w:t>
+            </w:r>
+          </w:p>
+        </w:tc>
+      </w:tr>
+      <w:tr>
+        <w:tc>
+          <w:tcPr/>
+          <w:p>
+            <w:pPr>
+              <w:pStyle w:val="Compact"/>
+            </w:pPr>
+            <w:r>
+              <w:t xml:space="preserve">3. Deep-learning rebuild and open-set test</w:t>
+            </w:r>
+          </w:p>
+        </w:tc>
+        <w:tc>
+          <w:tcPr/>
+          <w:p>
+            <w:pPr>
+              <w:pStyle w:val="Compact"/>
+            </w:pPr>
+            <w:r>
+              <w:t xml:space="preserve">Mar–Apr 2026</w:t>
+            </w:r>
+          </w:p>
+        </w:tc>
+        <w:tc>
+          <w:tcPr/>
+          <w:p>
+            <w:pPr>
+              <w:pStyle w:val="Compact"/>
+            </w:pPr>
+            <w:r>
+              <w:t xml:space="preserve">Jun 2026</w:t>
+            </w:r>
+          </w:p>
+        </w:tc>
+        <w:tc>
+          <w:tcPr/>
+          <w:p>
+            <w:pPr>
+              <w:pStyle w:val="Compact"/>
+            </w:pPr>
+            <w:r>
+              <w:t xml:space="preserve">+8 wks</w:t>
+            </w:r>
+          </w:p>
+        </w:tc>
+        <w:tc>
+          <w:tcPr/>
+          <w:p>
+            <w:pPr>
+              <w:pStyle w:val="Compact"/>
+            </w:pPr>
+            <w:r>
+              <w:t xml:space="preserve">The core research: the learned fingerprint, the honest test, the ablations.</w:t>
+            </w:r>
+          </w:p>
+        </w:tc>
+      </w:tr>
+      <w:tr>
+        <w:tc>
+          <w:tcPr/>
+          <w:p>
+            <w:pPr>
+              <w:pStyle w:val="Compact"/>
+            </w:pPr>
+            <w:r>
+              <w:t xml:space="preserve">4. Analysis and write-up</w:t>
+            </w:r>
+          </w:p>
+        </w:tc>
+        <w:tc>
+          <w:tcPr/>
+          <w:p>
+            <w:pPr>
+              <w:pStyle w:val="Compact"/>
+            </w:pPr>
+            <w:r>
+              <w:t xml:space="preserve">May 2026</w:t>
+            </w:r>
+          </w:p>
+        </w:tc>
+        <w:tc>
+          <w:tcPr/>
+          <w:p>
+            <w:pPr>
+              <w:pStyle w:val="Compact"/>
+            </w:pPr>
+            <w:r>
+              <w:t xml:space="preserve">Jun–Jul 2026</w:t>
+            </w:r>
+          </w:p>
+        </w:tc>
+        <w:tc>
+          <w:tcPr/>
+          <w:p>
+            <w:pPr>
+              <w:pStyle w:val="Compact"/>
+            </w:pPr>
+            <w:r>
+              <w:t xml:space="preserve">+6 wks</w:t>
+            </w:r>
+          </w:p>
+        </w:tc>
+        <w:tc>
+          <w:tcPr/>
+          <w:p>
+            <w:pPr>
+              <w:pStyle w:val="Compact"/>
+            </w:pPr>
+            <w:r>
+              <w:t xml:space="preserve">Figures, ethics, and this report; overlapped with re-running numbers after the §4 rebuild.</w:t>
+            </w:r>
+          </w:p>
+        </w:tc>
+      </w:tr>
+    </w:tbl>
+    <w:p>
+      <w:pPr>
+        <w:pStyle w:val="BodyText"/>
+      </w:pPr>
+      <w:r>
+        <w:t xml:space="preserve">The eight-week slip on stage 3 was an exam pause over April and May. I used it to settle every research decision on paper, so June was one concentrated sprint instead of improvisation. The deviation I could not plan for came mid-sprint: I found the evaluation was flawed (§4) and had to re-run every figure that followed.</w:t>
+      </w:r>
+    </w:p>
+    <w:bookmarkEnd w:id="12"/>
+    <w:bookmarkStart w:id="13" w:name="background-and-related-work"/>
+    <w:p>
+      <w:pPr>
+        <w:pStyle w:val="Heading2"/>
+      </w:pPr>
+      <w:r>
+        <w:t xml:space="preserve">2. Background and related work</w:t>
+      </w:r>
+    </w:p>
+    <w:p>
+      <w:pPr>
+        <w:pStyle w:val="FirstParagraph"/>
+      </w:pPr>
+      <w:r>
+        <w:t xml:space="preserve">Recognising someone by their typing is a</w:t>
+      </w:r>
+      <w:r>
+        <w:t xml:space="preserve"> </w:t>
+      </w:r>
+      <w:r>
+        <w:rPr>
+          <w:i/>
+          <w:iCs/>
+        </w:rPr>
+        <w:t xml:space="preserve">behavioural</w:t>
+      </w:r>
+      <w:r>
+        <w:t xml:space="preserve"> </w:t>
+      </w:r>
+      <w:r>
+        <w:t xml:space="preserve">biometric. It describes how a person acts, like a signature or a gait, rather than what the body is, like a fingerprint or an iris. The raw signal is only timing: how long each key is held, and the gaps between one key and the next. Unremarkable in isolation. Surprisingly personal in aggregate.</w:t>
+      </w:r>
+    </w:p>
+    <w:p>
+      <w:pPr>
+        <w:pStyle w:val="BodyText"/>
+      </w:pPr>
+      <w:r>
+        <w:t xml:space="preserve">There is an easier version of the problem and a harder one. In the easy case, everyone types the</w:t>
+      </w:r>
+      <w:r>
+        <w:t xml:space="preserve"> </w:t>
+      </w:r>
+      <w:r>
+        <w:rPr>
+          <w:i/>
+          <w:iCs/>
+        </w:rPr>
+        <w:t xml:space="preserve">same</w:t>
+      </w:r>
+      <w:r>
+        <w:t xml:space="preserve"> </w:t>
+      </w:r>
+      <w:r>
+        <w:t xml:space="preserve">phrase, so matching keystrokes can be lined up and compared directly. In the hard case, the person types</w:t>
+      </w:r>
+      <w:r>
+        <w:t xml:space="preserve"> </w:t>
+      </w:r>
+      <w:r>
+        <w:rPr>
+          <w:i/>
+          <w:iCs/>
+        </w:rPr>
+        <w:t xml:space="preserve">anything</w:t>
+      </w:r>
+      <w:r>
+        <w:t xml:space="preserve">, so the rhythm has to be read without relying on the words. Genuine, always-on security needs the hard version, and that is not a fantasy. In 2013, Frank and colleagues showed with a system called Touchalytics that even the way a person</w:t>
+      </w:r>
+      <w:r>
+        <w:t xml:space="preserve"> </w:t>
+      </w:r>
+      <w:r>
+        <w:rPr>
+          <w:i/>
+          <w:iCs/>
+        </w:rPr>
+        <w:t xml:space="preserve">swipes a touchscreen</w:t>
+      </w:r>
+      <w:r>
+        <w:t xml:space="preserve"> </w:t>
+      </w:r>
+      <w:r>
+        <w:t xml:space="preserve">carries enough identity to verify them continuously; typing rhythm is the keyboard’s equivalent. I worked on the easier version, the one with a clean public benchmark to measure against, while building the machinery the harder version would later need.</w:t>
+      </w:r>
+    </w:p>
+    <w:p>
+      <w:pPr>
+        <w:pStyle w:val="BodyText"/>
+      </w:pPr>
+      <w:r>
+        <w:t xml:space="preserve">How, then, should such a system be scored? Any such system makes two opposite errors: it can admit an impostor, or reject the genuine user. The two trade off. Tighten the system to catch more impostors and it starts rejecting genuine users; loosen it and impostors slip through. Because the threshold can be set anywhere along that range, a single</w:t>
+      </w:r>
+      <w:r>
+        <w:t xml:space="preserve"> </w:t>
+      </w:r>
+      <w:r>
+        <w:t xml:space="preserve">“accuracy”</w:t>
+      </w:r>
+      <w:r>
+        <w:t xml:space="preserve"> </w:t>
+      </w:r>
+      <w:r>
+        <w:t xml:space="preserve">figure would be meaningless. The fair summary is the</w:t>
+      </w:r>
+      <w:r>
+        <w:t xml:space="preserve"> </w:t>
+      </w:r>
+      <w:r>
+        <w:rPr>
+          <w:b/>
+          <w:bCs/>
+        </w:rPr>
+        <w:t xml:space="preserve">equal error rate</w:t>
+      </w:r>
+      <w:r>
+        <w:t xml:space="preserve">: the setting at which both errors are equally likely. Lower is better. A 10% equal error rate means that, at the balanced setting, roughly one impostor in ten is admitted, while roughly one genuine user in ten is wrongly turned away. That single figure is the standard by which biometrics are compared, and it is the figure I set out to match.</w:t>
+      </w:r>
+    </w:p>
+    <w:p>
+      <w:pPr>
+        <w:pStyle w:val="BodyText"/>
+      </w:pPr>
+      <w:r>
+        <w:t xml:space="preserve">Two studies mark the boundaries, and the striking thing is that they never meet. In 2009, Killourhy and Maxion built the exact dataset I use (51 people each typing the password</w:t>
+      </w:r>
+      <w:r>
+        <w:t xml:space="preserve"> </w:t>
+      </w:r>
+      <w:r>
+        <w:rPr>
+          <w:rStyle w:val="VerbatimChar"/>
+        </w:rPr>
+        <w:t xml:space="preserve">.tie5Roanl</w:t>
+      </w:r>
+      <w:r>
+        <w:t xml:space="preserve"> </w:t>
+      </w:r>
+      <w:r>
+        <w:t xml:space="preserve">400 times) and tested 14 hand-built methods; their best scored 9.6%. That is the benchmark, and it belongs to one world: small, fixed-text data scored by features a human designed by hand. At the other extreme, a 2021 system called TypeNet learned from 136 million keystrokes across roughly 168,000 people and reached 2.2%, but that belongs to the opposite world, web-scale free typing read by a fully learned model. A recent review in</w:t>
+      </w:r>
+      <w:r>
+        <w:t xml:space="preserve"> </w:t>
+      </w:r>
+      <w:r>
+        <w:rPr>
+          <w:i/>
+          <w:iCs/>
+        </w:rPr>
+        <w:t xml:space="preserve">ACM Computing Surveys</w:t>
+      </w:r>
+      <w:r>
+        <w:t xml:space="preserve"> </w:t>
+      </w:r>
+      <w:r>
+        <w:t xml:space="preserve">traces the field making exactly that journey, from hand-built statistical detectors in the 2000s to deep learned representations in the 2020s. No one had examined the crossing point between them. Take a</w:t>
+      </w:r>
+      <w:r>
+        <w:t xml:space="preserve"> </w:t>
+      </w:r>
+      <w:r>
+        <w:rPr>
+          <w:i/>
+          <w:iCs/>
+        </w:rPr>
+        <w:t xml:space="preserve">learned</w:t>
+      </w:r>
+      <w:r>
+        <w:t xml:space="preserve"> </w:t>
+      </w:r>
+      <w:r>
+        <w:t xml:space="preserve">fingerprint and bring it</w:t>
+      </w:r>
+      <w:r>
+        <w:t xml:space="preserve"> </w:t>
+      </w:r>
+      <w:r>
+        <w:rPr>
+          <w:i/>
+          <w:iCs/>
+        </w:rPr>
+        <w:t xml:space="preserve">down</w:t>
+      </w:r>
+      <w:r>
+        <w:t xml:space="preserve"> </w:t>
+      </w:r>
+      <w:r>
+        <w:t xml:space="preserve">to the small, fixed-text benchmark: does it beat the older hand-built method on its own ground, tested fairly on strangers? That is the question in the gap between the two worlds, and it is where a student with a laptop can contribute.</w:t>
+      </w:r>
+    </w:p>
+    <w:bookmarkEnd w:id="13"/>
+    <w:bookmarkStart w:id="14" w:name="method"/>
+    <w:p>
+      <w:pPr>
+        <w:pStyle w:val="Heading2"/>
+      </w:pPr>
+      <w:r>
+        <w:t xml:space="preserve">3. Method</w:t>
+      </w:r>
+    </w:p>
+    <w:p>
+      <w:pPr>
+        <w:pStyle w:val="FirstParagraph"/>
+      </w:pPr>
+      <w:r>
+        <w:t xml:space="preserve">There were three genuinely different ways to build this, and I weighed them before choosing:</w:t>
+      </w:r>
+    </w:p>
+    <w:p>
+      <w:pPr>
+        <w:pStyle w:val="Compact"/>
+        <w:numPr>
+          <w:ilvl w:val="0"/>
+          <w:numId w:val="1003"/>
+        </w:numPr>
+      </w:pPr>
+      <w:r>
+        <w:rPr>
+          <w:b/>
+          <w:bCs/>
+        </w:rPr>
+        <w:t xml:space="preserve">Pure statistics.</w:t>
+      </w:r>
+      <w:r>
+        <w:t xml:space="preserve"> </w:t>
+      </w:r>
+      <w:r>
+        <w:t xml:space="preserve">Compare each new sample against a hand-built statistical profile of the user. Simple, well understood, and the basis of the 2009 benchmark, but tied to one fixed phrase and dependent on a human to choose which features matter.</w:t>
+      </w:r>
+    </w:p>
+    <w:p>
+      <w:pPr>
+        <w:pStyle w:val="Compact"/>
+        <w:numPr>
+          <w:ilvl w:val="0"/>
+          <w:numId w:val="1003"/>
+        </w:numPr>
+      </w:pPr>
+      <w:r>
+        <w:rPr>
+          <w:b/>
+          <w:bCs/>
+        </w:rPr>
+        <w:t xml:space="preserve">A standard classifier.</w:t>
+      </w:r>
+      <w:r>
+        <w:t xml:space="preserve"> </w:t>
+      </w:r>
+      <w:r>
+        <w:t xml:space="preserve">Train a network to sort typing into</w:t>
+      </w:r>
+      <w:r>
+        <w:t xml:space="preserve"> </w:t>
+      </w:r>
+      <w:r>
+        <w:t xml:space="preserve">“user 1, user 2, …”</w:t>
+      </w:r>
+      <w:r>
+        <w:t xml:space="preserve">. Accurate, but it would have to be retrained from scratch every time a new user registers, which is unworkable for a real product.</w:t>
+      </w:r>
+    </w:p>
+    <w:p>
+      <w:pPr>
+        <w:pStyle w:val="Compact"/>
+        <w:numPr>
+          <w:ilvl w:val="0"/>
+          <w:numId w:val="1003"/>
+        </w:numPr>
+      </w:pPr>
+      <w:r>
+        <w:rPr>
+          <w:b/>
+          <w:bCs/>
+        </w:rPr>
+        <w:t xml:space="preserve">A learned fingerprint</w:t>
+      </w:r>
+      <w:r>
+        <w:t xml:space="preserve"> </w:t>
+      </w:r>
+      <w:r>
+        <w:rPr>
+          <w:i/>
+          <w:iCs/>
+        </w:rPr>
+        <w:t xml:space="preserve">(what I chose)</w:t>
+      </w:r>
+      <w:r>
+        <w:t xml:space="preserve">. Train the network to</w:t>
+      </w:r>
+      <w:r>
+        <w:t xml:space="preserve"> </w:t>
+      </w:r>
+      <w:r>
+        <w:rPr>
+          <w:i/>
+          <w:iCs/>
+        </w:rPr>
+        <w:t xml:space="preserve">place</w:t>
+      </w:r>
+      <w:r>
+        <w:t xml:space="preserve"> </w:t>
+      </w:r>
+      <w:r>
+        <w:t xml:space="preserve">each sample in a space, so that a new user simply adds a few of their own points. No retraining, and not tied to one phrase.</w:t>
+      </w:r>
+    </w:p>
+    <w:p>
+      <w:pPr>
+        <w:pStyle w:val="FirstParagraph"/>
+      </w:pPr>
+      <w:r>
+        <w:t xml:space="preserve">Judged on the factors that actually decide whether a design survives contact with a real product:</w:t>
+      </w:r>
+    </w:p>
+    <w:tbl>
+      <w:tblPr>
+        <w:tblStyle w:val="Table"/>
+        <w:tblW w:type="pct" w:w="5000"/>
+        <w:tblLayout w:type="fixed"/>
+        <w:tblLook w:firstRow="1" w:lastRow="0" w:firstColumn="0" w:lastColumn="0" w:noHBand="0" w:noVBand="0" w:val="0020"/>
+      </w:tblPr>
+      <w:tblGrid>
+        <w:gridCol w:w="1584"/>
+        <w:gridCol w:w="1584"/>
+        <w:gridCol w:w="1584"/>
+        <w:gridCol w:w="1584"/>
+        <w:gridCol w:w="1584"/>
+      </w:tblGrid>
+      <w:tr>
+        <w:trPr>
+          <w:tblHeader w:val="on"/>
+        </w:trPr>
+        <w:tc>
+          <w:tcPr/>
+          <w:p>
+            <w:pPr>
+              <w:pStyle w:val="Compact"/>
+            </w:pPr>
+            <w:r>
               <w:t xml:space="preserve">Approach</w:t>
             </w:r>
           </w:p>
@@ -1318,7 +1399,7 @@
               <w:pStyle w:val="Compact"/>
             </w:pPr>
             <w:r>
-              <w:t xml:space="preserve">Cheap — build one statistical profile</w:t>
+              <w:t xml:space="preserve">Cheap: build one statistical profile</w:t>
             </w:r>
           </w:p>
         </w:tc>
@@ -1336,10 +1417,7 @@
               <w:t xml:space="preserve">Yes</w:t>
             </w:r>
             <w:r>
-              <w:t xml:space="preserve"> </w:t>
-            </w:r>
-            <w:r>
-              <w:t xml:space="preserve">— phrase-locked</w:t>
+              <w:t xml:space="preserve">, phrase-locked</w:t>
             </w:r>
           </w:p>
         </w:tc>
@@ -1392,10 +1470,7 @@
               <w:t xml:space="preserve">Ruinous</w:t>
             </w:r>
             <w:r>
-              <w:t xml:space="preserve"> </w:t>
-            </w:r>
-            <w:r>
-              <w:t xml:space="preserve">— retrain the whole network every signup</w:t>
+              <w:t xml:space="preserve">: retrain the whole network per signup</w:t>
             </w:r>
           </w:p>
         </w:tc>
@@ -1462,7 +1537,7 @@
               <w:pStyle w:val="Compact"/>
             </w:pPr>
             <w:r>
-              <w:t xml:space="preserve">Cheap — record ~12 of their samples, no retraining</w:t>
+              <w:t xml:space="preserve">Cheap: record ~12 samples, no retraining</w:t>
             </w:r>
           </w:p>
         </w:tc>
@@ -1506,7 +1581,7 @@
         <w:pStyle w:val="BodyText"/>
       </w:pPr>
       <w:r>
-        <w:t xml:space="preserve">The classifier fails the one test that matters for a real login system — a network cannot be retrained every time someone registers — which ruled it out despite being the most accurate on paper. Of the other two, the learned fingerprint wins on phrase-independence and on adapting to future needs, so I chose it and placed the first approach on top: the old, trusted statistics run</w:t>
+        <w:t xml:space="preserve">The classifier fails the one test that matters for a real login system, since a network cannot be retrained every time someone registers, so it was ruled out despite being the most accurate on paper. Of the other two, the learned fingerprint wins on phrase-independence and on adapting to future needs, so I chose it and put the first approach on top: the old, trusted statistics run</w:t>
       </w:r>
       <w:r>
         <w:t xml:space="preserve"> </w:t>
@@ -1522,7 +1597,7 @@
         <w:t xml:space="preserve"> </w:t>
       </w:r>
       <w:r>
-        <w:t xml:space="preserve">the learned space. That hybrid — classical statistics on a learned fingerprint — is the central idea of the project.</w:t>
+        <w:t xml:space="preserve">the learned space. That hybrid, classical statistics on a learned fingerprint, is the central idea of the project.</w:t>
       </w:r>
     </w:p>
     <w:p>
@@ -1530,7 +1605,7 @@
         <w:pStyle w:val="BodyText"/>
       </w:pPr>
       <w:r>
-        <w:t xml:space="preserve">The fingerprint idea, in plain terms, is this. Picture a large space in which every burst of typing becomes a single point. Train the network well, and the same person’s points fall into a tight cluster, while different people’s clusters sit far apart. Recognising someone then becomes a question of distance: is this new point inside your cluster, or closer to someone else’s? My network reduces each burst of typing to a list of 128 numbers — the point’s position. The training uses the same method as face recognition: I present two samples from the same person and one from another, repeatedly, and adjust the network to draw the matching pair together and push the third away. Repeated hundreds of thousands of times, the clustering emerges on its own. (The exact network and settings are in Appendix C. It is small — it trains on a laptop in about 23 minutes and fingerprints a sample in under a thousandth of a second.)</w:t>
+        <w:t xml:space="preserve">The fingerprint idea, in plain terms, is this. Picture a large space in which every burst of typing becomes a single point. Train the network well, and the same person’s points fall into a tight cluster, while different people’s clusters sit far apart. Recognising someone then becomes a question of distance: is this new point inside your cluster, or closer to someone else’s? My network reduces each burst of typing to a list of 128 numbers: the point’s position. The training uses the same method as face recognition. I present two samples from the same person and one from another, over and over, and adjust the network to pull the matching pair together and push the third away. Repeated hundreds of thousands of times, the clustering emerges on its own. (The exact network and settings are in Appendix C. It is small enough to train on a laptop in about 23 minutes and to fingerprint a sample in under a thousandth of a second.)</w:t>
       </w:r>
     </w:p>
     <w:p>
@@ -1554,7 +1629,7 @@
         <w:t xml:space="preserve"> </w:t>
       </w:r>
       <w:r>
-        <w:t xml:space="preserve">a new person, I record about a dozen of their points — no retraining — and set a personal threshold according to how consistent they are.</w:t>
+        <w:t xml:space="preserve">a new person, I record about a dozen of their points, with no retraining, and set a personal threshold from how consistent they are.</w:t>
       </w:r>
     </w:p>
     <w:p>
@@ -1562,7 +1637,7 @@
         <w:pStyle w:val="BodyText"/>
       </w:pPr>
       <w:r>
-        <w:t xml:space="preserve">Finally, I integrated it into a working application: the user consents, types a few times to enrol, and is verified on a new sample. If anything fails — the service is down, or the model is the wrong version — it responds</w:t>
+        <w:t xml:space="preserve">Finally, I integrated it into a working application: the user consents, types a few times to enrol, and is verified on a new sample. If anything fails, say the service is down or the model is the wrong version, it responds</w:t>
       </w:r>
       <w:r>
         <w:t xml:space="preserve"> </w:t>
@@ -1580,7 +1655,7 @@
         <w:t xml:space="preserve">“let them in”</w:t>
       </w:r>
       <w:r>
-        <w:t xml:space="preserve">. As a brief live check, I enrolled one held-out person and passed genuine and impostor samples through the system: genuine samples scored 3.10 on average, impostors 6.73 (a lower score means more genuine). The deployed system therefore does rank impostors below the real user. It also failed on its first run, in a revealing way — which I return to below.</w:t>
+        <w:t xml:space="preserve">. As a brief live check, I enrolled one held-out person and passed genuine and impostor samples through the system. Genuine samples scored 3.10 on average, impostors 6.73 (a lower score means more genuine), so the deployed system does rank impostors below the real user. It also failed on its first run, in a revealing way that I return to below.</w:t>
       </w:r>
     </w:p>
     <w:bookmarkEnd w:id="14"/>
@@ -1598,7 +1673,7 @@
         <w:pStyle w:val="FirstParagraph"/>
       </w:pPr>
       <w:r>
-        <w:t xml:space="preserve">My first evaluation produced a result I was pleased with. On re-reading the training code, I found the cause: the network had been trained on all 51 subjects — the very people it was then tested on. I had been grading the model on people it had already studied.</w:t>
+        <w:t xml:space="preserve">My first evaluation produced a result I was pleased with. On re-reading the training code, I found the cause: the network had been trained on all 51 subjects, the very people it was then tested on. I had been grading the model on people it had already studied.</w:t>
       </w:r>
     </w:p>
     <w:p>
@@ -1606,7 +1681,7 @@
         <w:pStyle w:val="BodyText"/>
       </w:pPr>
       <w:r>
-        <w:t xml:space="preserve">It is one of the oldest mistakes in machine learning, and the analogy is exact: giving a student the exam questions the night before, then being impressed when they pass. The number was not a deliberate deception; the code had quietly produced a flattering result, and I had been willing to accept it. That was the point at which the project became science — the point at which I began treating a good result as something to</w:t>
+        <w:t xml:space="preserve">It is one of the oldest mistakes in machine learning, and the analogy is exact: giving a student the exam questions the night before, then being impressed when they pass. This was not deliberate deception. The code had quietly produced a flattering result, and I had been willing to take it. That is the point at which the project became science, the point at which I started treating a good result as something to</w:t>
       </w:r>
       <w:r>
         <w:t xml:space="preserve"> </w:t>
@@ -1622,7 +1697,7 @@
         <w:t xml:space="preserve"> </w:t>
       </w:r>
       <w:r>
-        <w:t xml:space="preserve">rather than to celebrate.</w:t>
+        <w:t xml:space="preserve">rather than celebrate.</w:t>
       </w:r>
     </w:p>
     <w:p>
@@ -1654,7 +1729,7 @@
         <w:pStyle w:val="BodyText"/>
       </w:pPr>
       <w:r>
-        <w:t xml:space="preserve">Most of the real work was debugging of this kind — and the useful bugs were never the ones a test caught, but the ones I found by asking whether a</w:t>
+        <w:t xml:space="preserve">Most of the real work was debugging of this kind, and the useful bugs were never the ones a test caught. They were the ones I found by asking whether a</w:t>
       </w:r>
       <w:r>
         <w:t xml:space="preserve"> </w:t>
@@ -1670,7 +1745,7 @@
         <w:t xml:space="preserve"> </w:t>
       </w:r>
       <w:r>
-        <w:t xml:space="preserve">test actually proved what it claimed. Three more stand out. The live service crashed for one unusually consistent typist: typing the same password almost identically each time drove their personal threshold close to zero and caused a later calculation to overflow — something none of my test data, which was artificially varied, could have triggered. Only a real person did. On the first day, the real data file trained on all-zero timings, because its columns were named differently from my test fixture and my code read straight past them, reporting a plausible number throughout. And for a time, the blended decision-maker I was most pleased with was being measured</w:t>
+        <w:t xml:space="preserve">test actually proved what it claimed. Three more stand out. The live service crashed for one unusually consistent typist: typing the same password almost identically each time drove their personal threshold close to zero and overflowed a later calculation. None of my test data, which was artificially varied, could have triggered it; only a real person did. On the first day, the real data file trained on all-zero timings, because its columns were named differently from my test fixture and my code read straight past them, reporting a plausible number the whole time. And for a while the blended decision-maker I was most pleased with was being measured</w:t>
       </w:r>
       <w:r>
         <w:t xml:space="preserve"> </w:t>
@@ -1683,7 +1758,7 @@
         <w:t xml:space="preserve">nowhere</w:t>
       </w:r>
       <w:r>
-        <w:t xml:space="preserve">: the evaluation scored only the simple distance, so the ensemble ran in the live product while earning no result at all. I noticed only when I asked why my supposedly better method had no figure to its name — and correctly wiring it into the evaluation is the source of the 10.2% figure. A method you have not measured is not a method; it is a hope. (The full log of thirteen fixes is in the project repository.)</w:t>
+        <w:t xml:space="preserve">: the evaluation scored only the simple distance, so the ensemble ran in the live product while earning no result at all. I noticed only when I asked why my supposedly better method had no figure to its name, and wiring it correctly into the evaluation is where the 10.2% comes from. A method you have not measured is not a method; it is a hope. (The full log of thirteen fixes is in the project repository.)</w:t>
       </w:r>
     </w:p>
     <w:bookmarkEnd w:id="15"/>
@@ -1827,7 +1902,7 @@
               <w:pStyle w:val="Compact"/>
             </w:pPr>
             <w:r>
-              <w:t xml:space="preserve">—</w:t>
+              <w:t xml:space="preserve">(no direct baseline)</w:t>
             </w:r>
           </w:p>
         </w:tc>
@@ -1838,7 +1913,7 @@
         <w:pStyle w:val="BodyText"/>
       </w:pPr>
       <w:r>
-        <w:t xml:space="preserve">In plain terms: it works — it recognises strangers far better than chance, live and end to end. But on this small, fixed-password test it does</w:t>
+        <w:t xml:space="preserve">In plain terms, it works: it recognises strangers far better than chance, live and end to end. But on this small, fixed-password test it does</w:t>
       </w:r>
       <w:r>
         <w:t xml:space="preserve"> </w:t>
@@ -1854,7 +1929,7 @@
         <w:t xml:space="preserve"> </w:t>
       </w:r>
       <w:r>
-        <w:t xml:space="preserve">beat the 2009 hand-built method: 14.2% against 9.6%. An honest near-miss, not a success. (That single figure is the balanced point on a whole range of trade-offs; the full curve, from the strictest setting to the most lenient, is Figure B.1.)</w:t>
+        <w:t xml:space="preserve">beat the 2009 hand-built method, scoring 14.2% against 9.6%. An honest near-miss. (That single figure is the balanced point on a whole range of trade-offs; the full curve, from the strictest setting to the most lenient, is Figure B.1.)</w:t>
       </w:r>
     </w:p>
     <w:p>
@@ -1862,7 +1937,7 @@
         <w:pStyle w:val="BodyText"/>
       </w:pPr>
       <w:r>
-        <w:t xml:space="preserve">Two things make the near-miss interesting. First, the blended method (10.2%) is not merely more accurate than the simple one (14.2%) — it is far</w:t>
+        <w:t xml:space="preserve">Two things make the near-miss interesting. First, the blended method (10.2%) is not only more accurate than the simple one (14.2%); it is far</w:t>
       </w:r>
       <w:r>
         <w:t xml:space="preserve"> </w:t>
@@ -1875,7 +1950,7 @@
         <w:t xml:space="preserve">steadier</w:t>
       </w:r>
       <w:r>
-        <w:t xml:space="preserve">, barely moving between runs. I re-ran the whole test over 14 different random splits, and the blended method won on every one, which is very unlikely to be chance. On investigation, that steadiness comes almost entirely from one of the three distance measures (the more sophisticated one) — a specific finding, not a vague impression, and one that points to a straightforward future improvement. Second, I will be direct about the uncertainty: those headline runs fall on the favourable side. Across all 14 splits the averages are higher (about 18.7% and 13.3%), so the true gap to 9.6% is somewhat wider than the headline suggests.</w:t>
+        <w:t xml:space="preserve">, barely moving between runs. I re-ran the whole test over 14 different random splits, and the blended method won on every one, which is very unlikely to be chance. That steadiness comes almost entirely from one of the three distance measures, the more sophisticated one: a specific finding, not a vague impression, and one that points to a straightforward improvement. Second, I will be direct about the uncertainty. Those headline runs fall on the favourable side: across all 14 splits the averages are higher (about 18.7% and 13.3%), so the true gap to 9.6% is somewhat wider than the headline suggests.</w:t>
       </w:r>
     </w:p>
     <w:p>
@@ -1883,7 +1958,7 @@
         <w:pStyle w:val="BodyText"/>
       </w:pPr>
       <w:r>
-        <w:t xml:space="preserve">The most striking result is not the average at all — it is how greatly individuals differ. The easiest person to recognise had an error rate under 1%; the hardest, over 33%. Same model, same password, and one person is</w:t>
+        <w:t xml:space="preserve">The most striking result is how greatly individuals differ. The easiest person to recognise had an error rate under 1%; the hardest, over 33%. Same model, same password, and one person is</w:t>
       </w:r>
       <w:r>
         <w:t xml:space="preserve"> </w:t>
@@ -1899,7 +1974,7 @@
         <w:t xml:space="preserve"> </w:t>
       </w:r>
       <w:r>
-        <w:t xml:space="preserve">harder to identify than another. This is not random: the people the system struggles with are those whose own typing is so inconsistent that it overlaps with everyone else’s. The real ceiling here, then, is not the model — it is how little identifying information an 11-key password contains.</w:t>
+        <w:t xml:space="preserve">harder to identify than another. This is not random: the people the system struggles with are the ones whose own typing is so inconsistent that it overlaps with everyone else’s. The real ceiling, then, is the data: how little identifying information an 11-key password holds.</w:t>
       </w:r>
     </w:p>
     <w:p>
@@ -1907,7 +1982,7 @@
         <w:pStyle w:val="BodyText"/>
       </w:pPr>
       <w:r>
-        <w:t xml:space="preserve">This can even be seen directly. I reduced the 128-number fingerprints to a two-dimensional picture (Figure B.2): several people form tight, clearly separated clusters even though the model never trained on them, while a blurred region in the centre corresponds to the hard-to-recognise group. The picture and the numbers agree. And when I tried to improve matters — more training, more samples per person — nothing helped, and the model’s internal measure showed that it had already learned everything the short password</w:t>
+        <w:t xml:space="preserve">This can even be seen directly. I reduced the 128-number fingerprints to a two-dimensional picture (Figure B.2): several people form tight, clearly separated clusters even though the model never trained on them, while a blurred region in the centre matches the hard-to-recognise group. The picture and the numbers agree. And when I tried to improve matters, with more training and more samples per person, nothing helped; the model’s internal measure showed it had already learned everything the short password</w:t>
       </w:r>
       <w:r>
         <w:t xml:space="preserve"> </w:t>
@@ -1923,7 +1998,7 @@
         <w:t xml:space="preserve"> </w:t>
       </w:r>
       <w:r>
-        <w:t xml:space="preserve">teach. More effort cannot extract information that is not there. (The experiments behind all of this are in Appendix C.)</w:t>
+        <w:t xml:space="preserve">teach. More effort cannot pull out information that is not there. (The experiments behind all of this are in Appendix C.)</w:t>
       </w:r>
     </w:p>
     <w:p>
@@ -1931,7 +2006,7 @@
         <w:pStyle w:val="BodyText"/>
       </w:pPr>
       <w:r>
-        <w:t xml:space="preserve">Did the five objectives I set myself (§1) hold up? For the most part, and I can point to where. The fingerprint works and runs in milliseconds on an ordinary laptop (O1); it clusters strangers it never trained on, as Figure B.2 shows (O2); the score is honest — measured open-set on 16 unseen people, behind a guard that makes a leak impossible (O3); the simple and blended scorers both come from a single run, so the comparison is fair rather than selective (O4); and the whole system re-runs from one command on a pinned dataset, failing safe when it breaks (O5). The one objective I set out to meet and did</w:t>
+        <w:t xml:space="preserve">Did the five objectives I set myself (§1) hold up? For the most part, and I can point to where. The fingerprint works and runs in milliseconds on an ordinary laptop (O1); it clusters strangers it never trained on, as Figure B.2 shows (O2); the score is honest, measured open-set on 16 unseen people, behind a guard that makes a leak impossible (O3); the simple and blended scorers both come from a single run, so the comparison is fair rather than selective (O4); and the whole system re-runs from one command on a pinned dataset, failing safe when it breaks (O5). The one objective I set out to meet and did</w:t>
       </w:r>
       <w:r>
         <w:t xml:space="preserve"> </w:t>
@@ -1947,7 +2022,7 @@
         <w:t xml:space="preserve"> </w:t>
       </w:r>
       <w:r>
-        <w:t xml:space="preserve">is the headline aim itself — to beat the best published result. I came close, honestly, and fell short. That shortfall is the finding, not a footnote to it.</w:t>
+        <w:t xml:space="preserve">is the headline aim itself: to beat the best published result. I came close, honestly, and fell short. That shortfall is the finding, not a footnote to it.</w:t>
       </w:r>
     </w:p>
     <w:bookmarkEnd w:id="16"/>
@@ -1981,7 +2056,7 @@
         <w:t xml:space="preserve"> </w:t>
       </w:r>
       <w:r>
-        <w:t xml:space="preserve">check behind a password — an attacker holding your stolen password must still type as you do, at no extra effort to you; run continuously, it could even detect that the person mid-session had changed. It does not beat a good hand-built method on small, fixed-text data. And the genuinely useful finding is narrower, and more interesting, than</w:t>
+        <w:t xml:space="preserve">check behind a password. An attacker holding your stolen password must still type as you do, at no extra effort to you; run continuously, it could even notice that the person mid-session had changed. It does not beat a good hand-built method on small, fixed-text data. The more interesting finding is narrower than</w:t>
       </w:r>
       <w:r>
         <w:t xml:space="preserve"> </w:t>
@@ -1990,7 +2065,7 @@
         <w:t xml:space="preserve">“my model is good”</w:t>
       </w:r>
       <w:r>
-        <w:t xml:space="preserve">: placing classical statistics on top of a learned fingerprint makes the decision</w:t>
+        <w:t xml:space="preserve">: putting classical statistics on top of a learned fingerprint makes the decision</w:t>
       </w:r>
       <w:r>
         <w:t xml:space="preserve"> </w:t>
@@ -2003,7 +2078,7 @@
         <w:t xml:space="preserve">more stable</w:t>
       </w:r>
       <w:r>
-        <w:t xml:space="preserve">, and I can identify exactly which component is responsible. The contribution here is not a new accuracy record — it is an honest, reproducible measurement that a classical verifier run</w:t>
+        <w:t xml:space="preserve">, and I can say exactly which component is responsible. The contribution is not a new accuracy record. It is an honest, reproducible measurement that a classical verifier run</w:t>
       </w:r>
       <w:r>
         <w:t xml:space="preserve"> </w:t>
@@ -2019,7 +2094,7 @@
         <w:t xml:space="preserve"> </w:t>
       </w:r>
       <w:r>
-        <w:t xml:space="preserve">a learned fingerprint is steadier than either half alone, with the single component responsible identified and every failure mode recorded rather than set aside. On a small public benchmark, tested only on strangers, that measurement did not exist before; now it does.</w:t>
+        <w:t xml:space="preserve">a learned fingerprint is steadier than either half alone, with the component responsible identified and every failure mode written down rather than set aside. On a small public benchmark, tested only on strangers, that measurement did not exist before. Now it does.</w:t>
       </w:r>
     </w:p>
     <w:p>
@@ -2027,7 +2102,7 @@
         <w:pStyle w:val="BodyText"/>
       </w:pPr>
       <w:r>
-        <w:t xml:space="preserve">For context: my 14.2% sits above the 2009 method’s 9.6% on its own ground, and far short of TypeNet’s 2.2% — but that 2.2% is bought with internet-scale data I simply do not have. I also tested my design against a Transformer, the architecture behind most of today’s best-known AI models, under identical conditions; it performed clearly worse, and less reliably (19.8%). On data this small, the built-in assumptions of my simpler design about timing and sequence outperform the more elaborate model’s flexibility. That is a concrete reason to have chosen it, rather than a guess.</w:t>
+        <w:t xml:space="preserve">For context: my 14.2% sits above the 2009 method’s 9.6% on its own ground, and far short of TypeNet’s 2.2%. That 2.2%, though, is bought with internet-scale data I simply do not have. I also tested my design against a Transformer, the architecture behind most of today’s best-known AI models, under identical conditions; it did clearly worse, and less reliably, at 19.8%. On data this small, the built-in assumptions of my simpler design about timing and sequence beat the more elaborate model’s flexibility. That is a concrete reason to have chosen it, rather than a guess.</w:t>
       </w:r>
     </w:p>
     <w:p>
@@ -2035,7 +2110,7 @@
         <w:pStyle w:val="BodyText"/>
       </w:pPr>
       <w:r>
-        <w:t xml:space="preserve">The limitations are real, and I would rather state them than have an assessor find them. A single small dataset. One 11-key password. A small model on a laptop. Fixed text only — the free-typing version is built, but not yet measured on a large corpus. And the confidence</w:t>
+        <w:t xml:space="preserve">The limitations are real, and I would rather state them than have an assessor find them. A single small dataset. One 11-key password. A small model on a laptop. Fixed text only: the free-typing version is built but not yet measured on a large corpus. And the confidence</w:t>
       </w:r>
       <w:r>
         <w:t xml:space="preserve"> </w:t>
@@ -2051,7 +2126,7 @@
         <w:t xml:space="preserve"> </w:t>
       </w:r>
       <w:r>
-        <w:t xml:space="preserve">the product displays is not yet calibrated, although the accept-or-reject ordering is sound. None of this makes the result wrong; all of it is a reason not to overstate it.</w:t>
+        <w:t xml:space="preserve">the product shows is not yet calibrated, though the accept-or-reject ordering is sound. None of this makes the result wrong; all of it is a reason not to overstate it.</w:t>
       </w:r>
     </w:p>
     <w:bookmarkEnd w:id="17"/>
@@ -2119,7 +2194,7 @@
         <w:t xml:space="preserve"> </w:t>
       </w:r>
       <w:r>
-        <w:t xml:space="preserve">data, and the law explicitly includes behavioural traits. The moment this system identifies you, it is handling your most sensitive data — which shaped every decision below.</w:t>
+        <w:t xml:space="preserve">data, and the law explicitly includes behavioural traits. The moment this system identifies you, it is handling your most sensitive data, and that shaped every decision below.</w:t>
       </w:r>
     </w:p>
     <w:p>
@@ -2135,7 +2210,7 @@
           <w:b/>
           <w:bCs/>
         </w:rPr>
-        <w:t xml:space="preserve">I used public, anonymous data — not new identifiable data.</w:t>
+        <w:t xml:space="preserve">Public, anonymous data, not new identifiable data.</w:t>
       </w:r>
       <w:r>
         <w:t xml:space="preserve"> </w:t>
@@ -2157,7 +2232,7 @@
         <w:t xml:space="preserve"> </w:t>
       </w:r>
       <w:r>
-        <w:t xml:space="preserve">train the reported model on real users of my product — that would have created fresh identifiable behavioural data, with all its consent and storage duties, for no scientific gain.</w:t>
+        <w:t xml:space="preserve">train the reported model on real users of my product, which would have created fresh identifiable behavioural data, with all its consent and storage duties, for no scientific gain.</w:t>
       </w:r>
     </w:p>
     <w:p>
@@ -2179,7 +2254,7 @@
         <w:t xml:space="preserve"> </w:t>
       </w:r>
       <w:r>
-        <w:t xml:space="preserve">Opting out deletes your profile. The service keeps no record of what you actually typed — only the derived fingerprint and a log of decisions. A stolen fingerprint is far less damaging than a recording of everything you wrote.</w:t>
+        <w:t xml:space="preserve">Opting out deletes your profile. The service keeps no record of what you actually typed, only the derived fingerprint and a log of decisions. A stolen fingerprint is far less damaging than a recording of everything you wrote.</w:t>
       </w:r>
     </w:p>
     <w:p>
@@ -2288,7 +2363,7 @@
         <w:pStyle w:val="FirstParagraph"/>
       </w:pPr>
       <w:r>
-        <w:t xml:space="preserve">The single most important thing I learned was not a technique — it was to distrust my own results. My first evaluation produced a number I was delighted with, and it was worthless (§4). Recognising that meant training myself to ask</w:t>
+        <w:t xml:space="preserve">The most important thing I learned was not a technique. It was to distrust my own results. My first evaluation produced a number I was delighted with, and it was worthless (§4). Catching that meant training myself to ask</w:t>
       </w:r>
       <w:r>
         <w:t xml:space="preserve"> </w:t>
@@ -2313,7 +2388,7 @@
         <w:t xml:space="preserve"> </w:t>
       </w:r>
       <w:r>
-        <w:t xml:space="preserve">before celebrating, and it is the habit I will keep long after I have forgotten the mathematics. It also taught me why biometrics depend on error-rate curves rather than plain accuracy: when a system can fail in two opposite ways, a single reassuring number conceals the trade-off that actually matters.</w:t>
+        <w:t xml:space="preserve">before celebrating, and it is the habit I will keep long after I have forgotten the mathematics. It also taught me why biometrics depend on error-rate curves rather than plain accuracy: when a system can fail in two opposite ways, a single reassuring number hides the trade-off that actually matters.</w:t>
       </w:r>
     </w:p>
     <w:p>
@@ -2321,7 +2396,7 @@
         <w:pStyle w:val="BodyText"/>
       </w:pPr>
       <w:r>
-        <w:t xml:space="preserve">Working without a mentor had both costs and benefits. Every check on my work was one I carried out myself, which is probably why I eventually caught the flaw — I had learned to doubt my own code. But it is also precisely where working alone was a disadvantage: there was no one to look over my shoulder and ask whether those were my own training subjects. I made the mistake, and for a time I was the only person who could have caught it — and I did not. So if I were to do it again, I would write the entire evaluation procedure down</w:t>
+        <w:t xml:space="preserve">Working without a mentor had both costs and benefits. Every check on my work was one I carried out myself, which is probably why I eventually caught the flaw: I had learned to doubt my own code. But it is also where working alone hurt. There was no one to look over my shoulder and ask whether those were my own training subjects. I made the mistake, and for a time I was the only person who could have caught it, and I did not. If I did it again, I would write the whole evaluation procedure down</w:t>
       </w:r>
       <w:r>
         <w:t xml:space="preserve"> </w:t>
@@ -2337,7 +2412,7 @@
         <w:t xml:space="preserve"> </w:t>
       </w:r>
       <w:r>
-        <w:t xml:space="preserve">writing any of the code for it — on paper, the leak would have been obvious — and I would find one person permitted to doubt me, early on. Explaining a result aloud to someone catches what re-reading your own code never will.</w:t>
+        <w:t xml:space="preserve">writing any of the code for it, because on paper the leak would have been obvious, and I would find one person allowed to doubt me, early on. Explaining a result aloud to someone catches what re-reading your own code never will.</w:t>
       </w:r>
     </w:p>
     <w:p>
@@ -2446,7 +2521,7 @@
         <w:t xml:space="preserve"> </w:t>
       </w:r>
       <w:r>
-        <w:t xml:space="preserve">to test whether it generalises across datasets — with the §7 safeguards built in from the outset.</w:t>
+        <w:t xml:space="preserve">to test whether it generalises across datasets, with the §7 safeguards built in from the outset.</w:t>
       </w:r>
     </w:p>
     <w:p>
@@ -2454,14 +2529,7 @@
         <w:pStyle w:val="FirstParagraph"/>
       </w:pPr>
       <w:r>
-        <w:t xml:space="preserve">I set out to determine, honestly, whether the way a person types could serve as a quiet second lock on their identity. It can — not a perfect one, and not yet better than a fifteen-year-old benchmark on a test this small, but a real one, measured and reproducible, built by someone who learned, the hard way, to stop trusting his own good news.</w:t>
-      </w:r>
-    </w:p>
-    <w:p>
-      <w:r>
-        <w:pict>
-          <v:rect style="width:0;height:1.5pt" o:hralign="center" o:hrstd="t" o:hr="t"/>
-        </w:pict>
+        <w:t xml:space="preserve">I set out to find, honestly, whether the way a person types could be a quiet second lock on their identity. It can. Not a perfect one, and not yet better than a fifteen-year-old benchmark on a test this small, but a real one, measured and reproducible, built by someone who learned the hard way to stop trusting his own good news.</w:t>
       </w:r>
     </w:p>
     <w:bookmarkEnd w:id="19"/>
@@ -2509,7 +2577,7 @@
         <w:pStyle w:val="FirstParagraph"/>
       </w:pPr>
       <w:r>
-        <w:t xml:space="preserve">I used Anthropic’s Claude (via the Claude Code assistant), across the project’s whole span (November 2025 – July 2026; the dated trail is in the commit history), for: first drafts of some functions, which I reviewed, ran and tested; help hunting bugs; surfacing papers, each of which I checked against the original before citing; and drafting and tightening this report, which I edited into my own voice. It produced no number in this report — every figure comes from code I ran and verified myself. I set the direction, made every scientific decision, and the mistakes in §4 are entirely my own.</w:t>
+        <w:t xml:space="preserve">I used Anthropic’s Claude (via the Claude Code assistant), across the project’s whole span (November 2025 – July 2026; the dated trail is in the commit history), for: first drafts of some functions, which I reviewed, ran and tested; help hunting bugs; surfacing papers, each of which I checked against the original before citing; and drafting and tightening this report, which I edited into my own voice. It produced no number in this report; every figure comes from code I ran and verified myself. I set the direction, made every scientific decision, and the mistakes in §4 are entirely my own.</w:t>
       </w:r>
     </w:p>
     <w:bookmarkEnd w:id="21"/>
@@ -3007,7 +3075,7 @@
         <w:pStyle w:val="Heading3"/>
       </w:pPr>
       <w:r>
-        <w:t xml:space="preserve">Appendix A — Glossary</w:t>
+        <w:t xml:space="preserve">Appendix A: Glossary</w:t>
       </w:r>
     </w:p>
     <w:p>
@@ -3023,13 +3091,13 @@
           <w:b/>
           <w:bCs/>
         </w:rPr>
-        <w:t xml:space="preserve">Biometric</w:t>
-      </w:r>
-      <w:r>
-        <w:t xml:space="preserve"> </w:t>
-      </w:r>
-      <w:r>
-        <w:t xml:space="preserve">— recognising a person from a trait; typing rhythm is a</w:t>
+        <w:t xml:space="preserve">Biometric.</w:t>
+      </w:r>
+      <w:r>
+        <w:t xml:space="preserve"> </w:t>
+      </w:r>
+      <w:r>
+        <w:t xml:space="preserve">Recognising a person from a trait; typing rhythm is a</w:t>
       </w:r>
       <w:r>
         <w:t xml:space="preserve"> </w:t>
@@ -3061,13 +3129,13 @@
           <w:b/>
           <w:bCs/>
         </w:rPr>
-        <w:t xml:space="preserve">Fingerprint / embedding</w:t>
-      </w:r>
-      <w:r>
-        <w:t xml:space="preserve"> </w:t>
-      </w:r>
-      <w:r>
-        <w:t xml:space="preserve">— the 128 numbers the model produces for one typing sample; same-person fingerprints land close together.</w:t>
+        <w:t xml:space="preserve">Fingerprint / embedding.</w:t>
+      </w:r>
+      <w:r>
+        <w:t xml:space="preserve"> </w:t>
+      </w:r>
+      <w:r>
+        <w:t xml:space="preserve">The 128 numbers the model produces for one typing sample; same-person fingerprints land close together.</w:t>
       </w:r>
     </w:p>
     <w:p>
@@ -3083,13 +3151,13 @@
           <w:b/>
           <w:bCs/>
         </w:rPr>
-        <w:t xml:space="preserve">Equal error rate (EER)</w:t>
-      </w:r>
-      <w:r>
-        <w:t xml:space="preserve"> </w:t>
-      </w:r>
-      <w:r>
-        <w:t xml:space="preserve">— the balanced setting where</w:t>
+        <w:t xml:space="preserve">Equal error rate (EER).</w:t>
+      </w:r>
+      <w:r>
+        <w:t xml:space="preserve"> </w:t>
+      </w:r>
+      <w:r>
+        <w:t xml:space="preserve">The balanced setting where</w:t>
       </w:r>
       <w:r>
         <w:t xml:space="preserve"> </w:t>
@@ -3129,13 +3197,13 @@
           <w:b/>
           <w:bCs/>
         </w:rPr>
-        <w:t xml:space="preserve">Open-set test</w:t>
-      </w:r>
-      <w:r>
-        <w:t xml:space="preserve"> </w:t>
-      </w:r>
-      <w:r>
-        <w:t xml:space="preserve">— judged only on people not seen in training; the honest test for authentication.</w:t>
+        <w:t xml:space="preserve">Open-set test.</w:t>
+      </w:r>
+      <w:r>
+        <w:t xml:space="preserve"> </w:t>
+      </w:r>
+      <w:r>
+        <w:t xml:space="preserve">Judged only on people not seen in training; the honest test for authentication.</w:t>
       </w:r>
     </w:p>
     <w:p>
@@ -3151,13 +3219,13 @@
           <w:b/>
           <w:bCs/>
         </w:rPr>
-        <w:t xml:space="preserve">Mahalanobis / Ledoit–Wolf</w:t>
-      </w:r>
-      <w:r>
-        <w:t xml:space="preserve"> </w:t>
-      </w:r>
-      <w:r>
-        <w:t xml:space="preserve">— a distance measure that accounts for how much a person’s own typing naturally varies, kept stable when enrolment samples are few.</w:t>
+        <w:t xml:space="preserve">Mahalanobis / Ledoit–Wolf.</w:t>
+      </w:r>
+      <w:r>
+        <w:t xml:space="preserve"> </w:t>
+      </w:r>
+      <w:r>
+        <w:t xml:space="preserve">A distance measure that accounts for how much a person’s own typing naturally varies, kept stable when enrolment samples are few.</w:t>
       </w:r>
     </w:p>
     <w:bookmarkEnd w:id="28"/>
@@ -3167,7 +3235,7 @@
         <w:pStyle w:val="Heading3"/>
       </w:pPr>
       <w:r>
-        <w:t xml:space="preserve">Appendix B — Full results, figures and provenance</w:t>
+        <w:t xml:space="preserve">Appendix B: Full results, figures and provenance</w:t>
       </w:r>
     </w:p>
     <w:p>
@@ -3961,7 +4029,7 @@
         </w:numPr>
       </w:pPr>
       <w:r>
-        <w:t xml:space="preserve">Seeds 42 / 43 / 44 · 128-number fingerprint · 60 training passes · laptop CPU · ~23 min · Python 3.12, PyTorch 2.5.1 (CPU) — all versions pinned in</w:t>
+        <w:t xml:space="preserve">Seeds 42 / 43 / 44 · 128-number fingerprint · 60 training passes · laptop CPU · ~23 min · Python 3.12, PyTorch 2.5.1 (CPU). All versions pinned in</w:t>
       </w:r>
       <w:r>
         <w:t xml:space="preserve"> </w:t>
@@ -4000,7 +4068,7 @@
           <w:b/>
           <w:bCs/>
         </w:rPr>
-        <w:t xml:space="preserve">Figure B.1 — the error trade-off (DET curve).</w:t>
+        <w:t xml:space="preserve">Figure B.1: the error trade-off (DET curve).</w:t>
       </w:r>
     </w:p>
     <w:p>
@@ -4071,7 +4139,7 @@
           <w:b/>
           <w:bCs/>
         </w:rPr>
-        <w:t xml:space="preserve">Figure B.2 — the fingerprints, as a picture (t-SNE).</w:t>
+        <w:t xml:space="preserve">Figure B.2: the fingerprints, as a picture (t-SNE).</w:t>
       </w:r>
     </w:p>
     <w:p>
@@ -4140,7 +4208,7 @@
         <w:pStyle w:val="Heading3"/>
       </w:pPr>
       <w:r>
-        <w:t xml:space="preserve">Appendix C — Technical specification</w:t>
+        <w:t xml:space="preserve">Appendix C: Technical specification</w:t>
       </w:r>
     </w:p>
     <w:p>
@@ -4170,7 +4238,7 @@
         <w:t xml:space="preserve"> </w:t>
       </w:r>
       <w:r>
-        <w:t xml:space="preserve">One window = one complete password entry (11 keystrokes; 51 subjects × 400 repetitions = 20,400 windows). Each keystroke = four timing features (hold, down–down, flight, up–up) plus a 16-dimensional learned character embedding (a 20-D per-keystroke vector). Timings are the dataset’s raw values in seconds — differences only, shifted to a per-window origin (the first keystroke’s down-time) purely to avoid float32 cancellation at large timestamp magnitudes; there is</w:t>
+        <w:t xml:space="preserve">One window = one complete password entry (11 keystrokes; 51 subjects × 400 repetitions = 20,400 windows). Each keystroke = four timing features (hold, down–down, flight, up–up) plus a 16-dimensional learned character embedding (a 20-D per-keystroke vector). Timings are the dataset’s raw values in seconds, differences only, shifted to a per-window origin (the first keystroke’s down-time) purely to avoid float32 cancellation at large timestamp magnitudes; there is</w:t>
       </w:r>
       <w:r>
         <w:t xml:space="preserve"> </w:t>
@@ -4270,7 +4338,7 @@
         <w:t xml:space="preserve"> </w:t>
       </w:r>
       <w:r>
-        <w:t xml:space="preserve">Enrolment stores the centroid, the enrolment embeddings (k-NN, k = 3), and the Ledoit–Wolf inverse-covariance matrix. Score = unweighted mean of (i) L1 distance to the centroid, (ii) mean L1 distance to the 3 nearest enrolment embeddings, (iii) Ledoit–Wolf Mahalanobis distance; singular covariance falls back to the centroid distance. Per-user threshold = 90th percentile of leave-one-out genuine distances × 1.15, floored at 10⁻³ — the exact floor whose absence caused the live crash of §4. Note the two enrolment regimes: the</w:t>
+        <w:t xml:space="preserve">Enrolment stores the centroid, the enrolment embeddings (k-NN, k = 3), and the Ledoit–Wolf inverse-covariance matrix. Score = unweighted mean of (i) L1 distance to the centroid, (ii) mean L1 distance to the 3 nearest enrolment embeddings, (iii) Ledoit–Wolf Mahalanobis distance; singular covariance falls back to the centroid distance. Per-user threshold = 90th percentile of leave-one-out genuine distances × 1.15, floored at 10⁻³, the exact floor whose absence caused the live crash of §4. Note the two enrolment regimes: the</w:t>
       </w:r>
       <w:r>
         <w:t xml:space="preserve"> </w:t>
@@ -4314,7 +4382,7 @@
           <w:b/>
           <w:bCs/>
         </w:rPr>
-        <w:t xml:space="preserve">Why these pieces work — the mechanism, not just the name.</w:t>
+        <w:t xml:space="preserve">Why these pieces work: the mechanism, not just the name.</w:t>
       </w:r>
       <w:r>
         <w:t xml:space="preserve"> </w:t>
@@ -4374,7 +4442,7 @@
         <w:t xml:space="preserve"> </w:t>
       </w:r>
       <w:r>
-        <w:t xml:space="preserve">(roughly, its shape rather than how fast someone types overall) — the right thing when comparing patterns.</w:t>
+        <w:t xml:space="preserve">(roughly, its shape rather than how fast someone types overall), which is the right thing when comparing patterns.</w:t>
       </w:r>
       <w:r>
         <w:t xml:space="preserve"> </w:t>
@@ -4406,7 +4474,7 @@
         <w:t xml:space="preserve"> </w:t>
       </w:r>
       <w:r>
-        <w:t xml:space="preserve">pair actually present in the mini-batch — the same-person sample that landed farthest away and the different-person sample that landed closest — and pushes them apart by a fixed margin, so the training spends its effort on the genuinely confusable cases instead of the easy ones.</w:t>
+        <w:t xml:space="preserve">pair actually present in the mini-batch (the same-person sample that landed farthest away and the different-person sample that landed closest) and pushes them apart by a fixed margin, so the training spends its effort on the genuinely confusable cases instead of the easy ones.</w:t>
       </w:r>
       <w:r>
         <w:t xml:space="preserve"> </w:t>
@@ -4422,7 +4490,7 @@
         <w:t xml:space="preserve"> </w:t>
       </w:r>
       <w:r>
-        <w:t xml:space="preserve">solves a concrete small-sample problem: with only ~12 enrolment samples living in 128 dimensions, the ordinary covariance matrix that a Mahalanobis distance needs is wildly unstable and often not even invertible, so I blend it toward a well-behaved target — just enough to guarantee a stable, invertible matrix, which is exactly the few-samples-in-many-dimensions situation every new user’s enrolment sits in. That third point is</w:t>
+        <w:t xml:space="preserve">solves a concrete small-sample problem: with only ~12 enrolment samples living in 128 dimensions, the ordinary covariance matrix that a Mahalanobis distance needs is wildly unstable and often not even invertible, so I blend it toward a well-behaved target, just enough to guarantee a stable, invertible matrix, which is exactly the few-samples-in-many-dimensions situation every new user’s enrolment sits in. That third point is</w:t>
       </w:r>
       <w:r>
         <w:t xml:space="preserve"> </w:t>
@@ -4501,7 +4569,7 @@
         <w:t xml:space="preserve"> </w:t>
       </w:r>
       <w:r>
-        <w:t xml:space="preserve">200 are tested — a positional split, chosen deliberately so enrolment never sees the future (mildly pessimistic under session drift, never flattering). Impostors = all 400 windows of each of the other 15 test subjects (6,000 impostor scores per subject). The evaluator raises an error rather than invent a number if a test set would be empty. The headline is the</w:t>
+        <w:t xml:space="preserve">200 are tested: a positional split, chosen deliberately so enrolment never sees the future (mildly pessimistic under session drift, never flattering). Impostors = all 400 windows of each of the other 15 test subjects (6,000 impostor scores per subject). The evaluator raises an error rather than invent a number if a test set would be empty. The headline is the</w:t>
       </w:r>
       <w:r>
         <w:t xml:space="preserve"> </w:t>
@@ -4514,7 +4582,7 @@
         <w:t xml:space="preserve">mean of per-subject EERs</w:t>
       </w:r>
       <w:r>
-        <w:t xml:space="preserve">, matching the 2009 baseline’s methodology — not the pooled-score EER, which mixes subjects with different score scales (pooled, seed 42: 16.1%). Two scorers (scaled-Manhattan headline; full ensemble secondary), never cross-compared. Seeds 42/43/44 for the headline; 14 seeds for the ensemble-vs-primary comparison — the ensemble wins 14/14 (Wilcoxon signed-rank</w:t>
+        <w:t xml:space="preserve">, matching the 2009 baseline’s methodology, not the pooled-score EER, which mixes subjects with different score scales (pooled, seed 42: 16.1%). Two scorers (scaled-Manhattan headline; full ensemble secondary), never cross-compared. Seeds 42/43/44 for the headline; 14 seeds for the ensemble-vs-primary comparison, where the ensemble wins 14/14 (Wilcoxon signed-rank</w:t>
       </w:r>
       <w:r>
         <w:t xml:space="preserve"> </w:t>
@@ -4564,7 +4632,7 @@
         <w:t xml:space="preserve"> </w:t>
       </w:r>
       <w:r>
-        <w:t xml:space="preserve">On the pooled seed-42 score distribution — one global threshold, so these are</w:t>
+        <w:t xml:space="preserve">On the pooled seed-42 score distribution (one global threshold, so these are</w:t>
       </w:r>
       <w:r>
         <w:t xml:space="preserve"> </w:t>
@@ -4580,7 +4648,7 @@
         <w:t xml:space="preserve"> </w:t>
       </w:r>
       <w:r>
-        <w:t xml:space="preserve">than the per-user thresholds actually deployed — tolerating a 5% lock-out rate for genuine users admits ≈18.5% of impostor attempts; tolerating 10% lock-out admits ≈12.4%. This is the security-vs-convenience dial of §2 in numbers, and it is why this system is a second factor, never the only lock.</w:t>
+        <w:t xml:space="preserve">than the per-user thresholds actually deployed), tolerating a 5% lock-out rate for genuine users admits ≈18.5% of impostor attempts; tolerating 10% lock-out admits ≈12.4%. This is the security-vs-convenience dial of §2 in numbers, and it is why this system is a second factor, never the only lock.</w:t>
       </w:r>
     </w:p>
     <w:p>
@@ -4801,7 +4869,7 @@
         <w:t xml:space="preserve"> </w:t>
       </w:r>
       <w:r>
-        <w:t xml:space="preserve">(120 epochs) scored 0.1610 ± 0.0866 / 0.1128 ± 0.0378 on the real test — worse and less stable than the original’s 0.1422 ± 0.0279 / 0.1016 ± 0.0097, with one seed at 0.284. Training loss saturates at the margin in every row: the bottleneck is the 11-key password, not the optimisation.</w:t>
+        <w:t xml:space="preserve">(120 epochs) scored 0.1610 ± 0.0866 / 0.1128 ± 0.0378 on the real test, worse and less stable than the original’s 0.1422 ± 0.0279 / 0.1016 ± 0.0097, with one seed at 0.284. Training loss saturates at the margin in every row: the bottleneck is the 11-key password, not the optimisation.</w:t>
       </w:r>
     </w:p>
     <w:p>
@@ -4837,7 +4905,7 @@
         <w:t xml:space="preserve"> </w:t>
       </w:r>
       <w:r>
-        <w:t xml:space="preserve">A comparable Transformer encoder (2 layers, 4 heads, 77,296 parameters — slightly</w:t>
+        <w:t xml:space="preserve">A comparable Transformer encoder (2 layers, 4 heads, 77,296 parameters, slightly</w:t>
       </w:r>
       <w:r>
         <w:t xml:space="preserve"> </w:t>

--- a/CREST_Gold_Report.docx
+++ b/CREST_Gold_Report.docx
@@ -667,7 +667,7 @@
         <w:t xml:space="preserve"> </w:t>
       </w:r>
       <w:r>
-        <w:t xml:space="preserve">The work ran in four stages across seven months, about 84 hours in total. The dates come from the commit history, not from memory.</w:t>
+        <w:t xml:space="preserve">The work ran across seven months, about 84 hours in total. I have split it into six stages below; the dates come from the commit history, not from memory.</w:t>
       </w:r>
     </w:p>
     <w:tbl>
@@ -752,7 +752,7 @@
               <w:pStyle w:val="Compact"/>
             </w:pPr>
             <w:r>
-              <w:t xml:space="preserve">1. Typing app and keystroke capture</w:t>
+              <w:t xml:space="preserve">1. Typing web app + keystroke capture</w:t>
             </w:r>
           </w:p>
         </w:tc>
@@ -796,7 +796,7 @@
               <w:pStyle w:val="Compact"/>
             </w:pPr>
             <w:r>
-              <w:t xml:space="preserve">The web app that records typing; it became the data source everything else runs on.</w:t>
+              <w:t xml:space="preserve">The site that records every keystroke; it became the project’s data source.</w:t>
             </w:r>
           </w:p>
         </w:tc>
@@ -809,29 +809,29 @@
               <w:pStyle w:val="Compact"/>
             </w:pPr>
             <w:r>
-              <w:t xml:space="preserve">2. Accounts and first recognisers</w:t>
-            </w:r>
-          </w:p>
-        </w:tc>
-        <w:tc>
-          <w:tcPr/>
-          <w:p>
-            <w:pPr>
-              <w:pStyle w:val="Compact"/>
-            </w:pPr>
-            <w:r>
-              <w:t xml:space="preserve">Jan–Feb 2026</w:t>
-            </w:r>
-          </w:p>
-        </w:tc>
-        <w:tc>
-          <w:tcPr/>
-          <w:p>
-            <w:pPr>
-              <w:pStyle w:val="Compact"/>
-            </w:pPr>
-            <w:r>
-              <w:t xml:space="preserve">Feb–Mar 2026</w:t>
+              <w:t xml:space="preserve">2. Accounts and authentication</w:t>
+            </w:r>
+          </w:p>
+        </w:tc>
+        <w:tc>
+          <w:tcPr/>
+          <w:p>
+            <w:pPr>
+              <w:pStyle w:val="Compact"/>
+            </w:pPr>
+            <w:r>
+              <w:t xml:space="preserve">Jan 2026</w:t>
+            </w:r>
+          </w:p>
+        </w:tc>
+        <w:tc>
+          <w:tcPr/>
+          <w:p>
+            <w:pPr>
+              <w:pStyle w:val="Compact"/>
+            </w:pPr>
+            <w:r>
+              <w:t xml:space="preserve">Feb 2026</w:t>
             </w:r>
           </w:p>
         </w:tc>
@@ -853,7 +853,7 @@
               <w:pStyle w:val="Compact"/>
             </w:pPr>
             <w:r>
-              <w:t xml:space="preserve">Logins and two simple statistical checks; the slip went on authentication bugs.</w:t>
+              <w:t xml:space="preserve">Google logins and sessions; the slip went on OAuth and session bugs.</w:t>
             </w:r>
           </w:p>
         </w:tc>
@@ -866,51 +866,51 @@
               <w:pStyle w:val="Compact"/>
             </w:pPr>
             <w:r>
-              <w:t xml:space="preserve">3. Deep-learning rebuild and open-set test</w:t>
-            </w:r>
-          </w:p>
-        </w:tc>
-        <w:tc>
-          <w:tcPr/>
-          <w:p>
-            <w:pPr>
-              <w:pStyle w:val="Compact"/>
-            </w:pPr>
-            <w:r>
-              <w:t xml:space="preserve">Mar–Apr 2026</w:t>
-            </w:r>
-          </w:p>
-        </w:tc>
-        <w:tc>
-          <w:tcPr/>
-          <w:p>
-            <w:pPr>
-              <w:pStyle w:val="Compact"/>
-            </w:pPr>
-            <w:r>
-              <w:t xml:space="preserve">Jun 2026</w:t>
-            </w:r>
-          </w:p>
-        </w:tc>
-        <w:tc>
-          <w:tcPr/>
-          <w:p>
-            <w:pPr>
-              <w:pStyle w:val="Compact"/>
-            </w:pPr>
-            <w:r>
-              <w:t xml:space="preserve">+8 wks</w:t>
-            </w:r>
-          </w:p>
-        </w:tc>
-        <w:tc>
-          <w:tcPr/>
-          <w:p>
-            <w:pPr>
-              <w:pStyle w:val="Compact"/>
-            </w:pPr>
-            <w:r>
-              <w:t xml:space="preserve">The core research: the learned fingerprint, the honest test, the ablations.</w:t>
+              <w:t xml:space="preserve">3. First statistical recognisers + research/serve seam</w:t>
+            </w:r>
+          </w:p>
+        </w:tc>
+        <w:tc>
+          <w:tcPr/>
+          <w:p>
+            <w:pPr>
+              <w:pStyle w:val="Compact"/>
+            </w:pPr>
+            <w:r>
+              <w:t xml:space="preserve">Feb 2026</w:t>
+            </w:r>
+          </w:p>
+        </w:tc>
+        <w:tc>
+          <w:tcPr/>
+          <w:p>
+            <w:pPr>
+              <w:pStyle w:val="Compact"/>
+            </w:pPr>
+            <w:r>
+              <w:t xml:space="preserve">Mar 2026</w:t>
+            </w:r>
+          </w:p>
+        </w:tc>
+        <w:tc>
+          <w:tcPr/>
+          <w:p>
+            <w:pPr>
+              <w:pStyle w:val="Compact"/>
+            </w:pPr>
+            <w:r>
+              <w:t xml:space="preserve">+2 wks</w:t>
+            </w:r>
+          </w:p>
+        </w:tc>
+        <w:tc>
+          <w:tcPr/>
+          <w:p>
+            <w:pPr>
+              <w:pStyle w:val="Compact"/>
+            </w:pPr>
+            <w:r>
+              <w:t xml:space="preserve">Two simple keystroke checks (v1/v2), and the clean split between research code and the live product.</w:t>
             </w:r>
           </w:p>
         </w:tc>
@@ -923,7 +923,121 @@
               <w:pStyle w:val="Compact"/>
             </w:pPr>
             <w:r>
-              <w:t xml:space="preserve">4. Analysis and write-up</w:t>
+              <w:t xml:space="preserve">4. Deep rebuild: encoder, training, verifier</w:t>
+            </w:r>
+          </w:p>
+        </w:tc>
+        <w:tc>
+          <w:tcPr/>
+          <w:p>
+            <w:pPr>
+              <w:pStyle w:val="Compact"/>
+            </w:pPr>
+            <w:r>
+              <w:t xml:space="preserve">Mar–Apr 2026</w:t>
+            </w:r>
+          </w:p>
+        </w:tc>
+        <w:tc>
+          <w:tcPr/>
+          <w:p>
+            <w:pPr>
+              <w:pStyle w:val="Compact"/>
+            </w:pPr>
+            <w:r>
+              <w:t xml:space="preserve">Jun 2026</w:t>
+            </w:r>
+          </w:p>
+        </w:tc>
+        <w:tc>
+          <w:tcPr/>
+          <w:p>
+            <w:pPr>
+              <w:pStyle w:val="Compact"/>
+            </w:pPr>
+            <w:r>
+              <w:t xml:space="preserve">+8 wks</w:t>
+            </w:r>
+          </w:p>
+        </w:tc>
+        <w:tc>
+          <w:tcPr/>
+          <w:p>
+            <w:pPr>
+              <w:pStyle w:val="Compact"/>
+            </w:pPr>
+            <w:r>
+              <w:t xml:space="preserve">The learned 128-number fingerprint, the triplet training and the three-distance verifier, built in one June sprint after the exam pause.</w:t>
+            </w:r>
+          </w:p>
+        </w:tc>
+      </w:tr>
+      <w:tr>
+        <w:tc>
+          <w:tcPr/>
+          <w:p>
+            <w:pPr>
+              <w:pStyle w:val="Compact"/>
+            </w:pPr>
+            <w:r>
+              <w:t xml:space="preserve">5. Honest evaluation and the closed-set fix</w:t>
+            </w:r>
+          </w:p>
+        </w:tc>
+        <w:tc>
+          <w:tcPr/>
+          <w:p>
+            <w:pPr>
+              <w:pStyle w:val="Compact"/>
+            </w:pPr>
+            <w:r>
+              <w:t xml:space="preserve">Apr 2026</w:t>
+            </w:r>
+          </w:p>
+        </w:tc>
+        <w:tc>
+          <w:tcPr/>
+          <w:p>
+            <w:pPr>
+              <w:pStyle w:val="Compact"/>
+            </w:pPr>
+            <w:r>
+              <w:t xml:space="preserve">Jun 2026</w:t>
+            </w:r>
+          </w:p>
+        </w:tc>
+        <w:tc>
+          <w:tcPr/>
+          <w:p>
+            <w:pPr>
+              <w:pStyle w:val="Compact"/>
+            </w:pPr>
+            <w:r>
+              <w:t xml:space="preserve">+8 wks</w:t>
+            </w:r>
+          </w:p>
+        </w:tc>
+        <w:tc>
+          <w:tcPr/>
+          <w:p>
+            <w:pPr>
+              <w:pStyle w:val="Compact"/>
+            </w:pPr>
+            <w:r>
+              <w:t xml:space="preserve">The open-set protocol, the mid-sprint rebuild after the training/test leak (§4), and the checks: 14 seeds, nested validation, a Transformer baseline.</w:t>
+            </w:r>
+          </w:p>
+        </w:tc>
+      </w:tr>
+      <w:tr>
+        <w:tc>
+          <w:tcPr/>
+          <w:p>
+            <w:pPr>
+              <w:pStyle w:val="Compact"/>
+            </w:pPr>
+            <w:r>
+              <w:t xml:space="preserve">6. Analysis, figures, ethics, write-up</w:t>
             </w:r>
           </w:p>
         </w:tc>
@@ -967,7 +1081,7 @@
               <w:pStyle w:val="Compact"/>
             </w:pPr>
             <w:r>
-              <w:t xml:space="preserve">Figures, ethics, and this report; overlapped with re-running numbers after the §4 rebuild.</w:t>
+              <w:t xml:space="preserve">The results and figures, the ethics review, and this report.</w:t>
             </w:r>
           </w:p>
         </w:tc>
@@ -978,7 +1092,7 @@
         <w:pStyle w:val="BodyText"/>
       </w:pPr>
       <w:r>
-        <w:t xml:space="preserve">The eight-week slip on stage 3 was an exam pause over April and May. I used it to settle every research decision on paper, so June was one concentrated sprint instead of improvisation. The deviation I could not plan for came mid-sprint: I found the evaluation was flawed (§4) and had to re-run every figure that followed.</w:t>
+        <w:t xml:space="preserve">The eight-week slip in spring was an exam pause over April and May. I used it to settle every research decision on paper, so June became one concentrated sprint rather than improvisation. The deviation I could not plan for came mid-sprint: I found the evaluation was flawed (§4), which forced me to re-run every figure that followed.</w:t>
       </w:r>
     </w:p>
     <w:bookmarkEnd w:id="12"/>

--- a/CREST_Gold_Report.docx
+++ b/CREST_Gold_Report.docx
@@ -667,7 +667,7 @@
         <w:t xml:space="preserve"> </w:t>
       </w:r>
       <w:r>
-        <w:t xml:space="preserve">The work ran across seven months, about 84 hours in total. I have split it into six stages below; the dates come from the commit history, not from memory.</w:t>
+        <w:t xml:space="preserve">The build ran across seven months, about 84 hours in total. I have split it into six stages below; the dates come from the commit history, not from memory.</w:t>
       </w:r>
     </w:p>
     <w:tbl>
@@ -752,7 +752,7 @@
               <w:pStyle w:val="Compact"/>
             </w:pPr>
             <w:r>
-              <w:t xml:space="preserve">1. Typing web app + keystroke capture</w:t>
+              <w:t xml:space="preserve">1. Typing platform and keystroke-capture engine</w:t>
             </w:r>
           </w:p>
         </w:tc>
@@ -796,7 +796,7 @@
               <w:pStyle w:val="Compact"/>
             </w:pPr>
             <w:r>
-              <w:t xml:space="preserve">The site that records every keystroke; it became the project’s data source.</w:t>
+              <w:t xml:space="preserve">The full-stack site that records every keystroke; it became the project’s data source.</w:t>
             </w:r>
           </w:p>
         </w:tc>
@@ -809,18 +809,18 @@
               <w:pStyle w:val="Compact"/>
             </w:pPr>
             <w:r>
-              <w:t xml:space="preserve">2. Accounts and authentication</w:t>
-            </w:r>
-          </w:p>
-        </w:tc>
-        <w:tc>
-          <w:tcPr/>
-          <w:p>
-            <w:pPr>
-              <w:pStyle w:val="Compact"/>
-            </w:pPr>
-            <w:r>
-              <w:t xml:space="preserve">Jan 2026</w:t>
+              <w:t xml:space="preserve">2. User accounts and secure authentication</w:t>
+            </w:r>
+          </w:p>
+        </w:tc>
+        <w:tc>
+          <w:tcPr/>
+          <w:p>
+            <w:pPr>
+              <w:pStyle w:val="Compact"/>
+            </w:pPr>
+            <w:r>
+              <w:t xml:space="preserve">Jan–Feb 2026</w:t>
             </w:r>
           </w:p>
         </w:tc>
@@ -842,18 +842,18 @@
               <w:pStyle w:val="Compact"/>
             </w:pPr>
             <w:r>
-              <w:t xml:space="preserve">+3 wks</w:t>
-            </w:r>
-          </w:p>
-        </w:tc>
-        <w:tc>
-          <w:tcPr/>
-          <w:p>
-            <w:pPr>
-              <w:pStyle w:val="Compact"/>
-            </w:pPr>
-            <w:r>
-              <w:t xml:space="preserve">Google logins and sessions; the slip went on OAuth and session bugs.</w:t>
+              <w:t xml:space="preserve">on time</w:t>
+            </w:r>
+          </w:p>
+        </w:tc>
+        <w:tc>
+          <w:tcPr/>
+          <w:p>
+            <w:pPr>
+              <w:pStyle w:val="Compact"/>
+            </w:pPr>
+            <w:r>
+              <w:t xml:space="preserve">Google logins and session handling, the gate in front of the biometric layer.</w:t>
             </w:r>
           </w:p>
         </w:tc>
@@ -866,18 +866,18 @@
               <w:pStyle w:val="Compact"/>
             </w:pPr>
             <w:r>
-              <w:t xml:space="preserve">3. First statistical recognisers + research/serve seam</w:t>
-            </w:r>
-          </w:p>
-        </w:tc>
-        <w:tc>
-          <w:tcPr/>
-          <w:p>
-            <w:pPr>
-              <w:pStyle w:val="Compact"/>
-            </w:pPr>
-            <w:r>
-              <w:t xml:space="preserve">Feb 2026</w:t>
+              <w:t xml:space="preserve">3. First biometric engine and the research/serving architecture</w:t>
+            </w:r>
+          </w:p>
+        </w:tc>
+        <w:tc>
+          <w:tcPr/>
+          <w:p>
+            <w:pPr>
+              <w:pStyle w:val="Compact"/>
+            </w:pPr>
+            <w:r>
+              <w:t xml:space="preserve">Feb–Mar 2026</w:t>
             </w:r>
           </w:p>
         </w:tc>
@@ -899,18 +899,18 @@
               <w:pStyle w:val="Compact"/>
             </w:pPr>
             <w:r>
-              <w:t xml:space="preserve">+2 wks</w:t>
-            </w:r>
-          </w:p>
-        </w:tc>
-        <w:tc>
-          <w:tcPr/>
-          <w:p>
-            <w:pPr>
-              <w:pStyle w:val="Compact"/>
-            </w:pPr>
-            <w:r>
-              <w:t xml:space="preserve">Two simple keystroke checks (v1/v2), and the clean split between research code and the live product.</w:t>
+              <w:t xml:space="preserve">on time</w:t>
+            </w:r>
+          </w:p>
+        </w:tc>
+        <w:tc>
+          <w:tcPr/>
+          <w:p>
+            <w:pPr>
+              <w:pStyle w:val="Compact"/>
+            </w:pPr>
+            <w:r>
+              <w:t xml:space="preserve">Two statistical keystroke recognisers (v1/v2), and the clean split between research code and the live product.</w:t>
             </w:r>
           </w:p>
         </w:tc>
@@ -923,18 +923,18 @@
               <w:pStyle w:val="Compact"/>
             </w:pPr>
             <w:r>
-              <w:t xml:space="preserve">4. Deep rebuild: encoder, training, verifier</w:t>
-            </w:r>
-          </w:p>
-        </w:tc>
-        <w:tc>
-          <w:tcPr/>
-          <w:p>
-            <w:pPr>
-              <w:pStyle w:val="Compact"/>
-            </w:pPr>
-            <w:r>
-              <w:t xml:space="preserve">Mar–Apr 2026</w:t>
+              <w:t xml:space="preserve">4. Deep metric-learning model: encoder, training, verifier</w:t>
+            </w:r>
+          </w:p>
+        </w:tc>
+        <w:tc>
+          <w:tcPr/>
+          <w:p>
+            <w:pPr>
+              <w:pStyle w:val="Compact"/>
+            </w:pPr>
+            <w:r>
+              <w:t xml:space="preserve">Apr–Jun 2026</w:t>
             </w:r>
           </w:p>
         </w:tc>
@@ -956,18 +956,18 @@
               <w:pStyle w:val="Compact"/>
             </w:pPr>
             <w:r>
-              <w:t xml:space="preserve">+8 wks</w:t>
-            </w:r>
-          </w:p>
-        </w:tc>
-        <w:tc>
-          <w:tcPr/>
-          <w:p>
-            <w:pPr>
-              <w:pStyle w:val="Compact"/>
-            </w:pPr>
-            <w:r>
-              <w:t xml:space="preserve">The learned 128-number fingerprint, the triplet training and the three-distance verifier, built in one June sprint after the exam pause.</w:t>
+              <w:t xml:space="preserve">on time</w:t>
+            </w:r>
+          </w:p>
+        </w:tc>
+        <w:tc>
+          <w:tcPr/>
+          <w:p>
+            <w:pPr>
+              <w:pStyle w:val="Compact"/>
+            </w:pPr>
+            <w:r>
+              <w:t xml:space="preserve">The learned 128-number fingerprint, the triplet-loss training pipeline and the three-distance verifier.</w:t>
             </w:r>
           </w:p>
         </w:tc>
@@ -980,18 +980,18 @@
               <w:pStyle w:val="Compact"/>
             </w:pPr>
             <w:r>
-              <w:t xml:space="preserve">5. Honest evaluation and the closed-set fix</w:t>
-            </w:r>
-          </w:p>
-        </w:tc>
-        <w:tc>
-          <w:tcPr/>
-          <w:p>
-            <w:pPr>
-              <w:pStyle w:val="Compact"/>
-            </w:pPr>
-            <w:r>
-              <w:t xml:space="preserve">Apr 2026</w:t>
+              <w:t xml:space="preserve">5. Open-set evaluation harness and validation</w:t>
+            </w:r>
+          </w:p>
+        </w:tc>
+        <w:tc>
+          <w:tcPr/>
+          <w:p>
+            <w:pPr>
+              <w:pStyle w:val="Compact"/>
+            </w:pPr>
+            <w:r>
+              <w:t xml:space="preserve">May–Jun 2026</w:t>
             </w:r>
           </w:p>
         </w:tc>
@@ -1013,18 +1013,18 @@
               <w:pStyle w:val="Compact"/>
             </w:pPr>
             <w:r>
-              <w:t xml:space="preserve">+8 wks</w:t>
-            </w:r>
-          </w:p>
-        </w:tc>
-        <w:tc>
-          <w:tcPr/>
-          <w:p>
-            <w:pPr>
-              <w:pStyle w:val="Compact"/>
-            </w:pPr>
-            <w:r>
-              <w:t xml:space="preserve">The open-set protocol, the mid-sprint rebuild after the training/test leak (§4), and the checks: 14 seeds, nested validation, a Transformer baseline.</w:t>
+              <w:t xml:space="preserve">on time</w:t>
+            </w:r>
+          </w:p>
+        </w:tc>
+        <w:tc>
+          <w:tcPr/>
+          <w:p>
+            <w:pPr>
+              <w:pStyle w:val="Compact"/>
+            </w:pPr>
+            <w:r>
+              <w:t xml:space="preserve">The honest test protocol, the mid-sprint rebuild after the training/test leak (§4), and the checks: 14 seeds, nested validation, a Transformer baseline.</w:t>
             </w:r>
           </w:p>
         </w:tc>
@@ -1037,18 +1037,18 @@
               <w:pStyle w:val="Compact"/>
             </w:pPr>
             <w:r>
-              <w:t xml:space="preserve">6. Analysis, figures, ethics, write-up</w:t>
-            </w:r>
-          </w:p>
-        </w:tc>
-        <w:tc>
-          <w:tcPr/>
-          <w:p>
-            <w:pPr>
-              <w:pStyle w:val="Compact"/>
-            </w:pPr>
-            <w:r>
-              <w:t xml:space="preserve">May 2026</w:t>
+              <w:t xml:space="preserve">6. Analysis, figures, and the scientific write-up</w:t>
+            </w:r>
+          </w:p>
+        </w:tc>
+        <w:tc>
+          <w:tcPr/>
+          <w:p>
+            <w:pPr>
+              <w:pStyle w:val="Compact"/>
+            </w:pPr>
+            <w:r>
+              <w:t xml:space="preserve">Jun 2026</w:t>
             </w:r>
           </w:p>
         </w:tc>
@@ -1070,7 +1070,7 @@
               <w:pStyle w:val="Compact"/>
             </w:pPr>
             <w:r>
-              <w:t xml:space="preserve">+6 wks</w:t>
+              <w:t xml:space="preserve">+2 wks</w:t>
             </w:r>
           </w:p>
         </w:tc>
@@ -1092,7 +1092,7 @@
         <w:pStyle w:val="BodyText"/>
       </w:pPr>
       <w:r>
-        <w:t xml:space="preserve">The eight-week slip in spring was an exam pause over April and May. I used it to settle every research decision on paper, so June became one concentrated sprint rather than improvisation. The deviation I could not plan for came mid-sprint: I found the evaluation was flawed (§4), which forced me to re-run every figure that followed.</w:t>
+        <w:t xml:space="preserve">The research phase (stages 4 and 5) was scheduled from April through June, so the April–May exam period fell inside the plan rather than derailing it. I spent those weeks settling every research decision on paper, then built the model and ran the evaluation in one concentrated June sprint. The one change I could not plan for came mid-sprint, when I found the evaluation was flawed (§4) and had to re-run every figure that followed. That rework pushed the write-up about two weeks into July.</w:t>
       </w:r>
     </w:p>
     <w:bookmarkEnd w:id="12"/>

--- a/CREST_Gold_Report.docx
+++ b/CREST_Gold_Report.docx
@@ -820,7 +820,7 @@
               <w:pStyle w:val="Compact"/>
             </w:pPr>
             <w:r>
-              <w:t xml:space="preserve">Jan–Feb 2026</w:t>
+              <w:t xml:space="preserve">Jan 2026</w:t>
             </w:r>
           </w:p>
         </w:tc>
@@ -842,18 +842,18 @@
               <w:pStyle w:val="Compact"/>
             </w:pPr>
             <w:r>
-              <w:t xml:space="preserve">on time</w:t>
-            </w:r>
-          </w:p>
-        </w:tc>
-        <w:tc>
-          <w:tcPr/>
-          <w:p>
-            <w:pPr>
-              <w:pStyle w:val="Compact"/>
-            </w:pPr>
-            <w:r>
-              <w:t xml:space="preserve">Google logins and session handling, the gate in front of the biometric layer.</w:t>
+              <w:t xml:space="preserve">+3 wks</w:t>
+            </w:r>
+          </w:p>
+        </w:tc>
+        <w:tc>
+          <w:tcPr/>
+          <w:p>
+            <w:pPr>
+              <w:pStyle w:val="Compact"/>
+            </w:pPr>
+            <w:r>
+              <w:t xml:space="preserve">Google logins and session handling, the gate in front of the biometric layer; OAuth and session bugs cost three weeks here.</w:t>
             </w:r>
           </w:p>
         </w:tc>
@@ -899,18 +899,18 @@
               <w:pStyle w:val="Compact"/>
             </w:pPr>
             <w:r>
-              <w:t xml:space="preserve">on time</w:t>
-            </w:r>
-          </w:p>
-        </w:tc>
-        <w:tc>
-          <w:tcPr/>
-          <w:p>
-            <w:pPr>
-              <w:pStyle w:val="Compact"/>
-            </w:pPr>
-            <w:r>
-              <w:t xml:space="preserve">Two statistical keystroke recognisers (v1/v2), and the clean split between research code and the live product.</w:t>
+              <w:t xml:space="preserve">recovered</w:t>
+            </w:r>
+          </w:p>
+        </w:tc>
+        <w:tc>
+          <w:tcPr/>
+          <w:p>
+            <w:pPr>
+              <w:pStyle w:val="Compact"/>
+            </w:pPr>
+            <w:r>
+              <w:t xml:space="preserve">Two statistical keystroke recognisers (v1/v2), and the clean split between research code and the live product; compressed to recover the three weeks lost in stage 2.</w:t>
             </w:r>
           </w:p>
         </w:tc>
@@ -1092,7 +1092,7 @@
         <w:pStyle w:val="BodyText"/>
       </w:pPr>
       <w:r>
-        <w:t xml:space="preserve">The research phase (stages 4 and 5) was scheduled from April through June, so the April–May exam period fell inside the plan rather than derailing it. I spent those weeks settling every research decision on paper, then built the model and ran the evaluation in one concentrated June sprint. The one change I could not plan for came mid-sprint, when I found the evaluation was flawed (§4) and had to re-run every figure that followed. That rework pushed the write-up about two weeks into July.</w:t>
+        <w:t xml:space="preserve">Authentication in stage 2 ran three weeks over on OAuth and session bugs. I recovered that time by compressing the recogniser work in stage 3, so I entered the research phase on schedule. That phase (stages 4 and 5) was scheduled from April through June, which put the April–May exam period inside the plan rather than derailing it: I spent those weeks settling every research decision on paper, then built the model and ran the evaluation in one concentrated June sprint. The one change I could not plan for came mid-sprint, when I found the evaluation was flawed (§4) and had to re-run every figure that followed. That rework pushed the write-up about two weeks into July.</w:t>
       </w:r>
     </w:p>
     <w:bookmarkEnd w:id="12"/>

--- a/CREST_Gold_Report.docx
+++ b/CREST_Gold_Report.docx
@@ -137,7 +137,7 @@
               <w:pStyle w:val="Compact"/>
             </w:pPr>
             <w:r>
-              <w:t xml:space="preserve">25 November 2025 – 10 June 2026</w:t>
+              <w:t xml:space="preserve">November 2025 – July 2026</w:t>
             </w:r>
           </w:p>
         </w:tc>
@@ -174,7 +174,7 @@
         <w:t xml:space="preserve"> </w:t>
       </w:r>
       <w:r>
-        <w:t xml:space="preserve">a person types, their rhythm, could serve as a quiet second check that a stolen password cannot fake. I built a system that turns a burst of typing into a kind of numerical fingerprint and decides whether a new burst matches. Tested on 51 people typing the same password, and judged only on people it had never seen, it was wrong about one decision in ten: good, but not quite good enough to beat the best method from a well-known 2009 study. This is an account of building it, of the mistake that nearly produced a far more impressive but false result, and of what an honest near-miss is actually worth.</w:t>
+        <w:t xml:space="preserve">a person types, their rhythm, could serve as a quiet second check that a stolen password cannot fake. I built a system that turns a burst of typing into a kind of numerical fingerprint and decides whether a new burst matches. Tested on 51 people typing the same password, and judged only on people it had never seen, it was wrong about one attempt in seven: close to the best method from a well-known 2009 study, but short of beating it. This is an account of building it, of the mistake that nearly produced a far more impressive but false result, and of what an honest near-miss is actually worth.</w:t>
       </w:r>
     </w:p>
     <w:p>
@@ -372,7 +372,7 @@
         <w:pStyle w:val="BodyText"/>
       </w:pPr>
       <w:r>
-        <w:t xml:space="preserve">This is not a rare problem. Verizon’s 2024 security report attributed about 88% of attacks on web applications to stolen passwords, most of them automated: attackers take millions of leaked passwords from one site and try them against the login pages of every other, on the assumption that people reuse them. Usually they do. Two-factor codes help, but they interrupt the user at every login, and anything that interrupts is eventually switched off.</w:t>
+        <w:t xml:space="preserve">This is not a rare problem. Verizon’s 2024 security report attributed about 88% of basic web-application attacks to stolen passwords, most of them automated: attackers take millions of leaked passwords from one site and try them against the login pages of every other, on the assumption that people reuse them. Usually they do. Two-factor codes help, but they interrupt the user at every login, and anything that interrupts is eventually switched off.</w:t>
       </w:r>
     </w:p>
     <w:p>
@@ -2120,7 +2120,7 @@
         <w:pStyle w:val="BodyText"/>
       </w:pPr>
       <w:r>
-        <w:t xml:space="preserve">Did the five objectives I set myself (§1) hold up? For the most part, and I can point to where. The fingerprint works and runs in milliseconds on an ordinary laptop (O1); it clusters strangers it never trained on, as Figure B.2 shows (O2); the score is honest, measured open-set on 16 unseen people, behind a guard that makes a leak impossible (O3); the simple and blended scorers both come from a single run, so the comparison is fair rather than selective (O4); and the whole system re-runs from one command on a pinned dataset, failing safe when it breaks (O5). The one objective I set out to meet and did</w:t>
+        <w:t xml:space="preserve">Did the five objectives I set myself (§1) hold up? For the most part, and I can point to where. The fingerprint works and runs in under a millisecond on an ordinary laptop (O1); it clusters strangers it never trained on, as Figure B.2 shows (O2); the score is honest, measured open-set on 16 unseen people, behind a guard that makes a leak impossible (O3); the simple and blended scorers both come from a single run, so the comparison is fair rather than selective (O4); and the whole system re-runs from one command on a pinned dataset, failing safe when it breaks (O5). The one objective I set out to meet and did</w:t>
       </w:r>
       <w:r>
         <w:t xml:space="preserve"> </w:t>
@@ -2643,7 +2643,7 @@
         <w:pStyle w:val="FirstParagraph"/>
       </w:pPr>
       <w:r>
-        <w:t xml:space="preserve">I set out to find, honestly, whether the way a person types could be a quiet second lock on their identity. It can. Not a perfect one, and not yet better than a fifteen-year-old benchmark on a test this small, but a real one, measured and reproducible, built by someone who learned the hard way to stop trusting his own good news.</w:t>
+        <w:t xml:space="preserve">I set out to find, honestly, whether the way a person types could be a quiet second lock on their identity. It can. Not a perfect one, and not yet better than the 2009 benchmark on a test this small, but a real one, measured and reproducible, built by someone who learned the hard way to stop trusting his own good news.</w:t>
       </w:r>
     </w:p>
     <w:bookmarkEnd w:id="19"/>

--- a/CREST_Gold_Report.docx
+++ b/CREST_Gold_Report.docx
@@ -2691,7 +2691,7 @@
         <w:pStyle w:val="FirstParagraph"/>
       </w:pPr>
       <w:r>
-        <w:t xml:space="preserve">I used Anthropic’s Claude (via the Claude Code assistant), across the project’s whole span (November 2025 – July 2026; the dated trail is in the commit history), for: first drafts of some functions, which I reviewed, ran and tested; help hunting bugs; surfacing papers, each of which I checked against the original before citing; and drafting and tightening this report, which I edited into my own voice. It produced no number in this report; every figure comes from code I ran and verified myself. I set the direction, made every scientific decision, and the mistakes in §4 are entirely my own.</w:t>
+        <w:t xml:space="preserve">I used Anthropic’s Claude (via the Claude Code assistant) as a coding aid across the project’s whole span (November 2025 – July 2026; the dated trail is in the commit history): first drafts of some functions, which I reviewed, ran and tested, and help tracking down bugs. It also surfaced candidate papers, each of which I checked against the original before citing. The report itself is entirely my own writing; Claude drafted none of it. It produced no number here either; every figure comes from code I ran and verified myself. I set the direction, made every scientific decision, and the mistakes in §4 are entirely my own.</w:t>
       </w:r>
     </w:p>
     <w:bookmarkEnd w:id="21"/>

--- a/CREST_Gold_Report.docx
+++ b/CREST_Gold_Report.docx
@@ -7,7 +7,7 @@
         <w:pStyle w:val="Title"/>
       </w:pPr>
       <w:r>
-        <w:t xml:space="preserve">Keystroke-Dynamics Verification - CREST Gold Report</w:t>
+        <w:t xml:space="preserve">Verifying Identity from Typing Rhythm - CREST Gold Report</w:t>
       </w:r>
     </w:p>
     <w:p>
@@ -18,22 +18,13 @@
         <w:t xml:space="preserve">Devadit Jain</w:t>
       </w:r>
     </w:p>
-    <w:bookmarkStart w:id="38" w:name="Xb1fe90bbded691f8747793f12fe0d9098e0fce8"/>
+    <w:bookmarkStart w:id="37" w:name="Xdf5619ebb442697bda9abdfa59f4e82d6723dbd"/>
     <w:p>
       <w:pPr>
         <w:pStyle w:val="Heading1"/>
       </w:pPr>
       <w:r>
-        <w:t xml:space="preserve">Can You Be Recognised by the Way You Type?</w:t>
-      </w:r>
-    </w:p>
-    <w:bookmarkStart w:id="9" w:name="X235cac1e69a6f65f93ef960460ad6bbb27f2d8a"/>
-    <w:p>
-      <w:pPr>
-        <w:pStyle w:val="Heading3"/>
-      </w:pPr>
-      <w:r>
-        <w:t xml:space="preserve">Verifying who someone is from their typing rhythm alone</w:t>
+        <w:t xml:space="preserve">Verifying Identity from Typing Rhythm: An Open-Set Deep Metric Learning Approach</w:t>
       </w:r>
     </w:p>
     <w:tbl>
@@ -143,54 +134,41 @@
         </w:tc>
       </w:tr>
     </w:tbl>
+    <w:bookmarkStart w:id="9" w:name="abstract"/>
+    <w:p>
+      <w:pPr>
+        <w:pStyle w:val="Heading2"/>
+      </w:pPr>
+      <w:r>
+        <w:t xml:space="preserve">Abstract</w:t>
+      </w:r>
+    </w:p>
+    <w:p>
+      <w:pPr>
+        <w:pStyle w:val="FirstParagraph"/>
+      </w:pPr>
+      <w:r>
+        <w:t xml:space="preserve">Someone broke into an account I cared about using a stolen password, and the system raised no alarm. The password was correct, so as far as the system knew, the attacker was me. This project asks whether the</w:t>
+      </w:r>
+      <w:r>
+        <w:t xml:space="preserve"> </w:t>
+      </w:r>
+      <w:r>
+        <w:rPr>
+          <w:i/>
+          <w:iCs/>
+        </w:rPr>
+        <w:t xml:space="preserve">way</w:t>
+      </w:r>
+      <w:r>
+        <w:t xml:space="preserve"> </w:t>
+      </w:r>
+      <w:r>
+        <w:t xml:space="preserve">a person types, their rhythm, could serve as a quiet second check that a stolen password cannot fake. I built a system that turns a burst of typing into a kind of numerical fingerprint and decides whether a new burst matches. Tested on 51 people typing the same password, and judged only on people it had never seen, it was wrong about one attempt in seven: close to the best method from a well-known 2009 study, but short of beating it. This is an account of building it, of the mistake that nearly produced a far more impressive but false result, and of what an honest near-miss is actually worth.</w:t>
+      </w:r>
+    </w:p>
     <w:bookmarkEnd w:id="9"/>
-    <w:bookmarkStart w:id="10" w:name="abstract"/>
-    <w:p>
-      <w:pPr>
-        <w:pStyle w:val="Heading2"/>
-      </w:pPr>
-      <w:r>
-        <w:t xml:space="preserve">Abstract</w:t>
-      </w:r>
-    </w:p>
-    <w:p>
-      <w:pPr>
-        <w:pStyle w:val="FirstParagraph"/>
-      </w:pPr>
-      <w:r>
-        <w:t xml:space="preserve">Someone broke into an account I cared about using a stolen password, and the system raised no alarm. The password was correct, so as far as the system knew, the attacker was me. This project asks whether the</w:t>
-      </w:r>
-      <w:r>
-        <w:t xml:space="preserve"> </w:t>
-      </w:r>
-      <w:r>
-        <w:rPr>
-          <w:i/>
-          <w:iCs/>
-        </w:rPr>
-        <w:t xml:space="preserve">way</w:t>
-      </w:r>
-      <w:r>
-        <w:t xml:space="preserve"> </w:t>
-      </w:r>
-      <w:r>
-        <w:t xml:space="preserve">a person types, their rhythm, could serve as a quiet second check that a stolen password cannot fake. I built a system that turns a burst of typing into a kind of numerical fingerprint and decides whether a new burst matches. Tested on 51 people typing the same password, and judged only on people it had never seen, it was wrong about one attempt in seven: close to the best method from a well-known 2009 study, but short of beating it. This is an account of building it, of the mistake that nearly produced a far more impressive but false result, and of what an honest near-miss is actually worth.</w:t>
-      </w:r>
-    </w:p>
-    <w:p>
-      <w:pPr>
-        <w:pStyle w:val="BodyText"/>
-      </w:pPr>
-      <w:r>
-        <w:rPr>
-          <w:i/>
-          <w:iCs/>
-        </w:rPr>
-        <w:t xml:space="preserve">(This can be followed without any background in code or AI. Where an idea becomes technical, I explain it first with an everyday comparison; the exact designs and figures are in Appendix C, and omitting it costs none of the argument.)</w:t>
-      </w:r>
-    </w:p>
-    <w:bookmarkEnd w:id="10"/>
-    <w:bookmarkStart w:id="11" w:name="contents"/>
+    <w:bookmarkStart w:id="10" w:name="contents"/>
     <w:p>
       <w:pPr>
         <w:pStyle w:val="Heading2"/>
@@ -307,8 +285,8 @@
         <w:t xml:space="preserve">Acknowledgements · AI use · References · Appendices</w:t>
       </w:r>
     </w:p>
-    <w:bookmarkEnd w:id="11"/>
-    <w:bookmarkStart w:id="12" w:name="introduction"/>
+    <w:bookmarkEnd w:id="10"/>
+    <w:bookmarkStart w:id="11" w:name="introduction"/>
     <w:p>
       <w:pPr>
         <w:pStyle w:val="Heading2"/>
@@ -1095,8 +1073,8 @@
         <w:t xml:space="preserve">Authentication in stage 2 ran three weeks over on OAuth and session bugs. I recovered that time by compressing the recogniser work in stage 3, so I entered the research phase on schedule. That phase (stages 4 and 5) was scheduled from April through June, which put the April–May exam period inside the plan rather than derailing it: I spent those weeks settling every research decision on paper, then built the model and ran the evaluation in one concentrated June sprint. The one change I could not plan for came mid-sprint, when I found the evaluation was flawed (§4) and had to re-run every figure that followed. That rework pushed the write-up about two weeks into July.</w:t>
       </w:r>
     </w:p>
-    <w:bookmarkEnd w:id="12"/>
-    <w:bookmarkStart w:id="13" w:name="background-and-related-work"/>
+    <w:bookmarkEnd w:id="11"/>
+    <w:bookmarkStart w:id="12" w:name="background-and-related-work"/>
     <w:p>
       <w:pPr>
         <w:pStyle w:val="Heading2"/>
@@ -1286,8 +1264,8 @@
         <w:t xml:space="preserve">to the small, fixed-text benchmark: does it beat the older hand-built method on its own ground, tested fairly on strangers? That is the question in the gap between the two worlds, and it is where a student with a laptop can contribute.</w:t>
       </w:r>
     </w:p>
-    <w:bookmarkEnd w:id="13"/>
-    <w:bookmarkStart w:id="14" w:name="method"/>
+    <w:bookmarkEnd w:id="12"/>
+    <w:bookmarkStart w:id="13" w:name="method"/>
     <w:p>
       <w:pPr>
         <w:pStyle w:val="Heading2"/>
@@ -1772,111 +1750,111 @@
         <w:t xml:space="preserve">. As a brief live check, I enrolled one held-out person and passed genuine and impostor samples through the system. Genuine samples scored 3.10 on average, impostors 6.73 (a lower score means more genuine), so the deployed system does rank impostors below the real user. It also failed on its first run, in a revealing way that I return to below.</w:t>
       </w:r>
     </w:p>
+    <w:bookmarkEnd w:id="13"/>
+    <w:bookmarkStart w:id="14" w:name="evaluation-design"/>
+    <w:p>
+      <w:pPr>
+        <w:pStyle w:val="Heading2"/>
+      </w:pPr>
+      <w:r>
+        <w:t xml:space="preserve">4. Evaluation design</w:t>
+      </w:r>
+    </w:p>
+    <w:p>
+      <w:pPr>
+        <w:pStyle w:val="FirstParagraph"/>
+      </w:pPr>
+      <w:r>
+        <w:t xml:space="preserve">My first evaluation produced a result I was pleased with. On re-reading the training code, I found the cause: the network had been trained on all 51 subjects, the very people it was then tested on. I had been grading the model on people it had already studied.</w:t>
+      </w:r>
+    </w:p>
+    <w:p>
+      <w:pPr>
+        <w:pStyle w:val="BodyText"/>
+      </w:pPr>
+      <w:r>
+        <w:t xml:space="preserve">It is one of the oldest mistakes in machine learning, and the analogy is exact: giving a student the exam questions the night before, then being impressed when they pass. This was not deliberate deception. The code had quietly produced a flattering result, and I had been willing to take it. That is the point at which the project became science, the point at which I started treating a good result as something to</w:t>
+      </w:r>
+      <w:r>
+        <w:t xml:space="preserve"> </w:t>
+      </w:r>
+      <w:r>
+        <w:rPr>
+          <w:i/>
+          <w:iCs/>
+        </w:rPr>
+        <w:t xml:space="preserve">attack</w:t>
+      </w:r>
+      <w:r>
+        <w:t xml:space="preserve"> </w:t>
+      </w:r>
+      <w:r>
+        <w:t xml:space="preserve">rather than celebrate.</w:t>
+      </w:r>
+    </w:p>
+    <w:p>
+      <w:pPr>
+        <w:pStyle w:val="BodyText"/>
+      </w:pPr>
+      <w:r>
+        <w:t xml:space="preserve">The fix set the rule for everything that followed. I split the 51 people into 35 for training and 16 held back. The network sees only the 35, and is judged only on the 16 strangers, with a runtime check that makes it</w:t>
+      </w:r>
+      <w:r>
+        <w:t xml:space="preserve"> </w:t>
+      </w:r>
+      <w:r>
+        <w:rPr>
+          <w:i/>
+          <w:iCs/>
+        </w:rPr>
+        <w:t xml:space="preserve">impossible</w:t>
+      </w:r>
+      <w:r>
+        <w:t xml:space="preserve"> </w:t>
+      </w:r>
+      <w:r>
+        <w:t xml:space="preserve">for a test subject to leak into training. This is the honest test for authentication, because the only thing that matters is whether the system recognises people it has never met. It also cost me that flattering number: the honest error rate proved far higher than the leaked one. It was worth every point.</w:t>
+      </w:r>
+    </w:p>
+    <w:p>
+      <w:pPr>
+        <w:pStyle w:val="BodyText"/>
+      </w:pPr>
+      <w:r>
+        <w:t xml:space="preserve">Most of the real work was debugging of this kind, and the useful bugs were never the ones a test caught. They were the ones I found by asking whether a</w:t>
+      </w:r>
+      <w:r>
+        <w:t xml:space="preserve"> </w:t>
+      </w:r>
+      <w:r>
+        <w:rPr>
+          <w:i/>
+          <w:iCs/>
+        </w:rPr>
+        <w:t xml:space="preserve">passing</w:t>
+      </w:r>
+      <w:r>
+        <w:t xml:space="preserve"> </w:t>
+      </w:r>
+      <w:r>
+        <w:t xml:space="preserve">test actually proved what it claimed. Three more stand out. The live service crashed for one unusually consistent typist: typing the same password almost identically each time drove their personal threshold close to zero and overflowed a later calculation. None of my test data, which was artificially varied, could have triggered it; only a real person did. On the first day, the real data file trained on all-zero timings, because its columns were named differently from my test fixture and my code read straight past them, reporting a plausible number the whole time. And for a while the blended decision-maker I was most pleased with was being measured</w:t>
+      </w:r>
+      <w:r>
+        <w:t xml:space="preserve"> </w:t>
+      </w:r>
+      <w:r>
+        <w:rPr>
+          <w:i/>
+          <w:iCs/>
+        </w:rPr>
+        <w:t xml:space="preserve">nowhere</w:t>
+      </w:r>
+      <w:r>
+        <w:t xml:space="preserve">: the evaluation scored only the simple distance, so the ensemble ran in the live product while earning no result at all. I noticed only when I asked why my supposedly better method had no figure to its name, and wiring it correctly into the evaluation is where the 10.2% comes from. A method you have not measured is not a method; it is a hope. (The full log of thirteen fixes is in the project repository.)</w:t>
+      </w:r>
+    </w:p>
     <w:bookmarkEnd w:id="14"/>
-    <w:bookmarkStart w:id="15" w:name="evaluation-design"/>
-    <w:p>
-      <w:pPr>
-        <w:pStyle w:val="Heading2"/>
-      </w:pPr>
-      <w:r>
-        <w:t xml:space="preserve">4. Evaluation design</w:t>
-      </w:r>
-    </w:p>
-    <w:p>
-      <w:pPr>
-        <w:pStyle w:val="FirstParagraph"/>
-      </w:pPr>
-      <w:r>
-        <w:t xml:space="preserve">My first evaluation produced a result I was pleased with. On re-reading the training code, I found the cause: the network had been trained on all 51 subjects, the very people it was then tested on. I had been grading the model on people it had already studied.</w:t>
-      </w:r>
-    </w:p>
-    <w:p>
-      <w:pPr>
-        <w:pStyle w:val="BodyText"/>
-      </w:pPr>
-      <w:r>
-        <w:t xml:space="preserve">It is one of the oldest mistakes in machine learning, and the analogy is exact: giving a student the exam questions the night before, then being impressed when they pass. This was not deliberate deception. The code had quietly produced a flattering result, and I had been willing to take it. That is the point at which the project became science, the point at which I started treating a good result as something to</w:t>
-      </w:r>
-      <w:r>
-        <w:t xml:space="preserve"> </w:t>
-      </w:r>
-      <w:r>
-        <w:rPr>
-          <w:i/>
-          <w:iCs/>
-        </w:rPr>
-        <w:t xml:space="preserve">attack</w:t>
-      </w:r>
-      <w:r>
-        <w:t xml:space="preserve"> </w:t>
-      </w:r>
-      <w:r>
-        <w:t xml:space="preserve">rather than celebrate.</w:t>
-      </w:r>
-    </w:p>
-    <w:p>
-      <w:pPr>
-        <w:pStyle w:val="BodyText"/>
-      </w:pPr>
-      <w:r>
-        <w:t xml:space="preserve">The fix set the rule for everything that followed. I split the 51 people into 35 for training and 16 held back. The network sees only the 35, and is judged only on the 16 strangers, with a runtime check that makes it</w:t>
-      </w:r>
-      <w:r>
-        <w:t xml:space="preserve"> </w:t>
-      </w:r>
-      <w:r>
-        <w:rPr>
-          <w:i/>
-          <w:iCs/>
-        </w:rPr>
-        <w:t xml:space="preserve">impossible</w:t>
-      </w:r>
-      <w:r>
-        <w:t xml:space="preserve"> </w:t>
-      </w:r>
-      <w:r>
-        <w:t xml:space="preserve">for a test subject to leak into training. This is the honest test for authentication, because the only thing that matters is whether the system recognises people it has never met. It also cost me that flattering number: the honest error rate proved far higher than the leaked one. It was worth every point.</w:t>
-      </w:r>
-    </w:p>
-    <w:p>
-      <w:pPr>
-        <w:pStyle w:val="BodyText"/>
-      </w:pPr>
-      <w:r>
-        <w:t xml:space="preserve">Most of the real work was debugging of this kind, and the useful bugs were never the ones a test caught. They were the ones I found by asking whether a</w:t>
-      </w:r>
-      <w:r>
-        <w:t xml:space="preserve"> </w:t>
-      </w:r>
-      <w:r>
-        <w:rPr>
-          <w:i/>
-          <w:iCs/>
-        </w:rPr>
-        <w:t xml:space="preserve">passing</w:t>
-      </w:r>
-      <w:r>
-        <w:t xml:space="preserve"> </w:t>
-      </w:r>
-      <w:r>
-        <w:t xml:space="preserve">test actually proved what it claimed. Three more stand out. The live service crashed for one unusually consistent typist: typing the same password almost identically each time drove their personal threshold close to zero and overflowed a later calculation. None of my test data, which was artificially varied, could have triggered it; only a real person did. On the first day, the real data file trained on all-zero timings, because its columns were named differently from my test fixture and my code read straight past them, reporting a plausible number the whole time. And for a while the blended decision-maker I was most pleased with was being measured</w:t>
-      </w:r>
-      <w:r>
-        <w:t xml:space="preserve"> </w:t>
-      </w:r>
-      <w:r>
-        <w:rPr>
-          <w:i/>
-          <w:iCs/>
-        </w:rPr>
-        <w:t xml:space="preserve">nowhere</w:t>
-      </w:r>
-      <w:r>
-        <w:t xml:space="preserve">: the evaluation scored only the simple distance, so the ensemble ran in the live product while earning no result at all. I noticed only when I asked why my supposedly better method had no figure to its name, and wiring it correctly into the evaluation is where the 10.2% comes from. A method you have not measured is not a method; it is a hope. (The full log of thirteen fixes is in the project repository.)</w:t>
-      </w:r>
-    </w:p>
-    <w:bookmarkEnd w:id="15"/>
-    <w:bookmarkStart w:id="16" w:name="results"/>
+    <w:bookmarkStart w:id="15" w:name="results"/>
     <w:p>
       <w:pPr>
         <w:pStyle w:val="Heading2"/>
@@ -2139,112 +2117,112 @@
         <w:t xml:space="preserve">is the headline aim itself: to beat the best published result. I came close, honestly, and fell short. That shortfall is the finding, not a footnote to it.</w:t>
       </w:r>
     </w:p>
+    <w:bookmarkEnd w:id="15"/>
+    <w:bookmarkStart w:id="16" w:name="discussion"/>
+    <w:p>
+      <w:pPr>
+        <w:pStyle w:val="Heading2"/>
+      </w:pPr>
+      <w:r>
+        <w:t xml:space="preserve">6. Discussion</w:t>
+      </w:r>
+    </w:p>
+    <w:p>
+      <w:pPr>
+        <w:pStyle w:val="FirstParagraph"/>
+      </w:pPr>
+      <w:r>
+        <w:t xml:space="preserve">Does typing rhythm prove who you are? In part, and honestly. It works well enough to serve as a useful</w:t>
+      </w:r>
+      <w:r>
+        <w:t xml:space="preserve"> </w:t>
+      </w:r>
+      <w:r>
+        <w:rPr>
+          <w:i/>
+          <w:iCs/>
+        </w:rPr>
+        <w:t xml:space="preserve">second</w:t>
+      </w:r>
+      <w:r>
+        <w:t xml:space="preserve"> </w:t>
+      </w:r>
+      <w:r>
+        <w:t xml:space="preserve">check behind a password. An attacker holding your stolen password must still type as you do, at no extra effort to you; run continuously, it could even notice that the person mid-session had changed. It does not beat a good hand-built method on small, fixed-text data. The more interesting finding is narrower than</w:t>
+      </w:r>
+      <w:r>
+        <w:t xml:space="preserve"> </w:t>
+      </w:r>
+      <w:r>
+        <w:t xml:space="preserve">“my model is good”</w:t>
+      </w:r>
+      <w:r>
+        <w:t xml:space="preserve">: putting classical statistics on top of a learned fingerprint makes the decision</w:t>
+      </w:r>
+      <w:r>
+        <w:t xml:space="preserve"> </w:t>
+      </w:r>
+      <w:r>
+        <w:rPr>
+          <w:i/>
+          <w:iCs/>
+        </w:rPr>
+        <w:t xml:space="preserve">more stable</w:t>
+      </w:r>
+      <w:r>
+        <w:t xml:space="preserve">, and I can say exactly which component is responsible. The contribution is not a new accuracy record. It is an honest, reproducible measurement that a classical verifier run</w:t>
+      </w:r>
+      <w:r>
+        <w:t xml:space="preserve"> </w:t>
+      </w:r>
+      <w:r>
+        <w:rPr>
+          <w:i/>
+          <w:iCs/>
+        </w:rPr>
+        <w:t xml:space="preserve">inside</w:t>
+      </w:r>
+      <w:r>
+        <w:t xml:space="preserve"> </w:t>
+      </w:r>
+      <w:r>
+        <w:t xml:space="preserve">a learned fingerprint is steadier than either half alone, with the component responsible identified and every failure mode written down rather than set aside. On a small public benchmark, tested only on strangers, that measurement did not exist before. Now it does.</w:t>
+      </w:r>
+    </w:p>
+    <w:p>
+      <w:pPr>
+        <w:pStyle w:val="BodyText"/>
+      </w:pPr>
+      <w:r>
+        <w:t xml:space="preserve">For context: my 14.2% sits above the 2009 method’s 9.6% on its own ground, and far short of TypeNet’s 2.2%. That 2.2%, though, is bought with internet-scale data I simply do not have. I also tested my design against a Transformer, the architecture behind most of today’s best-known AI models, under identical conditions; it did clearly worse, and less reliably, at 19.8%. On data this small, the built-in assumptions of my simpler design about timing and sequence beat the more elaborate model’s flexibility. That is a concrete reason to have chosen it, rather than a guess.</w:t>
+      </w:r>
+    </w:p>
+    <w:p>
+      <w:pPr>
+        <w:pStyle w:val="BodyText"/>
+      </w:pPr>
+      <w:r>
+        <w:t xml:space="preserve">The limitations are real, and I would rather state them than have an assessor find them. A single small dataset. One 11-key password. A small model on a laptop. Fixed text only: the free-typing version is built but not yet measured on a large corpus. And the confidence</w:t>
+      </w:r>
+      <w:r>
+        <w:t xml:space="preserve"> </w:t>
+      </w:r>
+      <w:r>
+        <w:rPr>
+          <w:i/>
+          <w:iCs/>
+        </w:rPr>
+        <w:t xml:space="preserve">percentage</w:t>
+      </w:r>
+      <w:r>
+        <w:t xml:space="preserve"> </w:t>
+      </w:r>
+      <w:r>
+        <w:t xml:space="preserve">the product shows is not yet calibrated, though the accept-or-reject ordering is sound. None of this makes the result wrong; all of it is a reason not to overstate it.</w:t>
+      </w:r>
+    </w:p>
     <w:bookmarkEnd w:id="16"/>
-    <w:bookmarkStart w:id="17" w:name="discussion"/>
-    <w:p>
-      <w:pPr>
-        <w:pStyle w:val="Heading2"/>
-      </w:pPr>
-      <w:r>
-        <w:t xml:space="preserve">6. Discussion</w:t>
-      </w:r>
-    </w:p>
-    <w:p>
-      <w:pPr>
-        <w:pStyle w:val="FirstParagraph"/>
-      </w:pPr>
-      <w:r>
-        <w:t xml:space="preserve">Does typing rhythm prove who you are? In part, and honestly. It works well enough to serve as a useful</w:t>
-      </w:r>
-      <w:r>
-        <w:t xml:space="preserve"> </w:t>
-      </w:r>
-      <w:r>
-        <w:rPr>
-          <w:i/>
-          <w:iCs/>
-        </w:rPr>
-        <w:t xml:space="preserve">second</w:t>
-      </w:r>
-      <w:r>
-        <w:t xml:space="preserve"> </w:t>
-      </w:r>
-      <w:r>
-        <w:t xml:space="preserve">check behind a password. An attacker holding your stolen password must still type as you do, at no extra effort to you; run continuously, it could even notice that the person mid-session had changed. It does not beat a good hand-built method on small, fixed-text data. The more interesting finding is narrower than</w:t>
-      </w:r>
-      <w:r>
-        <w:t xml:space="preserve"> </w:t>
-      </w:r>
-      <w:r>
-        <w:t xml:space="preserve">“my model is good”</w:t>
-      </w:r>
-      <w:r>
-        <w:t xml:space="preserve">: putting classical statistics on top of a learned fingerprint makes the decision</w:t>
-      </w:r>
-      <w:r>
-        <w:t xml:space="preserve"> </w:t>
-      </w:r>
-      <w:r>
-        <w:rPr>
-          <w:i/>
-          <w:iCs/>
-        </w:rPr>
-        <w:t xml:space="preserve">more stable</w:t>
-      </w:r>
-      <w:r>
-        <w:t xml:space="preserve">, and I can say exactly which component is responsible. The contribution is not a new accuracy record. It is an honest, reproducible measurement that a classical verifier run</w:t>
-      </w:r>
-      <w:r>
-        <w:t xml:space="preserve"> </w:t>
-      </w:r>
-      <w:r>
-        <w:rPr>
-          <w:i/>
-          <w:iCs/>
-        </w:rPr>
-        <w:t xml:space="preserve">inside</w:t>
-      </w:r>
-      <w:r>
-        <w:t xml:space="preserve"> </w:t>
-      </w:r>
-      <w:r>
-        <w:t xml:space="preserve">a learned fingerprint is steadier than either half alone, with the component responsible identified and every failure mode written down rather than set aside. On a small public benchmark, tested only on strangers, that measurement did not exist before. Now it does.</w:t>
-      </w:r>
-    </w:p>
-    <w:p>
-      <w:pPr>
-        <w:pStyle w:val="BodyText"/>
-      </w:pPr>
-      <w:r>
-        <w:t xml:space="preserve">For context: my 14.2% sits above the 2009 method’s 9.6% on its own ground, and far short of TypeNet’s 2.2%. That 2.2%, though, is bought with internet-scale data I simply do not have. I also tested my design against a Transformer, the architecture behind most of today’s best-known AI models, under identical conditions; it did clearly worse, and less reliably, at 19.8%. On data this small, the built-in assumptions of my simpler design about timing and sequence beat the more elaborate model’s flexibility. That is a concrete reason to have chosen it, rather than a guess.</w:t>
-      </w:r>
-    </w:p>
-    <w:p>
-      <w:pPr>
-        <w:pStyle w:val="BodyText"/>
-      </w:pPr>
-      <w:r>
-        <w:t xml:space="preserve">The limitations are real, and I would rather state them than have an assessor find them. A single small dataset. One 11-key password. A small model on a laptop. Fixed text only: the free-typing version is built but not yet measured on a large corpus. And the confidence</w:t>
-      </w:r>
-      <w:r>
-        <w:t xml:space="preserve"> </w:t>
-      </w:r>
-      <w:r>
-        <w:rPr>
-          <w:i/>
-          <w:iCs/>
-        </w:rPr>
-        <w:t xml:space="preserve">percentage</w:t>
-      </w:r>
-      <w:r>
-        <w:t xml:space="preserve"> </w:t>
-      </w:r>
-      <w:r>
-        <w:t xml:space="preserve">the product shows is not yet calibrated, though the accept-or-reject ordering is sound. None of this makes the result wrong; all of it is a reason not to overstate it.</w:t>
-      </w:r>
-    </w:p>
-    <w:bookmarkEnd w:id="17"/>
-    <w:bookmarkStart w:id="18" w:name="ethics-and-responsible-use"/>
+    <w:bookmarkStart w:id="17" w:name="ethics-and-responsible-use"/>
     <w:p>
       <w:pPr>
         <w:pStyle w:val="Heading2"/>
@@ -2462,8 +2440,8 @@
         <w:t xml:space="preserve">What protects an account could equally track or de-anonymise people by their typing. I present it as opt-in protection the user controls, report the error rates rather than conceal them, and would never present a 10%-error system as infallible.</w:t>
       </w:r>
     </w:p>
-    <w:bookmarkEnd w:id="18"/>
-    <w:bookmarkStart w:id="19" w:name="reflection-and-future-work"/>
+    <w:bookmarkEnd w:id="17"/>
+    <w:bookmarkStart w:id="18" w:name="reflection-and-future-work"/>
     <w:p>
       <w:pPr>
         <w:pStyle w:val="Heading2"/>
@@ -2646,14 +2624,44 @@
         <w:t xml:space="preserve">I set out to find, honestly, whether the way a person types could be a quiet second lock on their identity. It can. Not a perfect one, and not yet better than the 2009 benchmark on a test this small, but a real one, measured and reproducible, built by someone who learned the hard way to stop trusting his own good news.</w:t>
       </w:r>
     </w:p>
+    <w:bookmarkEnd w:id="18"/>
+    <w:bookmarkStart w:id="19" w:name="acknowledgements"/>
+    <w:p>
+      <w:pPr>
+        <w:pStyle w:val="Heading2"/>
+      </w:pPr>
+      <w:r>
+        <w:t xml:space="preserve">Acknowledgements</w:t>
+      </w:r>
+    </w:p>
+    <w:p>
+      <w:pPr>
+        <w:pStyle w:val="FirstParagraph"/>
+      </w:pPr>
+      <w:r>
+        <w:t xml:space="preserve">This was an independent project with no mentor, so the</w:t>
+      </w:r>
+      <w:r>
+        <w:t xml:space="preserve"> </w:t>
+      </w:r>
+      <w:r>
+        <w:t xml:space="preserve">“people”</w:t>
+      </w:r>
+      <w:r>
+        <w:t xml:space="preserve"> </w:t>
+      </w:r>
+      <w:r>
+        <w:t xml:space="preserve">who helped were the research community: Killourhy and Maxion for the dataset and the benchmark to beat; the teams behind FaceNet and TypeNet, whose methods I built on; Ledoit and Wolf for the statistical method at the heart of the result; and the maintainers of the open-source tools I used (PyTorch, NumPy, scikit-learn, FastAPI). I leaned on the international biometric-testing standard and the UK regulator’s data-protection guidance to get the testing and the ethics right. AI assistance is disclosed just below.</w:t>
+      </w:r>
+    </w:p>
     <w:bookmarkEnd w:id="19"/>
-    <w:bookmarkStart w:id="20" w:name="acknowledgements"/>
+    <w:bookmarkStart w:id="20" w:name="a-note-on-ai-use"/>
     <w:p>
       <w:pPr>
         <w:pStyle w:val="Heading2"/>
       </w:pPr>
       <w:r>
-        <w:t xml:space="preserve">Acknowledgements</w:t>
+        <w:t xml:space="preserve">A note on AI use</w:t>
       </w:r>
     </w:p>
     <w:p>
@@ -2661,41 +2669,11 @@
         <w:pStyle w:val="FirstParagraph"/>
       </w:pPr>
       <w:r>
-        <w:t xml:space="preserve">This was an independent project with no mentor, so the</w:t>
-      </w:r>
-      <w:r>
-        <w:t xml:space="preserve"> </w:t>
-      </w:r>
-      <w:r>
-        <w:t xml:space="preserve">“people”</w:t>
-      </w:r>
-      <w:r>
-        <w:t xml:space="preserve"> </w:t>
-      </w:r>
-      <w:r>
-        <w:t xml:space="preserve">who helped were the research community: Killourhy and Maxion for the dataset and the benchmark to beat; the teams behind FaceNet and TypeNet, whose methods I built on; Ledoit and Wolf for the statistical method at the heart of the result; and the maintainers of the open-source tools I used (PyTorch, NumPy, scikit-learn, FastAPI). I leaned on the international biometric-testing standard and the UK regulator’s data-protection guidance to get the testing and the ethics right. AI assistance is disclosed just below.</w:t>
+        <w:t xml:space="preserve">I used Anthropic’s Claude (via the Claude Code assistant) as a coding aid across the project’s whole span (November 2025 – July 2026; the dated trail is in the commit history): first drafts of some functions, which I reviewed, ran and tested, and help tracking down bugs. It also surfaced candidate papers, each of which I checked against the original before citing. The report itself is entirely my own writing; Claude drafted none of it. It produced no number here either; every figure comes from code I ran and verified myself. I set the direction, made every scientific decision, and the mistakes in §4 are entirely my own.</w:t>
       </w:r>
     </w:p>
     <w:bookmarkEnd w:id="20"/>
-    <w:bookmarkStart w:id="21" w:name="a-note-on-ai-use"/>
-    <w:p>
-      <w:pPr>
-        <w:pStyle w:val="Heading2"/>
-      </w:pPr>
-      <w:r>
-        <w:t xml:space="preserve">A note on AI use</w:t>
-      </w:r>
-    </w:p>
-    <w:p>
-      <w:pPr>
-        <w:pStyle w:val="FirstParagraph"/>
-      </w:pPr>
-      <w:r>
-        <w:t xml:space="preserve">I used Anthropic’s Claude (via the Claude Code assistant) as a coding aid across the project’s whole span (November 2025 – July 2026; the dated trail is in the commit history): first drafts of some functions, which I reviewed, ran and tested, and help tracking down bugs. It also surfaced candidate papers, each of which I checked against the original before citing. The report itself is entirely my own writing; Claude drafted none of it. It produced no number here either; every figure comes from code I ran and verified myself. I set the direction, made every scientific decision, and the mistakes in §4 are entirely my own.</w:t>
-      </w:r>
-    </w:p>
-    <w:bookmarkEnd w:id="21"/>
-    <w:bookmarkStart w:id="27" w:name="references"/>
+    <w:bookmarkStart w:id="26" w:name="references"/>
     <w:p>
       <w:pPr>
         <w:pStyle w:val="Heading2"/>
@@ -2734,7 +2712,7 @@
       <w:r>
         <w:t xml:space="preserve"> </w:t>
       </w:r>
-      <w:hyperlink r:id="rId22">
+      <w:hyperlink r:id="rId21">
         <w:r>
           <w:rPr>
             <w:rStyle w:val="Hyperlink"/>
@@ -2913,7 +2891,7 @@
       <w:r>
         <w:t xml:space="preserve"> </w:t>
       </w:r>
-      <w:hyperlink r:id="rId23">
+      <w:hyperlink r:id="rId22">
         <w:r>
           <w:rPr>
             <w:rStyle w:val="Hyperlink"/>
@@ -2946,7 +2924,7 @@
       <w:r>
         <w:t xml:space="preserve"> </w:t>
       </w:r>
-      <w:hyperlink r:id="rId24">
+      <w:hyperlink r:id="rId23">
         <w:r>
           <w:rPr>
             <w:rStyle w:val="Hyperlink"/>
@@ -3019,7 +2997,7 @@
       <w:r>
         <w:t xml:space="preserve"> </w:t>
       </w:r>
-      <w:hyperlink r:id="rId25">
+      <w:hyperlink r:id="rId24">
         <w:r>
           <w:rPr>
             <w:rStyle w:val="Hyperlink"/>
@@ -3052,7 +3030,7 @@
       <w:r>
         <w:t xml:space="preserve"> </w:t>
       </w:r>
-      <w:hyperlink r:id="rId26">
+      <w:hyperlink r:id="rId25">
         <w:r>
           <w:rPr>
             <w:rStyle w:val="Hyperlink"/>
@@ -3173,8 +3151,8 @@
         <w:t xml:space="preserve">ICLR 2015. arXiv:1412.6980.</w:t>
       </w:r>
     </w:p>
-    <w:bookmarkEnd w:id="27"/>
-    <w:bookmarkStart w:id="37" w:name="appendices"/>
+    <w:bookmarkEnd w:id="26"/>
+    <w:bookmarkStart w:id="36" w:name="appendices"/>
     <w:p>
       <w:pPr>
         <w:pStyle w:val="Heading2"/>
@@ -3183,7 +3161,7 @@
         <w:t xml:space="preserve">Appendices</w:t>
       </w:r>
     </w:p>
-    <w:bookmarkStart w:id="28" w:name="appendix-a-glossary"/>
+    <w:bookmarkStart w:id="27" w:name="appendix-a-glossary"/>
     <w:p>
       <w:pPr>
         <w:pStyle w:val="Heading3"/>
@@ -3342,8 +3320,8 @@
         <w:t xml:space="preserve">A distance measure that accounts for how much a person’s own typing naturally varies, kept stable when enrolment samples are few.</w:t>
       </w:r>
     </w:p>
-    <w:bookmarkEnd w:id="28"/>
-    <w:bookmarkStart w:id="35" w:name="Xd6b5d54cf44b6d4211164b376b5cd0149e27e03"/>
+    <w:bookmarkEnd w:id="27"/>
+    <w:bookmarkStart w:id="34" w:name="Xd6b5d54cf44b6d4211164b376b5cd0149e27e03"/>
     <w:p>
       <w:pPr>
         <w:pStyle w:val="Heading3"/>
@@ -4194,18 +4172,18 @@
           <wp:inline>
             <wp:extent cx="3108960" cy="2826327"/>
             <wp:effectExtent b="0" l="0" r="0" t="0"/>
-            <wp:docPr descr="DET curve for the simple-distance scorer on the 16 held-out people." title="" id="30" name="Picture"/>
+            <wp:docPr descr="DET curve for the simple-distance scorer on the 16 held-out people." title="" id="29" name="Picture"/>
             <a:graphic>
               <a:graphicData uri="http://schemas.openxmlformats.org/drawingml/2006/picture">
                 <pic:pic>
                   <pic:nvPicPr>
-                    <pic:cNvPr descr="research/artifacts/det_curve.png" id="31" name="Picture"/>
+                    <pic:cNvPr descr="research/artifacts/det_curve.png" id="30" name="Picture"/>
                     <pic:cNvPicPr>
                       <a:picLocks noChangeArrowheads="1" noChangeAspect="1"/>
                     </pic:cNvPicPr>
                   </pic:nvPicPr>
                   <pic:blipFill>
-                    <a:blip r:embed="rId29"/>
+                    <a:blip r:embed="rId28"/>
                     <a:stretch>
                       <a:fillRect/>
                     </a:stretch>
@@ -4265,18 +4243,18 @@
           <wp:inline>
             <wp:extent cx="3383280" cy="2862775"/>
             <wp:effectExtent b="0" l="0" r="0" t="0"/>
-            <wp:docPr descr="The 16 held-out people’s fingerprints squashed to two dimensions, coloured by person." title="" id="33" name="Picture"/>
+            <wp:docPr descr="The 16 held-out people’s fingerprints squashed to two dimensions, coloured by person." title="" id="32" name="Picture"/>
             <a:graphic>
               <a:graphicData uri="http://schemas.openxmlformats.org/drawingml/2006/picture">
                 <pic:pic>
                   <pic:nvPicPr>
-                    <pic:cNvPr descr="research/artifacts/tsne.png" id="34" name="Picture"/>
+                    <pic:cNvPr descr="research/artifacts/tsne.png" id="33" name="Picture"/>
                     <pic:cNvPicPr>
                       <a:picLocks noChangeArrowheads="1" noChangeAspect="1"/>
                     </pic:cNvPicPr>
                   </pic:nvPicPr>
                   <pic:blipFill>
-                    <a:blip r:embed="rId32"/>
+                    <a:blip r:embed="rId31"/>
                     <a:stretch>
                       <a:fillRect/>
                     </a:stretch>
@@ -4315,8 +4293,8 @@
         <w:t xml:space="preserve">Each person’s 128-number fingerprints, squashed to a 2-D picture and coloured by person. Several people form tight, well-separated clusters though the model never trained on them; the muddy middle matches the hard-to-recognise people of §5.</w:t>
       </w:r>
     </w:p>
-    <w:bookmarkEnd w:id="35"/>
-    <w:bookmarkStart w:id="36" w:name="appendix-c-technical-specification"/>
+    <w:bookmarkEnd w:id="34"/>
+    <w:bookmarkStart w:id="35" w:name="appendix-c-technical-specification"/>
     <w:p>
       <w:pPr>
         <w:pStyle w:val="Heading3"/>
@@ -5038,9 +5016,9 @@
         <w:t xml:space="preserve">than the CNN+BiGRU), identical protocol, same 3 seeds: primary EER 19.8% ± 5.4%, ensemble 12.3% ± 4.9%, against this model’s 14.2% ± 2.8% and 10.2% ± 1.0%. Both models’ loss saturates at the margin, so both are data-limited; the convolution/recurrence priors extract a steadier signal from small data than self-attention.</w:t>
       </w:r>
     </w:p>
+    <w:bookmarkEnd w:id="35"/>
     <w:bookmarkEnd w:id="36"/>
     <w:bookmarkEnd w:id="37"/>
-    <w:bookmarkEnd w:id="38"/>
     <w:sectPr>
       <w:footnotePr>
         <w:numRestart w:val="eachSect"/>

--- a/CREST_Gold_Report.docx
+++ b/CREST_Gold_Report.docx
@@ -7,15 +7,7 @@
         <w:pStyle w:val="Title"/>
       </w:pPr>
       <w:r>
-        <w:t xml:space="preserve">Verifying Identity from Typing Rhythm - CREST Gold Report</w:t>
-      </w:r>
-    </w:p>
-    <w:p>
-      <w:pPr>
-        <w:pStyle w:val="Author"/>
-      </w:pPr>
-      <w:r>
-        <w:t xml:space="preserve">Devadit Jain</w:t>
+        <w:t xml:space="preserve">CREST Gold Report</w:t>
       </w:r>
     </w:p>
     <w:bookmarkStart w:id="37" w:name="Xdf5619ebb442697bda9abdfa59f4e82d6723dbd"/>
@@ -148,7 +140,7 @@
         <w:pStyle w:val="FirstParagraph"/>
       </w:pPr>
       <w:r>
-        <w:t xml:space="preserve">Someone broke into an account I cared about using a stolen password, and the system raised no alarm. The password was correct, so as far as the system knew, the attacker was me. This project asks whether the</w:t>
+        <w:t xml:space="preserve">Someone broke into one of my accounts using a stolen password, and the system raised no alarm. The password was correct, so as far as the system knew, the attacker was me. This project asks whether the</w:t>
       </w:r>
       <w:r>
         <w:t xml:space="preserve"> </w:t>
@@ -300,7 +292,7 @@
         <w:pStyle w:val="FirstParagraph"/>
       </w:pPr>
       <w:r>
-        <w:t xml:space="preserve">Someone broke into an account I cared about using a stolen password, and the system raised no alarm. Why would it? The password was correct, so as far as the system was concerned, the person typing it</w:t>
+        <w:t xml:space="preserve">Someone broke into one of my accounts using a stolen password, and the system raised no alarm. Why would it? The password was correct, so as far as the system was concerned, the person typing it</w:t>
       </w:r>
       <w:r>
         <w:t xml:space="preserve"> </w:t>
@@ -374,32 +366,12 @@
         <w:t xml:space="preserve"> </w:t>
       </w:r>
       <w:r>
-        <w:t xml:space="preserve">they already type? Typing has a rhythm. The small pauses, the keys held a fraction longer than others, the slight hesitation before a capital: all of it is as personal as an accent, and it comes from motor habits that are hard to fake on purpose. The idea is old. A century ago, telegraph operators could recognise one another by the rhythm of their tapping. What is new is that computers can now do this from any text a person types, instead of one memorised phrase.</w:t>
+        <w:t xml:space="preserve">they already type? Typing has a rhythm. The small pauses, the keys held a fraction longer than others, the slight hesitation before a capital: all of it is as personal as an accent, and it comes from motor habits that are hard to fake on purpose. The idea is old. A century ago, telegraph operators could recognise one another by the rhythm of their tapping. What is new is that computers can now do this from any text a person types, instead of one memorized phrase.</w:t>
       </w:r>
     </w:p>
     <w:p>
       <w:pPr>
         <w:pStyle w:val="BodyText"/>
-      </w:pPr>
-      <w:r>
-        <w:t xml:space="preserve">The whole project, in a sentence:</w:t>
-      </w:r>
-    </w:p>
-    <w:p>
-      <w:pPr>
-        <w:pStyle w:val="BlockText"/>
-      </w:pPr>
-      <w:r>
-        <w:rPr>
-          <w:b/>
-          <w:bCs/>
-        </w:rPr>
-        <w:t xml:space="preserve">Can a computer confirm a person’s identity from their typing rhythm alone, and how close can it come to the best published benchmark?</w:t>
-      </w:r>
-    </w:p>
-    <w:p>
-      <w:pPr>
-        <w:pStyle w:val="FirstParagraph"/>
       </w:pPr>
       <w:r>
         <w:t xml:space="preserve">To keep myself honest later, I set out five specific objectives, each with a test that would show plainly whether it had been met, rather than a vague sense that the work was</w:t>
@@ -503,7 +475,7 @@
           <w:b/>
           <w:bCs/>
         </w:rPr>
-        <w:t xml:space="preserve">An honest score.</w:t>
+        <w:t xml:space="preserve">A clean score.</w:t>
       </w:r>
       <w:r>
         <w:t xml:space="preserve"> </w:t>
@@ -625,14 +597,6 @@
     <w:p>
       <w:pPr>
         <w:pStyle w:val="FirstParagraph"/>
-      </w:pPr>
-      <w:r>
-        <w:t xml:space="preserve">(I return to these five objectives at the end and assess each one honestly, in §5 and §8.)</w:t>
-      </w:r>
-    </w:p>
-    <w:p>
-      <w:pPr>
-        <w:pStyle w:val="BodyText"/>
       </w:pPr>
       <w:r>
         <w:rPr>
@@ -1002,7 +966,7 @@
               <w:pStyle w:val="Compact"/>
             </w:pPr>
             <w:r>
-              <w:t xml:space="preserve">The honest test protocol, the mid-sprint rebuild after the training/test leak (§4), and the checks: 14 seeds, nested validation, a Transformer baseline.</w:t>
+              <w:t xml:space="preserve">The open-set test protocol, the mid-sprint rebuild after the training/test leak (§4), and the checks: 14 seeds, nested validation, a Transformer baseline.</w:t>
             </w:r>
           </w:p>
         </w:tc>
@@ -1813,7 +1777,7 @@
         <w:t xml:space="preserve"> </w:t>
       </w:r>
       <w:r>
-        <w:t xml:space="preserve">for a test subject to leak into training. This is the honest test for authentication, because the only thing that matters is whether the system recognises people it has never met. It also cost me that flattering number: the honest error rate proved far higher than the leaked one. It was worth every point.</w:t>
+        <w:t xml:space="preserve">for a test subject to leak into training. This is the real test for authentication, because the only thing that matters is whether the system recognises people it has never met. It also cost me that flattering number: the true error rate proved far higher than the leaked one. It was worth every point.</w:t>
       </w:r>
     </w:p>
     <w:p>
@@ -2021,7 +1985,7 @@
         <w:t xml:space="preserve"> </w:t>
       </w:r>
       <w:r>
-        <w:t xml:space="preserve">beat the 2009 hand-built method, scoring 14.2% against 9.6%. An honest near-miss. (That single figure is the balanced point on a whole range of trade-offs; the full curve, from the strictest setting to the most lenient, is Figure B.1.)</w:t>
+        <w:t xml:space="preserve">beat the 2009 hand-built method, scoring 14.2% against 9.6%. A near-miss. (That single figure is the balanced point on a whole range of trade-offs; the full curve, from the strictest setting to the most lenient, is Figure B.1.)</w:t>
       </w:r>
     </w:p>
     <w:p>
@@ -2098,7 +2062,7 @@
         <w:pStyle w:val="BodyText"/>
       </w:pPr>
       <w:r>
-        <w:t xml:space="preserve">Did the five objectives I set myself (§1) hold up? For the most part, and I can point to where. The fingerprint works and runs in under a millisecond on an ordinary laptop (O1); it clusters strangers it never trained on, as Figure B.2 shows (O2); the score is honest, measured open-set on 16 unseen people, behind a guard that makes a leak impossible (O3); the simple and blended scorers both come from a single run, so the comparison is fair rather than selective (O4); and the whole system re-runs from one command on a pinned dataset, failing safe when it breaks (O5). The one objective I set out to meet and did</w:t>
+        <w:t xml:space="preserve">Did the five objectives I set myself (§1) hold up? For the most part, and I can point to where. The fingerprint works and runs in under a millisecond on an ordinary laptop (O1); it clusters strangers it never trained on, as Figure B.2 shows (O2); the score is measured open-set on 16 unseen people, behind a guard that makes a leak impossible (O3); the simple and blended scorers both come from a single run, so the comparison is fair rather than selective (O4); and the whole system re-runs from one command on a pinned dataset, failing safe when it breaks (O5). The one objective I set out to meet and did</w:t>
       </w:r>
       <w:r>
         <w:t xml:space="preserve"> </w:t>
@@ -2114,7 +2078,7 @@
         <w:t xml:space="preserve"> </w:t>
       </w:r>
       <w:r>
-        <w:t xml:space="preserve">is the headline aim itself: to beat the best published result. I came close, honestly, and fell short. That shortfall is the finding, not a footnote to it.</w:t>
+        <w:t xml:space="preserve">is the headline aim itself: to beat the best published result. I came close and fell short. That shortfall is the finding, not a footnote to it.</w:t>
       </w:r>
     </w:p>
     <w:bookmarkEnd w:id="15"/>
@@ -2132,7 +2096,7 @@
         <w:pStyle w:val="FirstParagraph"/>
       </w:pPr>
       <w:r>
-        <w:t xml:space="preserve">Does typing rhythm prove who you are? In part, and honestly. It works well enough to serve as a useful</w:t>
+        <w:t xml:space="preserve">Does typing rhythm prove who you are? In part. It works well enough to serve as a useful</w:t>
       </w:r>
       <w:r>
         <w:t xml:space="preserve"> </w:t>
@@ -2170,7 +2134,7 @@
         <w:t xml:space="preserve">more stable</w:t>
       </w:r>
       <w:r>
-        <w:t xml:space="preserve">, and I can say exactly which component is responsible. The contribution is not a new accuracy record. It is an honest, reproducible measurement that a classical verifier run</w:t>
+        <w:t xml:space="preserve">, and I can say exactly which component is responsible. The contribution is not a new accuracy record. It is a reproducible measurement that a classical verifier run</w:t>
       </w:r>
       <w:r>
         <w:t xml:space="preserve"> </w:t>
@@ -2621,7 +2585,7 @@
         <w:pStyle w:val="FirstParagraph"/>
       </w:pPr>
       <w:r>
-        <w:t xml:space="preserve">I set out to find, honestly, whether the way a person types could be a quiet second lock on their identity. It can. Not a perfect one, and not yet better than the 2009 benchmark on a test this small, but a real one, measured and reproducible, built by someone who learned the hard way to stop trusting his own good news.</w:t>
+        <w:t xml:space="preserve">I set out to find whether the way a person types could be a quiet second lock on their identity. It can. Not a perfect one, and not yet better than the 2009 benchmark on a test this small, but a real one, measured and reproducible, built by someone who learned the hard way to stop trusting his own good news.</w:t>
       </w:r>
     </w:p>
     <w:bookmarkEnd w:id="18"/>
@@ -2669,7 +2633,7 @@
         <w:pStyle w:val="FirstParagraph"/>
       </w:pPr>
       <w:r>
-        <w:t xml:space="preserve">I used Anthropic’s Claude (via the Claude Code assistant) as a coding aid across the project’s whole span (November 2025 – July 2026; the dated trail is in the commit history): first drafts of some functions, which I reviewed, ran and tested, and help tracking down bugs. It also surfaced candidate papers, each of which I checked against the original before citing. The report itself is entirely my own writing; Claude drafted none of it. It produced no number here either; every figure comes from code I ran and verified myself. I set the direction, made every scientific decision, and the mistakes in §4 are entirely my own.</w:t>
+        <w:t xml:space="preserve">I used Anthropic’s Claude (via the Claude Code assistant) as a coding aid across the project’s whole span (November 2025 – July 2026; the dated trail is in the commit history): first drafts of some functions, which I reviewed, ran and tested, and help tracking down bugs.</w:t>
       </w:r>
     </w:p>
     <w:bookmarkEnd w:id="20"/>
@@ -3295,7 +3259,7 @@
         <w:t xml:space="preserve"> </w:t>
       </w:r>
       <w:r>
-        <w:t xml:space="preserve">Judged only on people not seen in training; the honest test for authentication.</w:t>
+        <w:t xml:space="preserve">Judged only on people not seen in training; the correct test for authentication.</w:t>
       </w:r>
     </w:p>
     <w:p>
@@ -3345,13 +3309,12 @@
         <w:tblLook w:firstRow="1" w:lastRow="0" w:firstColumn="0" w:lastColumn="0" w:noHBand="0" w:noVBand="0" w:val="0020"/>
       </w:tblPr>
       <w:tblGrid>
-        <w:gridCol w:w="1131"/>
-        <w:gridCol w:w="1131"/>
-        <w:gridCol w:w="1131"/>
-        <w:gridCol w:w="1131"/>
-        <w:gridCol w:w="1131"/>
-        <w:gridCol w:w="1131"/>
-        <w:gridCol w:w="1131"/>
+        <w:gridCol w:w="1320"/>
+        <w:gridCol w:w="1320"/>
+        <w:gridCol w:w="1320"/>
+        <w:gridCol w:w="1320"/>
+        <w:gridCol w:w="1320"/>
+        <w:gridCol w:w="1320"/>
       </w:tblGrid>
       <w:tr>
         <w:trPr>
@@ -3396,14 +3359,6 @@
             <w:pPr>
               <w:pStyle w:val="Compact"/>
             </w:pPr>
-          </w:p>
-        </w:tc>
-        <w:tc>
-          <w:tcPr/>
-          <w:p>
-            <w:pPr>
-              <w:pStyle w:val="Compact"/>
-            </w:pPr>
             <w:r>
               <w:t xml:space="preserve">Rank</w:t>
             </w:r>
@@ -3472,14 +3427,6 @@
             <w:pPr>
               <w:pStyle w:val="Compact"/>
             </w:pPr>
-          </w:p>
-        </w:tc>
-        <w:tc>
-          <w:tcPr/>
-          <w:p>
-            <w:pPr>
-              <w:pStyle w:val="Compact"/>
-            </w:pPr>
             <w:r>
               <w:t xml:space="preserve">9</w:t>
             </w:r>
@@ -3548,14 +3495,6 @@
             <w:pPr>
               <w:pStyle w:val="Compact"/>
             </w:pPr>
-          </w:p>
-        </w:tc>
-        <w:tc>
-          <w:tcPr/>
-          <w:p>
-            <w:pPr>
-              <w:pStyle w:val="Compact"/>
-            </w:pPr>
             <w:r>
               <w:t xml:space="preserve">10</w:t>
             </w:r>
@@ -3624,14 +3563,6 @@
             <w:pPr>
               <w:pStyle w:val="Compact"/>
             </w:pPr>
-          </w:p>
-        </w:tc>
-        <w:tc>
-          <w:tcPr/>
-          <w:p>
-            <w:pPr>
-              <w:pStyle w:val="Compact"/>
-            </w:pPr>
             <w:r>
               <w:t xml:space="preserve">11</w:t>
             </w:r>
@@ -3700,14 +3631,6 @@
             <w:pPr>
               <w:pStyle w:val="Compact"/>
             </w:pPr>
-          </w:p>
-        </w:tc>
-        <w:tc>
-          <w:tcPr/>
-          <w:p>
-            <w:pPr>
-              <w:pStyle w:val="Compact"/>
-            </w:pPr>
             <w:r>
               <w:t xml:space="preserve">12</w:t>
             </w:r>
@@ -3776,14 +3699,6 @@
             <w:pPr>
               <w:pStyle w:val="Compact"/>
             </w:pPr>
-          </w:p>
-        </w:tc>
-        <w:tc>
-          <w:tcPr/>
-          <w:p>
-            <w:pPr>
-              <w:pStyle w:val="Compact"/>
-            </w:pPr>
             <w:r>
               <w:t xml:space="preserve">13</w:t>
             </w:r>
@@ -3852,14 +3767,6 @@
             <w:pPr>
               <w:pStyle w:val="Compact"/>
             </w:pPr>
-          </w:p>
-        </w:tc>
-        <w:tc>
-          <w:tcPr/>
-          <w:p>
-            <w:pPr>
-              <w:pStyle w:val="Compact"/>
-            </w:pPr>
             <w:r>
               <w:t xml:space="preserve">14</w:t>
             </w:r>
@@ -3928,14 +3835,6 @@
             <w:pPr>
               <w:pStyle w:val="Compact"/>
             </w:pPr>
-          </w:p>
-        </w:tc>
-        <w:tc>
-          <w:tcPr/>
-          <w:p>
-            <w:pPr>
-              <w:pStyle w:val="Compact"/>
-            </w:pPr>
             <w:r>
               <w:t xml:space="preserve">15</w:t>
             </w:r>
@@ -3996,14 +3895,6 @@
             <w:r>
               <w:t xml:space="preserve">0.090</w:t>
             </w:r>
-          </w:p>
-        </w:tc>
-        <w:tc>
-          <w:tcPr/>
-          <w:p>
-            <w:pPr>
-              <w:pStyle w:val="Compact"/>
-            </w:pPr>
           </w:p>
         </w:tc>
         <w:tc>

--- a/CREST_Gold_Report.docx
+++ b/CREST_Gold_Report.docx
@@ -966,7 +966,7 @@
               <w:pStyle w:val="Compact"/>
             </w:pPr>
             <w:r>
-              <w:t xml:space="preserve">The open-set test protocol, the mid-sprint rebuild after the training/test leak (§4), and the checks: 14 seeds, nested validation, a Transformer baseline.</w:t>
+              <w:t xml:space="preserve">The open-set test protocol, the mid-sprint rebuild after the training/test leak, and the checks: 14 seeds, nested validation, a Transformer baseline.</w:t>
             </w:r>
           </w:p>
         </w:tc>
@@ -1034,7 +1034,7 @@
         <w:pStyle w:val="BodyText"/>
       </w:pPr>
       <w:r>
-        <w:t xml:space="preserve">Authentication in stage 2 ran three weeks over on OAuth and session bugs. I recovered that time by compressing the recogniser work in stage 3, so I entered the research phase on schedule. That phase (stages 4 and 5) was scheduled from April through June, which put the April–May exam period inside the plan rather than derailing it: I spent those weeks settling every research decision on paper, then built the model and ran the evaluation in one concentrated June sprint. The one change I could not plan for came mid-sprint, when I found the evaluation was flawed (§4) and had to re-run every figure that followed. That rework pushed the write-up about two weeks into July.</w:t>
+        <w:t xml:space="preserve">Authentication in stage 2 ran three weeks over on OAuth and session bugs. I recovered that time by compressing the recogniser work in stage 3, so I entered the research phase on schedule. That phase (stages 4 and 5) was scheduled from April through June, which put the April–May exam period inside the plan rather than derailing it: I spent those weeks settling every research decision on paper, then built the model and ran the evaluation in one concentrated June sprint. The one change I could not plan for came mid-sprint, when I found the evaluation was flawed and had to re-run every figure that followed. That rework pushed the write-up about two weeks into July.</w:t>
       </w:r>
     </w:p>
     <w:bookmarkEnd w:id="11"/>
@@ -2062,23 +2062,7 @@
         <w:pStyle w:val="BodyText"/>
       </w:pPr>
       <w:r>
-        <w:t xml:space="preserve">Did the five objectives I set myself (§1) hold up? For the most part, and I can point to where. The fingerprint works and runs in under a millisecond on an ordinary laptop (O1); it clusters strangers it never trained on, as Figure B.2 shows (O2); the score is measured open-set on 16 unseen people, behind a guard that makes a leak impossible (O3); the simple and blended scorers both come from a single run, so the comparison is fair rather than selective (O4); and the whole system re-runs from one command on a pinned dataset, failing safe when it breaks (O5). The one objective I set out to meet and did</w:t>
-      </w:r>
-      <w:r>
-        <w:t xml:space="preserve"> </w:t>
-      </w:r>
-      <w:r>
-        <w:rPr>
-          <w:i/>
-          <w:iCs/>
-        </w:rPr>
-        <w:t xml:space="preserve">not</w:t>
-      </w:r>
-      <w:r>
-        <w:t xml:space="preserve"> </w:t>
-      </w:r>
-      <w:r>
-        <w:t xml:space="preserve">is the headline aim itself: to beat the best published result. I came close and fell short. That shortfall is the finding, not a footnote to it.</w:t>
+        <w:t xml:space="preserve">Did the build hold up to what I set out to do? For the most part, and I can point to where. The fingerprint works and runs in under a millisecond on an ordinary laptop; it clusters strangers it never trained on, as Figure B.2 shows; the score is measured open-set on 16 unseen people, behind a guard that makes a leak impossible; the simple and blended scorers both come from a single run, so the comparison is fair rather than selective; and the whole system re-runs from one command on a pinned dataset, failing safe when it breaks. The one thing it did not do is the headline aim itself: to beat the best published result. I came close and fell short. That shortfall is the finding, not a footnote to it.</w:t>
       </w:r>
     </w:p>
     <w:bookmarkEnd w:id="15"/>
@@ -2363,7 +2347,7 @@
         <w:t xml:space="preserve"> </w:t>
       </w:r>
       <w:r>
-        <w:t xml:space="preserve">My own 37-fold spread in error rate (§5) is a textbook disparate-impact risk: the people it serves worst would be wrongly rejected far more often than the 14.2% average admits, and the average hides it completely. That is the concrete reason this must never be the</w:t>
+        <w:t xml:space="preserve">My own 37-fold spread in error rate is a textbook disparate-impact risk: the people it serves worst would be wrongly rejected far more often than the 14.2% average admits, and the average hides it completely. That is the concrete reason this must never be the</w:t>
       </w:r>
       <w:r>
         <w:t xml:space="preserve"> </w:t>
@@ -2419,7 +2403,7 @@
         <w:pStyle w:val="FirstParagraph"/>
       </w:pPr>
       <w:r>
-        <w:t xml:space="preserve">The most important thing I learned was not a technique. It was to distrust my own results. My first evaluation produced a number I was delighted with, and it was worthless (§4). Catching that meant training myself to ask</w:t>
+        <w:t xml:space="preserve">The most important thing I learned was not a technique. It was to distrust my own results. My first evaluation produced a number I was delighted with, and it was worthless. Catching that meant training myself to ask</w:t>
       </w:r>
       <w:r>
         <w:t xml:space="preserve"> </w:t>
@@ -2577,7 +2561,7 @@
         <w:t xml:space="preserve"> </w:t>
       </w:r>
       <w:r>
-        <w:t xml:space="preserve">to test whether it generalises across datasets, with the §7 safeguards built in from the outset.</w:t>
+        <w:t xml:space="preserve">to test whether it generalises across datasets, with the same ethical safeguards built in from the outset.</w:t>
       </w:r>
     </w:p>
     <w:p>
@@ -3937,7 +3921,7 @@
         <w:pStyle w:val="BodyText"/>
       </w:pPr>
       <w:r>
-        <w:t xml:space="preserve">Average of these is 0.1421, matching the headline seed-42 figure. Aggregate over the three runs (seeds 42/43/44): simple distance 0.1422 ± 0.0279; full blend 0.1016 ± 0.0097; benchmark 0.0962. The 0.9%–33.5% spread is the §5 fairness finding.</w:t>
+        <w:t xml:space="preserve">Average of these is 0.1421, matching the headline seed-42 figure. Aggregate over the three runs (seeds 42/43/44): simple distance 0.1422 ± 0.0279; full blend 0.1016 ± 0.0097; benchmark 0.0962. The 0.9%–33.5% spread is the fairness finding.</w:t>
       </w:r>
     </w:p>
     <w:p>
@@ -4181,7 +4165,7 @@
           <w:i/>
           <w:iCs/>
         </w:rPr>
-        <w:t xml:space="preserve">Each person’s 128-number fingerprints, squashed to a 2-D picture and coloured by person. Several people form tight, well-separated clusters though the model never trained on them; the muddy middle matches the hard-to-recognise people of §5.</w:t>
+        <w:t xml:space="preserve">Each person’s 128-number fingerprints, squashed to a 2-D picture and coloured by person. Several people form tight, well-separated clusters though the model never trained on them; the muddy middle matches the hard-to-recognise people.</w:t>
       </w:r>
     </w:p>
     <w:bookmarkEnd w:id="34"/>
@@ -4321,7 +4305,7 @@
         <w:t xml:space="preserve"> </w:t>
       </w:r>
       <w:r>
-        <w:t xml:space="preserve">Enrolment stores the centroid, the enrolment embeddings (k-NN, k = 3), and the Ledoit–Wolf inverse-covariance matrix. Score = unweighted mean of (i) L1 distance to the centroid, (ii) mean L1 distance to the 3 nearest enrolment embeddings, (iii) Ledoit–Wolf Mahalanobis distance; singular covariance falls back to the centroid distance. Per-user threshold = 90th percentile of leave-one-out genuine distances × 1.15, floored at 10⁻³, the exact floor whose absence caused the live crash of §4. Note the two enrolment regimes: the</w:t>
+        <w:t xml:space="preserve">Enrolment stores the centroid, the enrolment embeddings (k-NN, k = 3), and the Ledoit–Wolf inverse-covariance matrix. Score = unweighted mean of (i) L1 distance to the centroid, (ii) mean L1 distance to the 3 nearest enrolment embeddings, (iii) Ledoit–Wolf Mahalanobis distance; singular covariance falls back to the centroid distance. Per-user threshold = 90th percentile of leave-one-out genuine distances × 1.15, floored at 10⁻³, the exact floor whose absence caused the live crash. Note the two enrolment regimes: the</w:t>
       </w:r>
       <w:r>
         <w:t xml:space="preserve"> </w:t>
@@ -4631,7 +4615,7 @@
         <w:t xml:space="preserve"> </w:t>
       </w:r>
       <w:r>
-        <w:t xml:space="preserve">than the per-user thresholds actually deployed), tolerating a 5% lock-out rate for genuine users admits ≈18.5% of impostor attempts; tolerating 10% lock-out admits ≈12.4%. This is the security-vs-convenience dial of §2 in numbers, and it is why this system is a second factor, never the only lock.</w:t>
+        <w:t xml:space="preserve">than the per-user thresholds actually deployed), tolerating a 5% lock-out rate for genuine users admits ≈18.5% of impostor attempts; tolerating 10% lock-out admits ≈12.4%. This is the security-vs-convenience dial in numbers, and it is why this system is a second factor, never the only lock.</w:t>
       </w:r>
     </w:p>
     <w:p>

--- a/CREST_Gold_Report.docx
+++ b/CREST_Gold_Report.docx
@@ -49,7 +49,7 @@
       </w:tblPr>
       <w:tblGrid>
         <w:gridCol w:w="915"/>
-        <w:gridCol w:w="6556"/>
+        <w:gridCol w:w="6507"/>
       </w:tblGrid>
       <w:tr>
         <w:tc>
@@ -126,43 +126,7 @@
               <w:rPr>
                 <w:color w:val="000000" w:themeColor="text1"/>
               </w:rPr>
-              <w:t xml:space="preserve">Machine </w:t>
-            </w:r>
-            <w:r>
-              <w:rPr>
-                <w:color w:val="000000" w:themeColor="text1"/>
-              </w:rPr>
-              <w:t>L</w:t>
-            </w:r>
-            <w:r>
-              <w:rPr>
-                <w:color w:val="000000" w:themeColor="text1"/>
-              </w:rPr>
-              <w:t>earning</w:t>
-            </w:r>
-            <w:r>
-              <w:rPr>
-                <w:color w:val="000000" w:themeColor="text1"/>
-              </w:rPr>
-              <w:t xml:space="preserve">, </w:t>
-            </w:r>
-            <w:r>
-              <w:rPr>
-                <w:color w:val="000000" w:themeColor="text1"/>
-              </w:rPr>
-              <w:t xml:space="preserve"> </w:t>
-            </w:r>
-            <w:r>
-              <w:rPr>
-                <w:color w:val="000000" w:themeColor="text1"/>
-              </w:rPr>
-              <w:t>Behavioural</w:t>
-            </w:r>
-            <w:r>
-              <w:rPr>
-                <w:color w:val="000000" w:themeColor="text1"/>
-              </w:rPr>
-              <w:t xml:space="preserve"> </w:t>
+              <w:t xml:space="preserve">Machine Learning, Behavioural </w:t>
             </w:r>
             <w:r>
               <w:rPr>
@@ -318,7 +282,7 @@
         <w:rPr>
           <w:color w:val="000000" w:themeColor="text1"/>
         </w:rPr>
-        <w:t>This project examines whether a person can be identified from the rhythm of their typing, and whether a learned model can match the hand-built methods that have defined the task since the 2000s. I encoded keystroke timing into a fixed-length numerical fingerprint and verified each new sample against a user's enrolled fingerprints using a set of classical distance statistics computed within the learned space. I evaluated the system on a public dataset of 51 subjects typing a single fixed password, scoring it only on subjects withheld from training. It attained an equal error rate of 14.2%, short of the 9.6% reported by the strongest method in the 2009 study that established the dataset.</w:t>
+        <w:t>My project examines whether a person can be identified from the rhythm of their typing, and whether a learned model can match the hand-built methods that have defined the task since the 2000s. I encoded keystroke timing into a fixed-length numerical fingerprint and verified each new sample against a user's enrolled fingerprints using a set of classical distance statistics computed within the learned space. I evaluated the system on a public dataset of 51 subjects typing a single fixed password, scoring it only on subjects withheld from training. It attained an equal error rate of 14.2%, short of the 9.6% reported by the strongest method in the 2009 study that established the dataset.</w:t>
       </w:r>
     </w:p>
     <w:p>
@@ -715,7 +679,7 @@
         <w:rPr>
           <w:color w:val="000000" w:themeColor="text1"/>
         </w:rPr>
-        <w:t>This is not a rare problem. Verizon’s 2024 security report attributed about 88% of basic web-application attacks to stolen passwords, most of them automated: attackers take millions of leaked passwords from one site and try them against the login pages of every other, on the assumption that people reuse them. Usually they do. Two-factor codes help, but they interrupt the user at every login, and anything that interrupts is eventually switched off.</w:t>
+        <w:t>This is not a rare problem. Verizon’s 2024 security report [12] attributed about 88% of basic web-application attacks to stolen passwords, most of them automated: attackers take millions of leaked passwords from one site and try them against the login pages of every other, on the assumption that people reuse them. Usually they do. Two-factor codes help, but they interrupt the user at every login, and anything that interrupts is eventually switched off.</w:t>
       </w:r>
     </w:p>
     <w:p>
@@ -743,7 +707,7 @@
         <w:rPr>
           <w:color w:val="000000" w:themeColor="text1"/>
         </w:rPr>
-        <w:t xml:space="preserve"> they already type? Typing has a rhythm. The small pauses, the keys held a fraction longer than others, the slight hesitation before a capital: all of it is as personal as an accent, and it comes from motor habits that are hard to fake on purpose. The idea is old. A century ago, telegraph operators could recognise one another by the rhythm of their tapping. What is new is that computers can now do this from any text a person types, instead of one memorized phrase.</w:t>
+        <w:t xml:space="preserve"> they already type? Typing has a rhythm. The small pauses, the keys held a fraction longer than others, the slight hesitation before a capital: all of it is as personal as an accent, and it comes from motor habits that are hard to fake on purpose. The idea is old. A century ago, telegraph operators could recognise one another by the rhythm of their tapping. What is new is that computers can now do this from any text a person types, instead of one memorised phrase.</w:t>
       </w:r>
     </w:p>
     <w:p>
@@ -757,13 +721,13 @@
         <w:rPr>
           <w:color w:val="000000" w:themeColor="text1"/>
         </w:rPr>
-        <w:t>For the project, I</w:t>
-      </w:r>
-      <w:r>
-        <w:rPr>
-          <w:color w:val="000000" w:themeColor="text1"/>
-        </w:rPr>
-        <w:t xml:space="preserve"> set out five specific objectives, each with a test that would show plainly whether it had been met, rather than a vague sense that the work was “going well”:</w:t>
+        <w:t>My aim was to test whether a computer can verify a person’s identity from typing rhythm alone, and how close it can come to the best published benchmark. I broke this into five objectives:</w:t>
+      </w:r>
+      <w:r>
+        <w:rPr>
+          <w:color w:val="000000" w:themeColor="text1"/>
+        </w:rPr>
+        <w:t xml:space="preserve"> </w:t>
       </w:r>
       <w:r>
         <w:rPr>
@@ -803,6 +767,20 @@
         </w:rPr>
         <w:t xml:space="preserve">. </w:t>
       </w:r>
+      <w:r>
+        <w:rPr>
+          <w:i/>
+          <w:iCs/>
+          <w:color w:val="000000" w:themeColor="text1"/>
+        </w:rPr>
+        <w:t>Done when</w:t>
+      </w:r>
+      <w:r>
+        <w:rPr>
+          <w:color w:val="000000" w:themeColor="text1"/>
+        </w:rPr>
+        <w:t xml:space="preserve"> one sample fingerprints in under a millisecond on a CPU.</w:t>
+      </w:r>
     </w:p>
     <w:p>
       <w:pPr>
@@ -869,6 +847,20 @@
         </w:rPr>
         <w:t xml:space="preserve"> Test it only on people it has never seen, with the code refusing to grade itself on anyone it studied. </w:t>
       </w:r>
+      <w:r>
+        <w:rPr>
+          <w:i/>
+          <w:iCs/>
+          <w:color w:val="000000" w:themeColor="text1"/>
+        </w:rPr>
+        <w:t>Done when</w:t>
+      </w:r>
+      <w:r>
+        <w:rPr>
+          <w:color w:val="000000" w:themeColor="text1"/>
+        </w:rPr>
+        <w:t xml:space="preserve"> a runtime check makes a training/test overlap impossible.</w:t>
+      </w:r>
     </w:p>
     <w:p>
       <w:pPr>
@@ -895,6 +887,20 @@
         </w:rPr>
         <w:t xml:space="preserve"> Add a classical statistical decision-maker on top, so I can weigh a simple method against an elaborate one from the same run. </w:t>
       </w:r>
+      <w:r>
+        <w:rPr>
+          <w:i/>
+          <w:iCs/>
+          <w:color w:val="000000" w:themeColor="text1"/>
+        </w:rPr>
+        <w:t>Done when</w:t>
+      </w:r>
+      <w:r>
+        <w:rPr>
+          <w:color w:val="000000" w:themeColor="text1"/>
+        </w:rPr>
+        <w:t xml:space="preserve"> both scorers report error rates from identical splits.</w:t>
+      </w:r>
     </w:p>
     <w:p>
       <w:pPr>
@@ -941,7 +947,21 @@
         <w:rPr>
           <w:color w:val="000000" w:themeColor="text1"/>
         </w:rPr>
-        <w:t>Make the whole system rerun from one command, and fail safe when live, so any breakage asks for another factor rather than letting someone in.</w:t>
+        <w:t xml:space="preserve">Make the whole system rerun from one command, and fail safe when live, so any breakage asks for another factor rather than letting someone in. </w:t>
+      </w:r>
+      <w:r>
+        <w:rPr>
+          <w:i/>
+          <w:iCs/>
+          <w:color w:val="000000" w:themeColor="text1"/>
+        </w:rPr>
+        <w:t>Done when</w:t>
+      </w:r>
+      <w:r>
+        <w:rPr>
+          <w:color w:val="000000" w:themeColor="text1"/>
+        </w:rPr>
+        <w:t xml:space="preserve"> fixed seeds and a pinned dataset reproduce every number.</w:t>
       </w:r>
     </w:p>
     <w:p>
@@ -956,25 +976,6 @@
     <w:p>
       <w:pPr>
         <w:pStyle w:val="Compact"/>
-        <w:ind w:left="360"/>
-        <w:rPr>
-          <w:color w:val="000000" w:themeColor="text1"/>
-        </w:rPr>
-      </w:pPr>
-    </w:p>
-    <w:p>
-      <w:pPr>
-        <w:pStyle w:val="Compact"/>
-        <w:ind w:left="360"/>
-        <w:rPr>
-          <w:color w:val="000000" w:themeColor="text1"/>
-        </w:rPr>
-      </w:pPr>
-    </w:p>
-    <w:p>
-      <w:pPr>
-        <w:pStyle w:val="Compact"/>
-        <w:ind w:left="360"/>
         <w:rPr>
           <w:color w:val="000000" w:themeColor="text1"/>
         </w:rPr>
@@ -1055,6 +1056,14 @@
           <w:szCs w:val="24"/>
         </w:rPr>
         <w:t xml:space="preserve"> that can be verified from the commit history</w:t>
+      </w:r>
+      <w:r>
+        <w:rPr>
+          <w:color w:val="000000" w:themeColor="text1"/>
+          <w:sz w:val="24"/>
+          <w:szCs w:val="24"/>
+        </w:rPr>
+        <w:t>.</w:t>
       </w:r>
     </w:p>
     <w:tbl>
@@ -1332,13 +1341,7 @@
               <w:rPr>
                 <w:color w:val="000000" w:themeColor="text1"/>
               </w:rPr>
-              <w:t>Dec-</w:t>
-            </w:r>
-            <w:r>
-              <w:rPr>
-                <w:color w:val="000000" w:themeColor="text1"/>
-              </w:rPr>
-              <w:t>Jan 2026</w:t>
+              <w:t>Dec-Jan 2026</w:t>
             </w:r>
           </w:p>
         </w:tc>
@@ -1419,7 +1422,19 @@
               <w:rPr>
                 <w:color w:val="000000" w:themeColor="text1"/>
               </w:rPr>
-              <w:t>Google logins and session handling, the gate in front of the biometric layer; OAuth and session bugs cost three weeks here.</w:t>
+              <w:t xml:space="preserve">Google logins and session handling, the gate in front of the biometric layer; OAuth and session bugs cost </w:t>
+            </w:r>
+            <w:r>
+              <w:rPr>
+                <w:color w:val="000000" w:themeColor="text1"/>
+              </w:rPr>
+              <w:t>four</w:t>
+            </w:r>
+            <w:r>
+              <w:rPr>
+                <w:color w:val="000000" w:themeColor="text1"/>
+              </w:rPr>
+              <w:t xml:space="preserve"> weeks here.</w:t>
             </w:r>
           </w:p>
         </w:tc>
@@ -1516,7 +1531,13 @@
               <w:rPr>
                 <w:color w:val="000000" w:themeColor="text1"/>
               </w:rPr>
-              <w:t>Two statistical keystroke recognisers (v1/v2), and the clean split between research code and the live product;</w:t>
+              <w:t>Two statistical keystroke recognisers (v1/v2), and the clean split between research code and the live product</w:t>
+            </w:r>
+            <w:r>
+              <w:rPr>
+                <w:color w:val="000000" w:themeColor="text1"/>
+              </w:rPr>
+              <w:t xml:space="preserve">. </w:t>
             </w:r>
           </w:p>
         </w:tc>
@@ -1710,7 +1731,7 @@
               <w:rPr>
                 <w:color w:val="000000" w:themeColor="text1"/>
               </w:rPr>
-              <w:t>The open-set test protocol, the mid-sprint rebuild after the training/test leak, and the checks: 14 seeds, nested validation, a Transformer baseline.</w:t>
+              <w:t>The open-set test protocol, the mid-June rebuild after the training/test leak, and the checks: 14 seeds, nested validation, a Transformer baseline.</w:t>
             </w:r>
           </w:p>
         </w:tc>
@@ -2033,42 +2054,72 @@
           <w:color w:val="000000" w:themeColor="text1"/>
           <w:lang w:val="en-IN"/>
         </w:rPr>
-        <w:t>‘</w:t>
+        <w:t>‘Touchalytics’ [10] that even the way</w:t>
       </w:r>
       <w:r>
         <w:rPr>
           <w:color w:val="000000" w:themeColor="text1"/>
           <w:lang w:val="en-IN"/>
         </w:rPr>
-        <w:t>Touchalytics</w:t>
+        <w:t xml:space="preserve"> a person swipes a touchscreen carries enough identity to verify them continuously. I</w:t>
       </w:r>
       <w:r>
         <w:rPr>
           <w:color w:val="000000" w:themeColor="text1"/>
           <w:lang w:val="en-IN"/>
         </w:rPr>
-        <w:t>’</w:t>
+        <w:t xml:space="preserve"> initially</w:t>
       </w:r>
       <w:r>
         <w:rPr>
           <w:color w:val="000000" w:themeColor="text1"/>
           <w:lang w:val="en-IN"/>
         </w:rPr>
-        <w:t xml:space="preserve"> that even the way a person swipes a touchscreen carries enough identity to verify them continuously. I</w:t>
-      </w:r>
-      <w:r>
+        <w:t xml:space="preserve"> worked on the easy version, which has a clean public benchmark, while building the machinery the hard version would later need.</w:t>
+      </w:r>
+    </w:p>
+    <w:p>
+      <w:pPr>
+        <w:pStyle w:val="BodyText"/>
         <w:rPr>
           <w:color w:val="000000" w:themeColor="text1"/>
           <w:lang w:val="en-IN"/>
         </w:rPr>
-        <w:t xml:space="preserve"> initially</w:t>
-      </w:r>
+      </w:pPr>
       <w:r>
         <w:rPr>
           <w:color w:val="000000" w:themeColor="text1"/>
           <w:lang w:val="en-IN"/>
         </w:rPr>
-        <w:t xml:space="preserve"> worked on the easy version, which has a clean public benchmark, while building the machinery the hard version would later need.</w:t>
+        <w:t xml:space="preserve">Scoring such a system needs care, because it </w:t>
+      </w:r>
+      <w:r>
+        <w:rPr>
+          <w:color w:val="000000" w:themeColor="text1"/>
+          <w:lang w:val="en-IN"/>
+        </w:rPr>
+        <w:t xml:space="preserve">can </w:t>
+      </w:r>
+      <w:r>
+        <w:rPr>
+          <w:color w:val="000000" w:themeColor="text1"/>
+          <w:lang w:val="en-IN"/>
+        </w:rPr>
+        <w:t>make two opposite errors: admitting an impostor and rejecting the genuine user. Tighten the threshold and it rejects real users; loosen it and impostors slip through. Since the threshold can sit anywhere, a single "accuracy" figure would be meaningless. The standard summary is the equal error rate</w:t>
+      </w:r>
+      <w:r>
+        <w:rPr>
+          <w:color w:val="000000" w:themeColor="text1"/>
+          <w:lang w:val="en-IN"/>
+        </w:rPr>
+        <w:t xml:space="preserve"> (EER)</w:t>
+      </w:r>
+      <w:r>
+        <w:rPr>
+          <w:color w:val="000000" w:themeColor="text1"/>
+          <w:lang w:val="en-IN"/>
+        </w:rPr>
+        <w:t xml:space="preserve">, the setting at which both errors are equally likely; at 10%, roughly one impostor in ten is admitted and one genuine user in ten is turned away. </w:t>
       </w:r>
     </w:p>
     <w:p>
@@ -2076,72 +2127,35 @@
         <w:pStyle w:val="BodyText"/>
         <w:rPr>
           <w:color w:val="000000" w:themeColor="text1"/>
+        </w:rPr>
+      </w:pPr>
+      <w:r>
+        <w:rPr>
+          <w:color w:val="000000" w:themeColor="text1"/>
           <w:lang w:val="en-IN"/>
         </w:rPr>
-      </w:pPr>
+        <w:t>Two studies define the limits of the field, and they have never been compared directly. In 2009, Killourhy and Maxion [1] built the dataset I used, 51 people typing the password ".tie5Roanl" 400 times each, and tested 14 hand-designed detection methods against it; the best achieved an equal error rate of 9.6%. In 2021, a system called TypeNet [2] reached 2.2%, but under entirely different conditions: it learned from 136 million keystrokes collected from roughly 168,000 people typing freely on the web. A recent review in ACM Computing Surveys [9] traces the field's movement from the first kind of system to the second. What no study had tested is the point where the two meet: whether a learned model, applied to the small fixed-text dataset of 2009, can beat the hand-designed methods on their own terms when judged only on people it has never seen</w:t>
+      </w:r>
       <w:r>
         <w:rPr>
           <w:color w:val="000000" w:themeColor="text1"/>
           <w:lang w:val="en-IN"/>
         </w:rPr>
-        <w:t xml:space="preserve">Scoring such a system needs care, because it </w:t>
+        <w:t xml:space="preserve"> – which is exactly what I set </w:t>
       </w:r>
       <w:r>
         <w:rPr>
           <w:color w:val="000000" w:themeColor="text1"/>
           <w:lang w:val="en-IN"/>
         </w:rPr>
-        <w:t xml:space="preserve">can </w:t>
+        <w:t>out</w:t>
       </w:r>
       <w:r>
         <w:rPr>
           <w:color w:val="000000" w:themeColor="text1"/>
           <w:lang w:val="en-IN"/>
         </w:rPr>
-        <w:t>make</w:t>
-      </w:r>
-      <w:r>
-        <w:rPr>
-          <w:color w:val="000000" w:themeColor="text1"/>
-          <w:lang w:val="en-IN"/>
-        </w:rPr>
-        <w:t xml:space="preserve"> two opposite errors: admitting an impostor and rejecting the genuine user. Tighten the threshold and it rejects real users; loosen it and impostors slip through. Since the threshold can sit anywhere, a single "accuracy" figure would be meaningless. The standard summary is the equal error rate</w:t>
-      </w:r>
-      <w:r>
-        <w:rPr>
-          <w:color w:val="000000" w:themeColor="text1"/>
-          <w:lang w:val="en-IN"/>
-        </w:rPr>
-        <w:t xml:space="preserve"> (EER)</w:t>
-      </w:r>
-      <w:r>
-        <w:rPr>
-          <w:color w:val="000000" w:themeColor="text1"/>
-          <w:lang w:val="en-IN"/>
-        </w:rPr>
-        <w:t xml:space="preserve">, the setting at which both errors are equally likely; at 10%, roughly one impostor in ten is admitted and one genuine user in ten is turned away. </w:t>
-      </w:r>
-    </w:p>
-    <w:p>
-      <w:pPr>
-        <w:pStyle w:val="BodyText"/>
-        <w:rPr>
-          <w:color w:val="000000" w:themeColor="text1"/>
-        </w:rPr>
-      </w:pPr>
-      <w:r>
-        <w:rPr>
-          <w:color w:val="000000" w:themeColor="text1"/>
-          <w:lang w:val="en-IN"/>
-        </w:rPr>
-        <w:t>Two studies define the limits of the field, and they have never been compared directly. In 2009, Killourhy and Maxion built the dataset I used, 51 people typing the password ".tie5Roanl" 400 times each, and tested 14 hand-designed detection methods against it; the best achieved an equal error rate of 9.6%. In 2021, a system called TypeNet reached 2.2%, but under entirely different conditions: it learned from 136 million keystrokes collected from roughly 168,000 people typing freely on the web. A recent review in ACM Computing Surveys traces the field's movement from the first kind of system to the second. What no study had tested is the point where the two meet: whether a learned model, applied to the small fixed-text dataset of 2009, can beat the hand-designed methods on their own terms when judged only on people it has never seen</w:t>
-      </w:r>
-      <w:r>
-        <w:rPr>
-          <w:color w:val="000000" w:themeColor="text1"/>
-          <w:lang w:val="en-IN"/>
-        </w:rPr>
-        <w:t xml:space="preserve"> – which is exactly what I set you to answer with my project. </w:t>
+        <w:t xml:space="preserve"> to answer with my project. </w:t>
       </w:r>
     </w:p>
     <w:p>
@@ -2857,7 +2871,7 @@
           <w:lang w:val="en-IN"/>
         </w:rPr>
         <w:lastRenderedPageBreak/>
-        <w:t>position in that space. I trained it the way face-recognition systems are trained: show it two samples from one person and one from another, adjust it to pull the pair together and push the third away, and repeat hundreds of thousands of times until the clustering emerges. The full design is in Appendix C; it trains on a laptop in about 23 minutes and fingerprints a sample in under a millisecond.</w:t>
+        <w:t>position in that space. I trained it the way face-recognition systems are trained [3]: show it two samples from one person and one from another, adjust it to pull the pair together and push the third away, and repeat hundreds of thousands of times until the clustering emerges. The full design is in Appendix C; it trains on a laptop in about 23 minutes and fingerprints a sample in under a millisecond.</w:t>
       </w:r>
     </w:p>
     <w:p>
@@ -3344,7 +3358,25 @@
         <w:rPr>
           <w:color w:val="000000" w:themeColor="text1"/>
         </w:rPr>
-        <w:t>Typing rhythm identifies a person only in part, but well enough to serve as a useful second check behind a password. An attacker who holds your stolen password must still type as you do, at no extra effort to you, and run continuously, the system could even detect that the person mid-session had changed. It does not beat a good hand-built method on small, fixed-text data. The more useful finding is narrower. Placing classical statistics on top of a learned fingerprint makes the decision more stable, and I can name the component responsible. That is the contribution: a reproducible measurement that a classical verifier run inside a learned fingerprint is steadier than either half alone, with that component identified and every failure mode recorded. On a small public benchmark, tested only on strangers, that measurement did not exist before.</w:t>
+        <w:t xml:space="preserve">Typing rhythm identifies a person only in part, but well enough to serve as a useful second check behind a password. An attacker who holds your stolen password </w:t>
+      </w:r>
+      <w:r>
+        <w:rPr>
+          <w:color w:val="000000" w:themeColor="text1"/>
+        </w:rPr>
+        <w:t>must still type as you do. Run continuously, the system could even detect that the person mid-session had changed.</w:t>
+      </w:r>
+      <w:r>
+        <w:rPr>
+          <w:color w:val="000000" w:themeColor="text1"/>
+        </w:rPr>
+        <w:t xml:space="preserve"> </w:t>
+      </w:r>
+      <w:r>
+        <w:rPr>
+          <w:color w:val="000000" w:themeColor="text1"/>
+        </w:rPr>
+        <w:t>It does not beat a good hand-built method on small, fixed-text data. The more useful finding is narrower. Placing classical statistics on top of a learned fingerprint makes the decision more stable, and I can name the component responsible. That is the contribution: a reproducible measurement that a classical verifier run inside a learned fingerprint is steadier than either half alone, with that component identified and every failure mode recorded. On a small public benchmark, tested only on strangers, that measurement did not exist before.</w:t>
       </w:r>
     </w:p>
     <w:p>
@@ -3447,7 +3479,7 @@
           <w:szCs w:val="24"/>
           <w:lang w:val="en-IN"/>
         </w:rPr>
-        <w:t> Under GDPR, biometric data used to identify someone is "special category" data, and the law explicitly includes behavioural traits. Once this system identifies a user, it is handling data of that class, which shaped every decision below.</w:t>
+        <w:t> Under GDPR [11], biometric data used to identify someone is "special category" data, and the law explicitly includes behavioural traits. Once this system identifies a user, it is handling data of that class, which shaped every decision below.</w:t>
       </w:r>
     </w:p>
     <w:p>
@@ -3507,8 +3539,6 @@
           <w:lang w:val="en-IN"/>
         </w:rPr>
       </w:pPr>
-      <w:bookmarkStart w:id="10" w:name="reflection-and-future-work"/>
-      <w:bookmarkEnd w:id="9"/>
       <w:r>
         <w:rPr>
           <w:b/>
@@ -3519,7 +3549,7 @@
           <w:lang w:val="en-IN"/>
         </w:rPr>
         <w:lastRenderedPageBreak/>
-        <w:t>It fails safe, never open.</w:t>
+        <w:t>Consent is opt-in and revocable, and I store the fingerprint, not the typing.</w:t>
       </w:r>
       <w:r>
         <w:rPr>
@@ -3528,7 +3558,7 @@
           <w:szCs w:val="24"/>
           <w:lang w:val="en-IN"/>
         </w:rPr>
-        <w:t> Any failure forces another factor and never defaults to admitting the user.</w:t>
+        <w:t> Opting out deletes the profile. The service keeps no record of what was typed, only the derived fingerprint and a log of decisions. A stolen fingerprint is far less damaging than a recording of everything a user wrote.</w:t>
       </w:r>
     </w:p>
     <w:p>
@@ -3545,6 +3575,8 @@
           <w:lang w:val="en-IN"/>
         </w:rPr>
       </w:pPr>
+      <w:bookmarkStart w:id="10" w:name="reflection-and-future-work"/>
+      <w:bookmarkEnd w:id="9"/>
       <w:r>
         <w:rPr>
           <w:b/>
@@ -3554,7 +3586,7 @@
           <w:szCs w:val="24"/>
           <w:lang w:val="en-IN"/>
         </w:rPr>
-        <w:t>It fails some people far more than others, which is a fairness problem.</w:t>
+        <w:t>It fails safe, never open.</w:t>
       </w:r>
       <w:r>
         <w:rPr>
@@ -3563,7 +3595,7 @@
           <w:szCs w:val="24"/>
           <w:lang w:val="en-IN"/>
         </w:rPr>
-        <w:t> My 37-fold spread in error rate is a textbook disparate-impact risk: the people it serves worst would be wrongly rejected far more often than the 14.2% average admits, and the average hides this entirely. It must therefore never be the only check, and a real deployment would need a per-person error audit rather than a single average. Those people can be identified in advance, since they are the least consistent typists, so a fair system can flag them and fall back to another factor instead of quietly failing them.</w:t>
+        <w:t> Any failure forces another factor and never defaults to admitting the user.</w:t>
       </w:r>
     </w:p>
     <w:p>
@@ -3589,7 +3621,7 @@
           <w:szCs w:val="24"/>
           <w:lang w:val="en-IN"/>
         </w:rPr>
-        <w:t>The same technology in the wrong hands.</w:t>
+        <w:t>It fails some people far more than others, which is a fairness problem.</w:t>
       </w:r>
       <w:r>
         <w:rPr>
@@ -3598,6 +3630,41 @@
           <w:szCs w:val="24"/>
           <w:lang w:val="en-IN"/>
         </w:rPr>
+        <w:t> My 37-fold spread in error rate is a clear disparate-impact risk: the people it serves worst would be wrongly rejected far more often than the 14.2% average admits, and the average hides this entirely. It must therefore never be the only check, and a real deployment would need a per-person error audit rather than a single average. Those people can be identified in advance, since they are the least consistent typists, so a fair system can flag them and fall back to another factor instead of quietly failing them.</w:t>
+      </w:r>
+    </w:p>
+    <w:p>
+      <w:pPr>
+        <w:pStyle w:val="Heading2"/>
+        <w:numPr>
+          <w:ilvl w:val="0"/>
+          <w:numId w:val="10"/>
+        </w:numPr>
+        <w:rPr>
+          <w:color w:val="000000" w:themeColor="text1"/>
+          <w:sz w:val="24"/>
+          <w:szCs w:val="24"/>
+          <w:lang w:val="en-IN"/>
+        </w:rPr>
+      </w:pPr>
+      <w:r>
+        <w:rPr>
+          <w:b/>
+          <w:bCs/>
+          <w:color w:val="000000" w:themeColor="text1"/>
+          <w:sz w:val="24"/>
+          <w:szCs w:val="24"/>
+          <w:lang w:val="en-IN"/>
+        </w:rPr>
+        <w:t>The same technology in the wrong hands.</w:t>
+      </w:r>
+      <w:r>
+        <w:rPr>
+          <w:color w:val="000000" w:themeColor="text1"/>
+          <w:sz w:val="24"/>
+          <w:szCs w:val="24"/>
+          <w:lang w:val="en-IN"/>
+        </w:rPr>
         <w:t> What protects an account could equally track or de-anonymise people by their typing. I present it as opt-in protection the user controls, report the error rates openly, and would never present a system with a 10% error rate as infallible.</w:t>
       </w:r>
     </w:p>
@@ -3628,14 +3695,14 @@
           <w:color w:val="000000" w:themeColor="text1"/>
           <w:lang w:val="en-IN"/>
         </w:rPr>
-        <w:t>The most important thing I learned was to distrust my own results. My first evaluation produced a number I was delighted with, and it was worthless. Catching that taught me to ask "</w:t>
+        <w:t>The most important thing I learned was to distrust my own results. My first evaluation produced a number I was delighted with, and it was worthless. Catching that taught me to ask “what would make this wrong?</w:t>
       </w:r>
       <w:r>
         <w:rPr>
           <w:color w:val="000000" w:themeColor="text1"/>
           <w:lang w:val="en-IN"/>
         </w:rPr>
-        <w:t>why is this correct”</w:t>
+        <w:t>”</w:t>
       </w:r>
       <w:r>
         <w:rPr>
@@ -3718,7 +3785,7 @@
         <w:rPr>
           <w:color w:val="000000" w:themeColor="text1"/>
         </w:rPr>
-        <w:t>, the 136-million-keystroke Aalto corpus. The pipeline is built and needs only the data.</w:t>
+        <w:t>, the 136-million-keystroke Aalto corpus [7]. The pipeline is built and needs only the data.</w:t>
       </w:r>
     </w:p>
     <w:p>
@@ -3738,13 +3805,13 @@
           <w:bCs/>
           <w:color w:val="000000" w:themeColor="text1"/>
         </w:rPr>
-        <w:t>Train at scale</w:t>
-      </w:r>
-      <w:r>
-        <w:rPr>
-          <w:color w:val="000000" w:themeColor="text1"/>
-        </w:rPr>
-        <w:t xml:space="preserve"> on appropriate hardware, in the manner of TypeNet, to test whether the hybrid’s advantage holds as accuracy improves.</w:t>
+        <w:t>Calibrate the confidence scale</w:t>
+      </w:r>
+      <w:r>
+        <w:rPr>
+          <w:color w:val="000000" w:themeColor="text1"/>
+        </w:rPr>
+        <w:t xml:space="preserve"> so the percentage the product displays is meaningful.</w:t>
       </w:r>
     </w:p>
     <w:p>
@@ -3764,6 +3831,33 @@
           <w:bCs/>
           <w:color w:val="000000" w:themeColor="text1"/>
         </w:rPr>
+        <w:t>Train at scale</w:t>
+      </w:r>
+      <w:r>
+        <w:rPr>
+          <w:color w:val="000000" w:themeColor="text1"/>
+        </w:rPr>
+        <w:t xml:space="preserve"> on appropriate hardware, in the manner of TypeNet, to test whether the hybrid’s advantage holds as accuracy improves.</w:t>
+      </w:r>
+    </w:p>
+    <w:p>
+      <w:pPr>
+        <w:pStyle w:val="Compact"/>
+        <w:numPr>
+          <w:ilvl w:val="0"/>
+          <w:numId w:val="6"/>
+        </w:numPr>
+        <w:rPr>
+          <w:color w:val="000000" w:themeColor="text1"/>
+        </w:rPr>
+      </w:pPr>
+      <w:r>
+        <w:rPr>
+          <w:b/>
+          <w:bCs/>
+          <w:color w:val="000000" w:themeColor="text1"/>
+        </w:rPr>
+        <w:lastRenderedPageBreak/>
         <w:t>Collect a small, consented set of real users</w:t>
       </w:r>
       <w:r>
@@ -3807,7 +3901,6 @@
         <w:rPr>
           <w:color w:val="000000" w:themeColor="text1"/>
         </w:rPr>
-        <w:lastRenderedPageBreak/>
         <w:t>Acknowledgements</w:t>
       </w:r>
     </w:p>
@@ -3839,7 +3932,16 @@
           <w:sz w:val="24"/>
           <w:szCs w:val="24"/>
         </w:rPr>
-        <w:t xml:space="preserve"> and the research community deserves a big thanks</w:t>
+        <w:t xml:space="preserve"> and the research community deserves a </w:t>
+      </w:r>
+      <w:r>
+        <w:rPr>
+          <w:rFonts w:asciiTheme="minorHAnsi" w:eastAsiaTheme="minorEastAsia" w:hAnsiTheme="minorHAnsi" w:cstheme="minorBidi"/>
+          <w:color w:val="000000" w:themeColor="text1"/>
+          <w:sz w:val="24"/>
+          <w:szCs w:val="24"/>
+        </w:rPr>
+        <w:t>lot of credit</w:t>
       </w:r>
       <w:r>
         <w:rPr>
@@ -3938,7 +4040,7 @@
           <w:szCs w:val="24"/>
           <w:lang w:val="en-IN"/>
         </w:rPr>
-        <w:t>I would also like to thank everyone who helped me complete this project</w:t>
+        <w:t>A beginner AI course covering machine learning gave me the grounding to start, and the documentation and community forums of the libraries above stood in for the colleagues a lab would have provided. I would also like to thank everyone who helped me complete this project, especially my parents</w:t>
       </w:r>
       <w:r>
         <w:rPr>
@@ -3948,7 +4050,7 @@
           <w:szCs w:val="24"/>
           <w:lang w:val="en-IN"/>
         </w:rPr>
-        <w:t xml:space="preserve"> especially my parents. </w:t>
+        <w:t xml:space="preserve">. </w:t>
       </w:r>
     </w:p>
     <w:p>
@@ -4020,6 +4122,7 @@
           <w:ilvl w:val="0"/>
           <w:numId w:val="7"/>
         </w:numPr>
+        <w:spacing w:after="0"/>
         <w:rPr>
           <w:color w:val="000000" w:themeColor="text1"/>
         </w:rPr>
@@ -4061,6 +4164,7 @@
           <w:ilvl w:val="0"/>
           <w:numId w:val="7"/>
         </w:numPr>
+        <w:spacing w:after="0"/>
         <w:rPr>
           <w:color w:val="000000" w:themeColor="text1"/>
         </w:rPr>
@@ -4093,6 +4197,7 @@
           <w:ilvl w:val="0"/>
           <w:numId w:val="7"/>
         </w:numPr>
+        <w:spacing w:after="0"/>
         <w:rPr>
           <w:color w:val="000000" w:themeColor="text1"/>
         </w:rPr>
@@ -4125,6 +4230,7 @@
           <w:ilvl w:val="0"/>
           <w:numId w:val="7"/>
         </w:numPr>
+        <w:spacing w:after="0"/>
         <w:rPr>
           <w:color w:val="000000" w:themeColor="text1"/>
         </w:rPr>
@@ -4157,6 +4263,7 @@
           <w:ilvl w:val="0"/>
           <w:numId w:val="7"/>
         </w:numPr>
+        <w:spacing w:after="0"/>
         <w:rPr>
           <w:color w:val="000000" w:themeColor="text1"/>
         </w:rPr>
@@ -4189,6 +4296,7 @@
           <w:ilvl w:val="0"/>
           <w:numId w:val="7"/>
         </w:numPr>
+        <w:spacing w:after="0"/>
         <w:rPr>
           <w:color w:val="000000" w:themeColor="text1"/>
         </w:rPr>
@@ -4221,6 +4329,7 @@
           <w:ilvl w:val="0"/>
           <w:numId w:val="7"/>
         </w:numPr>
+        <w:spacing w:after="0"/>
         <w:rPr>
           <w:color w:val="000000" w:themeColor="text1"/>
         </w:rPr>
@@ -4262,14 +4371,16 @@
           <w:ilvl w:val="0"/>
           <w:numId w:val="7"/>
         </w:numPr>
-        <w:rPr>
-          <w:color w:val="000000" w:themeColor="text1"/>
-        </w:rPr>
-      </w:pPr>
-      <w:r>
-        <w:rPr>
-          <w:color w:val="000000" w:themeColor="text1"/>
-        </w:rPr>
+        <w:spacing w:after="0"/>
+        <w:rPr>
+          <w:color w:val="000000" w:themeColor="text1"/>
+        </w:rPr>
+      </w:pPr>
+      <w:r>
+        <w:rPr>
+          <w:color w:val="000000" w:themeColor="text1"/>
+        </w:rPr>
+        <w:lastRenderedPageBreak/>
         <w:t xml:space="preserve">ISO/IEC 19795-1. </w:t>
       </w:r>
       <w:r>
@@ -4303,6 +4414,7 @@
           <w:ilvl w:val="0"/>
           <w:numId w:val="7"/>
         </w:numPr>
+        <w:spacing w:after="0"/>
         <w:rPr>
           <w:color w:val="000000" w:themeColor="text1"/>
         </w:rPr>
@@ -4329,6 +4441,7 @@
           <w:ilvl w:val="0"/>
           <w:numId w:val="7"/>
         </w:numPr>
+        <w:spacing w:after="0"/>
         <w:rPr>
           <w:color w:val="000000" w:themeColor="text1"/>
         </w:rPr>
@@ -4361,6 +4474,7 @@
           <w:ilvl w:val="0"/>
           <w:numId w:val="7"/>
         </w:numPr>
+        <w:spacing w:after="0"/>
         <w:rPr>
           <w:color w:val="000000" w:themeColor="text1"/>
         </w:rPr>
@@ -4388,15 +4502,15 @@
           <w:ilvl w:val="0"/>
           <w:numId w:val="7"/>
         </w:numPr>
-        <w:rPr>
-          <w:color w:val="000000" w:themeColor="text1"/>
-        </w:rPr>
-      </w:pPr>
-      <w:r>
-        <w:rPr>
-          <w:color w:val="000000" w:themeColor="text1"/>
-        </w:rPr>
-        <w:lastRenderedPageBreak/>
+        <w:spacing w:after="0"/>
+        <w:rPr>
+          <w:color w:val="000000" w:themeColor="text1"/>
+        </w:rPr>
+      </w:pPr>
+      <w:r>
+        <w:rPr>
+          <w:color w:val="000000" w:themeColor="text1"/>
+        </w:rPr>
         <w:t xml:space="preserve">Verizon (2024). </w:t>
       </w:r>
       <w:r>
@@ -4430,6 +4544,7 @@
           <w:ilvl w:val="0"/>
           <w:numId w:val="7"/>
         </w:numPr>
+        <w:spacing w:after="0"/>
         <w:rPr>
           <w:color w:val="000000" w:themeColor="text1"/>
         </w:rPr>
@@ -4462,6 +4577,7 @@
           <w:ilvl w:val="0"/>
           <w:numId w:val="7"/>
         </w:numPr>
+        <w:spacing w:after="0"/>
         <w:rPr>
           <w:color w:val="000000" w:themeColor="text1"/>
         </w:rPr>
@@ -4494,6 +4610,7 @@
           <w:ilvl w:val="0"/>
           <w:numId w:val="7"/>
         </w:numPr>
+        <w:spacing w:after="0"/>
         <w:rPr>
           <w:color w:val="000000" w:themeColor="text1"/>
         </w:rPr>
@@ -4526,6 +4643,7 @@
           <w:ilvl w:val="0"/>
           <w:numId w:val="7"/>
         </w:numPr>
+        <w:spacing w:after="0"/>
         <w:rPr>
           <w:color w:val="000000" w:themeColor="text1"/>
         </w:rPr>
@@ -4711,13 +4829,41 @@
           <w:color w:val="000000" w:themeColor="text1"/>
         </w:rPr>
       </w:pPr>
+      <w:proofErr w:type="spellStart"/>
       <w:r>
         <w:rPr>
           <w:b/>
           <w:bCs/>
           <w:color w:val="000000" w:themeColor="text1"/>
         </w:rPr>
-        <w:t>Mahalanobis / Ledoit–Wolf.</w:t>
+        <w:t>Mahalanobis</w:t>
+      </w:r>
+      <w:proofErr w:type="spellEnd"/>
+      <w:r>
+        <w:rPr>
+          <w:b/>
+          <w:bCs/>
+          <w:color w:val="000000" w:themeColor="text1"/>
+        </w:rPr>
+        <w:t xml:space="preserve"> / </w:t>
+      </w:r>
+      <w:proofErr w:type="spellStart"/>
+      <w:r>
+        <w:rPr>
+          <w:b/>
+          <w:bCs/>
+          <w:color w:val="000000" w:themeColor="text1"/>
+        </w:rPr>
+        <w:t>Ledoit</w:t>
+      </w:r>
+      <w:proofErr w:type="spellEnd"/>
+      <w:r>
+        <w:rPr>
+          <w:b/>
+          <w:bCs/>
+          <w:color w:val="000000" w:themeColor="text1"/>
+        </w:rPr>
+        <w:t>–Wolf.</w:t>
       </w:r>
       <w:r>
         <w:rPr>
@@ -5384,6 +5530,7 @@
               <w:rPr>
                 <w:color w:val="000000" w:themeColor="text1"/>
               </w:rPr>
+              <w:lastRenderedPageBreak/>
               <w:t>5</w:t>
             </w:r>
           </w:p>
@@ -5869,7 +6016,6 @@
           <w:bCs/>
           <w:color w:val="000000" w:themeColor="text1"/>
         </w:rPr>
-        <w:lastRenderedPageBreak/>
         <w:t>Provenance (for independent verification).</w:t>
       </w:r>
     </w:p>
@@ -5951,6 +6097,42 @@
         <w:rPr>
           <w:color w:val="000000" w:themeColor="text1"/>
         </w:rPr>
+        <w:t>Code, data pipeline and the full fix log: https://github.com/devadit1515/typing-sanctuary</w:t>
+      </w:r>
+    </w:p>
+    <w:p>
+      <w:pPr>
+        <w:pStyle w:val="Compact"/>
+        <w:numPr>
+          <w:ilvl w:val="0"/>
+          <w:numId w:val="9"/>
+        </w:numPr>
+        <w:rPr>
+          <w:color w:val="000000" w:themeColor="text1"/>
+        </w:rPr>
+      </w:pPr>
+      <w:r>
+        <w:rPr>
+          <w:color w:val="000000" w:themeColor="text1"/>
+        </w:rPr>
+        <w:t>One-command rerun, from the repository’s research directory: pwsh -File scripts/reproduce.ps1, which verifies the dataset hash, trains all three seeds, asserts the error rates and regenerates both figures.</w:t>
+      </w:r>
+    </w:p>
+    <w:p>
+      <w:pPr>
+        <w:pStyle w:val="Compact"/>
+        <w:numPr>
+          <w:ilvl w:val="0"/>
+          <w:numId w:val="9"/>
+        </w:numPr>
+        <w:rPr>
+          <w:color w:val="000000" w:themeColor="text1"/>
+        </w:rPr>
+      </w:pPr>
+      <w:r>
+        <w:rPr>
+          <w:color w:val="000000" w:themeColor="text1"/>
+        </w:rPr>
         <w:t xml:space="preserve">Seeds 42 / 43 / 44 · 128-number fingerprint · 60 training passes · laptop CPU · ~23 min · Python 3.12, PyTorch 2.5.1 (CPU). All versions pinned in </w:t>
       </w:r>
       <w:r>
@@ -5969,24 +6151,148 @@
     </w:p>
     <w:p>
       <w:pPr>
+        <w:pStyle w:val="Compact"/>
+        <w:numPr>
+          <w:ilvl w:val="0"/>
+          <w:numId w:val="9"/>
+        </w:numPr>
+        <w:rPr>
+          <w:color w:val="000000" w:themeColor="text1"/>
+        </w:rPr>
+      </w:pPr>
+      <w:r>
+        <w:rPr>
+          <w:color w:val="000000" w:themeColor="text1"/>
+        </w:rPr>
+        <w:t>All runs on my own laptop: Intel Core Ultra 9 285H CPU, 32 GB RAM, no GPU used.</w:t>
+      </w:r>
+    </w:p>
+    <w:p>
+      <w:pPr>
         <w:pStyle w:val="FirstParagraph"/>
-        <w:rPr>
-          <w:color w:val="000000" w:themeColor="text1"/>
-        </w:rPr>
-      </w:pPr>
-      <w:r>
         <w:rPr>
           <w:b/>
           <w:bCs/>
           <w:color w:val="000000" w:themeColor="text1"/>
         </w:rPr>
-        <w:t>Figure B.1: the error trade-off (DET curve).</w:t>
-      </w:r>
-    </w:p>
-    <w:p>
-      <w:pPr>
-        <w:pStyle w:val="BodyText"/>
-        <w:rPr>
+      </w:pPr>
+    </w:p>
+    <w:p>
+      <w:pPr>
+        <w:pStyle w:val="FirstParagraph"/>
+        <w:rPr>
+          <w:b/>
+          <w:bCs/>
+          <w:color w:val="000000" w:themeColor="text1"/>
+        </w:rPr>
+      </w:pPr>
+    </w:p>
+    <w:p>
+      <w:pPr>
+        <w:pStyle w:val="FirstParagraph"/>
+        <w:rPr>
+          <w:b/>
+          <w:bCs/>
+          <w:color w:val="000000" w:themeColor="text1"/>
+        </w:rPr>
+      </w:pPr>
+    </w:p>
+    <w:p>
+      <w:pPr>
+        <w:pStyle w:val="FirstParagraph"/>
+        <w:rPr>
+          <w:b/>
+          <w:bCs/>
+          <w:color w:val="000000" w:themeColor="text1"/>
+        </w:rPr>
+      </w:pPr>
+    </w:p>
+    <w:p>
+      <w:pPr>
+        <w:pStyle w:val="FirstParagraph"/>
+        <w:rPr>
+          <w:b/>
+          <w:bCs/>
+          <w:color w:val="000000" w:themeColor="text1"/>
+        </w:rPr>
+      </w:pPr>
+    </w:p>
+    <w:p>
+      <w:pPr>
+        <w:pStyle w:val="FirstParagraph"/>
+        <w:rPr>
+          <w:b/>
+          <w:bCs/>
+          <w:color w:val="000000" w:themeColor="text1"/>
+        </w:rPr>
+      </w:pPr>
+    </w:p>
+    <w:p>
+      <w:pPr>
+        <w:pStyle w:val="FirstParagraph"/>
+        <w:rPr>
+          <w:b/>
+          <w:bCs/>
+          <w:color w:val="000000" w:themeColor="text1"/>
+        </w:rPr>
+      </w:pPr>
+    </w:p>
+    <w:p>
+      <w:pPr>
+        <w:pStyle w:val="FirstParagraph"/>
+        <w:rPr>
+          <w:b/>
+          <w:bCs/>
+          <w:color w:val="000000" w:themeColor="text1"/>
+        </w:rPr>
+      </w:pPr>
+    </w:p>
+    <w:p>
+      <w:pPr>
+        <w:pStyle w:val="FirstParagraph"/>
+        <w:rPr>
+          <w:b/>
+          <w:bCs/>
+          <w:color w:val="000000" w:themeColor="text1"/>
+        </w:rPr>
+      </w:pPr>
+    </w:p>
+    <w:p>
+      <w:pPr>
+        <w:pStyle w:val="FirstParagraph"/>
+        <w:rPr>
+          <w:b/>
+          <w:bCs/>
+          <w:color w:val="000000" w:themeColor="text1"/>
+        </w:rPr>
+      </w:pPr>
+    </w:p>
+    <w:p>
+      <w:pPr>
+        <w:pStyle w:val="FirstParagraph"/>
+        <w:rPr>
+          <w:b/>
+          <w:bCs/>
+          <w:color w:val="000000" w:themeColor="text1"/>
+        </w:rPr>
+      </w:pPr>
+    </w:p>
+    <w:p>
+      <w:pPr>
+        <w:pStyle w:val="FirstParagraph"/>
+        <w:rPr>
+          <w:b/>
+          <w:bCs/>
+          <w:color w:val="000000" w:themeColor="text1"/>
+        </w:rPr>
+      </w:pPr>
+    </w:p>
+    <w:p>
+      <w:pPr>
+        <w:pStyle w:val="FirstParagraph"/>
+        <w:rPr>
+          <w:b/>
+          <w:bCs/>
           <w:color w:val="000000" w:themeColor="text1"/>
         </w:rPr>
       </w:pPr>
@@ -5995,10 +6301,19 @@
           <w:noProof/>
           <w:color w:val="000000" w:themeColor="text1"/>
         </w:rPr>
+        <w:lastRenderedPageBreak/>
         <w:drawing>
-          <wp:inline distT="0" distB="0" distL="0" distR="0" wp14:anchorId="155A9085" wp14:editId="5624838F">
-            <wp:extent cx="4593265" cy="4167963"/>
+          <wp:anchor distT="0" distB="0" distL="114300" distR="114300" simplePos="0" relativeHeight="251660288" behindDoc="0" locked="0" layoutInCell="1" allowOverlap="1" wp14:anchorId="155A9085" wp14:editId="0FB91A47">
+            <wp:simplePos x="0" y="0"/>
+            <wp:positionH relativeFrom="column">
+              <wp:posOffset>-10634</wp:posOffset>
+            </wp:positionH>
+            <wp:positionV relativeFrom="paragraph">
+              <wp:posOffset>212651</wp:posOffset>
+            </wp:positionV>
+            <wp:extent cx="3625215" cy="2997835"/>
             <wp:effectExtent l="0" t="0" r="0" b="0"/>
+            <wp:wrapNone/>
             <wp:docPr id="29" name="Picture" descr="DET curve for the simple-distance scorer on the 16 held-out people."/>
             <wp:cNvGraphicFramePr/>
             <a:graphic xmlns:a="http://schemas.openxmlformats.org/drawingml/2006/main">
@@ -6011,7 +6326,13 @@
                     </pic:cNvPicPr>
                   </pic:nvPicPr>
                   <pic:blipFill>
-                    <a:blip r:embed="rId10"/>
+                    <a:blip r:embed="rId10">
+                      <a:extLst>
+                        <a:ext uri="{28A0092B-C50C-407E-A947-70E740481C1C}">
+                          <a14:useLocalDpi xmlns:a14="http://schemas.microsoft.com/office/drawing/2010/main" val="0"/>
+                        </a:ext>
+                      </a:extLst>
+                    </a:blip>
                     <a:stretch>
                       <a:fillRect/>
                     </a:stretch>
@@ -6019,7 +6340,7 @@
                   <pic:spPr bwMode="auto">
                     <a:xfrm>
                       <a:off x="0" y="0"/>
-                      <a:ext cx="4706762" cy="4270951"/>
+                      <a:ext cx="3636550" cy="3007208"/>
                     </a:xfrm>
                     <a:prstGeom prst="rect">
                       <a:avLst/>
@@ -6034,17 +6355,79 @@
                 </pic:pic>
               </a:graphicData>
             </a:graphic>
-          </wp:inline>
+            <wp14:sizeRelH relativeFrom="margin">
+              <wp14:pctWidth>0</wp14:pctWidth>
+            </wp14:sizeRelH>
+            <wp14:sizeRelV relativeFrom="margin">
+              <wp14:pctHeight>0</wp14:pctHeight>
+            </wp14:sizeRelV>
+          </wp:anchor>
         </w:drawing>
       </w:r>
+      <w:r>
+        <w:rPr>
+          <w:b/>
+          <w:bCs/>
+          <w:color w:val="000000" w:themeColor="text1"/>
+        </w:rPr>
+        <w:t>Figure B.1: the error trade-off (DET curve).</w:t>
+      </w:r>
     </w:p>
     <w:p>
       <w:pPr>
         <w:pStyle w:val="BodyText"/>
-        <w:rPr>
-          <w:color w:val="000000" w:themeColor="text1"/>
-        </w:rPr>
-      </w:pPr>
+      </w:pPr>
+    </w:p>
+    <w:p>
+      <w:pPr>
+        <w:pStyle w:val="BodyText"/>
+      </w:pPr>
+    </w:p>
+    <w:p>
+      <w:pPr>
+        <w:pStyle w:val="BodyText"/>
+      </w:pPr>
+    </w:p>
+    <w:p>
+      <w:pPr>
+        <w:pStyle w:val="BodyText"/>
+      </w:pPr>
+    </w:p>
+    <w:p>
+      <w:pPr>
+        <w:pStyle w:val="BodyText"/>
+      </w:pPr>
+    </w:p>
+    <w:p>
+      <w:pPr>
+        <w:pStyle w:val="BodyText"/>
+      </w:pPr>
+    </w:p>
+    <w:p>
+      <w:pPr>
+        <w:pStyle w:val="BodyText"/>
+      </w:pPr>
+    </w:p>
+    <w:p>
+      <w:pPr>
+        <w:pStyle w:val="BodyText"/>
+      </w:pPr>
+    </w:p>
+    <w:p>
+      <w:pPr>
+        <w:pStyle w:val="BodyText"/>
+      </w:pPr>
+    </w:p>
+    <w:p>
+      <w:pPr>
+        <w:pStyle w:val="BodyText"/>
+        <w:rPr>
+          <w:color w:val="000000" w:themeColor="text1"/>
+        </w:rPr>
+      </w:pPr>
+      <w:r>
+        <w:br/>
+      </w:r>
       <w:r>
         <w:rPr>
           <w:i/>
@@ -6058,63 +6441,6 @@
       <w:pPr>
         <w:pStyle w:val="BodyText"/>
         <w:rPr>
-          <w:b/>
-          <w:bCs/>
-          <w:color w:val="000000" w:themeColor="text1"/>
-        </w:rPr>
-      </w:pPr>
-    </w:p>
-    <w:p>
-      <w:pPr>
-        <w:pStyle w:val="BodyText"/>
-        <w:rPr>
-          <w:b/>
-          <w:bCs/>
-          <w:color w:val="000000" w:themeColor="text1"/>
-        </w:rPr>
-      </w:pPr>
-    </w:p>
-    <w:p>
-      <w:pPr>
-        <w:pStyle w:val="BodyText"/>
-        <w:rPr>
-          <w:b/>
-          <w:bCs/>
-          <w:color w:val="000000" w:themeColor="text1"/>
-        </w:rPr>
-      </w:pPr>
-    </w:p>
-    <w:p>
-      <w:pPr>
-        <w:pStyle w:val="BodyText"/>
-        <w:rPr>
-          <w:b/>
-          <w:bCs/>
-          <w:color w:val="000000" w:themeColor="text1"/>
-        </w:rPr>
-      </w:pPr>
-    </w:p>
-    <w:p>
-      <w:pPr>
-        <w:pStyle w:val="BodyText"/>
-        <w:rPr>
-          <w:color w:val="000000" w:themeColor="text1"/>
-        </w:rPr>
-      </w:pPr>
-      <w:r>
-        <w:rPr>
-          <w:b/>
-          <w:bCs/>
-          <w:color w:val="000000" w:themeColor="text1"/>
-        </w:rPr>
-        <w:lastRenderedPageBreak/>
-        <w:t>Figure B.2: the fingerprints, as a picture (t-SNE).</w:t>
-      </w:r>
-    </w:p>
-    <w:p>
-      <w:pPr>
-        <w:pStyle w:val="BodyText"/>
-        <w:rPr>
           <w:color w:val="000000" w:themeColor="text1"/>
         </w:rPr>
       </w:pPr>
@@ -6124,9 +6450,17 @@
           <w:color w:val="000000" w:themeColor="text1"/>
         </w:rPr>
         <w:drawing>
-          <wp:inline distT="0" distB="0" distL="0" distR="0" wp14:anchorId="5D70D4C3" wp14:editId="79236EDE">
-            <wp:extent cx="5082363" cy="4572000"/>
+          <wp:anchor distT="0" distB="0" distL="114300" distR="114300" simplePos="0" relativeHeight="251667456" behindDoc="0" locked="0" layoutInCell="1" allowOverlap="1" wp14:anchorId="5D70D4C3" wp14:editId="5400375E">
+            <wp:simplePos x="0" y="0"/>
+            <wp:positionH relativeFrom="column">
+              <wp:posOffset>-10633</wp:posOffset>
+            </wp:positionH>
+            <wp:positionV relativeFrom="paragraph">
+              <wp:posOffset>273995</wp:posOffset>
+            </wp:positionV>
+            <wp:extent cx="3625703" cy="3274828"/>
             <wp:effectExtent l="0" t="0" r="0" b="0"/>
+            <wp:wrapNone/>
             <wp:docPr id="32" name="Picture" descr="The 16 held-out people’s fingerprints squashed to two dimensions, coloured by person."/>
             <wp:cNvGraphicFramePr/>
             <a:graphic xmlns:a="http://schemas.openxmlformats.org/drawingml/2006/main">
@@ -6139,7 +6473,13 @@
                     </pic:cNvPicPr>
                   </pic:nvPicPr>
                   <pic:blipFill>
-                    <a:blip r:embed="rId11"/>
+                    <a:blip r:embed="rId11" cstate="print">
+                      <a:extLst>
+                        <a:ext uri="{28A0092B-C50C-407E-A947-70E740481C1C}">
+                          <a14:useLocalDpi xmlns:a14="http://schemas.microsoft.com/office/drawing/2010/main" val="0"/>
+                        </a:ext>
+                      </a:extLst>
+                    </a:blip>
                     <a:stretch>
                       <a:fillRect/>
                     </a:stretch>
@@ -6147,7 +6487,7 @@
                   <pic:spPr bwMode="auto">
                     <a:xfrm>
                       <a:off x="0" y="0"/>
-                      <a:ext cx="5268405" cy="4739360"/>
+                      <a:ext cx="3638816" cy="3286672"/>
                     </a:xfrm>
                     <a:prstGeom prst="rect">
                       <a:avLst/>
@@ -6162,9 +6502,23 @@
                 </pic:pic>
               </a:graphicData>
             </a:graphic>
-          </wp:inline>
+            <wp14:sizeRelH relativeFrom="margin">
+              <wp14:pctWidth>0</wp14:pctWidth>
+            </wp14:sizeRelH>
+            <wp14:sizeRelV relativeFrom="margin">
+              <wp14:pctHeight>0</wp14:pctHeight>
+            </wp14:sizeRelV>
+          </wp:anchor>
         </w:drawing>
       </w:r>
+      <w:r>
+        <w:rPr>
+          <w:b/>
+          <w:bCs/>
+          <w:color w:val="000000" w:themeColor="text1"/>
+        </w:rPr>
+        <w:t>Figure B.2: the fingerprints, as a picture (t-SNE).</w:t>
+      </w:r>
     </w:p>
     <w:p>
       <w:pPr>
@@ -6173,12 +6527,126 @@
           <w:color w:val="000000" w:themeColor="text1"/>
         </w:rPr>
       </w:pPr>
-      <w:r>
+    </w:p>
+    <w:p>
+      <w:pPr>
+        <w:pStyle w:val="BodyText"/>
         <w:rPr>
           <w:i/>
           <w:iCs/>
           <w:color w:val="000000" w:themeColor="text1"/>
         </w:rPr>
+      </w:pPr>
+    </w:p>
+    <w:p>
+      <w:pPr>
+        <w:pStyle w:val="BodyText"/>
+        <w:rPr>
+          <w:i/>
+          <w:iCs/>
+          <w:color w:val="000000" w:themeColor="text1"/>
+        </w:rPr>
+      </w:pPr>
+    </w:p>
+    <w:p>
+      <w:pPr>
+        <w:pStyle w:val="BodyText"/>
+        <w:rPr>
+          <w:i/>
+          <w:iCs/>
+          <w:color w:val="000000" w:themeColor="text1"/>
+        </w:rPr>
+      </w:pPr>
+    </w:p>
+    <w:p>
+      <w:pPr>
+        <w:pStyle w:val="BodyText"/>
+        <w:rPr>
+          <w:i/>
+          <w:iCs/>
+          <w:color w:val="000000" w:themeColor="text1"/>
+        </w:rPr>
+      </w:pPr>
+    </w:p>
+    <w:p>
+      <w:pPr>
+        <w:pStyle w:val="BodyText"/>
+        <w:rPr>
+          <w:i/>
+          <w:iCs/>
+          <w:color w:val="000000" w:themeColor="text1"/>
+        </w:rPr>
+      </w:pPr>
+    </w:p>
+    <w:p>
+      <w:pPr>
+        <w:pStyle w:val="BodyText"/>
+        <w:rPr>
+          <w:i/>
+          <w:iCs/>
+          <w:color w:val="000000" w:themeColor="text1"/>
+        </w:rPr>
+      </w:pPr>
+    </w:p>
+    <w:p>
+      <w:pPr>
+        <w:pStyle w:val="BodyText"/>
+        <w:rPr>
+          <w:i/>
+          <w:iCs/>
+          <w:color w:val="000000" w:themeColor="text1"/>
+        </w:rPr>
+      </w:pPr>
+    </w:p>
+    <w:p>
+      <w:pPr>
+        <w:pStyle w:val="BodyText"/>
+        <w:rPr>
+          <w:i/>
+          <w:iCs/>
+          <w:color w:val="000000" w:themeColor="text1"/>
+        </w:rPr>
+      </w:pPr>
+    </w:p>
+    <w:p>
+      <w:pPr>
+        <w:pStyle w:val="BodyText"/>
+        <w:rPr>
+          <w:i/>
+          <w:iCs/>
+          <w:color w:val="000000" w:themeColor="text1"/>
+        </w:rPr>
+      </w:pPr>
+      <w:r>
+        <w:rPr>
+          <w:i/>
+          <w:iCs/>
+          <w:color w:val="000000" w:themeColor="text1"/>
+        </w:rPr>
+        <w:br/>
+      </w:r>
+      <w:r>
+        <w:rPr>
+          <w:i/>
+          <w:iCs/>
+          <w:color w:val="000000" w:themeColor="text1"/>
+        </w:rPr>
+        <w:br/>
+      </w:r>
+    </w:p>
+    <w:p>
+      <w:pPr>
+        <w:pStyle w:val="BodyText"/>
+        <w:rPr>
+          <w:color w:val="000000" w:themeColor="text1"/>
+        </w:rPr>
+      </w:pPr>
+      <w:r>
+        <w:rPr>
+          <w:i/>
+          <w:iCs/>
+          <w:color w:val="000000" w:themeColor="text1"/>
+        </w:rPr>
         <w:t>Each person’s 128-number fingerprints, squashed to a 2-D picture and coloured by person. Several people form tight, well-separated clusters though the model never trained on them; the muddy middle matches the hard-to-recognise people.</w:t>
       </w:r>
     </w:p>
@@ -6195,7 +6663,14 @@
         <w:rPr>
           <w:color w:val="000000" w:themeColor="text1"/>
         </w:rPr>
-        <w:t>Appendix C: Technical specification</w:t>
+        <w:lastRenderedPageBreak/>
+        <w:t>A</w:t>
+      </w:r>
+      <w:r>
+        <w:rPr>
+          <w:color w:val="000000" w:themeColor="text1"/>
+        </w:rPr>
+        <w:t>ppendix C: Technical specification</w:t>
       </w:r>
     </w:p>
     <w:p>
@@ -6263,9 +6738,9 @@
           <w:bCs/>
           <w:color w:val="000000" w:themeColor="text1"/>
         </w:rPr>
-        <w:lastRenderedPageBreak/>
         <w:t>Encoder (</w:t>
       </w:r>
+      <w:proofErr w:type="spellStart"/>
       <w:r>
         <w:rPr>
           <w:rStyle w:val="VerbatimChar"/>
@@ -6275,6 +6750,7 @@
         </w:rPr>
         <w:t>KeystrokeEncoder</w:t>
       </w:r>
+      <w:proofErr w:type="spellEnd"/>
       <w:r>
         <w:rPr>
           <w:b/>
@@ -6422,60 +6898,69 @@
           <w:iCs/>
           <w:color w:val="000000" w:themeColor="text1"/>
         </w:rPr>
-        <w:t xml:space="preserve">–Wolf shrinkage solves a small-sample problem. With only about 12 enrolment samples in 128 dimensions, the covariance matrix a </w:t>
-      </w:r>
-      <w:proofErr w:type="spellStart"/>
+        <w:t xml:space="preserve">–Wolf shrinkage [6] solves a small-sample problem. With only </w:t>
+      </w:r>
       <w:r>
         <w:rPr>
           <w:i/>
           <w:iCs/>
           <w:color w:val="000000" w:themeColor="text1"/>
         </w:rPr>
-        <w:t>Mahalanobis</w:t>
-      </w:r>
-      <w:proofErr w:type="spellEnd"/>
+        <w:lastRenderedPageBreak/>
+        <w:t xml:space="preserve">about 12 enrolment samples in 128 dimensions, the covariance matrix a </w:t>
+      </w:r>
+      <w:proofErr w:type="spellStart"/>
       <w:r>
         <w:rPr>
           <w:i/>
           <w:iCs/>
           <w:color w:val="000000" w:themeColor="text1"/>
         </w:rPr>
-        <w:t xml:space="preserve"> distance needs is highly unstable and often not invertible, so I blend it toward a well-behaved target, just enough to guarantee a stable, invertible matrix. This is why the </w:t>
-      </w:r>
-      <w:proofErr w:type="spellStart"/>
+        <w:t>Mahalanobis</w:t>
+      </w:r>
+      <w:proofErr w:type="spellEnd"/>
       <w:r>
         <w:rPr>
           <w:i/>
           <w:iCs/>
           <w:color w:val="000000" w:themeColor="text1"/>
         </w:rPr>
-        <w:t>Mahalanobis</w:t>
-      </w:r>
-      <w:proofErr w:type="spellEnd"/>
+        <w:t xml:space="preserve"> distance needs is highly unstable and often not invertible, so I blend it toward a well-behaved target, just enough to guarantee a stable, invertible matrix. This is why the </w:t>
+      </w:r>
+      <w:proofErr w:type="spellStart"/>
       <w:r>
         <w:rPr>
           <w:i/>
           <w:iCs/>
           <w:color w:val="000000" w:themeColor="text1"/>
         </w:rPr>
-        <w:t xml:space="preserve"> term carries the ensemble: it is the only one of the three distances that captures how a person's typing dimensions co-vary, not merely how far each </w:t>
-      </w:r>
-      <w:proofErr w:type="gramStart"/>
+        <w:t>Mahalanobis</w:t>
+      </w:r>
+      <w:proofErr w:type="spellEnd"/>
       <w:r>
         <w:rPr>
           <w:i/>
           <w:iCs/>
           <w:color w:val="000000" w:themeColor="text1"/>
         </w:rPr>
-        <w:t>sits</w:t>
-      </w:r>
-      <w:proofErr w:type="gramEnd"/>
+        <w:t xml:space="preserve"> term carries the ensemble: it is the only one of the three distances that captures how a person's typing dimensions co-vary, not merely how far each </w:t>
+      </w:r>
+      <w:proofErr w:type="gramStart"/>
       <w:r>
         <w:rPr>
           <w:i/>
           <w:iCs/>
           <w:color w:val="000000" w:themeColor="text1"/>
         </w:rPr>
+        <w:t>sits</w:t>
+      </w:r>
+      <w:proofErr w:type="gramEnd"/>
+      <w:r>
+        <w:rPr>
+          <w:i/>
+          <w:iCs/>
+          <w:color w:val="000000" w:themeColor="text1"/>
+        </w:rPr>
         <w:t xml:space="preserve"> from their average.</w:t>
       </w:r>
     </w:p>
@@ -6540,14 +7025,7 @@
         <w:rPr>
           <w:color w:val="000000" w:themeColor="text1"/>
         </w:rPr>
-        <w:t xml:space="preserve">, matching the 2009 baseline’s methodology, not the pooled-score EER, which mixes subjects with different score scales </w:t>
-      </w:r>
-      <w:r>
-        <w:rPr>
-          <w:color w:val="000000" w:themeColor="text1"/>
-        </w:rPr>
-        <w:lastRenderedPageBreak/>
-        <w:t xml:space="preserve">(pooled, seed 42: 16.1%). Two scorers (scaled-Manhattan headline; full ensemble secondary), never cross-compared. Seeds 42/43/44 for the headline; 14 seeds for the ensemble-vs-primary comparison, where the ensemble wins 14/14 (Wilcoxon signed-rank </w:t>
+        <w:t xml:space="preserve">, matching the 2009 baseline’s methodology, not the pooled-score EER, which mixes subjects with different score scales (pooled, seed 42: 16.1%). Two scorers (scaled-Manhattan headline; full ensemble secondary), never cross-compared. Seeds 42/43/44 for the headline; 14 seeds for the ensemble-vs-primary comparison, where the ensemble wins 14/14 (Wilcoxon signed-rank </w:t>
       </w:r>
       <w:r>
         <w:rPr>
@@ -6621,6 +7099,14 @@
           <w:color w:val="000000" w:themeColor="text1"/>
         </w:rPr>
       </w:pPr>
+      <w:r>
+        <w:rPr>
+          <w:b/>
+          <w:bCs/>
+          <w:color w:val="000000" w:themeColor="text1"/>
+        </w:rPr>
+        <w:br/>
+      </w:r>
       <w:r>
         <w:rPr>
           <w:b/>
@@ -6939,6 +7425,19 @@
         <w:rPr>
           <w:color w:val="000000" w:themeColor="text1"/>
         </w:rPr>
+        <w:br/>
+      </w:r>
+      <w:r>
+        <w:rPr>
+          <w:color w:val="000000" w:themeColor="text1"/>
+        </w:rPr>
+        <w:br/>
+      </w:r>
+      <w:r>
+        <w:rPr>
+          <w:color w:val="000000" w:themeColor="text1"/>
+        </w:rPr>
+        <w:lastRenderedPageBreak/>
         <w:t>The validation “winner” (120 epochs) scored 0.1610 ± 0.0866 / 0.1128 ± 0.0378 on the real test, worse and less stable than the original’s 0.1422 ± 0.0279 / 0.1016 ± 0.0097, with one seed at 0.284. Training loss saturates at the margin in every row: the bottleneck is the 11-key password, not the optimisation.</w:t>
       </w:r>
     </w:p>
@@ -7839,7 +8338,6 @@
     <w:next w:val="BodyText"/>
     <w:link w:val="Heading2Char"/>
     <w:uiPriority w:val="9"/>
-    <w:semiHidden/>
     <w:unhideWhenUsed/>
     <w:qFormat/>
     <w:rsid w:val="00A10FD9"/>
@@ -8014,6 +8512,7 @@
   <w:style w:type="character" w:default="1" w:styleId="DefaultParagraphFont">
     <w:name w:val="Default Paragraph Font"/>
     <w:uiPriority w:val="1"/>
+    <w:semiHidden/>
     <w:unhideWhenUsed/>
   </w:style>
   <w:style w:type="table" w:default="1" w:styleId="TableNormal">
@@ -8206,7 +8705,6 @@
     <w:basedOn w:val="DefaultParagraphFont"/>
     <w:link w:val="Heading2"/>
     <w:uiPriority w:val="9"/>
-    <w:semiHidden/>
     <w:rsid w:val="00A10FD9"/>
     <w:rPr>
       <w:rFonts w:asciiTheme="majorHAnsi" w:eastAsiaTheme="majorEastAsia" w:hAnsiTheme="majorHAnsi" w:cstheme="majorBidi"/>
